--- a/docs/Web Tracking Apache Module.docx
+++ b/docs/Web Tracking Apache Module.docx
@@ -164,7 +164,7 @@
                     <w:pict w14:anchorId="1090F1A5">
                       <v:shape id="_x0000_i1032" type="#_x0000_t136" style="width:111.75pt;height:20.25pt" fillcolor="#ffc000" strokecolor="#161616">
                         <v:shadow on="t" opacity="52429f"/>
-                        <v:textpath style="font-family:&quot;Arial Black&quot;;font-size:14pt;font-style:italic;v-text-kern:t" trim="t" fitpath="t" string="Version 2025.5.27.1"/>
+                        <v:textpath style="font-family:&quot;Arial Black&quot;;font-size:14pt;font-style:italic;v-text-kern:t" trim="t" fitpath="t" string="Version 2026.2.26.1"/>
                       </v:shape>
                     </w:pict>
                   </w:r>
@@ -285,7 +285,7 @@
                       <w:rFonts w:eastAsia="Calibri"/>
                       <w:noProof/>
                     </w:rPr>
-                    <w:t>June 12, 2025</w:t>
+                    <w:t>February 26, 2026</w:t>
                   </w:r>
                   <w:r>
                     <w:rPr>
@@ -343,7 +343,7 @@
       <w:r>
         <w:fldChar w:fldCharType="separate"/>
       </w:r>
-      <w:hyperlink w:anchor="_Toc200622274" w:history="1">
+      <w:hyperlink w:anchor="_Toc223010752" w:history="1">
         <w:r>
           <w:rPr>
             <w:rStyle w:val="Collegamentoipertestuale"/>
@@ -385,7 +385,7 @@
             <w:noProof/>
             <w:webHidden/>
           </w:rPr>
-          <w:instrText xml:space="preserve"> PAGEREF _Toc200622274 \h </w:instrText>
+          <w:instrText xml:space="preserve"> PAGEREF _Toc223010752 \h </w:instrText>
         </w:r>
         <w:r>
           <w:rPr>
@@ -429,7 +429,7 @@
           <w:lang w:val="it-IT" w:eastAsia="it-IT"/>
         </w:rPr>
       </w:pPr>
-      <w:hyperlink w:anchor="_Toc200622275" w:history="1">
+      <w:hyperlink w:anchor="_Toc223010753" w:history="1">
         <w:r>
           <w:rPr>
             <w:rStyle w:val="Collegamentoipertestuale"/>
@@ -471,7 +471,7 @@
             <w:noProof/>
             <w:webHidden/>
           </w:rPr>
-          <w:instrText xml:space="preserve"> PAGEREF _Toc200622275 \h </w:instrText>
+          <w:instrText xml:space="preserve"> PAGEREF _Toc223010753 \h </w:instrText>
         </w:r>
         <w:r>
           <w:rPr>
@@ -515,7 +515,7 @@
           <w:lang w:val="it-IT" w:eastAsia="it-IT"/>
         </w:rPr>
       </w:pPr>
-      <w:hyperlink w:anchor="_Toc200622276" w:history="1">
+      <w:hyperlink w:anchor="_Toc223010754" w:history="1">
         <w:r>
           <w:rPr>
             <w:rStyle w:val="Collegamentoipertestuale"/>
@@ -557,7 +557,7 @@
             <w:noProof/>
             <w:webHidden/>
           </w:rPr>
-          <w:instrText xml:space="preserve"> PAGEREF _Toc200622276 \h </w:instrText>
+          <w:instrText xml:space="preserve"> PAGEREF _Toc223010754 \h </w:instrText>
         </w:r>
         <w:r>
           <w:rPr>
@@ -601,7 +601,7 @@
           <w:lang w:val="it-IT" w:eastAsia="it-IT"/>
         </w:rPr>
       </w:pPr>
-      <w:hyperlink w:anchor="_Toc200622277" w:history="1">
+      <w:hyperlink w:anchor="_Toc223010755" w:history="1">
         <w:r>
           <w:rPr>
             <w:rStyle w:val="Collegamentoipertestuale"/>
@@ -643,7 +643,7 @@
             <w:noProof/>
             <w:webHidden/>
           </w:rPr>
-          <w:instrText xml:space="preserve"> PAGEREF _Toc200622277 \h </w:instrText>
+          <w:instrText xml:space="preserve"> PAGEREF _Toc223010755 \h </w:instrText>
         </w:r>
         <w:r>
           <w:rPr>
@@ -687,7 +687,7 @@
           <w:lang w:val="it-IT" w:eastAsia="it-IT"/>
         </w:rPr>
       </w:pPr>
-      <w:hyperlink w:anchor="_Toc200622278" w:history="1">
+      <w:hyperlink w:anchor="_Toc223010756" w:history="1">
         <w:r>
           <w:rPr>
             <w:rStyle w:val="Collegamentoipertestuale"/>
@@ -729,7 +729,7 @@
             <w:noProof/>
             <w:webHidden/>
           </w:rPr>
-          <w:instrText xml:space="preserve"> PAGEREF _Toc200622278 \h </w:instrText>
+          <w:instrText xml:space="preserve"> PAGEREF _Toc223010756 \h </w:instrText>
         </w:r>
         <w:r>
           <w:rPr>
@@ -749,7 +749,7 @@
             <w:noProof/>
             <w:webHidden/>
           </w:rPr>
-          <w:t>19</w:t>
+          <w:t>20</w:t>
         </w:r>
         <w:r>
           <w:rPr>
@@ -773,7 +773,7 @@
           <w:lang w:val="it-IT" w:eastAsia="it-IT"/>
         </w:rPr>
       </w:pPr>
-      <w:hyperlink w:anchor="_Toc200622279" w:history="1">
+      <w:hyperlink w:anchor="_Toc223010757" w:history="1">
         <w:r>
           <w:rPr>
             <w:rStyle w:val="Collegamentoipertestuale"/>
@@ -815,7 +815,7 @@
             <w:noProof/>
             <w:webHidden/>
           </w:rPr>
-          <w:instrText xml:space="preserve"> PAGEREF _Toc200622279 \h </w:instrText>
+          <w:instrText xml:space="preserve"> PAGEREF _Toc223010757 \h </w:instrText>
         </w:r>
         <w:r>
           <w:rPr>
@@ -835,7 +835,7 @@
             <w:noProof/>
             <w:webHidden/>
           </w:rPr>
-          <w:t>34</w:t>
+          <w:t>36</w:t>
         </w:r>
         <w:r>
           <w:rPr>
@@ -859,7 +859,7 @@
           <w:lang w:val="it-IT" w:eastAsia="it-IT"/>
         </w:rPr>
       </w:pPr>
-      <w:hyperlink w:anchor="_Toc200622280" w:history="1">
+      <w:hyperlink w:anchor="_Toc223010758" w:history="1">
         <w:r>
           <w:rPr>
             <w:rStyle w:val="Collegamentoipertestuale"/>
@@ -901,7 +901,7 @@
             <w:noProof/>
             <w:webHidden/>
           </w:rPr>
-          <w:instrText xml:space="preserve"> PAGEREF _Toc200622280 \h </w:instrText>
+          <w:instrText xml:space="preserve"> PAGEREF _Toc223010758 \h </w:instrText>
         </w:r>
         <w:r>
           <w:rPr>
@@ -921,7 +921,7 @@
             <w:noProof/>
             <w:webHidden/>
           </w:rPr>
-          <w:t>36</w:t>
+          <w:t>38</w:t>
         </w:r>
         <w:r>
           <w:rPr>
@@ -945,7 +945,7 @@
           <w:lang w:val="it-IT" w:eastAsia="it-IT"/>
         </w:rPr>
       </w:pPr>
-      <w:hyperlink w:anchor="_Toc200622281" w:history="1">
+      <w:hyperlink w:anchor="_Toc223010759" w:history="1">
         <w:r>
           <w:rPr>
             <w:rStyle w:val="Collegamentoipertestuale"/>
@@ -987,7 +987,7 @@
             <w:noProof/>
             <w:webHidden/>
           </w:rPr>
-          <w:instrText xml:space="preserve"> PAGEREF _Toc200622281 \h </w:instrText>
+          <w:instrText xml:space="preserve"> PAGEREF _Toc223010759 \h </w:instrText>
         </w:r>
         <w:r>
           <w:rPr>
@@ -1007,7 +1007,7 @@
             <w:noProof/>
             <w:webHidden/>
           </w:rPr>
-          <w:t>40</w:t>
+          <w:t>42</w:t>
         </w:r>
         <w:r>
           <w:rPr>
@@ -1031,7 +1031,7 @@
           <w:lang w:val="it-IT" w:eastAsia="it-IT"/>
         </w:rPr>
       </w:pPr>
-      <w:hyperlink w:anchor="_Toc200622282" w:history="1">
+      <w:hyperlink w:anchor="_Toc223010760" w:history="1">
         <w:r>
           <w:rPr>
             <w:rStyle w:val="Collegamentoipertestuale"/>
@@ -1075,7 +1075,7 @@
             <w:noProof/>
             <w:webHidden/>
           </w:rPr>
-          <w:instrText xml:space="preserve"> PAGEREF _Toc200622282 \h </w:instrText>
+          <w:instrText xml:space="preserve"> PAGEREF _Toc223010760 \h </w:instrText>
         </w:r>
         <w:r>
           <w:rPr>
@@ -1095,7 +1095,7 @@
             <w:noProof/>
             <w:webHidden/>
           </w:rPr>
-          <w:t>43</w:t>
+          <w:t>45</w:t>
         </w:r>
         <w:r>
           <w:rPr>
@@ -1121,12 +1121,10 @@
       <w:pPr>
         <w:pStyle w:val="Titolo1"/>
       </w:pPr>
-      <w:bookmarkStart w:id="0" w:name="_GoBack"/>
-      <w:bookmarkEnd w:id="0"/>
       <w:r>
         <w:br w:type="page"/>
       </w:r>
-      <w:bookmarkStart w:id="1" w:name="_Toc200622274"/>
+      <w:bookmarkStart w:id="0" w:name="_Toc223010752"/>
       <w:r>
         <w:rPr>
           <w:lang w:val="en-US"/>
@@ -1134,7 +1132,7 @@
         <w:lastRenderedPageBreak/>
         <w:t>Overview</w:t>
       </w:r>
-      <w:bookmarkEnd w:id="1"/>
+      <w:bookmarkEnd w:id="0"/>
     </w:p>
     <w:p>
       <w:pPr>
@@ -1342,7 +1340,7 @@
         <w:rPr>
           <w:lang w:val="en-US"/>
         </w:rPr>
-        <w:t>14.2.1 20250110 (Red Hat 14.2.1-7)</w:t>
+        <w:t>15.1.1 20250521 (Red Hat 15.1.1-2)</w:t>
       </w:r>
       <w:r>
         <w:rPr>
@@ -1465,7 +1463,7 @@
         </w:rPr>
         <w:br w:type="page"/>
       </w:r>
-      <w:bookmarkStart w:id="2" w:name="_Toc200622275"/>
+      <w:bookmarkStart w:id="1" w:name="_Toc223010753"/>
       <w:r>
         <w:rPr>
           <w:lang w:val="en-US"/>
@@ -1473,7 +1471,7 @@
         <w:lastRenderedPageBreak/>
         <w:t>Requirements</w:t>
       </w:r>
-      <w:bookmarkEnd w:id="2"/>
+      <w:bookmarkEnd w:id="1"/>
     </w:p>
     <w:p>
       <w:pPr>
@@ -4709,7 +4707,7 @@
         </w:rPr>
         <w:br w:type="page"/>
       </w:r>
-      <w:bookmarkStart w:id="3" w:name="_Toc200622276"/>
+      <w:bookmarkStart w:id="2" w:name="_Toc223010754"/>
       <w:r>
         <w:rPr>
           <w:lang w:val="en-US"/>
@@ -4717,7 +4715,7 @@
         <w:lastRenderedPageBreak/>
         <w:t>Features</w:t>
       </w:r>
-      <w:bookmarkEnd w:id="3"/>
+      <w:bookmarkEnd w:id="2"/>
     </w:p>
     <w:p>
       <w:pPr>
@@ -4875,13 +4873,13 @@
           <w:bCs/>
           <w:lang w:val="en-US"/>
         </w:rPr>
-        <w:t>Enable Tracking for Specific URIs:</w:t>
-      </w:r>
-      <w:r>
-        <w:rPr>
-          <w:lang w:val="en-US"/>
-        </w:rPr>
-        <w:t xml:space="preserve"> Specify which URIs should have web tracking enabled.</w:t>
+        <w:t>Enable Tracking for Specific URL Patterns:</w:t>
+      </w:r>
+      <w:r>
+        <w:rPr>
+          <w:lang w:val="en-US"/>
+        </w:rPr>
+        <w:t xml:space="preserve"> Specify which URL patterns should have web tracking enabled.</w:t>
       </w:r>
     </w:p>
     <w:p>
@@ -4900,13 +4898,13 @@
           <w:bCs/>
           <w:lang w:val="en-US"/>
         </w:rPr>
-        <w:t>Exclude Specific URIs:</w:t>
-      </w:r>
-      <w:r>
-        <w:rPr>
-          <w:lang w:val="en-US"/>
-        </w:rPr>
-        <w:t xml:space="preserve"> Define URIs to exclude from tracking, even if they are included in the enabled list.</w:t>
+        <w:t>Enable Tracking for Specific URIs:</w:t>
+      </w:r>
+      <w:r>
+        <w:rPr>
+          <w:lang w:val="en-US"/>
+        </w:rPr>
+        <w:t xml:space="preserve"> Specify which URIs should have web tracking enabled.</w:t>
       </w:r>
     </w:p>
     <w:p>
@@ -4925,13 +4923,13 @@
           <w:bCs/>
           <w:lang w:val="en-US"/>
         </w:rPr>
-        <w:t>Disable Tracking Based on Headers:</w:t>
-      </w:r>
-      <w:r>
-        <w:rPr>
-          <w:lang w:val="en-US"/>
-        </w:rPr>
-        <w:t xml:space="preserve"> Specify request headers whose presence will disable tracking for individual requests.</w:t>
+        <w:t>Exclude Specific URIs:</w:t>
+      </w:r>
+      <w:r>
+        <w:rPr>
+          <w:lang w:val="en-US"/>
+        </w:rPr>
+        <w:t xml:space="preserve"> Define URIs to exclude from tracking, even if they are included in the enabled list.</w:t>
       </w:r>
     </w:p>
     <w:p>
@@ -4950,13 +4948,13 @@
           <w:bCs/>
           <w:lang w:val="en-US"/>
         </w:rPr>
-        <w:t>Host Header Values:</w:t>
-      </w:r>
-      <w:r>
-        <w:rPr>
-          <w:lang w:val="en-US"/>
-        </w:rPr>
-        <w:t xml:space="preserve"> Define values of the host header for which tracking must be enabled.</w:t>
+        <w:t>Disable Tracking Based on Headers:</w:t>
+      </w:r>
+      <w:r>
+        <w:rPr>
+          <w:lang w:val="en-US"/>
+        </w:rPr>
+        <w:t xml:space="preserve"> Specify request headers whose presence will disable tracking for individual requests.</w:t>
       </w:r>
     </w:p>
     <w:p>
@@ -4975,13 +4973,13 @@
           <w:bCs/>
           <w:lang w:val="en-US"/>
         </w:rPr>
-        <w:t>Scheme-Based Tracking:</w:t>
-      </w:r>
-      <w:r>
-        <w:rPr>
-          <w:lang w:val="en-US"/>
-        </w:rPr>
-        <w:t xml:space="preserve"> Enable or disable tracking based on the scheme (HTTP or HTTPS).</w:t>
+        <w:t>Host Header Values:</w:t>
+      </w:r>
+      <w:r>
+        <w:rPr>
+          <w:lang w:val="en-US"/>
+        </w:rPr>
+        <w:t xml:space="preserve"> Define values of the host header for which tracking must be enabled.</w:t>
       </w:r>
     </w:p>
     <w:p>
@@ -5000,13 +4998,13 @@
           <w:bCs/>
           <w:lang w:val="en-US"/>
         </w:rPr>
-        <w:t>Remote IPs:</w:t>
-      </w:r>
-      <w:r>
-        <w:rPr>
-          <w:lang w:val="en-US"/>
-        </w:rPr>
-        <w:t xml:space="preserve"> Specify remote IPs or source addresses for which tracking should be disabled.</w:t>
+        <w:t>Scheme-Based Tracking:</w:t>
+      </w:r>
+      <w:r>
+        <w:rPr>
+          <w:lang w:val="en-US"/>
+        </w:rPr>
+        <w:t xml:space="preserve"> Enable or disable tracking based on the scheme (HTTP or HTTPS).</w:t>
       </w:r>
     </w:p>
     <w:p>
@@ -5025,13 +5023,13 @@
           <w:bCs/>
           <w:lang w:val="en-US"/>
         </w:rPr>
-        <w:t>Real Client IP Tracking:</w:t>
-      </w:r>
-      <w:r>
-        <w:rPr>
-          <w:lang w:val="en-US"/>
-        </w:rPr>
-        <w:t xml:space="preserve"> Enable tracking of the real client IP when a reverse proxy is in front of the web server.</w:t>
+        <w:t>Remote IPs:</w:t>
+      </w:r>
+      <w:r>
+        <w:rPr>
+          <w:lang w:val="en-US"/>
+        </w:rPr>
+        <w:t xml:space="preserve"> Specify remote IPs or source addresses for which tracking should be disabled.</w:t>
       </w:r>
     </w:p>
     <w:p>
@@ -5050,13 +5048,13 @@
           <w:bCs/>
           <w:lang w:val="en-US"/>
         </w:rPr>
-        <w:t>Proxy SSL Offloading:</w:t>
-      </w:r>
-      <w:r>
-        <w:rPr>
-          <w:lang w:val="en-US"/>
-        </w:rPr>
-        <w:t xml:space="preserve"> Define headers indicating that the real incoming request has an HTTPS scheme, even if the forwarded request shows an HTTP scheme.</w:t>
+        <w:t>Real Client IP Tracking:</w:t>
+      </w:r>
+      <w:r>
+        <w:rPr>
+          <w:lang w:val="en-US"/>
+        </w:rPr>
+        <w:t xml:space="preserve"> Enable tracking of the real client IP when a reverse proxy is in front of the web server.</w:t>
       </w:r>
     </w:p>
     <w:p>
@@ -5075,13 +5073,13 @@
           <w:bCs/>
           <w:lang w:val="en-US"/>
         </w:rPr>
-        <w:t>Exclude Headers:</w:t>
-      </w:r>
-      <w:r>
-        <w:rPr>
-          <w:lang w:val="en-US"/>
-        </w:rPr>
-        <w:t xml:space="preserve"> Specify headers to exclude from the request and/or response.</w:t>
+        <w:t>Proxy SSL Offloading:</w:t>
+      </w:r>
+      <w:r>
+        <w:rPr>
+          <w:lang w:val="en-US"/>
+        </w:rPr>
+        <w:t xml:space="preserve"> Define headers indicating that the real incoming request has an HTTPS scheme, even if the forwarded request shows an HTTP scheme.</w:t>
       </w:r>
     </w:p>
     <w:p>
@@ -5100,13 +5098,13 @@
           <w:bCs/>
           <w:lang w:val="en-US"/>
         </w:rPr>
-        <w:t>Non-Reporting Headers:</w:t>
-      </w:r>
-      <w:r>
-        <w:rPr>
-          <w:lang w:val="en-US"/>
-        </w:rPr>
-        <w:t xml:space="preserve"> Define headers that should not report their values in the request and/or response.</w:t>
+        <w:t>Exclude Headers:</w:t>
+      </w:r>
+      <w:r>
+        <w:rPr>
+          <w:lang w:val="en-US"/>
+        </w:rPr>
+        <w:t xml:space="preserve"> Specify headers to exclude from the request and/or response.</w:t>
       </w:r>
     </w:p>
     <w:p>
@@ -5125,13 +5123,13 @@
           <w:bCs/>
           <w:lang w:val="en-US"/>
         </w:rPr>
-        <w:t>Body Tracking for URIs:</w:t>
-      </w:r>
-      <w:r>
-        <w:rPr>
-          <w:lang w:val="en-US"/>
-        </w:rPr>
-        <w:t xml:space="preserve"> Enable or disable tracking of the request/response body for specific URIs.</w:t>
+        <w:t>Non-Reporting Headers:</w:t>
+      </w:r>
+      <w:r>
+        <w:rPr>
+          <w:lang w:val="en-US"/>
+        </w:rPr>
+        <w:t xml:space="preserve"> Define headers that should not report their values in the request and/or response.</w:t>
       </w:r>
     </w:p>
     <w:p>
@@ -5151,13 +5149,13 @@
           <w:lang w:val="en-US"/>
         </w:rPr>
         <w:lastRenderedPageBreak/>
-        <w:t>Size Limit:</w:t>
-      </w:r>
-      <w:r>
-        <w:rPr>
-          <w:lang w:val="en-US"/>
-        </w:rPr>
-        <w:t xml:space="preserve"> Define a size limit for tracking the request/response body.</w:t>
+        <w:t>Body Tracking for URIs:</w:t>
+      </w:r>
+      <w:r>
+        <w:rPr>
+          <w:lang w:val="en-US"/>
+        </w:rPr>
+        <w:t xml:space="preserve"> Enable or disable tracking of the request/response body for specific URIs.</w:t>
       </w:r>
     </w:p>
     <w:p>
@@ -5176,13 +5174,13 @@
           <w:bCs/>
           <w:lang w:val="en-US"/>
         </w:rPr>
-        <w:t>POST Parameters:</w:t>
-      </w:r>
-      <w:r>
-        <w:rPr>
-          <w:lang w:val="en-US"/>
-        </w:rPr>
-        <w:t xml:space="preserve"> Specify POST parameters that should not be tracked in the request record.</w:t>
+        <w:t>Size Limit:</w:t>
+      </w:r>
+      <w:r>
+        <w:rPr>
+          <w:lang w:val="en-US"/>
+        </w:rPr>
+        <w:t xml:space="preserve"> Define a size limit for tracking the request/response body.</w:t>
       </w:r>
     </w:p>
     <w:p>
@@ -5201,13 +5199,13 @@
           <w:bCs/>
           <w:lang w:val="en-US"/>
         </w:rPr>
-        <w:t>Data File Path:</w:t>
-      </w:r>
-      <w:r>
-        <w:rPr>
-          <w:lang w:val="en-US"/>
-        </w:rPr>
-        <w:t xml:space="preserve"> Define the folder path where tracking data files should be saved.</w:t>
+        <w:t>POST Parameters:</w:t>
+      </w:r>
+      <w:r>
+        <w:rPr>
+          <w:lang w:val="en-US"/>
+        </w:rPr>
+        <w:t xml:space="preserve"> Specify POST parameters that should not be tracked in the request record.</w:t>
       </w:r>
     </w:p>
     <w:p>
@@ -5226,13 +5224,13 @@
           <w:bCs/>
           <w:lang w:val="en-US"/>
         </w:rPr>
-        <w:t>Response Headers:</w:t>
-      </w:r>
-      <w:r>
-        <w:rPr>
-          <w:lang w:val="en-US"/>
-        </w:rPr>
-        <w:t xml:space="preserve"> Specify response headers to be deleted from the response while preserving them in the tracking data.</w:t>
+        <w:t>Data File Path:</w:t>
+      </w:r>
+      <w:r>
+        <w:rPr>
+          <w:lang w:val="en-US"/>
+        </w:rPr>
+        <w:t xml:space="preserve"> Define the folder path where tracking data files should be saved.</w:t>
       </w:r>
     </w:p>
     <w:p>
@@ -5251,27 +5249,13 @@
           <w:bCs/>
           <w:lang w:val="en-US"/>
         </w:rPr>
-        <w:t>Inflate Response:</w:t>
-      </w:r>
-      <w:r>
-        <w:rPr>
-          <w:lang w:val="en-US"/>
-        </w:rPr>
-        <w:t xml:space="preserve"> Enable inflating the response when deflated with </w:t>
-      </w:r>
-      <w:proofErr w:type="spellStart"/>
-      <w:r>
-        <w:rPr>
-          <w:lang w:val="en-US"/>
-        </w:rPr>
-        <w:t>gzip</w:t>
-      </w:r>
-      <w:proofErr w:type="spellEnd"/>
-      <w:r>
-        <w:rPr>
-          <w:lang w:val="en-US"/>
-        </w:rPr>
-        <w:t xml:space="preserve"> before saving it to the tracking data.</w:t>
+        <w:t>Response Headers:</w:t>
+      </w:r>
+      <w:r>
+        <w:rPr>
+          <w:lang w:val="en-US"/>
+        </w:rPr>
+        <w:t xml:space="preserve"> Specify response headers to be deleted from the response while preserving them in the tracking data.</w:t>
       </w:r>
     </w:p>
     <w:p>
@@ -5290,29 +5274,68 @@
           <w:bCs/>
           <w:lang w:val="en-US"/>
         </w:rPr>
-        <w:t>Apache Environment Variables:</w:t>
-      </w:r>
-      <w:r>
-        <w:rPr>
-          <w:lang w:val="en-US"/>
-        </w:rPr>
-        <w:t xml:space="preserve"> Define which Apache environment variables should be included as extra headers.</w:t>
+        <w:t>Inflate Response:</w:t>
+      </w:r>
+      <w:r>
+        <w:rPr>
+          <w:lang w:val="en-US"/>
+        </w:rPr>
+        <w:t xml:space="preserve"> Enable inflating the response when deflated with </w:t>
+      </w:r>
+      <w:proofErr w:type="spellStart"/>
+      <w:r>
+        <w:rPr>
+          <w:lang w:val="en-US"/>
+        </w:rPr>
+        <w:t>gzip</w:t>
+      </w:r>
+      <w:proofErr w:type="spellEnd"/>
+      <w:r>
+        <w:rPr>
+          <w:lang w:val="en-US"/>
+        </w:rPr>
+        <w:t xml:space="preserve"> before saving it to the tracking data.</w:t>
       </w:r>
     </w:p>
     <w:p>
       <w:pPr>
+        <w:numPr>
+          <w:ilvl w:val="0"/>
+          <w:numId w:val="43"/>
+        </w:numPr>
+        <w:rPr>
+          <w:lang w:val="en-US"/>
+        </w:rPr>
+      </w:pPr>
+      <w:r>
         <w:rPr>
           <w:b/>
           <w:bCs/>
           <w:lang w:val="en-US"/>
         </w:rPr>
-      </w:pPr>
-      <w:r>
+        <w:t>Apache Environment Variables:</w:t>
+      </w:r>
+      <w:r>
+        <w:rPr>
+          <w:lang w:val="en-US"/>
+        </w:rPr>
+        <w:t xml:space="preserve"> Define which Apache environment variables should be included as extra headers.</w:t>
+      </w:r>
+    </w:p>
+    <w:p>
+      <w:pPr>
         <w:rPr>
           <w:b/>
           <w:bCs/>
           <w:lang w:val="en-US"/>
         </w:rPr>
+      </w:pPr>
+      <w:r>
+        <w:rPr>
+          <w:b/>
+          <w:bCs/>
+          <w:lang w:val="en-US"/>
+        </w:rPr>
         <w:t>Unique Tracking Header</w:t>
       </w:r>
     </w:p>
@@ -5428,7 +5451,7 @@
         </w:rPr>
         <w:br w:type="page"/>
       </w:r>
-      <w:bookmarkStart w:id="4" w:name="_Toc200622277"/>
+      <w:bookmarkStart w:id="3" w:name="_Toc223010755"/>
       <w:r>
         <w:rPr>
           <w:lang w:val="en-US"/>
@@ -5436,7 +5459,7 @@
         <w:lastRenderedPageBreak/>
         <w:t>Version</w:t>
       </w:r>
-      <w:bookmarkEnd w:id="4"/>
+      <w:bookmarkEnd w:id="3"/>
     </w:p>
     <w:p>
       <w:pPr>
@@ -5463,7 +5486,7 @@
           <w:color w:val="4472C4"/>
           <w:lang w:val="en-US"/>
         </w:rPr>
-        <w:t>Web Tracking Apache Module 2025.</w:t>
+        <w:t>Web Tracking Apache Module 202</w:t>
       </w:r>
       <w:r>
         <w:rPr>
@@ -5471,7 +5494,7 @@
           <w:color w:val="4472C4"/>
           <w:lang w:val="en-US"/>
         </w:rPr>
-        <w:t>5</w:t>
+        <w:t>6</w:t>
       </w:r>
       <w:r>
         <w:rPr>
@@ -5495,7 +5518,23 @@
           <w:color w:val="4472C4"/>
           <w:lang w:val="en-US"/>
         </w:rPr>
-        <w:t>7</w:t>
+        <w:t>.</w:t>
+      </w:r>
+      <w:r>
+        <w:rPr>
+          <w:b/>
+          <w:color w:val="4472C4"/>
+          <w:lang w:val="en-US"/>
+        </w:rPr>
+        <w:t>2</w:t>
+      </w:r>
+      <w:r>
+        <w:rPr>
+          <w:b/>
+          <w:color w:val="4472C4"/>
+          <w:lang w:val="en-US"/>
+        </w:rPr>
+        <w:t>6</w:t>
       </w:r>
       <w:r>
         <w:rPr>
@@ -5708,8 +5747,9 @@
         <w:rPr>
           <w:noProof/>
         </w:rPr>
-        <w:pict w14:anchorId="1A688EFF">
-          <v:shape id="Immagine 1" o:spid="_x0000_i1033" type="#_x0000_t75" style="width:405.75pt;height:263.25pt;visibility:visible;mso-wrap-style:square">
+        <w:lastRenderedPageBreak/>
+        <w:pict w14:anchorId="640BE695">
+          <v:shape id="Immagine 1" o:spid="_x0000_i1033" type="#_x0000_t75" style="width:426pt;height:276pt;visibility:visible;mso-wrap-style:square">
             <v:imagedata r:id="rId10" o:title=""/>
           </v:shape>
         </w:pict>
@@ -5726,7 +5766,6 @@
         <w:rPr>
           <w:lang w:val="en-US"/>
         </w:rPr>
-        <w:lastRenderedPageBreak/>
         <w:t>Version history</w:t>
       </w:r>
     </w:p>
@@ -5811,7 +5850,7 @@
         </w:tc>
         <w:tc>
           <w:tcPr>
-            <w:tcW w:w="1295" w:type="dxa"/>
+            <w:tcW w:w="1274" w:type="dxa"/>
             <w:tcBorders>
               <w:top w:val="single" w:sz="4" w:space="0" w:color="FFFFFF"/>
               <w:left w:val="nil"/>
@@ -5850,7 +5889,7 @@
         </w:tc>
         <w:tc>
           <w:tcPr>
-            <w:tcW w:w="6996" w:type="dxa"/>
+            <w:tcW w:w="6906" w:type="dxa"/>
             <w:tcBorders>
               <w:top w:val="single" w:sz="4" w:space="0" w:color="FFFFFF"/>
               <w:left w:val="nil"/>
@@ -5915,7 +5954,7 @@
                 <w:bCs/>
                 <w:color w:val="FFFFFF"/>
               </w:rPr>
-              <w:t>2025.5.27.1</w:t>
+              <w:t>2026.2.26.1</w:t>
             </w:r>
             <w:r>
               <w:rPr>
@@ -5932,31 +5971,13 @@
                 <w:color w:val="FFFFFF"/>
                 <w:highlight w:val="darkBlue"/>
               </w:rPr>
-              <w:t>[R2025.</w:t>
-            </w:r>
-            <w:r>
-              <w:rPr>
-                <w:b/>
-                <w:bCs/>
-                <w:color w:val="FFFFFF"/>
-                <w:highlight w:val="darkBlue"/>
-              </w:rPr>
-              <w:t>7</w:t>
-            </w:r>
-            <w:r>
-              <w:rPr>
-                <w:b/>
-                <w:bCs/>
-                <w:color w:val="FFFFFF"/>
-                <w:highlight w:val="darkBlue"/>
-              </w:rPr>
-              <w:t>]</w:t>
-            </w:r>
-          </w:p>
-        </w:tc>
-        <w:tc>
-          <w:tcPr>
-            <w:tcW w:w="1295" w:type="dxa"/>
+              <w:t>[R2026.1]</w:t>
+            </w:r>
+          </w:p>
+        </w:tc>
+        <w:tc>
+          <w:tcPr>
+            <w:tcW w:w="1274" w:type="dxa"/>
             <w:shd w:val="clear" w:color="auto" w:fill="C5E0B3"/>
           </w:tcPr>
           <w:p>
@@ -5967,50 +5988,56 @@
         </w:tc>
         <w:tc>
           <w:tcPr>
-            <w:tcW w:w="6996" w:type="dxa"/>
+            <w:tcW w:w="6906" w:type="dxa"/>
             <w:shd w:val="clear" w:color="auto" w:fill="C5E0B3"/>
           </w:tcPr>
           <w:p>
             <w:pPr>
               <w:rPr>
-                <w:lang w:val="en-US"/>
-              </w:rPr>
-            </w:pPr>
-            <w:r>
-              <w:rPr>
-                <w:lang w:val="en-US"/>
-              </w:rPr>
-              <w:t>Fix include header files syntax</w:t>
-            </w:r>
-          </w:p>
-          <w:p>
-            <w:pPr>
-              <w:rPr>
-                <w:lang w:val="en-US"/>
-              </w:rPr>
-            </w:pPr>
-            <w:r>
-              <w:rPr>
-                <w:lang w:val="en-US"/>
-              </w:rPr>
-              <w:t>Add response elapsed time and log file name in metrics records</w:t>
-            </w:r>
-          </w:p>
-          <w:p>
-            <w:pPr>
-              <w:rPr>
-                <w:rFonts w:ascii="Consolas" w:eastAsia="Times New Roman" w:hAnsi="Consolas"/>
-                <w:color w:val="CCCCCC"/>
-                <w:sz w:val="18"/>
-                <w:szCs w:val="18"/>
-                <w:lang w:val="en-US" w:eastAsia="it-IT"/>
-              </w:rPr>
-            </w:pPr>
-            <w:r>
-              <w:rPr>
-                <w:lang w:val="en-US"/>
-              </w:rPr>
-              <w:t>Fix log record length in metrics to be formatted (base 1024)</w:t>
+                <w:color w:val="0070C0"/>
+                <w:lang w:val="en"/>
+              </w:rPr>
+            </w:pPr>
+            <w:r>
+              <w:rPr>
+                <w:lang w:val="en-US"/>
+              </w:rPr>
+              <w:t xml:space="preserve">Add directive </w:t>
+            </w:r>
+            <w:proofErr w:type="spellStart"/>
+            <w:r>
+              <w:rPr>
+                <w:color w:val="0070C0"/>
+                <w:lang w:val="en"/>
+              </w:rPr>
+              <w:t>WebTrackingURLPattern</w:t>
+            </w:r>
+            <w:proofErr w:type="spellEnd"/>
+          </w:p>
+          <w:p>
+            <w:pPr>
+              <w:rPr>
+                <w:lang w:val="en-US"/>
+              </w:rPr>
+            </w:pPr>
+            <w:r>
+              <w:rPr>
+                <w:lang w:val="en-US"/>
+              </w:rPr>
+              <w:t>Add tracking type to the WT-METRICS record</w:t>
+            </w:r>
+          </w:p>
+          <w:p>
+            <w:pPr>
+              <w:rPr>
+                <w:lang w:val="en-US"/>
+              </w:rPr>
+            </w:pPr>
+            <w:r>
+              <w:rPr>
+                <w:lang w:val="en-US"/>
+              </w:rPr>
+              <w:t>Move to GNU Compiler Collection 15.1.1</w:t>
             </w:r>
           </w:p>
         </w:tc>
@@ -6042,24 +6069,41 @@
                 <w:bCs/>
                 <w:color w:val="FFFFFF"/>
               </w:rPr>
-              <w:t>2025.5.22.1</w:t>
-            </w:r>
-          </w:p>
-        </w:tc>
-        <w:tc>
-          <w:tcPr>
-            <w:tcW w:w="1295" w:type="dxa"/>
+              <w:t>2025.5.27.1</w:t>
+            </w:r>
+            <w:r>
+              <w:rPr>
+                <w:b/>
+                <w:bCs/>
+                <w:color w:val="FFFFFF"/>
+              </w:rPr>
+              <w:br/>
+            </w:r>
+            <w:r>
+              <w:rPr>
+                <w:b/>
+                <w:bCs/>
+                <w:color w:val="FFFFFF"/>
+                <w:highlight w:val="darkBlue"/>
+              </w:rPr>
+              <w:t>[R2025.7]</w:t>
+            </w:r>
+          </w:p>
+        </w:tc>
+        <w:tc>
+          <w:tcPr>
+            <w:tcW w:w="1274" w:type="dxa"/>
             <w:shd w:val="clear" w:color="auto" w:fill="C5E0B3"/>
           </w:tcPr>
           <w:p>
             <w:r>
-              <w:t>2025-05-22</w:t>
-            </w:r>
-          </w:p>
-        </w:tc>
-        <w:tc>
-          <w:tcPr>
-            <w:tcW w:w="6996" w:type="dxa"/>
+              <w:t>2025-05-27</w:t>
+            </w:r>
+          </w:p>
+        </w:tc>
+        <w:tc>
+          <w:tcPr>
+            <w:tcW w:w="6906" w:type="dxa"/>
             <w:shd w:val="clear" w:color="auto" w:fill="C5E0B3"/>
           </w:tcPr>
           <w:p>
@@ -6072,83 +6116,38 @@
               <w:rPr>
                 <w:lang w:val="en-US"/>
               </w:rPr>
-              <w:t xml:space="preserve">Add configuration checks on directive </w:t>
-            </w:r>
-            <w:proofErr w:type="spellStart"/>
-            <w:r>
-              <w:rPr>
-                <w:color w:val="0070C0"/>
-                <w:lang w:val="en"/>
-              </w:rPr>
-              <w:t>WebTrackingExactURI</w:t>
-            </w:r>
-            <w:proofErr w:type="spellEnd"/>
-          </w:p>
-          <w:p>
-            <w:pPr>
-              <w:rPr>
-                <w:lang w:val="en-US"/>
-              </w:rPr>
-            </w:pPr>
-            <w:r>
-              <w:rPr>
-                <w:lang w:val="en-US"/>
-              </w:rPr>
-              <w:t xml:space="preserve">Add configuration checks on directive </w:t>
-            </w:r>
-            <w:proofErr w:type="spellStart"/>
-            <w:r>
-              <w:rPr>
-                <w:color w:val="0070C0"/>
-                <w:lang w:val="en"/>
-              </w:rPr>
-              <w:t>WebTrackingStartsWithURI</w:t>
-            </w:r>
-            <w:proofErr w:type="spellEnd"/>
-          </w:p>
-          <w:p>
-            <w:pPr>
-              <w:rPr>
-                <w:lang w:val="en-US"/>
-              </w:rPr>
-            </w:pPr>
-            <w:r>
-              <w:rPr>
-                <w:lang w:val="en-US"/>
-              </w:rPr>
-              <w:t xml:space="preserve">Add configuration checks on directive </w:t>
-            </w:r>
-            <w:proofErr w:type="spellStart"/>
-            <w:r>
-              <w:rPr>
-                <w:color w:val="0070C0"/>
-                <w:lang w:val="en"/>
-              </w:rPr>
-              <w:t>WebTrackingExcludeExactURI</w:t>
-            </w:r>
-            <w:proofErr w:type="spellEnd"/>
-          </w:p>
-          <w:p>
-            <w:pPr>
-              <w:rPr>
-                <w:lang w:val="en-US"/>
-              </w:rPr>
-            </w:pPr>
-            <w:r>
-              <w:rPr>
-                <w:lang w:val="en-US"/>
-              </w:rPr>
-              <w:t xml:space="preserve">Add configuration checks on directive </w:t>
-            </w:r>
-            <w:proofErr w:type="spellStart"/>
-            <w:r>
-              <w:rPr>
-                <w:color w:val="0070C0"/>
-                <w:lang w:val="en"/>
-              </w:rPr>
-              <w:t>WebTrackingExcludeStartsWithURI</w:t>
-            </w:r>
-            <w:proofErr w:type="spellEnd"/>
+              <w:t>Fix include header files syntax</w:t>
+            </w:r>
+          </w:p>
+          <w:p>
+            <w:pPr>
+              <w:rPr>
+                <w:lang w:val="en-US"/>
+              </w:rPr>
+            </w:pPr>
+            <w:r>
+              <w:rPr>
+                <w:lang w:val="en-US"/>
+              </w:rPr>
+              <w:t>Add response elapsed time and log file name in metrics records</w:t>
+            </w:r>
+          </w:p>
+          <w:p>
+            <w:pPr>
+              <w:rPr>
+                <w:rFonts w:ascii="Consolas" w:eastAsia="Times New Roman" w:hAnsi="Consolas"/>
+                <w:color w:val="CCCCCC"/>
+                <w:sz w:val="18"/>
+                <w:szCs w:val="18"/>
+                <w:lang w:val="en-US" w:eastAsia="it-IT"/>
+              </w:rPr>
+            </w:pPr>
+            <w:r>
+              <w:rPr>
+                <w:lang w:val="en-US"/>
+              </w:rPr>
+              <w:t>Fix log record length in metrics to be formatted (base 1024)</w:t>
+            </w:r>
           </w:p>
         </w:tc>
       </w:tr>
@@ -6179,24 +6178,25 @@
                 <w:bCs/>
                 <w:color w:val="FFFFFF"/>
               </w:rPr>
-              <w:t>2025.5.15.1</w:t>
-            </w:r>
-          </w:p>
-        </w:tc>
-        <w:tc>
-          <w:tcPr>
-            <w:tcW w:w="1295" w:type="dxa"/>
+              <w:lastRenderedPageBreak/>
+              <w:t>2025.5.22.1</w:t>
+            </w:r>
+          </w:p>
+        </w:tc>
+        <w:tc>
+          <w:tcPr>
+            <w:tcW w:w="1274" w:type="dxa"/>
             <w:shd w:val="clear" w:color="auto" w:fill="C5E0B3"/>
           </w:tcPr>
           <w:p>
             <w:r>
-              <w:t>2025-05-15</w:t>
-            </w:r>
-          </w:p>
-        </w:tc>
-        <w:tc>
-          <w:tcPr>
-            <w:tcW w:w="6996" w:type="dxa"/>
+              <w:t>2025-05-22</w:t>
+            </w:r>
+          </w:p>
+        </w:tc>
+        <w:tc>
+          <w:tcPr>
+            <w:tcW w:w="6906" w:type="dxa"/>
             <w:shd w:val="clear" w:color="auto" w:fill="C5E0B3"/>
           </w:tcPr>
           <w:p>
@@ -6209,7 +6209,7 @@
               <w:rPr>
                 <w:lang w:val="en-US"/>
               </w:rPr>
-              <w:t xml:space="preserve">Add directive </w:t>
+              <w:t xml:space="preserve">Add configuration checks on directive </w:t>
             </w:r>
             <w:proofErr w:type="spellStart"/>
             <w:r>
@@ -6217,7 +6217,7 @@
                 <w:color w:val="0070C0"/>
                 <w:lang w:val="en"/>
               </w:rPr>
-              <w:t>WebTrackingConfigVersion</w:t>
+              <w:t>WebTrackingExactURI</w:t>
             </w:r>
             <w:proofErr w:type="spellEnd"/>
           </w:p>
@@ -6231,7 +6231,7 @@
               <w:rPr>
                 <w:lang w:val="en-US"/>
               </w:rPr>
-              <w:t xml:space="preserve">Fix syntax for directive </w:t>
+              <w:t xml:space="preserve">Add configuration checks on directive </w:t>
             </w:r>
             <w:proofErr w:type="spellStart"/>
             <w:r>
@@ -6239,7 +6239,7 @@
                 <w:color w:val="0070C0"/>
                 <w:lang w:val="en"/>
               </w:rPr>
-              <w:t>WebTrackingRequestBodyType</w:t>
+              <w:t>WebTrackingStartsWithURI</w:t>
             </w:r>
             <w:proofErr w:type="spellEnd"/>
           </w:p>
@@ -6253,7 +6253,7 @@
               <w:rPr>
                 <w:lang w:val="en-US"/>
               </w:rPr>
-              <w:t xml:space="preserve">Fix syntax for directive </w:t>
+              <w:t xml:space="preserve">Add configuration checks on directive </w:t>
             </w:r>
             <w:proofErr w:type="spellStart"/>
             <w:r>
@@ -6261,7 +6261,29 @@
                 <w:color w:val="0070C0"/>
                 <w:lang w:val="en"/>
               </w:rPr>
-              <w:t>WebTrackingResponseBodyType</w:t>
+              <w:t>WebTrackingExcludeExactURI</w:t>
+            </w:r>
+            <w:proofErr w:type="spellEnd"/>
+          </w:p>
+          <w:p>
+            <w:pPr>
+              <w:rPr>
+                <w:lang w:val="en-US"/>
+              </w:rPr>
+            </w:pPr>
+            <w:r>
+              <w:rPr>
+                <w:lang w:val="en-US"/>
+              </w:rPr>
+              <w:t xml:space="preserve">Add configuration checks on directive </w:t>
+            </w:r>
+            <w:proofErr w:type="spellStart"/>
+            <w:r>
+              <w:rPr>
+                <w:color w:val="0070C0"/>
+                <w:lang w:val="en"/>
+              </w:rPr>
+              <w:t>WebTrackingExcludeStartsWithURI</w:t>
             </w:r>
             <w:proofErr w:type="spellEnd"/>
           </w:p>
@@ -6294,24 +6316,24 @@
                 <w:bCs/>
                 <w:color w:val="FFFFFF"/>
               </w:rPr>
-              <w:t>2025.5.12.1</w:t>
-            </w:r>
-          </w:p>
-        </w:tc>
-        <w:tc>
-          <w:tcPr>
-            <w:tcW w:w="1295" w:type="dxa"/>
+              <w:t>2025.5.15.1</w:t>
+            </w:r>
+          </w:p>
+        </w:tc>
+        <w:tc>
+          <w:tcPr>
+            <w:tcW w:w="1274" w:type="dxa"/>
             <w:shd w:val="clear" w:color="auto" w:fill="C5E0B3"/>
           </w:tcPr>
           <w:p>
             <w:r>
-              <w:t>2025-05-12</w:t>
-            </w:r>
-          </w:p>
-        </w:tc>
-        <w:tc>
-          <w:tcPr>
-            <w:tcW w:w="6996" w:type="dxa"/>
+              <w:t>2025-05-15</w:t>
+            </w:r>
+          </w:p>
+        </w:tc>
+        <w:tc>
+          <w:tcPr>
+            <w:tcW w:w="6906" w:type="dxa"/>
             <w:shd w:val="clear" w:color="auto" w:fill="C5E0B3"/>
           </w:tcPr>
           <w:p>
@@ -6332,7 +6354,7 @@
                 <w:color w:val="0070C0"/>
                 <w:lang w:val="en"/>
               </w:rPr>
-              <w:t>WebTrackingRequestBodyType</w:t>
+              <w:t>WebTrackingConfigVersion</w:t>
             </w:r>
             <w:proofErr w:type="spellEnd"/>
           </w:p>
@@ -6346,7 +6368,7 @@
               <w:rPr>
                 <w:lang w:val="en-US"/>
               </w:rPr>
-              <w:t xml:space="preserve">Add directive </w:t>
+              <w:t xml:space="preserve">Fix syntax for directive </w:t>
             </w:r>
             <w:proofErr w:type="spellStart"/>
             <w:r>
@@ -6354,7 +6376,7 @@
                 <w:color w:val="0070C0"/>
                 <w:lang w:val="en"/>
               </w:rPr>
-              <w:t>WebTrackingResponseBodyType</w:t>
+              <w:t>WebTrackingRequestBodyType</w:t>
             </w:r>
             <w:proofErr w:type="spellEnd"/>
           </w:p>
@@ -6368,7 +6390,7 @@
               <w:rPr>
                 <w:lang w:val="en-US"/>
               </w:rPr>
-              <w:t xml:space="preserve">Add directive </w:t>
+              <w:t xml:space="preserve">Fix syntax for directive </w:t>
             </w:r>
             <w:proofErr w:type="spellStart"/>
             <w:r>
@@ -6376,97 +6398,7 @@
                 <w:color w:val="0070C0"/>
                 <w:lang w:val="en"/>
               </w:rPr>
-              <w:t>WebTrackingExcludeURIRequestBody</w:t>
-            </w:r>
-            <w:proofErr w:type="spellEnd"/>
-          </w:p>
-          <w:p>
-            <w:pPr>
-              <w:rPr>
-                <w:lang w:val="en-US"/>
-              </w:rPr>
-            </w:pPr>
-            <w:r>
-              <w:rPr>
-                <w:lang w:val="en-US"/>
-              </w:rPr>
-              <w:t xml:space="preserve">Add directive </w:t>
-            </w:r>
-            <w:proofErr w:type="spellStart"/>
-            <w:r>
-              <w:rPr>
-                <w:color w:val="0070C0"/>
-                <w:lang w:val="en"/>
-              </w:rPr>
-              <w:t>WebTrackingExcludeURIReSponseBody</w:t>
-            </w:r>
-            <w:proofErr w:type="spellEnd"/>
-          </w:p>
-          <w:p>
-            <w:pPr>
-              <w:rPr>
-                <w:lang w:val="en-US"/>
-              </w:rPr>
-            </w:pPr>
-            <w:r>
-              <w:rPr>
-                <w:lang w:val="en-US"/>
-              </w:rPr>
-              <w:t xml:space="preserve">Remove directive </w:t>
-            </w:r>
-            <w:proofErr w:type="spellStart"/>
-            <w:r>
-              <w:rPr>
-                <w:color w:val="0070C0"/>
-                <w:lang w:val="en"/>
-              </w:rPr>
-              <w:t>WebTrackingEnablePostBody</w:t>
-            </w:r>
-            <w:proofErr w:type="spellEnd"/>
-          </w:p>
-          <w:p>
-            <w:pPr>
-              <w:rPr>
-                <w:lang w:val="en-US"/>
-              </w:rPr>
-            </w:pPr>
-            <w:r>
-              <w:rPr>
-                <w:lang w:val="en-US"/>
-              </w:rPr>
-              <w:t xml:space="preserve">Remove </w:t>
-            </w:r>
-            <w:r>
-              <w:rPr>
-                <w:lang w:val="en-US"/>
-              </w:rPr>
-              <w:t>direct</w:t>
-            </w:r>
-            <w:r>
-              <w:rPr>
-                <w:lang w:val="en-US"/>
-              </w:rPr>
-              <w:t>i</w:t>
-            </w:r>
-            <w:r>
-              <w:rPr>
-                <w:lang w:val="en-US"/>
-              </w:rPr>
-              <w:t>ve</w:t>
-            </w:r>
-            <w:r>
-              <w:rPr>
-                <w:lang w:val="en-US"/>
-              </w:rPr>
-              <w:t xml:space="preserve"> </w:t>
-            </w:r>
-            <w:proofErr w:type="spellStart"/>
-            <w:r>
-              <w:rPr>
-                <w:color w:val="0070C0"/>
-                <w:lang w:val="en"/>
-              </w:rPr>
-              <w:t>WebTrackingExcludeURIPost</w:t>
+              <w:t>WebTrackingResponseBodyType</w:t>
             </w:r>
             <w:proofErr w:type="spellEnd"/>
           </w:p>
@@ -6499,24 +6431,24 @@
                 <w:bCs/>
                 <w:color w:val="FFFFFF"/>
               </w:rPr>
-              <w:t>2025.4.30.1</w:t>
-            </w:r>
-          </w:p>
-        </w:tc>
-        <w:tc>
-          <w:tcPr>
-            <w:tcW w:w="1295" w:type="dxa"/>
+              <w:t>2025.5.12.1</w:t>
+            </w:r>
+          </w:p>
+        </w:tc>
+        <w:tc>
+          <w:tcPr>
+            <w:tcW w:w="1274" w:type="dxa"/>
             <w:shd w:val="clear" w:color="auto" w:fill="C5E0B3"/>
           </w:tcPr>
           <w:p>
             <w:r>
-              <w:t>2025-04-30</w:t>
-            </w:r>
-          </w:p>
-        </w:tc>
-        <w:tc>
-          <w:tcPr>
-            <w:tcW w:w="6996" w:type="dxa"/>
+              <w:t>2025-05-12</w:t>
+            </w:r>
+          </w:p>
+        </w:tc>
+        <w:tc>
+          <w:tcPr>
+            <w:tcW w:w="6906" w:type="dxa"/>
             <w:shd w:val="clear" w:color="auto" w:fill="C5E0B3"/>
           </w:tcPr>
           <w:p>
@@ -6529,8 +6461,139 @@
               <w:rPr>
                 <w:lang w:val="en-US"/>
               </w:rPr>
-              <w:t>Add current record log file name to server-status handler</w:t>
-            </w:r>
+              <w:t xml:space="preserve">Add directive </w:t>
+            </w:r>
+            <w:proofErr w:type="spellStart"/>
+            <w:r>
+              <w:rPr>
+                <w:color w:val="0070C0"/>
+                <w:lang w:val="en"/>
+              </w:rPr>
+              <w:t>WebTrackingRequestBodyType</w:t>
+            </w:r>
+            <w:proofErr w:type="spellEnd"/>
+          </w:p>
+          <w:p>
+            <w:pPr>
+              <w:rPr>
+                <w:lang w:val="en-US"/>
+              </w:rPr>
+            </w:pPr>
+            <w:r>
+              <w:rPr>
+                <w:lang w:val="en-US"/>
+              </w:rPr>
+              <w:t xml:space="preserve">Add directive </w:t>
+            </w:r>
+            <w:proofErr w:type="spellStart"/>
+            <w:r>
+              <w:rPr>
+                <w:color w:val="0070C0"/>
+                <w:lang w:val="en"/>
+              </w:rPr>
+              <w:t>WebTrackingResponseBodyType</w:t>
+            </w:r>
+            <w:proofErr w:type="spellEnd"/>
+          </w:p>
+          <w:p>
+            <w:pPr>
+              <w:rPr>
+                <w:lang w:val="en-US"/>
+              </w:rPr>
+            </w:pPr>
+            <w:r>
+              <w:rPr>
+                <w:lang w:val="en-US"/>
+              </w:rPr>
+              <w:t xml:space="preserve">Add directive </w:t>
+            </w:r>
+            <w:proofErr w:type="spellStart"/>
+            <w:r>
+              <w:rPr>
+                <w:color w:val="0070C0"/>
+                <w:lang w:val="en"/>
+              </w:rPr>
+              <w:t>WebTrackingExcludeURIRequestBody</w:t>
+            </w:r>
+            <w:proofErr w:type="spellEnd"/>
+          </w:p>
+          <w:p>
+            <w:pPr>
+              <w:rPr>
+                <w:lang w:val="en-US"/>
+              </w:rPr>
+            </w:pPr>
+            <w:r>
+              <w:rPr>
+                <w:lang w:val="en-US"/>
+              </w:rPr>
+              <w:t xml:space="preserve">Add directive </w:t>
+            </w:r>
+            <w:proofErr w:type="spellStart"/>
+            <w:r>
+              <w:rPr>
+                <w:color w:val="0070C0"/>
+                <w:lang w:val="en"/>
+              </w:rPr>
+              <w:t>WebTrackingExcludeURIReSponseBody</w:t>
+            </w:r>
+            <w:proofErr w:type="spellEnd"/>
+          </w:p>
+          <w:p>
+            <w:pPr>
+              <w:rPr>
+                <w:lang w:val="en-US"/>
+              </w:rPr>
+            </w:pPr>
+            <w:r>
+              <w:rPr>
+                <w:lang w:val="en-US"/>
+              </w:rPr>
+              <w:t xml:space="preserve">Remove directive </w:t>
+            </w:r>
+            <w:proofErr w:type="spellStart"/>
+            <w:r>
+              <w:rPr>
+                <w:color w:val="0070C0"/>
+                <w:lang w:val="en"/>
+              </w:rPr>
+              <w:t>WebTrackingEnablePostBody</w:t>
+            </w:r>
+            <w:proofErr w:type="spellEnd"/>
+          </w:p>
+          <w:p>
+            <w:pPr>
+              <w:rPr>
+                <w:lang w:val="en-US"/>
+              </w:rPr>
+            </w:pPr>
+            <w:r>
+              <w:rPr>
+                <w:lang w:val="en-US"/>
+              </w:rPr>
+              <w:t xml:space="preserve">Remove </w:t>
+            </w:r>
+            <w:r>
+              <w:rPr>
+                <w:lang w:val="en-US"/>
+              </w:rPr>
+              <w:t>directive</w:t>
+            </w:r>
+            <w:r>
+              <w:rPr>
+                <w:lang w:val="en-US"/>
+              </w:rPr>
+              <w:t xml:space="preserve"> </w:t>
+            </w:r>
+            <w:proofErr w:type="spellStart"/>
+            <w:r>
+              <w:rPr>
+                <w:color w:val="0070C0"/>
+                <w:lang w:val="en"/>
+              </w:rPr>
+              <w:t>WebTrackingExcludeURIPost</w:t>
+            </w:r>
+            <w:proofErr w:type="spellEnd"/>
           </w:p>
         </w:tc>
       </w:tr>
@@ -6561,41 +6624,24 @@
                 <w:bCs/>
                 <w:color w:val="FFFFFF"/>
               </w:rPr>
-              <w:t>2025.4.16.1</w:t>
-            </w:r>
-            <w:r>
-              <w:rPr>
-                <w:b/>
-                <w:bCs/>
-                <w:color w:val="FFFFFF"/>
-              </w:rPr>
-              <w:br/>
-            </w:r>
-            <w:r>
-              <w:rPr>
-                <w:b/>
-                <w:bCs/>
-                <w:color w:val="FFFFFF"/>
-                <w:highlight w:val="darkBlue"/>
-              </w:rPr>
-              <w:t>[R2025.6]</w:t>
-            </w:r>
-          </w:p>
-        </w:tc>
-        <w:tc>
-          <w:tcPr>
-            <w:tcW w:w="1295" w:type="dxa"/>
+              <w:t>2025.4.30.1</w:t>
+            </w:r>
+          </w:p>
+        </w:tc>
+        <w:tc>
+          <w:tcPr>
+            <w:tcW w:w="1274" w:type="dxa"/>
             <w:shd w:val="clear" w:color="auto" w:fill="C5E0B3"/>
           </w:tcPr>
           <w:p>
             <w:r>
-              <w:t>2025-04-16</w:t>
-            </w:r>
-          </w:p>
-        </w:tc>
-        <w:tc>
-          <w:tcPr>
-            <w:tcW w:w="6996" w:type="dxa"/>
+              <w:t>2025-04-30</w:t>
+            </w:r>
+          </w:p>
+        </w:tc>
+        <w:tc>
+          <w:tcPr>
+            <w:tcW w:w="6906" w:type="dxa"/>
             <w:shd w:val="clear" w:color="auto" w:fill="C5E0B3"/>
           </w:tcPr>
           <w:p>
@@ -6608,7 +6654,7 @@
               <w:rPr>
                 <w:lang w:val="en-US"/>
               </w:rPr>
-              <w:t>Add a new metric: total requests</w:t>
+              <w:t>Add current record log file name to server-status handler</w:t>
             </w:r>
           </w:p>
         </w:tc>
@@ -6640,24 +6686,41 @@
                 <w:bCs/>
                 <w:color w:val="FFFFFF"/>
               </w:rPr>
-              <w:t>2025.4.15.1</w:t>
-            </w:r>
-          </w:p>
-        </w:tc>
-        <w:tc>
-          <w:tcPr>
-            <w:tcW w:w="1295" w:type="dxa"/>
+              <w:t>2025.4.16.1</w:t>
+            </w:r>
+            <w:r>
+              <w:rPr>
+                <w:b/>
+                <w:bCs/>
+                <w:color w:val="FFFFFF"/>
+              </w:rPr>
+              <w:br/>
+            </w:r>
+            <w:r>
+              <w:rPr>
+                <w:b/>
+                <w:bCs/>
+                <w:color w:val="FFFFFF"/>
+                <w:highlight w:val="darkBlue"/>
+              </w:rPr>
+              <w:t>[R2025.6]</w:t>
+            </w:r>
+          </w:p>
+        </w:tc>
+        <w:tc>
+          <w:tcPr>
+            <w:tcW w:w="1274" w:type="dxa"/>
             <w:shd w:val="clear" w:color="auto" w:fill="C5E0B3"/>
           </w:tcPr>
           <w:p>
             <w:r>
-              <w:t>2025-04-15</w:t>
-            </w:r>
-          </w:p>
-        </w:tc>
-        <w:tc>
-          <w:tcPr>
-            <w:tcW w:w="6996" w:type="dxa"/>
+              <w:t>2025-04-16</w:t>
+            </w:r>
+          </w:p>
+        </w:tc>
+        <w:tc>
+          <w:tcPr>
+            <w:tcW w:w="6906" w:type="dxa"/>
             <w:shd w:val="clear" w:color="auto" w:fill="C5E0B3"/>
           </w:tcPr>
           <w:p>
@@ -6670,22 +6733,7 @@
               <w:rPr>
                 <w:lang w:val="en-US"/>
               </w:rPr>
-              <w:t>Fix some regressions on directive "</w:t>
-            </w:r>
-            <w:proofErr w:type="spellStart"/>
-            <w:r>
-              <w:rPr>
-                <w:color w:val="0070C0"/>
-                <w:lang w:val="en"/>
-              </w:rPr>
-              <w:t>WebTrackingUuidHeader</w:t>
-            </w:r>
-            <w:proofErr w:type="spellEnd"/>
-            <w:r>
-              <w:rPr>
-                <w:lang w:val="en-US"/>
-              </w:rPr>
-              <w:t>"</w:t>
+              <w:t>Add a new metric: total requests</w:t>
             </w:r>
           </w:p>
         </w:tc>
@@ -6717,25 +6765,24 @@
                 <w:bCs/>
                 <w:color w:val="FFFFFF"/>
               </w:rPr>
-              <w:lastRenderedPageBreak/>
-              <w:t>2025.4.14.1</w:t>
-            </w:r>
-          </w:p>
-        </w:tc>
-        <w:tc>
-          <w:tcPr>
-            <w:tcW w:w="1295" w:type="dxa"/>
+              <w:t>2025.4.15.1</w:t>
+            </w:r>
+          </w:p>
+        </w:tc>
+        <w:tc>
+          <w:tcPr>
+            <w:tcW w:w="1274" w:type="dxa"/>
             <w:shd w:val="clear" w:color="auto" w:fill="C5E0B3"/>
           </w:tcPr>
           <w:p>
             <w:r>
-              <w:t>2025-04-14</w:t>
-            </w:r>
-          </w:p>
-        </w:tc>
-        <w:tc>
-          <w:tcPr>
-            <w:tcW w:w="6996" w:type="dxa"/>
+              <w:t>2025-04-15</w:t>
+            </w:r>
+          </w:p>
+        </w:tc>
+        <w:tc>
+          <w:tcPr>
+            <w:tcW w:w="6906" w:type="dxa"/>
             <w:shd w:val="clear" w:color="auto" w:fill="C5E0B3"/>
           </w:tcPr>
           <w:p>
@@ -6748,7 +6795,7 @@
               <w:rPr>
                 <w:lang w:val="en-US"/>
               </w:rPr>
-              <w:t>Create header "</w:t>
+              <w:t>Fix some regressions on directive "</w:t>
             </w:r>
             <w:proofErr w:type="spellStart"/>
             <w:r>
@@ -6763,74 +6810,7 @@
               <w:rPr>
                 <w:lang w:val="en-US"/>
               </w:rPr>
-              <w:t>" on every request</w:t>
-            </w:r>
-          </w:p>
-          <w:p>
-            <w:pPr>
-              <w:rPr>
-                <w:lang w:val="en-US"/>
-              </w:rPr>
-            </w:pPr>
-            <w:r>
-              <w:rPr>
-                <w:lang w:val="en-US"/>
-              </w:rPr>
-              <w:t>Create header x-</w:t>
-            </w:r>
-            <w:proofErr w:type="spellStart"/>
-            <w:r>
-              <w:rPr>
-                <w:lang w:val="en-US"/>
-              </w:rPr>
-              <w:t>wt</w:t>
-            </w:r>
-            <w:proofErr w:type="spellEnd"/>
-            <w:r>
-              <w:rPr>
-                <w:lang w:val="en-US"/>
-              </w:rPr>
-              <w:t xml:space="preserve">-request-to-be-tracked = true </w:t>
-            </w:r>
-            <w:r>
-              <w:rPr>
-                <w:lang w:val="en-US"/>
-              </w:rPr>
-              <w:br/>
-            </w:r>
-            <w:r>
-              <w:rPr>
-                <w:lang w:val="en-US"/>
-              </w:rPr>
-              <w:t>when the tracking is active for the current request</w:t>
-            </w:r>
-          </w:p>
-          <w:p>
-            <w:pPr>
-              <w:rPr>
-                <w:lang w:val="en-US"/>
-              </w:rPr>
-            </w:pPr>
-            <w:r>
-              <w:rPr>
-                <w:lang w:val="en-US"/>
-              </w:rPr>
-              <w:t>Fix algorithm for chained "</w:t>
-            </w:r>
-            <w:proofErr w:type="spellStart"/>
-            <w:r>
-              <w:rPr>
-                <w:color w:val="0070C0"/>
-                <w:lang w:val="en"/>
-              </w:rPr>
-              <w:t>WebTrackingUuidHeader</w:t>
-            </w:r>
-            <w:proofErr w:type="spellEnd"/>
-            <w:r>
-              <w:rPr>
-                <w:lang w:val="en-US"/>
-              </w:rPr>
-              <w:t>" header values</w:t>
+              <w:t>"</w:t>
             </w:r>
           </w:p>
         </w:tc>
@@ -6862,24 +6842,24 @@
                 <w:bCs/>
                 <w:color w:val="FFFFFF"/>
               </w:rPr>
-              <w:t>2025.4.10.1</w:t>
-            </w:r>
-          </w:p>
-        </w:tc>
-        <w:tc>
-          <w:tcPr>
-            <w:tcW w:w="1295" w:type="dxa"/>
+              <w:t>2025.4.14.1</w:t>
+            </w:r>
+          </w:p>
+        </w:tc>
+        <w:tc>
+          <w:tcPr>
+            <w:tcW w:w="1274" w:type="dxa"/>
             <w:shd w:val="clear" w:color="auto" w:fill="C5E0B3"/>
           </w:tcPr>
           <w:p>
             <w:r>
-              <w:t>2025-04-10</w:t>
-            </w:r>
-          </w:p>
-        </w:tc>
-        <w:tc>
-          <w:tcPr>
-            <w:tcW w:w="6996" w:type="dxa"/>
+              <w:t>2025-04-14</w:t>
+            </w:r>
+          </w:p>
+        </w:tc>
+        <w:tc>
+          <w:tcPr>
+            <w:tcW w:w="6906" w:type="dxa"/>
             <w:shd w:val="clear" w:color="auto" w:fill="C5E0B3"/>
           </w:tcPr>
           <w:p>
@@ -6892,7 +6872,89 @@
               <w:rPr>
                 <w:lang w:val="en-US"/>
               </w:rPr>
-              <w:t>Add Hostname info to server-status handler</w:t>
+              <w:t>Create header "</w:t>
+            </w:r>
+            <w:proofErr w:type="spellStart"/>
+            <w:r>
+              <w:rPr>
+                <w:color w:val="0070C0"/>
+                <w:lang w:val="en"/>
+              </w:rPr>
+              <w:t>WebTrackingUuidHeader</w:t>
+            </w:r>
+            <w:proofErr w:type="spellEnd"/>
+            <w:r>
+              <w:rPr>
+                <w:lang w:val="en-US"/>
+              </w:rPr>
+              <w:t>" on every request</w:t>
+            </w:r>
+          </w:p>
+          <w:p>
+            <w:pPr>
+              <w:rPr>
+                <w:lang w:val="en-US"/>
+              </w:rPr>
+            </w:pPr>
+            <w:r>
+              <w:rPr>
+                <w:lang w:val="en-US"/>
+              </w:rPr>
+              <w:t>Create header x-</w:t>
+            </w:r>
+            <w:proofErr w:type="spellStart"/>
+            <w:r>
+              <w:rPr>
+                <w:lang w:val="en-US"/>
+              </w:rPr>
+              <w:t>wt</w:t>
+            </w:r>
+            <w:proofErr w:type="spellEnd"/>
+            <w:r>
+              <w:rPr>
+                <w:lang w:val="en-US"/>
+              </w:rPr>
+              <w:t xml:space="preserve">-request-to-be-tracked = true </w:t>
+            </w:r>
+            <w:r>
+              <w:rPr>
+                <w:lang w:val="en-US"/>
+              </w:rPr>
+              <w:br/>
+            </w:r>
+            <w:r>
+              <w:rPr>
+                <w:lang w:val="en-US"/>
+              </w:rPr>
+              <w:t>when the tracking is active for the current request</w:t>
+            </w:r>
+          </w:p>
+          <w:p>
+            <w:pPr>
+              <w:rPr>
+                <w:lang w:val="en-US"/>
+              </w:rPr>
+            </w:pPr>
+            <w:r>
+              <w:rPr>
+                <w:lang w:val="en-US"/>
+              </w:rPr>
+              <w:t>Fix algorithm for chained "</w:t>
+            </w:r>
+            <w:proofErr w:type="spellStart"/>
+            <w:r>
+              <w:rPr>
+                <w:color w:val="0070C0"/>
+                <w:lang w:val="en"/>
+              </w:rPr>
+              <w:t>WebTrackingUuidHeader</w:t>
+            </w:r>
+            <w:proofErr w:type="spellEnd"/>
+            <w:r>
+              <w:rPr>
+                <w:lang w:val="en-US"/>
+              </w:rPr>
+              <w:t>" header values</w:t>
             </w:r>
           </w:p>
         </w:tc>
@@ -6924,30 +6986,24 @@
                 <w:bCs/>
                 <w:color w:val="FFFFFF"/>
               </w:rPr>
-              <w:t>2025.4.7.1</w:t>
-            </w:r>
-          </w:p>
-        </w:tc>
-        <w:tc>
-          <w:tcPr>
-            <w:tcW w:w="1295" w:type="dxa"/>
+              <w:t>2025.4.10.1</w:t>
+            </w:r>
+          </w:p>
+        </w:tc>
+        <w:tc>
+          <w:tcPr>
+            <w:tcW w:w="1274" w:type="dxa"/>
             <w:shd w:val="clear" w:color="auto" w:fill="C5E0B3"/>
           </w:tcPr>
           <w:p>
             <w:r>
-              <w:t>202</w:t>
-            </w:r>
-            <w:r>
-              <w:t>5</w:t>
-            </w:r>
-            <w:r>
-              <w:t>-04-07</w:t>
-            </w:r>
-          </w:p>
-        </w:tc>
-        <w:tc>
-          <w:tcPr>
-            <w:tcW w:w="6996" w:type="dxa"/>
+              <w:t>2025-04-10</w:t>
+            </w:r>
+          </w:p>
+        </w:tc>
+        <w:tc>
+          <w:tcPr>
+            <w:tcW w:w="6906" w:type="dxa"/>
             <w:shd w:val="clear" w:color="auto" w:fill="C5E0B3"/>
           </w:tcPr>
           <w:p>
@@ -6960,66 +7016,8 @@
               <w:rPr>
                 <w:lang w:val="en-US"/>
               </w:rPr>
-              <w:t xml:space="preserve">Add directive </w:t>
-            </w:r>
-            <w:proofErr w:type="spellStart"/>
-            <w:r>
-              <w:rPr>
-                <w:color w:val="0070C0"/>
-                <w:lang w:val="en"/>
-              </w:rPr>
-              <w:t>WebTrackingExcludeExactURI</w:t>
-            </w:r>
-            <w:proofErr w:type="spellEnd"/>
-          </w:p>
-          <w:p>
-            <w:pPr>
-              <w:rPr>
-                <w:lang w:val="en-US"/>
-              </w:rPr>
-            </w:pPr>
-            <w:r>
-              <w:rPr>
-                <w:lang w:val="en-US"/>
-              </w:rPr>
-              <w:t xml:space="preserve">Add directive </w:t>
-            </w:r>
-            <w:proofErr w:type="spellStart"/>
-            <w:r>
-              <w:rPr>
-                <w:color w:val="0070C0"/>
-                <w:lang w:val="en"/>
-              </w:rPr>
-              <w:t>WebTrackingExcludeStartsWithURI</w:t>
-            </w:r>
-            <w:proofErr w:type="spellEnd"/>
-          </w:p>
-          <w:p>
-            <w:proofErr w:type="spellStart"/>
-            <w:r>
-              <w:t>Add</w:t>
-            </w:r>
-            <w:proofErr w:type="spellEnd"/>
-            <w:r>
-              <w:t xml:space="preserve"> </w:t>
-            </w:r>
-            <w:proofErr w:type="spellStart"/>
-            <w:r>
-              <w:t>directive</w:t>
-            </w:r>
-            <w:proofErr w:type="spellEnd"/>
-            <w:r>
-              <w:t xml:space="preserve"> </w:t>
-            </w:r>
-            <w:proofErr w:type="spellStart"/>
-            <w:r>
-              <w:rPr>
-                <w:color w:val="0070C0"/>
-                <w:lang w:val="en"/>
-              </w:rPr>
-              <w:t>WebTrackingExactHost</w:t>
-            </w:r>
-            <w:proofErr w:type="spellEnd"/>
+              <w:t>Add Hostname info to server-status handler</w:t>
+            </w:r>
           </w:p>
         </w:tc>
       </w:tr>
@@ -7050,35 +7048,36 @@
                 <w:bCs/>
                 <w:color w:val="FFFFFF"/>
               </w:rPr>
-              <w:t>2025.3.25.1</w:t>
-            </w:r>
-          </w:p>
-        </w:tc>
-        <w:tc>
-          <w:tcPr>
-            <w:tcW w:w="1295" w:type="dxa"/>
+              <w:lastRenderedPageBreak/>
+              <w:t>2025.4.7.1</w:t>
+            </w:r>
+          </w:p>
+        </w:tc>
+        <w:tc>
+          <w:tcPr>
+            <w:tcW w:w="1274" w:type="dxa"/>
             <w:shd w:val="clear" w:color="auto" w:fill="C5E0B3"/>
           </w:tcPr>
           <w:p>
             <w:r>
-              <w:t>2025-03-25</w:t>
-            </w:r>
-          </w:p>
-        </w:tc>
-        <w:tc>
-          <w:tcPr>
-            <w:tcW w:w="6996" w:type="dxa"/>
+              <w:t>2025-04-07</w:t>
+            </w:r>
+          </w:p>
+        </w:tc>
+        <w:tc>
+          <w:tcPr>
+            <w:tcW w:w="6906" w:type="dxa"/>
             <w:shd w:val="clear" w:color="auto" w:fill="C5E0B3"/>
           </w:tcPr>
           <w:p>
             <w:pPr>
               <w:rPr>
-                <w:lang w:val="en"/>
-              </w:rPr>
-            </w:pPr>
-            <w:r>
-              <w:rPr>
-                <w:lang w:val="en"/>
+                <w:lang w:val="en-US"/>
+              </w:rPr>
+            </w:pPr>
+            <w:r>
+              <w:rPr>
+                <w:lang w:val="en-US"/>
               </w:rPr>
               <w:t xml:space="preserve">Add directive </w:t>
             </w:r>
@@ -7088,22 +7087,58 @@
                 <w:color w:val="0070C0"/>
                 <w:lang w:val="en"/>
               </w:rPr>
-              <w:t>WebTrackingStartsWithURI</w:t>
+              <w:t>WebTrackingExcludeExactURI</w:t>
             </w:r>
             <w:proofErr w:type="spellEnd"/>
           </w:p>
           <w:p>
             <w:pPr>
               <w:rPr>
+                <w:lang w:val="en-US"/>
+              </w:rPr>
+            </w:pPr>
+            <w:r>
+              <w:rPr>
+                <w:lang w:val="en-US"/>
+              </w:rPr>
+              <w:t xml:space="preserve">Add directive </w:t>
+            </w:r>
+            <w:proofErr w:type="spellStart"/>
+            <w:r>
+              <w:rPr>
+                <w:color w:val="0070C0"/>
                 <w:lang w:val="en"/>
               </w:rPr>
-            </w:pPr>
-            <w:r>
-              <w:rPr>
+              <w:t>WebTrackingExcludeStartsWithURI</w:t>
+            </w:r>
+            <w:proofErr w:type="spellEnd"/>
+          </w:p>
+          <w:p>
+            <w:proofErr w:type="spellStart"/>
+            <w:r>
+              <w:t>Add</w:t>
+            </w:r>
+            <w:proofErr w:type="spellEnd"/>
+            <w:r>
+              <w:t xml:space="preserve"> </w:t>
+            </w:r>
+            <w:proofErr w:type="spellStart"/>
+            <w:r>
+              <w:t>directive</w:t>
+            </w:r>
+            <w:proofErr w:type="spellEnd"/>
+            <w:r>
+              <w:t xml:space="preserve"> </w:t>
+            </w:r>
+            <w:proofErr w:type="spellStart"/>
+            <w:r>
+              <w:rPr>
+                <w:color w:val="0070C0"/>
                 <w:lang w:val="en"/>
               </w:rPr>
-              <w:t>Fix some minor bugs</w:t>
-            </w:r>
+              <w:t>WebTrackingExactHost</w:t>
+            </w:r>
+            <w:proofErr w:type="spellEnd"/>
           </w:p>
         </w:tc>
       </w:tr>
@@ -7134,47 +7169,29 @@
                 <w:bCs/>
                 <w:color w:val="FFFFFF"/>
               </w:rPr>
-              <w:t>2025.3.13.1</w:t>
-            </w:r>
-            <w:r>
-              <w:rPr>
-                <w:b/>
-                <w:bCs/>
-                <w:color w:val="FFFFFF"/>
-              </w:rPr>
-              <w:br/>
-            </w:r>
-            <w:r>
-              <w:rPr>
-                <w:b/>
-                <w:bCs/>
-                <w:color w:val="FFFFFF"/>
-                <w:highlight w:val="darkBlue"/>
-              </w:rPr>
-              <w:t>[R2025.5]</w:t>
-            </w:r>
-          </w:p>
-        </w:tc>
-        <w:tc>
-          <w:tcPr>
-            <w:tcW w:w="1295" w:type="dxa"/>
+              <w:t>2025.3.25.1</w:t>
+            </w:r>
+          </w:p>
+        </w:tc>
+        <w:tc>
+          <w:tcPr>
+            <w:tcW w:w="1274" w:type="dxa"/>
             <w:shd w:val="clear" w:color="auto" w:fill="C5E0B3"/>
           </w:tcPr>
           <w:p>
             <w:r>
-              <w:t>2025-03-13</w:t>
-            </w:r>
-          </w:p>
-        </w:tc>
-        <w:tc>
-          <w:tcPr>
-            <w:tcW w:w="6996" w:type="dxa"/>
+              <w:t>2025-03-25</w:t>
+            </w:r>
+          </w:p>
+        </w:tc>
+        <w:tc>
+          <w:tcPr>
+            <w:tcW w:w="6906" w:type="dxa"/>
             <w:shd w:val="clear" w:color="auto" w:fill="C5E0B3"/>
           </w:tcPr>
           <w:p>
             <w:pPr>
               <w:rPr>
-                <w:u w:val="single"/>
                 <w:lang w:val="en"/>
               </w:rPr>
             </w:pPr>
@@ -7182,7 +7199,29 @@
               <w:rPr>
                 <w:lang w:val="en"/>
               </w:rPr>
-              <w:t>Fix cookie removals</w:t>
+              <w:t xml:space="preserve">Add directive </w:t>
+            </w:r>
+            <w:proofErr w:type="spellStart"/>
+            <w:r>
+              <w:rPr>
+                <w:color w:val="0070C0"/>
+                <w:lang w:val="en"/>
+              </w:rPr>
+              <w:t>WebTrackingStartsWithURI</w:t>
+            </w:r>
+            <w:proofErr w:type="spellEnd"/>
+          </w:p>
+          <w:p>
+            <w:pPr>
+              <w:rPr>
+                <w:lang w:val="en"/>
+              </w:rPr>
+            </w:pPr>
+            <w:r>
+              <w:rPr>
+                <w:lang w:val="en"/>
+              </w:rPr>
+              <w:t>Fix some minor bugs</w:t>
             </w:r>
           </w:p>
         </w:tc>
@@ -7206,7 +7245,6 @@
                 <w:b/>
                 <w:bCs/>
                 <w:color w:val="FFFFFF"/>
-                <w:u w:val="single"/>
               </w:rPr>
             </w:pPr>
             <w:r>
@@ -7215,23 +7253,7 @@
                 <w:bCs/>
                 <w:color w:val="FFFFFF"/>
               </w:rPr>
-              <w:t>2025.3.</w:t>
-            </w:r>
-            <w:r>
-              <w:rPr>
-                <w:b/>
-                <w:bCs/>
-                <w:color w:val="FFFFFF"/>
-              </w:rPr>
-              <w:t>5</w:t>
-            </w:r>
-            <w:r>
-              <w:rPr>
-                <w:b/>
-                <w:bCs/>
-                <w:color w:val="FFFFFF"/>
-              </w:rPr>
-              <w:t>.1</w:t>
+              <w:t>2025.3.13.1</w:t>
             </w:r>
             <w:r>
               <w:rPr>
@@ -7248,32 +7270,30 @@
                 <w:color w:val="FFFFFF"/>
                 <w:highlight w:val="darkBlue"/>
               </w:rPr>
-              <w:t>[R2025.4]</w:t>
-            </w:r>
-          </w:p>
-        </w:tc>
-        <w:tc>
-          <w:tcPr>
-            <w:tcW w:w="1295" w:type="dxa"/>
+              <w:t>[R2025.5]</w:t>
+            </w:r>
+          </w:p>
+        </w:tc>
+        <w:tc>
+          <w:tcPr>
+            <w:tcW w:w="1274" w:type="dxa"/>
             <w:shd w:val="clear" w:color="auto" w:fill="C5E0B3"/>
           </w:tcPr>
           <w:p>
             <w:r>
-              <w:t>2025-03-0</w:t>
-            </w:r>
-            <w:r>
-              <w:t>5</w:t>
-            </w:r>
-          </w:p>
-        </w:tc>
-        <w:tc>
-          <w:tcPr>
-            <w:tcW w:w="6996" w:type="dxa"/>
+              <w:t>2025-03-13</w:t>
+            </w:r>
+          </w:p>
+        </w:tc>
+        <w:tc>
+          <w:tcPr>
+            <w:tcW w:w="6906" w:type="dxa"/>
             <w:shd w:val="clear" w:color="auto" w:fill="C5E0B3"/>
           </w:tcPr>
           <w:p>
             <w:pPr>
               <w:rPr>
+                <w:u w:val="single"/>
                 <w:lang w:val="en"/>
               </w:rPr>
             </w:pPr>
@@ -7281,63 +7301,7 @@
               <w:rPr>
                 <w:lang w:val="en"/>
               </w:rPr>
-              <w:t xml:space="preserve">Add directive </w:t>
-            </w:r>
-            <w:proofErr w:type="spellStart"/>
-            <w:r>
-              <w:rPr>
-                <w:color w:val="0070C0"/>
-                <w:lang w:val="en"/>
-              </w:rPr>
-              <w:t>WebTrackingExactU</w:t>
-            </w:r>
-            <w:r>
-              <w:rPr>
-                <w:color w:val="0070C0"/>
-                <w:lang w:val="en"/>
-              </w:rPr>
-              <w:t>RI</w:t>
-            </w:r>
-            <w:proofErr w:type="spellEnd"/>
-          </w:p>
-          <w:p>
-            <w:pPr>
-              <w:rPr>
-                <w:lang w:val="en"/>
-              </w:rPr>
-            </w:pPr>
-            <w:r>
-              <w:rPr>
-                <w:lang w:val="en"/>
-              </w:rPr>
-              <w:t xml:space="preserve">Improve trace </w:t>
-            </w:r>
-            <w:proofErr w:type="spellStart"/>
-            <w:r>
-              <w:rPr>
-                <w:lang w:val="en"/>
-              </w:rPr>
-              <w:t>uri</w:t>
-            </w:r>
-            <w:proofErr w:type="spellEnd"/>
-            <w:r>
-              <w:rPr>
-                <w:lang w:val="en"/>
-              </w:rPr>
-              <w:t xml:space="preserve"> implementation</w:t>
-            </w:r>
-          </w:p>
-          <w:p>
-            <w:pPr>
-              <w:rPr>
-                <w:lang w:val="en-US"/>
-              </w:rPr>
-            </w:pPr>
-            <w:r>
-              <w:rPr>
-                <w:lang w:val="en-US"/>
-              </w:rPr>
-              <w:t>Add folder directory creation at startup (it depends on permissions)</w:t>
+              <w:t>Fix cookie removals</w:t>
             </w:r>
           </w:p>
         </w:tc>
@@ -7361,6 +7325,7 @@
                 <w:b/>
                 <w:bCs/>
                 <w:color w:val="FFFFFF"/>
+                <w:u w:val="single"/>
               </w:rPr>
             </w:pPr>
             <w:r>
@@ -7369,31 +7334,7 @@
                 <w:bCs/>
                 <w:color w:val="FFFFFF"/>
               </w:rPr>
-              <w:t>2025.2.</w:t>
-            </w:r>
-            <w:r>
-              <w:rPr>
-                <w:b/>
-                <w:bCs/>
-                <w:color w:val="FFFFFF"/>
-              </w:rPr>
-              <w:t>2</w:t>
-            </w:r>
-            <w:r>
-              <w:rPr>
-                <w:b/>
-                <w:bCs/>
-                <w:color w:val="FFFFFF"/>
-              </w:rPr>
-              <w:t>1</w:t>
-            </w:r>
-            <w:r>
-              <w:rPr>
-                <w:b/>
-                <w:bCs/>
-                <w:color w:val="FFFFFF"/>
-              </w:rPr>
-              <w:t>.1</w:t>
+              <w:t>2025.3.5.1</w:t>
             </w:r>
             <w:r>
               <w:rPr>
@@ -7410,30 +7351,24 @@
                 <w:color w:val="FFFFFF"/>
                 <w:highlight w:val="darkBlue"/>
               </w:rPr>
-              <w:t>[R2025.3]</w:t>
-            </w:r>
-          </w:p>
-        </w:tc>
-        <w:tc>
-          <w:tcPr>
-            <w:tcW w:w="1295" w:type="dxa"/>
+              <w:t>[R2025.4]</w:t>
+            </w:r>
+          </w:p>
+        </w:tc>
+        <w:tc>
+          <w:tcPr>
+            <w:tcW w:w="1274" w:type="dxa"/>
             <w:shd w:val="clear" w:color="auto" w:fill="C5E0B3"/>
           </w:tcPr>
           <w:p>
             <w:r>
-              <w:t>2025-02-</w:t>
-            </w:r>
-            <w:r>
-              <w:t>2</w:t>
-            </w:r>
-            <w:r>
-              <w:t>1</w:t>
-            </w:r>
-          </w:p>
-        </w:tc>
-        <w:tc>
-          <w:tcPr>
-            <w:tcW w:w="6996" w:type="dxa"/>
+              <w:t>2025-03-05</w:t>
+            </w:r>
+          </w:p>
+        </w:tc>
+        <w:tc>
+          <w:tcPr>
+            <w:tcW w:w="6906" w:type="dxa"/>
             <w:shd w:val="clear" w:color="auto" w:fill="C5E0B3"/>
           </w:tcPr>
           <w:p>
@@ -7446,44 +7381,63 @@
               <w:rPr>
                 <w:lang w:val="en"/>
               </w:rPr>
-              <w:t>Remove tracking of request with protocol different than HTTP/1.1</w:t>
-            </w:r>
-          </w:p>
-          <w:p>
-            <w:pPr>
-              <w:rPr>
-                <w:lang w:val="en-US"/>
-              </w:rPr>
-            </w:pPr>
-            <w:r>
-              <w:rPr>
-                <w:lang w:val="en-US"/>
-              </w:rPr>
-              <w:t>Add exce</w:t>
-            </w:r>
-            <w:r>
-              <w:rPr>
-                <w:lang w:val="en-US"/>
-              </w:rPr>
-              <w:t>p</w:t>
-            </w:r>
-            <w:r>
-              <w:rPr>
-                <w:lang w:val="en-US"/>
-              </w:rPr>
-              <w:t xml:space="preserve">tion guards for </w:t>
-            </w:r>
-            <w:r>
-              <w:rPr>
-                <w:lang w:val="en-US"/>
-              </w:rPr>
-              <w:t xml:space="preserve">then </w:t>
-            </w:r>
-            <w:r>
-              <w:rPr>
-                <w:lang w:val="en-US"/>
-              </w:rPr>
-              <w:t>main functions</w:t>
+              <w:t xml:space="preserve">Add directive </w:t>
+            </w:r>
+            <w:proofErr w:type="spellStart"/>
+            <w:r>
+              <w:rPr>
+                <w:color w:val="0070C0"/>
+                <w:lang w:val="en"/>
+              </w:rPr>
+              <w:t>WebTrackingExactU</w:t>
+            </w:r>
+            <w:r>
+              <w:rPr>
+                <w:color w:val="0070C0"/>
+                <w:lang w:val="en"/>
+              </w:rPr>
+              <w:t>RI</w:t>
+            </w:r>
+            <w:proofErr w:type="spellEnd"/>
+          </w:p>
+          <w:p>
+            <w:pPr>
+              <w:rPr>
+                <w:lang w:val="en"/>
+              </w:rPr>
+            </w:pPr>
+            <w:r>
+              <w:rPr>
+                <w:lang w:val="en"/>
+              </w:rPr>
+              <w:t xml:space="preserve">Improve trace </w:t>
+            </w:r>
+            <w:proofErr w:type="spellStart"/>
+            <w:r>
+              <w:rPr>
+                <w:lang w:val="en"/>
+              </w:rPr>
+              <w:t>uri</w:t>
+            </w:r>
+            <w:proofErr w:type="spellEnd"/>
+            <w:r>
+              <w:rPr>
+                <w:lang w:val="en"/>
+              </w:rPr>
+              <w:t xml:space="preserve"> implementation</w:t>
+            </w:r>
+          </w:p>
+          <w:p>
+            <w:pPr>
+              <w:rPr>
+                <w:lang w:val="en-US"/>
+              </w:rPr>
+            </w:pPr>
+            <w:r>
+              <w:rPr>
+                <w:lang w:val="en-US"/>
+              </w:rPr>
+              <w:t>Add folder directory creation at startup (it depends on permissions)</w:t>
             </w:r>
           </w:p>
         </w:tc>
@@ -7515,23 +7469,7 @@
                 <w:bCs/>
                 <w:color w:val="FFFFFF"/>
               </w:rPr>
-              <w:t>2025.2.1</w:t>
-            </w:r>
-            <w:r>
-              <w:rPr>
-                <w:b/>
-                <w:bCs/>
-                <w:color w:val="FFFFFF"/>
-              </w:rPr>
-              <w:t>8</w:t>
-            </w:r>
-            <w:r>
-              <w:rPr>
-                <w:b/>
-                <w:bCs/>
-                <w:color w:val="FFFFFF"/>
-              </w:rPr>
-              <w:t>.1</w:t>
+              <w:t>2025.2.21.1</w:t>
             </w:r>
             <w:r>
               <w:rPr>
@@ -7548,32 +7486,24 @@
                 <w:color w:val="FFFFFF"/>
                 <w:highlight w:val="darkBlue"/>
               </w:rPr>
-              <w:t>[R2025.2]</w:t>
-            </w:r>
-          </w:p>
-        </w:tc>
-        <w:tc>
-          <w:tcPr>
-            <w:tcW w:w="1295" w:type="dxa"/>
+              <w:t>[R2025.3]</w:t>
+            </w:r>
+          </w:p>
+        </w:tc>
+        <w:tc>
+          <w:tcPr>
+            <w:tcW w:w="1274" w:type="dxa"/>
             <w:shd w:val="clear" w:color="auto" w:fill="C5E0B3"/>
           </w:tcPr>
           <w:p>
-            <w:pPr>
-              <w:rPr>
-                <w:u w:val="single"/>
-              </w:rPr>
-            </w:pPr>
-            <w:r>
-              <w:t>2025-02-1</w:t>
-            </w:r>
-            <w:r>
-              <w:t>8</w:t>
-            </w:r>
-          </w:p>
-        </w:tc>
-        <w:tc>
-          <w:tcPr>
-            <w:tcW w:w="6996" w:type="dxa"/>
+            <w:r>
+              <w:t>2025-02-21</w:t>
+            </w:r>
+          </w:p>
+        </w:tc>
+        <w:tc>
+          <w:tcPr>
+            <w:tcW w:w="6906" w:type="dxa"/>
             <w:shd w:val="clear" w:color="auto" w:fill="C5E0B3"/>
           </w:tcPr>
           <w:p>
@@ -7586,108 +7516,44 @@
               <w:rPr>
                 <w:lang w:val="en"/>
               </w:rPr>
-              <w:t>Remove output headers from response body</w:t>
-            </w:r>
-          </w:p>
-          <w:p>
-            <w:pPr>
-              <w:rPr>
-                <w:lang w:val="en-US"/>
-              </w:rPr>
-            </w:pPr>
-            <w:r>
-              <w:rPr>
-                <w:lang w:val="en-US"/>
-              </w:rPr>
-              <w:t>Fix memory allocations to remove leaks</w:t>
-            </w:r>
-          </w:p>
-          <w:p>
-            <w:pPr>
-              <w:rPr>
-                <w:lang w:val="en-US"/>
-              </w:rPr>
-            </w:pPr>
-            <w:r>
-              <w:rPr>
-                <w:lang w:val="en-US"/>
-              </w:rPr>
-              <w:t xml:space="preserve">Enhance file management to reduce </w:t>
-            </w:r>
-            <w:r>
-              <w:rPr>
-                <w:lang w:val="en-US"/>
-              </w:rPr>
-              <w:t xml:space="preserve">its </w:t>
-            </w:r>
-            <w:r>
-              <w:rPr>
-                <w:lang w:val="en-US"/>
-              </w:rPr>
-              <w:t>overhead</w:t>
-            </w:r>
-          </w:p>
-          <w:p>
-            <w:pPr>
-              <w:rPr>
-                <w:lang w:val="en-US"/>
-              </w:rPr>
-            </w:pPr>
-            <w:r>
-              <w:rPr>
-                <w:lang w:val="en-US"/>
-              </w:rPr>
-              <w:t xml:space="preserve">Change </w:t>
-            </w:r>
-            <w:proofErr w:type="spellStart"/>
-            <w:r>
-              <w:rPr>
-                <w:lang w:val="en-US"/>
-              </w:rPr>
-              <w:t>uuid</w:t>
-            </w:r>
-            <w:proofErr w:type="spellEnd"/>
-            <w:r>
-              <w:rPr>
-                <w:lang w:val="en-US"/>
-              </w:rPr>
-              <w:t xml:space="preserve"> algorithm</w:t>
-            </w:r>
-          </w:p>
-          <w:p>
-            <w:pPr>
-              <w:rPr>
-                <w:color w:val="0070C0"/>
-                <w:lang w:val="en-US"/>
-              </w:rPr>
-            </w:pPr>
-            <w:r>
-              <w:rPr>
-                <w:lang w:val="en-US"/>
-              </w:rPr>
-              <w:t xml:space="preserve">Remove directive </w:t>
-            </w:r>
-            <w:proofErr w:type="spellStart"/>
-            <w:r>
-              <w:rPr>
-                <w:color w:val="0070C0"/>
-                <w:lang w:val="en-US"/>
-              </w:rPr>
-              <w:t>WebTrackingID</w:t>
-            </w:r>
-            <w:proofErr w:type="spellEnd"/>
-          </w:p>
-          <w:p>
-            <w:pPr>
-              <w:rPr>
-                <w:lang w:val="en-US"/>
-              </w:rPr>
-            </w:pPr>
-            <w:r>
-              <w:rPr>
-                <w:lang w:val="en-US"/>
-              </w:rPr>
-              <w:t>Fix encoding POST query string as “*Post” header</w:t>
+              <w:t>Remove tracking of request with protocol different than HTTP/1.1</w:t>
+            </w:r>
+          </w:p>
+          <w:p>
+            <w:pPr>
+              <w:rPr>
+                <w:lang w:val="en-US"/>
+              </w:rPr>
+            </w:pPr>
+            <w:r>
+              <w:rPr>
+                <w:lang w:val="en-US"/>
+              </w:rPr>
+              <w:t>Add exce</w:t>
+            </w:r>
+            <w:r>
+              <w:rPr>
+                <w:lang w:val="en-US"/>
+              </w:rPr>
+              <w:t>p</w:t>
+            </w:r>
+            <w:r>
+              <w:rPr>
+                <w:lang w:val="en-US"/>
+              </w:rPr>
+              <w:t xml:space="preserve">tion guards for </w:t>
+            </w:r>
+            <w:r>
+              <w:rPr>
+                <w:lang w:val="en-US"/>
+              </w:rPr>
+              <w:t xml:space="preserve">then </w:t>
+            </w:r>
+            <w:r>
+              <w:rPr>
+                <w:lang w:val="en-US"/>
+              </w:rPr>
+              <w:t>main functions</w:t>
             </w:r>
           </w:p>
         </w:tc>
@@ -7711,7 +7577,6 @@
                 <w:b/>
                 <w:bCs/>
                 <w:color w:val="FFFFFF"/>
-                <w:u w:val="single"/>
               </w:rPr>
             </w:pPr>
             <w:r>
@@ -7720,48 +7585,7 @@
                 <w:bCs/>
                 <w:color w:val="FFFFFF"/>
               </w:rPr>
-              <w:lastRenderedPageBreak/>
-              <w:t>2025.</w:t>
-            </w:r>
-            <w:r>
-              <w:rPr>
-                <w:b/>
-                <w:bCs/>
-                <w:color w:val="FFFFFF"/>
-              </w:rPr>
-              <w:t>2</w:t>
-            </w:r>
-            <w:r>
-              <w:rPr>
-                <w:b/>
-                <w:bCs/>
-                <w:color w:val="FFFFFF"/>
-              </w:rPr>
-              <w:t>.</w:t>
-            </w:r>
-            <w:r>
-              <w:rPr>
-                <w:b/>
-                <w:bCs/>
-                <w:color w:val="FFFFFF"/>
-              </w:rPr>
-              <w:t>10</w:t>
-            </w:r>
-            <w:r>
-              <w:rPr>
-                <w:b/>
-                <w:bCs/>
-                <w:color w:val="FFFFFF"/>
-              </w:rPr>
-              <w:t>.</w:t>
-            </w:r>
-            <w:r>
-              <w:rPr>
-                <w:b/>
-                <w:bCs/>
-                <w:color w:val="FFFFFF"/>
-              </w:rPr>
-              <w:t>2</w:t>
+              <w:t>2025.2.18.1</w:t>
             </w:r>
             <w:r>
               <w:rPr>
@@ -7778,13 +7602,13 @@
                 <w:color w:val="FFFFFF"/>
                 <w:highlight w:val="darkBlue"/>
               </w:rPr>
-              <w:t>[R2025.1]</w:t>
-            </w:r>
-          </w:p>
-        </w:tc>
-        <w:tc>
-          <w:tcPr>
-            <w:tcW w:w="1295" w:type="dxa"/>
+              <w:t>[R2025.2]</w:t>
+            </w:r>
+          </w:p>
+        </w:tc>
+        <w:tc>
+          <w:tcPr>
+            <w:tcW w:w="1274" w:type="dxa"/>
             <w:shd w:val="clear" w:color="auto" w:fill="C5E0B3"/>
           </w:tcPr>
           <w:p>
@@ -7794,22 +7618,13 @@
               </w:rPr>
             </w:pPr>
             <w:r>
-              <w:t>2025-0</w:t>
-            </w:r>
-            <w:r>
-              <w:t>2</w:t>
-            </w:r>
-            <w:r>
-              <w:t>-</w:t>
-            </w:r>
-            <w:r>
-              <w:t>10</w:t>
-            </w:r>
-          </w:p>
-        </w:tc>
-        <w:tc>
-          <w:tcPr>
-            <w:tcW w:w="6996" w:type="dxa"/>
+              <w:t>2025-02-18</w:t>
+            </w:r>
+          </w:p>
+        </w:tc>
+        <w:tc>
+          <w:tcPr>
+            <w:tcW w:w="6906" w:type="dxa"/>
             <w:shd w:val="clear" w:color="auto" w:fill="C5E0B3"/>
           </w:tcPr>
           <w:p>
@@ -7822,219 +7637,108 @@
               <w:rPr>
                 <w:lang w:val="en"/>
               </w:rPr>
-              <w:t>Implement request/</w:t>
+              <w:t>Remove output headers from response body</w:t>
+            </w:r>
+          </w:p>
+          <w:p>
+            <w:pPr>
+              <w:rPr>
+                <w:lang w:val="en-US"/>
+              </w:rPr>
+            </w:pPr>
+            <w:r>
+              <w:rPr>
+                <w:lang w:val="en-US"/>
+              </w:rPr>
+              <w:t>Fix memory allocations to remove leaks</w:t>
+            </w:r>
+          </w:p>
+          <w:p>
+            <w:pPr>
+              <w:rPr>
+                <w:lang w:val="en-US"/>
+              </w:rPr>
+            </w:pPr>
+            <w:r>
+              <w:rPr>
+                <w:lang w:val="en-US"/>
+              </w:rPr>
+              <w:t xml:space="preserve">Enhance file management to reduce </w:t>
+            </w:r>
+            <w:r>
+              <w:rPr>
+                <w:lang w:val="en-US"/>
+              </w:rPr>
+              <w:t xml:space="preserve">its </w:t>
+            </w:r>
+            <w:r>
+              <w:rPr>
+                <w:lang w:val="en-US"/>
+              </w:rPr>
+              <w:t>overhead</w:t>
+            </w:r>
+          </w:p>
+          <w:p>
+            <w:pPr>
+              <w:rPr>
+                <w:lang w:val="en-US"/>
+              </w:rPr>
+            </w:pPr>
+            <w:r>
+              <w:rPr>
+                <w:lang w:val="en-US"/>
+              </w:rPr>
+              <w:t xml:space="preserve">Change </w:t>
             </w:r>
             <w:proofErr w:type="spellStart"/>
             <w:r>
               <w:rPr>
-                <w:lang w:val="en"/>
-              </w:rPr>
-              <w:t>responce</w:t>
+                <w:lang w:val="en-US"/>
+              </w:rPr>
+              <w:t>uuid</w:t>
             </w:r>
             <w:proofErr w:type="spellEnd"/>
             <w:r>
               <w:rPr>
-                <w:lang w:val="en"/>
-              </w:rPr>
-              <w:t xml:space="preserve"> cycle functions using C++23</w:t>
-            </w:r>
-          </w:p>
-          <w:p>
-            <w:pPr>
-              <w:rPr>
-                <w:lang w:val="en"/>
-              </w:rPr>
-            </w:pPr>
-            <w:r>
-              <w:rPr>
-                <w:lang w:val="en"/>
-              </w:rPr>
-              <w:t>Implement record file management in C++23</w:t>
-            </w:r>
-          </w:p>
-          <w:p>
-            <w:pPr>
-              <w:rPr>
-                <w:lang w:val="en"/>
-              </w:rPr>
-            </w:pPr>
-            <w:r>
-              <w:rPr>
-                <w:lang w:val="en"/>
-              </w:rPr>
-              <w:t>Change tracking data record format and contents</w:t>
-            </w:r>
-          </w:p>
-          <w:p>
-            <w:pPr>
-              <w:rPr>
-                <w:u w:val="single"/>
-                <w:lang w:val="en"/>
-              </w:rPr>
-            </w:pPr>
-            <w:r>
-              <w:rPr>
-                <w:lang w:val="en"/>
-              </w:rPr>
-              <w:t>Change requirements for directive</w:t>
-            </w:r>
-            <w:r>
-              <w:rPr>
-                <w:lang w:val="en"/>
-              </w:rPr>
-              <w:t xml:space="preserve">s </w:t>
+                <w:lang w:val="en-US"/>
+              </w:rPr>
+              <w:t xml:space="preserve"> algorithm</w:t>
+            </w:r>
+          </w:p>
+          <w:p>
+            <w:pPr>
+              <w:rPr>
+                <w:color w:val="0070C0"/>
+                <w:lang w:val="en-US"/>
+              </w:rPr>
+            </w:pPr>
+            <w:r>
+              <w:rPr>
+                <w:lang w:val="en-US"/>
+              </w:rPr>
+              <w:t xml:space="preserve">Remove directive </w:t>
             </w:r>
             <w:proofErr w:type="spellStart"/>
             <w:r>
               <w:rPr>
                 <w:color w:val="0070C0"/>
-                <w:lang w:val="en"/>
-              </w:rPr>
-              <w:t>WebTrackingDisablingHeader</w:t>
+                <w:lang w:val="en-US"/>
+              </w:rPr>
+              <w:t>WebTrackingID</w:t>
             </w:r>
             <w:proofErr w:type="spellEnd"/>
-            <w:r>
-              <w:rPr>
-                <w:lang w:val="en"/>
-              </w:rPr>
-              <w:t xml:space="preserve"> and </w:t>
-            </w:r>
-            <w:proofErr w:type="spellStart"/>
-            <w:r>
-              <w:rPr>
-                <w:color w:val="0070C0"/>
-                <w:lang w:val="en"/>
-              </w:rPr>
-              <w:t>WebTrackingOutputHeader</w:t>
-            </w:r>
-            <w:proofErr w:type="spellEnd"/>
-          </w:p>
-          <w:p>
-            <w:pPr>
-              <w:rPr>
-                <w:lang w:val="en"/>
-              </w:rPr>
-            </w:pPr>
-            <w:r>
-              <w:rPr>
-                <w:lang w:val="en"/>
-              </w:rPr>
-              <w:t>Add styl</w:t>
-            </w:r>
-            <w:r>
-              <w:rPr>
-                <w:lang w:val="en"/>
-              </w:rPr>
-              <w:t>ing</w:t>
-            </w:r>
-            <w:r>
-              <w:rPr>
-                <w:lang w:val="en"/>
-              </w:rPr>
-              <w:t xml:space="preserve"> </w:t>
-            </w:r>
-            <w:r>
-              <w:rPr>
-                <w:lang w:val="en"/>
-              </w:rPr>
-              <w:t>to</w:t>
-            </w:r>
-            <w:r>
-              <w:rPr>
-                <w:lang w:val="en"/>
-              </w:rPr>
-              <w:t xml:space="preserve"> server status hook</w:t>
-            </w:r>
-          </w:p>
-          <w:p>
-            <w:pPr>
-              <w:rPr>
-                <w:lang w:val="en"/>
-              </w:rPr>
-            </w:pPr>
-            <w:r>
-              <w:rPr>
-                <w:lang w:val="en"/>
-              </w:rPr>
-              <w:t>Implement</w:t>
-            </w:r>
-            <w:r>
-              <w:rPr>
-                <w:lang w:val="en"/>
-              </w:rPr>
-              <w:t xml:space="preserve"> hot debug for specific resources</w:t>
-            </w:r>
-          </w:p>
-          <w:p>
-            <w:pPr>
-              <w:rPr>
-                <w:u w:val="single"/>
-                <w:lang w:val="en"/>
-              </w:rPr>
-            </w:pPr>
-            <w:r>
-              <w:rPr>
-                <w:lang w:val="en"/>
-              </w:rPr>
-              <w:t>Implement some runtime optimizations and some code enhancements</w:t>
-            </w:r>
-          </w:p>
-          <w:p>
-            <w:pPr>
-              <w:rPr>
-                <w:lang w:val="en"/>
-              </w:rPr>
-            </w:pPr>
-            <w:r>
-              <w:rPr>
-                <w:lang w:val="en"/>
-              </w:rPr>
-              <w:t xml:space="preserve">Remove directive </w:t>
-            </w:r>
-            <w:proofErr w:type="spellStart"/>
-            <w:r>
-              <w:rPr>
-                <w:color w:val="0070C0"/>
-                <w:lang w:val="en"/>
-              </w:rPr>
-              <w:t>WebTrackingPrintWASUser</w:t>
-            </w:r>
-            <w:proofErr w:type="spellEnd"/>
-          </w:p>
-          <w:p>
-            <w:pPr>
-              <w:rPr>
-                <w:lang w:val="en"/>
-              </w:rPr>
-            </w:pPr>
-            <w:r>
-              <w:rPr>
-                <w:lang w:val="en"/>
-              </w:rPr>
-              <w:t xml:space="preserve">Remove directive </w:t>
-            </w:r>
-            <w:proofErr w:type="spellStart"/>
-            <w:r>
-              <w:rPr>
-                <w:color w:val="0070C0"/>
-                <w:lang w:val="en"/>
-              </w:rPr>
-              <w:t>WebTrackingPrintRequestHeader</w:t>
-            </w:r>
-            <w:proofErr w:type="spellEnd"/>
-          </w:p>
-          <w:p>
-            <w:pPr>
-              <w:rPr>
-                <w:u w:val="single"/>
-                <w:lang w:val="en"/>
-              </w:rPr>
-            </w:pPr>
-            <w:r>
-              <w:rPr>
-                <w:lang w:val="en"/>
-              </w:rPr>
-              <w:t>Move to GNU Compiler Collection 14.2.1</w:t>
+          </w:p>
+          <w:p>
+            <w:pPr>
+              <w:rPr>
+                <w:lang w:val="en-US"/>
+              </w:rPr>
+            </w:pPr>
+            <w:r>
+              <w:rPr>
+                <w:lang w:val="en-US"/>
+              </w:rPr>
+              <w:t>Fix encoding POST query string as “*Post” header</w:t>
             </w:r>
           </w:p>
         </w:tc>
@@ -8058,6 +7762,7 @@
                 <w:b/>
                 <w:bCs/>
                 <w:color w:val="FFFFFF"/>
+                <w:u w:val="single"/>
               </w:rPr>
             </w:pPr>
             <w:r>
@@ -8066,24 +7771,87 @@
                 <w:bCs/>
                 <w:color w:val="FFFFFF"/>
               </w:rPr>
-              <w:t>2025.1.15.1</w:t>
-            </w:r>
-          </w:p>
-        </w:tc>
-        <w:tc>
-          <w:tcPr>
-            <w:tcW w:w="1295" w:type="dxa"/>
+              <w:lastRenderedPageBreak/>
+              <w:t>2025.</w:t>
+            </w:r>
+            <w:r>
+              <w:rPr>
+                <w:b/>
+                <w:bCs/>
+                <w:color w:val="FFFFFF"/>
+              </w:rPr>
+              <w:t>2</w:t>
+            </w:r>
+            <w:r>
+              <w:rPr>
+                <w:b/>
+                <w:bCs/>
+                <w:color w:val="FFFFFF"/>
+              </w:rPr>
+              <w:t>.</w:t>
+            </w:r>
+            <w:r>
+              <w:rPr>
+                <w:b/>
+                <w:bCs/>
+                <w:color w:val="FFFFFF"/>
+              </w:rPr>
+              <w:t>10</w:t>
+            </w:r>
+            <w:r>
+              <w:rPr>
+                <w:b/>
+                <w:bCs/>
+                <w:color w:val="FFFFFF"/>
+              </w:rPr>
+              <w:t>.</w:t>
+            </w:r>
+            <w:r>
+              <w:rPr>
+                <w:b/>
+                <w:bCs/>
+                <w:color w:val="FFFFFF"/>
+              </w:rPr>
+              <w:t>2</w:t>
+            </w:r>
+            <w:r>
+              <w:rPr>
+                <w:b/>
+                <w:bCs/>
+                <w:color w:val="FFFFFF"/>
+              </w:rPr>
+              <w:br/>
+            </w:r>
+            <w:r>
+              <w:rPr>
+                <w:b/>
+                <w:bCs/>
+                <w:color w:val="FFFFFF"/>
+                <w:highlight w:val="darkBlue"/>
+              </w:rPr>
+              <w:t>[R2025.1]</w:t>
+            </w:r>
+          </w:p>
+        </w:tc>
+        <w:tc>
+          <w:tcPr>
+            <w:tcW w:w="1274" w:type="dxa"/>
             <w:shd w:val="clear" w:color="auto" w:fill="C5E0B3"/>
           </w:tcPr>
           <w:p>
-            <w:r>
-              <w:t>2025-01-15</w:t>
-            </w:r>
-          </w:p>
-        </w:tc>
-        <w:tc>
-          <w:tcPr>
-            <w:tcW w:w="6996" w:type="dxa"/>
+            <w:pPr>
+              <w:rPr>
+                <w:u w:val="single"/>
+              </w:rPr>
+            </w:pPr>
+            <w:r>
+              <w:t>2025-02-10</w:t>
+            </w:r>
+          </w:p>
+        </w:tc>
+        <w:tc>
+          <w:tcPr>
+            <w:tcW w:w="6906" w:type="dxa"/>
             <w:shd w:val="clear" w:color="auto" w:fill="C5E0B3"/>
           </w:tcPr>
           <w:p>
@@ -8096,7 +7864,207 @@
               <w:rPr>
                 <w:lang w:val="en"/>
               </w:rPr>
-              <w:t>Move configuration directives printing out from DEBUG to INFO</w:t>
+              <w:t>Implement request/</w:t>
+            </w:r>
+            <w:proofErr w:type="spellStart"/>
+            <w:r>
+              <w:rPr>
+                <w:lang w:val="en"/>
+              </w:rPr>
+              <w:t>responce</w:t>
+            </w:r>
+            <w:proofErr w:type="spellEnd"/>
+            <w:r>
+              <w:rPr>
+                <w:lang w:val="en"/>
+              </w:rPr>
+              <w:t xml:space="preserve"> cycle functions using C++23</w:t>
+            </w:r>
+          </w:p>
+          <w:p>
+            <w:pPr>
+              <w:rPr>
+                <w:lang w:val="en"/>
+              </w:rPr>
+            </w:pPr>
+            <w:r>
+              <w:rPr>
+                <w:lang w:val="en"/>
+              </w:rPr>
+              <w:t>Implement record file management in C++23</w:t>
+            </w:r>
+          </w:p>
+          <w:p>
+            <w:pPr>
+              <w:rPr>
+                <w:lang w:val="en"/>
+              </w:rPr>
+            </w:pPr>
+            <w:r>
+              <w:rPr>
+                <w:lang w:val="en"/>
+              </w:rPr>
+              <w:t>Change tracking data record format and contents</w:t>
+            </w:r>
+          </w:p>
+          <w:p>
+            <w:pPr>
+              <w:rPr>
+                <w:u w:val="single"/>
+                <w:lang w:val="en"/>
+              </w:rPr>
+            </w:pPr>
+            <w:r>
+              <w:rPr>
+                <w:lang w:val="en"/>
+              </w:rPr>
+              <w:t xml:space="preserve">Change requirements for directives </w:t>
+            </w:r>
+            <w:proofErr w:type="spellStart"/>
+            <w:r>
+              <w:rPr>
+                <w:color w:val="0070C0"/>
+                <w:lang w:val="en"/>
+              </w:rPr>
+              <w:t>WebTrackingDisablingHeader</w:t>
+            </w:r>
+            <w:proofErr w:type="spellEnd"/>
+            <w:r>
+              <w:rPr>
+                <w:lang w:val="en"/>
+              </w:rPr>
+              <w:t xml:space="preserve"> and </w:t>
+            </w:r>
+            <w:proofErr w:type="spellStart"/>
+            <w:r>
+              <w:rPr>
+                <w:color w:val="0070C0"/>
+                <w:lang w:val="en"/>
+              </w:rPr>
+              <w:t>WebTrackingOutputHeader</w:t>
+            </w:r>
+            <w:proofErr w:type="spellEnd"/>
+          </w:p>
+          <w:p>
+            <w:pPr>
+              <w:rPr>
+                <w:lang w:val="en"/>
+              </w:rPr>
+            </w:pPr>
+            <w:r>
+              <w:rPr>
+                <w:lang w:val="en"/>
+              </w:rPr>
+              <w:t>Add styl</w:t>
+            </w:r>
+            <w:r>
+              <w:rPr>
+                <w:lang w:val="en"/>
+              </w:rPr>
+              <w:t>ing</w:t>
+            </w:r>
+            <w:r>
+              <w:rPr>
+                <w:lang w:val="en"/>
+              </w:rPr>
+              <w:t xml:space="preserve"> </w:t>
+            </w:r>
+            <w:r>
+              <w:rPr>
+                <w:lang w:val="en"/>
+              </w:rPr>
+              <w:t>to</w:t>
+            </w:r>
+            <w:r>
+              <w:rPr>
+                <w:lang w:val="en"/>
+              </w:rPr>
+              <w:t xml:space="preserve"> server status hook</w:t>
+            </w:r>
+          </w:p>
+          <w:p>
+            <w:pPr>
+              <w:rPr>
+                <w:lang w:val="en"/>
+              </w:rPr>
+            </w:pPr>
+            <w:r>
+              <w:rPr>
+                <w:lang w:val="en"/>
+              </w:rPr>
+              <w:t>Implement hot debug for specific resources</w:t>
+            </w:r>
+          </w:p>
+          <w:p>
+            <w:pPr>
+              <w:rPr>
+                <w:u w:val="single"/>
+                <w:lang w:val="en"/>
+              </w:rPr>
+            </w:pPr>
+            <w:r>
+              <w:rPr>
+                <w:lang w:val="en"/>
+              </w:rPr>
+              <w:t>Implement some runtime optimizations and some code enhancements</w:t>
+            </w:r>
+          </w:p>
+          <w:p>
+            <w:pPr>
+              <w:rPr>
+                <w:lang w:val="en"/>
+              </w:rPr>
+            </w:pPr>
+            <w:r>
+              <w:rPr>
+                <w:lang w:val="en"/>
+              </w:rPr>
+              <w:t xml:space="preserve">Remove directive </w:t>
+            </w:r>
+            <w:proofErr w:type="spellStart"/>
+            <w:r>
+              <w:rPr>
+                <w:color w:val="0070C0"/>
+                <w:lang w:val="en"/>
+              </w:rPr>
+              <w:t>WebTrackingPrintWASUser</w:t>
+            </w:r>
+            <w:proofErr w:type="spellEnd"/>
+          </w:p>
+          <w:p>
+            <w:pPr>
+              <w:rPr>
+                <w:lang w:val="en"/>
+              </w:rPr>
+            </w:pPr>
+            <w:r>
+              <w:rPr>
+                <w:lang w:val="en"/>
+              </w:rPr>
+              <w:t xml:space="preserve">Remove directive </w:t>
+            </w:r>
+            <w:proofErr w:type="spellStart"/>
+            <w:r>
+              <w:rPr>
+                <w:color w:val="0070C0"/>
+                <w:lang w:val="en"/>
+              </w:rPr>
+              <w:t>WebTrackingPrintRequestHeader</w:t>
+            </w:r>
+            <w:proofErr w:type="spellEnd"/>
+          </w:p>
+          <w:p>
+            <w:pPr>
+              <w:rPr>
+                <w:u w:val="single"/>
+                <w:lang w:val="en"/>
+              </w:rPr>
+            </w:pPr>
+            <w:r>
+              <w:rPr>
+                <w:lang w:val="en"/>
+              </w:rPr>
+              <w:t>Move to GNU Compiler Collection 14.2.1</w:t>
             </w:r>
           </w:p>
         </w:tc>
@@ -8128,24 +8096,24 @@
                 <w:bCs/>
                 <w:color w:val="FFFFFF"/>
               </w:rPr>
-              <w:t>2025.1.14.1</w:t>
-            </w:r>
-          </w:p>
-        </w:tc>
-        <w:tc>
-          <w:tcPr>
-            <w:tcW w:w="1295" w:type="dxa"/>
+              <w:t>2025.1.15.1</w:t>
+            </w:r>
+          </w:p>
+        </w:tc>
+        <w:tc>
+          <w:tcPr>
+            <w:tcW w:w="1274" w:type="dxa"/>
             <w:shd w:val="clear" w:color="auto" w:fill="C5E0B3"/>
           </w:tcPr>
           <w:p>
             <w:r>
-              <w:t>2024-01-14</w:t>
-            </w:r>
-          </w:p>
-        </w:tc>
-        <w:tc>
-          <w:tcPr>
-            <w:tcW w:w="6996" w:type="dxa"/>
+              <w:t>2025-01-15</w:t>
+            </w:r>
+          </w:p>
+        </w:tc>
+        <w:tc>
+          <w:tcPr>
+            <w:tcW w:w="6906" w:type="dxa"/>
             <w:shd w:val="clear" w:color="auto" w:fill="C5E0B3"/>
           </w:tcPr>
           <w:p>
@@ -8158,36 +8126,7 @@
               <w:rPr>
                 <w:lang w:val="en"/>
               </w:rPr>
-              <w:t xml:space="preserve">Change </w:t>
-            </w:r>
-            <w:proofErr w:type="spellStart"/>
-            <w:r>
-              <w:rPr>
-                <w:color w:val="0070C0"/>
-                <w:lang w:val="en"/>
-              </w:rPr>
-              <w:t>WebTrackingBodyLimit</w:t>
-            </w:r>
-            <w:proofErr w:type="spellEnd"/>
-            <w:r>
-              <w:rPr>
-                <w:lang w:val="en"/>
-              </w:rPr>
-              <w:t xml:space="preserve"> meaning and implement it</w:t>
-            </w:r>
-          </w:p>
-          <w:p>
-            <w:pPr>
-              <w:rPr>
-                <w:u w:val="single"/>
-                <w:lang w:val="en"/>
-              </w:rPr>
-            </w:pPr>
-            <w:r>
-              <w:rPr>
-                <w:lang w:val="en"/>
-              </w:rPr>
-              <w:t>The body limit is also compared to inflated bodies</w:t>
+              <w:t>Move configuration directives printing out from DEBUG to INFO</w:t>
             </w:r>
           </w:p>
         </w:tc>
@@ -8219,24 +8158,24 @@
                 <w:bCs/>
                 <w:color w:val="FFFFFF"/>
               </w:rPr>
-              <w:t>2025.1.9.1</w:t>
-            </w:r>
-          </w:p>
-        </w:tc>
-        <w:tc>
-          <w:tcPr>
-            <w:tcW w:w="1295" w:type="dxa"/>
+              <w:t>2025.1.14.1</w:t>
+            </w:r>
+          </w:p>
+        </w:tc>
+        <w:tc>
+          <w:tcPr>
+            <w:tcW w:w="1274" w:type="dxa"/>
             <w:shd w:val="clear" w:color="auto" w:fill="C5E0B3"/>
           </w:tcPr>
           <w:p>
             <w:r>
-              <w:t>2025-01-09</w:t>
-            </w:r>
-          </w:p>
-        </w:tc>
-        <w:tc>
-          <w:tcPr>
-            <w:tcW w:w="6996" w:type="dxa"/>
+              <w:t>2024-01-14</w:t>
+            </w:r>
+          </w:p>
+        </w:tc>
+        <w:tc>
+          <w:tcPr>
+            <w:tcW w:w="6906" w:type="dxa"/>
             <w:shd w:val="clear" w:color="auto" w:fill="C5E0B3"/>
           </w:tcPr>
           <w:p>
@@ -8249,7 +8188,36 @@
               <w:rPr>
                 <w:lang w:val="en"/>
               </w:rPr>
-              <w:t>Simplify algorithm to move current record file</w:t>
+              <w:t xml:space="preserve">Change </w:t>
+            </w:r>
+            <w:proofErr w:type="spellStart"/>
+            <w:r>
+              <w:rPr>
+                <w:color w:val="0070C0"/>
+                <w:lang w:val="en"/>
+              </w:rPr>
+              <w:t>WebTrackingBodyLimit</w:t>
+            </w:r>
+            <w:proofErr w:type="spellEnd"/>
+            <w:r>
+              <w:rPr>
+                <w:lang w:val="en"/>
+              </w:rPr>
+              <w:t xml:space="preserve"> meaning and implement it</w:t>
+            </w:r>
+          </w:p>
+          <w:p>
+            <w:pPr>
+              <w:rPr>
+                <w:u w:val="single"/>
+                <w:lang w:val="en"/>
+              </w:rPr>
+            </w:pPr>
+            <w:r>
+              <w:rPr>
+                <w:lang w:val="en"/>
+              </w:rPr>
+              <w:t>The body limit is also compared to inflated bodies</w:t>
             </w:r>
           </w:p>
         </w:tc>
@@ -8281,24 +8249,24 @@
                 <w:bCs/>
                 <w:color w:val="FFFFFF"/>
               </w:rPr>
-              <w:t>2024.12.20.1</w:t>
-            </w:r>
-          </w:p>
-        </w:tc>
-        <w:tc>
-          <w:tcPr>
-            <w:tcW w:w="1295" w:type="dxa"/>
+              <w:t>2025.1.9.1</w:t>
+            </w:r>
+          </w:p>
+        </w:tc>
+        <w:tc>
+          <w:tcPr>
+            <w:tcW w:w="1274" w:type="dxa"/>
             <w:shd w:val="clear" w:color="auto" w:fill="C5E0B3"/>
           </w:tcPr>
           <w:p>
             <w:r>
-              <w:t>2024-12-20</w:t>
-            </w:r>
-          </w:p>
-        </w:tc>
-        <w:tc>
-          <w:tcPr>
-            <w:tcW w:w="6996" w:type="dxa"/>
+              <w:t>2025-01-09</w:t>
+            </w:r>
+          </w:p>
+        </w:tc>
+        <w:tc>
+          <w:tcPr>
+            <w:tcW w:w="6906" w:type="dxa"/>
             <w:shd w:val="clear" w:color="auto" w:fill="C5E0B3"/>
           </w:tcPr>
           <w:p>
@@ -8311,7 +8279,7 @@
               <w:rPr>
                 <w:lang w:val="en"/>
               </w:rPr>
-              <w:t>Change algorithm to copy and delete the current record file</w:t>
+              <w:t>Simplify algorithm to move current record file</w:t>
             </w:r>
           </w:p>
         </w:tc>
@@ -8343,24 +8311,24 @@
                 <w:bCs/>
                 <w:color w:val="FFFFFF"/>
               </w:rPr>
-              <w:t>2024.5.29.1</w:t>
-            </w:r>
-          </w:p>
-        </w:tc>
-        <w:tc>
-          <w:tcPr>
-            <w:tcW w:w="1295" w:type="dxa"/>
+              <w:t>2024.12.20.1</w:t>
+            </w:r>
+          </w:p>
+        </w:tc>
+        <w:tc>
+          <w:tcPr>
+            <w:tcW w:w="1274" w:type="dxa"/>
             <w:shd w:val="clear" w:color="auto" w:fill="C5E0B3"/>
           </w:tcPr>
           <w:p>
             <w:r>
-              <w:t>2024-05-29</w:t>
-            </w:r>
-          </w:p>
-        </w:tc>
-        <w:tc>
-          <w:tcPr>
-            <w:tcW w:w="6996" w:type="dxa"/>
+              <w:t>2024-12-20</w:t>
+            </w:r>
+          </w:p>
+        </w:tc>
+        <w:tc>
+          <w:tcPr>
+            <w:tcW w:w="6906" w:type="dxa"/>
             <w:shd w:val="clear" w:color="auto" w:fill="C5E0B3"/>
           </w:tcPr>
           <w:p>
@@ -8373,20 +8341,7 @@
               <w:rPr>
                 <w:lang w:val="en"/>
               </w:rPr>
-              <w:t>Fix child exit operations</w:t>
-            </w:r>
-          </w:p>
-          <w:p>
-            <w:pPr>
-              <w:rPr>
-                <w:lang w:val="en"/>
-              </w:rPr>
-            </w:pPr>
-            <w:r>
-              <w:rPr>
-                <w:lang w:val="en"/>
-              </w:rPr>
-              <w:t>Move to GNU Compiler Collection 14.1.0</w:t>
+              <w:t>Change algorithm to copy and delete the current record file</w:t>
             </w:r>
           </w:p>
         </w:tc>
@@ -8418,30 +8373,24 @@
                 <w:bCs/>
                 <w:color w:val="FFFFFF"/>
               </w:rPr>
-              <w:t>2024.5.28.1</w:t>
-            </w:r>
-          </w:p>
-        </w:tc>
-        <w:tc>
-          <w:tcPr>
-            <w:tcW w:w="1295" w:type="dxa"/>
+              <w:t>2024.5.29.1</w:t>
+            </w:r>
+          </w:p>
+        </w:tc>
+        <w:tc>
+          <w:tcPr>
+            <w:tcW w:w="1274" w:type="dxa"/>
             <w:shd w:val="clear" w:color="auto" w:fill="C5E0B3"/>
           </w:tcPr>
           <w:p>
             <w:r>
-              <w:t>2024</w:t>
-            </w:r>
-            <w:r>
-              <w:t>-05-</w:t>
-            </w:r>
-            <w:r>
-              <w:t>28</w:t>
-            </w:r>
-          </w:p>
-        </w:tc>
-        <w:tc>
-          <w:tcPr>
-            <w:tcW w:w="6996" w:type="dxa"/>
+              <w:t>2024-05-29</w:t>
+            </w:r>
+          </w:p>
+        </w:tc>
+        <w:tc>
+          <w:tcPr>
+            <w:tcW w:w="6906" w:type="dxa"/>
             <w:shd w:val="clear" w:color="auto" w:fill="C5E0B3"/>
           </w:tcPr>
           <w:p>
@@ -8454,7 +8403,20 @@
               <w:rPr>
                 <w:lang w:val="en"/>
               </w:rPr>
-              <w:t>Add copying and removing record file off-line</w:t>
+              <w:t>Fix child exit operations</w:t>
+            </w:r>
+          </w:p>
+          <w:p>
+            <w:pPr>
+              <w:rPr>
+                <w:lang w:val="en"/>
+              </w:rPr>
+            </w:pPr>
+            <w:r>
+              <w:rPr>
+                <w:lang w:val="en"/>
+              </w:rPr>
+              <w:t>Move to GNU Compiler Collection 14.1.0</w:t>
             </w:r>
           </w:p>
         </w:tc>
@@ -8486,24 +8448,30 @@
                 <w:bCs/>
                 <w:color w:val="FFFFFF"/>
               </w:rPr>
-              <w:t>2024.5.21.1</w:t>
-            </w:r>
-          </w:p>
-        </w:tc>
-        <w:tc>
-          <w:tcPr>
-            <w:tcW w:w="1295" w:type="dxa"/>
+              <w:t>2024.5.28.1</w:t>
+            </w:r>
+          </w:p>
+        </w:tc>
+        <w:tc>
+          <w:tcPr>
+            <w:tcW w:w="1274" w:type="dxa"/>
             <w:shd w:val="clear" w:color="auto" w:fill="C5E0B3"/>
           </w:tcPr>
           <w:p>
             <w:r>
-              <w:t>2024-05-21</w:t>
-            </w:r>
-          </w:p>
-        </w:tc>
-        <w:tc>
-          <w:tcPr>
-            <w:tcW w:w="6996" w:type="dxa"/>
+              <w:t>2024</w:t>
+            </w:r>
+            <w:r>
+              <w:t>-05-</w:t>
+            </w:r>
+            <w:r>
+              <w:t>28</w:t>
+            </w:r>
+          </w:p>
+        </w:tc>
+        <w:tc>
+          <w:tcPr>
+            <w:tcW w:w="6906" w:type="dxa"/>
             <w:shd w:val="clear" w:color="auto" w:fill="C5E0B3"/>
           </w:tcPr>
           <w:p>
@@ -8516,84 +8484,8 @@
               <w:rPr>
                 <w:lang w:val="en"/>
               </w:rPr>
-              <w:t xml:space="preserve">Add directive </w:t>
-            </w:r>
-            <w:proofErr w:type="spellStart"/>
-            <w:r>
-              <w:rPr>
-                <w:color w:val="0070C0"/>
-                <w:lang w:val="en"/>
-              </w:rPr>
-              <w:t>WebTrackingRecordFolder</w:t>
-            </w:r>
-            <w:proofErr w:type="spellEnd"/>
-          </w:p>
-          <w:p>
-            <w:pPr>
-              <w:rPr>
-                <w:lang w:val="en"/>
-              </w:rPr>
-            </w:pPr>
-            <w:r>
-              <w:rPr>
-                <w:lang w:val="en"/>
-              </w:rPr>
-              <w:t xml:space="preserve">Add directive </w:t>
-            </w:r>
-            <w:proofErr w:type="spellStart"/>
-            <w:r>
-              <w:rPr>
-                <w:color w:val="0070C0"/>
-                <w:lang w:val="en"/>
-              </w:rPr>
-              <w:t>WebTrackingRecordArchiveFolder</w:t>
-            </w:r>
-            <w:proofErr w:type="spellEnd"/>
-          </w:p>
-          <w:p>
-            <w:pPr>
-              <w:rPr>
-                <w:lang w:val="en"/>
-              </w:rPr>
-            </w:pPr>
-            <w:r>
-              <w:rPr>
-                <w:lang w:val="en"/>
-              </w:rPr>
-              <w:t xml:space="preserve">Add directive </w:t>
-            </w:r>
-            <w:proofErr w:type="spellStart"/>
-            <w:r>
-              <w:rPr>
-                <w:color w:val="0070C0"/>
-                <w:lang w:val="en"/>
-              </w:rPr>
-              <w:t>WebTrackingRecordLifeTime</w:t>
-            </w:r>
-            <w:proofErr w:type="spellEnd"/>
-          </w:p>
-          <w:p>
-            <w:pPr>
-              <w:rPr>
-                <w:u w:val="single"/>
-                <w:lang w:val="en"/>
-              </w:rPr>
-            </w:pPr>
-            <w:r>
-              <w:rPr>
-                <w:lang w:val="en"/>
-              </w:rPr>
-              <w:t xml:space="preserve">Remove directive </w:t>
-            </w:r>
-            <w:proofErr w:type="spellStart"/>
-            <w:r>
-              <w:rPr>
-                <w:color w:val="0070C0"/>
-                <w:lang w:val="en"/>
-              </w:rPr>
-              <w:t>WebTrackingRecordFile</w:t>
-            </w:r>
-            <w:proofErr w:type="spellEnd"/>
+              <w:t>Add copying and removing record file off-line</w:t>
+            </w:r>
           </w:p>
         </w:tc>
       </w:tr>
@@ -8624,25 +8516,24 @@
                 <w:bCs/>
                 <w:color w:val="FFFFFF"/>
               </w:rPr>
-              <w:lastRenderedPageBreak/>
-              <w:t>2024.1.9.1</w:t>
-            </w:r>
-          </w:p>
-        </w:tc>
-        <w:tc>
-          <w:tcPr>
-            <w:tcW w:w="1295" w:type="dxa"/>
+              <w:t>2024.5.21.1</w:t>
+            </w:r>
+          </w:p>
+        </w:tc>
+        <w:tc>
+          <w:tcPr>
+            <w:tcW w:w="1274" w:type="dxa"/>
             <w:shd w:val="clear" w:color="auto" w:fill="C5E0B3"/>
           </w:tcPr>
           <w:p>
             <w:r>
-              <w:t>2024-01-09</w:t>
-            </w:r>
-          </w:p>
-        </w:tc>
-        <w:tc>
-          <w:tcPr>
-            <w:tcW w:w="6996" w:type="dxa"/>
+              <w:t>2024-05-21</w:t>
+            </w:r>
+          </w:p>
+        </w:tc>
+        <w:tc>
+          <w:tcPr>
+            <w:tcW w:w="6906" w:type="dxa"/>
             <w:shd w:val="clear" w:color="auto" w:fill="C5E0B3"/>
           </w:tcPr>
           <w:p>
@@ -8655,8 +8546,84 @@
               <w:rPr>
                 <w:lang w:val="en"/>
               </w:rPr>
-              <w:t>Swapped lock cross-processes and cross-threads management</w:t>
-            </w:r>
+              <w:t xml:space="preserve">Add directive </w:t>
+            </w:r>
+            <w:proofErr w:type="spellStart"/>
+            <w:r>
+              <w:rPr>
+                <w:color w:val="0070C0"/>
+                <w:lang w:val="en"/>
+              </w:rPr>
+              <w:t>WebTrackingRecordFolder</w:t>
+            </w:r>
+            <w:proofErr w:type="spellEnd"/>
+          </w:p>
+          <w:p>
+            <w:pPr>
+              <w:rPr>
+                <w:lang w:val="en"/>
+              </w:rPr>
+            </w:pPr>
+            <w:r>
+              <w:rPr>
+                <w:lang w:val="en"/>
+              </w:rPr>
+              <w:t xml:space="preserve">Add directive </w:t>
+            </w:r>
+            <w:proofErr w:type="spellStart"/>
+            <w:r>
+              <w:rPr>
+                <w:color w:val="0070C0"/>
+                <w:lang w:val="en"/>
+              </w:rPr>
+              <w:t>WebTrackingRecordArchiveFolder</w:t>
+            </w:r>
+            <w:proofErr w:type="spellEnd"/>
+          </w:p>
+          <w:p>
+            <w:pPr>
+              <w:rPr>
+                <w:lang w:val="en"/>
+              </w:rPr>
+            </w:pPr>
+            <w:r>
+              <w:rPr>
+                <w:lang w:val="en"/>
+              </w:rPr>
+              <w:t xml:space="preserve">Add directive </w:t>
+            </w:r>
+            <w:proofErr w:type="spellStart"/>
+            <w:r>
+              <w:rPr>
+                <w:color w:val="0070C0"/>
+                <w:lang w:val="en"/>
+              </w:rPr>
+              <w:t>WebTrackingRecordLifeTime</w:t>
+            </w:r>
+            <w:proofErr w:type="spellEnd"/>
+          </w:p>
+          <w:p>
+            <w:pPr>
+              <w:rPr>
+                <w:u w:val="single"/>
+                <w:lang w:val="en"/>
+              </w:rPr>
+            </w:pPr>
+            <w:r>
+              <w:rPr>
+                <w:lang w:val="en"/>
+              </w:rPr>
+              <w:t xml:space="preserve">Remove directive </w:t>
+            </w:r>
+            <w:proofErr w:type="spellStart"/>
+            <w:r>
+              <w:rPr>
+                <w:color w:val="0070C0"/>
+                <w:lang w:val="en"/>
+              </w:rPr>
+              <w:t>WebTrackingRecordFile</w:t>
+            </w:r>
+            <w:proofErr w:type="spellEnd"/>
           </w:p>
         </w:tc>
       </w:tr>
@@ -8687,24 +8654,25 @@
                 <w:bCs/>
                 <w:color w:val="FFFFFF"/>
               </w:rPr>
-              <w:t>2023.9.26.1</w:t>
-            </w:r>
-          </w:p>
-        </w:tc>
-        <w:tc>
-          <w:tcPr>
-            <w:tcW w:w="1295" w:type="dxa"/>
+              <w:lastRenderedPageBreak/>
+              <w:t>2024.1.9.1</w:t>
+            </w:r>
+          </w:p>
+        </w:tc>
+        <w:tc>
+          <w:tcPr>
+            <w:tcW w:w="1274" w:type="dxa"/>
             <w:shd w:val="clear" w:color="auto" w:fill="C5E0B3"/>
           </w:tcPr>
           <w:p>
             <w:r>
-              <w:t>2023-09-26</w:t>
-            </w:r>
-          </w:p>
-        </w:tc>
-        <w:tc>
-          <w:tcPr>
-            <w:tcW w:w="6996" w:type="dxa"/>
+              <w:t>2024-01-09</w:t>
+            </w:r>
+          </w:p>
+        </w:tc>
+        <w:tc>
+          <w:tcPr>
+            <w:tcW w:w="6906" w:type="dxa"/>
             <w:shd w:val="clear" w:color="auto" w:fill="C5E0B3"/>
           </w:tcPr>
           <w:p>
@@ -8717,36 +8685,7 @@
               <w:rPr>
                 <w:lang w:val="en"/>
               </w:rPr>
-              <w:t>A</w:t>
-            </w:r>
-            <w:r>
-              <w:rPr>
-                <w:lang w:val="en"/>
-              </w:rPr>
-              <w:t xml:space="preserve">dded directive </w:t>
-            </w:r>
-            <w:proofErr w:type="spellStart"/>
-            <w:r>
-              <w:rPr>
-                <w:color w:val="0070C0"/>
-                <w:lang w:val="en"/>
-              </w:rPr>
-              <w:t>WebTrackingApplicationIdFromHeader</w:t>
-            </w:r>
-            <w:proofErr w:type="spellEnd"/>
-          </w:p>
-          <w:p>
-            <w:pPr>
-              <w:rPr>
-                <w:u w:val="single"/>
-                <w:lang w:val="en"/>
-              </w:rPr>
-            </w:pPr>
-            <w:r>
-              <w:rPr>
-                <w:lang w:val="en"/>
-              </w:rPr>
-              <w:t>Fixed log record writing</w:t>
+              <w:t>Swapped lock cross-processes and cross-threads management</w:t>
             </w:r>
           </w:p>
         </w:tc>
@@ -8778,24 +8717,24 @@
                 <w:bCs/>
                 <w:color w:val="FFFFFF"/>
               </w:rPr>
-              <w:t>2023.9.12.1</w:t>
-            </w:r>
-          </w:p>
-        </w:tc>
-        <w:tc>
-          <w:tcPr>
-            <w:tcW w:w="1295" w:type="dxa"/>
+              <w:t>2023.9.26.1</w:t>
+            </w:r>
+          </w:p>
+        </w:tc>
+        <w:tc>
+          <w:tcPr>
+            <w:tcW w:w="1274" w:type="dxa"/>
             <w:shd w:val="clear" w:color="auto" w:fill="C5E0B3"/>
           </w:tcPr>
           <w:p>
             <w:r>
-              <w:t>2023-09-12</w:t>
-            </w:r>
-          </w:p>
-        </w:tc>
-        <w:tc>
-          <w:tcPr>
-            <w:tcW w:w="6996" w:type="dxa"/>
+              <w:t>2023-09-26</w:t>
+            </w:r>
+          </w:p>
+        </w:tc>
+        <w:tc>
+          <w:tcPr>
+            <w:tcW w:w="6906" w:type="dxa"/>
             <w:shd w:val="clear" w:color="auto" w:fill="C5E0B3"/>
           </w:tcPr>
           <w:p>
@@ -8808,20 +8747,36 @@
               <w:rPr>
                 <w:lang w:val="en"/>
               </w:rPr>
-              <w:t>Added logging timestamp to record</w:t>
-            </w:r>
-          </w:p>
-          <w:p>
-            <w:pPr>
+              <w:t>A</w:t>
+            </w:r>
+            <w:r>
               <w:rPr>
                 <w:lang w:val="en"/>
               </w:rPr>
-            </w:pPr>
-            <w:r>
-              <w:rPr>
+              <w:t xml:space="preserve">dded directive </w:t>
+            </w:r>
+            <w:proofErr w:type="spellStart"/>
+            <w:r>
+              <w:rPr>
+                <w:color w:val="0070C0"/>
                 <w:lang w:val="en"/>
               </w:rPr>
-              <w:t>Moved to GNU Compiler Collection 13.2.0</w:t>
+              <w:t>WebTrackingApplicationIdFromHeader</w:t>
+            </w:r>
+            <w:proofErr w:type="spellEnd"/>
+          </w:p>
+          <w:p>
+            <w:pPr>
+              <w:rPr>
+                <w:u w:val="single"/>
+                <w:lang w:val="en"/>
+              </w:rPr>
+            </w:pPr>
+            <w:r>
+              <w:rPr>
+                <w:lang w:val="en"/>
+              </w:rPr>
+              <w:t>Fixed log record writing</w:t>
             </w:r>
           </w:p>
         </w:tc>
@@ -8853,24 +8808,24 @@
                 <w:bCs/>
                 <w:color w:val="FFFFFF"/>
               </w:rPr>
-              <w:t>2023.6.7.1</w:t>
-            </w:r>
-          </w:p>
-        </w:tc>
-        <w:tc>
-          <w:tcPr>
-            <w:tcW w:w="1295" w:type="dxa"/>
+              <w:t>2023.9.12.1</w:t>
+            </w:r>
+          </w:p>
+        </w:tc>
+        <w:tc>
+          <w:tcPr>
+            <w:tcW w:w="1274" w:type="dxa"/>
             <w:shd w:val="clear" w:color="auto" w:fill="C5E0B3"/>
           </w:tcPr>
           <w:p>
             <w:r>
-              <w:t>2023-06-07</w:t>
-            </w:r>
-          </w:p>
-        </w:tc>
-        <w:tc>
-          <w:tcPr>
-            <w:tcW w:w="6996" w:type="dxa"/>
+              <w:t>2023-09-12</w:t>
+            </w:r>
+          </w:p>
+        </w:tc>
+        <w:tc>
+          <w:tcPr>
+            <w:tcW w:w="6906" w:type="dxa"/>
             <w:shd w:val="clear" w:color="auto" w:fill="C5E0B3"/>
           </w:tcPr>
           <w:p>
@@ -8883,7 +8838,7 @@
               <w:rPr>
                 <w:lang w:val="en"/>
               </w:rPr>
-              <w:t>Fixed some miscasting and warnings</w:t>
+              <w:t>Added logging timestamp to record</w:t>
             </w:r>
           </w:p>
           <w:p>
@@ -8896,42 +8851,7 @@
               <w:rPr>
                 <w:lang w:val="en"/>
               </w:rPr>
-              <w:t>Moved to GNU Compiler Collection 12.2.1</w:t>
-            </w:r>
-          </w:p>
-          <w:p>
-            <w:pPr>
-              <w:rPr>
-                <w:lang w:val="en"/>
-              </w:rPr>
-            </w:pPr>
-            <w:r>
-              <w:rPr>
-                <w:lang w:val="en"/>
-              </w:rPr>
-              <w:t xml:space="preserve">Fixed lock management for directive </w:t>
-            </w:r>
-            <w:proofErr w:type="spellStart"/>
-            <w:r>
-              <w:rPr>
-                <w:color w:val="0070C0"/>
-                <w:lang w:val="en"/>
-              </w:rPr>
-              <w:t>WebTrackingRecordFile</w:t>
-            </w:r>
-            <w:proofErr w:type="spellEnd"/>
-          </w:p>
-          <w:p>
-            <w:pPr>
-              <w:rPr>
-                <w:lang w:val="en"/>
-              </w:rPr>
-            </w:pPr>
-            <w:r>
-              <w:rPr>
-                <w:lang w:val="en"/>
-              </w:rPr>
-              <w:t>Added process mutex along with thread mutex</w:t>
+              <w:t>Moved to GNU Compiler Collection 13.2.0</w:t>
             </w:r>
           </w:p>
         </w:tc>
@@ -8963,24 +8883,24 @@
                 <w:bCs/>
                 <w:color w:val="FFFFFF"/>
               </w:rPr>
-              <w:t>2023.3.1.1</w:t>
-            </w:r>
-          </w:p>
-        </w:tc>
-        <w:tc>
-          <w:tcPr>
-            <w:tcW w:w="1295" w:type="dxa"/>
+              <w:t>2023.6.7.1</w:t>
+            </w:r>
+          </w:p>
+        </w:tc>
+        <w:tc>
+          <w:tcPr>
+            <w:tcW w:w="1274" w:type="dxa"/>
             <w:shd w:val="clear" w:color="auto" w:fill="C5E0B3"/>
           </w:tcPr>
           <w:p>
             <w:r>
-              <w:t>2023-03-01</w:t>
-            </w:r>
-          </w:p>
-        </w:tc>
-        <w:tc>
-          <w:tcPr>
-            <w:tcW w:w="6996" w:type="dxa"/>
+              <w:t>2023-06-07</w:t>
+            </w:r>
+          </w:p>
+        </w:tc>
+        <w:tc>
+          <w:tcPr>
+            <w:tcW w:w="6906" w:type="dxa"/>
             <w:shd w:val="clear" w:color="auto" w:fill="C5E0B3"/>
           </w:tcPr>
           <w:p>
@@ -8993,7 +8913,33 @@
               <w:rPr>
                 <w:lang w:val="en"/>
               </w:rPr>
-              <w:t xml:space="preserve">Added lock management before writing to </w:t>
+              <w:t>Fixed some miscasting and warnings</w:t>
+            </w:r>
+          </w:p>
+          <w:p>
+            <w:pPr>
+              <w:rPr>
+                <w:lang w:val="en"/>
+              </w:rPr>
+            </w:pPr>
+            <w:r>
+              <w:rPr>
+                <w:lang w:val="en"/>
+              </w:rPr>
+              <w:t>Moved to GNU Compiler Collection 12.2.1</w:t>
+            </w:r>
+          </w:p>
+          <w:p>
+            <w:pPr>
+              <w:rPr>
+                <w:lang w:val="en"/>
+              </w:rPr>
+            </w:pPr>
+            <w:r>
+              <w:rPr>
+                <w:lang w:val="en"/>
+              </w:rPr>
+              <w:t xml:space="preserve">Fixed lock management for directive </w:t>
             </w:r>
             <w:proofErr w:type="spellStart"/>
             <w:r>
@@ -9004,6 +8950,19 @@
               <w:t>WebTrackingRecordFile</w:t>
             </w:r>
             <w:proofErr w:type="spellEnd"/>
+          </w:p>
+          <w:p>
+            <w:pPr>
+              <w:rPr>
+                <w:lang w:val="en"/>
+              </w:rPr>
+            </w:pPr>
+            <w:r>
+              <w:rPr>
+                <w:lang w:val="en"/>
+              </w:rPr>
+              <w:t>Added process mutex along with thread mutex</w:t>
+            </w:r>
           </w:p>
         </w:tc>
       </w:tr>
@@ -9034,24 +8993,24 @@
                 <w:bCs/>
                 <w:color w:val="FFFFFF"/>
               </w:rPr>
-              <w:t>2022.6.21.1</w:t>
-            </w:r>
-          </w:p>
-        </w:tc>
-        <w:tc>
-          <w:tcPr>
-            <w:tcW w:w="1295" w:type="dxa"/>
+              <w:t>2023.3.1.1</w:t>
+            </w:r>
+          </w:p>
+        </w:tc>
+        <w:tc>
+          <w:tcPr>
+            <w:tcW w:w="1274" w:type="dxa"/>
             <w:shd w:val="clear" w:color="auto" w:fill="C5E0B3"/>
           </w:tcPr>
           <w:p>
             <w:r>
-              <w:t>2022-06-21</w:t>
-            </w:r>
-          </w:p>
-        </w:tc>
-        <w:tc>
-          <w:tcPr>
-            <w:tcW w:w="6996" w:type="dxa"/>
+              <w:t>2023-03-01</w:t>
+            </w:r>
+          </w:p>
+        </w:tc>
+        <w:tc>
+          <w:tcPr>
+            <w:tcW w:w="6906" w:type="dxa"/>
             <w:shd w:val="clear" w:color="auto" w:fill="C5E0B3"/>
           </w:tcPr>
           <w:p>
@@ -9064,7 +9023,7 @@
               <w:rPr>
                 <w:lang w:val="en"/>
               </w:rPr>
-              <w:t xml:space="preserve">Removed directive </w:t>
+              <w:t xml:space="preserve">Added lock management before writing to </w:t>
             </w:r>
             <w:proofErr w:type="spellStart"/>
             <w:r>
@@ -9072,228 +9031,9 @@
                 <w:color w:val="0070C0"/>
                 <w:lang w:val="en"/>
               </w:rPr>
-              <w:t>WebTrackingRequestFile</w:t>
+              <w:t>WebTrackingRecordFile</w:t>
             </w:r>
             <w:proofErr w:type="spellEnd"/>
-          </w:p>
-          <w:p>
-            <w:pPr>
-              <w:rPr>
-                <w:lang w:val="en"/>
-              </w:rPr>
-            </w:pPr>
-            <w:r>
-              <w:rPr>
-                <w:lang w:val="en"/>
-              </w:rPr>
-              <w:t xml:space="preserve">Removed directive </w:t>
-            </w:r>
-            <w:proofErr w:type="spellStart"/>
-            <w:r>
-              <w:rPr>
-                <w:color w:val="0070C0"/>
-                <w:lang w:val="en"/>
-              </w:rPr>
-              <w:t>WebTrackingResponseFile</w:t>
-            </w:r>
-            <w:proofErr w:type="spellEnd"/>
-          </w:p>
-          <w:p>
-            <w:pPr>
-              <w:rPr>
-                <w:lang w:val="en"/>
-              </w:rPr>
-            </w:pPr>
-            <w:r>
-              <w:rPr>
-                <w:lang w:val="en"/>
-              </w:rPr>
-              <w:t xml:space="preserve">Removed directive </w:t>
-            </w:r>
-            <w:proofErr w:type="spellStart"/>
-            <w:r>
-              <w:rPr>
-                <w:color w:val="0070C0"/>
-                <w:lang w:val="en"/>
-              </w:rPr>
-              <w:t>WebTrackingPipesPerInstance</w:t>
-            </w:r>
-            <w:proofErr w:type="spellEnd"/>
-          </w:p>
-          <w:p>
-            <w:pPr>
-              <w:rPr>
-                <w:lang w:val="en"/>
-              </w:rPr>
-            </w:pPr>
-            <w:r>
-              <w:rPr>
-                <w:lang w:val="en"/>
-              </w:rPr>
-              <w:t xml:space="preserve">Added directive </w:t>
-            </w:r>
-            <w:proofErr w:type="spellStart"/>
-            <w:r>
-              <w:rPr>
-                <w:color w:val="0070C0"/>
-                <w:lang w:val="en"/>
-              </w:rPr>
-              <w:t>WebTrackingRecordFile</w:t>
-            </w:r>
-            <w:proofErr w:type="spellEnd"/>
-          </w:p>
-          <w:p>
-            <w:pPr>
-              <w:rPr>
-                <w:lang w:val="en"/>
-              </w:rPr>
-            </w:pPr>
-            <w:r>
-              <w:rPr>
-                <w:lang w:val="en"/>
-              </w:rPr>
-              <w:t xml:space="preserve">Changed semantic and syntax of directive </w:t>
-            </w:r>
-            <w:proofErr w:type="spellStart"/>
-            <w:r>
-              <w:rPr>
-                <w:color w:val="0070C0"/>
-                <w:lang w:val="en"/>
-              </w:rPr>
-              <w:t>WebTrackingID</w:t>
-            </w:r>
-            <w:proofErr w:type="spellEnd"/>
-          </w:p>
-          <w:p>
-            <w:pPr>
-              <w:rPr>
-                <w:lang w:val="en"/>
-              </w:rPr>
-            </w:pPr>
-            <w:r>
-              <w:rPr>
-                <w:lang w:val="en"/>
-              </w:rPr>
-              <w:t>Fixed method DELETE in order not to enable the input filter</w:t>
-            </w:r>
-          </w:p>
-          <w:p>
-            <w:pPr>
-              <w:rPr>
-                <w:lang w:val="en"/>
-              </w:rPr>
-            </w:pPr>
-            <w:r>
-              <w:rPr>
-                <w:lang w:val="en"/>
-              </w:rPr>
-              <w:t xml:space="preserve">Fixed </w:t>
-            </w:r>
-            <w:proofErr w:type="spellStart"/>
-            <w:r>
-              <w:rPr>
-                <w:color w:val="0070C0"/>
-                <w:lang w:val="en"/>
-              </w:rPr>
-              <w:t>WebTrackingID</w:t>
-            </w:r>
-            <w:proofErr w:type="spellEnd"/>
-            <w:r>
-              <w:rPr>
-                <w:lang w:val="en"/>
-              </w:rPr>
-              <w:t xml:space="preserve"> evaluation</w:t>
-            </w:r>
-          </w:p>
-          <w:p>
-            <w:pPr>
-              <w:rPr>
-                <w:lang w:val="en"/>
-              </w:rPr>
-            </w:pPr>
-            <w:r>
-              <w:rPr>
-                <w:lang w:val="en"/>
-              </w:rPr>
-              <w:t>Removed support for Apache Http Server 2.2</w:t>
-            </w:r>
-          </w:p>
-          <w:p>
-            <w:pPr>
-              <w:rPr>
-                <w:lang w:val="en"/>
-              </w:rPr>
-            </w:pPr>
-            <w:r>
-              <w:rPr>
-                <w:lang w:val="en"/>
-              </w:rPr>
-              <w:t>Removed support for Windows Server</w:t>
-            </w:r>
-          </w:p>
-          <w:p>
-            <w:pPr>
-              <w:rPr>
-                <w:lang w:val="en"/>
-              </w:rPr>
-            </w:pPr>
-            <w:r>
-              <w:rPr>
-                <w:lang w:val="en"/>
-              </w:rPr>
-              <w:t>Removed support for Red Hat Enterprise Linux 7.x</w:t>
-            </w:r>
-          </w:p>
-          <w:p>
-            <w:pPr>
-              <w:rPr>
-                <w:lang w:val="en"/>
-              </w:rPr>
-            </w:pPr>
-            <w:r>
-              <w:rPr>
-                <w:lang w:val="en"/>
-              </w:rPr>
-              <w:t>Removed support for Apache 2.2</w:t>
-            </w:r>
-          </w:p>
-          <w:p>
-            <w:pPr>
-              <w:rPr>
-                <w:lang w:val="en"/>
-              </w:rPr>
-            </w:pPr>
-            <w:r>
-              <w:rPr>
-                <w:lang w:val="en"/>
-              </w:rPr>
-              <w:t xml:space="preserve">Removed support for </w:t>
-            </w:r>
-            <w:r>
-              <w:rPr>
-                <w:lang w:val="en"/>
-              </w:rPr>
-              <w:t>32-bit</w:t>
-            </w:r>
-            <w:r>
-              <w:rPr>
-                <w:lang w:val="en"/>
-              </w:rPr>
-              <w:t xml:space="preserve"> architectures</w:t>
-            </w:r>
-          </w:p>
-          <w:p>
-            <w:pPr>
-              <w:rPr>
-                <w:lang w:val="en"/>
-              </w:rPr>
-            </w:pPr>
-            <w:r>
-              <w:rPr>
-                <w:lang w:val="en"/>
-              </w:rPr>
-              <w:t>Moved to GNU Compiler Collection 11.2.1</w:t>
-            </w:r>
           </w:p>
         </w:tc>
       </w:tr>
@@ -9324,25 +9064,24 @@
                 <w:bCs/>
                 <w:color w:val="FFFFFF"/>
               </w:rPr>
-              <w:lastRenderedPageBreak/>
-              <w:t>2022.4.4.1</w:t>
-            </w:r>
-          </w:p>
-        </w:tc>
-        <w:tc>
-          <w:tcPr>
-            <w:tcW w:w="1295" w:type="dxa"/>
+              <w:t>2022.6.21.1</w:t>
+            </w:r>
+          </w:p>
+        </w:tc>
+        <w:tc>
+          <w:tcPr>
+            <w:tcW w:w="1274" w:type="dxa"/>
             <w:shd w:val="clear" w:color="auto" w:fill="C5E0B3"/>
           </w:tcPr>
           <w:p>
             <w:r>
-              <w:t>2022-04-04</w:t>
-            </w:r>
-          </w:p>
-        </w:tc>
-        <w:tc>
-          <w:tcPr>
-            <w:tcW w:w="6996" w:type="dxa"/>
+              <w:t>2022-06-21</w:t>
+            </w:r>
+          </w:p>
+        </w:tc>
+        <w:tc>
+          <w:tcPr>
+            <w:tcW w:w="6906" w:type="dxa"/>
             <w:shd w:val="clear" w:color="auto" w:fill="C5E0B3"/>
           </w:tcPr>
           <w:p>
@@ -9355,7 +9094,7 @@
               <w:rPr>
                 <w:lang w:val="en"/>
               </w:rPr>
-              <w:t xml:space="preserve">Added directive </w:t>
+              <w:t xml:space="preserve">Removed directive </w:t>
             </w:r>
             <w:proofErr w:type="spellStart"/>
             <w:r>
@@ -9363,6 +9102,50 @@
                 <w:color w:val="0070C0"/>
                 <w:lang w:val="en"/>
               </w:rPr>
+              <w:t>WebTrackingRequestFile</w:t>
+            </w:r>
+            <w:proofErr w:type="spellEnd"/>
+          </w:p>
+          <w:p>
+            <w:pPr>
+              <w:rPr>
+                <w:lang w:val="en"/>
+              </w:rPr>
+            </w:pPr>
+            <w:r>
+              <w:rPr>
+                <w:lang w:val="en"/>
+              </w:rPr>
+              <w:t xml:space="preserve">Removed directive </w:t>
+            </w:r>
+            <w:proofErr w:type="spellStart"/>
+            <w:r>
+              <w:rPr>
+                <w:color w:val="0070C0"/>
+                <w:lang w:val="en"/>
+              </w:rPr>
+              <w:t>WebTrackingResponseFile</w:t>
+            </w:r>
+            <w:proofErr w:type="spellEnd"/>
+          </w:p>
+          <w:p>
+            <w:pPr>
+              <w:rPr>
+                <w:lang w:val="en"/>
+              </w:rPr>
+            </w:pPr>
+            <w:r>
+              <w:rPr>
+                <w:lang w:val="en"/>
+              </w:rPr>
+              <w:t xml:space="preserve">Removed directive </w:t>
+            </w:r>
+            <w:proofErr w:type="spellStart"/>
+            <w:r>
+              <w:rPr>
+                <w:color w:val="0070C0"/>
+                <w:lang w:val="en"/>
+              </w:rPr>
               <w:t>WebTrackingPipesPerInstance</w:t>
             </w:r>
             <w:proofErr w:type="spellEnd"/>
@@ -9377,7 +9160,157 @@
               <w:rPr>
                 <w:lang w:val="en"/>
               </w:rPr>
-              <w:t>Moved to Visual Studio 2022 - 17.1.3</w:t>
+              <w:t xml:space="preserve">Added directive </w:t>
+            </w:r>
+            <w:proofErr w:type="spellStart"/>
+            <w:r>
+              <w:rPr>
+                <w:color w:val="0070C0"/>
+                <w:lang w:val="en"/>
+              </w:rPr>
+              <w:t>WebTrackingRecordFile</w:t>
+            </w:r>
+            <w:proofErr w:type="spellEnd"/>
+          </w:p>
+          <w:p>
+            <w:pPr>
+              <w:rPr>
+                <w:lang w:val="en"/>
+              </w:rPr>
+            </w:pPr>
+            <w:r>
+              <w:rPr>
+                <w:lang w:val="en"/>
+              </w:rPr>
+              <w:t xml:space="preserve">Changed semantic and syntax of directive </w:t>
+            </w:r>
+            <w:proofErr w:type="spellStart"/>
+            <w:r>
+              <w:rPr>
+                <w:color w:val="0070C0"/>
+                <w:lang w:val="en"/>
+              </w:rPr>
+              <w:t>WebTrackingID</w:t>
+            </w:r>
+            <w:proofErr w:type="spellEnd"/>
+          </w:p>
+          <w:p>
+            <w:pPr>
+              <w:rPr>
+                <w:lang w:val="en"/>
+              </w:rPr>
+            </w:pPr>
+            <w:r>
+              <w:rPr>
+                <w:lang w:val="en"/>
+              </w:rPr>
+              <w:t>Fixed method DELETE in order not to enable the input filter</w:t>
+            </w:r>
+          </w:p>
+          <w:p>
+            <w:pPr>
+              <w:rPr>
+                <w:lang w:val="en"/>
+              </w:rPr>
+            </w:pPr>
+            <w:r>
+              <w:rPr>
+                <w:lang w:val="en"/>
+              </w:rPr>
+              <w:t xml:space="preserve">Fixed </w:t>
+            </w:r>
+            <w:proofErr w:type="spellStart"/>
+            <w:r>
+              <w:rPr>
+                <w:color w:val="0070C0"/>
+                <w:lang w:val="en"/>
+              </w:rPr>
+              <w:t>WebTrackingID</w:t>
+            </w:r>
+            <w:proofErr w:type="spellEnd"/>
+            <w:r>
+              <w:rPr>
+                <w:lang w:val="en"/>
+              </w:rPr>
+              <w:t xml:space="preserve"> evaluation</w:t>
+            </w:r>
+          </w:p>
+          <w:p>
+            <w:pPr>
+              <w:rPr>
+                <w:lang w:val="en"/>
+              </w:rPr>
+            </w:pPr>
+            <w:r>
+              <w:rPr>
+                <w:lang w:val="en"/>
+              </w:rPr>
+              <w:t>Removed support for Apache Http Server 2.2</w:t>
+            </w:r>
+          </w:p>
+          <w:p>
+            <w:pPr>
+              <w:rPr>
+                <w:lang w:val="en"/>
+              </w:rPr>
+            </w:pPr>
+            <w:r>
+              <w:rPr>
+                <w:lang w:val="en"/>
+              </w:rPr>
+              <w:t>Removed support for Windows Server</w:t>
+            </w:r>
+          </w:p>
+          <w:p>
+            <w:pPr>
+              <w:rPr>
+                <w:lang w:val="en"/>
+              </w:rPr>
+            </w:pPr>
+            <w:r>
+              <w:rPr>
+                <w:lang w:val="en"/>
+              </w:rPr>
+              <w:t>Removed support for Red Hat Enterprise Linux 7.x</w:t>
+            </w:r>
+          </w:p>
+          <w:p>
+            <w:pPr>
+              <w:rPr>
+                <w:lang w:val="en"/>
+              </w:rPr>
+            </w:pPr>
+            <w:r>
+              <w:rPr>
+                <w:lang w:val="en"/>
+              </w:rPr>
+              <w:t>Removed support for Apache 2.2</w:t>
+            </w:r>
+          </w:p>
+          <w:p>
+            <w:pPr>
+              <w:rPr>
+                <w:lang w:val="en"/>
+              </w:rPr>
+            </w:pPr>
+            <w:r>
+              <w:rPr>
+                <w:lang w:val="en"/>
+              </w:rPr>
+              <w:t>Removed support for 32-bit architectures</w:t>
+            </w:r>
+          </w:p>
+          <w:p>
+            <w:pPr>
+              <w:rPr>
+                <w:lang w:val="en"/>
+              </w:rPr>
+            </w:pPr>
+            <w:r>
+              <w:rPr>
+                <w:lang w:val="en"/>
+              </w:rPr>
+              <w:t>Moved to GNU Compiler Collection 11.2.1</w:t>
             </w:r>
           </w:p>
         </w:tc>
@@ -9409,24 +9342,25 @@
                 <w:bCs/>
                 <w:color w:val="FFFFFF"/>
               </w:rPr>
-              <w:t>2022.3.16.1</w:t>
-            </w:r>
-          </w:p>
-        </w:tc>
-        <w:tc>
-          <w:tcPr>
-            <w:tcW w:w="1295" w:type="dxa"/>
+              <w:lastRenderedPageBreak/>
+              <w:t>2022.4.4.1</w:t>
+            </w:r>
+          </w:p>
+        </w:tc>
+        <w:tc>
+          <w:tcPr>
+            <w:tcW w:w="1274" w:type="dxa"/>
             <w:shd w:val="clear" w:color="auto" w:fill="C5E0B3"/>
           </w:tcPr>
           <w:p>
             <w:r>
-              <w:t>2022-03-16</w:t>
-            </w:r>
-          </w:p>
-        </w:tc>
-        <w:tc>
-          <w:tcPr>
-            <w:tcW w:w="6996" w:type="dxa"/>
+              <w:t>2022-04-04</w:t>
+            </w:r>
+          </w:p>
+        </w:tc>
+        <w:tc>
+          <w:tcPr>
+            <w:tcW w:w="6906" w:type="dxa"/>
             <w:shd w:val="clear" w:color="auto" w:fill="C5E0B3"/>
           </w:tcPr>
           <w:p>
@@ -9439,7 +9373,29 @@
               <w:rPr>
                 <w:lang w:val="en"/>
               </w:rPr>
-              <w:t>Moved to Visual Studio 2022 - 17.1.1</w:t>
+              <w:t xml:space="preserve">Added directive </w:t>
+            </w:r>
+            <w:proofErr w:type="spellStart"/>
+            <w:r>
+              <w:rPr>
+                <w:color w:val="0070C0"/>
+                <w:lang w:val="en"/>
+              </w:rPr>
+              <w:t>WebTrackingPipesPerInstance</w:t>
+            </w:r>
+            <w:proofErr w:type="spellEnd"/>
+          </w:p>
+          <w:p>
+            <w:pPr>
+              <w:rPr>
+                <w:lang w:val="en"/>
+              </w:rPr>
+            </w:pPr>
+            <w:r>
+              <w:rPr>
+                <w:lang w:val="en"/>
+              </w:rPr>
+              <w:t>Moved to Visual Studio 2022 - 17.1.3</w:t>
             </w:r>
           </w:p>
         </w:tc>
@@ -9471,27 +9427,24 @@
                 <w:bCs/>
                 <w:color w:val="FFFFFF"/>
               </w:rPr>
-              <w:t>2021.9.21.2</w:t>
-            </w:r>
-          </w:p>
-        </w:tc>
-        <w:tc>
-          <w:tcPr>
-            <w:tcW w:w="1295" w:type="dxa"/>
+              <w:t>2022.3.16.1</w:t>
+            </w:r>
+          </w:p>
+        </w:tc>
+        <w:tc>
+          <w:tcPr>
+            <w:tcW w:w="1274" w:type="dxa"/>
             <w:shd w:val="clear" w:color="auto" w:fill="C5E0B3"/>
           </w:tcPr>
           <w:p>
             <w:r>
-              <w:t>2021-09-</w:t>
-            </w:r>
-            <w:r>
-              <w:t>21</w:t>
-            </w:r>
-          </w:p>
-        </w:tc>
-        <w:tc>
-          <w:tcPr>
-            <w:tcW w:w="6996" w:type="dxa"/>
+              <w:t>2022-03-16</w:t>
+            </w:r>
+          </w:p>
+        </w:tc>
+        <w:tc>
+          <w:tcPr>
+            <w:tcW w:w="6906" w:type="dxa"/>
             <w:shd w:val="clear" w:color="auto" w:fill="C5E0B3"/>
           </w:tcPr>
           <w:p>
@@ -9504,81 +9457,7 @@
               <w:rPr>
                 <w:lang w:val="en"/>
               </w:rPr>
-              <w:t>Changed version pattern</w:t>
-            </w:r>
-          </w:p>
-          <w:p>
-            <w:pPr>
-              <w:rPr>
-                <w:lang w:val="en"/>
-              </w:rPr>
-            </w:pPr>
-            <w:r>
-              <w:rPr>
-                <w:lang w:val="en"/>
-              </w:rPr>
-              <w:t xml:space="preserve">Added check for invalid characters to directive </w:t>
-            </w:r>
-            <w:proofErr w:type="spellStart"/>
-            <w:r>
-              <w:rPr>
-                <w:color w:val="0070C0"/>
-                <w:lang w:val="en"/>
-              </w:rPr>
-              <w:t>WebTrackingID</w:t>
-            </w:r>
-            <w:proofErr w:type="spellEnd"/>
-          </w:p>
-          <w:p>
-            <w:pPr>
-              <w:rPr>
-                <w:lang w:val="en"/>
-              </w:rPr>
-            </w:pPr>
-            <w:r>
-              <w:rPr>
-                <w:lang w:val="en"/>
-              </w:rPr>
-              <w:t>Added a stronger check to verify the result of record writes</w:t>
-            </w:r>
-          </w:p>
-          <w:p>
-            <w:pPr>
-              <w:rPr>
-                <w:lang w:val="en"/>
-              </w:rPr>
-            </w:pPr>
-            <w:r>
-              <w:rPr>
-                <w:lang w:val="en"/>
-              </w:rPr>
-              <w:t>Added BASE64 NOPAD encoding for instance ID</w:t>
-            </w:r>
-          </w:p>
-          <w:p>
-            <w:pPr>
-              <w:rPr>
-                <w:lang w:val="en"/>
-              </w:rPr>
-            </w:pPr>
-            <w:r>
-              <w:rPr>
-                <w:lang w:val="en"/>
-              </w:rPr>
-              <w:t>Moved to GNU Compiler Collection 11.2.0</w:t>
-            </w:r>
-          </w:p>
-          <w:p>
-            <w:pPr>
-              <w:rPr>
-                <w:lang w:val="en"/>
-              </w:rPr>
-            </w:pPr>
-            <w:r>
-              <w:rPr>
-                <w:lang w:val="en"/>
-              </w:rPr>
-              <w:t>Moved to Visual Studio 2019 - 16.11.3</w:t>
+              <w:t>Moved to Visual Studio 2022 - 17.1.1</w:t>
             </w:r>
           </w:p>
         </w:tc>
@@ -9610,24 +9489,24 @@
                 <w:bCs/>
                 <w:color w:val="FFFFFF"/>
               </w:rPr>
-              <w:t>1.1.6</w:t>
-            </w:r>
-          </w:p>
-        </w:tc>
-        <w:tc>
-          <w:tcPr>
-            <w:tcW w:w="1295" w:type="dxa"/>
+              <w:t>2021.9.21.2</w:t>
+            </w:r>
+          </w:p>
+        </w:tc>
+        <w:tc>
+          <w:tcPr>
+            <w:tcW w:w="1274" w:type="dxa"/>
             <w:shd w:val="clear" w:color="auto" w:fill="C5E0B3"/>
           </w:tcPr>
           <w:p>
             <w:r>
-              <w:t>2021-02-11</w:t>
-            </w:r>
-          </w:p>
-        </w:tc>
-        <w:tc>
-          <w:tcPr>
-            <w:tcW w:w="6996" w:type="dxa"/>
+              <w:t>2021-09-21</w:t>
+            </w:r>
+          </w:p>
+        </w:tc>
+        <w:tc>
+          <w:tcPr>
+            <w:tcW w:w="6906" w:type="dxa"/>
             <w:shd w:val="clear" w:color="auto" w:fill="C5E0B3"/>
           </w:tcPr>
           <w:p>
@@ -9640,47 +9519,81 @@
               <w:rPr>
                 <w:lang w:val="en"/>
               </w:rPr>
-              <w:t xml:space="preserve">Fixed input filter when only </w:t>
+              <w:t>Changed version pattern</w:t>
+            </w:r>
+          </w:p>
+          <w:p>
+            <w:pPr>
+              <w:rPr>
+                <w:lang w:val="en"/>
+              </w:rPr>
+            </w:pPr>
+            <w:r>
+              <w:rPr>
+                <w:lang w:val="en"/>
+              </w:rPr>
+              <w:t xml:space="preserve">Added check for invalid characters to directive </w:t>
             </w:r>
             <w:proofErr w:type="spellStart"/>
             <w:r>
               <w:rPr>
+                <w:color w:val="0070C0"/>
                 <w:lang w:val="en"/>
               </w:rPr>
-              <w:t>delay_print</w:t>
+              <w:t>WebTrackingID</w:t>
             </w:r>
             <w:proofErr w:type="spellEnd"/>
-            <w:r>
+          </w:p>
+          <w:p>
+            <w:pPr>
               <w:rPr>
                 <w:lang w:val="en"/>
               </w:rPr>
-              <w:t xml:space="preserve"> is set</w:t>
-            </w:r>
-          </w:p>
-          <w:p>
-            <w:pPr>
+            </w:pPr>
+            <w:r>
               <w:rPr>
                 <w:lang w:val="en"/>
               </w:rPr>
-            </w:pPr>
-            <w:r>
+              <w:t>Added a stronger check to verify the result of record writes</w:t>
+            </w:r>
+          </w:p>
+          <w:p>
+            <w:pPr>
               <w:rPr>
                 <w:lang w:val="en"/>
               </w:rPr>
-              <w:t>Moved to GNU Compiler Collection 10.2.0</w:t>
-            </w:r>
-          </w:p>
-          <w:p>
-            <w:pPr>
+            </w:pPr>
+            <w:r>
               <w:rPr>
                 <w:lang w:val="en"/>
               </w:rPr>
-            </w:pPr>
-            <w:r>
+              <w:t>Added BASE64 NOPAD encoding for instance ID</w:t>
+            </w:r>
+          </w:p>
+          <w:p>
+            <w:pPr>
               <w:rPr>
                 <w:lang w:val="en"/>
               </w:rPr>
-              <w:t>Moved to Visual Studio 2019 - 16.8.5</w:t>
+            </w:pPr>
+            <w:r>
+              <w:rPr>
+                <w:lang w:val="en"/>
+              </w:rPr>
+              <w:t>Moved to GNU Compiler Collection 11.2.0</w:t>
+            </w:r>
+          </w:p>
+          <w:p>
+            <w:pPr>
+              <w:rPr>
+                <w:lang w:val="en"/>
+              </w:rPr>
+            </w:pPr>
+            <w:r>
+              <w:rPr>
+                <w:lang w:val="en"/>
+              </w:rPr>
+              <w:t>Moved to Visual Studio 2019 - 16.11.3</w:t>
             </w:r>
           </w:p>
         </w:tc>
@@ -9712,24 +9625,24 @@
                 <w:bCs/>
                 <w:color w:val="FFFFFF"/>
               </w:rPr>
-              <w:t>1.1.5</w:t>
-            </w:r>
-          </w:p>
-        </w:tc>
-        <w:tc>
-          <w:tcPr>
-            <w:tcW w:w="1295" w:type="dxa"/>
+              <w:t>1.1.6</w:t>
+            </w:r>
+          </w:p>
+        </w:tc>
+        <w:tc>
+          <w:tcPr>
+            <w:tcW w:w="1274" w:type="dxa"/>
             <w:shd w:val="clear" w:color="auto" w:fill="C5E0B3"/>
           </w:tcPr>
           <w:p>
             <w:r>
-              <w:t>2020-07-15</w:t>
-            </w:r>
-          </w:p>
-        </w:tc>
-        <w:tc>
-          <w:tcPr>
-            <w:tcW w:w="6996" w:type="dxa"/>
+              <w:t>2021-02-11</w:t>
+            </w:r>
+          </w:p>
+        </w:tc>
+        <w:tc>
+          <w:tcPr>
+            <w:tcW w:w="6906" w:type="dxa"/>
             <w:shd w:val="clear" w:color="auto" w:fill="C5E0B3"/>
           </w:tcPr>
           <w:p>
@@ -9742,39 +9655,35 @@
               <w:rPr>
                 <w:lang w:val="en"/>
               </w:rPr>
-              <w:t xml:space="preserve">Fixed directive </w:t>
+              <w:t xml:space="preserve">Fixed input filter when only </w:t>
             </w:r>
             <w:proofErr w:type="spellStart"/>
             <w:r>
               <w:rPr>
-                <w:color w:val="0070C0"/>
                 <w:lang w:val="en"/>
               </w:rPr>
-              <w:t>WebTrackingApplicationId</w:t>
+              <w:t>delay_print</w:t>
             </w:r>
             <w:proofErr w:type="spellEnd"/>
-          </w:p>
-          <w:p>
-            <w:pPr>
+            <w:r>
               <w:rPr>
                 <w:lang w:val="en"/>
               </w:rPr>
-            </w:pPr>
-            <w:r>
+              <w:t xml:space="preserve"> is set</w:t>
+            </w:r>
+          </w:p>
+          <w:p>
+            <w:pPr>
               <w:rPr>
                 <w:lang w:val="en"/>
               </w:rPr>
-              <w:t xml:space="preserve">Fixed directive </w:t>
-            </w:r>
-            <w:proofErr w:type="spellStart"/>
-            <w:r>
-              <w:rPr>
-                <w:color w:val="0070C0"/>
+            </w:pPr>
+            <w:r>
+              <w:rPr>
                 <w:lang w:val="en"/>
               </w:rPr>
-              <w:t>WebTrackingPrintWASUser</w:t>
-            </w:r>
-            <w:proofErr w:type="spellEnd"/>
+              <w:t>Moved to GNU Compiler Collection 10.2.0</w:t>
+            </w:r>
           </w:p>
           <w:p>
             <w:pPr>
@@ -9786,20 +9695,7 @@
               <w:rPr>
                 <w:lang w:val="en"/>
               </w:rPr>
-              <w:t>Changed version format</w:t>
-            </w:r>
-          </w:p>
-          <w:p>
-            <w:pPr>
-              <w:rPr>
-                <w:lang w:val="en"/>
-              </w:rPr>
-            </w:pPr>
-            <w:r>
-              <w:rPr>
-                <w:lang w:val="en"/>
-              </w:rPr>
-              <w:t>Moved to Visual Studio 2019 - 16.6.4</w:t>
+              <w:t>Moved to Visual Studio 2019 - 16.8.5</w:t>
             </w:r>
           </w:p>
         </w:tc>
@@ -9831,27 +9727,24 @@
                 <w:bCs/>
                 <w:color w:val="FFFFFF"/>
               </w:rPr>
-              <w:t>1.1.4</w:t>
-            </w:r>
-          </w:p>
-        </w:tc>
-        <w:tc>
-          <w:tcPr>
-            <w:tcW w:w="1295" w:type="dxa"/>
+              <w:t>1.1.5</w:t>
+            </w:r>
+          </w:p>
+        </w:tc>
+        <w:tc>
+          <w:tcPr>
+            <w:tcW w:w="1274" w:type="dxa"/>
             <w:shd w:val="clear" w:color="auto" w:fill="C5E0B3"/>
           </w:tcPr>
           <w:p>
             <w:r>
-              <w:t>2020-06-1</w:t>
-            </w:r>
-            <w:r>
-              <w:t>7</w:t>
-            </w:r>
-          </w:p>
-        </w:tc>
-        <w:tc>
-          <w:tcPr>
-            <w:tcW w:w="6996" w:type="dxa"/>
+              <w:t>2020-07-15</w:t>
+            </w:r>
+          </w:p>
+        </w:tc>
+        <w:tc>
+          <w:tcPr>
+            <w:tcW w:w="6906" w:type="dxa"/>
             <w:shd w:val="clear" w:color="auto" w:fill="C5E0B3"/>
           </w:tcPr>
           <w:p>
@@ -9864,33 +9757,39 @@
               <w:rPr>
                 <w:lang w:val="en"/>
               </w:rPr>
-              <w:t>Fixed request filter when content-lengt</w:t>
-            </w:r>
-            <w:r>
-              <w:rPr>
+              <w:t xml:space="preserve">Fixed directive </w:t>
+            </w:r>
+            <w:proofErr w:type="spellStart"/>
+            <w:r>
+              <w:rPr>
+                <w:color w:val="0070C0"/>
                 <w:lang w:val="en"/>
               </w:rPr>
-              <w:t>h</w:t>
-            </w:r>
-            <w:r>
+              <w:t>WebTrackingApplicationId</w:t>
+            </w:r>
+            <w:proofErr w:type="spellEnd"/>
+          </w:p>
+          <w:p>
+            <w:pPr>
               <w:rPr>
                 <w:lang w:val="en"/>
               </w:rPr>
-              <w:t xml:space="preserve"> is missing</w:t>
-            </w:r>
-          </w:p>
-          <w:p>
-            <w:pPr>
+            </w:pPr>
+            <w:r>
               <w:rPr>
                 <w:lang w:val="en"/>
               </w:rPr>
-            </w:pPr>
-            <w:r>
-              <w:rPr>
+              <w:t xml:space="preserve">Fixed directive </w:t>
+            </w:r>
+            <w:proofErr w:type="spellStart"/>
+            <w:r>
+              <w:rPr>
+                <w:color w:val="0070C0"/>
                 <w:lang w:val="en"/>
               </w:rPr>
-              <w:t>Improved request and response filter performances and memory usage</w:t>
-            </w:r>
+              <w:t>WebTrackingPrintWASUser</w:t>
+            </w:r>
+            <w:proofErr w:type="spellEnd"/>
           </w:p>
           <w:p>
             <w:pPr>
@@ -9902,7 +9801,7 @@
               <w:rPr>
                 <w:lang w:val="en"/>
               </w:rPr>
-              <w:t>Added request headers tracking to request filter</w:t>
+              <w:t>Changed version format</w:t>
             </w:r>
           </w:p>
           <w:p>
@@ -9915,33 +9814,7 @@
               <w:rPr>
                 <w:lang w:val="en"/>
               </w:rPr>
-              <w:t>Added exceeded body limit check to input filter</w:t>
-            </w:r>
-          </w:p>
-          <w:p>
-            <w:pPr>
-              <w:rPr>
-                <w:lang w:val="en"/>
-              </w:rPr>
-            </w:pPr>
-            <w:r>
-              <w:rPr>
-                <w:lang w:val="en"/>
-              </w:rPr>
-              <w:t>Fixed regression: POST data are not printed anymore in request access log</w:t>
-            </w:r>
-          </w:p>
-          <w:p>
-            <w:pPr>
-              <w:rPr>
-                <w:lang w:val="en"/>
-              </w:rPr>
-            </w:pPr>
-            <w:r>
-              <w:rPr>
-                <w:lang w:val="en"/>
-              </w:rPr>
-              <w:t>Moved to Visual Studio 2019 - 16.6.2</w:t>
+              <w:t>Moved to Visual Studio 2019 - 16.6.4</w:t>
             </w:r>
           </w:p>
         </w:tc>
@@ -9973,25 +9846,24 @@
                 <w:bCs/>
                 <w:color w:val="FFFFFF"/>
               </w:rPr>
-              <w:lastRenderedPageBreak/>
-              <w:t>1.1.3</w:t>
-            </w:r>
-          </w:p>
-        </w:tc>
-        <w:tc>
-          <w:tcPr>
-            <w:tcW w:w="1295" w:type="dxa"/>
+              <w:t>1.1.4</w:t>
+            </w:r>
+          </w:p>
+        </w:tc>
+        <w:tc>
+          <w:tcPr>
+            <w:tcW w:w="1274" w:type="dxa"/>
             <w:shd w:val="clear" w:color="auto" w:fill="C5E0B3"/>
           </w:tcPr>
           <w:p>
             <w:r>
-              <w:t>2020-06-08</w:t>
-            </w:r>
-          </w:p>
-        </w:tc>
-        <w:tc>
-          <w:tcPr>
-            <w:tcW w:w="6996" w:type="dxa"/>
+              <w:t>2020-06-17</w:t>
+            </w:r>
+          </w:p>
+        </w:tc>
+        <w:tc>
+          <w:tcPr>
+            <w:tcW w:w="6906" w:type="dxa"/>
             <w:shd w:val="clear" w:color="auto" w:fill="C5E0B3"/>
           </w:tcPr>
           <w:p>
@@ -10004,51 +9876,45 @@
               <w:rPr>
                 <w:lang w:val="en"/>
               </w:rPr>
-              <w:t xml:space="preserve">Added support for environment variables in directive </w:t>
-            </w:r>
-            <w:proofErr w:type="spellStart"/>
-            <w:r>
-              <w:rPr>
-                <w:color w:val="0070C0"/>
+              <w:t>Fixed request filter when content-lengt</w:t>
+            </w:r>
+            <w:r>
+              <w:rPr>
                 <w:lang w:val="en"/>
               </w:rPr>
-              <w:t>WebTrackingID</w:t>
-            </w:r>
-            <w:proofErr w:type="spellEnd"/>
-          </w:p>
-          <w:p>
-            <w:pPr>
+              <w:t>h</w:t>
+            </w:r>
+            <w:r>
               <w:rPr>
                 <w:lang w:val="en"/>
               </w:rPr>
-            </w:pPr>
-            <w:r>
+              <w:t xml:space="preserve"> is missing</w:t>
+            </w:r>
+          </w:p>
+          <w:p>
+            <w:pPr>
               <w:rPr>
                 <w:lang w:val="en"/>
               </w:rPr>
-              <w:t>Changed shared memory name: now is prefixed with logs</w:t>
-            </w:r>
-            <w:proofErr w:type="gramStart"/>
+            </w:pPr>
             <w:r>
               <w:rPr>
                 <w:lang w:val="en"/>
               </w:rPr>
-              <w:t>/.</w:t>
-            </w:r>
-            <w:proofErr w:type="spellStart"/>
-            <w:r>
+              <w:t>Improved request and response filter performances and memory usage</w:t>
+            </w:r>
+          </w:p>
+          <w:p>
+            <w:pPr>
               <w:rPr>
                 <w:lang w:val="en"/>
               </w:rPr>
-              <w:t>shm</w:t>
-            </w:r>
-            <w:proofErr w:type="spellEnd"/>
-            <w:proofErr w:type="gramEnd"/>
+            </w:pPr>
             <w:r>
               <w:rPr>
                 <w:lang w:val="en"/>
               </w:rPr>
-              <w:t>_</w:t>
+              <w:t>Added request headers tracking to request filter</w:t>
             </w:r>
           </w:p>
           <w:p>
@@ -10061,7 +9927,7 @@
               <w:rPr>
                 <w:lang w:val="en"/>
               </w:rPr>
-              <w:t>Fixed the elapsed time calculation for request and response filters</w:t>
+              <w:t>Added exceeded body limit check to input filter</w:t>
             </w:r>
           </w:p>
           <w:p>
@@ -10074,7 +9940,20 @@
               <w:rPr>
                 <w:lang w:val="en"/>
               </w:rPr>
-              <w:t>Moved to Visual Studio 2019 - 16.6.1</w:t>
+              <w:t>Fixed regression: POST data are not printed anymore in request access log</w:t>
+            </w:r>
+          </w:p>
+          <w:p>
+            <w:pPr>
+              <w:rPr>
+                <w:lang w:val="en"/>
+              </w:rPr>
+            </w:pPr>
+            <w:r>
+              <w:rPr>
+                <w:lang w:val="en"/>
+              </w:rPr>
+              <w:t>Moved to Visual Studio 2019 - 16.6.2</w:t>
             </w:r>
           </w:p>
         </w:tc>
@@ -10106,24 +9985,25 @@
                 <w:bCs/>
                 <w:color w:val="FFFFFF"/>
               </w:rPr>
-              <w:t>1.1.2</w:t>
-            </w:r>
-          </w:p>
-        </w:tc>
-        <w:tc>
-          <w:tcPr>
-            <w:tcW w:w="1295" w:type="dxa"/>
+              <w:lastRenderedPageBreak/>
+              <w:t>1.1.3</w:t>
+            </w:r>
+          </w:p>
+        </w:tc>
+        <w:tc>
+          <w:tcPr>
+            <w:tcW w:w="1274" w:type="dxa"/>
             <w:shd w:val="clear" w:color="auto" w:fill="C5E0B3"/>
           </w:tcPr>
           <w:p>
             <w:r>
-              <w:t>2020-06-04</w:t>
-            </w:r>
-          </w:p>
-        </w:tc>
-        <w:tc>
-          <w:tcPr>
-            <w:tcW w:w="6996" w:type="dxa"/>
+              <w:t>2020-06-08</w:t>
+            </w:r>
+          </w:p>
+        </w:tc>
+        <w:tc>
+          <w:tcPr>
+            <w:tcW w:w="6906" w:type="dxa"/>
             <w:shd w:val="clear" w:color="auto" w:fill="C5E0B3"/>
           </w:tcPr>
           <w:p>
@@ -10136,7 +10016,7 @@
               <w:rPr>
                 <w:lang w:val="en"/>
               </w:rPr>
-              <w:t xml:space="preserve">Fixed directive </w:t>
+              <w:t xml:space="preserve">Added support for environment variables in directive </w:t>
             </w:r>
             <w:proofErr w:type="spellStart"/>
             <w:r>
@@ -10144,42 +10024,43 @@
                 <w:color w:val="0070C0"/>
                 <w:lang w:val="en"/>
               </w:rPr>
-              <w:t>WebTrackingPrintWASUser</w:t>
+              <w:t>WebTrackingID</w:t>
             </w:r>
             <w:proofErr w:type="spellEnd"/>
-            <w:r>
+          </w:p>
+          <w:p>
+            <w:pPr>
               <w:rPr>
                 <w:lang w:val="en"/>
               </w:rPr>
-              <w:t xml:space="preserve"> definition</w:t>
-            </w:r>
-          </w:p>
-          <w:p>
-            <w:pPr>
+            </w:pPr>
+            <w:r>
               <w:rPr>
                 <w:lang w:val="en"/>
               </w:rPr>
-            </w:pPr>
+              <w:t>Changed shared memory name: now is prefixed with logs</w:t>
+            </w:r>
+            <w:proofErr w:type="gramStart"/>
             <w:r>
               <w:rPr>
                 <w:lang w:val="en"/>
               </w:rPr>
-              <w:t xml:space="preserve">Fixed directive </w:t>
+              <w:t>/.</w:t>
             </w:r>
             <w:proofErr w:type="spellStart"/>
             <w:r>
               <w:rPr>
-                <w:color w:val="0070C0"/>
                 <w:lang w:val="en"/>
               </w:rPr>
-              <w:t>WebTrackingApplicationId</w:t>
+              <w:t>shm</w:t>
             </w:r>
             <w:proofErr w:type="spellEnd"/>
+            <w:proofErr w:type="gramEnd"/>
             <w:r>
               <w:rPr>
                 <w:lang w:val="en"/>
               </w:rPr>
-              <w:t xml:space="preserve"> definition</w:t>
+              <w:t>_</w:t>
             </w:r>
           </w:p>
           <w:p>
@@ -10192,22 +10073,20 @@
               <w:rPr>
                 <w:lang w:val="en"/>
               </w:rPr>
-              <w:t xml:space="preserve">Fixed directive </w:t>
-            </w:r>
-            <w:proofErr w:type="spellStart"/>
-            <w:r>
-              <w:rPr>
-                <w:color w:val="0070C0"/>
+              <w:t>Fixed the elapsed time calculation for request and response filters</w:t>
+            </w:r>
+          </w:p>
+          <w:p>
+            <w:pPr>
+              <w:rPr>
                 <w:lang w:val="en"/>
               </w:rPr>
-              <w:t>WebTrackingHost</w:t>
-            </w:r>
-            <w:proofErr w:type="spellEnd"/>
+            </w:pPr>
             <w:r>
               <w:rPr>
                 <w:lang w:val="en"/>
               </w:rPr>
-              <w:t xml:space="preserve"> to be no case sensitive</w:t>
+              <w:t>Moved to Visual Studio 2019 - 16.6.1</w:t>
             </w:r>
           </w:p>
         </w:tc>
@@ -10239,24 +10118,24 @@
                 <w:bCs/>
                 <w:color w:val="FFFFFF"/>
               </w:rPr>
-              <w:t>1.1.1</w:t>
-            </w:r>
-          </w:p>
-        </w:tc>
-        <w:tc>
-          <w:tcPr>
-            <w:tcW w:w="1295" w:type="dxa"/>
+              <w:t>1.1.2</w:t>
+            </w:r>
+          </w:p>
+        </w:tc>
+        <w:tc>
+          <w:tcPr>
+            <w:tcW w:w="1274" w:type="dxa"/>
             <w:shd w:val="clear" w:color="auto" w:fill="C5E0B3"/>
           </w:tcPr>
           <w:p>
             <w:r>
-              <w:t>2020-05-25</w:t>
-            </w:r>
-          </w:p>
-        </w:tc>
-        <w:tc>
-          <w:tcPr>
-            <w:tcW w:w="6996" w:type="dxa"/>
+              <w:t>2020-06-04</w:t>
+            </w:r>
+          </w:p>
+        </w:tc>
+        <w:tc>
+          <w:tcPr>
+            <w:tcW w:w="6906" w:type="dxa"/>
             <w:shd w:val="clear" w:color="auto" w:fill="C5E0B3"/>
           </w:tcPr>
           <w:p>
@@ -10280,18 +10159,24 @@
               <w:t>WebTrackingPrintWASUser</w:t>
             </w:r>
             <w:proofErr w:type="spellEnd"/>
-          </w:p>
-          <w:p>
-            <w:pPr>
+            <w:r>
               <w:rPr>
                 <w:lang w:val="en"/>
               </w:rPr>
-            </w:pPr>
-            <w:r>
+              <w:t xml:space="preserve"> definition</w:t>
+            </w:r>
+          </w:p>
+          <w:p>
+            <w:pPr>
               <w:rPr>
                 <w:lang w:val="en"/>
               </w:rPr>
-              <w:t xml:space="preserve">Added host filter for directive </w:t>
+            </w:pPr>
+            <w:r>
+              <w:rPr>
+                <w:lang w:val="en"/>
+              </w:rPr>
+              <w:t xml:space="preserve">Fixed directive </w:t>
             </w:r>
             <w:proofErr w:type="spellStart"/>
             <w:r>
@@ -10299,21 +10184,27 @@
                 <w:color w:val="0070C0"/>
                 <w:lang w:val="en"/>
               </w:rPr>
-              <w:t>WebTrackingPrintWASUser</w:t>
+              <w:t>WebTrackingApplicationId</w:t>
             </w:r>
             <w:proofErr w:type="spellEnd"/>
-          </w:p>
-          <w:p>
-            <w:pPr>
+            <w:r>
               <w:rPr>
                 <w:lang w:val="en"/>
               </w:rPr>
-            </w:pPr>
-            <w:r>
+              <w:t xml:space="preserve"> definition</w:t>
+            </w:r>
+          </w:p>
+          <w:p>
+            <w:pPr>
               <w:rPr>
                 <w:lang w:val="en"/>
               </w:rPr>
-              <w:t xml:space="preserve">Added host filter for directive </w:t>
+            </w:pPr>
+            <w:r>
+              <w:rPr>
+                <w:lang w:val="en"/>
+              </w:rPr>
+              <w:t xml:space="preserve">Fixed directive </w:t>
             </w:r>
             <w:proofErr w:type="spellStart"/>
             <w:r>
@@ -10321,81 +10212,15 @@
                 <w:color w:val="0070C0"/>
                 <w:lang w:val="en"/>
               </w:rPr>
-              <w:t>WebTrackingApplicationId</w:t>
+              <w:t>WebTrackingHost</w:t>
             </w:r>
             <w:proofErr w:type="spellEnd"/>
-          </w:p>
-          <w:p>
-            <w:pPr>
-              <w:rPr>
-                <w:lang w:val="en-US"/>
-              </w:rPr>
-            </w:pPr>
-            <w:r>
-              <w:rPr>
-                <w:lang w:val="en-US"/>
-              </w:rPr>
-              <w:t xml:space="preserve">Changed UUID header </w:t>
-            </w:r>
-            <w:r>
-              <w:rPr>
-                <w:lang w:val="en-US"/>
-              </w:rPr>
-              <w:t>behavior</w:t>
-            </w:r>
-            <w:r>
-              <w:rPr>
-                <w:lang w:val="en-US"/>
-              </w:rPr>
-              <w:t>: it is not generated if already present</w:t>
-            </w:r>
-          </w:p>
-          <w:p>
-            <w:pPr>
+            <w:r>
               <w:rPr>
                 <w:lang w:val="en"/>
               </w:rPr>
-            </w:pPr>
-            <w:r>
-              <w:rPr>
-                <w:lang w:val="en"/>
-              </w:rPr>
-              <w:t>Fixed input and output filter</w:t>
-            </w:r>
-          </w:p>
-          <w:p>
-            <w:pPr>
-              <w:rPr>
-                <w:lang w:val="en"/>
-              </w:rPr>
-            </w:pPr>
-            <w:r>
-              <w:rPr>
-                <w:lang w:val="en"/>
-              </w:rPr>
-              <w:t>Added directive</w:t>
-            </w:r>
-          </w:p>
-          <w:p>
-            <w:pPr>
-              <w:numPr>
-                <w:ilvl w:val="0"/>
-                <w:numId w:val="34"/>
-              </w:numPr>
-              <w:rPr>
-                <w:color w:val="0070C0"/>
-                <w:lang w:val="en"/>
-              </w:rPr>
-            </w:pPr>
-            <w:proofErr w:type="spellStart"/>
-            <w:r>
-              <w:rPr>
-                <w:color w:val="0070C0"/>
-                <w:lang w:val="en"/>
-              </w:rPr>
-              <w:t>WebTrackingUuidHeader</w:t>
-            </w:r>
-            <w:proofErr w:type="spellEnd"/>
+              <w:t xml:space="preserve"> to be no case sensitive</w:t>
+            </w:r>
           </w:p>
         </w:tc>
       </w:tr>
@@ -10426,33 +10251,24 @@
                 <w:bCs/>
                 <w:color w:val="FFFFFF"/>
               </w:rPr>
-              <w:t>1.1.0</w:t>
-            </w:r>
-          </w:p>
-        </w:tc>
-        <w:tc>
-          <w:tcPr>
-            <w:tcW w:w="1295" w:type="dxa"/>
+              <w:t>1.1.1</w:t>
+            </w:r>
+          </w:p>
+        </w:tc>
+        <w:tc>
+          <w:tcPr>
+            <w:tcW w:w="1274" w:type="dxa"/>
             <w:shd w:val="clear" w:color="auto" w:fill="C5E0B3"/>
           </w:tcPr>
           <w:p>
             <w:r>
-              <w:t>2020-0</w:t>
-            </w:r>
-            <w:r>
-              <w:t>5</w:t>
-            </w:r>
-            <w:r>
-              <w:t>-1</w:t>
-            </w:r>
-            <w:r>
-              <w:t>3</w:t>
-            </w:r>
-          </w:p>
-        </w:tc>
-        <w:tc>
-          <w:tcPr>
-            <w:tcW w:w="6996" w:type="dxa"/>
+              <w:t>2020-05-25</w:t>
+            </w:r>
+          </w:p>
+        </w:tc>
+        <w:tc>
+          <w:tcPr>
+            <w:tcW w:w="6906" w:type="dxa"/>
             <w:shd w:val="clear" w:color="auto" w:fill="C5E0B3"/>
           </w:tcPr>
           <w:p>
@@ -10465,7 +10281,99 @@
               <w:rPr>
                 <w:lang w:val="en"/>
               </w:rPr>
-              <w:t xml:space="preserve">Added directive </w:t>
+              <w:t xml:space="preserve">Fixed directive </w:t>
+            </w:r>
+            <w:proofErr w:type="spellStart"/>
+            <w:r>
+              <w:rPr>
+                <w:color w:val="0070C0"/>
+                <w:lang w:val="en"/>
+              </w:rPr>
+              <w:t>WebTrackingPrintWASUser</w:t>
+            </w:r>
+            <w:proofErr w:type="spellEnd"/>
+          </w:p>
+          <w:p>
+            <w:pPr>
+              <w:rPr>
+                <w:lang w:val="en"/>
+              </w:rPr>
+            </w:pPr>
+            <w:r>
+              <w:rPr>
+                <w:lang w:val="en"/>
+              </w:rPr>
+              <w:t xml:space="preserve">Added host filter for directive </w:t>
+            </w:r>
+            <w:proofErr w:type="spellStart"/>
+            <w:r>
+              <w:rPr>
+                <w:color w:val="0070C0"/>
+                <w:lang w:val="en"/>
+              </w:rPr>
+              <w:t>WebTrackingPrintWASUser</w:t>
+            </w:r>
+            <w:proofErr w:type="spellEnd"/>
+          </w:p>
+          <w:p>
+            <w:pPr>
+              <w:rPr>
+                <w:lang w:val="en"/>
+              </w:rPr>
+            </w:pPr>
+            <w:r>
+              <w:rPr>
+                <w:lang w:val="en"/>
+              </w:rPr>
+              <w:t xml:space="preserve">Added host filter for directive </w:t>
+            </w:r>
+            <w:proofErr w:type="spellStart"/>
+            <w:r>
+              <w:rPr>
+                <w:color w:val="0070C0"/>
+                <w:lang w:val="en"/>
+              </w:rPr>
+              <w:t>WebTrackingApplicationId</w:t>
+            </w:r>
+            <w:proofErr w:type="spellEnd"/>
+          </w:p>
+          <w:p>
+            <w:pPr>
+              <w:rPr>
+                <w:lang w:val="en-US"/>
+              </w:rPr>
+            </w:pPr>
+            <w:r>
+              <w:rPr>
+                <w:lang w:val="en-US"/>
+              </w:rPr>
+              <w:t>Changed UUID header behavior: it is not generated if already present</w:t>
+            </w:r>
+          </w:p>
+          <w:p>
+            <w:pPr>
+              <w:rPr>
+                <w:lang w:val="en"/>
+              </w:rPr>
+            </w:pPr>
+            <w:r>
+              <w:rPr>
+                <w:lang w:val="en"/>
+              </w:rPr>
+              <w:t>Fixed input and output filter</w:t>
+            </w:r>
+          </w:p>
+          <w:p>
+            <w:pPr>
+              <w:rPr>
+                <w:lang w:val="en"/>
+              </w:rPr>
+            </w:pPr>
+            <w:r>
+              <w:rPr>
+                <w:lang w:val="en"/>
+              </w:rPr>
+              <w:t>Added directive</w:t>
             </w:r>
           </w:p>
           <w:p>
@@ -10485,78 +10393,9 @@
                 <w:color w:val="0070C0"/>
                 <w:lang w:val="en"/>
               </w:rPr>
-              <w:t>WebTrackingPrintRequestHeader</w:t>
+              <w:t>WebTrackingUuidHeader</w:t>
             </w:r>
             <w:proofErr w:type="spellEnd"/>
-          </w:p>
-          <w:p>
-            <w:pPr>
-              <w:rPr>
-                <w:lang w:val="en"/>
-              </w:rPr>
-            </w:pPr>
-            <w:r>
-              <w:rPr>
-                <w:lang w:val="en"/>
-              </w:rPr>
-              <w:t>Changed body requests and responses track record</w:t>
-            </w:r>
-          </w:p>
-          <w:p>
-            <w:pPr>
-              <w:rPr>
-                <w:lang w:val="en"/>
-              </w:rPr>
-            </w:pPr>
-            <w:r>
-              <w:rPr>
-                <w:lang w:val="en"/>
-              </w:rPr>
-              <w:t xml:space="preserve">Moved to GNU Compiler Collection </w:t>
-            </w:r>
-            <w:r>
-              <w:rPr>
-                <w:lang w:val="en"/>
-              </w:rPr>
-              <w:t>10</w:t>
-            </w:r>
-            <w:r>
-              <w:rPr>
-                <w:lang w:val="en"/>
-              </w:rPr>
-              <w:t>.</w:t>
-            </w:r>
-            <w:r>
-              <w:rPr>
-                <w:lang w:val="en"/>
-              </w:rPr>
-              <w:t>1</w:t>
-            </w:r>
-            <w:r>
-              <w:rPr>
-                <w:lang w:val="en"/>
-              </w:rPr>
-              <w:t>.0</w:t>
-            </w:r>
-          </w:p>
-          <w:p>
-            <w:pPr>
-              <w:rPr>
-                <w:lang w:val="en"/>
-              </w:rPr>
-            </w:pPr>
-            <w:r>
-              <w:rPr>
-                <w:lang w:val="en"/>
-              </w:rPr>
-              <w:t>Moved to Visual Studio 2019 - 16.5.</w:t>
-            </w:r>
-            <w:r>
-              <w:rPr>
-                <w:lang w:val="en"/>
-              </w:rPr>
-              <w:t>5</w:t>
-            </w:r>
           </w:p>
         </w:tc>
       </w:tr>
@@ -10587,28 +10426,24 @@
                 <w:bCs/>
                 <w:color w:val="FFFFFF"/>
               </w:rPr>
-              <w:lastRenderedPageBreak/>
-              <w:t>1.0.7</w:t>
-            </w:r>
-          </w:p>
-        </w:tc>
-        <w:tc>
-          <w:tcPr>
-            <w:tcW w:w="1295" w:type="dxa"/>
+              <w:t>1.1.0</w:t>
+            </w:r>
+          </w:p>
+        </w:tc>
+        <w:tc>
+          <w:tcPr>
+            <w:tcW w:w="1274" w:type="dxa"/>
             <w:shd w:val="clear" w:color="auto" w:fill="C5E0B3"/>
           </w:tcPr>
           <w:p>
             <w:r>
-              <w:t>2020-03-</w:t>
-            </w:r>
-            <w:r>
-              <w:t>31</w:t>
-            </w:r>
-          </w:p>
-        </w:tc>
-        <w:tc>
-          <w:tcPr>
-            <w:tcW w:w="6996" w:type="dxa"/>
+              <w:t>2020-05-13</w:t>
+            </w:r>
+          </w:p>
+        </w:tc>
+        <w:tc>
+          <w:tcPr>
+            <w:tcW w:w="6906" w:type="dxa"/>
             <w:shd w:val="clear" w:color="auto" w:fill="C5E0B3"/>
           </w:tcPr>
           <w:p>
@@ -10641,7 +10476,7 @@
                 <w:color w:val="0070C0"/>
                 <w:lang w:val="en"/>
               </w:rPr>
-              <w:t>WebTrackingPrintWASUser</w:t>
+              <w:t>WebTrackingPrintRequestHeader</w:t>
             </w:r>
             <w:proofErr w:type="spellEnd"/>
           </w:p>
@@ -10655,55 +10490,63 @@
               <w:rPr>
                 <w:lang w:val="en"/>
               </w:rPr>
-              <w:t xml:space="preserve">Fixed behavior of directive </w:t>
-            </w:r>
-            <w:proofErr w:type="spellStart"/>
-            <w:r>
-              <w:rPr>
-                <w:color w:val="0070C0"/>
+              <w:t>Changed body requests and responses track record</w:t>
+            </w:r>
+          </w:p>
+          <w:p>
+            <w:pPr>
+              <w:rPr>
                 <w:lang w:val="en"/>
               </w:rPr>
-              <w:t>WebTrackingOutputHeader</w:t>
-            </w:r>
-            <w:proofErr w:type="spellEnd"/>
-          </w:p>
-          <w:p>
-            <w:pPr>
+            </w:pPr>
+            <w:r>
               <w:rPr>
                 <w:lang w:val="en"/>
               </w:rPr>
-            </w:pPr>
+              <w:t xml:space="preserve">Moved to GNU Compiler Collection </w:t>
+            </w:r>
             <w:r>
               <w:rPr>
                 <w:lang w:val="en"/>
               </w:rPr>
-              <w:t>Fixed version info output</w:t>
-            </w:r>
-          </w:p>
-          <w:p>
-            <w:pPr>
+              <w:t>10</w:t>
+            </w:r>
+            <w:r>
               <w:rPr>
                 <w:lang w:val="en"/>
               </w:rPr>
-            </w:pPr>
+              <w:t>.</w:t>
+            </w:r>
             <w:r>
               <w:rPr>
                 <w:lang w:val="en"/>
               </w:rPr>
-              <w:t>Moved to GNU Compiler Collection 9.3.0</w:t>
-            </w:r>
-          </w:p>
-          <w:p>
-            <w:pPr>
+              <w:t>1</w:t>
+            </w:r>
+            <w:r>
               <w:rPr>
                 <w:lang w:val="en"/>
               </w:rPr>
-            </w:pPr>
-            <w:r>
+              <w:t>.0</w:t>
+            </w:r>
+          </w:p>
+          <w:p>
+            <w:pPr>
               <w:rPr>
                 <w:lang w:val="en"/>
               </w:rPr>
-              <w:t>Moved to Visual Studio 2019 - 16.5.1</w:t>
+            </w:pPr>
+            <w:r>
+              <w:rPr>
+                <w:lang w:val="en"/>
+              </w:rPr>
+              <w:t>Moved to Visual Studio 2019 - 16.5.</w:t>
+            </w:r>
+            <w:r>
+              <w:rPr>
+                <w:lang w:val="en"/>
+              </w:rPr>
+              <w:t>5</w:t>
             </w:r>
           </w:p>
         </w:tc>
@@ -10735,24 +10578,25 @@
                 <w:bCs/>
                 <w:color w:val="FFFFFF"/>
               </w:rPr>
-              <w:t>1.0.6</w:t>
-            </w:r>
-          </w:p>
-        </w:tc>
-        <w:tc>
-          <w:tcPr>
-            <w:tcW w:w="1295" w:type="dxa"/>
+              <w:lastRenderedPageBreak/>
+              <w:t>1.0.7</w:t>
+            </w:r>
+          </w:p>
+        </w:tc>
+        <w:tc>
+          <w:tcPr>
+            <w:tcW w:w="1274" w:type="dxa"/>
             <w:shd w:val="clear" w:color="auto" w:fill="C5E0B3"/>
           </w:tcPr>
           <w:p>
             <w:r>
-              <w:t>2019-09-06</w:t>
-            </w:r>
-          </w:p>
-        </w:tc>
-        <w:tc>
-          <w:tcPr>
-            <w:tcW w:w="6996" w:type="dxa"/>
+              <w:t>2020-03-31</w:t>
+            </w:r>
+          </w:p>
+        </w:tc>
+        <w:tc>
+          <w:tcPr>
+            <w:tcW w:w="6906" w:type="dxa"/>
             <w:shd w:val="clear" w:color="auto" w:fill="C5E0B3"/>
           </w:tcPr>
           <w:p>
@@ -10785,21 +10629,69 @@
                 <w:color w:val="0070C0"/>
                 <w:lang w:val="en"/>
               </w:rPr>
-              <w:t>WebTrackingPrintEnvVar</w:t>
+              <w:t>WebTrackingPrintWASUser</w:t>
             </w:r>
             <w:proofErr w:type="spellEnd"/>
           </w:p>
           <w:p>
             <w:pPr>
               <w:rPr>
-                <w:lang w:val="en-US"/>
-              </w:rPr>
-            </w:pPr>
-            <w:r>
-              <w:rPr>
                 <w:lang w:val="en"/>
               </w:rPr>
-              <w:t>Moved to GNU Compiler Collection 9.2.0</w:t>
+            </w:pPr>
+            <w:r>
+              <w:rPr>
+                <w:lang w:val="en"/>
+              </w:rPr>
+              <w:t xml:space="preserve">Fixed behavior of directive </w:t>
+            </w:r>
+            <w:proofErr w:type="spellStart"/>
+            <w:r>
+              <w:rPr>
+                <w:color w:val="0070C0"/>
+                <w:lang w:val="en"/>
+              </w:rPr>
+              <w:t>WebTrackingOutputHeader</w:t>
+            </w:r>
+            <w:proofErr w:type="spellEnd"/>
+          </w:p>
+          <w:p>
+            <w:pPr>
+              <w:rPr>
+                <w:lang w:val="en"/>
+              </w:rPr>
+            </w:pPr>
+            <w:r>
+              <w:rPr>
+                <w:lang w:val="en"/>
+              </w:rPr>
+              <w:t>Fixed version info output</w:t>
+            </w:r>
+          </w:p>
+          <w:p>
+            <w:pPr>
+              <w:rPr>
+                <w:lang w:val="en"/>
+              </w:rPr>
+            </w:pPr>
+            <w:r>
+              <w:rPr>
+                <w:lang w:val="en"/>
+              </w:rPr>
+              <w:t>Moved to GNU Compiler Collection 9.3.0</w:t>
+            </w:r>
+          </w:p>
+          <w:p>
+            <w:pPr>
+              <w:rPr>
+                <w:lang w:val="en"/>
+              </w:rPr>
+            </w:pPr>
+            <w:r>
+              <w:rPr>
+                <w:lang w:val="en"/>
+              </w:rPr>
+              <w:t>Moved to Visual Studio 2019 - 16.5.1</w:t>
             </w:r>
           </w:p>
         </w:tc>
@@ -10831,24 +10723,24 @@
                 <w:bCs/>
                 <w:color w:val="FFFFFF"/>
               </w:rPr>
-              <w:t>1.0.5</w:t>
-            </w:r>
-          </w:p>
-        </w:tc>
-        <w:tc>
-          <w:tcPr>
-            <w:tcW w:w="1295" w:type="dxa"/>
+              <w:t>1.0.6</w:t>
+            </w:r>
+          </w:p>
+        </w:tc>
+        <w:tc>
+          <w:tcPr>
+            <w:tcW w:w="1274" w:type="dxa"/>
             <w:shd w:val="clear" w:color="auto" w:fill="C5E0B3"/>
           </w:tcPr>
           <w:p>
             <w:r>
-              <w:t>2019-05-15</w:t>
-            </w:r>
-          </w:p>
-        </w:tc>
-        <w:tc>
-          <w:tcPr>
-            <w:tcW w:w="6996" w:type="dxa"/>
+              <w:t>2019-09-06</w:t>
+            </w:r>
+          </w:p>
+        </w:tc>
+        <w:tc>
+          <w:tcPr>
+            <w:tcW w:w="6906" w:type="dxa"/>
             <w:shd w:val="clear" w:color="auto" w:fill="C5E0B3"/>
           </w:tcPr>
           <w:p>
@@ -10861,19 +10753,41 @@
               <w:rPr>
                 <w:lang w:val="en"/>
               </w:rPr>
-              <w:t xml:space="preserve">Moved to GNU Compiler </w:t>
-            </w:r>
-            <w:r>
-              <w:rPr>
+              <w:t xml:space="preserve">Added directive </w:t>
+            </w:r>
+          </w:p>
+          <w:p>
+            <w:pPr>
+              <w:numPr>
+                <w:ilvl w:val="0"/>
+                <w:numId w:val="34"/>
+              </w:numPr>
+              <w:rPr>
+                <w:color w:val="0070C0"/>
                 <w:lang w:val="en"/>
               </w:rPr>
-              <w:t xml:space="preserve">Collection </w:t>
-            </w:r>
-            <w:r>
-              <w:rPr>
+            </w:pPr>
+            <w:proofErr w:type="spellStart"/>
+            <w:r>
+              <w:rPr>
+                <w:color w:val="0070C0"/>
                 <w:lang w:val="en"/>
               </w:rPr>
-              <w:t>9.1.0</w:t>
+              <w:t>WebTrackingPrintEnvVar</w:t>
+            </w:r>
+            <w:proofErr w:type="spellEnd"/>
+          </w:p>
+          <w:p>
+            <w:pPr>
+              <w:rPr>
+                <w:lang w:val="en-US"/>
+              </w:rPr>
+            </w:pPr>
+            <w:r>
+              <w:rPr>
+                <w:lang w:val="en"/>
+              </w:rPr>
+              <w:t>Moved to GNU Compiler Collection 9.2.0</w:t>
             </w:r>
           </w:p>
         </w:tc>
@@ -10905,24 +10819,24 @@
                 <w:bCs/>
                 <w:color w:val="FFFFFF"/>
               </w:rPr>
-              <w:t>1.0.4</w:t>
-            </w:r>
-          </w:p>
-        </w:tc>
-        <w:tc>
-          <w:tcPr>
-            <w:tcW w:w="1295" w:type="dxa"/>
+              <w:t>1.0.5</w:t>
+            </w:r>
+          </w:p>
+        </w:tc>
+        <w:tc>
+          <w:tcPr>
+            <w:tcW w:w="1274" w:type="dxa"/>
             <w:shd w:val="clear" w:color="auto" w:fill="C5E0B3"/>
           </w:tcPr>
           <w:p>
             <w:r>
-              <w:t>2018-11-14</w:t>
-            </w:r>
-          </w:p>
-        </w:tc>
-        <w:tc>
-          <w:tcPr>
-            <w:tcW w:w="6996" w:type="dxa"/>
+              <w:t>2019-05-15</w:t>
+            </w:r>
+          </w:p>
+        </w:tc>
+        <w:tc>
+          <w:tcPr>
+            <w:tcW w:w="6906" w:type="dxa"/>
             <w:shd w:val="clear" w:color="auto" w:fill="C5E0B3"/>
           </w:tcPr>
           <w:p>
@@ -10935,69 +10849,19 @@
               <w:rPr>
                 <w:lang w:val="en"/>
               </w:rPr>
-              <w:t>Added ISO8601 request time stamp for</w:t>
+              <w:t xml:space="preserve">Moved to GNU Compiler </w:t>
             </w:r>
             <w:r>
               <w:rPr>
                 <w:lang w:val="en"/>
               </w:rPr>
-              <w:t xml:space="preserve"> the request and response body records</w:t>
-            </w:r>
-          </w:p>
-          <w:p>
-            <w:pPr>
+              <w:t xml:space="preserve">Collection </w:t>
+            </w:r>
+            <w:r>
               <w:rPr>
                 <w:lang w:val="en"/>
               </w:rPr>
-            </w:pPr>
-            <w:r>
-              <w:rPr>
-                <w:lang w:val="en"/>
-              </w:rPr>
-              <w:t xml:space="preserve">Modified the access records to print the </w:t>
-            </w:r>
-            <w:r>
-              <w:rPr>
-                <w:lang w:val="en"/>
-              </w:rPr>
-              <w:t>time stamp</w:t>
-            </w:r>
-            <w:r>
-              <w:rPr>
-                <w:lang w:val="en"/>
-              </w:rPr>
-              <w:t xml:space="preserve"> in UTC and to include </w:t>
-            </w:r>
-            <w:r>
-              <w:rPr>
-                <w:lang w:val="en"/>
-              </w:rPr>
-              <w:t>t</w:t>
-            </w:r>
-            <w:r>
-              <w:rPr>
-                <w:lang w:val="en"/>
-              </w:rPr>
-              <w:t xml:space="preserve">he time </w:t>
-            </w:r>
-            <w:r>
-              <w:rPr>
-                <w:lang w:val="en"/>
-              </w:rPr>
-              <w:t>zone</w:t>
-            </w:r>
-          </w:p>
-          <w:p>
-            <w:pPr>
-              <w:rPr>
-                <w:lang w:val="en"/>
-              </w:rPr>
-            </w:pPr>
-            <w:r>
-              <w:rPr>
-                <w:lang w:val="en"/>
-              </w:rPr>
-              <w:t>Fixed some minor issues</w:t>
+              <w:t>9.1.0</w:t>
             </w:r>
           </w:p>
         </w:tc>
@@ -11029,24 +10893,24 @@
                 <w:bCs/>
                 <w:color w:val="FFFFFF"/>
               </w:rPr>
-              <w:t>1.0.3</w:t>
-            </w:r>
-          </w:p>
-        </w:tc>
-        <w:tc>
-          <w:tcPr>
-            <w:tcW w:w="1295" w:type="dxa"/>
+              <w:t>1.0.4</w:t>
+            </w:r>
+          </w:p>
+        </w:tc>
+        <w:tc>
+          <w:tcPr>
+            <w:tcW w:w="1274" w:type="dxa"/>
             <w:shd w:val="clear" w:color="auto" w:fill="C5E0B3"/>
           </w:tcPr>
           <w:p>
             <w:r>
-              <w:t>2018-09-08</w:t>
-            </w:r>
-          </w:p>
-        </w:tc>
-        <w:tc>
-          <w:tcPr>
-            <w:tcW w:w="6996" w:type="dxa"/>
+              <w:t>2018-11-14</w:t>
+            </w:r>
+          </w:p>
+        </w:tc>
+        <w:tc>
+          <w:tcPr>
+            <w:tcW w:w="6906" w:type="dxa"/>
             <w:shd w:val="clear" w:color="auto" w:fill="C5E0B3"/>
           </w:tcPr>
           <w:p>
@@ -11059,7 +10923,63 @@
               <w:rPr>
                 <w:lang w:val="en"/>
               </w:rPr>
-              <w:t>Rewritten request and response body filters</w:t>
+              <w:t>Added ISO8601 request time stamp for</w:t>
+            </w:r>
+            <w:r>
+              <w:rPr>
+                <w:lang w:val="en"/>
+              </w:rPr>
+              <w:t xml:space="preserve"> the request and response body records</w:t>
+            </w:r>
+          </w:p>
+          <w:p>
+            <w:pPr>
+              <w:rPr>
+                <w:lang w:val="en"/>
+              </w:rPr>
+            </w:pPr>
+            <w:r>
+              <w:rPr>
+                <w:lang w:val="en"/>
+              </w:rPr>
+              <w:t xml:space="preserve">Modified the access records to print the </w:t>
+            </w:r>
+            <w:r>
+              <w:rPr>
+                <w:lang w:val="en"/>
+              </w:rPr>
+              <w:t>time stamp</w:t>
+            </w:r>
+            <w:r>
+              <w:rPr>
+                <w:lang w:val="en"/>
+              </w:rPr>
+              <w:t xml:space="preserve"> in UTC and to include </w:t>
+            </w:r>
+            <w:r>
+              <w:rPr>
+                <w:lang w:val="en"/>
+              </w:rPr>
+              <w:t xml:space="preserve">the time </w:t>
+            </w:r>
+            <w:r>
+              <w:rPr>
+                <w:lang w:val="en"/>
+              </w:rPr>
+              <w:t>zone</w:t>
+            </w:r>
+          </w:p>
+          <w:p>
+            <w:pPr>
+              <w:rPr>
+                <w:lang w:val="en"/>
+              </w:rPr>
+            </w:pPr>
+            <w:r>
+              <w:rPr>
+                <w:lang w:val="en"/>
+              </w:rPr>
+              <w:t>Fixed some minor issues</w:t>
             </w:r>
           </w:p>
         </w:tc>
@@ -11091,24 +11011,24 @@
                 <w:bCs/>
                 <w:color w:val="FFFFFF"/>
               </w:rPr>
-              <w:t>1.0.2</w:t>
-            </w:r>
-          </w:p>
-        </w:tc>
-        <w:tc>
-          <w:tcPr>
-            <w:tcW w:w="1295" w:type="dxa"/>
+              <w:t>1.0.3</w:t>
+            </w:r>
+          </w:p>
+        </w:tc>
+        <w:tc>
+          <w:tcPr>
+            <w:tcW w:w="1274" w:type="dxa"/>
             <w:shd w:val="clear" w:color="auto" w:fill="C5E0B3"/>
           </w:tcPr>
           <w:p>
             <w:r>
-              <w:t>2018-09-03</w:t>
-            </w:r>
-          </w:p>
-        </w:tc>
-        <w:tc>
-          <w:tcPr>
-            <w:tcW w:w="6996" w:type="dxa"/>
+              <w:t>2018-09-08</w:t>
+            </w:r>
+          </w:p>
+        </w:tc>
+        <w:tc>
+          <w:tcPr>
+            <w:tcW w:w="6906" w:type="dxa"/>
             <w:shd w:val="clear" w:color="auto" w:fill="C5E0B3"/>
           </w:tcPr>
           <w:p>
@@ -11121,73 +11041,8 @@
               <w:rPr>
                 <w:lang w:val="en"/>
               </w:rPr>
-              <w:t>Changed the timestamp format</w:t>
-            </w:r>
-          </w:p>
-          <w:p>
-            <w:pPr>
-              <w:rPr>
-                <w:lang w:val="en"/>
-              </w:rPr>
-            </w:pPr>
-            <w:r>
-              <w:rPr>
-                <w:lang w:val="en"/>
-              </w:rPr>
-              <w:t xml:space="preserve">Added the POST </w:t>
-            </w:r>
-            <w:r>
-              <w:rPr>
-                <w:lang w:val="en"/>
-              </w:rPr>
-              <w:t>parameters to the request access format</w:t>
-            </w:r>
-          </w:p>
-          <w:p>
-            <w:pPr>
-              <w:rPr>
-                <w:lang w:val="en"/>
-              </w:rPr>
-            </w:pPr>
-            <w:r>
-              <w:rPr>
-                <w:lang w:val="en"/>
-              </w:rPr>
-              <w:t>Added server status extra content implementation</w:t>
-            </w:r>
-          </w:p>
-          <w:p>
-            <w:pPr>
-              <w:rPr>
-                <w:lang w:val="en"/>
-              </w:rPr>
-            </w:pPr>
-            <w:r>
-              <w:rPr>
-                <w:lang w:val="en"/>
-              </w:rPr>
-              <w:t>Added directive</w:t>
-            </w:r>
-          </w:p>
-          <w:p>
-            <w:pPr>
-              <w:numPr>
-                <w:ilvl w:val="0"/>
-                <w:numId w:val="8"/>
-              </w:numPr>
-              <w:rPr>
-                <w:color w:val="0070C0"/>
-                <w:lang w:val="en"/>
-              </w:rPr>
-            </w:pPr>
-            <w:proofErr w:type="spellStart"/>
-            <w:r>
-              <w:rPr>
-                <w:color w:val="0070C0"/>
-              </w:rPr>
-              <w:t>WebTrackingExcludeFormParameter</w:t>
-            </w:r>
-            <w:proofErr w:type="spellEnd"/>
+              <w:t>Rewritten request and response body filters</w:t>
+            </w:r>
           </w:p>
         </w:tc>
       </w:tr>
@@ -11218,25 +11073,24 @@
                 <w:bCs/>
                 <w:color w:val="FFFFFF"/>
               </w:rPr>
-              <w:lastRenderedPageBreak/>
-              <w:t>1.0.1</w:t>
-            </w:r>
-          </w:p>
-        </w:tc>
-        <w:tc>
-          <w:tcPr>
-            <w:tcW w:w="1295" w:type="dxa"/>
+              <w:t>1.0.2</w:t>
+            </w:r>
+          </w:p>
+        </w:tc>
+        <w:tc>
+          <w:tcPr>
+            <w:tcW w:w="1274" w:type="dxa"/>
             <w:shd w:val="clear" w:color="auto" w:fill="C5E0B3"/>
           </w:tcPr>
           <w:p>
             <w:r>
-              <w:t>2018-05-29</w:t>
-            </w:r>
-          </w:p>
-        </w:tc>
-        <w:tc>
-          <w:tcPr>
-            <w:tcW w:w="6996" w:type="dxa"/>
+              <w:t>2018-09-03</w:t>
+            </w:r>
+          </w:p>
+        </w:tc>
+        <w:tc>
+          <w:tcPr>
+            <w:tcW w:w="6906" w:type="dxa"/>
             <w:shd w:val="clear" w:color="auto" w:fill="C5E0B3"/>
           </w:tcPr>
           <w:p>
@@ -11249,7 +11103,52 @@
               <w:rPr>
                 <w:lang w:val="en"/>
               </w:rPr>
-              <w:t xml:space="preserve">Added directive </w:t>
+              <w:t>Changed the timestamp format</w:t>
+            </w:r>
+          </w:p>
+          <w:p>
+            <w:pPr>
+              <w:rPr>
+                <w:lang w:val="en"/>
+              </w:rPr>
+            </w:pPr>
+            <w:r>
+              <w:rPr>
+                <w:lang w:val="en"/>
+              </w:rPr>
+              <w:t xml:space="preserve">Added the POST </w:t>
+            </w:r>
+            <w:r>
+              <w:rPr>
+                <w:lang w:val="en"/>
+              </w:rPr>
+              <w:t>parameters to the request access format</w:t>
+            </w:r>
+          </w:p>
+          <w:p>
+            <w:pPr>
+              <w:rPr>
+                <w:lang w:val="en"/>
+              </w:rPr>
+            </w:pPr>
+            <w:r>
+              <w:rPr>
+                <w:lang w:val="en"/>
+              </w:rPr>
+              <w:t>Added server status extra content implementation</w:t>
+            </w:r>
+          </w:p>
+          <w:p>
+            <w:pPr>
+              <w:rPr>
+                <w:lang w:val="en"/>
+              </w:rPr>
+            </w:pPr>
+            <w:r>
+              <w:rPr>
+                <w:lang w:val="en"/>
+              </w:rPr>
+              <w:t>Added directive</w:t>
             </w:r>
           </w:p>
           <w:p>
@@ -11268,43 +11167,9 @@
               <w:rPr>
                 <w:color w:val="0070C0"/>
               </w:rPr>
-              <w:t>WebTrackingExcludeCookie</w:t>
+              <w:t>WebTrackingExcludeFormParameter</w:t>
             </w:r>
             <w:proofErr w:type="spellEnd"/>
-          </w:p>
-          <w:p>
-            <w:pPr>
-              <w:rPr>
-                <w:lang w:val="en"/>
-              </w:rPr>
-            </w:pPr>
-            <w:r>
-              <w:rPr>
-                <w:lang w:val="en"/>
-              </w:rPr>
-              <w:t xml:space="preserve">Changed the directive </w:t>
-            </w:r>
-            <w:proofErr w:type="spellStart"/>
-            <w:r>
-              <w:rPr>
-                <w:color w:val="0070C0"/>
-                <w:lang w:val="en"/>
-              </w:rPr>
-              <w:t>WebTrackingID</w:t>
-            </w:r>
-            <w:proofErr w:type="spellEnd"/>
-            <w:r>
-              <w:rPr>
-                <w:lang w:val="en"/>
-              </w:rPr>
-              <w:t xml:space="preserve"> to be </w:t>
-            </w:r>
-            <w:r>
-              <w:rPr>
-                <w:lang w:val="en"/>
-              </w:rPr>
-              <w:t>no longer mandatory</w:t>
-            </w:r>
           </w:p>
         </w:tc>
       </w:tr>
@@ -11336,37 +11201,37 @@
                 <w:color w:val="FFFFFF"/>
               </w:rPr>
               <w:lastRenderedPageBreak/>
-              <w:t>1.0.0</w:t>
-            </w:r>
-          </w:p>
-        </w:tc>
-        <w:tc>
-          <w:tcPr>
-            <w:tcW w:w="1295" w:type="dxa"/>
+              <w:t>1.0.1</w:t>
+            </w:r>
+          </w:p>
+        </w:tc>
+        <w:tc>
+          <w:tcPr>
+            <w:tcW w:w="1274" w:type="dxa"/>
             <w:shd w:val="clear" w:color="auto" w:fill="C5E0B3"/>
           </w:tcPr>
           <w:p>
             <w:r>
-              <w:t>2017-10-16</w:t>
-            </w:r>
-          </w:p>
-        </w:tc>
-        <w:tc>
-          <w:tcPr>
-            <w:tcW w:w="6996" w:type="dxa"/>
+              <w:t>2018-05-29</w:t>
+            </w:r>
+          </w:p>
+        </w:tc>
+        <w:tc>
+          <w:tcPr>
+            <w:tcW w:w="6906" w:type="dxa"/>
             <w:shd w:val="clear" w:color="auto" w:fill="C5E0B3"/>
           </w:tcPr>
           <w:p>
             <w:pPr>
               <w:rPr>
-                <w:lang w:val="en-US"/>
-              </w:rPr>
-            </w:pPr>
-            <w:r>
-              <w:rPr>
                 <w:lang w:val="en"/>
               </w:rPr>
-              <w:t>Initial release including the following directives (in alphabetical order):</w:t>
+            </w:pPr>
+            <w:r>
+              <w:rPr>
+                <w:lang w:val="en"/>
+              </w:rPr>
+              <w:t xml:space="preserve">Added directive </w:t>
             </w:r>
           </w:p>
           <w:p>
@@ -11377,6 +11242,7 @@
               </w:numPr>
               <w:rPr>
                 <w:color w:val="0070C0"/>
+                <w:lang w:val="en"/>
               </w:rPr>
             </w:pPr>
             <w:proofErr w:type="spellStart"/>
@@ -11384,9 +11250,106 @@
               <w:rPr>
                 <w:color w:val="0070C0"/>
               </w:rPr>
-              <w:t>WebTrackingApplicationId</w:t>
+              <w:t>WebTrackingExcludeCookie</w:t>
             </w:r>
             <w:proofErr w:type="spellEnd"/>
+          </w:p>
+          <w:p>
+            <w:pPr>
+              <w:rPr>
+                <w:lang w:val="en"/>
+              </w:rPr>
+            </w:pPr>
+            <w:r>
+              <w:rPr>
+                <w:lang w:val="en"/>
+              </w:rPr>
+              <w:t xml:space="preserve">Changed the directive </w:t>
+            </w:r>
+            <w:proofErr w:type="spellStart"/>
+            <w:r>
+              <w:rPr>
+                <w:color w:val="0070C0"/>
+                <w:lang w:val="en"/>
+              </w:rPr>
+              <w:t>WebTrackingID</w:t>
+            </w:r>
+            <w:proofErr w:type="spellEnd"/>
+            <w:r>
+              <w:rPr>
+                <w:lang w:val="en"/>
+              </w:rPr>
+              <w:t xml:space="preserve"> to be </w:t>
+            </w:r>
+            <w:r>
+              <w:rPr>
+                <w:lang w:val="en"/>
+              </w:rPr>
+              <w:t>no longer mandatory</w:t>
+            </w:r>
+          </w:p>
+        </w:tc>
+      </w:tr>
+      <w:tr>
+        <w:trPr>
+          <w:cantSplit/>
+        </w:trPr>
+        <w:tc>
+          <w:tcPr>
+            <w:tcW w:w="0" w:type="auto"/>
+            <w:tcBorders>
+              <w:left w:val="single" w:sz="4" w:space="0" w:color="FFFFFF"/>
+              <w:bottom w:val="single" w:sz="4" w:space="0" w:color="FFFFFF"/>
+            </w:tcBorders>
+            <w:shd w:val="clear" w:color="auto" w:fill="70AD47"/>
+          </w:tcPr>
+          <w:p>
+            <w:pPr>
+              <w:rPr>
+                <w:b/>
+                <w:bCs/>
+                <w:color w:val="FFFFFF"/>
+              </w:rPr>
+            </w:pPr>
+            <w:r>
+              <w:rPr>
+                <w:b/>
+                <w:bCs/>
+                <w:color w:val="FFFFFF"/>
+              </w:rPr>
+              <w:lastRenderedPageBreak/>
+              <w:t>1.0.0</w:t>
+            </w:r>
+          </w:p>
+        </w:tc>
+        <w:tc>
+          <w:tcPr>
+            <w:tcW w:w="1274" w:type="dxa"/>
+            <w:shd w:val="clear" w:color="auto" w:fill="C5E0B3"/>
+          </w:tcPr>
+          <w:p>
+            <w:r>
+              <w:t>2017-10-16</w:t>
+            </w:r>
+          </w:p>
+        </w:tc>
+        <w:tc>
+          <w:tcPr>
+            <w:tcW w:w="6906" w:type="dxa"/>
+            <w:shd w:val="clear" w:color="auto" w:fill="C5E0B3"/>
+          </w:tcPr>
+          <w:p>
+            <w:pPr>
+              <w:rPr>
+                <w:lang w:val="en-US"/>
+              </w:rPr>
+            </w:pPr>
+            <w:r>
+              <w:rPr>
+                <w:lang w:val="en"/>
+              </w:rPr>
+              <w:t>Initial release including the following directives (in alphabetical order):</w:t>
+            </w:r>
           </w:p>
           <w:p>
             <w:pPr>
@@ -11403,7 +11366,7 @@
               <w:rPr>
                 <w:color w:val="0070C0"/>
               </w:rPr>
-              <w:t>WebTrackingBodyLimit</w:t>
+              <w:t>WebTrackingApplicationId</w:t>
             </w:r>
             <w:proofErr w:type="spellEnd"/>
           </w:p>
@@ -11422,7 +11385,7 @@
               <w:rPr>
                 <w:color w:val="0070C0"/>
               </w:rPr>
-              <w:t>WebTrackingClientIpHeader</w:t>
+              <w:t>WebTrackingBodyLimit</w:t>
             </w:r>
             <w:proofErr w:type="spellEnd"/>
           </w:p>
@@ -11441,7 +11404,7 @@
               <w:rPr>
                 <w:color w:val="0070C0"/>
               </w:rPr>
-              <w:t>WebTrackingContentType</w:t>
+              <w:t>WebTrackingClientIpHeader</w:t>
             </w:r>
             <w:proofErr w:type="spellEnd"/>
           </w:p>
@@ -11460,7 +11423,7 @@
               <w:rPr>
                 <w:color w:val="0070C0"/>
               </w:rPr>
-              <w:t>WebTrackingDisable</w:t>
+              <w:t>WebTrackingContentType</w:t>
             </w:r>
             <w:proofErr w:type="spellEnd"/>
           </w:p>
@@ -11479,7 +11442,7 @@
               <w:rPr>
                 <w:color w:val="0070C0"/>
               </w:rPr>
-              <w:t>WebTrackingDisablingHeader</w:t>
+              <w:t>WebTrackingDisable</w:t>
             </w:r>
             <w:proofErr w:type="spellEnd"/>
           </w:p>
@@ -11498,7 +11461,7 @@
               <w:rPr>
                 <w:color w:val="0070C0"/>
               </w:rPr>
-              <w:t>WebTrackingEnablePostBody</w:t>
+              <w:t>WebTrackingDisablingHeader</w:t>
             </w:r>
             <w:proofErr w:type="spellEnd"/>
           </w:p>
@@ -11517,7 +11480,7 @@
               <w:rPr>
                 <w:color w:val="0070C0"/>
               </w:rPr>
-              <w:t>WebTrackingEnableProxy</w:t>
+              <w:t>WebTrackingEnablePostBody</w:t>
             </w:r>
             <w:proofErr w:type="spellEnd"/>
           </w:p>
@@ -11536,7 +11499,7 @@
               <w:rPr>
                 <w:color w:val="0070C0"/>
               </w:rPr>
-              <w:t>WebTrackingExcludeHeader</w:t>
+              <w:t>WebTrackingEnableProxy</w:t>
             </w:r>
             <w:proofErr w:type="spellEnd"/>
           </w:p>
@@ -11555,7 +11518,7 @@
               <w:rPr>
                 <w:color w:val="0070C0"/>
               </w:rPr>
-              <w:t>WebTrackingExcludeHeaderValue</w:t>
+              <w:t>WebTrackingExcludeHeader</w:t>
             </w:r>
             <w:proofErr w:type="spellEnd"/>
           </w:p>
@@ -11574,7 +11537,7 @@
               <w:rPr>
                 <w:color w:val="0070C0"/>
               </w:rPr>
-              <w:t>WebTrackingExcludeIP</w:t>
+              <w:t>WebTrackingExcludeHeaderValue</w:t>
             </w:r>
             <w:proofErr w:type="spellEnd"/>
           </w:p>
@@ -11593,7 +11556,7 @@
               <w:rPr>
                 <w:color w:val="0070C0"/>
               </w:rPr>
-              <w:t>WebTrackingExcludeURI</w:t>
+              <w:t>WebTrackingExcludeIP</w:t>
             </w:r>
             <w:proofErr w:type="spellEnd"/>
           </w:p>
@@ -11612,7 +11575,7 @@
               <w:rPr>
                 <w:color w:val="0070C0"/>
               </w:rPr>
-              <w:t>WebTrackingExcludeURIBody</w:t>
+              <w:t>WebTrackingExcludeURI</w:t>
             </w:r>
             <w:proofErr w:type="spellEnd"/>
           </w:p>
@@ -11631,7 +11594,7 @@
               <w:rPr>
                 <w:color w:val="0070C0"/>
               </w:rPr>
-              <w:t>WebTrackingExcludeURIPost</w:t>
+              <w:t>WebTrackingExcludeURIBody</w:t>
             </w:r>
             <w:proofErr w:type="spellEnd"/>
           </w:p>
@@ -11650,7 +11613,7 @@
               <w:rPr>
                 <w:color w:val="0070C0"/>
               </w:rPr>
-              <w:t>WebTrackingHost</w:t>
+              <w:t>WebTrackingExcludeURIPost</w:t>
             </w:r>
             <w:proofErr w:type="spellEnd"/>
           </w:p>
@@ -11669,7 +11632,7 @@
               <w:rPr>
                 <w:color w:val="0070C0"/>
               </w:rPr>
-              <w:t>WebTrackingHttpEnabled</w:t>
+              <w:t>WebTrackingHost</w:t>
             </w:r>
             <w:proofErr w:type="spellEnd"/>
           </w:p>
@@ -11688,7 +11651,7 @@
               <w:rPr>
                 <w:color w:val="0070C0"/>
               </w:rPr>
-              <w:t>WebTrackingHttpsEnabled</w:t>
+              <w:t>WebTrackingHttpEnabled</w:t>
             </w:r>
             <w:proofErr w:type="spellEnd"/>
           </w:p>
@@ -11707,7 +11670,7 @@
               <w:rPr>
                 <w:color w:val="0070C0"/>
               </w:rPr>
-              <w:t>WebTrackingID</w:t>
+              <w:t>WebTrackingHttpsEnabled</w:t>
             </w:r>
             <w:proofErr w:type="spellEnd"/>
           </w:p>
@@ -11726,7 +11689,7 @@
               <w:rPr>
                 <w:color w:val="0070C0"/>
               </w:rPr>
-              <w:t>WebTrackingInflateResponse</w:t>
+              <w:t>WebTrackingID</w:t>
             </w:r>
             <w:proofErr w:type="spellEnd"/>
           </w:p>
@@ -11745,7 +11708,7 @@
               <w:rPr>
                 <w:color w:val="0070C0"/>
               </w:rPr>
-              <w:t>WebTrackingOutputHeader</w:t>
+              <w:t>WebTrackingInflateResponse</w:t>
             </w:r>
             <w:proofErr w:type="spellEnd"/>
           </w:p>
@@ -11764,7 +11727,7 @@
               <w:rPr>
                 <w:color w:val="0070C0"/>
               </w:rPr>
-              <w:t>WebTrackingRequestFile</w:t>
+              <w:t>WebTrackingOutputHeader</w:t>
             </w:r>
             <w:proofErr w:type="spellEnd"/>
           </w:p>
@@ -11783,7 +11746,7 @@
               <w:rPr>
                 <w:color w:val="0070C0"/>
               </w:rPr>
-              <w:t>WebTrackingResponseFile</w:t>
+              <w:t>WebTrackingRequestFile</w:t>
             </w:r>
             <w:proofErr w:type="spellEnd"/>
           </w:p>
@@ -11802,7 +11765,7 @@
               <w:rPr>
                 <w:color w:val="0070C0"/>
               </w:rPr>
-              <w:t>WebTrackingSSLIndicator</w:t>
+              <w:t>WebTrackingResponseFile</w:t>
             </w:r>
             <w:proofErr w:type="spellEnd"/>
           </w:p>
@@ -11821,7 +11784,7 @@
               <w:rPr>
                 <w:color w:val="0070C0"/>
               </w:rPr>
-              <w:t>WebTrackingTraceURI</w:t>
+              <w:t>WebTrackingSSLIndicator</w:t>
             </w:r>
             <w:proofErr w:type="spellEnd"/>
           </w:p>
@@ -11840,6 +11803,25 @@
               <w:rPr>
                 <w:color w:val="0070C0"/>
               </w:rPr>
+              <w:t>WebTrackingTraceURI</w:t>
+            </w:r>
+            <w:proofErr w:type="spellEnd"/>
+          </w:p>
+          <w:p>
+            <w:pPr>
+              <w:numPr>
+                <w:ilvl w:val="0"/>
+                <w:numId w:val="8"/>
+              </w:numPr>
+              <w:rPr>
+                <w:color w:val="0070C0"/>
+              </w:rPr>
+            </w:pPr>
+            <w:proofErr w:type="spellStart"/>
+            <w:r>
+              <w:rPr>
+                <w:color w:val="0070C0"/>
+              </w:rPr>
               <w:t>WebTrackingURI</w:t>
             </w:r>
             <w:proofErr w:type="spellEnd"/>
@@ -11855,7 +11837,7 @@
           <w:lang w:val="en-US"/>
         </w:rPr>
       </w:pPr>
-      <w:bookmarkStart w:id="5" w:name="_Toc200622278"/>
+      <w:bookmarkStart w:id="4" w:name="_Toc223010756"/>
       <w:r>
         <w:rPr>
           <w:lang w:val="en-US"/>
@@ -11877,7 +11859,7 @@
         </w:rPr>
         <w:t>irectives</w:t>
       </w:r>
-      <w:bookmarkEnd w:id="5"/>
+      <w:bookmarkEnd w:id="4"/>
     </w:p>
     <w:p>
       <w:pPr>
@@ -12028,7 +12010,7 @@
                 <w:szCs w:val="16"/>
               </w:rPr>
             </w:pPr>
-            <w:bookmarkStart w:id="6" w:name="_Hlk8631904"/>
+            <w:bookmarkStart w:id="5" w:name="_Hlk8631904"/>
             <w:r>
               <w:rPr>
                 <w:rFonts w:ascii="Century Gothic" w:hAnsi="Century Gothic"/>
@@ -13017,7 +12999,7 @@
           </w:p>
         </w:tc>
       </w:tr>
-      <w:bookmarkEnd w:id="6"/>
+      <w:bookmarkEnd w:id="5"/>
       <w:tr>
         <w:trPr>
           <w:trHeight w:val="521"/>
@@ -14202,7 +14184,7 @@
                 <w:szCs w:val="16"/>
               </w:rPr>
             </w:pPr>
-            <w:bookmarkStart w:id="7" w:name="_Hlk483513083"/>
+            <w:bookmarkStart w:id="6" w:name="_Hlk483513083"/>
             <w:proofErr w:type="spellStart"/>
             <w:r>
               <w:rPr>
@@ -14215,7 +14197,7 @@
               </w:rPr>
               <w:t>WebTrackingDisablingHeader</w:t>
             </w:r>
-            <w:bookmarkEnd w:id="7"/>
+            <w:bookmarkEnd w:id="6"/>
             <w:proofErr w:type="spellEnd"/>
           </w:p>
         </w:tc>
@@ -15108,7 +15090,7 @@
                 <w:szCs w:val="16"/>
               </w:rPr>
             </w:pPr>
-            <w:bookmarkStart w:id="8" w:name="_Hlk193799813"/>
+            <w:bookmarkStart w:id="7" w:name="_Hlk193799813"/>
             <w:proofErr w:type="spellStart"/>
             <w:r>
               <w:rPr>
@@ -15420,7 +15402,7 @@
           </w:p>
         </w:tc>
       </w:tr>
-      <w:bookmarkEnd w:id="8"/>
+      <w:bookmarkEnd w:id="7"/>
       <w:tr>
         <w:trPr>
           <w:trHeight w:val="521"/>
@@ -19388,7 +19370,7 @@
                 <w:szCs w:val="16"/>
               </w:rPr>
             </w:pPr>
-            <w:bookmarkStart w:id="9" w:name="_Hlk18682086"/>
+            <w:bookmarkStart w:id="8" w:name="_Hlk18682086"/>
             <w:proofErr w:type="spellStart"/>
             <w:r>
               <w:rPr>
@@ -19713,7 +19695,7 @@
           </w:p>
         </w:tc>
       </w:tr>
-      <w:bookmarkEnd w:id="9"/>
+      <w:bookmarkEnd w:id="8"/>
       <w:tr>
         <w:trPr>
           <w:trHeight w:val="537"/>
@@ -23269,7 +23251,6 @@
                 <w:color w:val="FFFFFF"/>
                 <w:sz w:val="16"/>
                 <w:szCs w:val="16"/>
-                <w:lang w:val="en-US"/>
               </w:rPr>
             </w:pPr>
             <w:proofErr w:type="spellStart"/>
@@ -23282,7 +23263,18 @@
                 <w:sz w:val="16"/>
                 <w:szCs w:val="16"/>
               </w:rPr>
-              <w:t>WebTrackingUuidHeader</w:t>
+              <w:t>WebTrackingUR</w:t>
+            </w:r>
+            <w:r>
+              <w:rPr>
+                <w:rFonts w:ascii="Century Gothic" w:hAnsi="Century Gothic"/>
+                <w:b/>
+                <w:bCs/>
+                <w:color w:val="FFFFFF"/>
+                <w:sz w:val="16"/>
+                <w:szCs w:val="16"/>
+              </w:rPr>
+              <w:t>LPattern</w:t>
             </w:r>
             <w:proofErr w:type="spellEnd"/>
           </w:p>
@@ -23298,19 +23290,25 @@
                 <w:rFonts w:ascii="Century Gothic" w:hAnsi="Century Gothic"/>
                 <w:sz w:val="16"/>
                 <w:szCs w:val="16"/>
-                <w:lang w:val="en-US"/>
-              </w:rPr>
-            </w:pPr>
-            <w:proofErr w:type="spellStart"/>
-            <w:r>
-              <w:rPr>
-                <w:rFonts w:ascii="Century Gothic" w:hAnsi="Century Gothic"/>
-                <w:sz w:val="16"/>
-                <w:szCs w:val="16"/>
-              </w:rPr>
-              <w:t>String</w:t>
-            </w:r>
-            <w:proofErr w:type="spellEnd"/>
+              </w:rPr>
+            </w:pPr>
+            <w:r>
+              <w:rPr>
+                <w:rFonts w:ascii="Century Gothic" w:hAnsi="Century Gothic"/>
+                <w:sz w:val="16"/>
+                <w:szCs w:val="16"/>
+              </w:rPr>
+              <w:t>PCRE</w:t>
+            </w:r>
+            <w:r>
+              <w:rPr>
+                <w:rFonts w:ascii="Century Gothic" w:hAnsi="Century Gothic"/>
+                <w:sz w:val="16"/>
+                <w:szCs w:val="16"/>
+                <w:vertAlign w:val="superscript"/>
+              </w:rPr>
+              <w:t>1</w:t>
+            </w:r>
           </w:p>
         </w:tc>
         <w:tc>
@@ -23334,8 +23332,97 @@
                 <w:szCs w:val="16"/>
                 <w:lang w:val="en-US"/>
               </w:rPr>
-              <w:t xml:space="preserve">The header where the request </w:t>
-            </w:r>
+              <w:t>Define for which UR</w:t>
+            </w:r>
+            <w:r>
+              <w:rPr>
+                <w:rFonts w:ascii="Century Gothic" w:hAnsi="Century Gothic"/>
+                <w:sz w:val="16"/>
+                <w:szCs w:val="16"/>
+                <w:lang w:val="en-US"/>
+              </w:rPr>
+              <w:t>L pattern</w:t>
+            </w:r>
+            <w:r>
+              <w:rPr>
+                <w:rFonts w:ascii="Century Gothic" w:hAnsi="Century Gothic"/>
+                <w:sz w:val="16"/>
+                <w:szCs w:val="16"/>
+                <w:lang w:val="en-US"/>
+              </w:rPr>
+              <w:t xml:space="preserve"> </w:t>
+            </w:r>
+            <w:r>
+              <w:rPr>
+                <w:rFonts w:ascii="Century Gothic" w:hAnsi="Century Gothic"/>
+                <w:sz w:val="16"/>
+                <w:szCs w:val="16"/>
+                <w:lang w:val="en-US"/>
+              </w:rPr>
+              <w:t xml:space="preserve">the web </w:t>
+            </w:r>
+            <w:r>
+              <w:rPr>
+                <w:rFonts w:ascii="Century Gothic" w:hAnsi="Century Gothic"/>
+                <w:sz w:val="16"/>
+                <w:szCs w:val="16"/>
+                <w:lang w:val="en-US"/>
+              </w:rPr>
+              <w:t xml:space="preserve">tracking is </w:t>
+            </w:r>
+            <w:r>
+              <w:rPr>
+                <w:rFonts w:ascii="Century Gothic" w:hAnsi="Century Gothic"/>
+                <w:sz w:val="16"/>
+                <w:szCs w:val="16"/>
+                <w:lang w:val="en-US"/>
+              </w:rPr>
+              <w:t>enabled</w:t>
+            </w:r>
+            <w:r>
+              <w:rPr>
+                <w:rFonts w:ascii="Century Gothic" w:hAnsi="Century Gothic"/>
+                <w:sz w:val="16"/>
+                <w:szCs w:val="16"/>
+                <w:lang w:val="en-US"/>
+              </w:rPr>
+              <w:t>.</w:t>
+            </w:r>
+          </w:p>
+          <w:p>
+            <w:pPr>
+              <w:rPr>
+                <w:rFonts w:ascii="Century Gothic" w:hAnsi="Century Gothic"/>
+                <w:sz w:val="16"/>
+                <w:szCs w:val="16"/>
+                <w:lang w:val="en-US"/>
+              </w:rPr>
+            </w:pPr>
+            <w:r>
+              <w:rPr>
+                <w:rFonts w:ascii="Century Gothic" w:hAnsi="Century Gothic"/>
+                <w:sz w:val="16"/>
+                <w:szCs w:val="16"/>
+                <w:lang w:val="en-US"/>
+              </w:rPr>
+              <w:t>It is a multi-line directive.</w:t>
+            </w:r>
+          </w:p>
+        </w:tc>
+        <w:tc>
+          <w:tcPr>
+            <w:tcW w:w="3138" w:type="dxa"/>
+            <w:shd w:val="clear" w:color="auto" w:fill="D9E2F3"/>
+          </w:tcPr>
+          <w:p>
+            <w:pPr>
+              <w:rPr>
+                <w:rFonts w:ascii="Century Gothic" w:hAnsi="Century Gothic"/>
+                <w:sz w:val="16"/>
+                <w:szCs w:val="16"/>
+                <w:lang w:val="en-US"/>
+              </w:rPr>
+            </w:pPr>
             <w:proofErr w:type="spellStart"/>
             <w:r>
               <w:rPr>
@@ -23344,6 +23431,242 @@
                 <w:szCs w:val="16"/>
                 <w:lang w:val="en-US"/>
               </w:rPr>
+              <w:t>WebTrackingUR</w:t>
+            </w:r>
+            <w:r>
+              <w:rPr>
+                <w:rFonts w:ascii="Century Gothic" w:hAnsi="Century Gothic"/>
+                <w:sz w:val="16"/>
+                <w:szCs w:val="16"/>
+                <w:lang w:val="en-US"/>
+              </w:rPr>
+              <w:t>LPattern</w:t>
+            </w:r>
+            <w:proofErr w:type="spellEnd"/>
+            <w:r>
+              <w:rPr>
+                <w:rFonts w:ascii="Century Gothic" w:hAnsi="Century Gothic"/>
+                <w:sz w:val="16"/>
+                <w:szCs w:val="16"/>
+                <w:lang w:val="en-US"/>
+              </w:rPr>
+              <w:t xml:space="preserve"> </w:t>
+            </w:r>
+            <w:r>
+              <w:rPr>
+                <w:rFonts w:ascii="Century Gothic" w:hAnsi="Century Gothic"/>
+                <w:sz w:val="16"/>
+                <w:szCs w:val="16"/>
+                <w:lang w:val="en-US"/>
+              </w:rPr>
+              <w:t>https://</w:t>
+            </w:r>
+            <w:r>
+              <w:rPr>
+                <w:rFonts w:ascii="Century Gothic" w:hAnsi="Century Gothic"/>
+                <w:sz w:val="16"/>
+                <w:szCs w:val="16"/>
+                <w:lang w:val="en-US"/>
+              </w:rPr>
+              <w:t>+\.myhost\.it</w:t>
+            </w:r>
+            <w:r>
+              <w:rPr>
+                <w:rFonts w:ascii="Century Gothic" w:hAnsi="Century Gothic"/>
+                <w:sz w:val="16"/>
+                <w:szCs w:val="16"/>
+                <w:lang w:val="en-US"/>
+              </w:rPr>
+              <w:t>/</w:t>
+            </w:r>
+            <w:r>
+              <w:rPr>
+                <w:rFonts w:ascii="Century Gothic" w:hAnsi="Century Gothic"/>
+                <w:sz w:val="16"/>
+                <w:szCs w:val="16"/>
+                <w:lang w:val="en-US"/>
+              </w:rPr>
+              <w:t>my-root</w:t>
+            </w:r>
+            <w:r>
+              <w:rPr>
+                <w:rFonts w:ascii="Century Gothic" w:hAnsi="Century Gothic"/>
+                <w:sz w:val="16"/>
+                <w:szCs w:val="16"/>
+                <w:lang w:val="en-US"/>
+              </w:rPr>
+              <w:t>/</w:t>
+            </w:r>
+            <w:r>
+              <w:rPr>
+                <w:rFonts w:ascii="Century Gothic" w:hAnsi="Century Gothic"/>
+                <w:sz w:val="16"/>
+                <w:szCs w:val="16"/>
+                <w:lang w:val="en-US"/>
+              </w:rPr>
+              <w:t>public/</w:t>
+            </w:r>
+          </w:p>
+        </w:tc>
+        <w:tc>
+          <w:tcPr>
+            <w:tcW w:w="548" w:type="dxa"/>
+            <w:shd w:val="clear" w:color="auto" w:fill="D9E2F3"/>
+          </w:tcPr>
+          <w:p>
+            <w:pPr>
+              <w:rPr>
+                <w:rFonts w:ascii="Century Gothic" w:hAnsi="Century Gothic"/>
+                <w:sz w:val="16"/>
+                <w:szCs w:val="16"/>
+                <w:lang w:val="en-US"/>
+              </w:rPr>
+            </w:pPr>
+            <w:r>
+              <w:rPr>
+                <w:rFonts w:ascii="Century Gothic" w:hAnsi="Century Gothic"/>
+                <w:sz w:val="16"/>
+                <w:szCs w:val="16"/>
+                <w:lang w:val="en-US"/>
+              </w:rPr>
+              <w:t>No</w:t>
+            </w:r>
+          </w:p>
+        </w:tc>
+        <w:tc>
+          <w:tcPr>
+            <w:tcW w:w="1089" w:type="dxa"/>
+            <w:shd w:val="clear" w:color="auto" w:fill="D9E2F3"/>
+          </w:tcPr>
+          <w:p>
+            <w:pPr>
+              <w:rPr>
+                <w:rFonts w:ascii="Century Gothic" w:hAnsi="Century Gothic"/>
+                <w:sz w:val="16"/>
+                <w:szCs w:val="16"/>
+                <w:u w:val="single"/>
+                <w:lang w:val="en-US"/>
+              </w:rPr>
+            </w:pPr>
+            <w:r>
+              <w:rPr>
+                <w:rFonts w:ascii="Century Gothic" w:hAnsi="Century Gothic"/>
+                <w:sz w:val="16"/>
+                <w:szCs w:val="16"/>
+                <w:lang w:val="en-US"/>
+              </w:rPr>
+              <w:t>2026.2.26.1</w:t>
+            </w:r>
+          </w:p>
+        </w:tc>
+      </w:tr>
+      <w:tr>
+        <w:trPr>
+          <w:trHeight w:val="537"/>
+        </w:trPr>
+        <w:tc>
+          <w:tcPr>
+            <w:tcW w:w="3330" w:type="dxa"/>
+            <w:tcBorders>
+              <w:left w:val="single" w:sz="4" w:space="0" w:color="FFFFFF"/>
+              <w:bottom w:val="single" w:sz="4" w:space="0" w:color="FFFFFF"/>
+            </w:tcBorders>
+            <w:shd w:val="clear" w:color="auto" w:fill="4472C4"/>
+          </w:tcPr>
+          <w:p>
+            <w:pPr>
+              <w:rPr>
+                <w:rFonts w:ascii="Century Gothic" w:hAnsi="Century Gothic"/>
+                <w:b/>
+                <w:bCs/>
+                <w:color w:val="FFFFFF"/>
+                <w:sz w:val="16"/>
+                <w:szCs w:val="16"/>
+                <w:lang w:val="en-US"/>
+              </w:rPr>
+            </w:pPr>
+            <w:proofErr w:type="spellStart"/>
+            <w:r>
+              <w:rPr>
+                <w:rFonts w:ascii="Century Gothic" w:hAnsi="Century Gothic"/>
+                <w:b/>
+                <w:bCs/>
+                <w:color w:val="FFFFFF"/>
+                <w:sz w:val="16"/>
+                <w:szCs w:val="16"/>
+              </w:rPr>
+              <w:t>WebTrackingUuidHeader</w:t>
+            </w:r>
+            <w:proofErr w:type="spellEnd"/>
+          </w:p>
+        </w:tc>
+        <w:tc>
+          <w:tcPr>
+            <w:tcW w:w="993" w:type="dxa"/>
+            <w:shd w:val="clear" w:color="auto" w:fill="D9E2F3"/>
+          </w:tcPr>
+          <w:p>
+            <w:pPr>
+              <w:rPr>
+                <w:rFonts w:ascii="Century Gothic" w:hAnsi="Century Gothic"/>
+                <w:sz w:val="16"/>
+                <w:szCs w:val="16"/>
+                <w:lang w:val="en-US"/>
+              </w:rPr>
+            </w:pPr>
+            <w:proofErr w:type="spellStart"/>
+            <w:r>
+              <w:rPr>
+                <w:rFonts w:ascii="Century Gothic" w:hAnsi="Century Gothic"/>
+                <w:sz w:val="16"/>
+                <w:szCs w:val="16"/>
+              </w:rPr>
+              <w:t>String</w:t>
+            </w:r>
+            <w:proofErr w:type="spellEnd"/>
+          </w:p>
+        </w:tc>
+        <w:tc>
+          <w:tcPr>
+            <w:tcW w:w="1417" w:type="dxa"/>
+            <w:shd w:val="clear" w:color="auto" w:fill="D9E2F3"/>
+          </w:tcPr>
+          <w:p>
+            <w:pPr>
+              <w:rPr>
+                <w:rFonts w:ascii="Century Gothic" w:hAnsi="Century Gothic"/>
+                <w:sz w:val="16"/>
+                <w:szCs w:val="16"/>
+                <w:lang w:val="en-US"/>
+              </w:rPr>
+            </w:pPr>
+            <w:r>
+              <w:rPr>
+                <w:rFonts w:ascii="Century Gothic" w:hAnsi="Century Gothic"/>
+                <w:sz w:val="16"/>
+                <w:szCs w:val="16"/>
+                <w:lang w:val="en-US"/>
+              </w:rPr>
+              <w:t xml:space="preserve">The header where the </w:t>
+            </w:r>
+            <w:r>
+              <w:rPr>
+                <w:rFonts w:ascii="Century Gothic" w:hAnsi="Century Gothic"/>
+                <w:sz w:val="16"/>
+                <w:szCs w:val="16"/>
+                <w:lang w:val="en-US"/>
+              </w:rPr>
+              <w:lastRenderedPageBreak/>
+              <w:t xml:space="preserve">request </w:t>
+            </w:r>
+            <w:proofErr w:type="spellStart"/>
+            <w:r>
+              <w:rPr>
+                <w:rFonts w:ascii="Century Gothic" w:hAnsi="Century Gothic"/>
+                <w:sz w:val="16"/>
+                <w:szCs w:val="16"/>
+                <w:lang w:val="en-US"/>
+              </w:rPr>
               <w:t>uuid</w:t>
             </w:r>
             <w:proofErr w:type="spellEnd"/>
@@ -23392,17 +23715,7 @@
                 <w:szCs w:val="16"/>
                 <w:lang w:val="en-US"/>
               </w:rPr>
-              <w:t xml:space="preserve">It can be defined once </w:t>
-            </w:r>
-            <w:r>
-              <w:rPr>
-                <w:rFonts w:ascii="Century Gothic" w:hAnsi="Century Gothic"/>
-                <w:sz w:val="16"/>
-                <w:szCs w:val="16"/>
-                <w:lang w:val="en-US"/>
-              </w:rPr>
-              <w:lastRenderedPageBreak/>
-              <w:t>for each web server instance.</w:t>
+              <w:t>It can be defined once for each web server instance.</w:t>
             </w:r>
           </w:p>
         </w:tc>
@@ -24464,6 +24777,7 @@
         <w:rPr>
           <w:lang w:val="en-US"/>
         </w:rPr>
+        <w:lastRenderedPageBreak/>
         <w:t>From the previ</w:t>
       </w:r>
       <w:r>
@@ -24522,7 +24836,7 @@
         </w:rPr>
         <w:br w:type="page"/>
       </w:r>
-      <w:bookmarkStart w:id="10" w:name="_Toc200622279"/>
+      <w:bookmarkStart w:id="9" w:name="_Toc223010757"/>
       <w:r>
         <w:rPr>
           <w:lang w:val="en-US"/>
@@ -24530,7 +24844,7 @@
         <w:lastRenderedPageBreak/>
         <w:t>Algorithm</w:t>
       </w:r>
-      <w:bookmarkEnd w:id="10"/>
+      <w:bookmarkEnd w:id="9"/>
     </w:p>
     <w:p>
       <w:pPr>
@@ -24712,13 +25026,37 @@
           <w:bCs/>
           <w:lang w:val="en-US"/>
         </w:rPr>
-        <w:t>Check whether the host enables web tracking</w:t>
-      </w:r>
-      <w:r>
-        <w:rPr>
-          <w:lang w:val="en-US"/>
-        </w:rPr>
-        <w:t> (based on the value of the host header: </w:t>
+        <w:t xml:space="preserve">Check whether the </w:t>
+      </w:r>
+      <w:r>
+        <w:rPr>
+          <w:b/>
+          <w:bCs/>
+          <w:lang w:val="en-US"/>
+        </w:rPr>
+        <w:t xml:space="preserve">whole </w:t>
+      </w:r>
+      <w:r>
+        <w:rPr>
+          <w:b/>
+          <w:bCs/>
+          <w:lang w:val="en-US"/>
+        </w:rPr>
+        <w:t>request URL</w:t>
+      </w:r>
+      <w:r>
+        <w:rPr>
+          <w:b/>
+          <w:bCs/>
+          <w:lang w:val="en-US"/>
+        </w:rPr>
+        <w:t xml:space="preserve"> enables web tracking </w:t>
+      </w:r>
+      <w:r>
+        <w:rPr>
+          <w:lang w:val="en-US"/>
+        </w:rPr>
+        <w:t>(</w:t>
       </w:r>
       <w:proofErr w:type="spellStart"/>
       <w:r>
@@ -24726,29 +25064,27 @@
           <w:color w:val="0070C0"/>
           <w:lang w:val="en-US"/>
         </w:rPr>
-        <w:t>WebTrackingExactHost</w:t>
+        <w:t>WebTrackingUR</w:t>
+      </w:r>
+      <w:r>
+        <w:rPr>
+          <w:color w:val="0070C0"/>
+          <w:lang w:val="en-US"/>
+        </w:rPr>
+        <w:t>LPattern</w:t>
       </w:r>
       <w:proofErr w:type="spellEnd"/>
       <w:r>
         <w:rPr>
           <w:lang w:val="en-US"/>
         </w:rPr>
-        <w:t>, </w:t>
-      </w:r>
-      <w:proofErr w:type="spellStart"/>
-      <w:r>
-        <w:rPr>
-          <w:color w:val="0070C0"/>
-          <w:lang w:val="en-US"/>
-        </w:rPr>
-        <w:t>WebTrackingHost</w:t>
-      </w:r>
-      <w:proofErr w:type="spellEnd"/>
-      <w:r>
-        <w:rPr>
-          <w:lang w:val="en-US"/>
-        </w:rPr>
-        <w:t>).</w:t>
+        <w:t>)</w:t>
+      </w:r>
+      <w:r>
+        <w:rPr>
+          <w:lang w:val="en-US"/>
+        </w:rPr>
+        <w:t>.</w:t>
       </w:r>
     </w:p>
     <w:p>
@@ -24767,63 +25103,38 @@
           <w:bCs/>
           <w:lang w:val="en-US"/>
         </w:rPr>
-        <w:t>Check whether the request URI enables web</w:t>
-      </w:r>
-      <w:r>
-        <w:rPr>
-          <w:b/>
-          <w:bCs/>
-          <w:lang w:val="en-US"/>
-        </w:rPr>
-        <w:t xml:space="preserve"> </w:t>
-      </w:r>
-      <w:r>
-        <w:rPr>
-          <w:b/>
-          <w:bCs/>
-          <w:lang w:val="en-US"/>
-        </w:rPr>
-        <w:t>tracking</w:t>
-      </w:r>
-      <w:r>
-        <w:rPr>
-          <w:lang w:val="en-US"/>
-        </w:rPr>
-        <w:t> (</w:t>
-      </w:r>
+        <w:t>Check whether the host enables web tracking</w:t>
+      </w:r>
+      <w:r>
+        <w:rPr>
+          <w:lang w:val="en-US"/>
+        </w:rPr>
+        <w:t> (based on the value of the host header: </w:t>
+      </w:r>
+      <w:proofErr w:type="spellStart"/>
       <w:r>
         <w:rPr>
           <w:color w:val="0070C0"/>
           <w:lang w:val="en-US"/>
         </w:rPr>
-        <w:t>WebTrackingExactURI</w:t>
-      </w:r>
+        <w:t>WebTrackingExactHost</w:t>
+      </w:r>
+      <w:proofErr w:type="spellEnd"/>
       <w:r>
         <w:rPr>
           <w:lang w:val="en-US"/>
         </w:rPr>
         <w:t>, </w:t>
       </w:r>
+      <w:proofErr w:type="spellStart"/>
       <w:r>
         <w:rPr>
           <w:color w:val="0070C0"/>
           <w:lang w:val="en-US"/>
         </w:rPr>
-        <w:t>WebTrackingStartsWithURI</w:t>
-      </w:r>
-      <w:r>
-        <w:rPr>
-          <w:lang w:val="en-US"/>
-        </w:rPr>
-        <w:t>, </w:t>
-      </w:r>
-      <w:r>
-        <w:rPr>
-          <w:color w:val="0070C0"/>
-          <w:lang w:val="en-US"/>
-        </w:rPr>
-        <w:t>WebTrackingURI</w:t>
-      </w:r>
+        <w:t>WebTrackingHost</w:t>
+      </w:r>
+      <w:proofErr w:type="spellEnd"/>
       <w:r>
         <w:rPr>
           <w:lang w:val="en-US"/>
@@ -24847,7 +25158,23 @@
           <w:bCs/>
           <w:lang w:val="en-US"/>
         </w:rPr>
-        <w:t>Check whether the request URI disables web tracking</w:t>
+        <w:t>Check whether the request URI enables web</w:t>
+      </w:r>
+      <w:r>
+        <w:rPr>
+          <w:b/>
+          <w:bCs/>
+          <w:lang w:val="en-US"/>
+        </w:rPr>
+        <w:t xml:space="preserve"> </w:t>
+      </w:r>
+      <w:r>
+        <w:rPr>
+          <w:b/>
+          <w:bCs/>
+          <w:lang w:val="en-US"/>
+        </w:rPr>
+        <w:t>tracking</w:t>
       </w:r>
       <w:r>
         <w:rPr>
@@ -24860,7 +25187,7 @@
           <w:color w:val="0070C0"/>
           <w:lang w:val="en-US"/>
         </w:rPr>
-        <w:t>WebTrackingExcludeExactURI</w:t>
+        <w:t>WebTrackingExactURI</w:t>
       </w:r>
       <w:r>
         <w:rPr>
@@ -24873,7 +25200,7 @@
           <w:color w:val="0070C0"/>
           <w:lang w:val="en-US"/>
         </w:rPr>
-        <w:t>WebTrackingExcludeStartsWithURI</w:t>
+        <w:t>WebTrackingStartsWithURI</w:t>
       </w:r>
       <w:r>
         <w:rPr>
@@ -24886,7 +25213,7 @@
           <w:color w:val="0070C0"/>
           <w:lang w:val="en-US"/>
         </w:rPr>
-        <w:t>WebTrackingExcludeURI</w:t>
+        <w:t>WebTrackingURI</w:t>
       </w:r>
       <w:r>
         <w:rPr>
@@ -24911,23 +25238,47 @@
           <w:bCs/>
           <w:lang w:val="en-US"/>
         </w:rPr>
-        <w:t>Check whether the SSL Offloading header is present</w:t>
-      </w:r>
-      <w:r>
-        <w:rPr>
-          <w:lang w:val="en-US"/>
-        </w:rPr>
-        <w:t> among the request headers (</w:t>
-      </w:r>
-      <w:proofErr w:type="spellStart"/>
+        <w:t>Check whether the request URI disables web tracking</w:t>
+      </w:r>
+      <w:r>
+        <w:rPr>
+          <w:lang w:val="en-US"/>
+        </w:rPr>
+        <w:t> (</w:t>
+      </w:r>
       <w:r>
         <w:rPr>
           <w:color w:val="0070C0"/>
           <w:lang w:val="en-US"/>
         </w:rPr>
-        <w:t>WebTrackingSSLIndicator</w:t>
-      </w:r>
-      <w:proofErr w:type="spellEnd"/>
+        <w:t>WebTrackingExcludeExactURI</w:t>
+      </w:r>
+      <w:r>
+        <w:rPr>
+          <w:lang w:val="en-US"/>
+        </w:rPr>
+        <w:t>, </w:t>
+      </w:r>
+      <w:r>
+        <w:rPr>
+          <w:color w:val="0070C0"/>
+          <w:lang w:val="en-US"/>
+        </w:rPr>
+        <w:t>WebTrackingExcludeStartsWithURI</w:t>
+      </w:r>
+      <w:r>
+        <w:rPr>
+          <w:lang w:val="en-US"/>
+        </w:rPr>
+        <w:t>, </w:t>
+      </w:r>
+      <w:r>
+        <w:rPr>
+          <w:color w:val="0070C0"/>
+          <w:lang w:val="en-US"/>
+        </w:rPr>
+        <w:t>WebTrackingExcludeURI</w:t>
+      </w:r>
       <w:r>
         <w:rPr>
           <w:lang w:val="en-US"/>
@@ -24951,13 +25302,13 @@
           <w:bCs/>
           <w:lang w:val="en-US"/>
         </w:rPr>
-        <w:t>Check whether the scheme of the request enables web tracking</w:t>
-      </w:r>
-      <w:r>
-        <w:rPr>
-          <w:lang w:val="en-US"/>
-        </w:rPr>
-        <w:t> (</w:t>
+        <w:t>Check whether the SSL Offloading header is present</w:t>
+      </w:r>
+      <w:r>
+        <w:rPr>
+          <w:lang w:val="en-US"/>
+        </w:rPr>
+        <w:t> among the request headers (</w:t>
       </w:r>
       <w:proofErr w:type="spellStart"/>
       <w:r>
@@ -24965,22 +25316,7 @@
           <w:color w:val="0070C0"/>
           <w:lang w:val="en-US"/>
         </w:rPr>
-        <w:t>WebTrackingHttpsEnabled</w:t>
-      </w:r>
-      <w:proofErr w:type="spellEnd"/>
-      <w:r>
-        <w:rPr>
-          <w:lang w:val="en-US"/>
-        </w:rPr>
-        <w:t>, </w:t>
-      </w:r>
-      <w:proofErr w:type="spellStart"/>
-      <w:r>
-        <w:rPr>
-          <w:color w:val="0070C0"/>
-          <w:lang w:val="en-US"/>
-        </w:rPr>
-        <w:t>WebTrackingHttpEnabled</w:t>
+        <w:t>WebTrackingSSLIndicator</w:t>
       </w:r>
       <w:proofErr w:type="spellEnd"/>
       <w:r>
@@ -25006,7 +25342,7 @@
           <w:bCs/>
           <w:lang w:val="en-US"/>
         </w:rPr>
-        <w:t>Check whether any request headers disable web tracking</w:t>
+        <w:t>Check whether the scheme of the request enables web tracking</w:t>
       </w:r>
       <w:r>
         <w:rPr>
@@ -25020,7 +25356,22 @@
           <w:color w:val="0070C0"/>
           <w:lang w:val="en-US"/>
         </w:rPr>
-        <w:t>WebTrackingDisablingHeader</w:t>
+        <w:t>WebTrackingHttpsEnabled</w:t>
+      </w:r>
+      <w:proofErr w:type="spellEnd"/>
+      <w:r>
+        <w:rPr>
+          <w:lang w:val="en-US"/>
+        </w:rPr>
+        <w:t>, </w:t>
+      </w:r>
+      <w:proofErr w:type="spellStart"/>
+      <w:r>
+        <w:rPr>
+          <w:color w:val="0070C0"/>
+          <w:lang w:val="en-US"/>
+        </w:rPr>
+        <w:t>WebTrackingHttpEnabled</w:t>
       </w:r>
       <w:proofErr w:type="spellEnd"/>
       <w:r>
@@ -25046,7 +25397,7 @@
           <w:bCs/>
           <w:lang w:val="en-US"/>
         </w:rPr>
-        <w:t>Check whether the real source IP disables web tracking</w:t>
+        <w:t>Check whether any request headers disable web tracking</w:t>
       </w:r>
       <w:r>
         <w:rPr>
@@ -25060,29 +25411,14 @@
           <w:color w:val="0070C0"/>
           <w:lang w:val="en-US"/>
         </w:rPr>
-        <w:t>WebTrackingExcludeIP</w:t>
+        <w:t>WebTrackingDisablingHeader</w:t>
       </w:r>
       <w:proofErr w:type="spellEnd"/>
       <w:r>
         <w:rPr>
           <w:lang w:val="en-US"/>
         </w:rPr>
-        <w:t>). Note: The source IP address is also based on the value of the </w:t>
-      </w:r>
-      <w:proofErr w:type="spellStart"/>
-      <w:r>
-        <w:rPr>
-          <w:color w:val="0070C0"/>
-          <w:lang w:val="en-US"/>
-        </w:rPr>
-        <w:t>WebTrackingEnableProxy</w:t>
-      </w:r>
-      <w:proofErr w:type="spellEnd"/>
-      <w:r>
-        <w:rPr>
-          <w:lang w:val="en-US"/>
-        </w:rPr>
-        <w:t> directive.</w:t>
+        <w:t>).</w:t>
       </w:r>
     </w:p>
     <w:p>
@@ -25101,7 +25437,7 @@
           <w:bCs/>
           <w:lang w:val="en-US"/>
         </w:rPr>
-        <w:t>Check which headers must be removed from the response but written to the web tracking records</w:t>
+        <w:t>Check whether the real source IP disables web tracking</w:t>
       </w:r>
       <w:r>
         <w:rPr>
@@ -25115,14 +25451,29 @@
           <w:color w:val="0070C0"/>
           <w:lang w:val="en-US"/>
         </w:rPr>
-        <w:t>WebTrackingOutputHeader</w:t>
+        <w:t>WebTrackingExcludeIP</w:t>
       </w:r>
       <w:proofErr w:type="spellEnd"/>
       <w:r>
         <w:rPr>
           <w:lang w:val="en-US"/>
         </w:rPr>
-        <w:t>).</w:t>
+        <w:t>). Note: The source IP address is also based on the value of the </w:t>
+      </w:r>
+      <w:proofErr w:type="spellStart"/>
+      <w:r>
+        <w:rPr>
+          <w:color w:val="0070C0"/>
+          <w:lang w:val="en-US"/>
+        </w:rPr>
+        <w:t>WebTrackingEnableProxy</w:t>
+      </w:r>
+      <w:proofErr w:type="spellEnd"/>
+      <w:r>
+        <w:rPr>
+          <w:lang w:val="en-US"/>
+        </w:rPr>
+        <w:t> directive.</w:t>
       </w:r>
     </w:p>
     <w:p>
@@ -25141,8 +25492,7 @@
           <w:bCs/>
           <w:lang w:val="en-US"/>
         </w:rPr>
-        <w:lastRenderedPageBreak/>
-        <w:t>Check for which headers the value must be removed from the web tracking records</w:t>
+        <w:t>Check which headers must be removed from the response but written to the web tracking records</w:t>
       </w:r>
       <w:r>
         <w:rPr>
@@ -25156,7 +25506,7 @@
           <w:color w:val="0070C0"/>
           <w:lang w:val="en-US"/>
         </w:rPr>
-        <w:t>WebTrackingExcludeHeaderValue</w:t>
+        <w:t>WebTrackingOutputHeader</w:t>
       </w:r>
       <w:proofErr w:type="spellEnd"/>
       <w:r>
@@ -25182,7 +25532,8 @@
           <w:bCs/>
           <w:lang w:val="en-US"/>
         </w:rPr>
-        <w:t>Check which headers must be removed from the web tracking records</w:t>
+        <w:lastRenderedPageBreak/>
+        <w:t>Check for which headers the value must be removed from the web tracking records</w:t>
       </w:r>
       <w:r>
         <w:rPr>
@@ -25196,7 +25547,7 @@
           <w:color w:val="0070C0"/>
           <w:lang w:val="en-US"/>
         </w:rPr>
-        <w:t>WebTrackingExcludeHeader</w:t>
+        <w:t>WebTrackingExcludeHeaderValue</w:t>
       </w:r>
       <w:proofErr w:type="spellEnd"/>
       <w:r>
@@ -25222,39 +25573,7 @@
           <w:bCs/>
           <w:lang w:val="en-US"/>
         </w:rPr>
-        <w:t xml:space="preserve">Check which cookies </w:t>
-      </w:r>
-      <w:r>
-        <w:rPr>
-          <w:b/>
-          <w:bCs/>
-          <w:lang w:val="en-US"/>
-        </w:rPr>
-        <w:t xml:space="preserve">that </w:t>
-      </w:r>
-      <w:r>
-        <w:rPr>
-          <w:b/>
-          <w:bCs/>
-          <w:lang w:val="en-US"/>
-        </w:rPr>
-        <w:t>are present in the cookie and set-cookie</w:t>
-      </w:r>
-      <w:r>
-        <w:rPr>
-          <w:b/>
-          <w:bCs/>
-          <w:lang w:val="en-US"/>
-        </w:rPr>
-        <w:t xml:space="preserve"> headers </w:t>
-      </w:r>
-      <w:r>
-        <w:rPr>
-          <w:b/>
-          <w:bCs/>
-          <w:lang w:val="en-US"/>
-        </w:rPr>
-        <w:t>must be removed from the web tracking records</w:t>
+        <w:t>Check which headers must be removed from the web tracking records</w:t>
       </w:r>
       <w:r>
         <w:rPr>
@@ -25268,7 +25587,7 @@
           <w:color w:val="0070C0"/>
           <w:lang w:val="en-US"/>
         </w:rPr>
-        <w:t>WebTrackingExcludeCookie</w:t>
+        <w:t>WebTrackingExcludeHeader</w:t>
       </w:r>
       <w:proofErr w:type="spellEnd"/>
       <w:r>
@@ -25294,6 +25613,78 @@
           <w:bCs/>
           <w:lang w:val="en-US"/>
         </w:rPr>
+        <w:t xml:space="preserve">Check which cookies </w:t>
+      </w:r>
+      <w:r>
+        <w:rPr>
+          <w:b/>
+          <w:bCs/>
+          <w:lang w:val="en-US"/>
+        </w:rPr>
+        <w:t xml:space="preserve">that </w:t>
+      </w:r>
+      <w:r>
+        <w:rPr>
+          <w:b/>
+          <w:bCs/>
+          <w:lang w:val="en-US"/>
+        </w:rPr>
+        <w:t>are present in the cookie and set-cookie</w:t>
+      </w:r>
+      <w:r>
+        <w:rPr>
+          <w:b/>
+          <w:bCs/>
+          <w:lang w:val="en-US"/>
+        </w:rPr>
+        <w:t xml:space="preserve"> headers </w:t>
+      </w:r>
+      <w:r>
+        <w:rPr>
+          <w:b/>
+          <w:bCs/>
+          <w:lang w:val="en-US"/>
+        </w:rPr>
+        <w:t>must be removed from the web tracking records</w:t>
+      </w:r>
+      <w:r>
+        <w:rPr>
+          <w:lang w:val="en-US"/>
+        </w:rPr>
+        <w:t> (</w:t>
+      </w:r>
+      <w:proofErr w:type="spellStart"/>
+      <w:r>
+        <w:rPr>
+          <w:color w:val="0070C0"/>
+          <w:lang w:val="en-US"/>
+        </w:rPr>
+        <w:t>WebTrackingExcludeCookie</w:t>
+      </w:r>
+      <w:proofErr w:type="spellEnd"/>
+      <w:r>
+        <w:rPr>
+          <w:lang w:val="en-US"/>
+        </w:rPr>
+        <w:t>).</w:t>
+      </w:r>
+    </w:p>
+    <w:p>
+      <w:pPr>
+        <w:numPr>
+          <w:ilvl w:val="0"/>
+          <w:numId w:val="45"/>
+        </w:numPr>
+        <w:rPr>
+          <w:lang w:val="en-US"/>
+        </w:rPr>
+      </w:pPr>
+      <w:r>
+        <w:rPr>
+          <w:b/>
+          <w:bCs/>
+          <w:lang w:val="en-US"/>
+        </w:rPr>
         <w:t>Check which POST form parameters must be removed from the request web tracking record</w:t>
       </w:r>
       <w:r>
@@ -25750,7 +26141,7 @@
         </w:rPr>
         <w:br w:type="page"/>
       </w:r>
-      <w:bookmarkStart w:id="11" w:name="_Toc200622280"/>
+      <w:bookmarkStart w:id="10" w:name="_Toc223010758"/>
       <w:r>
         <w:rPr>
           <w:lang w:val="en-US"/>
@@ -25758,7 +26149,7 @@
         <w:lastRenderedPageBreak/>
         <w:t>Record Layout</w:t>
       </w:r>
-      <w:bookmarkEnd w:id="11"/>
+      <w:bookmarkEnd w:id="10"/>
     </w:p>
     <w:p>
       <w:pPr>
@@ -26016,6 +26407,29 @@
           <w:lang w:val="en-US"/>
         </w:rPr>
         <w:t>WebTrackingURI</w:t>
+      </w:r>
+      <w:proofErr w:type="spellEnd"/>
+      <w:r>
+        <w:rPr>
+          <w:color w:val="0070C0"/>
+          <w:lang w:val="en-US"/>
+        </w:rPr>
+        <w:t xml:space="preserve">, </w:t>
+      </w:r>
+      <w:proofErr w:type="spellStart"/>
+      <w:r>
+        <w:rPr>
+          <w:color w:val="0070C0"/>
+          <w:lang w:val="en-US"/>
+        </w:rPr>
+        <w:t>WebTrackingUR</w:t>
+      </w:r>
+      <w:r>
+        <w:rPr>
+          <w:color w:val="0070C0"/>
+          <w:lang w:val="en-US"/>
+        </w:rPr>
+        <w:t>LPattern</w:t>
       </w:r>
       <w:proofErr w:type="spellEnd"/>
     </w:p>
@@ -29093,7 +29507,7 @@
         </w:rPr>
         <w:br w:type="page"/>
       </w:r>
-      <w:bookmarkStart w:id="12" w:name="_Toc200622281"/>
+      <w:bookmarkStart w:id="11" w:name="_Toc223010759"/>
       <w:r>
         <w:rPr>
           <w:lang w:val="en-US"/>
@@ -29107,7 +29521,7 @@
         </w:rPr>
         <w:t>xamples</w:t>
       </w:r>
-      <w:bookmarkEnd w:id="12"/>
+      <w:bookmarkEnd w:id="11"/>
     </w:p>
     <w:p>
       <w:pPr>
@@ -29801,7 +30215,7 @@
         <w:spacing w:after="0" w:line="285" w:lineRule="atLeast"/>
         <w:rPr>
           <w:rFonts w:ascii="Consolas" w:eastAsia="Times New Roman" w:hAnsi="Consolas"/>
-          <w:color w:val="CCCCCC"/>
+          <w:color w:val="6A9955"/>
           <w:sz w:val="21"/>
           <w:szCs w:val="21"/>
           <w:lang w:val="en-US" w:eastAsia="it-IT"/>
@@ -29816,6 +30230,41 @@
           <w:lang w:val="en-US" w:eastAsia="it-IT"/>
         </w:rPr>
         <w:t># Web Tracking Directives</w:t>
+      </w:r>
+    </w:p>
+    <w:p>
+      <w:pPr>
+        <w:shd w:val="clear" w:color="auto" w:fill="1F1F1F"/>
+        <w:spacing w:after="0" w:line="285" w:lineRule="atLeast"/>
+        <w:rPr>
+          <w:rFonts w:ascii="Consolas" w:eastAsia="Times New Roman" w:hAnsi="Consolas"/>
+          <w:color w:val="CCCCCC"/>
+          <w:sz w:val="21"/>
+          <w:szCs w:val="21"/>
+          <w:lang w:val="en-US" w:eastAsia="it-IT"/>
+        </w:rPr>
+      </w:pPr>
+      <w:proofErr w:type="spellStart"/>
+      <w:r>
+        <w:rPr>
+          <w:rFonts w:ascii="Consolas" w:eastAsia="Times New Roman" w:hAnsi="Consolas"/>
+          <w:color w:val="CCCCCC"/>
+          <w:sz w:val="21"/>
+          <w:szCs w:val="21"/>
+          <w:lang w:val="en-US" w:eastAsia="it-IT"/>
+        </w:rPr>
+        <w:t>WebTrackingURLPattern</w:t>
+      </w:r>
+      <w:proofErr w:type="spellEnd"/>
+      <w:r>
+        <w:rPr>
+          <w:rFonts w:ascii="Consolas" w:eastAsia="Times New Roman" w:hAnsi="Consolas"/>
+          <w:color w:val="CCCCCC"/>
+          <w:sz w:val="21"/>
+          <w:szCs w:val="21"/>
+          <w:lang w:val="en-US" w:eastAsia="it-IT"/>
+        </w:rPr>
+        <w:t xml:space="preserve"> https://.+\.mycorp\.net/mycontext/</w:t>
       </w:r>
     </w:p>
     <w:p>
@@ -30242,6 +30691,7 @@
           <w:szCs w:val="21"/>
           <w:lang w:val="en-US" w:eastAsia="it-IT"/>
         </w:rPr>
+        <w:lastRenderedPageBreak/>
         <w:t>WebTrackingExcludeURI</w:t>
       </w:r>
       <w:proofErr w:type="spellEnd"/>
@@ -30277,7 +30727,6 @@
           <w:szCs w:val="21"/>
           <w:lang w:val="en-US" w:eastAsia="it-IT"/>
         </w:rPr>
-        <w:lastRenderedPageBreak/>
         <w:t>WebTrackingContentType</w:t>
       </w:r>
       <w:proofErr w:type="spellEnd"/>
@@ -31821,7 +32270,7 @@
         </w:rPr>
         <w:br w:type="page"/>
       </w:r>
-      <w:bookmarkStart w:id="13" w:name="_Toc200622282"/>
+      <w:bookmarkStart w:id="12" w:name="_Toc223010760"/>
       <w:r>
         <w:rPr>
           <w:lang w:val="en-US" w:eastAsia="it-IT"/>
@@ -31829,7 +32278,7 @@
         <w:lastRenderedPageBreak/>
         <w:t>Troubleshooting</w:t>
       </w:r>
-      <w:bookmarkEnd w:id="13"/>
+      <w:bookmarkEnd w:id="12"/>
     </w:p>
     <w:p>
       <w:pPr>
@@ -32017,6 +32466,13 @@
           <w:color w:val="92D050"/>
           <w:lang w:val="en-US" w:eastAsia="it-IT"/>
         </w:rPr>
+        <w:t xml:space="preserve">&lt;tracking type&gt; | </w:t>
+      </w:r>
+      <w:r>
+        <w:rPr>
+          <w:color w:val="92D050"/>
+          <w:lang w:val="en-US" w:eastAsia="it-IT"/>
+        </w:rPr>
         <w:t>&lt;status c</w:t>
       </w:r>
       <w:r>
@@ -32033,6 +32489,15 @@
         </w:rPr>
         <w:t>de&gt; |</w:t>
       </w:r>
+      <w:r>
+        <w:rPr>
+          <w:color w:val="92D050"/>
+          <w:lang w:val="en-US" w:eastAsia="it-IT"/>
+        </w:rPr>
+        <w:t xml:space="preserve"> </w:t>
+      </w:r>
+      <w:bookmarkStart w:id="13" w:name="_GoBack"/>
+      <w:bookmarkEnd w:id="13"/>
       <w:r>
         <w:rPr>
           <w:color w:val="92D050"/>
@@ -32301,7 +32766,21 @@
           <w:color w:val="92D050"/>
           <w:lang w:val="en-US" w:eastAsia="it-IT"/>
         </w:rPr>
-        <w:t xml:space="preserve">| 200 </w:t>
+        <w:t xml:space="preserve">| </w:t>
+      </w:r>
+      <w:r>
+        <w:rPr>
+          <w:color w:val="92D050"/>
+          <w:lang w:val="en-US" w:eastAsia="it-IT"/>
+        </w:rPr>
+        <w:t xml:space="preserve">URI PATTERN | </w:t>
+      </w:r>
+      <w:r>
+        <w:rPr>
+          <w:color w:val="92D050"/>
+          <w:lang w:val="en-US" w:eastAsia="it-IT"/>
+        </w:rPr>
+        <w:t xml:space="preserve">200 </w:t>
       </w:r>
       <w:r>
         <w:rPr>
@@ -32679,6 +33158,7 @@
         <w:rPr>
           <w:lang w:val="en-US" w:eastAsia="it-IT"/>
         </w:rPr>
+        <w:lastRenderedPageBreak/>
         <w:t xml:space="preserve"># </w:t>
       </w:r>
       <w:r>
@@ -32702,7 +33182,6 @@
           <w:color w:val="FFFF00"/>
           <w:lang w:val="en-US" w:eastAsia="it-IT"/>
         </w:rPr>
-        <w:lastRenderedPageBreak/>
         <w:t>https://</w:t>
       </w:r>
       <w:r>
@@ -33715,7 +34194,43 @@
             <w:rPr>
               <w:lang w:val="en-US"/>
             </w:rPr>
-            <w:t xml:space="preserve"> 2025.5.27.1</w:t>
+            <w:t xml:space="preserve"> 202</w:t>
+          </w:r>
+          <w:r>
+            <w:rPr>
+              <w:lang w:val="en-US"/>
+            </w:rPr>
+            <w:t>6</w:t>
+          </w:r>
+          <w:r>
+            <w:rPr>
+              <w:lang w:val="en-US"/>
+            </w:rPr>
+            <w:t>.</w:t>
+          </w:r>
+          <w:r>
+            <w:rPr>
+              <w:lang w:val="en-US"/>
+            </w:rPr>
+            <w:t>2</w:t>
+          </w:r>
+          <w:r>
+            <w:rPr>
+              <w:lang w:val="en-US"/>
+            </w:rPr>
+            <w:t>.2</w:t>
+          </w:r>
+          <w:r>
+            <w:rPr>
+              <w:lang w:val="en-US"/>
+            </w:rPr>
+            <w:t>6</w:t>
+          </w:r>
+          <w:r>
+            <w:rPr>
+              <w:lang w:val="en-US"/>
+            </w:rPr>
+            <w:t>.1</w:t>
           </w:r>
         </w:p>
       </w:tc>
@@ -41408,7 +41923,7 @@
 </file>
 
 <file path=customXml/itemProps2.xml><?xml version="1.0" encoding="utf-8"?>
-<ds:datastoreItem xmlns:ds="http://schemas.openxmlformats.org/officeDocument/2006/customXml" ds:itemID="{99E8E082-5961-4EED-A3E1-3CDF908AF470}">
+<ds:datastoreItem xmlns:ds="http://schemas.openxmlformats.org/officeDocument/2006/customXml" ds:itemID="{1DE57102-2F3F-4FB7-930F-9D8B0D4B7E47}">
   <ds:schemaRefs>
     <ds:schemaRef ds:uri="http://schemas.openxmlformats.org/officeDocument/2006/bibliography"/>
   </ds:schemaRefs>

--- a/docs/Web Tracking Apache Module.docx
+++ b/docs/Web Tracking Apache Module.docx
@@ -164,7 +164,7 @@
                     <w:pict w14:anchorId="1090F1A5">
                       <v:shape id="_x0000_i1032" type="#_x0000_t136" style="width:111.75pt;height:20.25pt" fillcolor="#ffc000" strokecolor="#161616">
                         <v:shadow on="t" opacity="52429f"/>
-                        <v:textpath style="font-family:&quot;Arial Black&quot;;font-size:14pt;font-style:italic;v-text-kern:t" trim="t" fitpath="t" string="Version 2026.2.26.1"/>
+                        <v:textpath style="font-family:&quot;Arial Black&quot;;font-size:14pt;font-style:italic;v-text-kern:t" trim="t" fitpath="t" string="Version 2026.3.2.1"/>
                       </v:shape>
                     </w:pict>
                   </w:r>
@@ -285,7 +285,7 @@
                       <w:rFonts w:eastAsia="Calibri"/>
                       <w:noProof/>
                     </w:rPr>
-                    <w:t>February 26, 2026</w:t>
+                    <w:t>March 2, 2026</w:t>
                   </w:r>
                   <w:r>
                     <w:rPr>
@@ -622,7 +622,21 @@
             <w:rStyle w:val="Collegamentoipertestuale"/>
             <w:noProof/>
           </w:rPr>
-          <w:t>Version</w:t>
+          <w:t>Vers</w:t>
+        </w:r>
+        <w:r>
+          <w:rPr>
+            <w:rStyle w:val="Collegamentoipertestuale"/>
+            <w:noProof/>
+          </w:rPr>
+          <w:t>i</w:t>
+        </w:r>
+        <w:r>
+          <w:rPr>
+            <w:rStyle w:val="Collegamentoipertestuale"/>
+            <w:noProof/>
+          </w:rPr>
+          <w:t>on</w:t>
         </w:r>
         <w:r>
           <w:rPr>
@@ -5748,8 +5762,8 @@
           <w:noProof/>
         </w:rPr>
         <w:lastRenderedPageBreak/>
-        <w:pict w14:anchorId="640BE695">
-          <v:shape id="Immagine 1" o:spid="_x0000_i1033" type="#_x0000_t75" style="width:426pt;height:276pt;visibility:visible;mso-wrap-style:square">
+        <w:pict w14:anchorId="7FE229CF">
+          <v:shape id="Immagine 1" o:spid="_x0000_i1040" type="#_x0000_t75" style="width:430.5pt;height:276.75pt;visibility:visible;mso-wrap-style:square">
             <v:imagedata r:id="rId10" o:title=""/>
           </v:shape>
         </w:pict>
@@ -5954,7 +5968,7 @@
                 <w:bCs/>
                 <w:color w:val="FFFFFF"/>
               </w:rPr>
-              <w:t>2026.2.26.1</w:t>
+              <w:t>2026.3.2.1</w:t>
             </w:r>
             <w:r>
               <w:rPr>
@@ -5971,7 +5985,27 @@
                 <w:color w:val="FFFFFF"/>
                 <w:highlight w:val="darkBlue"/>
               </w:rPr>
-              <w:t>[R2026.1]</w:t>
+              <w:t>[R2026.</w:t>
+            </w:r>
+            <w:r>
+              <w:rPr>
+                <w:b/>
+                <w:bCs/>
+                <w:color w:val="FFFFFF"/>
+                <w:highlight w:val="darkBlue"/>
+              </w:rPr>
+              <w:t>2</w:t>
+            </w:r>
+            <w:bookmarkStart w:id="4" w:name="_GoBack"/>
+            <w:bookmarkEnd w:id="4"/>
+            <w:r>
+              <w:rPr>
+                <w:b/>
+                <w:bCs/>
+                <w:color w:val="FFFFFF"/>
+                <w:highlight w:val="darkBlue"/>
+              </w:rPr>
+              <w:t>]</w:t>
             </w:r>
           </w:p>
         </w:tc>
@@ -5982,7 +6016,7 @@
           </w:tcPr>
           <w:p>
             <w:r>
-              <w:t>2025-05-27</w:t>
+              <w:t>2026-03-02</w:t>
             </w:r>
           </w:p>
         </w:tc>
@@ -5994,50 +6028,15 @@
           <w:p>
             <w:pPr>
               <w:rPr>
-                <w:color w:val="0070C0"/>
-                <w:lang w:val="en"/>
-              </w:rPr>
-            </w:pPr>
-            <w:r>
-              <w:rPr>
-                <w:lang w:val="en-US"/>
-              </w:rPr>
-              <w:t xml:space="preserve">Add directive </w:t>
-            </w:r>
-            <w:proofErr w:type="spellStart"/>
-            <w:r>
-              <w:rPr>
-                <w:color w:val="0070C0"/>
-                <w:lang w:val="en"/>
-              </w:rPr>
-              <w:t>WebTrackingURLPattern</w:t>
-            </w:r>
-            <w:proofErr w:type="spellEnd"/>
-          </w:p>
-          <w:p>
-            <w:pPr>
-              <w:rPr>
-                <w:lang w:val="en-US"/>
-              </w:rPr>
-            </w:pPr>
-            <w:r>
-              <w:rPr>
-                <w:lang w:val="en-US"/>
-              </w:rPr>
-              <w:t>Add tracking type to the WT-METRICS record</w:t>
-            </w:r>
-          </w:p>
-          <w:p>
-            <w:pPr>
-              <w:rPr>
-                <w:lang w:val="en-US"/>
-              </w:rPr>
-            </w:pPr>
-            <w:r>
-              <w:rPr>
-                <w:lang w:val="en-US"/>
-              </w:rPr>
-              <w:t>Move to GNU Compiler Collection 15.1.1</w:t>
+                <w:u w:val="single"/>
+                <w:lang w:val="en-US"/>
+              </w:rPr>
+            </w:pPr>
+            <w:r>
+              <w:rPr>
+                <w:lang w:val="en-US"/>
+              </w:rPr>
+              <w:t>Fix log file error management</w:t>
             </w:r>
           </w:p>
         </w:tc>
@@ -6069,7 +6068,7 @@
                 <w:bCs/>
                 <w:color w:val="FFFFFF"/>
               </w:rPr>
-              <w:t>2025.5.27.1</w:t>
+              <w:t>2026.2.26.1</w:t>
             </w:r>
             <w:r>
               <w:rPr>
@@ -6086,7 +6085,7 @@
                 <w:color w:val="FFFFFF"/>
                 <w:highlight w:val="darkBlue"/>
               </w:rPr>
-              <w:t>[R2025.7]</w:t>
+              <w:t>[R2026.1]</w:t>
             </w:r>
           </w:p>
         </w:tc>
@@ -6097,7 +6096,22 @@
           </w:tcPr>
           <w:p>
             <w:r>
-              <w:t>2025-05-27</w:t>
+              <w:t>202</w:t>
+            </w:r>
+            <w:r>
+              <w:t>6</w:t>
+            </w:r>
+            <w:r>
+              <w:t>-</w:t>
+            </w:r>
+            <w:r>
+              <w:t>02</w:t>
+            </w:r>
+            <w:r>
+              <w:t>-2</w:t>
+            </w:r>
+            <w:r>
+              <w:t>6</w:t>
             </w:r>
           </w:p>
         </w:tc>
@@ -6109,44 +6123,50 @@
           <w:p>
             <w:pPr>
               <w:rPr>
-                <w:lang w:val="en-US"/>
-              </w:rPr>
-            </w:pPr>
-            <w:r>
-              <w:rPr>
-                <w:lang w:val="en-US"/>
-              </w:rPr>
-              <w:t>Fix include header files syntax</w:t>
-            </w:r>
-          </w:p>
-          <w:p>
-            <w:pPr>
-              <w:rPr>
-                <w:lang w:val="en-US"/>
-              </w:rPr>
-            </w:pPr>
-            <w:r>
-              <w:rPr>
-                <w:lang w:val="en-US"/>
-              </w:rPr>
-              <w:t>Add response elapsed time and log file name in metrics records</w:t>
-            </w:r>
-          </w:p>
-          <w:p>
-            <w:pPr>
-              <w:rPr>
-                <w:rFonts w:ascii="Consolas" w:eastAsia="Times New Roman" w:hAnsi="Consolas"/>
-                <w:color w:val="CCCCCC"/>
-                <w:sz w:val="18"/>
-                <w:szCs w:val="18"/>
-                <w:lang w:val="en-US" w:eastAsia="it-IT"/>
-              </w:rPr>
-            </w:pPr>
-            <w:r>
-              <w:rPr>
-                <w:lang w:val="en-US"/>
-              </w:rPr>
-              <w:t>Fix log record length in metrics to be formatted (base 1024)</w:t>
+                <w:color w:val="0070C0"/>
+                <w:lang w:val="en"/>
+              </w:rPr>
+            </w:pPr>
+            <w:r>
+              <w:rPr>
+                <w:lang w:val="en-US"/>
+              </w:rPr>
+              <w:t xml:space="preserve">Add directive </w:t>
+            </w:r>
+            <w:proofErr w:type="spellStart"/>
+            <w:r>
+              <w:rPr>
+                <w:color w:val="0070C0"/>
+                <w:lang w:val="en"/>
+              </w:rPr>
+              <w:t>WebTrackingURLPattern</w:t>
+            </w:r>
+            <w:proofErr w:type="spellEnd"/>
+          </w:p>
+          <w:p>
+            <w:pPr>
+              <w:rPr>
+                <w:lang w:val="en-US"/>
+              </w:rPr>
+            </w:pPr>
+            <w:r>
+              <w:rPr>
+                <w:lang w:val="en-US"/>
+              </w:rPr>
+              <w:t>Add tracking type to the WT-METRICS record</w:t>
+            </w:r>
+          </w:p>
+          <w:p>
+            <w:pPr>
+              <w:rPr>
+                <w:lang w:val="en-US"/>
+              </w:rPr>
+            </w:pPr>
+            <w:r>
+              <w:rPr>
+                <w:lang w:val="en-US"/>
+              </w:rPr>
+              <w:t>Move to GNU Compiler Collection 15.1.1</w:t>
             </w:r>
           </w:p>
         </w:tc>
@@ -6178,8 +6198,24 @@
                 <w:bCs/>
                 <w:color w:val="FFFFFF"/>
               </w:rPr>
-              <w:lastRenderedPageBreak/>
-              <w:t>2025.5.22.1</w:t>
+              <w:t>2025.5.27.1</w:t>
+            </w:r>
+            <w:r>
+              <w:rPr>
+                <w:b/>
+                <w:bCs/>
+                <w:color w:val="FFFFFF"/>
+              </w:rPr>
+              <w:br/>
+            </w:r>
+            <w:r>
+              <w:rPr>
+                <w:b/>
+                <w:bCs/>
+                <w:color w:val="FFFFFF"/>
+                <w:highlight w:val="darkBlue"/>
+              </w:rPr>
+              <w:t>[R2025.7]</w:t>
             </w:r>
           </w:p>
         </w:tc>
@@ -6190,7 +6226,7 @@
           </w:tcPr>
           <w:p>
             <w:r>
-              <w:t>2025-05-22</w:t>
+              <w:t>2025-05-27</w:t>
             </w:r>
           </w:p>
         </w:tc>
@@ -6209,83 +6245,38 @@
               <w:rPr>
                 <w:lang w:val="en-US"/>
               </w:rPr>
-              <w:t xml:space="preserve">Add configuration checks on directive </w:t>
-            </w:r>
-            <w:proofErr w:type="spellStart"/>
-            <w:r>
-              <w:rPr>
-                <w:color w:val="0070C0"/>
-                <w:lang w:val="en"/>
-              </w:rPr>
-              <w:t>WebTrackingExactURI</w:t>
-            </w:r>
-            <w:proofErr w:type="spellEnd"/>
-          </w:p>
-          <w:p>
-            <w:pPr>
-              <w:rPr>
-                <w:lang w:val="en-US"/>
-              </w:rPr>
-            </w:pPr>
-            <w:r>
-              <w:rPr>
-                <w:lang w:val="en-US"/>
-              </w:rPr>
-              <w:t xml:space="preserve">Add configuration checks on directive </w:t>
-            </w:r>
-            <w:proofErr w:type="spellStart"/>
-            <w:r>
-              <w:rPr>
-                <w:color w:val="0070C0"/>
-                <w:lang w:val="en"/>
-              </w:rPr>
-              <w:t>WebTrackingStartsWithURI</w:t>
-            </w:r>
-            <w:proofErr w:type="spellEnd"/>
-          </w:p>
-          <w:p>
-            <w:pPr>
-              <w:rPr>
-                <w:lang w:val="en-US"/>
-              </w:rPr>
-            </w:pPr>
-            <w:r>
-              <w:rPr>
-                <w:lang w:val="en-US"/>
-              </w:rPr>
-              <w:t xml:space="preserve">Add configuration checks on directive </w:t>
-            </w:r>
-            <w:proofErr w:type="spellStart"/>
-            <w:r>
-              <w:rPr>
-                <w:color w:val="0070C0"/>
-                <w:lang w:val="en"/>
-              </w:rPr>
-              <w:t>WebTrackingExcludeExactURI</w:t>
-            </w:r>
-            <w:proofErr w:type="spellEnd"/>
-          </w:p>
-          <w:p>
-            <w:pPr>
-              <w:rPr>
-                <w:lang w:val="en-US"/>
-              </w:rPr>
-            </w:pPr>
-            <w:r>
-              <w:rPr>
-                <w:lang w:val="en-US"/>
-              </w:rPr>
-              <w:t xml:space="preserve">Add configuration checks on directive </w:t>
-            </w:r>
-            <w:proofErr w:type="spellStart"/>
-            <w:r>
-              <w:rPr>
-                <w:color w:val="0070C0"/>
-                <w:lang w:val="en"/>
-              </w:rPr>
-              <w:t>WebTrackingExcludeStartsWithURI</w:t>
-            </w:r>
-            <w:proofErr w:type="spellEnd"/>
+              <w:t>Fix include header files syntax</w:t>
+            </w:r>
+          </w:p>
+          <w:p>
+            <w:pPr>
+              <w:rPr>
+                <w:lang w:val="en-US"/>
+              </w:rPr>
+            </w:pPr>
+            <w:r>
+              <w:rPr>
+                <w:lang w:val="en-US"/>
+              </w:rPr>
+              <w:t>Add response elapsed time and log file name in metrics records</w:t>
+            </w:r>
+          </w:p>
+          <w:p>
+            <w:pPr>
+              <w:rPr>
+                <w:rFonts w:ascii="Consolas" w:eastAsia="Times New Roman" w:hAnsi="Consolas"/>
+                <w:color w:val="CCCCCC"/>
+                <w:sz w:val="18"/>
+                <w:szCs w:val="18"/>
+                <w:lang w:val="en-US" w:eastAsia="it-IT"/>
+              </w:rPr>
+            </w:pPr>
+            <w:r>
+              <w:rPr>
+                <w:lang w:val="en-US"/>
+              </w:rPr>
+              <w:t>Fix log record length in metrics to be formatted (base 1024)</w:t>
+            </w:r>
           </w:p>
         </w:tc>
       </w:tr>
@@ -6316,7 +6307,8 @@
                 <w:bCs/>
                 <w:color w:val="FFFFFF"/>
               </w:rPr>
-              <w:t>2025.5.15.1</w:t>
+              <w:lastRenderedPageBreak/>
+              <w:t>2025.5.22.1</w:t>
             </w:r>
           </w:p>
         </w:tc>
@@ -6327,7 +6319,7 @@
           </w:tcPr>
           <w:p>
             <w:r>
-              <w:t>2025-05-15</w:t>
+              <w:t>2025-05-22</w:t>
             </w:r>
           </w:p>
         </w:tc>
@@ -6346,7 +6338,7 @@
               <w:rPr>
                 <w:lang w:val="en-US"/>
               </w:rPr>
-              <w:t xml:space="preserve">Add directive </w:t>
+              <w:t xml:space="preserve">Add configuration checks on directive </w:t>
             </w:r>
             <w:proofErr w:type="spellStart"/>
             <w:r>
@@ -6354,7 +6346,7 @@
                 <w:color w:val="0070C0"/>
                 <w:lang w:val="en"/>
               </w:rPr>
-              <w:t>WebTrackingConfigVersion</w:t>
+              <w:t>WebTrackingExactURI</w:t>
             </w:r>
             <w:proofErr w:type="spellEnd"/>
           </w:p>
@@ -6368,7 +6360,7 @@
               <w:rPr>
                 <w:lang w:val="en-US"/>
               </w:rPr>
-              <w:t xml:space="preserve">Fix syntax for directive </w:t>
+              <w:t xml:space="preserve">Add configuration checks on directive </w:t>
             </w:r>
             <w:proofErr w:type="spellStart"/>
             <w:r>
@@ -6376,7 +6368,7 @@
                 <w:color w:val="0070C0"/>
                 <w:lang w:val="en"/>
               </w:rPr>
-              <w:t>WebTrackingRequestBodyType</w:t>
+              <w:t>WebTrackingStartsWithURI</w:t>
             </w:r>
             <w:proofErr w:type="spellEnd"/>
           </w:p>
@@ -6390,7 +6382,7 @@
               <w:rPr>
                 <w:lang w:val="en-US"/>
               </w:rPr>
-              <w:t xml:space="preserve">Fix syntax for directive </w:t>
+              <w:t xml:space="preserve">Add configuration checks on directive </w:t>
             </w:r>
             <w:proofErr w:type="spellStart"/>
             <w:r>
@@ -6398,7 +6390,29 @@
                 <w:color w:val="0070C0"/>
                 <w:lang w:val="en"/>
               </w:rPr>
-              <w:t>WebTrackingResponseBodyType</w:t>
+              <w:t>WebTrackingExcludeExactURI</w:t>
+            </w:r>
+            <w:proofErr w:type="spellEnd"/>
+          </w:p>
+          <w:p>
+            <w:pPr>
+              <w:rPr>
+                <w:lang w:val="en-US"/>
+              </w:rPr>
+            </w:pPr>
+            <w:r>
+              <w:rPr>
+                <w:lang w:val="en-US"/>
+              </w:rPr>
+              <w:t xml:space="preserve">Add configuration checks on directive </w:t>
+            </w:r>
+            <w:proofErr w:type="spellStart"/>
+            <w:r>
+              <w:rPr>
+                <w:color w:val="0070C0"/>
+                <w:lang w:val="en"/>
+              </w:rPr>
+              <w:t>WebTrackingExcludeStartsWithURI</w:t>
             </w:r>
             <w:proofErr w:type="spellEnd"/>
           </w:p>
@@ -6431,7 +6445,7 @@
                 <w:bCs/>
                 <w:color w:val="FFFFFF"/>
               </w:rPr>
-              <w:t>2025.5.12.1</w:t>
+              <w:t>2025.5.15.1</w:t>
             </w:r>
           </w:p>
         </w:tc>
@@ -6442,7 +6456,7 @@
           </w:tcPr>
           <w:p>
             <w:r>
-              <w:t>2025-05-12</w:t>
+              <w:t>2025-05-15</w:t>
             </w:r>
           </w:p>
         </w:tc>
@@ -6469,7 +6483,7 @@
                 <w:color w:val="0070C0"/>
                 <w:lang w:val="en"/>
               </w:rPr>
-              <w:t>WebTrackingRequestBodyType</w:t>
+              <w:t>WebTrackingConfigVersion</w:t>
             </w:r>
             <w:proofErr w:type="spellEnd"/>
           </w:p>
@@ -6483,7 +6497,7 @@
               <w:rPr>
                 <w:lang w:val="en-US"/>
               </w:rPr>
-              <w:t xml:space="preserve">Add directive </w:t>
+              <w:t xml:space="preserve">Fix syntax for directive </w:t>
             </w:r>
             <w:proofErr w:type="spellStart"/>
             <w:r>
@@ -6491,7 +6505,7 @@
                 <w:color w:val="0070C0"/>
                 <w:lang w:val="en"/>
               </w:rPr>
-              <w:t>WebTrackingResponseBodyType</w:t>
+              <w:t>WebTrackingRequestBodyType</w:t>
             </w:r>
             <w:proofErr w:type="spellEnd"/>
           </w:p>
@@ -6505,7 +6519,7 @@
               <w:rPr>
                 <w:lang w:val="en-US"/>
               </w:rPr>
-              <w:t xml:space="preserve">Add directive </w:t>
+              <w:t xml:space="preserve">Fix syntax for directive </w:t>
             </w:r>
             <w:proofErr w:type="spellStart"/>
             <w:r>
@@ -6513,85 +6527,7 @@
                 <w:color w:val="0070C0"/>
                 <w:lang w:val="en"/>
               </w:rPr>
-              <w:t>WebTrackingExcludeURIRequestBody</w:t>
-            </w:r>
-            <w:proofErr w:type="spellEnd"/>
-          </w:p>
-          <w:p>
-            <w:pPr>
-              <w:rPr>
-                <w:lang w:val="en-US"/>
-              </w:rPr>
-            </w:pPr>
-            <w:r>
-              <w:rPr>
-                <w:lang w:val="en-US"/>
-              </w:rPr>
-              <w:t xml:space="preserve">Add directive </w:t>
-            </w:r>
-            <w:proofErr w:type="spellStart"/>
-            <w:r>
-              <w:rPr>
-                <w:color w:val="0070C0"/>
-                <w:lang w:val="en"/>
-              </w:rPr>
-              <w:t>WebTrackingExcludeURIReSponseBody</w:t>
-            </w:r>
-            <w:proofErr w:type="spellEnd"/>
-          </w:p>
-          <w:p>
-            <w:pPr>
-              <w:rPr>
-                <w:lang w:val="en-US"/>
-              </w:rPr>
-            </w:pPr>
-            <w:r>
-              <w:rPr>
-                <w:lang w:val="en-US"/>
-              </w:rPr>
-              <w:t xml:space="preserve">Remove directive </w:t>
-            </w:r>
-            <w:proofErr w:type="spellStart"/>
-            <w:r>
-              <w:rPr>
-                <w:color w:val="0070C0"/>
-                <w:lang w:val="en"/>
-              </w:rPr>
-              <w:t>WebTrackingEnablePostBody</w:t>
-            </w:r>
-            <w:proofErr w:type="spellEnd"/>
-          </w:p>
-          <w:p>
-            <w:pPr>
-              <w:rPr>
-                <w:lang w:val="en-US"/>
-              </w:rPr>
-            </w:pPr>
-            <w:r>
-              <w:rPr>
-                <w:lang w:val="en-US"/>
-              </w:rPr>
-              <w:t xml:space="preserve">Remove </w:t>
-            </w:r>
-            <w:r>
-              <w:rPr>
-                <w:lang w:val="en-US"/>
-              </w:rPr>
-              <w:t>directive</w:t>
-            </w:r>
-            <w:r>
-              <w:rPr>
-                <w:lang w:val="en-US"/>
-              </w:rPr>
-              <w:t xml:space="preserve"> </w:t>
-            </w:r>
-            <w:proofErr w:type="spellStart"/>
-            <w:r>
-              <w:rPr>
-                <w:color w:val="0070C0"/>
-                <w:lang w:val="en"/>
-              </w:rPr>
-              <w:t>WebTrackingExcludeURIPost</w:t>
+              <w:t>WebTrackingResponseBodyType</w:t>
             </w:r>
             <w:proofErr w:type="spellEnd"/>
           </w:p>
@@ -6624,7 +6560,7 @@
                 <w:bCs/>
                 <w:color w:val="FFFFFF"/>
               </w:rPr>
-              <w:t>2025.4.30.1</w:t>
+              <w:t>2025.5.12.1</w:t>
             </w:r>
           </w:p>
         </w:tc>
@@ -6635,7 +6571,7 @@
           </w:tcPr>
           <w:p>
             <w:r>
-              <w:t>2025-04-30</w:t>
+              <w:t>2025-05-12</w:t>
             </w:r>
           </w:p>
         </w:tc>
@@ -6654,8 +6590,139 @@
               <w:rPr>
                 <w:lang w:val="en-US"/>
               </w:rPr>
-              <w:t>Add current record log file name to server-status handler</w:t>
-            </w:r>
+              <w:t xml:space="preserve">Add directive </w:t>
+            </w:r>
+            <w:proofErr w:type="spellStart"/>
+            <w:r>
+              <w:rPr>
+                <w:color w:val="0070C0"/>
+                <w:lang w:val="en"/>
+              </w:rPr>
+              <w:t>WebTrackingRequestBodyType</w:t>
+            </w:r>
+            <w:proofErr w:type="spellEnd"/>
+          </w:p>
+          <w:p>
+            <w:pPr>
+              <w:rPr>
+                <w:lang w:val="en-US"/>
+              </w:rPr>
+            </w:pPr>
+            <w:r>
+              <w:rPr>
+                <w:lang w:val="en-US"/>
+              </w:rPr>
+              <w:t xml:space="preserve">Add directive </w:t>
+            </w:r>
+            <w:proofErr w:type="spellStart"/>
+            <w:r>
+              <w:rPr>
+                <w:color w:val="0070C0"/>
+                <w:lang w:val="en"/>
+              </w:rPr>
+              <w:t>WebTrackingResponseBodyType</w:t>
+            </w:r>
+            <w:proofErr w:type="spellEnd"/>
+          </w:p>
+          <w:p>
+            <w:pPr>
+              <w:rPr>
+                <w:lang w:val="en-US"/>
+              </w:rPr>
+            </w:pPr>
+            <w:r>
+              <w:rPr>
+                <w:lang w:val="en-US"/>
+              </w:rPr>
+              <w:t xml:space="preserve">Add directive </w:t>
+            </w:r>
+            <w:proofErr w:type="spellStart"/>
+            <w:r>
+              <w:rPr>
+                <w:color w:val="0070C0"/>
+                <w:lang w:val="en"/>
+              </w:rPr>
+              <w:t>WebTrackingExcludeURIRequestBody</w:t>
+            </w:r>
+            <w:proofErr w:type="spellEnd"/>
+          </w:p>
+          <w:p>
+            <w:pPr>
+              <w:rPr>
+                <w:lang w:val="en-US"/>
+              </w:rPr>
+            </w:pPr>
+            <w:r>
+              <w:rPr>
+                <w:lang w:val="en-US"/>
+              </w:rPr>
+              <w:t xml:space="preserve">Add directive </w:t>
+            </w:r>
+            <w:proofErr w:type="spellStart"/>
+            <w:r>
+              <w:rPr>
+                <w:color w:val="0070C0"/>
+                <w:lang w:val="en"/>
+              </w:rPr>
+              <w:t>WebTrackingExcludeURIReSponseBody</w:t>
+            </w:r>
+            <w:proofErr w:type="spellEnd"/>
+          </w:p>
+          <w:p>
+            <w:pPr>
+              <w:rPr>
+                <w:lang w:val="en-US"/>
+              </w:rPr>
+            </w:pPr>
+            <w:r>
+              <w:rPr>
+                <w:lang w:val="en-US"/>
+              </w:rPr>
+              <w:t xml:space="preserve">Remove directive </w:t>
+            </w:r>
+            <w:proofErr w:type="spellStart"/>
+            <w:r>
+              <w:rPr>
+                <w:color w:val="0070C0"/>
+                <w:lang w:val="en"/>
+              </w:rPr>
+              <w:t>WebTrackingEnablePostBody</w:t>
+            </w:r>
+            <w:proofErr w:type="spellEnd"/>
+          </w:p>
+          <w:p>
+            <w:pPr>
+              <w:rPr>
+                <w:lang w:val="en-US"/>
+              </w:rPr>
+            </w:pPr>
+            <w:r>
+              <w:rPr>
+                <w:lang w:val="en-US"/>
+              </w:rPr>
+              <w:t xml:space="preserve">Remove </w:t>
+            </w:r>
+            <w:r>
+              <w:rPr>
+                <w:lang w:val="en-US"/>
+              </w:rPr>
+              <w:t>directive</w:t>
+            </w:r>
+            <w:r>
+              <w:rPr>
+                <w:lang w:val="en-US"/>
+              </w:rPr>
+              <w:t xml:space="preserve"> </w:t>
+            </w:r>
+            <w:proofErr w:type="spellStart"/>
+            <w:r>
+              <w:rPr>
+                <w:color w:val="0070C0"/>
+                <w:lang w:val="en"/>
+              </w:rPr>
+              <w:t>WebTrackingExcludeURIPost</w:t>
+            </w:r>
+            <w:proofErr w:type="spellEnd"/>
           </w:p>
         </w:tc>
       </w:tr>
@@ -6686,24 +6753,7 @@
                 <w:bCs/>
                 <w:color w:val="FFFFFF"/>
               </w:rPr>
-              <w:t>2025.4.16.1</w:t>
-            </w:r>
-            <w:r>
-              <w:rPr>
-                <w:b/>
-                <w:bCs/>
-                <w:color w:val="FFFFFF"/>
-              </w:rPr>
-              <w:br/>
-            </w:r>
-            <w:r>
-              <w:rPr>
-                <w:b/>
-                <w:bCs/>
-                <w:color w:val="FFFFFF"/>
-                <w:highlight w:val="darkBlue"/>
-              </w:rPr>
-              <w:t>[R2025.6]</w:t>
+              <w:t>2025.4.30.1</w:t>
             </w:r>
           </w:p>
         </w:tc>
@@ -6714,7 +6764,7 @@
           </w:tcPr>
           <w:p>
             <w:r>
-              <w:t>2025-04-16</w:t>
+              <w:t>2025-04-30</w:t>
             </w:r>
           </w:p>
         </w:tc>
@@ -6733,7 +6783,7 @@
               <w:rPr>
                 <w:lang w:val="en-US"/>
               </w:rPr>
-              <w:t>Add a new metric: total requests</w:t>
+              <w:t>Add current record log file name to server-status handler</w:t>
             </w:r>
           </w:p>
         </w:tc>
@@ -6765,7 +6815,24 @@
                 <w:bCs/>
                 <w:color w:val="FFFFFF"/>
               </w:rPr>
-              <w:t>2025.4.15.1</w:t>
+              <w:t>2025.4.16.1</w:t>
+            </w:r>
+            <w:r>
+              <w:rPr>
+                <w:b/>
+                <w:bCs/>
+                <w:color w:val="FFFFFF"/>
+              </w:rPr>
+              <w:br/>
+            </w:r>
+            <w:r>
+              <w:rPr>
+                <w:b/>
+                <w:bCs/>
+                <w:color w:val="FFFFFF"/>
+                <w:highlight w:val="darkBlue"/>
+              </w:rPr>
+              <w:t>[R2025.6]</w:t>
             </w:r>
           </w:p>
         </w:tc>
@@ -6776,7 +6843,7 @@
           </w:tcPr>
           <w:p>
             <w:r>
-              <w:t>2025-04-15</w:t>
+              <w:t>2025-04-16</w:t>
             </w:r>
           </w:p>
         </w:tc>
@@ -6795,22 +6862,7 @@
               <w:rPr>
                 <w:lang w:val="en-US"/>
               </w:rPr>
-              <w:t>Fix some regressions on directive "</w:t>
-            </w:r>
-            <w:proofErr w:type="spellStart"/>
-            <w:r>
-              <w:rPr>
-                <w:color w:val="0070C0"/>
-                <w:lang w:val="en"/>
-              </w:rPr>
-              <w:t>WebTrackingUuidHeader</w:t>
-            </w:r>
-            <w:proofErr w:type="spellEnd"/>
-            <w:r>
-              <w:rPr>
-                <w:lang w:val="en-US"/>
-              </w:rPr>
-              <w:t>"</w:t>
+              <w:t>Add a new metric: total requests</w:t>
             </w:r>
           </w:p>
         </w:tc>
@@ -6842,7 +6894,7 @@
                 <w:bCs/>
                 <w:color w:val="FFFFFF"/>
               </w:rPr>
-              <w:t>2025.4.14.1</w:t>
+              <w:t>2025.4.15.1</w:t>
             </w:r>
           </w:p>
         </w:tc>
@@ -6853,7 +6905,7 @@
           </w:tcPr>
           <w:p>
             <w:r>
-              <w:t>2025-04-14</w:t>
+              <w:t>2025-04-15</w:t>
             </w:r>
           </w:p>
         </w:tc>
@@ -6872,7 +6924,7 @@
               <w:rPr>
                 <w:lang w:val="en-US"/>
               </w:rPr>
-              <w:t>Create header "</w:t>
+              <w:t>Fix some regressions on directive "</w:t>
             </w:r>
             <w:proofErr w:type="spellStart"/>
             <w:r>
@@ -6887,74 +6939,7 @@
               <w:rPr>
                 <w:lang w:val="en-US"/>
               </w:rPr>
-              <w:t>" on every request</w:t>
-            </w:r>
-          </w:p>
-          <w:p>
-            <w:pPr>
-              <w:rPr>
-                <w:lang w:val="en-US"/>
-              </w:rPr>
-            </w:pPr>
-            <w:r>
-              <w:rPr>
-                <w:lang w:val="en-US"/>
-              </w:rPr>
-              <w:t>Create header x-</w:t>
-            </w:r>
-            <w:proofErr w:type="spellStart"/>
-            <w:r>
-              <w:rPr>
-                <w:lang w:val="en-US"/>
-              </w:rPr>
-              <w:t>wt</w:t>
-            </w:r>
-            <w:proofErr w:type="spellEnd"/>
-            <w:r>
-              <w:rPr>
-                <w:lang w:val="en-US"/>
-              </w:rPr>
-              <w:t xml:space="preserve">-request-to-be-tracked = true </w:t>
-            </w:r>
-            <w:r>
-              <w:rPr>
-                <w:lang w:val="en-US"/>
-              </w:rPr>
-              <w:br/>
-            </w:r>
-            <w:r>
-              <w:rPr>
-                <w:lang w:val="en-US"/>
-              </w:rPr>
-              <w:t>when the tracking is active for the current request</w:t>
-            </w:r>
-          </w:p>
-          <w:p>
-            <w:pPr>
-              <w:rPr>
-                <w:lang w:val="en-US"/>
-              </w:rPr>
-            </w:pPr>
-            <w:r>
-              <w:rPr>
-                <w:lang w:val="en-US"/>
-              </w:rPr>
-              <w:t>Fix algorithm for chained "</w:t>
-            </w:r>
-            <w:proofErr w:type="spellStart"/>
-            <w:r>
-              <w:rPr>
-                <w:color w:val="0070C0"/>
-                <w:lang w:val="en"/>
-              </w:rPr>
-              <w:t>WebTrackingUuidHeader</w:t>
-            </w:r>
-            <w:proofErr w:type="spellEnd"/>
-            <w:r>
-              <w:rPr>
-                <w:lang w:val="en-US"/>
-              </w:rPr>
-              <w:t>" header values</w:t>
+              <w:t>"</w:t>
             </w:r>
           </w:p>
         </w:tc>
@@ -6986,7 +6971,7 @@
                 <w:bCs/>
                 <w:color w:val="FFFFFF"/>
               </w:rPr>
-              <w:t>2025.4.10.1</w:t>
+              <w:t>2025.4.14.1</w:t>
             </w:r>
           </w:p>
         </w:tc>
@@ -6997,7 +6982,7 @@
           </w:tcPr>
           <w:p>
             <w:r>
-              <w:t>2025-04-10</w:t>
+              <w:t>2025-04-14</w:t>
             </w:r>
           </w:p>
         </w:tc>
@@ -7016,7 +7001,89 @@
               <w:rPr>
                 <w:lang w:val="en-US"/>
               </w:rPr>
-              <w:t>Add Hostname info to server-status handler</w:t>
+              <w:t>Create header "</w:t>
+            </w:r>
+            <w:proofErr w:type="spellStart"/>
+            <w:r>
+              <w:rPr>
+                <w:color w:val="0070C0"/>
+                <w:lang w:val="en"/>
+              </w:rPr>
+              <w:t>WebTrackingUuidHeader</w:t>
+            </w:r>
+            <w:proofErr w:type="spellEnd"/>
+            <w:r>
+              <w:rPr>
+                <w:lang w:val="en-US"/>
+              </w:rPr>
+              <w:t>" on every request</w:t>
+            </w:r>
+          </w:p>
+          <w:p>
+            <w:pPr>
+              <w:rPr>
+                <w:lang w:val="en-US"/>
+              </w:rPr>
+            </w:pPr>
+            <w:r>
+              <w:rPr>
+                <w:lang w:val="en-US"/>
+              </w:rPr>
+              <w:t>Create header x-</w:t>
+            </w:r>
+            <w:proofErr w:type="spellStart"/>
+            <w:r>
+              <w:rPr>
+                <w:lang w:val="en-US"/>
+              </w:rPr>
+              <w:t>wt</w:t>
+            </w:r>
+            <w:proofErr w:type="spellEnd"/>
+            <w:r>
+              <w:rPr>
+                <w:lang w:val="en-US"/>
+              </w:rPr>
+              <w:t xml:space="preserve">-request-to-be-tracked = true </w:t>
+            </w:r>
+            <w:r>
+              <w:rPr>
+                <w:lang w:val="en-US"/>
+              </w:rPr>
+              <w:br/>
+            </w:r>
+            <w:r>
+              <w:rPr>
+                <w:lang w:val="en-US"/>
+              </w:rPr>
+              <w:t>when the tracking is active for the current request</w:t>
+            </w:r>
+          </w:p>
+          <w:p>
+            <w:pPr>
+              <w:rPr>
+                <w:lang w:val="en-US"/>
+              </w:rPr>
+            </w:pPr>
+            <w:r>
+              <w:rPr>
+                <w:lang w:val="en-US"/>
+              </w:rPr>
+              <w:t>Fix algorithm for chained "</w:t>
+            </w:r>
+            <w:proofErr w:type="spellStart"/>
+            <w:r>
+              <w:rPr>
+                <w:color w:val="0070C0"/>
+                <w:lang w:val="en"/>
+              </w:rPr>
+              <w:t>WebTrackingUuidHeader</w:t>
+            </w:r>
+            <w:proofErr w:type="spellEnd"/>
+            <w:r>
+              <w:rPr>
+                <w:lang w:val="en-US"/>
+              </w:rPr>
+              <w:t>" header values</w:t>
             </w:r>
           </w:p>
         </w:tc>
@@ -7048,8 +7115,7 @@
                 <w:bCs/>
                 <w:color w:val="FFFFFF"/>
               </w:rPr>
-              <w:lastRenderedPageBreak/>
-              <w:t>2025.4.7.1</w:t>
+              <w:t>2025.4.10.1</w:t>
             </w:r>
           </w:p>
         </w:tc>
@@ -7060,7 +7126,7 @@
           </w:tcPr>
           <w:p>
             <w:r>
-              <w:t>2025-04-07</w:t>
+              <w:t>2025-04-10</w:t>
             </w:r>
           </w:p>
         </w:tc>
@@ -7079,66 +7145,8 @@
               <w:rPr>
                 <w:lang w:val="en-US"/>
               </w:rPr>
-              <w:t xml:space="preserve">Add directive </w:t>
-            </w:r>
-            <w:proofErr w:type="spellStart"/>
-            <w:r>
-              <w:rPr>
-                <w:color w:val="0070C0"/>
-                <w:lang w:val="en"/>
-              </w:rPr>
-              <w:t>WebTrackingExcludeExactURI</w:t>
-            </w:r>
-            <w:proofErr w:type="spellEnd"/>
-          </w:p>
-          <w:p>
-            <w:pPr>
-              <w:rPr>
-                <w:lang w:val="en-US"/>
-              </w:rPr>
-            </w:pPr>
-            <w:r>
-              <w:rPr>
-                <w:lang w:val="en-US"/>
-              </w:rPr>
-              <w:t xml:space="preserve">Add directive </w:t>
-            </w:r>
-            <w:proofErr w:type="spellStart"/>
-            <w:r>
-              <w:rPr>
-                <w:color w:val="0070C0"/>
-                <w:lang w:val="en"/>
-              </w:rPr>
-              <w:t>WebTrackingExcludeStartsWithURI</w:t>
-            </w:r>
-            <w:proofErr w:type="spellEnd"/>
-          </w:p>
-          <w:p>
-            <w:proofErr w:type="spellStart"/>
-            <w:r>
-              <w:t>Add</w:t>
-            </w:r>
-            <w:proofErr w:type="spellEnd"/>
-            <w:r>
-              <w:t xml:space="preserve"> </w:t>
-            </w:r>
-            <w:proofErr w:type="spellStart"/>
-            <w:r>
-              <w:t>directive</w:t>
-            </w:r>
-            <w:proofErr w:type="spellEnd"/>
-            <w:r>
-              <w:t xml:space="preserve"> </w:t>
-            </w:r>
-            <w:proofErr w:type="spellStart"/>
-            <w:r>
-              <w:rPr>
-                <w:color w:val="0070C0"/>
-                <w:lang w:val="en"/>
-              </w:rPr>
-              <w:t>WebTrackingExactHost</w:t>
-            </w:r>
-            <w:proofErr w:type="spellEnd"/>
+              <w:t>Add Hostname info to server-status handler</w:t>
+            </w:r>
           </w:p>
         </w:tc>
       </w:tr>
@@ -7169,7 +7177,8 @@
                 <w:bCs/>
                 <w:color w:val="FFFFFF"/>
               </w:rPr>
-              <w:t>2025.3.25.1</w:t>
+              <w:lastRenderedPageBreak/>
+              <w:t>2025.4.7.1</w:t>
             </w:r>
           </w:p>
         </w:tc>
@@ -7180,7 +7189,7 @@
           </w:tcPr>
           <w:p>
             <w:r>
-              <w:t>2025-03-25</w:t>
+              <w:t>2025-04-07</w:t>
             </w:r>
           </w:p>
         </w:tc>
@@ -7192,12 +7201,12 @@
           <w:p>
             <w:pPr>
               <w:rPr>
-                <w:lang w:val="en"/>
-              </w:rPr>
-            </w:pPr>
-            <w:r>
-              <w:rPr>
-                <w:lang w:val="en"/>
+                <w:lang w:val="en-US"/>
+              </w:rPr>
+            </w:pPr>
+            <w:r>
+              <w:rPr>
+                <w:lang w:val="en-US"/>
               </w:rPr>
               <w:t xml:space="preserve">Add directive </w:t>
             </w:r>
@@ -7207,22 +7216,58 @@
                 <w:color w:val="0070C0"/>
                 <w:lang w:val="en"/>
               </w:rPr>
-              <w:t>WebTrackingStartsWithURI</w:t>
+              <w:t>WebTrackingExcludeExactURI</w:t>
             </w:r>
             <w:proofErr w:type="spellEnd"/>
           </w:p>
           <w:p>
             <w:pPr>
               <w:rPr>
+                <w:lang w:val="en-US"/>
+              </w:rPr>
+            </w:pPr>
+            <w:r>
+              <w:rPr>
+                <w:lang w:val="en-US"/>
+              </w:rPr>
+              <w:t xml:space="preserve">Add directive </w:t>
+            </w:r>
+            <w:proofErr w:type="spellStart"/>
+            <w:r>
+              <w:rPr>
+                <w:color w:val="0070C0"/>
                 <w:lang w:val="en"/>
               </w:rPr>
-            </w:pPr>
-            <w:r>
-              <w:rPr>
+              <w:t>WebTrackingExcludeStartsWithURI</w:t>
+            </w:r>
+            <w:proofErr w:type="spellEnd"/>
+          </w:p>
+          <w:p>
+            <w:proofErr w:type="spellStart"/>
+            <w:r>
+              <w:t>Add</w:t>
+            </w:r>
+            <w:proofErr w:type="spellEnd"/>
+            <w:r>
+              <w:t xml:space="preserve"> </w:t>
+            </w:r>
+            <w:proofErr w:type="spellStart"/>
+            <w:r>
+              <w:t>directive</w:t>
+            </w:r>
+            <w:proofErr w:type="spellEnd"/>
+            <w:r>
+              <w:t xml:space="preserve"> </w:t>
+            </w:r>
+            <w:proofErr w:type="spellStart"/>
+            <w:r>
+              <w:rPr>
+                <w:color w:val="0070C0"/>
                 <w:lang w:val="en"/>
               </w:rPr>
-              <w:t>Fix some minor bugs</w:t>
-            </w:r>
+              <w:t>WebTrackingExactHost</w:t>
+            </w:r>
+            <w:proofErr w:type="spellEnd"/>
           </w:p>
         </w:tc>
       </w:tr>
@@ -7253,24 +7298,7 @@
                 <w:bCs/>
                 <w:color w:val="FFFFFF"/>
               </w:rPr>
-              <w:t>2025.3.13.1</w:t>
-            </w:r>
-            <w:r>
-              <w:rPr>
-                <w:b/>
-                <w:bCs/>
-                <w:color w:val="FFFFFF"/>
-              </w:rPr>
-              <w:br/>
-            </w:r>
-            <w:r>
-              <w:rPr>
-                <w:b/>
-                <w:bCs/>
-                <w:color w:val="FFFFFF"/>
-                <w:highlight w:val="darkBlue"/>
-              </w:rPr>
-              <w:t>[R2025.5]</w:t>
+              <w:t>2025.3.25.1</w:t>
             </w:r>
           </w:p>
         </w:tc>
@@ -7281,7 +7309,7 @@
           </w:tcPr>
           <w:p>
             <w:r>
-              <w:t>2025-03-13</w:t>
+              <w:t>2025-03-25</w:t>
             </w:r>
           </w:p>
         </w:tc>
@@ -7293,7 +7321,6 @@
           <w:p>
             <w:pPr>
               <w:rPr>
-                <w:u w:val="single"/>
                 <w:lang w:val="en"/>
               </w:rPr>
             </w:pPr>
@@ -7301,7 +7328,29 @@
               <w:rPr>
                 <w:lang w:val="en"/>
               </w:rPr>
-              <w:t>Fix cookie removals</w:t>
+              <w:t xml:space="preserve">Add directive </w:t>
+            </w:r>
+            <w:proofErr w:type="spellStart"/>
+            <w:r>
+              <w:rPr>
+                <w:color w:val="0070C0"/>
+                <w:lang w:val="en"/>
+              </w:rPr>
+              <w:t>WebTrackingStartsWithURI</w:t>
+            </w:r>
+            <w:proofErr w:type="spellEnd"/>
+          </w:p>
+          <w:p>
+            <w:pPr>
+              <w:rPr>
+                <w:lang w:val="en"/>
+              </w:rPr>
+            </w:pPr>
+            <w:r>
+              <w:rPr>
+                <w:lang w:val="en"/>
+              </w:rPr>
+              <w:t>Fix some minor bugs</w:t>
             </w:r>
           </w:p>
         </w:tc>
@@ -7325,7 +7374,6 @@
                 <w:b/>
                 <w:bCs/>
                 <w:color w:val="FFFFFF"/>
-                <w:u w:val="single"/>
               </w:rPr>
             </w:pPr>
             <w:r>
@@ -7334,7 +7382,7 @@
                 <w:bCs/>
                 <w:color w:val="FFFFFF"/>
               </w:rPr>
-              <w:t>2025.3.5.1</w:t>
+              <w:t>2025.3.13.1</w:t>
             </w:r>
             <w:r>
               <w:rPr>
@@ -7351,7 +7399,7 @@
                 <w:color w:val="FFFFFF"/>
                 <w:highlight w:val="darkBlue"/>
               </w:rPr>
-              <w:t>[R2025.4]</w:t>
+              <w:t>[R2025.5]</w:t>
             </w:r>
           </w:p>
         </w:tc>
@@ -7362,7 +7410,7 @@
           </w:tcPr>
           <w:p>
             <w:r>
-              <w:t>2025-03-05</w:t>
+              <w:t>2025-03-13</w:t>
             </w:r>
           </w:p>
         </w:tc>
@@ -7374,6 +7422,7 @@
           <w:p>
             <w:pPr>
               <w:rPr>
+                <w:u w:val="single"/>
                 <w:lang w:val="en"/>
               </w:rPr>
             </w:pPr>
@@ -7381,63 +7430,7 @@
               <w:rPr>
                 <w:lang w:val="en"/>
               </w:rPr>
-              <w:t xml:space="preserve">Add directive </w:t>
-            </w:r>
-            <w:proofErr w:type="spellStart"/>
-            <w:r>
-              <w:rPr>
-                <w:color w:val="0070C0"/>
-                <w:lang w:val="en"/>
-              </w:rPr>
-              <w:t>WebTrackingExactU</w:t>
-            </w:r>
-            <w:r>
-              <w:rPr>
-                <w:color w:val="0070C0"/>
-                <w:lang w:val="en"/>
-              </w:rPr>
-              <w:t>RI</w:t>
-            </w:r>
-            <w:proofErr w:type="spellEnd"/>
-          </w:p>
-          <w:p>
-            <w:pPr>
-              <w:rPr>
-                <w:lang w:val="en"/>
-              </w:rPr>
-            </w:pPr>
-            <w:r>
-              <w:rPr>
-                <w:lang w:val="en"/>
-              </w:rPr>
-              <w:t xml:space="preserve">Improve trace </w:t>
-            </w:r>
-            <w:proofErr w:type="spellStart"/>
-            <w:r>
-              <w:rPr>
-                <w:lang w:val="en"/>
-              </w:rPr>
-              <w:t>uri</w:t>
-            </w:r>
-            <w:proofErr w:type="spellEnd"/>
-            <w:r>
-              <w:rPr>
-                <w:lang w:val="en"/>
-              </w:rPr>
-              <w:t xml:space="preserve"> implementation</w:t>
-            </w:r>
-          </w:p>
-          <w:p>
-            <w:pPr>
-              <w:rPr>
-                <w:lang w:val="en-US"/>
-              </w:rPr>
-            </w:pPr>
-            <w:r>
-              <w:rPr>
-                <w:lang w:val="en-US"/>
-              </w:rPr>
-              <w:t>Add folder directory creation at startup (it depends on permissions)</w:t>
+              <w:t>Fix cookie removals</w:t>
             </w:r>
           </w:p>
         </w:tc>
@@ -7461,6 +7454,7 @@
                 <w:b/>
                 <w:bCs/>
                 <w:color w:val="FFFFFF"/>
+                <w:u w:val="single"/>
               </w:rPr>
             </w:pPr>
             <w:r>
@@ -7469,7 +7463,7 @@
                 <w:bCs/>
                 <w:color w:val="FFFFFF"/>
               </w:rPr>
-              <w:t>2025.2.21.1</w:t>
+              <w:t>2025.3.5.1</w:t>
             </w:r>
             <w:r>
               <w:rPr>
@@ -7486,7 +7480,7 @@
                 <w:color w:val="FFFFFF"/>
                 <w:highlight w:val="darkBlue"/>
               </w:rPr>
-              <w:t>[R2025.3]</w:t>
+              <w:t>[R2025.4]</w:t>
             </w:r>
           </w:p>
         </w:tc>
@@ -7497,7 +7491,7 @@
           </w:tcPr>
           <w:p>
             <w:r>
-              <w:t>2025-02-21</w:t>
+              <w:t>2025-03-05</w:t>
             </w:r>
           </w:p>
         </w:tc>
@@ -7516,44 +7510,63 @@
               <w:rPr>
                 <w:lang w:val="en"/>
               </w:rPr>
-              <w:t>Remove tracking of request with protocol different than HTTP/1.1</w:t>
-            </w:r>
-          </w:p>
-          <w:p>
-            <w:pPr>
-              <w:rPr>
-                <w:lang w:val="en-US"/>
-              </w:rPr>
-            </w:pPr>
-            <w:r>
-              <w:rPr>
-                <w:lang w:val="en-US"/>
-              </w:rPr>
-              <w:t>Add exce</w:t>
-            </w:r>
-            <w:r>
-              <w:rPr>
-                <w:lang w:val="en-US"/>
-              </w:rPr>
-              <w:t>p</w:t>
-            </w:r>
-            <w:r>
-              <w:rPr>
-                <w:lang w:val="en-US"/>
-              </w:rPr>
-              <w:t xml:space="preserve">tion guards for </w:t>
-            </w:r>
-            <w:r>
-              <w:rPr>
-                <w:lang w:val="en-US"/>
-              </w:rPr>
-              <w:t xml:space="preserve">then </w:t>
-            </w:r>
-            <w:r>
-              <w:rPr>
-                <w:lang w:val="en-US"/>
-              </w:rPr>
-              <w:t>main functions</w:t>
+              <w:t xml:space="preserve">Add directive </w:t>
+            </w:r>
+            <w:proofErr w:type="spellStart"/>
+            <w:r>
+              <w:rPr>
+                <w:color w:val="0070C0"/>
+                <w:lang w:val="en"/>
+              </w:rPr>
+              <w:t>WebTrackingExactU</w:t>
+            </w:r>
+            <w:r>
+              <w:rPr>
+                <w:color w:val="0070C0"/>
+                <w:lang w:val="en"/>
+              </w:rPr>
+              <w:t>RI</w:t>
+            </w:r>
+            <w:proofErr w:type="spellEnd"/>
+          </w:p>
+          <w:p>
+            <w:pPr>
+              <w:rPr>
+                <w:lang w:val="en"/>
+              </w:rPr>
+            </w:pPr>
+            <w:r>
+              <w:rPr>
+                <w:lang w:val="en"/>
+              </w:rPr>
+              <w:t xml:space="preserve">Improve trace </w:t>
+            </w:r>
+            <w:proofErr w:type="spellStart"/>
+            <w:r>
+              <w:rPr>
+                <w:lang w:val="en"/>
+              </w:rPr>
+              <w:t>uri</w:t>
+            </w:r>
+            <w:proofErr w:type="spellEnd"/>
+            <w:r>
+              <w:rPr>
+                <w:lang w:val="en"/>
+              </w:rPr>
+              <w:t xml:space="preserve"> implementation</w:t>
+            </w:r>
+          </w:p>
+          <w:p>
+            <w:pPr>
+              <w:rPr>
+                <w:lang w:val="en-US"/>
+              </w:rPr>
+            </w:pPr>
+            <w:r>
+              <w:rPr>
+                <w:lang w:val="en-US"/>
+              </w:rPr>
+              <w:t>Add folder directory creation at startup (it depends on permissions)</w:t>
             </w:r>
           </w:p>
         </w:tc>
@@ -7585,7 +7598,7 @@
                 <w:bCs/>
                 <w:color w:val="FFFFFF"/>
               </w:rPr>
-              <w:t>2025.2.18.1</w:t>
+              <w:t>2025.2.21.1</w:t>
             </w:r>
             <w:r>
               <w:rPr>
@@ -7602,7 +7615,7 @@
                 <w:color w:val="FFFFFF"/>
                 <w:highlight w:val="darkBlue"/>
               </w:rPr>
-              <w:t>[R2025.2]</w:t>
+              <w:t>[R2025.3]</w:t>
             </w:r>
           </w:p>
         </w:tc>
@@ -7612,13 +7625,8 @@
             <w:shd w:val="clear" w:color="auto" w:fill="C5E0B3"/>
           </w:tcPr>
           <w:p>
-            <w:pPr>
-              <w:rPr>
-                <w:u w:val="single"/>
-              </w:rPr>
-            </w:pPr>
-            <w:r>
-              <w:t>2025-02-18</w:t>
+            <w:r>
+              <w:t>2025-02-21</w:t>
             </w:r>
           </w:p>
         </w:tc>
@@ -7637,108 +7645,44 @@
               <w:rPr>
                 <w:lang w:val="en"/>
               </w:rPr>
-              <w:t>Remove output headers from response body</w:t>
-            </w:r>
-          </w:p>
-          <w:p>
-            <w:pPr>
-              <w:rPr>
-                <w:lang w:val="en-US"/>
-              </w:rPr>
-            </w:pPr>
-            <w:r>
-              <w:rPr>
-                <w:lang w:val="en-US"/>
-              </w:rPr>
-              <w:t>Fix memory allocations to remove leaks</w:t>
-            </w:r>
-          </w:p>
-          <w:p>
-            <w:pPr>
-              <w:rPr>
-                <w:lang w:val="en-US"/>
-              </w:rPr>
-            </w:pPr>
-            <w:r>
-              <w:rPr>
-                <w:lang w:val="en-US"/>
-              </w:rPr>
-              <w:t xml:space="preserve">Enhance file management to reduce </w:t>
-            </w:r>
-            <w:r>
-              <w:rPr>
-                <w:lang w:val="en-US"/>
-              </w:rPr>
-              <w:t xml:space="preserve">its </w:t>
-            </w:r>
-            <w:r>
-              <w:rPr>
-                <w:lang w:val="en-US"/>
-              </w:rPr>
-              <w:t>overhead</w:t>
-            </w:r>
-          </w:p>
-          <w:p>
-            <w:pPr>
-              <w:rPr>
-                <w:lang w:val="en-US"/>
-              </w:rPr>
-            </w:pPr>
-            <w:r>
-              <w:rPr>
-                <w:lang w:val="en-US"/>
-              </w:rPr>
-              <w:t xml:space="preserve">Change </w:t>
-            </w:r>
-            <w:proofErr w:type="spellStart"/>
-            <w:r>
-              <w:rPr>
-                <w:lang w:val="en-US"/>
-              </w:rPr>
-              <w:t>uuid</w:t>
-            </w:r>
-            <w:proofErr w:type="spellEnd"/>
-            <w:r>
-              <w:rPr>
-                <w:lang w:val="en-US"/>
-              </w:rPr>
-              <w:t xml:space="preserve"> algorithm</w:t>
-            </w:r>
-          </w:p>
-          <w:p>
-            <w:pPr>
-              <w:rPr>
-                <w:color w:val="0070C0"/>
-                <w:lang w:val="en-US"/>
-              </w:rPr>
-            </w:pPr>
-            <w:r>
-              <w:rPr>
-                <w:lang w:val="en-US"/>
-              </w:rPr>
-              <w:t xml:space="preserve">Remove directive </w:t>
-            </w:r>
-            <w:proofErr w:type="spellStart"/>
-            <w:r>
-              <w:rPr>
-                <w:color w:val="0070C0"/>
-                <w:lang w:val="en-US"/>
-              </w:rPr>
-              <w:t>WebTrackingID</w:t>
-            </w:r>
-            <w:proofErr w:type="spellEnd"/>
-          </w:p>
-          <w:p>
-            <w:pPr>
-              <w:rPr>
-                <w:lang w:val="en-US"/>
-              </w:rPr>
-            </w:pPr>
-            <w:r>
-              <w:rPr>
-                <w:lang w:val="en-US"/>
-              </w:rPr>
-              <w:t>Fix encoding POST query string as “*Post” header</w:t>
+              <w:t>Remove tracking of request with protocol different than HTTP/1.1</w:t>
+            </w:r>
+          </w:p>
+          <w:p>
+            <w:pPr>
+              <w:rPr>
+                <w:lang w:val="en-US"/>
+              </w:rPr>
+            </w:pPr>
+            <w:r>
+              <w:rPr>
+                <w:lang w:val="en-US"/>
+              </w:rPr>
+              <w:t>Add exce</w:t>
+            </w:r>
+            <w:r>
+              <w:rPr>
+                <w:lang w:val="en-US"/>
+              </w:rPr>
+              <w:t>p</w:t>
+            </w:r>
+            <w:r>
+              <w:rPr>
+                <w:lang w:val="en-US"/>
+              </w:rPr>
+              <w:t xml:space="preserve">tion guards for </w:t>
+            </w:r>
+            <w:r>
+              <w:rPr>
+                <w:lang w:val="en-US"/>
+              </w:rPr>
+              <w:t xml:space="preserve">then </w:t>
+            </w:r>
+            <w:r>
+              <w:rPr>
+                <w:lang w:val="en-US"/>
+              </w:rPr>
+              <w:t>main functions</w:t>
             </w:r>
           </w:p>
         </w:tc>
@@ -7762,7 +7706,6 @@
                 <w:b/>
                 <w:bCs/>
                 <w:color w:val="FFFFFF"/>
-                <w:u w:val="single"/>
               </w:rPr>
             </w:pPr>
             <w:r>
@@ -7771,48 +7714,7 @@
                 <w:bCs/>
                 <w:color w:val="FFFFFF"/>
               </w:rPr>
-              <w:lastRenderedPageBreak/>
-              <w:t>2025.</w:t>
-            </w:r>
-            <w:r>
-              <w:rPr>
-                <w:b/>
-                <w:bCs/>
-                <w:color w:val="FFFFFF"/>
-              </w:rPr>
-              <w:t>2</w:t>
-            </w:r>
-            <w:r>
-              <w:rPr>
-                <w:b/>
-                <w:bCs/>
-                <w:color w:val="FFFFFF"/>
-              </w:rPr>
-              <w:t>.</w:t>
-            </w:r>
-            <w:r>
-              <w:rPr>
-                <w:b/>
-                <w:bCs/>
-                <w:color w:val="FFFFFF"/>
-              </w:rPr>
-              <w:t>10</w:t>
-            </w:r>
-            <w:r>
-              <w:rPr>
-                <w:b/>
-                <w:bCs/>
-                <w:color w:val="FFFFFF"/>
-              </w:rPr>
-              <w:t>.</w:t>
-            </w:r>
-            <w:r>
-              <w:rPr>
-                <w:b/>
-                <w:bCs/>
-                <w:color w:val="FFFFFF"/>
-              </w:rPr>
-              <w:t>2</w:t>
+              <w:t>2025.2.18.1</w:t>
             </w:r>
             <w:r>
               <w:rPr>
@@ -7829,7 +7731,7 @@
                 <w:color w:val="FFFFFF"/>
                 <w:highlight w:val="darkBlue"/>
               </w:rPr>
-              <w:t>[R2025.1]</w:t>
+              <w:t>[R2025.2]</w:t>
             </w:r>
           </w:p>
         </w:tc>
@@ -7845,7 +7747,7 @@
               </w:rPr>
             </w:pPr>
             <w:r>
-              <w:t>2025-02-10</w:t>
+              <w:t>2025-02-18</w:t>
             </w:r>
           </w:p>
         </w:tc>
@@ -7864,207 +7766,108 @@
               <w:rPr>
                 <w:lang w:val="en"/>
               </w:rPr>
-              <w:t>Implement request/</w:t>
+              <w:t>Remove output headers from response body</w:t>
+            </w:r>
+          </w:p>
+          <w:p>
+            <w:pPr>
+              <w:rPr>
+                <w:lang w:val="en-US"/>
+              </w:rPr>
+            </w:pPr>
+            <w:r>
+              <w:rPr>
+                <w:lang w:val="en-US"/>
+              </w:rPr>
+              <w:t>Fix memory allocations to remove leaks</w:t>
+            </w:r>
+          </w:p>
+          <w:p>
+            <w:pPr>
+              <w:rPr>
+                <w:lang w:val="en-US"/>
+              </w:rPr>
+            </w:pPr>
+            <w:r>
+              <w:rPr>
+                <w:lang w:val="en-US"/>
+              </w:rPr>
+              <w:t xml:space="preserve">Enhance file management to reduce </w:t>
+            </w:r>
+            <w:r>
+              <w:rPr>
+                <w:lang w:val="en-US"/>
+              </w:rPr>
+              <w:t xml:space="preserve">its </w:t>
+            </w:r>
+            <w:r>
+              <w:rPr>
+                <w:lang w:val="en-US"/>
+              </w:rPr>
+              <w:t>overhead</w:t>
+            </w:r>
+          </w:p>
+          <w:p>
+            <w:pPr>
+              <w:rPr>
+                <w:lang w:val="en-US"/>
+              </w:rPr>
+            </w:pPr>
+            <w:r>
+              <w:rPr>
+                <w:lang w:val="en-US"/>
+              </w:rPr>
+              <w:t xml:space="preserve">Change </w:t>
             </w:r>
             <w:proofErr w:type="spellStart"/>
             <w:r>
               <w:rPr>
-                <w:lang w:val="en"/>
-              </w:rPr>
-              <w:t>responce</w:t>
+                <w:lang w:val="en-US"/>
+              </w:rPr>
+              <w:t>uuid</w:t>
             </w:r>
             <w:proofErr w:type="spellEnd"/>
             <w:r>
               <w:rPr>
-                <w:lang w:val="en"/>
-              </w:rPr>
-              <w:t xml:space="preserve"> cycle functions using C++23</w:t>
-            </w:r>
-          </w:p>
-          <w:p>
-            <w:pPr>
-              <w:rPr>
-                <w:lang w:val="en"/>
-              </w:rPr>
-            </w:pPr>
-            <w:r>
-              <w:rPr>
-                <w:lang w:val="en"/>
-              </w:rPr>
-              <w:t>Implement record file management in C++23</w:t>
-            </w:r>
-          </w:p>
-          <w:p>
-            <w:pPr>
-              <w:rPr>
-                <w:lang w:val="en"/>
-              </w:rPr>
-            </w:pPr>
-            <w:r>
-              <w:rPr>
-                <w:lang w:val="en"/>
-              </w:rPr>
-              <w:t>Change tracking data record format and contents</w:t>
-            </w:r>
-          </w:p>
-          <w:p>
-            <w:pPr>
-              <w:rPr>
-                <w:u w:val="single"/>
-                <w:lang w:val="en"/>
-              </w:rPr>
-            </w:pPr>
-            <w:r>
-              <w:rPr>
-                <w:lang w:val="en"/>
-              </w:rPr>
-              <w:t xml:space="preserve">Change requirements for directives </w:t>
+                <w:lang w:val="en-US"/>
+              </w:rPr>
+              <w:t xml:space="preserve"> algorithm</w:t>
+            </w:r>
+          </w:p>
+          <w:p>
+            <w:pPr>
+              <w:rPr>
+                <w:color w:val="0070C0"/>
+                <w:lang w:val="en-US"/>
+              </w:rPr>
+            </w:pPr>
+            <w:r>
+              <w:rPr>
+                <w:lang w:val="en-US"/>
+              </w:rPr>
+              <w:t xml:space="preserve">Remove directive </w:t>
             </w:r>
             <w:proofErr w:type="spellStart"/>
             <w:r>
               <w:rPr>
                 <w:color w:val="0070C0"/>
-                <w:lang w:val="en"/>
-              </w:rPr>
-              <w:t>WebTrackingDisablingHeader</w:t>
+                <w:lang w:val="en-US"/>
+              </w:rPr>
+              <w:t>WebTrackingID</w:t>
             </w:r>
             <w:proofErr w:type="spellEnd"/>
-            <w:r>
-              <w:rPr>
-                <w:lang w:val="en"/>
-              </w:rPr>
-              <w:t xml:space="preserve"> and </w:t>
-            </w:r>
-            <w:proofErr w:type="spellStart"/>
-            <w:r>
-              <w:rPr>
-                <w:color w:val="0070C0"/>
-                <w:lang w:val="en"/>
-              </w:rPr>
-              <w:t>WebTrackingOutputHeader</w:t>
-            </w:r>
-            <w:proofErr w:type="spellEnd"/>
-          </w:p>
-          <w:p>
-            <w:pPr>
-              <w:rPr>
-                <w:lang w:val="en"/>
-              </w:rPr>
-            </w:pPr>
-            <w:r>
-              <w:rPr>
-                <w:lang w:val="en"/>
-              </w:rPr>
-              <w:t>Add styl</w:t>
-            </w:r>
-            <w:r>
-              <w:rPr>
-                <w:lang w:val="en"/>
-              </w:rPr>
-              <w:t>ing</w:t>
-            </w:r>
-            <w:r>
-              <w:rPr>
-                <w:lang w:val="en"/>
-              </w:rPr>
-              <w:t xml:space="preserve"> </w:t>
-            </w:r>
-            <w:r>
-              <w:rPr>
-                <w:lang w:val="en"/>
-              </w:rPr>
-              <w:t>to</w:t>
-            </w:r>
-            <w:r>
-              <w:rPr>
-                <w:lang w:val="en"/>
-              </w:rPr>
-              <w:t xml:space="preserve"> server status hook</w:t>
-            </w:r>
-          </w:p>
-          <w:p>
-            <w:pPr>
-              <w:rPr>
-                <w:lang w:val="en"/>
-              </w:rPr>
-            </w:pPr>
-            <w:r>
-              <w:rPr>
-                <w:lang w:val="en"/>
-              </w:rPr>
-              <w:t>Implement hot debug for specific resources</w:t>
-            </w:r>
-          </w:p>
-          <w:p>
-            <w:pPr>
-              <w:rPr>
-                <w:u w:val="single"/>
-                <w:lang w:val="en"/>
-              </w:rPr>
-            </w:pPr>
-            <w:r>
-              <w:rPr>
-                <w:lang w:val="en"/>
-              </w:rPr>
-              <w:t>Implement some runtime optimizations and some code enhancements</w:t>
-            </w:r>
-          </w:p>
-          <w:p>
-            <w:pPr>
-              <w:rPr>
-                <w:lang w:val="en"/>
-              </w:rPr>
-            </w:pPr>
-            <w:r>
-              <w:rPr>
-                <w:lang w:val="en"/>
-              </w:rPr>
-              <w:t xml:space="preserve">Remove directive </w:t>
-            </w:r>
-            <w:proofErr w:type="spellStart"/>
-            <w:r>
-              <w:rPr>
-                <w:color w:val="0070C0"/>
-                <w:lang w:val="en"/>
-              </w:rPr>
-              <w:t>WebTrackingPrintWASUser</w:t>
-            </w:r>
-            <w:proofErr w:type="spellEnd"/>
-          </w:p>
-          <w:p>
-            <w:pPr>
-              <w:rPr>
-                <w:lang w:val="en"/>
-              </w:rPr>
-            </w:pPr>
-            <w:r>
-              <w:rPr>
-                <w:lang w:val="en"/>
-              </w:rPr>
-              <w:t xml:space="preserve">Remove directive </w:t>
-            </w:r>
-            <w:proofErr w:type="spellStart"/>
-            <w:r>
-              <w:rPr>
-                <w:color w:val="0070C0"/>
-                <w:lang w:val="en"/>
-              </w:rPr>
-              <w:t>WebTrackingPrintRequestHeader</w:t>
-            </w:r>
-            <w:proofErr w:type="spellEnd"/>
-          </w:p>
-          <w:p>
-            <w:pPr>
-              <w:rPr>
-                <w:u w:val="single"/>
-                <w:lang w:val="en"/>
-              </w:rPr>
-            </w:pPr>
-            <w:r>
-              <w:rPr>
-                <w:lang w:val="en"/>
-              </w:rPr>
-              <w:t>Move to GNU Compiler Collection 14.2.1</w:t>
+          </w:p>
+          <w:p>
+            <w:pPr>
+              <w:rPr>
+                <w:lang w:val="en-US"/>
+              </w:rPr>
+            </w:pPr>
+            <w:r>
+              <w:rPr>
+                <w:lang w:val="en-US"/>
+              </w:rPr>
+              <w:t>Fix encoding POST query string as “*Post” header</w:t>
             </w:r>
           </w:p>
         </w:tc>
@@ -8088,6 +7891,7 @@
                 <w:b/>
                 <w:bCs/>
                 <w:color w:val="FFFFFF"/>
+                <w:u w:val="single"/>
               </w:rPr>
             </w:pPr>
             <w:r>
@@ -8096,7 +7900,65 @@
                 <w:bCs/>
                 <w:color w:val="FFFFFF"/>
               </w:rPr>
-              <w:t>2025.1.15.1</w:t>
+              <w:lastRenderedPageBreak/>
+              <w:t>2025.</w:t>
+            </w:r>
+            <w:r>
+              <w:rPr>
+                <w:b/>
+                <w:bCs/>
+                <w:color w:val="FFFFFF"/>
+              </w:rPr>
+              <w:t>2</w:t>
+            </w:r>
+            <w:r>
+              <w:rPr>
+                <w:b/>
+                <w:bCs/>
+                <w:color w:val="FFFFFF"/>
+              </w:rPr>
+              <w:t>.</w:t>
+            </w:r>
+            <w:r>
+              <w:rPr>
+                <w:b/>
+                <w:bCs/>
+                <w:color w:val="FFFFFF"/>
+              </w:rPr>
+              <w:t>10</w:t>
+            </w:r>
+            <w:r>
+              <w:rPr>
+                <w:b/>
+                <w:bCs/>
+                <w:color w:val="FFFFFF"/>
+              </w:rPr>
+              <w:t>.</w:t>
+            </w:r>
+            <w:r>
+              <w:rPr>
+                <w:b/>
+                <w:bCs/>
+                <w:color w:val="FFFFFF"/>
+              </w:rPr>
+              <w:t>2</w:t>
+            </w:r>
+            <w:r>
+              <w:rPr>
+                <w:b/>
+                <w:bCs/>
+                <w:color w:val="FFFFFF"/>
+              </w:rPr>
+              <w:br/>
+            </w:r>
+            <w:r>
+              <w:rPr>
+                <w:b/>
+                <w:bCs/>
+                <w:color w:val="FFFFFF"/>
+                <w:highlight w:val="darkBlue"/>
+              </w:rPr>
+              <w:t>[R2025.1]</w:t>
             </w:r>
           </w:p>
         </w:tc>
@@ -8106,8 +7968,13 @@
             <w:shd w:val="clear" w:color="auto" w:fill="C5E0B3"/>
           </w:tcPr>
           <w:p>
-            <w:r>
-              <w:t>2025-01-15</w:t>
+            <w:pPr>
+              <w:rPr>
+                <w:u w:val="single"/>
+              </w:rPr>
+            </w:pPr>
+            <w:r>
+              <w:t>2025-02-10</w:t>
             </w:r>
           </w:p>
         </w:tc>
@@ -8126,7 +7993,207 @@
               <w:rPr>
                 <w:lang w:val="en"/>
               </w:rPr>
-              <w:t>Move configuration directives printing out from DEBUG to INFO</w:t>
+              <w:t>Implement request/</w:t>
+            </w:r>
+            <w:proofErr w:type="spellStart"/>
+            <w:r>
+              <w:rPr>
+                <w:lang w:val="en"/>
+              </w:rPr>
+              <w:t>responce</w:t>
+            </w:r>
+            <w:proofErr w:type="spellEnd"/>
+            <w:r>
+              <w:rPr>
+                <w:lang w:val="en"/>
+              </w:rPr>
+              <w:t xml:space="preserve"> cycle functions using C++23</w:t>
+            </w:r>
+          </w:p>
+          <w:p>
+            <w:pPr>
+              <w:rPr>
+                <w:lang w:val="en"/>
+              </w:rPr>
+            </w:pPr>
+            <w:r>
+              <w:rPr>
+                <w:lang w:val="en"/>
+              </w:rPr>
+              <w:t>Implement record file management in C++23</w:t>
+            </w:r>
+          </w:p>
+          <w:p>
+            <w:pPr>
+              <w:rPr>
+                <w:lang w:val="en"/>
+              </w:rPr>
+            </w:pPr>
+            <w:r>
+              <w:rPr>
+                <w:lang w:val="en"/>
+              </w:rPr>
+              <w:t>Change tracking data record format and contents</w:t>
+            </w:r>
+          </w:p>
+          <w:p>
+            <w:pPr>
+              <w:rPr>
+                <w:u w:val="single"/>
+                <w:lang w:val="en"/>
+              </w:rPr>
+            </w:pPr>
+            <w:r>
+              <w:rPr>
+                <w:lang w:val="en"/>
+              </w:rPr>
+              <w:t xml:space="preserve">Change requirements for directives </w:t>
+            </w:r>
+            <w:proofErr w:type="spellStart"/>
+            <w:r>
+              <w:rPr>
+                <w:color w:val="0070C0"/>
+                <w:lang w:val="en"/>
+              </w:rPr>
+              <w:t>WebTrackingDisablingHeader</w:t>
+            </w:r>
+            <w:proofErr w:type="spellEnd"/>
+            <w:r>
+              <w:rPr>
+                <w:lang w:val="en"/>
+              </w:rPr>
+              <w:t xml:space="preserve"> and </w:t>
+            </w:r>
+            <w:proofErr w:type="spellStart"/>
+            <w:r>
+              <w:rPr>
+                <w:color w:val="0070C0"/>
+                <w:lang w:val="en"/>
+              </w:rPr>
+              <w:t>WebTrackingOutputHeader</w:t>
+            </w:r>
+            <w:proofErr w:type="spellEnd"/>
+          </w:p>
+          <w:p>
+            <w:pPr>
+              <w:rPr>
+                <w:lang w:val="en"/>
+              </w:rPr>
+            </w:pPr>
+            <w:r>
+              <w:rPr>
+                <w:lang w:val="en"/>
+              </w:rPr>
+              <w:t>Add styl</w:t>
+            </w:r>
+            <w:r>
+              <w:rPr>
+                <w:lang w:val="en"/>
+              </w:rPr>
+              <w:t>ing</w:t>
+            </w:r>
+            <w:r>
+              <w:rPr>
+                <w:lang w:val="en"/>
+              </w:rPr>
+              <w:t xml:space="preserve"> </w:t>
+            </w:r>
+            <w:r>
+              <w:rPr>
+                <w:lang w:val="en"/>
+              </w:rPr>
+              <w:t>to</w:t>
+            </w:r>
+            <w:r>
+              <w:rPr>
+                <w:lang w:val="en"/>
+              </w:rPr>
+              <w:t xml:space="preserve"> server status hook</w:t>
+            </w:r>
+          </w:p>
+          <w:p>
+            <w:pPr>
+              <w:rPr>
+                <w:lang w:val="en"/>
+              </w:rPr>
+            </w:pPr>
+            <w:r>
+              <w:rPr>
+                <w:lang w:val="en"/>
+              </w:rPr>
+              <w:t>Implement hot debug for specific resources</w:t>
+            </w:r>
+          </w:p>
+          <w:p>
+            <w:pPr>
+              <w:rPr>
+                <w:u w:val="single"/>
+                <w:lang w:val="en"/>
+              </w:rPr>
+            </w:pPr>
+            <w:r>
+              <w:rPr>
+                <w:lang w:val="en"/>
+              </w:rPr>
+              <w:t>Implement some runtime optimizations and some code enhancements</w:t>
+            </w:r>
+          </w:p>
+          <w:p>
+            <w:pPr>
+              <w:rPr>
+                <w:lang w:val="en"/>
+              </w:rPr>
+            </w:pPr>
+            <w:r>
+              <w:rPr>
+                <w:lang w:val="en"/>
+              </w:rPr>
+              <w:t xml:space="preserve">Remove directive </w:t>
+            </w:r>
+            <w:proofErr w:type="spellStart"/>
+            <w:r>
+              <w:rPr>
+                <w:color w:val="0070C0"/>
+                <w:lang w:val="en"/>
+              </w:rPr>
+              <w:t>WebTrackingPrintWASUser</w:t>
+            </w:r>
+            <w:proofErr w:type="spellEnd"/>
+          </w:p>
+          <w:p>
+            <w:pPr>
+              <w:rPr>
+                <w:lang w:val="en"/>
+              </w:rPr>
+            </w:pPr>
+            <w:r>
+              <w:rPr>
+                <w:lang w:val="en"/>
+              </w:rPr>
+              <w:t xml:space="preserve">Remove directive </w:t>
+            </w:r>
+            <w:proofErr w:type="spellStart"/>
+            <w:r>
+              <w:rPr>
+                <w:color w:val="0070C0"/>
+                <w:lang w:val="en"/>
+              </w:rPr>
+              <w:t>WebTrackingPrintRequestHeader</w:t>
+            </w:r>
+            <w:proofErr w:type="spellEnd"/>
+          </w:p>
+          <w:p>
+            <w:pPr>
+              <w:rPr>
+                <w:u w:val="single"/>
+                <w:lang w:val="en"/>
+              </w:rPr>
+            </w:pPr>
+            <w:r>
+              <w:rPr>
+                <w:lang w:val="en"/>
+              </w:rPr>
+              <w:t>Move to GNU Compiler Collection 14.2.1</w:t>
             </w:r>
           </w:p>
         </w:tc>
@@ -8158,7 +8225,7 @@
                 <w:bCs/>
                 <w:color w:val="FFFFFF"/>
               </w:rPr>
-              <w:t>2025.1.14.1</w:t>
+              <w:t>2025.1.15.1</w:t>
             </w:r>
           </w:p>
         </w:tc>
@@ -8169,7 +8236,7 @@
           </w:tcPr>
           <w:p>
             <w:r>
-              <w:t>2024-01-14</w:t>
+              <w:t>2025-01-15</w:t>
             </w:r>
           </w:p>
         </w:tc>
@@ -8188,36 +8255,7 @@
               <w:rPr>
                 <w:lang w:val="en"/>
               </w:rPr>
-              <w:t xml:space="preserve">Change </w:t>
-            </w:r>
-            <w:proofErr w:type="spellStart"/>
-            <w:r>
-              <w:rPr>
-                <w:color w:val="0070C0"/>
-                <w:lang w:val="en"/>
-              </w:rPr>
-              <w:t>WebTrackingBodyLimit</w:t>
-            </w:r>
-            <w:proofErr w:type="spellEnd"/>
-            <w:r>
-              <w:rPr>
-                <w:lang w:val="en"/>
-              </w:rPr>
-              <w:t xml:space="preserve"> meaning and implement it</w:t>
-            </w:r>
-          </w:p>
-          <w:p>
-            <w:pPr>
-              <w:rPr>
-                <w:u w:val="single"/>
-                <w:lang w:val="en"/>
-              </w:rPr>
-            </w:pPr>
-            <w:r>
-              <w:rPr>
-                <w:lang w:val="en"/>
-              </w:rPr>
-              <w:t>The body limit is also compared to inflated bodies</w:t>
+              <w:t>Move configuration directives printing out from DEBUG to INFO</w:t>
             </w:r>
           </w:p>
         </w:tc>
@@ -8249,7 +8287,7 @@
                 <w:bCs/>
                 <w:color w:val="FFFFFF"/>
               </w:rPr>
-              <w:t>2025.1.9.1</w:t>
+              <w:t>2025.1.14.1</w:t>
             </w:r>
           </w:p>
         </w:tc>
@@ -8260,7 +8298,7 @@
           </w:tcPr>
           <w:p>
             <w:r>
-              <w:t>2025-01-09</w:t>
+              <w:t>2024-01-14</w:t>
             </w:r>
           </w:p>
         </w:tc>
@@ -8279,7 +8317,36 @@
               <w:rPr>
                 <w:lang w:val="en"/>
               </w:rPr>
-              <w:t>Simplify algorithm to move current record file</w:t>
+              <w:t xml:space="preserve">Change </w:t>
+            </w:r>
+            <w:proofErr w:type="spellStart"/>
+            <w:r>
+              <w:rPr>
+                <w:color w:val="0070C0"/>
+                <w:lang w:val="en"/>
+              </w:rPr>
+              <w:t>WebTrackingBodyLimit</w:t>
+            </w:r>
+            <w:proofErr w:type="spellEnd"/>
+            <w:r>
+              <w:rPr>
+                <w:lang w:val="en"/>
+              </w:rPr>
+              <w:t xml:space="preserve"> meaning and implement it</w:t>
+            </w:r>
+          </w:p>
+          <w:p>
+            <w:pPr>
+              <w:rPr>
+                <w:u w:val="single"/>
+                <w:lang w:val="en"/>
+              </w:rPr>
+            </w:pPr>
+            <w:r>
+              <w:rPr>
+                <w:lang w:val="en"/>
+              </w:rPr>
+              <w:t>The body limit is also compared to inflated bodies</w:t>
             </w:r>
           </w:p>
         </w:tc>
@@ -8311,7 +8378,7 @@
                 <w:bCs/>
                 <w:color w:val="FFFFFF"/>
               </w:rPr>
-              <w:t>2024.12.20.1</w:t>
+              <w:t>2025.1.9.1</w:t>
             </w:r>
           </w:p>
         </w:tc>
@@ -8322,7 +8389,7 @@
           </w:tcPr>
           <w:p>
             <w:r>
-              <w:t>2024-12-20</w:t>
+              <w:t>2025-01-09</w:t>
             </w:r>
           </w:p>
         </w:tc>
@@ -8341,7 +8408,7 @@
               <w:rPr>
                 <w:lang w:val="en"/>
               </w:rPr>
-              <w:t>Change algorithm to copy and delete the current record file</w:t>
+              <w:t>Simplify algorithm to move current record file</w:t>
             </w:r>
           </w:p>
         </w:tc>
@@ -8373,7 +8440,7 @@
                 <w:bCs/>
                 <w:color w:val="FFFFFF"/>
               </w:rPr>
-              <w:t>2024.5.29.1</w:t>
+              <w:t>2024.12.20.1</w:t>
             </w:r>
           </w:p>
         </w:tc>
@@ -8384,7 +8451,7 @@
           </w:tcPr>
           <w:p>
             <w:r>
-              <w:t>2024-05-29</w:t>
+              <w:t>2024-12-20</w:t>
             </w:r>
           </w:p>
         </w:tc>
@@ -8403,20 +8470,7 @@
               <w:rPr>
                 <w:lang w:val="en"/>
               </w:rPr>
-              <w:t>Fix child exit operations</w:t>
-            </w:r>
-          </w:p>
-          <w:p>
-            <w:pPr>
-              <w:rPr>
-                <w:lang w:val="en"/>
-              </w:rPr>
-            </w:pPr>
-            <w:r>
-              <w:rPr>
-                <w:lang w:val="en"/>
-              </w:rPr>
-              <w:t>Move to GNU Compiler Collection 14.1.0</w:t>
+              <w:t>Change algorithm to copy and delete the current record file</w:t>
             </w:r>
           </w:p>
         </w:tc>
@@ -8448,7 +8502,7 @@
                 <w:bCs/>
                 <w:color w:val="FFFFFF"/>
               </w:rPr>
-              <w:t>2024.5.28.1</w:t>
+              <w:t>2024.5.29.1</w:t>
             </w:r>
           </w:p>
         </w:tc>
@@ -8459,13 +8513,7 @@
           </w:tcPr>
           <w:p>
             <w:r>
-              <w:t>2024</w:t>
-            </w:r>
-            <w:r>
-              <w:t>-05-</w:t>
-            </w:r>
-            <w:r>
-              <w:t>28</w:t>
+              <w:t>2024-05-29</w:t>
             </w:r>
           </w:p>
         </w:tc>
@@ -8484,7 +8532,20 @@
               <w:rPr>
                 <w:lang w:val="en"/>
               </w:rPr>
-              <w:t>Add copying and removing record file off-line</w:t>
+              <w:t>Fix child exit operations</w:t>
+            </w:r>
+          </w:p>
+          <w:p>
+            <w:pPr>
+              <w:rPr>
+                <w:lang w:val="en"/>
+              </w:rPr>
+            </w:pPr>
+            <w:r>
+              <w:rPr>
+                <w:lang w:val="en"/>
+              </w:rPr>
+              <w:t>Move to GNU Compiler Collection 14.1.0</w:t>
             </w:r>
           </w:p>
         </w:tc>
@@ -8516,7 +8577,7 @@
                 <w:bCs/>
                 <w:color w:val="FFFFFF"/>
               </w:rPr>
-              <w:t>2024.5.21.1</w:t>
+              <w:t>2024.5.28.1</w:t>
             </w:r>
           </w:p>
         </w:tc>
@@ -8527,7 +8588,13 @@
           </w:tcPr>
           <w:p>
             <w:r>
-              <w:t>2024-05-21</w:t>
+              <w:t>2024</w:t>
+            </w:r>
+            <w:r>
+              <w:t>-05-</w:t>
+            </w:r>
+            <w:r>
+              <w:t>28</w:t>
             </w:r>
           </w:p>
         </w:tc>
@@ -8546,84 +8613,8 @@
               <w:rPr>
                 <w:lang w:val="en"/>
               </w:rPr>
-              <w:t xml:space="preserve">Add directive </w:t>
-            </w:r>
-            <w:proofErr w:type="spellStart"/>
-            <w:r>
-              <w:rPr>
-                <w:color w:val="0070C0"/>
-                <w:lang w:val="en"/>
-              </w:rPr>
-              <w:t>WebTrackingRecordFolder</w:t>
-            </w:r>
-            <w:proofErr w:type="spellEnd"/>
-          </w:p>
-          <w:p>
-            <w:pPr>
-              <w:rPr>
-                <w:lang w:val="en"/>
-              </w:rPr>
-            </w:pPr>
-            <w:r>
-              <w:rPr>
-                <w:lang w:val="en"/>
-              </w:rPr>
-              <w:t xml:space="preserve">Add directive </w:t>
-            </w:r>
-            <w:proofErr w:type="spellStart"/>
-            <w:r>
-              <w:rPr>
-                <w:color w:val="0070C0"/>
-                <w:lang w:val="en"/>
-              </w:rPr>
-              <w:t>WebTrackingRecordArchiveFolder</w:t>
-            </w:r>
-            <w:proofErr w:type="spellEnd"/>
-          </w:p>
-          <w:p>
-            <w:pPr>
-              <w:rPr>
-                <w:lang w:val="en"/>
-              </w:rPr>
-            </w:pPr>
-            <w:r>
-              <w:rPr>
-                <w:lang w:val="en"/>
-              </w:rPr>
-              <w:t xml:space="preserve">Add directive </w:t>
-            </w:r>
-            <w:proofErr w:type="spellStart"/>
-            <w:r>
-              <w:rPr>
-                <w:color w:val="0070C0"/>
-                <w:lang w:val="en"/>
-              </w:rPr>
-              <w:t>WebTrackingRecordLifeTime</w:t>
-            </w:r>
-            <w:proofErr w:type="spellEnd"/>
-          </w:p>
-          <w:p>
-            <w:pPr>
-              <w:rPr>
-                <w:u w:val="single"/>
-                <w:lang w:val="en"/>
-              </w:rPr>
-            </w:pPr>
-            <w:r>
-              <w:rPr>
-                <w:lang w:val="en"/>
-              </w:rPr>
-              <w:t xml:space="preserve">Remove directive </w:t>
-            </w:r>
-            <w:proofErr w:type="spellStart"/>
-            <w:r>
-              <w:rPr>
-                <w:color w:val="0070C0"/>
-                <w:lang w:val="en"/>
-              </w:rPr>
-              <w:t>WebTrackingRecordFile</w:t>
-            </w:r>
-            <w:proofErr w:type="spellEnd"/>
+              <w:t>Add copying and removing record file off-line</w:t>
+            </w:r>
           </w:p>
         </w:tc>
       </w:tr>
@@ -8654,8 +8645,7 @@
                 <w:bCs/>
                 <w:color w:val="FFFFFF"/>
               </w:rPr>
-              <w:lastRenderedPageBreak/>
-              <w:t>2024.1.9.1</w:t>
+              <w:t>2024.5.21.1</w:t>
             </w:r>
           </w:p>
         </w:tc>
@@ -8666,7 +8656,7 @@
           </w:tcPr>
           <w:p>
             <w:r>
-              <w:t>2024-01-09</w:t>
+              <w:t>2024-05-21</w:t>
             </w:r>
           </w:p>
         </w:tc>
@@ -8685,8 +8675,84 @@
               <w:rPr>
                 <w:lang w:val="en"/>
               </w:rPr>
-              <w:t>Swapped lock cross-processes and cross-threads management</w:t>
-            </w:r>
+              <w:t xml:space="preserve">Add directive </w:t>
+            </w:r>
+            <w:proofErr w:type="spellStart"/>
+            <w:r>
+              <w:rPr>
+                <w:color w:val="0070C0"/>
+                <w:lang w:val="en"/>
+              </w:rPr>
+              <w:t>WebTrackingRecordFolder</w:t>
+            </w:r>
+            <w:proofErr w:type="spellEnd"/>
+          </w:p>
+          <w:p>
+            <w:pPr>
+              <w:rPr>
+                <w:lang w:val="en"/>
+              </w:rPr>
+            </w:pPr>
+            <w:r>
+              <w:rPr>
+                <w:lang w:val="en"/>
+              </w:rPr>
+              <w:t xml:space="preserve">Add directive </w:t>
+            </w:r>
+            <w:proofErr w:type="spellStart"/>
+            <w:r>
+              <w:rPr>
+                <w:color w:val="0070C0"/>
+                <w:lang w:val="en"/>
+              </w:rPr>
+              <w:t>WebTrackingRecordArchiveFolder</w:t>
+            </w:r>
+            <w:proofErr w:type="spellEnd"/>
+          </w:p>
+          <w:p>
+            <w:pPr>
+              <w:rPr>
+                <w:lang w:val="en"/>
+              </w:rPr>
+            </w:pPr>
+            <w:r>
+              <w:rPr>
+                <w:lang w:val="en"/>
+              </w:rPr>
+              <w:t xml:space="preserve">Add directive </w:t>
+            </w:r>
+            <w:proofErr w:type="spellStart"/>
+            <w:r>
+              <w:rPr>
+                <w:color w:val="0070C0"/>
+                <w:lang w:val="en"/>
+              </w:rPr>
+              <w:t>WebTrackingRecordLifeTime</w:t>
+            </w:r>
+            <w:proofErr w:type="spellEnd"/>
+          </w:p>
+          <w:p>
+            <w:pPr>
+              <w:rPr>
+                <w:u w:val="single"/>
+                <w:lang w:val="en"/>
+              </w:rPr>
+            </w:pPr>
+            <w:r>
+              <w:rPr>
+                <w:lang w:val="en"/>
+              </w:rPr>
+              <w:t xml:space="preserve">Remove directive </w:t>
+            </w:r>
+            <w:proofErr w:type="spellStart"/>
+            <w:r>
+              <w:rPr>
+                <w:color w:val="0070C0"/>
+                <w:lang w:val="en"/>
+              </w:rPr>
+              <w:t>WebTrackingRecordFile</w:t>
+            </w:r>
+            <w:proofErr w:type="spellEnd"/>
           </w:p>
         </w:tc>
       </w:tr>
@@ -8717,7 +8783,8 @@
                 <w:bCs/>
                 <w:color w:val="FFFFFF"/>
               </w:rPr>
-              <w:t>2023.9.26.1</w:t>
+              <w:lastRenderedPageBreak/>
+              <w:t>2024.1.9.1</w:t>
             </w:r>
           </w:p>
         </w:tc>
@@ -8728,7 +8795,7 @@
           </w:tcPr>
           <w:p>
             <w:r>
-              <w:t>2023-09-26</w:t>
+              <w:t>2024-01-09</w:t>
             </w:r>
           </w:p>
         </w:tc>
@@ -8747,36 +8814,7 @@
               <w:rPr>
                 <w:lang w:val="en"/>
               </w:rPr>
-              <w:t>A</w:t>
-            </w:r>
-            <w:r>
-              <w:rPr>
-                <w:lang w:val="en"/>
-              </w:rPr>
-              <w:t xml:space="preserve">dded directive </w:t>
-            </w:r>
-            <w:proofErr w:type="spellStart"/>
-            <w:r>
-              <w:rPr>
-                <w:color w:val="0070C0"/>
-                <w:lang w:val="en"/>
-              </w:rPr>
-              <w:t>WebTrackingApplicationIdFromHeader</w:t>
-            </w:r>
-            <w:proofErr w:type="spellEnd"/>
-          </w:p>
-          <w:p>
-            <w:pPr>
-              <w:rPr>
-                <w:u w:val="single"/>
-                <w:lang w:val="en"/>
-              </w:rPr>
-            </w:pPr>
-            <w:r>
-              <w:rPr>
-                <w:lang w:val="en"/>
-              </w:rPr>
-              <w:t>Fixed log record writing</w:t>
+              <w:t>Swapped lock cross-processes and cross-threads management</w:t>
             </w:r>
           </w:p>
         </w:tc>
@@ -8808,7 +8846,7 @@
                 <w:bCs/>
                 <w:color w:val="FFFFFF"/>
               </w:rPr>
-              <w:t>2023.9.12.1</w:t>
+              <w:t>2023.9.26.1</w:t>
             </w:r>
           </w:p>
         </w:tc>
@@ -8819,7 +8857,7 @@
           </w:tcPr>
           <w:p>
             <w:r>
-              <w:t>2023-09-12</w:t>
+              <w:t>2023-09-26</w:t>
             </w:r>
           </w:p>
         </w:tc>
@@ -8838,20 +8876,36 @@
               <w:rPr>
                 <w:lang w:val="en"/>
               </w:rPr>
-              <w:t>Added logging timestamp to record</w:t>
-            </w:r>
-          </w:p>
-          <w:p>
-            <w:pPr>
+              <w:t>A</w:t>
+            </w:r>
+            <w:r>
               <w:rPr>
                 <w:lang w:val="en"/>
               </w:rPr>
-            </w:pPr>
-            <w:r>
-              <w:rPr>
+              <w:t xml:space="preserve">dded directive </w:t>
+            </w:r>
+            <w:proofErr w:type="spellStart"/>
+            <w:r>
+              <w:rPr>
+                <w:color w:val="0070C0"/>
                 <w:lang w:val="en"/>
               </w:rPr>
-              <w:t>Moved to GNU Compiler Collection 13.2.0</w:t>
+              <w:t>WebTrackingApplicationIdFromHeader</w:t>
+            </w:r>
+            <w:proofErr w:type="spellEnd"/>
+          </w:p>
+          <w:p>
+            <w:pPr>
+              <w:rPr>
+                <w:u w:val="single"/>
+                <w:lang w:val="en"/>
+              </w:rPr>
+            </w:pPr>
+            <w:r>
+              <w:rPr>
+                <w:lang w:val="en"/>
+              </w:rPr>
+              <w:t>Fixed log record writing</w:t>
             </w:r>
           </w:p>
         </w:tc>
@@ -8883,7 +8937,7 @@
                 <w:bCs/>
                 <w:color w:val="FFFFFF"/>
               </w:rPr>
-              <w:t>2023.6.7.1</w:t>
+              <w:t>2023.9.12.1</w:t>
             </w:r>
           </w:p>
         </w:tc>
@@ -8894,7 +8948,7 @@
           </w:tcPr>
           <w:p>
             <w:r>
-              <w:t>2023-06-07</w:t>
+              <w:t>2023-09-12</w:t>
             </w:r>
           </w:p>
         </w:tc>
@@ -8913,7 +8967,7 @@
               <w:rPr>
                 <w:lang w:val="en"/>
               </w:rPr>
-              <w:t>Fixed some miscasting and warnings</w:t>
+              <w:t>Added logging timestamp to record</w:t>
             </w:r>
           </w:p>
           <w:p>
@@ -8926,42 +8980,7 @@
               <w:rPr>
                 <w:lang w:val="en"/>
               </w:rPr>
-              <w:t>Moved to GNU Compiler Collection 12.2.1</w:t>
-            </w:r>
-          </w:p>
-          <w:p>
-            <w:pPr>
-              <w:rPr>
-                <w:lang w:val="en"/>
-              </w:rPr>
-            </w:pPr>
-            <w:r>
-              <w:rPr>
-                <w:lang w:val="en"/>
-              </w:rPr>
-              <w:t xml:space="preserve">Fixed lock management for directive </w:t>
-            </w:r>
-            <w:proofErr w:type="spellStart"/>
-            <w:r>
-              <w:rPr>
-                <w:color w:val="0070C0"/>
-                <w:lang w:val="en"/>
-              </w:rPr>
-              <w:t>WebTrackingRecordFile</w:t>
-            </w:r>
-            <w:proofErr w:type="spellEnd"/>
-          </w:p>
-          <w:p>
-            <w:pPr>
-              <w:rPr>
-                <w:lang w:val="en"/>
-              </w:rPr>
-            </w:pPr>
-            <w:r>
-              <w:rPr>
-                <w:lang w:val="en"/>
-              </w:rPr>
-              <w:t>Added process mutex along with thread mutex</w:t>
+              <w:t>Moved to GNU Compiler Collection 13.2.0</w:t>
             </w:r>
           </w:p>
         </w:tc>
@@ -8993,7 +9012,7 @@
                 <w:bCs/>
                 <w:color w:val="FFFFFF"/>
               </w:rPr>
-              <w:t>2023.3.1.1</w:t>
+              <w:t>2023.6.7.1</w:t>
             </w:r>
           </w:p>
         </w:tc>
@@ -9004,7 +9023,7 @@
           </w:tcPr>
           <w:p>
             <w:r>
-              <w:t>2023-03-01</w:t>
+              <w:t>2023-06-07</w:t>
             </w:r>
           </w:p>
         </w:tc>
@@ -9023,7 +9042,33 @@
               <w:rPr>
                 <w:lang w:val="en"/>
               </w:rPr>
-              <w:t xml:space="preserve">Added lock management before writing to </w:t>
+              <w:t>Fixed some miscasting and warnings</w:t>
+            </w:r>
+          </w:p>
+          <w:p>
+            <w:pPr>
+              <w:rPr>
+                <w:lang w:val="en"/>
+              </w:rPr>
+            </w:pPr>
+            <w:r>
+              <w:rPr>
+                <w:lang w:val="en"/>
+              </w:rPr>
+              <w:t>Moved to GNU Compiler Collection 12.2.1</w:t>
+            </w:r>
+          </w:p>
+          <w:p>
+            <w:pPr>
+              <w:rPr>
+                <w:lang w:val="en"/>
+              </w:rPr>
+            </w:pPr>
+            <w:r>
+              <w:rPr>
+                <w:lang w:val="en"/>
+              </w:rPr>
+              <w:t xml:space="preserve">Fixed lock management for directive </w:t>
             </w:r>
             <w:proofErr w:type="spellStart"/>
             <w:r>
@@ -9034,6 +9079,19 @@
               <w:t>WebTrackingRecordFile</w:t>
             </w:r>
             <w:proofErr w:type="spellEnd"/>
+          </w:p>
+          <w:p>
+            <w:pPr>
+              <w:rPr>
+                <w:lang w:val="en"/>
+              </w:rPr>
+            </w:pPr>
+            <w:r>
+              <w:rPr>
+                <w:lang w:val="en"/>
+              </w:rPr>
+              <w:t>Added process mutex along with thread mutex</w:t>
+            </w:r>
           </w:p>
         </w:tc>
       </w:tr>
@@ -9064,7 +9122,7 @@
                 <w:bCs/>
                 <w:color w:val="FFFFFF"/>
               </w:rPr>
-              <w:t>2022.6.21.1</w:t>
+              <w:t>2023.3.1.1</w:t>
             </w:r>
           </w:p>
         </w:tc>
@@ -9075,7 +9133,7 @@
           </w:tcPr>
           <w:p>
             <w:r>
-              <w:t>2022-06-21</w:t>
+              <w:t>2023-03-01</w:t>
             </w:r>
           </w:p>
         </w:tc>
@@ -9094,7 +9152,7 @@
               <w:rPr>
                 <w:lang w:val="en"/>
               </w:rPr>
-              <w:t xml:space="preserve">Removed directive </w:t>
+              <w:t xml:space="preserve">Added lock management before writing to </w:t>
             </w:r>
             <w:proofErr w:type="spellStart"/>
             <w:r>
@@ -9102,216 +9160,9 @@
                 <w:color w:val="0070C0"/>
                 <w:lang w:val="en"/>
               </w:rPr>
-              <w:t>WebTrackingRequestFile</w:t>
+              <w:t>WebTrackingRecordFile</w:t>
             </w:r>
             <w:proofErr w:type="spellEnd"/>
-          </w:p>
-          <w:p>
-            <w:pPr>
-              <w:rPr>
-                <w:lang w:val="en"/>
-              </w:rPr>
-            </w:pPr>
-            <w:r>
-              <w:rPr>
-                <w:lang w:val="en"/>
-              </w:rPr>
-              <w:t xml:space="preserve">Removed directive </w:t>
-            </w:r>
-            <w:proofErr w:type="spellStart"/>
-            <w:r>
-              <w:rPr>
-                <w:color w:val="0070C0"/>
-                <w:lang w:val="en"/>
-              </w:rPr>
-              <w:t>WebTrackingResponseFile</w:t>
-            </w:r>
-            <w:proofErr w:type="spellEnd"/>
-          </w:p>
-          <w:p>
-            <w:pPr>
-              <w:rPr>
-                <w:lang w:val="en"/>
-              </w:rPr>
-            </w:pPr>
-            <w:r>
-              <w:rPr>
-                <w:lang w:val="en"/>
-              </w:rPr>
-              <w:t xml:space="preserve">Removed directive </w:t>
-            </w:r>
-            <w:proofErr w:type="spellStart"/>
-            <w:r>
-              <w:rPr>
-                <w:color w:val="0070C0"/>
-                <w:lang w:val="en"/>
-              </w:rPr>
-              <w:t>WebTrackingPipesPerInstance</w:t>
-            </w:r>
-            <w:proofErr w:type="spellEnd"/>
-          </w:p>
-          <w:p>
-            <w:pPr>
-              <w:rPr>
-                <w:lang w:val="en"/>
-              </w:rPr>
-            </w:pPr>
-            <w:r>
-              <w:rPr>
-                <w:lang w:val="en"/>
-              </w:rPr>
-              <w:t xml:space="preserve">Added directive </w:t>
-            </w:r>
-            <w:proofErr w:type="spellStart"/>
-            <w:r>
-              <w:rPr>
-                <w:color w:val="0070C0"/>
-                <w:lang w:val="en"/>
-              </w:rPr>
-              <w:t>WebTrackingRecordFile</w:t>
-            </w:r>
-            <w:proofErr w:type="spellEnd"/>
-          </w:p>
-          <w:p>
-            <w:pPr>
-              <w:rPr>
-                <w:lang w:val="en"/>
-              </w:rPr>
-            </w:pPr>
-            <w:r>
-              <w:rPr>
-                <w:lang w:val="en"/>
-              </w:rPr>
-              <w:t xml:space="preserve">Changed semantic and syntax of directive </w:t>
-            </w:r>
-            <w:proofErr w:type="spellStart"/>
-            <w:r>
-              <w:rPr>
-                <w:color w:val="0070C0"/>
-                <w:lang w:val="en"/>
-              </w:rPr>
-              <w:t>WebTrackingID</w:t>
-            </w:r>
-            <w:proofErr w:type="spellEnd"/>
-          </w:p>
-          <w:p>
-            <w:pPr>
-              <w:rPr>
-                <w:lang w:val="en"/>
-              </w:rPr>
-            </w:pPr>
-            <w:r>
-              <w:rPr>
-                <w:lang w:val="en"/>
-              </w:rPr>
-              <w:t>Fixed method DELETE in order not to enable the input filter</w:t>
-            </w:r>
-          </w:p>
-          <w:p>
-            <w:pPr>
-              <w:rPr>
-                <w:lang w:val="en"/>
-              </w:rPr>
-            </w:pPr>
-            <w:r>
-              <w:rPr>
-                <w:lang w:val="en"/>
-              </w:rPr>
-              <w:t xml:space="preserve">Fixed </w:t>
-            </w:r>
-            <w:proofErr w:type="spellStart"/>
-            <w:r>
-              <w:rPr>
-                <w:color w:val="0070C0"/>
-                <w:lang w:val="en"/>
-              </w:rPr>
-              <w:t>WebTrackingID</w:t>
-            </w:r>
-            <w:proofErr w:type="spellEnd"/>
-            <w:r>
-              <w:rPr>
-                <w:lang w:val="en"/>
-              </w:rPr>
-              <w:t xml:space="preserve"> evaluation</w:t>
-            </w:r>
-          </w:p>
-          <w:p>
-            <w:pPr>
-              <w:rPr>
-                <w:lang w:val="en"/>
-              </w:rPr>
-            </w:pPr>
-            <w:r>
-              <w:rPr>
-                <w:lang w:val="en"/>
-              </w:rPr>
-              <w:t>Removed support for Apache Http Server 2.2</w:t>
-            </w:r>
-          </w:p>
-          <w:p>
-            <w:pPr>
-              <w:rPr>
-                <w:lang w:val="en"/>
-              </w:rPr>
-            </w:pPr>
-            <w:r>
-              <w:rPr>
-                <w:lang w:val="en"/>
-              </w:rPr>
-              <w:t>Removed support for Windows Server</w:t>
-            </w:r>
-          </w:p>
-          <w:p>
-            <w:pPr>
-              <w:rPr>
-                <w:lang w:val="en"/>
-              </w:rPr>
-            </w:pPr>
-            <w:r>
-              <w:rPr>
-                <w:lang w:val="en"/>
-              </w:rPr>
-              <w:t>Removed support for Red Hat Enterprise Linux 7.x</w:t>
-            </w:r>
-          </w:p>
-          <w:p>
-            <w:pPr>
-              <w:rPr>
-                <w:lang w:val="en"/>
-              </w:rPr>
-            </w:pPr>
-            <w:r>
-              <w:rPr>
-                <w:lang w:val="en"/>
-              </w:rPr>
-              <w:t>Removed support for Apache 2.2</w:t>
-            </w:r>
-          </w:p>
-          <w:p>
-            <w:pPr>
-              <w:rPr>
-                <w:lang w:val="en"/>
-              </w:rPr>
-            </w:pPr>
-            <w:r>
-              <w:rPr>
-                <w:lang w:val="en"/>
-              </w:rPr>
-              <w:t>Removed support for 32-bit architectures</w:t>
-            </w:r>
-          </w:p>
-          <w:p>
-            <w:pPr>
-              <w:rPr>
-                <w:lang w:val="en"/>
-              </w:rPr>
-            </w:pPr>
-            <w:r>
-              <w:rPr>
-                <w:lang w:val="en"/>
-              </w:rPr>
-              <w:t>Moved to GNU Compiler Collection 11.2.1</w:t>
-            </w:r>
           </w:p>
         </w:tc>
       </w:tr>
@@ -9342,8 +9193,7 @@
                 <w:bCs/>
                 <w:color w:val="FFFFFF"/>
               </w:rPr>
-              <w:lastRenderedPageBreak/>
-              <w:t>2022.4.4.1</w:t>
+              <w:t>2022.6.21.1</w:t>
             </w:r>
           </w:p>
         </w:tc>
@@ -9354,7 +9204,7 @@
           </w:tcPr>
           <w:p>
             <w:r>
-              <w:t>2022-04-04</w:t>
+              <w:t>2022-06-21</w:t>
             </w:r>
           </w:p>
         </w:tc>
@@ -9373,7 +9223,7 @@
               <w:rPr>
                 <w:lang w:val="en"/>
               </w:rPr>
-              <w:t xml:space="preserve">Added directive </w:t>
+              <w:t xml:space="preserve">Removed directive </w:t>
             </w:r>
             <w:proofErr w:type="spellStart"/>
             <w:r>
@@ -9381,6 +9231,50 @@
                 <w:color w:val="0070C0"/>
                 <w:lang w:val="en"/>
               </w:rPr>
+              <w:t>WebTrackingRequestFile</w:t>
+            </w:r>
+            <w:proofErr w:type="spellEnd"/>
+          </w:p>
+          <w:p>
+            <w:pPr>
+              <w:rPr>
+                <w:lang w:val="en"/>
+              </w:rPr>
+            </w:pPr>
+            <w:r>
+              <w:rPr>
+                <w:lang w:val="en"/>
+              </w:rPr>
+              <w:t xml:space="preserve">Removed directive </w:t>
+            </w:r>
+            <w:proofErr w:type="spellStart"/>
+            <w:r>
+              <w:rPr>
+                <w:color w:val="0070C0"/>
+                <w:lang w:val="en"/>
+              </w:rPr>
+              <w:t>WebTrackingResponseFile</w:t>
+            </w:r>
+            <w:proofErr w:type="spellEnd"/>
+          </w:p>
+          <w:p>
+            <w:pPr>
+              <w:rPr>
+                <w:lang w:val="en"/>
+              </w:rPr>
+            </w:pPr>
+            <w:r>
+              <w:rPr>
+                <w:lang w:val="en"/>
+              </w:rPr>
+              <w:t xml:space="preserve">Removed directive </w:t>
+            </w:r>
+            <w:proofErr w:type="spellStart"/>
+            <w:r>
+              <w:rPr>
+                <w:color w:val="0070C0"/>
+                <w:lang w:val="en"/>
+              </w:rPr>
               <w:t>WebTrackingPipesPerInstance</w:t>
             </w:r>
             <w:proofErr w:type="spellEnd"/>
@@ -9395,7 +9289,157 @@
               <w:rPr>
                 <w:lang w:val="en"/>
               </w:rPr>
-              <w:t>Moved to Visual Studio 2022 - 17.1.3</w:t>
+              <w:t xml:space="preserve">Added directive </w:t>
+            </w:r>
+            <w:proofErr w:type="spellStart"/>
+            <w:r>
+              <w:rPr>
+                <w:color w:val="0070C0"/>
+                <w:lang w:val="en"/>
+              </w:rPr>
+              <w:t>WebTrackingRecordFile</w:t>
+            </w:r>
+            <w:proofErr w:type="spellEnd"/>
+          </w:p>
+          <w:p>
+            <w:pPr>
+              <w:rPr>
+                <w:lang w:val="en"/>
+              </w:rPr>
+            </w:pPr>
+            <w:r>
+              <w:rPr>
+                <w:lang w:val="en"/>
+              </w:rPr>
+              <w:t xml:space="preserve">Changed semantic and syntax of directive </w:t>
+            </w:r>
+            <w:proofErr w:type="spellStart"/>
+            <w:r>
+              <w:rPr>
+                <w:color w:val="0070C0"/>
+                <w:lang w:val="en"/>
+              </w:rPr>
+              <w:t>WebTrackingID</w:t>
+            </w:r>
+            <w:proofErr w:type="spellEnd"/>
+          </w:p>
+          <w:p>
+            <w:pPr>
+              <w:rPr>
+                <w:lang w:val="en"/>
+              </w:rPr>
+            </w:pPr>
+            <w:r>
+              <w:rPr>
+                <w:lang w:val="en"/>
+              </w:rPr>
+              <w:t>Fixed method DELETE in order not to enable the input filter</w:t>
+            </w:r>
+          </w:p>
+          <w:p>
+            <w:pPr>
+              <w:rPr>
+                <w:lang w:val="en"/>
+              </w:rPr>
+            </w:pPr>
+            <w:r>
+              <w:rPr>
+                <w:lang w:val="en"/>
+              </w:rPr>
+              <w:t xml:space="preserve">Fixed </w:t>
+            </w:r>
+            <w:proofErr w:type="spellStart"/>
+            <w:r>
+              <w:rPr>
+                <w:color w:val="0070C0"/>
+                <w:lang w:val="en"/>
+              </w:rPr>
+              <w:t>WebTrackingID</w:t>
+            </w:r>
+            <w:proofErr w:type="spellEnd"/>
+            <w:r>
+              <w:rPr>
+                <w:lang w:val="en"/>
+              </w:rPr>
+              <w:t xml:space="preserve"> evaluation</w:t>
+            </w:r>
+          </w:p>
+          <w:p>
+            <w:pPr>
+              <w:rPr>
+                <w:lang w:val="en"/>
+              </w:rPr>
+            </w:pPr>
+            <w:r>
+              <w:rPr>
+                <w:lang w:val="en"/>
+              </w:rPr>
+              <w:t>Removed support for Apache Http Server 2.2</w:t>
+            </w:r>
+          </w:p>
+          <w:p>
+            <w:pPr>
+              <w:rPr>
+                <w:lang w:val="en"/>
+              </w:rPr>
+            </w:pPr>
+            <w:r>
+              <w:rPr>
+                <w:lang w:val="en"/>
+              </w:rPr>
+              <w:t>Removed support for Windows Server</w:t>
+            </w:r>
+          </w:p>
+          <w:p>
+            <w:pPr>
+              <w:rPr>
+                <w:lang w:val="en"/>
+              </w:rPr>
+            </w:pPr>
+            <w:r>
+              <w:rPr>
+                <w:lang w:val="en"/>
+              </w:rPr>
+              <w:t>Removed support for Red Hat Enterprise Linux 7.x</w:t>
+            </w:r>
+          </w:p>
+          <w:p>
+            <w:pPr>
+              <w:rPr>
+                <w:lang w:val="en"/>
+              </w:rPr>
+            </w:pPr>
+            <w:r>
+              <w:rPr>
+                <w:lang w:val="en"/>
+              </w:rPr>
+              <w:t>Removed support for Apache 2.2</w:t>
+            </w:r>
+          </w:p>
+          <w:p>
+            <w:pPr>
+              <w:rPr>
+                <w:lang w:val="en"/>
+              </w:rPr>
+            </w:pPr>
+            <w:r>
+              <w:rPr>
+                <w:lang w:val="en"/>
+              </w:rPr>
+              <w:t>Removed support for 32-bit architectures</w:t>
+            </w:r>
+          </w:p>
+          <w:p>
+            <w:pPr>
+              <w:rPr>
+                <w:lang w:val="en"/>
+              </w:rPr>
+            </w:pPr>
+            <w:r>
+              <w:rPr>
+                <w:lang w:val="en"/>
+              </w:rPr>
+              <w:t>Moved to GNU Compiler Collection 11.2.1</w:t>
             </w:r>
           </w:p>
         </w:tc>
@@ -9427,7 +9471,8 @@
                 <w:bCs/>
                 <w:color w:val="FFFFFF"/>
               </w:rPr>
-              <w:t>2022.3.16.1</w:t>
+              <w:lastRenderedPageBreak/>
+              <w:t>2022.4.4.1</w:t>
             </w:r>
           </w:p>
         </w:tc>
@@ -9438,7 +9483,7 @@
           </w:tcPr>
           <w:p>
             <w:r>
-              <w:t>2022-03-16</w:t>
+              <w:t>2022-04-04</w:t>
             </w:r>
           </w:p>
         </w:tc>
@@ -9457,7 +9502,29 @@
               <w:rPr>
                 <w:lang w:val="en"/>
               </w:rPr>
-              <w:t>Moved to Visual Studio 2022 - 17.1.1</w:t>
+              <w:t xml:space="preserve">Added directive </w:t>
+            </w:r>
+            <w:proofErr w:type="spellStart"/>
+            <w:r>
+              <w:rPr>
+                <w:color w:val="0070C0"/>
+                <w:lang w:val="en"/>
+              </w:rPr>
+              <w:t>WebTrackingPipesPerInstance</w:t>
+            </w:r>
+            <w:proofErr w:type="spellEnd"/>
+          </w:p>
+          <w:p>
+            <w:pPr>
+              <w:rPr>
+                <w:lang w:val="en"/>
+              </w:rPr>
+            </w:pPr>
+            <w:r>
+              <w:rPr>
+                <w:lang w:val="en"/>
+              </w:rPr>
+              <w:t>Moved to Visual Studio 2022 - 17.1.3</w:t>
             </w:r>
           </w:p>
         </w:tc>
@@ -9489,7 +9556,7 @@
                 <w:bCs/>
                 <w:color w:val="FFFFFF"/>
               </w:rPr>
-              <w:t>2021.9.21.2</w:t>
+              <w:t>2022.3.16.1</w:t>
             </w:r>
           </w:p>
         </w:tc>
@@ -9500,7 +9567,7 @@
           </w:tcPr>
           <w:p>
             <w:r>
-              <w:t>2021-09-21</w:t>
+              <w:t>2022-03-16</w:t>
             </w:r>
           </w:p>
         </w:tc>
@@ -9519,81 +9586,7 @@
               <w:rPr>
                 <w:lang w:val="en"/>
               </w:rPr>
-              <w:t>Changed version pattern</w:t>
-            </w:r>
-          </w:p>
-          <w:p>
-            <w:pPr>
-              <w:rPr>
-                <w:lang w:val="en"/>
-              </w:rPr>
-            </w:pPr>
-            <w:r>
-              <w:rPr>
-                <w:lang w:val="en"/>
-              </w:rPr>
-              <w:t xml:space="preserve">Added check for invalid characters to directive </w:t>
-            </w:r>
-            <w:proofErr w:type="spellStart"/>
-            <w:r>
-              <w:rPr>
-                <w:color w:val="0070C0"/>
-                <w:lang w:val="en"/>
-              </w:rPr>
-              <w:t>WebTrackingID</w:t>
-            </w:r>
-            <w:proofErr w:type="spellEnd"/>
-          </w:p>
-          <w:p>
-            <w:pPr>
-              <w:rPr>
-                <w:lang w:val="en"/>
-              </w:rPr>
-            </w:pPr>
-            <w:r>
-              <w:rPr>
-                <w:lang w:val="en"/>
-              </w:rPr>
-              <w:t>Added a stronger check to verify the result of record writes</w:t>
-            </w:r>
-          </w:p>
-          <w:p>
-            <w:pPr>
-              <w:rPr>
-                <w:lang w:val="en"/>
-              </w:rPr>
-            </w:pPr>
-            <w:r>
-              <w:rPr>
-                <w:lang w:val="en"/>
-              </w:rPr>
-              <w:t>Added BASE64 NOPAD encoding for instance ID</w:t>
-            </w:r>
-          </w:p>
-          <w:p>
-            <w:pPr>
-              <w:rPr>
-                <w:lang w:val="en"/>
-              </w:rPr>
-            </w:pPr>
-            <w:r>
-              <w:rPr>
-                <w:lang w:val="en"/>
-              </w:rPr>
-              <w:t>Moved to GNU Compiler Collection 11.2.0</w:t>
-            </w:r>
-          </w:p>
-          <w:p>
-            <w:pPr>
-              <w:rPr>
-                <w:lang w:val="en"/>
-              </w:rPr>
-            </w:pPr>
-            <w:r>
-              <w:rPr>
-                <w:lang w:val="en"/>
-              </w:rPr>
-              <w:t>Moved to Visual Studio 2019 - 16.11.3</w:t>
+              <w:t>Moved to Visual Studio 2022 - 17.1.1</w:t>
             </w:r>
           </w:p>
         </w:tc>
@@ -9625,7 +9618,7 @@
                 <w:bCs/>
                 <w:color w:val="FFFFFF"/>
               </w:rPr>
-              <w:t>1.1.6</w:t>
+              <w:t>2021.9.21.2</w:t>
             </w:r>
           </w:p>
         </w:tc>
@@ -9636,7 +9629,7 @@
           </w:tcPr>
           <w:p>
             <w:r>
-              <w:t>2021-02-11</w:t>
+              <w:t>2021-09-21</w:t>
             </w:r>
           </w:p>
         </w:tc>
@@ -9655,47 +9648,81 @@
               <w:rPr>
                 <w:lang w:val="en"/>
               </w:rPr>
-              <w:t xml:space="preserve">Fixed input filter when only </w:t>
+              <w:t>Changed version pattern</w:t>
+            </w:r>
+          </w:p>
+          <w:p>
+            <w:pPr>
+              <w:rPr>
+                <w:lang w:val="en"/>
+              </w:rPr>
+            </w:pPr>
+            <w:r>
+              <w:rPr>
+                <w:lang w:val="en"/>
+              </w:rPr>
+              <w:t xml:space="preserve">Added check for invalid characters to directive </w:t>
             </w:r>
             <w:proofErr w:type="spellStart"/>
             <w:r>
               <w:rPr>
+                <w:color w:val="0070C0"/>
                 <w:lang w:val="en"/>
               </w:rPr>
-              <w:t>delay_print</w:t>
+              <w:t>WebTrackingID</w:t>
             </w:r>
             <w:proofErr w:type="spellEnd"/>
-            <w:r>
+          </w:p>
+          <w:p>
+            <w:pPr>
               <w:rPr>
                 <w:lang w:val="en"/>
               </w:rPr>
-              <w:t xml:space="preserve"> is set</w:t>
-            </w:r>
-          </w:p>
-          <w:p>
-            <w:pPr>
+            </w:pPr>
+            <w:r>
               <w:rPr>
                 <w:lang w:val="en"/>
               </w:rPr>
-            </w:pPr>
-            <w:r>
+              <w:t>Added a stronger check to verify the result of record writes</w:t>
+            </w:r>
+          </w:p>
+          <w:p>
+            <w:pPr>
               <w:rPr>
                 <w:lang w:val="en"/>
               </w:rPr>
-              <w:t>Moved to GNU Compiler Collection 10.2.0</w:t>
-            </w:r>
-          </w:p>
-          <w:p>
-            <w:pPr>
+            </w:pPr>
+            <w:r>
               <w:rPr>
                 <w:lang w:val="en"/>
               </w:rPr>
-            </w:pPr>
-            <w:r>
+              <w:t>Added BASE64 NOPAD encoding for instance ID</w:t>
+            </w:r>
+          </w:p>
+          <w:p>
+            <w:pPr>
               <w:rPr>
                 <w:lang w:val="en"/>
               </w:rPr>
-              <w:t>Moved to Visual Studio 2019 - 16.8.5</w:t>
+            </w:pPr>
+            <w:r>
+              <w:rPr>
+                <w:lang w:val="en"/>
+              </w:rPr>
+              <w:t>Moved to GNU Compiler Collection 11.2.0</w:t>
+            </w:r>
+          </w:p>
+          <w:p>
+            <w:pPr>
+              <w:rPr>
+                <w:lang w:val="en"/>
+              </w:rPr>
+            </w:pPr>
+            <w:r>
+              <w:rPr>
+                <w:lang w:val="en"/>
+              </w:rPr>
+              <w:t>Moved to Visual Studio 2019 - 16.11.3</w:t>
             </w:r>
           </w:p>
         </w:tc>
@@ -9727,7 +9754,7 @@
                 <w:bCs/>
                 <w:color w:val="FFFFFF"/>
               </w:rPr>
-              <w:t>1.1.5</w:t>
+              <w:t>1.1.6</w:t>
             </w:r>
           </w:p>
         </w:tc>
@@ -9738,7 +9765,7 @@
           </w:tcPr>
           <w:p>
             <w:r>
-              <w:t>2020-07-15</w:t>
+              <w:t>2021-02-11</w:t>
             </w:r>
           </w:p>
         </w:tc>
@@ -9757,39 +9784,35 @@
               <w:rPr>
                 <w:lang w:val="en"/>
               </w:rPr>
-              <w:t xml:space="preserve">Fixed directive </w:t>
+              <w:t xml:space="preserve">Fixed input filter when only </w:t>
             </w:r>
             <w:proofErr w:type="spellStart"/>
             <w:r>
               <w:rPr>
-                <w:color w:val="0070C0"/>
                 <w:lang w:val="en"/>
               </w:rPr>
-              <w:t>WebTrackingApplicationId</w:t>
+              <w:t>delay_print</w:t>
             </w:r>
             <w:proofErr w:type="spellEnd"/>
-          </w:p>
-          <w:p>
-            <w:pPr>
+            <w:r>
               <w:rPr>
                 <w:lang w:val="en"/>
               </w:rPr>
-            </w:pPr>
-            <w:r>
+              <w:t xml:space="preserve"> is set</w:t>
+            </w:r>
+          </w:p>
+          <w:p>
+            <w:pPr>
               <w:rPr>
                 <w:lang w:val="en"/>
               </w:rPr>
-              <w:t xml:space="preserve">Fixed directive </w:t>
-            </w:r>
-            <w:proofErr w:type="spellStart"/>
-            <w:r>
-              <w:rPr>
-                <w:color w:val="0070C0"/>
+            </w:pPr>
+            <w:r>
+              <w:rPr>
                 <w:lang w:val="en"/>
               </w:rPr>
-              <w:t>WebTrackingPrintWASUser</w:t>
-            </w:r>
-            <w:proofErr w:type="spellEnd"/>
+              <w:t>Moved to GNU Compiler Collection 10.2.0</w:t>
+            </w:r>
           </w:p>
           <w:p>
             <w:pPr>
@@ -9801,20 +9824,7 @@
               <w:rPr>
                 <w:lang w:val="en"/>
               </w:rPr>
-              <w:t>Changed version format</w:t>
-            </w:r>
-          </w:p>
-          <w:p>
-            <w:pPr>
-              <w:rPr>
-                <w:lang w:val="en"/>
-              </w:rPr>
-            </w:pPr>
-            <w:r>
-              <w:rPr>
-                <w:lang w:val="en"/>
-              </w:rPr>
-              <w:t>Moved to Visual Studio 2019 - 16.6.4</w:t>
+              <w:t>Moved to Visual Studio 2019 - 16.8.5</w:t>
             </w:r>
           </w:p>
         </w:tc>
@@ -9846,7 +9856,7 @@
                 <w:bCs/>
                 <w:color w:val="FFFFFF"/>
               </w:rPr>
-              <w:t>1.1.4</w:t>
+              <w:t>1.1.5</w:t>
             </w:r>
           </w:p>
         </w:tc>
@@ -9857,7 +9867,7 @@
           </w:tcPr>
           <w:p>
             <w:r>
-              <w:t>2020-06-17</w:t>
+              <w:t>2020-07-15</w:t>
             </w:r>
           </w:p>
         </w:tc>
@@ -9876,33 +9886,39 @@
               <w:rPr>
                 <w:lang w:val="en"/>
               </w:rPr>
-              <w:t>Fixed request filter when content-lengt</w:t>
-            </w:r>
-            <w:r>
-              <w:rPr>
+              <w:t xml:space="preserve">Fixed directive </w:t>
+            </w:r>
+            <w:proofErr w:type="spellStart"/>
+            <w:r>
+              <w:rPr>
+                <w:color w:val="0070C0"/>
                 <w:lang w:val="en"/>
               </w:rPr>
-              <w:t>h</w:t>
-            </w:r>
-            <w:r>
+              <w:t>WebTrackingApplicationId</w:t>
+            </w:r>
+            <w:proofErr w:type="spellEnd"/>
+          </w:p>
+          <w:p>
+            <w:pPr>
               <w:rPr>
                 <w:lang w:val="en"/>
               </w:rPr>
-              <w:t xml:space="preserve"> is missing</w:t>
-            </w:r>
-          </w:p>
-          <w:p>
-            <w:pPr>
+            </w:pPr>
+            <w:r>
               <w:rPr>
                 <w:lang w:val="en"/>
               </w:rPr>
-            </w:pPr>
-            <w:r>
-              <w:rPr>
+              <w:t xml:space="preserve">Fixed directive </w:t>
+            </w:r>
+            <w:proofErr w:type="spellStart"/>
+            <w:r>
+              <w:rPr>
+                <w:color w:val="0070C0"/>
                 <w:lang w:val="en"/>
               </w:rPr>
-              <w:t>Improved request and response filter performances and memory usage</w:t>
-            </w:r>
+              <w:t>WebTrackingPrintWASUser</w:t>
+            </w:r>
+            <w:proofErr w:type="spellEnd"/>
           </w:p>
           <w:p>
             <w:pPr>
@@ -9914,7 +9930,7 @@
               <w:rPr>
                 <w:lang w:val="en"/>
               </w:rPr>
-              <w:t>Added request headers tracking to request filter</w:t>
+              <w:t>Changed version format</w:t>
             </w:r>
           </w:p>
           <w:p>
@@ -9927,33 +9943,7 @@
               <w:rPr>
                 <w:lang w:val="en"/>
               </w:rPr>
-              <w:t>Added exceeded body limit check to input filter</w:t>
-            </w:r>
-          </w:p>
-          <w:p>
-            <w:pPr>
-              <w:rPr>
-                <w:lang w:val="en"/>
-              </w:rPr>
-            </w:pPr>
-            <w:r>
-              <w:rPr>
-                <w:lang w:val="en"/>
-              </w:rPr>
-              <w:t>Fixed regression: POST data are not printed anymore in request access log</w:t>
-            </w:r>
-          </w:p>
-          <w:p>
-            <w:pPr>
-              <w:rPr>
-                <w:lang w:val="en"/>
-              </w:rPr>
-            </w:pPr>
-            <w:r>
-              <w:rPr>
-                <w:lang w:val="en"/>
-              </w:rPr>
-              <w:t>Moved to Visual Studio 2019 - 16.6.2</w:t>
+              <w:t>Moved to Visual Studio 2019 - 16.6.4</w:t>
             </w:r>
           </w:p>
         </w:tc>
@@ -9985,8 +9975,7 @@
                 <w:bCs/>
                 <w:color w:val="FFFFFF"/>
               </w:rPr>
-              <w:lastRenderedPageBreak/>
-              <w:t>1.1.3</w:t>
+              <w:t>1.1.4</w:t>
             </w:r>
           </w:p>
         </w:tc>
@@ -9997,7 +9986,7 @@
           </w:tcPr>
           <w:p>
             <w:r>
-              <w:t>2020-06-08</w:t>
+              <w:t>2020-06-17</w:t>
             </w:r>
           </w:p>
         </w:tc>
@@ -10016,51 +10005,45 @@
               <w:rPr>
                 <w:lang w:val="en"/>
               </w:rPr>
-              <w:t xml:space="preserve">Added support for environment variables in directive </w:t>
-            </w:r>
-            <w:proofErr w:type="spellStart"/>
-            <w:r>
-              <w:rPr>
-                <w:color w:val="0070C0"/>
+              <w:t>Fixed request filter when content-lengt</w:t>
+            </w:r>
+            <w:r>
+              <w:rPr>
                 <w:lang w:val="en"/>
               </w:rPr>
-              <w:t>WebTrackingID</w:t>
-            </w:r>
-            <w:proofErr w:type="spellEnd"/>
-          </w:p>
-          <w:p>
-            <w:pPr>
+              <w:t>h</w:t>
+            </w:r>
+            <w:r>
               <w:rPr>
                 <w:lang w:val="en"/>
               </w:rPr>
-            </w:pPr>
-            <w:r>
+              <w:t xml:space="preserve"> is missing</w:t>
+            </w:r>
+          </w:p>
+          <w:p>
+            <w:pPr>
               <w:rPr>
                 <w:lang w:val="en"/>
               </w:rPr>
-              <w:t>Changed shared memory name: now is prefixed with logs</w:t>
-            </w:r>
-            <w:proofErr w:type="gramStart"/>
+            </w:pPr>
             <w:r>
               <w:rPr>
                 <w:lang w:val="en"/>
               </w:rPr>
-              <w:t>/.</w:t>
-            </w:r>
-            <w:proofErr w:type="spellStart"/>
-            <w:r>
+              <w:t>Improved request and response filter performances and memory usage</w:t>
+            </w:r>
+          </w:p>
+          <w:p>
+            <w:pPr>
               <w:rPr>
                 <w:lang w:val="en"/>
               </w:rPr>
-              <w:t>shm</w:t>
-            </w:r>
-            <w:proofErr w:type="spellEnd"/>
-            <w:proofErr w:type="gramEnd"/>
+            </w:pPr>
             <w:r>
               <w:rPr>
                 <w:lang w:val="en"/>
               </w:rPr>
-              <w:t>_</w:t>
+              <w:t>Added request headers tracking to request filter</w:t>
             </w:r>
           </w:p>
           <w:p>
@@ -10073,7 +10056,7 @@
               <w:rPr>
                 <w:lang w:val="en"/>
               </w:rPr>
-              <w:t>Fixed the elapsed time calculation for request and response filters</w:t>
+              <w:t>Added exceeded body limit check to input filter</w:t>
             </w:r>
           </w:p>
           <w:p>
@@ -10086,7 +10069,20 @@
               <w:rPr>
                 <w:lang w:val="en"/>
               </w:rPr>
-              <w:t>Moved to Visual Studio 2019 - 16.6.1</w:t>
+              <w:t>Fixed regression: POST data are not printed anymore in request access log</w:t>
+            </w:r>
+          </w:p>
+          <w:p>
+            <w:pPr>
+              <w:rPr>
+                <w:lang w:val="en"/>
+              </w:rPr>
+            </w:pPr>
+            <w:r>
+              <w:rPr>
+                <w:lang w:val="en"/>
+              </w:rPr>
+              <w:t>Moved to Visual Studio 2019 - 16.6.2</w:t>
             </w:r>
           </w:p>
         </w:tc>
@@ -10118,7 +10114,8 @@
                 <w:bCs/>
                 <w:color w:val="FFFFFF"/>
               </w:rPr>
-              <w:t>1.1.2</w:t>
+              <w:lastRenderedPageBreak/>
+              <w:t>1.1.3</w:t>
             </w:r>
           </w:p>
         </w:tc>
@@ -10129,7 +10126,7 @@
           </w:tcPr>
           <w:p>
             <w:r>
-              <w:t>2020-06-04</w:t>
+              <w:t>2020-06-08</w:t>
             </w:r>
           </w:p>
         </w:tc>
@@ -10148,7 +10145,7 @@
               <w:rPr>
                 <w:lang w:val="en"/>
               </w:rPr>
-              <w:t xml:space="preserve">Fixed directive </w:t>
+              <w:t xml:space="preserve">Added support for environment variables in directive </w:t>
             </w:r>
             <w:proofErr w:type="spellStart"/>
             <w:r>
@@ -10156,42 +10153,43 @@
                 <w:color w:val="0070C0"/>
                 <w:lang w:val="en"/>
               </w:rPr>
-              <w:t>WebTrackingPrintWASUser</w:t>
+              <w:t>WebTrackingID</w:t>
             </w:r>
             <w:proofErr w:type="spellEnd"/>
-            <w:r>
+          </w:p>
+          <w:p>
+            <w:pPr>
               <w:rPr>
                 <w:lang w:val="en"/>
               </w:rPr>
-              <w:t xml:space="preserve"> definition</w:t>
-            </w:r>
-          </w:p>
-          <w:p>
-            <w:pPr>
+            </w:pPr>
+            <w:r>
               <w:rPr>
                 <w:lang w:val="en"/>
               </w:rPr>
-            </w:pPr>
+              <w:t>Changed shared memory name: now is prefixed with logs</w:t>
+            </w:r>
+            <w:proofErr w:type="gramStart"/>
             <w:r>
               <w:rPr>
                 <w:lang w:val="en"/>
               </w:rPr>
-              <w:t xml:space="preserve">Fixed directive </w:t>
+              <w:t>/.</w:t>
             </w:r>
             <w:proofErr w:type="spellStart"/>
             <w:r>
               <w:rPr>
-                <w:color w:val="0070C0"/>
                 <w:lang w:val="en"/>
               </w:rPr>
-              <w:t>WebTrackingApplicationId</w:t>
+              <w:t>shm</w:t>
             </w:r>
             <w:proofErr w:type="spellEnd"/>
+            <w:proofErr w:type="gramEnd"/>
             <w:r>
               <w:rPr>
                 <w:lang w:val="en"/>
               </w:rPr>
-              <w:t xml:space="preserve"> definition</w:t>
+              <w:t>_</w:t>
             </w:r>
           </w:p>
           <w:p>
@@ -10204,22 +10202,20 @@
               <w:rPr>
                 <w:lang w:val="en"/>
               </w:rPr>
-              <w:t xml:space="preserve">Fixed directive </w:t>
-            </w:r>
-            <w:proofErr w:type="spellStart"/>
-            <w:r>
-              <w:rPr>
-                <w:color w:val="0070C0"/>
+              <w:t>Fixed the elapsed time calculation for request and response filters</w:t>
+            </w:r>
+          </w:p>
+          <w:p>
+            <w:pPr>
+              <w:rPr>
                 <w:lang w:val="en"/>
               </w:rPr>
-              <w:t>WebTrackingHost</w:t>
-            </w:r>
-            <w:proofErr w:type="spellEnd"/>
+            </w:pPr>
             <w:r>
               <w:rPr>
                 <w:lang w:val="en"/>
               </w:rPr>
-              <w:t xml:space="preserve"> to be no case sensitive</w:t>
+              <w:t>Moved to Visual Studio 2019 - 16.6.1</w:t>
             </w:r>
           </w:p>
         </w:tc>
@@ -10251,7 +10247,7 @@
                 <w:bCs/>
                 <w:color w:val="FFFFFF"/>
               </w:rPr>
-              <w:t>1.1.1</w:t>
+              <w:t>1.1.2</w:t>
             </w:r>
           </w:p>
         </w:tc>
@@ -10262,7 +10258,7 @@
           </w:tcPr>
           <w:p>
             <w:r>
-              <w:t>2020-05-25</w:t>
+              <w:t>2020-06-04</w:t>
             </w:r>
           </w:p>
         </w:tc>
@@ -10292,18 +10288,24 @@
               <w:t>WebTrackingPrintWASUser</w:t>
             </w:r>
             <w:proofErr w:type="spellEnd"/>
-          </w:p>
-          <w:p>
-            <w:pPr>
+            <w:r>
               <w:rPr>
                 <w:lang w:val="en"/>
               </w:rPr>
-            </w:pPr>
-            <w:r>
+              <w:t xml:space="preserve"> definition</w:t>
+            </w:r>
+          </w:p>
+          <w:p>
+            <w:pPr>
               <w:rPr>
                 <w:lang w:val="en"/>
               </w:rPr>
-              <w:t xml:space="preserve">Added host filter for directive </w:t>
+            </w:pPr>
+            <w:r>
+              <w:rPr>
+                <w:lang w:val="en"/>
+              </w:rPr>
+              <w:t xml:space="preserve">Fixed directive </w:t>
             </w:r>
             <w:proofErr w:type="spellStart"/>
             <w:r>
@@ -10311,21 +10313,27 @@
                 <w:color w:val="0070C0"/>
                 <w:lang w:val="en"/>
               </w:rPr>
-              <w:t>WebTrackingPrintWASUser</w:t>
+              <w:t>WebTrackingApplicationId</w:t>
             </w:r>
             <w:proofErr w:type="spellEnd"/>
-          </w:p>
-          <w:p>
-            <w:pPr>
+            <w:r>
               <w:rPr>
                 <w:lang w:val="en"/>
               </w:rPr>
-            </w:pPr>
-            <w:r>
+              <w:t xml:space="preserve"> definition</w:t>
+            </w:r>
+          </w:p>
+          <w:p>
+            <w:pPr>
               <w:rPr>
                 <w:lang w:val="en"/>
               </w:rPr>
-              <w:t xml:space="preserve">Added host filter for directive </w:t>
+            </w:pPr>
+            <w:r>
+              <w:rPr>
+                <w:lang w:val="en"/>
+              </w:rPr>
+              <w:t xml:space="preserve">Fixed directive </w:t>
             </w:r>
             <w:proofErr w:type="spellStart"/>
             <w:r>
@@ -10333,69 +10341,15 @@
                 <w:color w:val="0070C0"/>
                 <w:lang w:val="en"/>
               </w:rPr>
-              <w:t>WebTrackingApplicationId</w:t>
+              <w:t>WebTrackingHost</w:t>
             </w:r>
             <w:proofErr w:type="spellEnd"/>
-          </w:p>
-          <w:p>
-            <w:pPr>
-              <w:rPr>
-                <w:lang w:val="en-US"/>
-              </w:rPr>
-            </w:pPr>
-            <w:r>
-              <w:rPr>
-                <w:lang w:val="en-US"/>
-              </w:rPr>
-              <w:t>Changed UUID header behavior: it is not generated if already present</w:t>
-            </w:r>
-          </w:p>
-          <w:p>
-            <w:pPr>
+            <w:r>
               <w:rPr>
                 <w:lang w:val="en"/>
               </w:rPr>
-            </w:pPr>
-            <w:r>
-              <w:rPr>
-                <w:lang w:val="en"/>
-              </w:rPr>
-              <w:t>Fixed input and output filter</w:t>
-            </w:r>
-          </w:p>
-          <w:p>
-            <w:pPr>
-              <w:rPr>
-                <w:lang w:val="en"/>
-              </w:rPr>
-            </w:pPr>
-            <w:r>
-              <w:rPr>
-                <w:lang w:val="en"/>
-              </w:rPr>
-              <w:t>Added directive</w:t>
-            </w:r>
-          </w:p>
-          <w:p>
-            <w:pPr>
-              <w:numPr>
-                <w:ilvl w:val="0"/>
-                <w:numId w:val="34"/>
-              </w:numPr>
-              <w:rPr>
-                <w:color w:val="0070C0"/>
-                <w:lang w:val="en"/>
-              </w:rPr>
-            </w:pPr>
-            <w:proofErr w:type="spellStart"/>
-            <w:r>
-              <w:rPr>
-                <w:color w:val="0070C0"/>
-                <w:lang w:val="en"/>
-              </w:rPr>
-              <w:t>WebTrackingUuidHeader</w:t>
-            </w:r>
-            <w:proofErr w:type="spellEnd"/>
+              <w:t xml:space="preserve"> to be no case sensitive</w:t>
+            </w:r>
           </w:p>
         </w:tc>
       </w:tr>
@@ -10426,7 +10380,7 @@
                 <w:bCs/>
                 <w:color w:val="FFFFFF"/>
               </w:rPr>
-              <w:t>1.1.0</w:t>
+              <w:t>1.1.1</w:t>
             </w:r>
           </w:p>
         </w:tc>
@@ -10437,7 +10391,7 @@
           </w:tcPr>
           <w:p>
             <w:r>
-              <w:t>2020-05-13</w:t>
+              <w:t>2020-05-25</w:t>
             </w:r>
           </w:p>
         </w:tc>
@@ -10456,7 +10410,99 @@
               <w:rPr>
                 <w:lang w:val="en"/>
               </w:rPr>
-              <w:t xml:space="preserve">Added directive </w:t>
+              <w:t xml:space="preserve">Fixed directive </w:t>
+            </w:r>
+            <w:proofErr w:type="spellStart"/>
+            <w:r>
+              <w:rPr>
+                <w:color w:val="0070C0"/>
+                <w:lang w:val="en"/>
+              </w:rPr>
+              <w:t>WebTrackingPrintWASUser</w:t>
+            </w:r>
+            <w:proofErr w:type="spellEnd"/>
+          </w:p>
+          <w:p>
+            <w:pPr>
+              <w:rPr>
+                <w:lang w:val="en"/>
+              </w:rPr>
+            </w:pPr>
+            <w:r>
+              <w:rPr>
+                <w:lang w:val="en"/>
+              </w:rPr>
+              <w:t xml:space="preserve">Added host filter for directive </w:t>
+            </w:r>
+            <w:proofErr w:type="spellStart"/>
+            <w:r>
+              <w:rPr>
+                <w:color w:val="0070C0"/>
+                <w:lang w:val="en"/>
+              </w:rPr>
+              <w:t>WebTrackingPrintWASUser</w:t>
+            </w:r>
+            <w:proofErr w:type="spellEnd"/>
+          </w:p>
+          <w:p>
+            <w:pPr>
+              <w:rPr>
+                <w:lang w:val="en"/>
+              </w:rPr>
+            </w:pPr>
+            <w:r>
+              <w:rPr>
+                <w:lang w:val="en"/>
+              </w:rPr>
+              <w:t xml:space="preserve">Added host filter for directive </w:t>
+            </w:r>
+            <w:proofErr w:type="spellStart"/>
+            <w:r>
+              <w:rPr>
+                <w:color w:val="0070C0"/>
+                <w:lang w:val="en"/>
+              </w:rPr>
+              <w:t>WebTrackingApplicationId</w:t>
+            </w:r>
+            <w:proofErr w:type="spellEnd"/>
+          </w:p>
+          <w:p>
+            <w:pPr>
+              <w:rPr>
+                <w:lang w:val="en-US"/>
+              </w:rPr>
+            </w:pPr>
+            <w:r>
+              <w:rPr>
+                <w:lang w:val="en-US"/>
+              </w:rPr>
+              <w:t>Changed UUID header behavior: it is not generated if already present</w:t>
+            </w:r>
+          </w:p>
+          <w:p>
+            <w:pPr>
+              <w:rPr>
+                <w:lang w:val="en"/>
+              </w:rPr>
+            </w:pPr>
+            <w:r>
+              <w:rPr>
+                <w:lang w:val="en"/>
+              </w:rPr>
+              <w:t>Fixed input and output filter</w:t>
+            </w:r>
+          </w:p>
+          <w:p>
+            <w:pPr>
+              <w:rPr>
+                <w:lang w:val="en"/>
+              </w:rPr>
+            </w:pPr>
+            <w:r>
+              <w:rPr>
+                <w:lang w:val="en"/>
+              </w:rPr>
+              <w:t>Added directive</w:t>
             </w:r>
           </w:p>
           <w:p>
@@ -10476,78 +10522,9 @@
                 <w:color w:val="0070C0"/>
                 <w:lang w:val="en"/>
               </w:rPr>
-              <w:t>WebTrackingPrintRequestHeader</w:t>
+              <w:t>WebTrackingUuidHeader</w:t>
             </w:r>
             <w:proofErr w:type="spellEnd"/>
-          </w:p>
-          <w:p>
-            <w:pPr>
-              <w:rPr>
-                <w:lang w:val="en"/>
-              </w:rPr>
-            </w:pPr>
-            <w:r>
-              <w:rPr>
-                <w:lang w:val="en"/>
-              </w:rPr>
-              <w:t>Changed body requests and responses track record</w:t>
-            </w:r>
-          </w:p>
-          <w:p>
-            <w:pPr>
-              <w:rPr>
-                <w:lang w:val="en"/>
-              </w:rPr>
-            </w:pPr>
-            <w:r>
-              <w:rPr>
-                <w:lang w:val="en"/>
-              </w:rPr>
-              <w:t xml:space="preserve">Moved to GNU Compiler Collection </w:t>
-            </w:r>
-            <w:r>
-              <w:rPr>
-                <w:lang w:val="en"/>
-              </w:rPr>
-              <w:t>10</w:t>
-            </w:r>
-            <w:r>
-              <w:rPr>
-                <w:lang w:val="en"/>
-              </w:rPr>
-              <w:t>.</w:t>
-            </w:r>
-            <w:r>
-              <w:rPr>
-                <w:lang w:val="en"/>
-              </w:rPr>
-              <w:t>1</w:t>
-            </w:r>
-            <w:r>
-              <w:rPr>
-                <w:lang w:val="en"/>
-              </w:rPr>
-              <w:t>.0</w:t>
-            </w:r>
-          </w:p>
-          <w:p>
-            <w:pPr>
-              <w:rPr>
-                <w:lang w:val="en"/>
-              </w:rPr>
-            </w:pPr>
-            <w:r>
-              <w:rPr>
-                <w:lang w:val="en"/>
-              </w:rPr>
-              <w:t>Moved to Visual Studio 2019 - 16.5.</w:t>
-            </w:r>
-            <w:r>
-              <w:rPr>
-                <w:lang w:val="en"/>
-              </w:rPr>
-              <w:t>5</w:t>
-            </w:r>
           </w:p>
         </w:tc>
       </w:tr>
@@ -10578,8 +10555,7 @@
                 <w:bCs/>
                 <w:color w:val="FFFFFF"/>
               </w:rPr>
-              <w:lastRenderedPageBreak/>
-              <w:t>1.0.7</w:t>
+              <w:t>1.1.0</w:t>
             </w:r>
           </w:p>
         </w:tc>
@@ -10590,7 +10566,7 @@
           </w:tcPr>
           <w:p>
             <w:r>
-              <w:t>2020-03-31</w:t>
+              <w:t>2020-05-13</w:t>
             </w:r>
           </w:p>
         </w:tc>
@@ -10629,7 +10605,7 @@
                 <w:color w:val="0070C0"/>
                 <w:lang w:val="en"/>
               </w:rPr>
-              <w:t>WebTrackingPrintWASUser</w:t>
+              <w:t>WebTrackingPrintRequestHeader</w:t>
             </w:r>
             <w:proofErr w:type="spellEnd"/>
           </w:p>
@@ -10643,55 +10619,63 @@
               <w:rPr>
                 <w:lang w:val="en"/>
               </w:rPr>
-              <w:t xml:space="preserve">Fixed behavior of directive </w:t>
-            </w:r>
-            <w:proofErr w:type="spellStart"/>
-            <w:r>
-              <w:rPr>
-                <w:color w:val="0070C0"/>
+              <w:t>Changed body requests and responses track record</w:t>
+            </w:r>
+          </w:p>
+          <w:p>
+            <w:pPr>
+              <w:rPr>
                 <w:lang w:val="en"/>
               </w:rPr>
-              <w:t>WebTrackingOutputHeader</w:t>
-            </w:r>
-            <w:proofErr w:type="spellEnd"/>
-          </w:p>
-          <w:p>
-            <w:pPr>
+            </w:pPr>
+            <w:r>
               <w:rPr>
                 <w:lang w:val="en"/>
               </w:rPr>
-            </w:pPr>
+              <w:t xml:space="preserve">Moved to GNU Compiler Collection </w:t>
+            </w:r>
             <w:r>
               <w:rPr>
                 <w:lang w:val="en"/>
               </w:rPr>
-              <w:t>Fixed version info output</w:t>
-            </w:r>
-          </w:p>
-          <w:p>
-            <w:pPr>
+              <w:t>10</w:t>
+            </w:r>
+            <w:r>
               <w:rPr>
                 <w:lang w:val="en"/>
               </w:rPr>
-            </w:pPr>
+              <w:t>.</w:t>
+            </w:r>
             <w:r>
               <w:rPr>
                 <w:lang w:val="en"/>
               </w:rPr>
-              <w:t>Moved to GNU Compiler Collection 9.3.0</w:t>
-            </w:r>
-          </w:p>
-          <w:p>
-            <w:pPr>
+              <w:t>1</w:t>
+            </w:r>
+            <w:r>
               <w:rPr>
                 <w:lang w:val="en"/>
               </w:rPr>
-            </w:pPr>
-            <w:r>
+              <w:t>.0</w:t>
+            </w:r>
+          </w:p>
+          <w:p>
+            <w:pPr>
               <w:rPr>
                 <w:lang w:val="en"/>
               </w:rPr>
-              <w:t>Moved to Visual Studio 2019 - 16.5.1</w:t>
+            </w:pPr>
+            <w:r>
+              <w:rPr>
+                <w:lang w:val="en"/>
+              </w:rPr>
+              <w:t>Moved to Visual Studio 2019 - 16.5.</w:t>
+            </w:r>
+            <w:r>
+              <w:rPr>
+                <w:lang w:val="en"/>
+              </w:rPr>
+              <w:t>5</w:t>
             </w:r>
           </w:p>
         </w:tc>
@@ -10723,7 +10707,8 @@
                 <w:bCs/>
                 <w:color w:val="FFFFFF"/>
               </w:rPr>
-              <w:t>1.0.6</w:t>
+              <w:lastRenderedPageBreak/>
+              <w:t>1.0.7</w:t>
             </w:r>
           </w:p>
         </w:tc>
@@ -10734,7 +10719,7 @@
           </w:tcPr>
           <w:p>
             <w:r>
-              <w:t>2019-09-06</w:t>
+              <w:t>2020-03-31</w:t>
             </w:r>
           </w:p>
         </w:tc>
@@ -10773,21 +10758,69 @@
                 <w:color w:val="0070C0"/>
                 <w:lang w:val="en"/>
               </w:rPr>
-              <w:t>WebTrackingPrintEnvVar</w:t>
+              <w:t>WebTrackingPrintWASUser</w:t>
             </w:r>
             <w:proofErr w:type="spellEnd"/>
           </w:p>
           <w:p>
             <w:pPr>
               <w:rPr>
-                <w:lang w:val="en-US"/>
-              </w:rPr>
-            </w:pPr>
-            <w:r>
-              <w:rPr>
                 <w:lang w:val="en"/>
               </w:rPr>
-              <w:t>Moved to GNU Compiler Collection 9.2.0</w:t>
+            </w:pPr>
+            <w:r>
+              <w:rPr>
+                <w:lang w:val="en"/>
+              </w:rPr>
+              <w:t xml:space="preserve">Fixed behavior of directive </w:t>
+            </w:r>
+            <w:proofErr w:type="spellStart"/>
+            <w:r>
+              <w:rPr>
+                <w:color w:val="0070C0"/>
+                <w:lang w:val="en"/>
+              </w:rPr>
+              <w:t>WebTrackingOutputHeader</w:t>
+            </w:r>
+            <w:proofErr w:type="spellEnd"/>
+          </w:p>
+          <w:p>
+            <w:pPr>
+              <w:rPr>
+                <w:lang w:val="en"/>
+              </w:rPr>
+            </w:pPr>
+            <w:r>
+              <w:rPr>
+                <w:lang w:val="en"/>
+              </w:rPr>
+              <w:t>Fixed version info output</w:t>
+            </w:r>
+          </w:p>
+          <w:p>
+            <w:pPr>
+              <w:rPr>
+                <w:lang w:val="en"/>
+              </w:rPr>
+            </w:pPr>
+            <w:r>
+              <w:rPr>
+                <w:lang w:val="en"/>
+              </w:rPr>
+              <w:t>Moved to GNU Compiler Collection 9.3.0</w:t>
+            </w:r>
+          </w:p>
+          <w:p>
+            <w:pPr>
+              <w:rPr>
+                <w:lang w:val="en"/>
+              </w:rPr>
+            </w:pPr>
+            <w:r>
+              <w:rPr>
+                <w:lang w:val="en"/>
+              </w:rPr>
+              <w:t>Moved to Visual Studio 2019 - 16.5.1</w:t>
             </w:r>
           </w:p>
         </w:tc>
@@ -10819,7 +10852,7 @@
                 <w:bCs/>
                 <w:color w:val="FFFFFF"/>
               </w:rPr>
-              <w:t>1.0.5</w:t>
+              <w:t>1.0.6</w:t>
             </w:r>
           </w:p>
         </w:tc>
@@ -10830,7 +10863,7 @@
           </w:tcPr>
           <w:p>
             <w:r>
-              <w:t>2019-05-15</w:t>
+              <w:t>2019-09-06</w:t>
             </w:r>
           </w:p>
         </w:tc>
@@ -10849,19 +10882,41 @@
               <w:rPr>
                 <w:lang w:val="en"/>
               </w:rPr>
-              <w:t xml:space="preserve">Moved to GNU Compiler </w:t>
-            </w:r>
-            <w:r>
-              <w:rPr>
+              <w:t xml:space="preserve">Added directive </w:t>
+            </w:r>
+          </w:p>
+          <w:p>
+            <w:pPr>
+              <w:numPr>
+                <w:ilvl w:val="0"/>
+                <w:numId w:val="34"/>
+              </w:numPr>
+              <w:rPr>
+                <w:color w:val="0070C0"/>
                 <w:lang w:val="en"/>
               </w:rPr>
-              <w:t xml:space="preserve">Collection </w:t>
-            </w:r>
-            <w:r>
-              <w:rPr>
+            </w:pPr>
+            <w:proofErr w:type="spellStart"/>
+            <w:r>
+              <w:rPr>
+                <w:color w:val="0070C0"/>
                 <w:lang w:val="en"/>
               </w:rPr>
-              <w:t>9.1.0</w:t>
+              <w:t>WebTrackingPrintEnvVar</w:t>
+            </w:r>
+            <w:proofErr w:type="spellEnd"/>
+          </w:p>
+          <w:p>
+            <w:pPr>
+              <w:rPr>
+                <w:lang w:val="en-US"/>
+              </w:rPr>
+            </w:pPr>
+            <w:r>
+              <w:rPr>
+                <w:lang w:val="en"/>
+              </w:rPr>
+              <w:t>Moved to GNU Compiler Collection 9.2.0</w:t>
             </w:r>
           </w:p>
         </w:tc>
@@ -10893,7 +10948,7 @@
                 <w:bCs/>
                 <w:color w:val="FFFFFF"/>
               </w:rPr>
-              <w:t>1.0.4</w:t>
+              <w:t>1.0.5</w:t>
             </w:r>
           </w:p>
         </w:tc>
@@ -10904,7 +10959,7 @@
           </w:tcPr>
           <w:p>
             <w:r>
-              <w:t>2018-11-14</w:t>
+              <w:t>2019-05-15</w:t>
             </w:r>
           </w:p>
         </w:tc>
@@ -10923,63 +10978,19 @@
               <w:rPr>
                 <w:lang w:val="en"/>
               </w:rPr>
-              <w:t>Added ISO8601 request time stamp for</w:t>
+              <w:t xml:space="preserve">Moved to GNU Compiler </w:t>
             </w:r>
             <w:r>
               <w:rPr>
                 <w:lang w:val="en"/>
               </w:rPr>
-              <w:t xml:space="preserve"> the request and response body records</w:t>
-            </w:r>
-          </w:p>
-          <w:p>
-            <w:pPr>
+              <w:t xml:space="preserve">Collection </w:t>
+            </w:r>
+            <w:r>
               <w:rPr>
                 <w:lang w:val="en"/>
               </w:rPr>
-            </w:pPr>
-            <w:r>
-              <w:rPr>
-                <w:lang w:val="en"/>
-              </w:rPr>
-              <w:t xml:space="preserve">Modified the access records to print the </w:t>
-            </w:r>
-            <w:r>
-              <w:rPr>
-                <w:lang w:val="en"/>
-              </w:rPr>
-              <w:t>time stamp</w:t>
-            </w:r>
-            <w:r>
-              <w:rPr>
-                <w:lang w:val="en"/>
-              </w:rPr>
-              <w:t xml:space="preserve"> in UTC and to include </w:t>
-            </w:r>
-            <w:r>
-              <w:rPr>
-                <w:lang w:val="en"/>
-              </w:rPr>
-              <w:t xml:space="preserve">the time </w:t>
-            </w:r>
-            <w:r>
-              <w:rPr>
-                <w:lang w:val="en"/>
-              </w:rPr>
-              <w:t>zone</w:t>
-            </w:r>
-          </w:p>
-          <w:p>
-            <w:pPr>
-              <w:rPr>
-                <w:lang w:val="en"/>
-              </w:rPr>
-            </w:pPr>
-            <w:r>
-              <w:rPr>
-                <w:lang w:val="en"/>
-              </w:rPr>
-              <w:t>Fixed some minor issues</w:t>
+              <w:t>9.1.0</w:t>
             </w:r>
           </w:p>
         </w:tc>
@@ -11011,7 +11022,7 @@
                 <w:bCs/>
                 <w:color w:val="FFFFFF"/>
               </w:rPr>
-              <w:t>1.0.3</w:t>
+              <w:t>1.0.4</w:t>
             </w:r>
           </w:p>
         </w:tc>
@@ -11022,7 +11033,7 @@
           </w:tcPr>
           <w:p>
             <w:r>
-              <w:t>2018-09-08</w:t>
+              <w:t>2018-11-14</w:t>
             </w:r>
           </w:p>
         </w:tc>
@@ -11041,7 +11052,63 @@
               <w:rPr>
                 <w:lang w:val="en"/>
               </w:rPr>
-              <w:t>Rewritten request and response body filters</w:t>
+              <w:t>Added ISO8601 request time stamp for</w:t>
+            </w:r>
+            <w:r>
+              <w:rPr>
+                <w:lang w:val="en"/>
+              </w:rPr>
+              <w:t xml:space="preserve"> the request and response body records</w:t>
+            </w:r>
+          </w:p>
+          <w:p>
+            <w:pPr>
+              <w:rPr>
+                <w:lang w:val="en"/>
+              </w:rPr>
+            </w:pPr>
+            <w:r>
+              <w:rPr>
+                <w:lang w:val="en"/>
+              </w:rPr>
+              <w:t xml:space="preserve">Modified the access records to print the </w:t>
+            </w:r>
+            <w:r>
+              <w:rPr>
+                <w:lang w:val="en"/>
+              </w:rPr>
+              <w:t>time stamp</w:t>
+            </w:r>
+            <w:r>
+              <w:rPr>
+                <w:lang w:val="en"/>
+              </w:rPr>
+              <w:t xml:space="preserve"> in UTC and to include </w:t>
+            </w:r>
+            <w:r>
+              <w:rPr>
+                <w:lang w:val="en"/>
+              </w:rPr>
+              <w:t xml:space="preserve">the time </w:t>
+            </w:r>
+            <w:r>
+              <w:rPr>
+                <w:lang w:val="en"/>
+              </w:rPr>
+              <w:t>zone</w:t>
+            </w:r>
+          </w:p>
+          <w:p>
+            <w:pPr>
+              <w:rPr>
+                <w:lang w:val="en"/>
+              </w:rPr>
+            </w:pPr>
+            <w:r>
+              <w:rPr>
+                <w:lang w:val="en"/>
+              </w:rPr>
+              <w:t>Fixed some minor issues</w:t>
             </w:r>
           </w:p>
         </w:tc>
@@ -11073,7 +11140,7 @@
                 <w:bCs/>
                 <w:color w:val="FFFFFF"/>
               </w:rPr>
-              <w:t>1.0.2</w:t>
+              <w:t>1.0.3</w:t>
             </w:r>
           </w:p>
         </w:tc>
@@ -11084,7 +11151,7 @@
           </w:tcPr>
           <w:p>
             <w:r>
-              <w:t>2018-09-03</w:t>
+              <w:t>2018-09-08</w:t>
             </w:r>
           </w:p>
         </w:tc>
@@ -11103,73 +11170,8 @@
               <w:rPr>
                 <w:lang w:val="en"/>
               </w:rPr>
-              <w:t>Changed the timestamp format</w:t>
-            </w:r>
-          </w:p>
-          <w:p>
-            <w:pPr>
-              <w:rPr>
-                <w:lang w:val="en"/>
-              </w:rPr>
-            </w:pPr>
-            <w:r>
-              <w:rPr>
-                <w:lang w:val="en"/>
-              </w:rPr>
-              <w:t xml:space="preserve">Added the POST </w:t>
-            </w:r>
-            <w:r>
-              <w:rPr>
-                <w:lang w:val="en"/>
-              </w:rPr>
-              <w:t>parameters to the request access format</w:t>
-            </w:r>
-          </w:p>
-          <w:p>
-            <w:pPr>
-              <w:rPr>
-                <w:lang w:val="en"/>
-              </w:rPr>
-            </w:pPr>
-            <w:r>
-              <w:rPr>
-                <w:lang w:val="en"/>
-              </w:rPr>
-              <w:t>Added server status extra content implementation</w:t>
-            </w:r>
-          </w:p>
-          <w:p>
-            <w:pPr>
-              <w:rPr>
-                <w:lang w:val="en"/>
-              </w:rPr>
-            </w:pPr>
-            <w:r>
-              <w:rPr>
-                <w:lang w:val="en"/>
-              </w:rPr>
-              <w:t>Added directive</w:t>
-            </w:r>
-          </w:p>
-          <w:p>
-            <w:pPr>
-              <w:numPr>
-                <w:ilvl w:val="0"/>
-                <w:numId w:val="8"/>
-              </w:numPr>
-              <w:rPr>
-                <w:color w:val="0070C0"/>
-                <w:lang w:val="en"/>
-              </w:rPr>
-            </w:pPr>
-            <w:proofErr w:type="spellStart"/>
-            <w:r>
-              <w:rPr>
-                <w:color w:val="0070C0"/>
-              </w:rPr>
-              <w:t>WebTrackingExcludeFormParameter</w:t>
-            </w:r>
-            <w:proofErr w:type="spellEnd"/>
+              <w:t>Rewritten request and response body filters</w:t>
+            </w:r>
           </w:p>
         </w:tc>
       </w:tr>
@@ -11200,8 +11202,7 @@
                 <w:bCs/>
                 <w:color w:val="FFFFFF"/>
               </w:rPr>
-              <w:lastRenderedPageBreak/>
-              <w:t>1.0.1</w:t>
+              <w:t>1.0.2</w:t>
             </w:r>
           </w:p>
         </w:tc>
@@ -11212,7 +11213,7 @@
           </w:tcPr>
           <w:p>
             <w:r>
-              <w:t>2018-05-29</w:t>
+              <w:t>2018-09-03</w:t>
             </w:r>
           </w:p>
         </w:tc>
@@ -11231,7 +11232,52 @@
               <w:rPr>
                 <w:lang w:val="en"/>
               </w:rPr>
-              <w:t xml:space="preserve">Added directive </w:t>
+              <w:t>Changed the timestamp format</w:t>
+            </w:r>
+          </w:p>
+          <w:p>
+            <w:pPr>
+              <w:rPr>
+                <w:lang w:val="en"/>
+              </w:rPr>
+            </w:pPr>
+            <w:r>
+              <w:rPr>
+                <w:lang w:val="en"/>
+              </w:rPr>
+              <w:t xml:space="preserve">Added the POST </w:t>
+            </w:r>
+            <w:r>
+              <w:rPr>
+                <w:lang w:val="en"/>
+              </w:rPr>
+              <w:t>parameters to the request access format</w:t>
+            </w:r>
+          </w:p>
+          <w:p>
+            <w:pPr>
+              <w:rPr>
+                <w:lang w:val="en"/>
+              </w:rPr>
+            </w:pPr>
+            <w:r>
+              <w:rPr>
+                <w:lang w:val="en"/>
+              </w:rPr>
+              <w:t>Added server status extra content implementation</w:t>
+            </w:r>
+          </w:p>
+          <w:p>
+            <w:pPr>
+              <w:rPr>
+                <w:lang w:val="en"/>
+              </w:rPr>
+            </w:pPr>
+            <w:r>
+              <w:rPr>
+                <w:lang w:val="en"/>
+              </w:rPr>
+              <w:t>Added directive</w:t>
             </w:r>
           </w:p>
           <w:p>
@@ -11250,43 +11296,9 @@
               <w:rPr>
                 <w:color w:val="0070C0"/>
               </w:rPr>
-              <w:t>WebTrackingExcludeCookie</w:t>
+              <w:t>WebTrackingExcludeFormParameter</w:t>
             </w:r>
             <w:proofErr w:type="spellEnd"/>
-          </w:p>
-          <w:p>
-            <w:pPr>
-              <w:rPr>
-                <w:lang w:val="en"/>
-              </w:rPr>
-            </w:pPr>
-            <w:r>
-              <w:rPr>
-                <w:lang w:val="en"/>
-              </w:rPr>
-              <w:t xml:space="preserve">Changed the directive </w:t>
-            </w:r>
-            <w:proofErr w:type="spellStart"/>
-            <w:r>
-              <w:rPr>
-                <w:color w:val="0070C0"/>
-                <w:lang w:val="en"/>
-              </w:rPr>
-              <w:t>WebTrackingID</w:t>
-            </w:r>
-            <w:proofErr w:type="spellEnd"/>
-            <w:r>
-              <w:rPr>
-                <w:lang w:val="en"/>
-              </w:rPr>
-              <w:t xml:space="preserve"> to be </w:t>
-            </w:r>
-            <w:r>
-              <w:rPr>
-                <w:lang w:val="en"/>
-              </w:rPr>
-              <w:t>no longer mandatory</w:t>
-            </w:r>
           </w:p>
         </w:tc>
       </w:tr>
@@ -11318,7 +11330,7 @@
                 <w:color w:val="FFFFFF"/>
               </w:rPr>
               <w:lastRenderedPageBreak/>
-              <w:t>1.0.0</w:t>
+              <w:t>1.0.1</w:t>
             </w:r>
           </w:p>
         </w:tc>
@@ -11329,7 +11341,7 @@
           </w:tcPr>
           <w:p>
             <w:r>
-              <w:t>2017-10-16</w:t>
+              <w:t>2018-05-29</w:t>
             </w:r>
           </w:p>
         </w:tc>
@@ -11341,14 +11353,14 @@
           <w:p>
             <w:pPr>
               <w:rPr>
-                <w:lang w:val="en-US"/>
-              </w:rPr>
-            </w:pPr>
-            <w:r>
-              <w:rPr>
                 <w:lang w:val="en"/>
               </w:rPr>
-              <w:t>Initial release including the following directives (in alphabetical order):</w:t>
+            </w:pPr>
+            <w:r>
+              <w:rPr>
+                <w:lang w:val="en"/>
+              </w:rPr>
+              <w:t xml:space="preserve">Added directive </w:t>
             </w:r>
           </w:p>
           <w:p>
@@ -11359,6 +11371,7 @@
               </w:numPr>
               <w:rPr>
                 <w:color w:val="0070C0"/>
+                <w:lang w:val="en"/>
               </w:rPr>
             </w:pPr>
             <w:proofErr w:type="spellStart"/>
@@ -11366,9 +11379,106 @@
               <w:rPr>
                 <w:color w:val="0070C0"/>
               </w:rPr>
-              <w:t>WebTrackingApplicationId</w:t>
+              <w:t>WebTrackingExcludeCookie</w:t>
             </w:r>
             <w:proofErr w:type="spellEnd"/>
+          </w:p>
+          <w:p>
+            <w:pPr>
+              <w:rPr>
+                <w:lang w:val="en"/>
+              </w:rPr>
+            </w:pPr>
+            <w:r>
+              <w:rPr>
+                <w:lang w:val="en"/>
+              </w:rPr>
+              <w:t xml:space="preserve">Changed the directive </w:t>
+            </w:r>
+            <w:proofErr w:type="spellStart"/>
+            <w:r>
+              <w:rPr>
+                <w:color w:val="0070C0"/>
+                <w:lang w:val="en"/>
+              </w:rPr>
+              <w:t>WebTrackingID</w:t>
+            </w:r>
+            <w:proofErr w:type="spellEnd"/>
+            <w:r>
+              <w:rPr>
+                <w:lang w:val="en"/>
+              </w:rPr>
+              <w:t xml:space="preserve"> to be </w:t>
+            </w:r>
+            <w:r>
+              <w:rPr>
+                <w:lang w:val="en"/>
+              </w:rPr>
+              <w:t>no longer mandatory</w:t>
+            </w:r>
+          </w:p>
+        </w:tc>
+      </w:tr>
+      <w:tr>
+        <w:trPr>
+          <w:cantSplit/>
+        </w:trPr>
+        <w:tc>
+          <w:tcPr>
+            <w:tcW w:w="0" w:type="auto"/>
+            <w:tcBorders>
+              <w:left w:val="single" w:sz="4" w:space="0" w:color="FFFFFF"/>
+              <w:bottom w:val="single" w:sz="4" w:space="0" w:color="FFFFFF"/>
+            </w:tcBorders>
+            <w:shd w:val="clear" w:color="auto" w:fill="70AD47"/>
+          </w:tcPr>
+          <w:p>
+            <w:pPr>
+              <w:rPr>
+                <w:b/>
+                <w:bCs/>
+                <w:color w:val="FFFFFF"/>
+              </w:rPr>
+            </w:pPr>
+            <w:r>
+              <w:rPr>
+                <w:b/>
+                <w:bCs/>
+                <w:color w:val="FFFFFF"/>
+              </w:rPr>
+              <w:lastRenderedPageBreak/>
+              <w:t>1.0.0</w:t>
+            </w:r>
+          </w:p>
+        </w:tc>
+        <w:tc>
+          <w:tcPr>
+            <w:tcW w:w="1274" w:type="dxa"/>
+            <w:shd w:val="clear" w:color="auto" w:fill="C5E0B3"/>
+          </w:tcPr>
+          <w:p>
+            <w:r>
+              <w:t>2017-10-16</w:t>
+            </w:r>
+          </w:p>
+        </w:tc>
+        <w:tc>
+          <w:tcPr>
+            <w:tcW w:w="6906" w:type="dxa"/>
+            <w:shd w:val="clear" w:color="auto" w:fill="C5E0B3"/>
+          </w:tcPr>
+          <w:p>
+            <w:pPr>
+              <w:rPr>
+                <w:lang w:val="en-US"/>
+              </w:rPr>
+            </w:pPr>
+            <w:r>
+              <w:rPr>
+                <w:lang w:val="en"/>
+              </w:rPr>
+              <w:t>Initial release including the following directives (in alphabetical order):</w:t>
+            </w:r>
           </w:p>
           <w:p>
             <w:pPr>
@@ -11385,7 +11495,7 @@
               <w:rPr>
                 <w:color w:val="0070C0"/>
               </w:rPr>
-              <w:t>WebTrackingBodyLimit</w:t>
+              <w:t>WebTrackingApplicationId</w:t>
             </w:r>
             <w:proofErr w:type="spellEnd"/>
           </w:p>
@@ -11404,7 +11514,7 @@
               <w:rPr>
                 <w:color w:val="0070C0"/>
               </w:rPr>
-              <w:t>WebTrackingClientIpHeader</w:t>
+              <w:t>WebTrackingBodyLimit</w:t>
             </w:r>
             <w:proofErr w:type="spellEnd"/>
           </w:p>
@@ -11423,7 +11533,7 @@
               <w:rPr>
                 <w:color w:val="0070C0"/>
               </w:rPr>
-              <w:t>WebTrackingContentType</w:t>
+              <w:t>WebTrackingClientIpHeader</w:t>
             </w:r>
             <w:proofErr w:type="spellEnd"/>
           </w:p>
@@ -11442,7 +11552,7 @@
               <w:rPr>
                 <w:color w:val="0070C0"/>
               </w:rPr>
-              <w:t>WebTrackingDisable</w:t>
+              <w:t>WebTrackingContentType</w:t>
             </w:r>
             <w:proofErr w:type="spellEnd"/>
           </w:p>
@@ -11461,7 +11571,7 @@
               <w:rPr>
                 <w:color w:val="0070C0"/>
               </w:rPr>
-              <w:t>WebTrackingDisablingHeader</w:t>
+              <w:t>WebTrackingDisable</w:t>
             </w:r>
             <w:proofErr w:type="spellEnd"/>
           </w:p>
@@ -11480,7 +11590,7 @@
               <w:rPr>
                 <w:color w:val="0070C0"/>
               </w:rPr>
-              <w:t>WebTrackingEnablePostBody</w:t>
+              <w:t>WebTrackingDisablingHeader</w:t>
             </w:r>
             <w:proofErr w:type="spellEnd"/>
           </w:p>
@@ -11499,7 +11609,7 @@
               <w:rPr>
                 <w:color w:val="0070C0"/>
               </w:rPr>
-              <w:t>WebTrackingEnableProxy</w:t>
+              <w:t>WebTrackingEnablePostBody</w:t>
             </w:r>
             <w:proofErr w:type="spellEnd"/>
           </w:p>
@@ -11518,7 +11628,7 @@
               <w:rPr>
                 <w:color w:val="0070C0"/>
               </w:rPr>
-              <w:t>WebTrackingExcludeHeader</w:t>
+              <w:t>WebTrackingEnableProxy</w:t>
             </w:r>
             <w:proofErr w:type="spellEnd"/>
           </w:p>
@@ -11537,7 +11647,7 @@
               <w:rPr>
                 <w:color w:val="0070C0"/>
               </w:rPr>
-              <w:t>WebTrackingExcludeHeaderValue</w:t>
+              <w:t>WebTrackingExcludeHeader</w:t>
             </w:r>
             <w:proofErr w:type="spellEnd"/>
           </w:p>
@@ -11556,7 +11666,7 @@
               <w:rPr>
                 <w:color w:val="0070C0"/>
               </w:rPr>
-              <w:t>WebTrackingExcludeIP</w:t>
+              <w:t>WebTrackingExcludeHeaderValue</w:t>
             </w:r>
             <w:proofErr w:type="spellEnd"/>
           </w:p>
@@ -11575,7 +11685,7 @@
               <w:rPr>
                 <w:color w:val="0070C0"/>
               </w:rPr>
-              <w:t>WebTrackingExcludeURI</w:t>
+              <w:t>WebTrackingExcludeIP</w:t>
             </w:r>
             <w:proofErr w:type="spellEnd"/>
           </w:p>
@@ -11594,7 +11704,7 @@
               <w:rPr>
                 <w:color w:val="0070C0"/>
               </w:rPr>
-              <w:t>WebTrackingExcludeURIBody</w:t>
+              <w:t>WebTrackingExcludeURI</w:t>
             </w:r>
             <w:proofErr w:type="spellEnd"/>
           </w:p>
@@ -11613,7 +11723,7 @@
               <w:rPr>
                 <w:color w:val="0070C0"/>
               </w:rPr>
-              <w:t>WebTrackingExcludeURIPost</w:t>
+              <w:t>WebTrackingExcludeURIBody</w:t>
             </w:r>
             <w:proofErr w:type="spellEnd"/>
           </w:p>
@@ -11632,7 +11742,7 @@
               <w:rPr>
                 <w:color w:val="0070C0"/>
               </w:rPr>
-              <w:t>WebTrackingHost</w:t>
+              <w:t>WebTrackingExcludeURIPost</w:t>
             </w:r>
             <w:proofErr w:type="spellEnd"/>
           </w:p>
@@ -11651,7 +11761,7 @@
               <w:rPr>
                 <w:color w:val="0070C0"/>
               </w:rPr>
-              <w:t>WebTrackingHttpEnabled</w:t>
+              <w:t>WebTrackingHost</w:t>
             </w:r>
             <w:proofErr w:type="spellEnd"/>
           </w:p>
@@ -11670,7 +11780,7 @@
               <w:rPr>
                 <w:color w:val="0070C0"/>
               </w:rPr>
-              <w:t>WebTrackingHttpsEnabled</w:t>
+              <w:t>WebTrackingHttpEnabled</w:t>
             </w:r>
             <w:proofErr w:type="spellEnd"/>
           </w:p>
@@ -11689,7 +11799,7 @@
               <w:rPr>
                 <w:color w:val="0070C0"/>
               </w:rPr>
-              <w:t>WebTrackingID</w:t>
+              <w:t>WebTrackingHttpsEnabled</w:t>
             </w:r>
             <w:proofErr w:type="spellEnd"/>
           </w:p>
@@ -11708,7 +11818,7 @@
               <w:rPr>
                 <w:color w:val="0070C0"/>
               </w:rPr>
-              <w:t>WebTrackingInflateResponse</w:t>
+              <w:t>WebTrackingID</w:t>
             </w:r>
             <w:proofErr w:type="spellEnd"/>
           </w:p>
@@ -11727,7 +11837,7 @@
               <w:rPr>
                 <w:color w:val="0070C0"/>
               </w:rPr>
-              <w:t>WebTrackingOutputHeader</w:t>
+              <w:t>WebTrackingInflateResponse</w:t>
             </w:r>
             <w:proofErr w:type="spellEnd"/>
           </w:p>
@@ -11746,7 +11856,7 @@
               <w:rPr>
                 <w:color w:val="0070C0"/>
               </w:rPr>
-              <w:t>WebTrackingRequestFile</w:t>
+              <w:t>WebTrackingOutputHeader</w:t>
             </w:r>
             <w:proofErr w:type="spellEnd"/>
           </w:p>
@@ -11765,7 +11875,7 @@
               <w:rPr>
                 <w:color w:val="0070C0"/>
               </w:rPr>
-              <w:t>WebTrackingResponseFile</w:t>
+              <w:t>WebTrackingRequestFile</w:t>
             </w:r>
             <w:proofErr w:type="spellEnd"/>
           </w:p>
@@ -11784,7 +11894,7 @@
               <w:rPr>
                 <w:color w:val="0070C0"/>
               </w:rPr>
-              <w:t>WebTrackingSSLIndicator</w:t>
+              <w:t>WebTrackingResponseFile</w:t>
             </w:r>
             <w:proofErr w:type="spellEnd"/>
           </w:p>
@@ -11803,7 +11913,7 @@
               <w:rPr>
                 <w:color w:val="0070C0"/>
               </w:rPr>
-              <w:t>WebTrackingTraceURI</w:t>
+              <w:t>WebTrackingSSLIndicator</w:t>
             </w:r>
             <w:proofErr w:type="spellEnd"/>
           </w:p>
@@ -11822,6 +11932,25 @@
               <w:rPr>
                 <w:color w:val="0070C0"/>
               </w:rPr>
+              <w:t>WebTrackingTraceURI</w:t>
+            </w:r>
+            <w:proofErr w:type="spellEnd"/>
+          </w:p>
+          <w:p>
+            <w:pPr>
+              <w:numPr>
+                <w:ilvl w:val="0"/>
+                <w:numId w:val="8"/>
+              </w:numPr>
+              <w:rPr>
+                <w:color w:val="0070C0"/>
+              </w:rPr>
+            </w:pPr>
+            <w:proofErr w:type="spellStart"/>
+            <w:r>
+              <w:rPr>
+                <w:color w:val="0070C0"/>
+              </w:rPr>
               <w:t>WebTrackingURI</w:t>
             </w:r>
             <w:proofErr w:type="spellEnd"/>
@@ -11837,7 +11966,7 @@
           <w:lang w:val="en-US"/>
         </w:rPr>
       </w:pPr>
-      <w:bookmarkStart w:id="4" w:name="_Toc223010756"/>
+      <w:bookmarkStart w:id="5" w:name="_Toc223010756"/>
       <w:r>
         <w:rPr>
           <w:lang w:val="en-US"/>
@@ -11859,7 +11988,7 @@
         </w:rPr>
         <w:t>irectives</w:t>
       </w:r>
-      <w:bookmarkEnd w:id="4"/>
+      <w:bookmarkEnd w:id="5"/>
     </w:p>
     <w:p>
       <w:pPr>
@@ -12010,7 +12139,7 @@
                 <w:szCs w:val="16"/>
               </w:rPr>
             </w:pPr>
-            <w:bookmarkStart w:id="5" w:name="_Hlk8631904"/>
+            <w:bookmarkStart w:id="6" w:name="_Hlk8631904"/>
             <w:r>
               <w:rPr>
                 <w:rFonts w:ascii="Century Gothic" w:hAnsi="Century Gothic"/>
@@ -12999,7 +13128,7 @@
           </w:p>
         </w:tc>
       </w:tr>
-      <w:bookmarkEnd w:id="5"/>
+      <w:bookmarkEnd w:id="6"/>
       <w:tr>
         <w:trPr>
           <w:trHeight w:val="521"/>
@@ -14184,7 +14313,7 @@
                 <w:szCs w:val="16"/>
               </w:rPr>
             </w:pPr>
-            <w:bookmarkStart w:id="6" w:name="_Hlk483513083"/>
+            <w:bookmarkStart w:id="7" w:name="_Hlk483513083"/>
             <w:proofErr w:type="spellStart"/>
             <w:r>
               <w:rPr>
@@ -14197,7 +14326,7 @@
               </w:rPr>
               <w:t>WebTrackingDisablingHeader</w:t>
             </w:r>
-            <w:bookmarkEnd w:id="6"/>
+            <w:bookmarkEnd w:id="7"/>
             <w:proofErr w:type="spellEnd"/>
           </w:p>
         </w:tc>
@@ -15090,7 +15219,7 @@
                 <w:szCs w:val="16"/>
               </w:rPr>
             </w:pPr>
-            <w:bookmarkStart w:id="7" w:name="_Hlk193799813"/>
+            <w:bookmarkStart w:id="8" w:name="_Hlk193799813"/>
             <w:proofErr w:type="spellStart"/>
             <w:r>
               <w:rPr>
@@ -15402,7 +15531,7 @@
           </w:p>
         </w:tc>
       </w:tr>
-      <w:bookmarkEnd w:id="7"/>
+      <w:bookmarkEnd w:id="8"/>
       <w:tr>
         <w:trPr>
           <w:trHeight w:val="521"/>
@@ -19370,7 +19499,7 @@
                 <w:szCs w:val="16"/>
               </w:rPr>
             </w:pPr>
-            <w:bookmarkStart w:id="8" w:name="_Hlk18682086"/>
+            <w:bookmarkStart w:id="9" w:name="_Hlk18682086"/>
             <w:proofErr w:type="spellStart"/>
             <w:r>
               <w:rPr>
@@ -19695,7 +19824,7 @@
           </w:p>
         </w:tc>
       </w:tr>
-      <w:bookmarkEnd w:id="8"/>
+      <w:bookmarkEnd w:id="9"/>
       <w:tr>
         <w:trPr>
           <w:trHeight w:val="537"/>
@@ -24836,7 +24965,7 @@
         </w:rPr>
         <w:br w:type="page"/>
       </w:r>
-      <w:bookmarkStart w:id="9" w:name="_Toc223010757"/>
+      <w:bookmarkStart w:id="10" w:name="_Toc223010757"/>
       <w:r>
         <w:rPr>
           <w:lang w:val="en-US"/>
@@ -24844,7 +24973,7 @@
         <w:lastRenderedPageBreak/>
         <w:t>Algorithm</w:t>
       </w:r>
-      <w:bookmarkEnd w:id="9"/>
+      <w:bookmarkEnd w:id="10"/>
     </w:p>
     <w:p>
       <w:pPr>
@@ -26141,7 +26270,7 @@
         </w:rPr>
         <w:br w:type="page"/>
       </w:r>
-      <w:bookmarkStart w:id="10" w:name="_Toc223010758"/>
+      <w:bookmarkStart w:id="11" w:name="_Toc223010758"/>
       <w:r>
         <w:rPr>
           <w:lang w:val="en-US"/>
@@ -26149,7 +26278,7 @@
         <w:lastRenderedPageBreak/>
         <w:t>Record Layout</w:t>
       </w:r>
-      <w:bookmarkEnd w:id="10"/>
+      <w:bookmarkEnd w:id="11"/>
     </w:p>
     <w:p>
       <w:pPr>
@@ -29507,7 +29636,7 @@
         </w:rPr>
         <w:br w:type="page"/>
       </w:r>
-      <w:bookmarkStart w:id="11" w:name="_Toc223010759"/>
+      <w:bookmarkStart w:id="12" w:name="_Toc223010759"/>
       <w:r>
         <w:rPr>
           <w:lang w:val="en-US"/>
@@ -29521,7 +29650,7 @@
         </w:rPr>
         <w:t>xamples</w:t>
       </w:r>
-      <w:bookmarkEnd w:id="11"/>
+      <w:bookmarkEnd w:id="12"/>
     </w:p>
     <w:p>
       <w:pPr>
@@ -32270,7 +32399,7 @@
         </w:rPr>
         <w:br w:type="page"/>
       </w:r>
-      <w:bookmarkStart w:id="12" w:name="_Toc223010760"/>
+      <w:bookmarkStart w:id="13" w:name="_Toc223010760"/>
       <w:r>
         <w:rPr>
           <w:lang w:val="en-US" w:eastAsia="it-IT"/>
@@ -32278,7 +32407,7 @@
         <w:lastRenderedPageBreak/>
         <w:t>Troubleshooting</w:t>
       </w:r>
-      <w:bookmarkEnd w:id="12"/>
+      <w:bookmarkEnd w:id="13"/>
     </w:p>
     <w:p>
       <w:pPr>
@@ -32496,8 +32625,6 @@
         </w:rPr>
         <w:t xml:space="preserve"> </w:t>
       </w:r>
-      <w:bookmarkStart w:id="13" w:name="_GoBack"/>
-      <w:bookmarkEnd w:id="13"/>
       <w:r>
         <w:rPr>
           <w:color w:val="92D050"/>
@@ -32602,6 +32729,13 @@
           <w:lang w:val="en-US" w:eastAsia="it-IT"/>
         </w:rPr>
         <w:t>KO</w:t>
+      </w:r>
+      <w:r>
+        <w:rPr>
+          <w:color w:val="92D050"/>
+          <w:lang w:val="en-US" w:eastAsia="it-IT"/>
+        </w:rPr>
+        <w:t xml:space="preserve"> (&lt;error&gt;)</w:t>
       </w:r>
       <w:r>
         <w:rPr>
@@ -34194,43 +34328,7 @@
             <w:rPr>
               <w:lang w:val="en-US"/>
             </w:rPr>
-            <w:t xml:space="preserve"> 202</w:t>
-          </w:r>
-          <w:r>
-            <w:rPr>
-              <w:lang w:val="en-US"/>
-            </w:rPr>
-            <w:t>6</w:t>
-          </w:r>
-          <w:r>
-            <w:rPr>
-              <w:lang w:val="en-US"/>
-            </w:rPr>
-            <w:t>.</w:t>
-          </w:r>
-          <w:r>
-            <w:rPr>
-              <w:lang w:val="en-US"/>
-            </w:rPr>
-            <w:t>2</w:t>
-          </w:r>
-          <w:r>
-            <w:rPr>
-              <w:lang w:val="en-US"/>
-            </w:rPr>
-            <w:t>.2</w:t>
-          </w:r>
-          <w:r>
-            <w:rPr>
-              <w:lang w:val="en-US"/>
-            </w:rPr>
-            <w:t>6</w:t>
-          </w:r>
-          <w:r>
-            <w:rPr>
-              <w:lang w:val="en-US"/>
-            </w:rPr>
-            <w:t>.1</w:t>
+            <w:t xml:space="preserve"> 2026.3.2.1</w:t>
           </w:r>
         </w:p>
       </w:tc>
@@ -41923,7 +42021,7 @@
 </file>
 
 <file path=customXml/itemProps2.xml><?xml version="1.0" encoding="utf-8"?>
-<ds:datastoreItem xmlns:ds="http://schemas.openxmlformats.org/officeDocument/2006/customXml" ds:itemID="{1DE57102-2F3F-4FB7-930F-9D8B0D4B7E47}">
+<ds:datastoreItem xmlns:ds="http://schemas.openxmlformats.org/officeDocument/2006/customXml" ds:itemID="{89ABCD61-2CE0-4A88-9458-F47E4244199F}">
   <ds:schemaRefs>
     <ds:schemaRef ds:uri="http://schemas.openxmlformats.org/officeDocument/2006/bibliography"/>
   </ds:schemaRefs>

--- a/docs/Web Tracking Apache Module.docx
+++ b/docs/Web Tracking Apache Module.docx
@@ -164,7 +164,7 @@
                     <w:pict w14:anchorId="1090F1A5">
                       <v:shape id="_x0000_i1032" type="#_x0000_t136" style="width:111.75pt;height:20.25pt" fillcolor="#ffc000" strokecolor="#161616">
                         <v:shadow on="t" opacity="52429f"/>
-                        <v:textpath style="font-family:&quot;Arial Black&quot;;font-size:14pt;font-style:italic;v-text-kern:t" trim="t" fitpath="t" string="Version 2026.3.2.1"/>
+                        <v:textpath style="font-family:&quot;Arial Black&quot;;font-size:14pt;font-style:italic;v-text-kern:t" trim="t" fitpath="t" string="Version 2026.3.30.1"/>
                       </v:shape>
                     </w:pict>
                   </w:r>
@@ -285,7 +285,7 @@
                       <w:rFonts w:eastAsia="Calibri"/>
                       <w:noProof/>
                     </w:rPr>
-                    <w:t>March 2, 2026</w:t>
+                    <w:t>March 30, 2026</w:t>
                   </w:r>
                   <w:r>
                     <w:rPr>
@@ -622,21 +622,7 @@
             <w:rStyle w:val="Collegamentoipertestuale"/>
             <w:noProof/>
           </w:rPr>
-          <w:t>Vers</w:t>
-        </w:r>
-        <w:r>
-          <w:rPr>
-            <w:rStyle w:val="Collegamentoipertestuale"/>
-            <w:noProof/>
-          </w:rPr>
-          <w:t>i</w:t>
-        </w:r>
-        <w:r>
-          <w:rPr>
-            <w:rStyle w:val="Collegamentoipertestuale"/>
-            <w:noProof/>
-          </w:rPr>
-          <w:t>on</w:t>
+          <w:t>Version</w:t>
         </w:r>
         <w:r>
           <w:rPr>
@@ -5524,7 +5510,7 @@
           <w:color w:val="4472C4"/>
           <w:lang w:val="en-US"/>
         </w:rPr>
-        <w:t>2</w:t>
+        <w:t>3</w:t>
       </w:r>
       <w:r>
         <w:rPr>
@@ -5540,15 +5526,7 @@
           <w:color w:val="4472C4"/>
           <w:lang w:val="en-US"/>
         </w:rPr>
-        <w:t>2</w:t>
-      </w:r>
-      <w:r>
-        <w:rPr>
-          <w:b/>
-          <w:color w:val="4472C4"/>
-          <w:lang w:val="en-US"/>
-        </w:rPr>
-        <w:t>6</w:t>
+        <w:t>30</w:t>
       </w:r>
       <w:r>
         <w:rPr>
@@ -5762,8 +5740,8 @@
           <w:noProof/>
         </w:rPr>
         <w:lastRenderedPageBreak/>
-        <w:pict w14:anchorId="7FE229CF">
-          <v:shape id="Immagine 1" o:spid="_x0000_i1040" type="#_x0000_t75" style="width:430.5pt;height:276.75pt;visibility:visible;mso-wrap-style:square">
+        <w:pict w14:anchorId="62A57E9D">
+          <v:shape id="Immagine 1" o:spid="_x0000_i1040" type="#_x0000_t75" style="width:428.25pt;height:277.5pt;visibility:visible;mso-wrap-style:square">
             <v:imagedata r:id="rId10" o:title=""/>
           </v:shape>
         </w:pict>
@@ -5968,7 +5946,7 @@
                 <w:bCs/>
                 <w:color w:val="FFFFFF"/>
               </w:rPr>
-              <w:t>2026.3.2.1</w:t>
+              <w:t>2026.3.30.1</w:t>
             </w:r>
             <w:r>
               <w:rPr>
@@ -5994,7 +5972,7 @@
                 <w:color w:val="FFFFFF"/>
                 <w:highlight w:val="darkBlue"/>
               </w:rPr>
-              <w:t>2</w:t>
+              <w:t>3</w:t>
             </w:r>
             <w:bookmarkStart w:id="4" w:name="_GoBack"/>
             <w:bookmarkEnd w:id="4"/>
@@ -6016,7 +5994,7 @@
           </w:tcPr>
           <w:p>
             <w:r>
-              <w:t>2026-03-02</w:t>
+              <w:t>2026-03-30</w:t>
             </w:r>
           </w:p>
         </w:tc>
@@ -6028,15 +6006,14 @@
           <w:p>
             <w:pPr>
               <w:rPr>
-                <w:u w:val="single"/>
-                <w:lang w:val="en-US"/>
-              </w:rPr>
-            </w:pPr>
-            <w:r>
-              <w:rPr>
-                <w:lang w:val="en-US"/>
-              </w:rPr>
-              <w:t>Fix log file error management</w:t>
+                <w:lang w:val="en-US"/>
+              </w:rPr>
+            </w:pPr>
+            <w:r>
+              <w:rPr>
+                <w:lang w:val="en-US"/>
+              </w:rPr>
+              <w:t>Fix directive parsing</w:t>
             </w:r>
           </w:p>
         </w:tc>
@@ -6068,7 +6045,7 @@
                 <w:bCs/>
                 <w:color w:val="FFFFFF"/>
               </w:rPr>
-              <w:t>2026.2.26.1</w:t>
+              <w:t>2026.3.2.1</w:t>
             </w:r>
             <w:r>
               <w:rPr>
@@ -6085,7 +6062,25 @@
                 <w:color w:val="FFFFFF"/>
                 <w:highlight w:val="darkBlue"/>
               </w:rPr>
-              <w:t>[R2026.1]</w:t>
+              <w:t>[R2026.</w:t>
+            </w:r>
+            <w:r>
+              <w:rPr>
+                <w:b/>
+                <w:bCs/>
+                <w:color w:val="FFFFFF"/>
+                <w:highlight w:val="darkBlue"/>
+              </w:rPr>
+              <w:t>2</w:t>
+            </w:r>
+            <w:r>
+              <w:rPr>
+                <w:b/>
+                <w:bCs/>
+                <w:color w:val="FFFFFF"/>
+                <w:highlight w:val="darkBlue"/>
+              </w:rPr>
+              <w:t>]</w:t>
             </w:r>
           </w:p>
         </w:tc>
@@ -6096,22 +6091,7 @@
           </w:tcPr>
           <w:p>
             <w:r>
-              <w:t>202</w:t>
-            </w:r>
-            <w:r>
-              <w:t>6</w:t>
-            </w:r>
-            <w:r>
-              <w:t>-</w:t>
-            </w:r>
-            <w:r>
-              <w:t>02</w:t>
-            </w:r>
-            <w:r>
-              <w:t>-2</w:t>
-            </w:r>
-            <w:r>
-              <w:t>6</w:t>
+              <w:t>2026-03-02</w:t>
             </w:r>
           </w:p>
         </w:tc>
@@ -6123,50 +6103,15 @@
           <w:p>
             <w:pPr>
               <w:rPr>
-                <w:color w:val="0070C0"/>
-                <w:lang w:val="en"/>
-              </w:rPr>
-            </w:pPr>
-            <w:r>
-              <w:rPr>
-                <w:lang w:val="en-US"/>
-              </w:rPr>
-              <w:t xml:space="preserve">Add directive </w:t>
-            </w:r>
-            <w:proofErr w:type="spellStart"/>
-            <w:r>
-              <w:rPr>
-                <w:color w:val="0070C0"/>
-                <w:lang w:val="en"/>
-              </w:rPr>
-              <w:t>WebTrackingURLPattern</w:t>
-            </w:r>
-            <w:proofErr w:type="spellEnd"/>
-          </w:p>
-          <w:p>
-            <w:pPr>
-              <w:rPr>
-                <w:lang w:val="en-US"/>
-              </w:rPr>
-            </w:pPr>
-            <w:r>
-              <w:rPr>
-                <w:lang w:val="en-US"/>
-              </w:rPr>
-              <w:t>Add tracking type to the WT-METRICS record</w:t>
-            </w:r>
-          </w:p>
-          <w:p>
-            <w:pPr>
-              <w:rPr>
-                <w:lang w:val="en-US"/>
-              </w:rPr>
-            </w:pPr>
-            <w:r>
-              <w:rPr>
-                <w:lang w:val="en-US"/>
-              </w:rPr>
-              <w:t>Move to GNU Compiler Collection 15.1.1</w:t>
+                <w:u w:val="single"/>
+                <w:lang w:val="en-US"/>
+              </w:rPr>
+            </w:pPr>
+            <w:r>
+              <w:rPr>
+                <w:lang w:val="en-US"/>
+              </w:rPr>
+              <w:t>Fix log file error management</w:t>
             </w:r>
           </w:p>
         </w:tc>
@@ -6198,7 +6143,7 @@
                 <w:bCs/>
                 <w:color w:val="FFFFFF"/>
               </w:rPr>
-              <w:t>2025.5.27.1</w:t>
+              <w:t>2026.2.26.1</w:t>
             </w:r>
             <w:r>
               <w:rPr>
@@ -6215,7 +6160,7 @@
                 <w:color w:val="FFFFFF"/>
                 <w:highlight w:val="darkBlue"/>
               </w:rPr>
-              <w:t>[R2025.7]</w:t>
+              <w:t>[R2026.1]</w:t>
             </w:r>
           </w:p>
         </w:tc>
@@ -6226,7 +6171,22 @@
           </w:tcPr>
           <w:p>
             <w:r>
-              <w:t>2025-05-27</w:t>
+              <w:t>202</w:t>
+            </w:r>
+            <w:r>
+              <w:t>6</w:t>
+            </w:r>
+            <w:r>
+              <w:t>-</w:t>
+            </w:r>
+            <w:r>
+              <w:t>02</w:t>
+            </w:r>
+            <w:r>
+              <w:t>-2</w:t>
+            </w:r>
+            <w:r>
+              <w:t>6</w:t>
             </w:r>
           </w:p>
         </w:tc>
@@ -6238,44 +6198,50 @@
           <w:p>
             <w:pPr>
               <w:rPr>
-                <w:lang w:val="en-US"/>
-              </w:rPr>
-            </w:pPr>
-            <w:r>
-              <w:rPr>
-                <w:lang w:val="en-US"/>
-              </w:rPr>
-              <w:t>Fix include header files syntax</w:t>
-            </w:r>
-          </w:p>
-          <w:p>
-            <w:pPr>
-              <w:rPr>
-                <w:lang w:val="en-US"/>
-              </w:rPr>
-            </w:pPr>
-            <w:r>
-              <w:rPr>
-                <w:lang w:val="en-US"/>
-              </w:rPr>
-              <w:t>Add response elapsed time and log file name in metrics records</w:t>
-            </w:r>
-          </w:p>
-          <w:p>
-            <w:pPr>
-              <w:rPr>
-                <w:rFonts w:ascii="Consolas" w:eastAsia="Times New Roman" w:hAnsi="Consolas"/>
-                <w:color w:val="CCCCCC"/>
-                <w:sz w:val="18"/>
-                <w:szCs w:val="18"/>
-                <w:lang w:val="en-US" w:eastAsia="it-IT"/>
-              </w:rPr>
-            </w:pPr>
-            <w:r>
-              <w:rPr>
-                <w:lang w:val="en-US"/>
-              </w:rPr>
-              <w:t>Fix log record length in metrics to be formatted (base 1024)</w:t>
+                <w:color w:val="0070C0"/>
+                <w:lang w:val="en"/>
+              </w:rPr>
+            </w:pPr>
+            <w:r>
+              <w:rPr>
+                <w:lang w:val="en-US"/>
+              </w:rPr>
+              <w:t xml:space="preserve">Add directive </w:t>
+            </w:r>
+            <w:proofErr w:type="spellStart"/>
+            <w:r>
+              <w:rPr>
+                <w:color w:val="0070C0"/>
+                <w:lang w:val="en"/>
+              </w:rPr>
+              <w:t>WebTrackingURLPattern</w:t>
+            </w:r>
+            <w:proofErr w:type="spellEnd"/>
+          </w:p>
+          <w:p>
+            <w:pPr>
+              <w:rPr>
+                <w:lang w:val="en-US"/>
+              </w:rPr>
+            </w:pPr>
+            <w:r>
+              <w:rPr>
+                <w:lang w:val="en-US"/>
+              </w:rPr>
+              <w:t>Add tracking type to the WT-METRICS record</w:t>
+            </w:r>
+          </w:p>
+          <w:p>
+            <w:pPr>
+              <w:rPr>
+                <w:lang w:val="en-US"/>
+              </w:rPr>
+            </w:pPr>
+            <w:r>
+              <w:rPr>
+                <w:lang w:val="en-US"/>
+              </w:rPr>
+              <w:t>Move to GNU Compiler Collection 15.1.1</w:t>
             </w:r>
           </w:p>
         </w:tc>
@@ -6308,7 +6274,24 @@
                 <w:color w:val="FFFFFF"/>
               </w:rPr>
               <w:lastRenderedPageBreak/>
-              <w:t>2025.5.22.1</w:t>
+              <w:t>2025.5.27.1</w:t>
+            </w:r>
+            <w:r>
+              <w:rPr>
+                <w:b/>
+                <w:bCs/>
+                <w:color w:val="FFFFFF"/>
+              </w:rPr>
+              <w:br/>
+            </w:r>
+            <w:r>
+              <w:rPr>
+                <w:b/>
+                <w:bCs/>
+                <w:color w:val="FFFFFF"/>
+                <w:highlight w:val="darkBlue"/>
+              </w:rPr>
+              <w:t>[R2025.7]</w:t>
             </w:r>
           </w:p>
         </w:tc>
@@ -6319,7 +6302,7 @@
           </w:tcPr>
           <w:p>
             <w:r>
-              <w:t>2025-05-22</w:t>
+              <w:t>2025-05-27</w:t>
             </w:r>
           </w:p>
         </w:tc>
@@ -6338,83 +6321,38 @@
               <w:rPr>
                 <w:lang w:val="en-US"/>
               </w:rPr>
-              <w:t xml:space="preserve">Add configuration checks on directive </w:t>
-            </w:r>
-            <w:proofErr w:type="spellStart"/>
-            <w:r>
-              <w:rPr>
-                <w:color w:val="0070C0"/>
-                <w:lang w:val="en"/>
-              </w:rPr>
-              <w:t>WebTrackingExactURI</w:t>
-            </w:r>
-            <w:proofErr w:type="spellEnd"/>
-          </w:p>
-          <w:p>
-            <w:pPr>
-              <w:rPr>
-                <w:lang w:val="en-US"/>
-              </w:rPr>
-            </w:pPr>
-            <w:r>
-              <w:rPr>
-                <w:lang w:val="en-US"/>
-              </w:rPr>
-              <w:t xml:space="preserve">Add configuration checks on directive </w:t>
-            </w:r>
-            <w:proofErr w:type="spellStart"/>
-            <w:r>
-              <w:rPr>
-                <w:color w:val="0070C0"/>
-                <w:lang w:val="en"/>
-              </w:rPr>
-              <w:t>WebTrackingStartsWithURI</w:t>
-            </w:r>
-            <w:proofErr w:type="spellEnd"/>
-          </w:p>
-          <w:p>
-            <w:pPr>
-              <w:rPr>
-                <w:lang w:val="en-US"/>
-              </w:rPr>
-            </w:pPr>
-            <w:r>
-              <w:rPr>
-                <w:lang w:val="en-US"/>
-              </w:rPr>
-              <w:t xml:space="preserve">Add configuration checks on directive </w:t>
-            </w:r>
-            <w:proofErr w:type="spellStart"/>
-            <w:r>
-              <w:rPr>
-                <w:color w:val="0070C0"/>
-                <w:lang w:val="en"/>
-              </w:rPr>
-              <w:t>WebTrackingExcludeExactURI</w:t>
-            </w:r>
-            <w:proofErr w:type="spellEnd"/>
-          </w:p>
-          <w:p>
-            <w:pPr>
-              <w:rPr>
-                <w:lang w:val="en-US"/>
-              </w:rPr>
-            </w:pPr>
-            <w:r>
-              <w:rPr>
-                <w:lang w:val="en-US"/>
-              </w:rPr>
-              <w:t xml:space="preserve">Add configuration checks on directive </w:t>
-            </w:r>
-            <w:proofErr w:type="spellStart"/>
-            <w:r>
-              <w:rPr>
-                <w:color w:val="0070C0"/>
-                <w:lang w:val="en"/>
-              </w:rPr>
-              <w:t>WebTrackingExcludeStartsWithURI</w:t>
-            </w:r>
-            <w:proofErr w:type="spellEnd"/>
+              <w:t>Fix include header files syntax</w:t>
+            </w:r>
+          </w:p>
+          <w:p>
+            <w:pPr>
+              <w:rPr>
+                <w:lang w:val="en-US"/>
+              </w:rPr>
+            </w:pPr>
+            <w:r>
+              <w:rPr>
+                <w:lang w:val="en-US"/>
+              </w:rPr>
+              <w:t>Add response elapsed time and log file name in metrics records</w:t>
+            </w:r>
+          </w:p>
+          <w:p>
+            <w:pPr>
+              <w:rPr>
+                <w:rFonts w:ascii="Consolas" w:eastAsia="Times New Roman" w:hAnsi="Consolas"/>
+                <w:color w:val="CCCCCC"/>
+                <w:sz w:val="18"/>
+                <w:szCs w:val="18"/>
+                <w:lang w:val="en-US" w:eastAsia="it-IT"/>
+              </w:rPr>
+            </w:pPr>
+            <w:r>
+              <w:rPr>
+                <w:lang w:val="en-US"/>
+              </w:rPr>
+              <w:t>Fix log record length in metrics to be formatted (base 1024)</w:t>
+            </w:r>
           </w:p>
         </w:tc>
       </w:tr>
@@ -6445,7 +6383,7 @@
                 <w:bCs/>
                 <w:color w:val="FFFFFF"/>
               </w:rPr>
-              <w:t>2025.5.15.1</w:t>
+              <w:t>2025.5.22.1</w:t>
             </w:r>
           </w:p>
         </w:tc>
@@ -6456,7 +6394,7 @@
           </w:tcPr>
           <w:p>
             <w:r>
-              <w:t>2025-05-15</w:t>
+              <w:t>2025-05-22</w:t>
             </w:r>
           </w:p>
         </w:tc>
@@ -6475,7 +6413,7 @@
               <w:rPr>
                 <w:lang w:val="en-US"/>
               </w:rPr>
-              <w:t xml:space="preserve">Add directive </w:t>
+              <w:t xml:space="preserve">Add configuration checks on directive </w:t>
             </w:r>
             <w:proofErr w:type="spellStart"/>
             <w:r>
@@ -6483,7 +6421,7 @@
                 <w:color w:val="0070C0"/>
                 <w:lang w:val="en"/>
               </w:rPr>
-              <w:t>WebTrackingConfigVersion</w:t>
+              <w:t>WebTrackingExactURI</w:t>
             </w:r>
             <w:proofErr w:type="spellEnd"/>
           </w:p>
@@ -6497,7 +6435,7 @@
               <w:rPr>
                 <w:lang w:val="en-US"/>
               </w:rPr>
-              <w:t xml:space="preserve">Fix syntax for directive </w:t>
+              <w:t xml:space="preserve">Add configuration checks on directive </w:t>
             </w:r>
             <w:proofErr w:type="spellStart"/>
             <w:r>
@@ -6505,7 +6443,7 @@
                 <w:color w:val="0070C0"/>
                 <w:lang w:val="en"/>
               </w:rPr>
-              <w:t>WebTrackingRequestBodyType</w:t>
+              <w:t>WebTrackingStartsWithURI</w:t>
             </w:r>
             <w:proofErr w:type="spellEnd"/>
           </w:p>
@@ -6519,7 +6457,7 @@
               <w:rPr>
                 <w:lang w:val="en-US"/>
               </w:rPr>
-              <w:t xml:space="preserve">Fix syntax for directive </w:t>
+              <w:t xml:space="preserve">Add configuration checks on directive </w:t>
             </w:r>
             <w:proofErr w:type="spellStart"/>
             <w:r>
@@ -6527,7 +6465,29 @@
                 <w:color w:val="0070C0"/>
                 <w:lang w:val="en"/>
               </w:rPr>
-              <w:t>WebTrackingResponseBodyType</w:t>
+              <w:t>WebTrackingExcludeExactURI</w:t>
+            </w:r>
+            <w:proofErr w:type="spellEnd"/>
+          </w:p>
+          <w:p>
+            <w:pPr>
+              <w:rPr>
+                <w:lang w:val="en-US"/>
+              </w:rPr>
+            </w:pPr>
+            <w:r>
+              <w:rPr>
+                <w:lang w:val="en-US"/>
+              </w:rPr>
+              <w:t xml:space="preserve">Add configuration checks on directive </w:t>
+            </w:r>
+            <w:proofErr w:type="spellStart"/>
+            <w:r>
+              <w:rPr>
+                <w:color w:val="0070C0"/>
+                <w:lang w:val="en"/>
+              </w:rPr>
+              <w:t>WebTrackingExcludeStartsWithURI</w:t>
             </w:r>
             <w:proofErr w:type="spellEnd"/>
           </w:p>
@@ -6560,7 +6520,7 @@
                 <w:bCs/>
                 <w:color w:val="FFFFFF"/>
               </w:rPr>
-              <w:t>2025.5.12.1</w:t>
+              <w:t>2025.5.15.1</w:t>
             </w:r>
           </w:p>
         </w:tc>
@@ -6571,7 +6531,7 @@
           </w:tcPr>
           <w:p>
             <w:r>
-              <w:t>2025-05-12</w:t>
+              <w:t>2025-05-15</w:t>
             </w:r>
           </w:p>
         </w:tc>
@@ -6598,7 +6558,7 @@
                 <w:color w:val="0070C0"/>
                 <w:lang w:val="en"/>
               </w:rPr>
-              <w:t>WebTrackingRequestBodyType</w:t>
+              <w:t>WebTrackingConfigVersion</w:t>
             </w:r>
             <w:proofErr w:type="spellEnd"/>
           </w:p>
@@ -6612,7 +6572,7 @@
               <w:rPr>
                 <w:lang w:val="en-US"/>
               </w:rPr>
-              <w:t xml:space="preserve">Add directive </w:t>
+              <w:t xml:space="preserve">Fix syntax for directive </w:t>
             </w:r>
             <w:proofErr w:type="spellStart"/>
             <w:r>
@@ -6620,7 +6580,7 @@
                 <w:color w:val="0070C0"/>
                 <w:lang w:val="en"/>
               </w:rPr>
-              <w:t>WebTrackingResponseBodyType</w:t>
+              <w:t>WebTrackingRequestBodyType</w:t>
             </w:r>
             <w:proofErr w:type="spellEnd"/>
           </w:p>
@@ -6634,7 +6594,7 @@
               <w:rPr>
                 <w:lang w:val="en-US"/>
               </w:rPr>
-              <w:t xml:space="preserve">Add directive </w:t>
+              <w:t xml:space="preserve">Fix syntax for directive </w:t>
             </w:r>
             <w:proofErr w:type="spellStart"/>
             <w:r>
@@ -6642,85 +6602,7 @@
                 <w:color w:val="0070C0"/>
                 <w:lang w:val="en"/>
               </w:rPr>
-              <w:t>WebTrackingExcludeURIRequestBody</w:t>
-            </w:r>
-            <w:proofErr w:type="spellEnd"/>
-          </w:p>
-          <w:p>
-            <w:pPr>
-              <w:rPr>
-                <w:lang w:val="en-US"/>
-              </w:rPr>
-            </w:pPr>
-            <w:r>
-              <w:rPr>
-                <w:lang w:val="en-US"/>
-              </w:rPr>
-              <w:t xml:space="preserve">Add directive </w:t>
-            </w:r>
-            <w:proofErr w:type="spellStart"/>
-            <w:r>
-              <w:rPr>
-                <w:color w:val="0070C0"/>
-                <w:lang w:val="en"/>
-              </w:rPr>
-              <w:t>WebTrackingExcludeURIReSponseBody</w:t>
-            </w:r>
-            <w:proofErr w:type="spellEnd"/>
-          </w:p>
-          <w:p>
-            <w:pPr>
-              <w:rPr>
-                <w:lang w:val="en-US"/>
-              </w:rPr>
-            </w:pPr>
-            <w:r>
-              <w:rPr>
-                <w:lang w:val="en-US"/>
-              </w:rPr>
-              <w:t xml:space="preserve">Remove directive </w:t>
-            </w:r>
-            <w:proofErr w:type="spellStart"/>
-            <w:r>
-              <w:rPr>
-                <w:color w:val="0070C0"/>
-                <w:lang w:val="en"/>
-              </w:rPr>
-              <w:t>WebTrackingEnablePostBody</w:t>
-            </w:r>
-            <w:proofErr w:type="spellEnd"/>
-          </w:p>
-          <w:p>
-            <w:pPr>
-              <w:rPr>
-                <w:lang w:val="en-US"/>
-              </w:rPr>
-            </w:pPr>
-            <w:r>
-              <w:rPr>
-                <w:lang w:val="en-US"/>
-              </w:rPr>
-              <w:t xml:space="preserve">Remove </w:t>
-            </w:r>
-            <w:r>
-              <w:rPr>
-                <w:lang w:val="en-US"/>
-              </w:rPr>
-              <w:t>directive</w:t>
-            </w:r>
-            <w:r>
-              <w:rPr>
-                <w:lang w:val="en-US"/>
-              </w:rPr>
-              <w:t xml:space="preserve"> </w:t>
-            </w:r>
-            <w:proofErr w:type="spellStart"/>
-            <w:r>
-              <w:rPr>
-                <w:color w:val="0070C0"/>
-                <w:lang w:val="en"/>
-              </w:rPr>
-              <w:t>WebTrackingExcludeURIPost</w:t>
+              <w:t>WebTrackingResponseBodyType</w:t>
             </w:r>
             <w:proofErr w:type="spellEnd"/>
           </w:p>
@@ -6753,7 +6635,7 @@
                 <w:bCs/>
                 <w:color w:val="FFFFFF"/>
               </w:rPr>
-              <w:t>2025.4.30.1</w:t>
+              <w:t>2025.5.12.1</w:t>
             </w:r>
           </w:p>
         </w:tc>
@@ -6764,7 +6646,7 @@
           </w:tcPr>
           <w:p>
             <w:r>
-              <w:t>2025-04-30</w:t>
+              <w:t>2025-05-12</w:t>
             </w:r>
           </w:p>
         </w:tc>
@@ -6783,8 +6665,139 @@
               <w:rPr>
                 <w:lang w:val="en-US"/>
               </w:rPr>
-              <w:t>Add current record log file name to server-status handler</w:t>
-            </w:r>
+              <w:t xml:space="preserve">Add directive </w:t>
+            </w:r>
+            <w:proofErr w:type="spellStart"/>
+            <w:r>
+              <w:rPr>
+                <w:color w:val="0070C0"/>
+                <w:lang w:val="en"/>
+              </w:rPr>
+              <w:t>WebTrackingRequestBodyType</w:t>
+            </w:r>
+            <w:proofErr w:type="spellEnd"/>
+          </w:p>
+          <w:p>
+            <w:pPr>
+              <w:rPr>
+                <w:lang w:val="en-US"/>
+              </w:rPr>
+            </w:pPr>
+            <w:r>
+              <w:rPr>
+                <w:lang w:val="en-US"/>
+              </w:rPr>
+              <w:t xml:space="preserve">Add directive </w:t>
+            </w:r>
+            <w:proofErr w:type="spellStart"/>
+            <w:r>
+              <w:rPr>
+                <w:color w:val="0070C0"/>
+                <w:lang w:val="en"/>
+              </w:rPr>
+              <w:t>WebTrackingResponseBodyType</w:t>
+            </w:r>
+            <w:proofErr w:type="spellEnd"/>
+          </w:p>
+          <w:p>
+            <w:pPr>
+              <w:rPr>
+                <w:lang w:val="en-US"/>
+              </w:rPr>
+            </w:pPr>
+            <w:r>
+              <w:rPr>
+                <w:lang w:val="en-US"/>
+              </w:rPr>
+              <w:t xml:space="preserve">Add directive </w:t>
+            </w:r>
+            <w:proofErr w:type="spellStart"/>
+            <w:r>
+              <w:rPr>
+                <w:color w:val="0070C0"/>
+                <w:lang w:val="en"/>
+              </w:rPr>
+              <w:t>WebTrackingExcludeURIRequestBody</w:t>
+            </w:r>
+            <w:proofErr w:type="spellEnd"/>
+          </w:p>
+          <w:p>
+            <w:pPr>
+              <w:rPr>
+                <w:lang w:val="en-US"/>
+              </w:rPr>
+            </w:pPr>
+            <w:r>
+              <w:rPr>
+                <w:lang w:val="en-US"/>
+              </w:rPr>
+              <w:t xml:space="preserve">Add directive </w:t>
+            </w:r>
+            <w:proofErr w:type="spellStart"/>
+            <w:r>
+              <w:rPr>
+                <w:color w:val="0070C0"/>
+                <w:lang w:val="en"/>
+              </w:rPr>
+              <w:t>WebTrackingExcludeURIReSponseBody</w:t>
+            </w:r>
+            <w:proofErr w:type="spellEnd"/>
+          </w:p>
+          <w:p>
+            <w:pPr>
+              <w:rPr>
+                <w:lang w:val="en-US"/>
+              </w:rPr>
+            </w:pPr>
+            <w:r>
+              <w:rPr>
+                <w:lang w:val="en-US"/>
+              </w:rPr>
+              <w:t xml:space="preserve">Remove directive </w:t>
+            </w:r>
+            <w:proofErr w:type="spellStart"/>
+            <w:r>
+              <w:rPr>
+                <w:color w:val="0070C0"/>
+                <w:lang w:val="en"/>
+              </w:rPr>
+              <w:t>WebTrackingEnablePostBody</w:t>
+            </w:r>
+            <w:proofErr w:type="spellEnd"/>
+          </w:p>
+          <w:p>
+            <w:pPr>
+              <w:rPr>
+                <w:lang w:val="en-US"/>
+              </w:rPr>
+            </w:pPr>
+            <w:r>
+              <w:rPr>
+                <w:lang w:val="en-US"/>
+              </w:rPr>
+              <w:t xml:space="preserve">Remove </w:t>
+            </w:r>
+            <w:r>
+              <w:rPr>
+                <w:lang w:val="en-US"/>
+              </w:rPr>
+              <w:t>directive</w:t>
+            </w:r>
+            <w:r>
+              <w:rPr>
+                <w:lang w:val="en-US"/>
+              </w:rPr>
+              <w:t xml:space="preserve"> </w:t>
+            </w:r>
+            <w:proofErr w:type="spellStart"/>
+            <w:r>
+              <w:rPr>
+                <w:color w:val="0070C0"/>
+                <w:lang w:val="en"/>
+              </w:rPr>
+              <w:t>WebTrackingExcludeURIPost</w:t>
+            </w:r>
+            <w:proofErr w:type="spellEnd"/>
           </w:p>
         </w:tc>
       </w:tr>
@@ -6815,24 +6828,7 @@
                 <w:bCs/>
                 <w:color w:val="FFFFFF"/>
               </w:rPr>
-              <w:t>2025.4.16.1</w:t>
-            </w:r>
-            <w:r>
-              <w:rPr>
-                <w:b/>
-                <w:bCs/>
-                <w:color w:val="FFFFFF"/>
-              </w:rPr>
-              <w:br/>
-            </w:r>
-            <w:r>
-              <w:rPr>
-                <w:b/>
-                <w:bCs/>
-                <w:color w:val="FFFFFF"/>
-                <w:highlight w:val="darkBlue"/>
-              </w:rPr>
-              <w:t>[R2025.6]</w:t>
+              <w:t>2025.4.30.1</w:t>
             </w:r>
           </w:p>
         </w:tc>
@@ -6843,7 +6839,7 @@
           </w:tcPr>
           <w:p>
             <w:r>
-              <w:t>2025-04-16</w:t>
+              <w:t>2025-04-30</w:t>
             </w:r>
           </w:p>
         </w:tc>
@@ -6862,7 +6858,7 @@
               <w:rPr>
                 <w:lang w:val="en-US"/>
               </w:rPr>
-              <w:t>Add a new metric: total requests</w:t>
+              <w:t>Add current record log file name to server-status handler</w:t>
             </w:r>
           </w:p>
         </w:tc>
@@ -6894,7 +6890,24 @@
                 <w:bCs/>
                 <w:color w:val="FFFFFF"/>
               </w:rPr>
-              <w:t>2025.4.15.1</w:t>
+              <w:t>2025.4.16.1</w:t>
+            </w:r>
+            <w:r>
+              <w:rPr>
+                <w:b/>
+                <w:bCs/>
+                <w:color w:val="FFFFFF"/>
+              </w:rPr>
+              <w:br/>
+            </w:r>
+            <w:r>
+              <w:rPr>
+                <w:b/>
+                <w:bCs/>
+                <w:color w:val="FFFFFF"/>
+                <w:highlight w:val="darkBlue"/>
+              </w:rPr>
+              <w:t>[R2025.6]</w:t>
             </w:r>
           </w:p>
         </w:tc>
@@ -6905,7 +6918,7 @@
           </w:tcPr>
           <w:p>
             <w:r>
-              <w:t>2025-04-15</w:t>
+              <w:t>2025-04-16</w:t>
             </w:r>
           </w:p>
         </w:tc>
@@ -6924,22 +6937,7 @@
               <w:rPr>
                 <w:lang w:val="en-US"/>
               </w:rPr>
-              <w:t>Fix some regressions on directive "</w:t>
-            </w:r>
-            <w:proofErr w:type="spellStart"/>
-            <w:r>
-              <w:rPr>
-                <w:color w:val="0070C0"/>
-                <w:lang w:val="en"/>
-              </w:rPr>
-              <w:t>WebTrackingUuidHeader</w:t>
-            </w:r>
-            <w:proofErr w:type="spellEnd"/>
-            <w:r>
-              <w:rPr>
-                <w:lang w:val="en-US"/>
-              </w:rPr>
-              <w:t>"</w:t>
+              <w:t>Add a new metric: total requests</w:t>
             </w:r>
           </w:p>
         </w:tc>
@@ -6971,7 +6969,7 @@
                 <w:bCs/>
                 <w:color w:val="FFFFFF"/>
               </w:rPr>
-              <w:t>2025.4.14.1</w:t>
+              <w:t>2025.4.15.1</w:t>
             </w:r>
           </w:p>
         </w:tc>
@@ -6982,7 +6980,7 @@
           </w:tcPr>
           <w:p>
             <w:r>
-              <w:t>2025-04-14</w:t>
+              <w:t>2025-04-15</w:t>
             </w:r>
           </w:p>
         </w:tc>
@@ -7001,7 +6999,7 @@
               <w:rPr>
                 <w:lang w:val="en-US"/>
               </w:rPr>
-              <w:t>Create header "</w:t>
+              <w:t>Fix some regressions on directive "</w:t>
             </w:r>
             <w:proofErr w:type="spellStart"/>
             <w:r>
@@ -7016,74 +7014,7 @@
               <w:rPr>
                 <w:lang w:val="en-US"/>
               </w:rPr>
-              <w:t>" on every request</w:t>
-            </w:r>
-          </w:p>
-          <w:p>
-            <w:pPr>
-              <w:rPr>
-                <w:lang w:val="en-US"/>
-              </w:rPr>
-            </w:pPr>
-            <w:r>
-              <w:rPr>
-                <w:lang w:val="en-US"/>
-              </w:rPr>
-              <w:t>Create header x-</w:t>
-            </w:r>
-            <w:proofErr w:type="spellStart"/>
-            <w:r>
-              <w:rPr>
-                <w:lang w:val="en-US"/>
-              </w:rPr>
-              <w:t>wt</w:t>
-            </w:r>
-            <w:proofErr w:type="spellEnd"/>
-            <w:r>
-              <w:rPr>
-                <w:lang w:val="en-US"/>
-              </w:rPr>
-              <w:t xml:space="preserve">-request-to-be-tracked = true </w:t>
-            </w:r>
-            <w:r>
-              <w:rPr>
-                <w:lang w:val="en-US"/>
-              </w:rPr>
-              <w:br/>
-            </w:r>
-            <w:r>
-              <w:rPr>
-                <w:lang w:val="en-US"/>
-              </w:rPr>
-              <w:t>when the tracking is active for the current request</w:t>
-            </w:r>
-          </w:p>
-          <w:p>
-            <w:pPr>
-              <w:rPr>
-                <w:lang w:val="en-US"/>
-              </w:rPr>
-            </w:pPr>
-            <w:r>
-              <w:rPr>
-                <w:lang w:val="en-US"/>
-              </w:rPr>
-              <w:t>Fix algorithm for chained "</w:t>
-            </w:r>
-            <w:proofErr w:type="spellStart"/>
-            <w:r>
-              <w:rPr>
-                <w:color w:val="0070C0"/>
-                <w:lang w:val="en"/>
-              </w:rPr>
-              <w:t>WebTrackingUuidHeader</w:t>
-            </w:r>
-            <w:proofErr w:type="spellEnd"/>
-            <w:r>
-              <w:rPr>
-                <w:lang w:val="en-US"/>
-              </w:rPr>
-              <w:t>" header values</w:t>
+              <w:t>"</w:t>
             </w:r>
           </w:p>
         </w:tc>
@@ -7115,7 +7046,8 @@
                 <w:bCs/>
                 <w:color w:val="FFFFFF"/>
               </w:rPr>
-              <w:t>2025.4.10.1</w:t>
+              <w:lastRenderedPageBreak/>
+              <w:t>2025.4.14.1</w:t>
             </w:r>
           </w:p>
         </w:tc>
@@ -7126,7 +7058,7 @@
           </w:tcPr>
           <w:p>
             <w:r>
-              <w:t>2025-04-10</w:t>
+              <w:t>2025-04-14</w:t>
             </w:r>
           </w:p>
         </w:tc>
@@ -7145,7 +7077,89 @@
               <w:rPr>
                 <w:lang w:val="en-US"/>
               </w:rPr>
-              <w:t>Add Hostname info to server-status handler</w:t>
+              <w:t>Create header "</w:t>
+            </w:r>
+            <w:proofErr w:type="spellStart"/>
+            <w:r>
+              <w:rPr>
+                <w:color w:val="0070C0"/>
+                <w:lang w:val="en"/>
+              </w:rPr>
+              <w:t>WebTrackingUuidHeader</w:t>
+            </w:r>
+            <w:proofErr w:type="spellEnd"/>
+            <w:r>
+              <w:rPr>
+                <w:lang w:val="en-US"/>
+              </w:rPr>
+              <w:t>" on every request</w:t>
+            </w:r>
+          </w:p>
+          <w:p>
+            <w:pPr>
+              <w:rPr>
+                <w:lang w:val="en-US"/>
+              </w:rPr>
+            </w:pPr>
+            <w:r>
+              <w:rPr>
+                <w:lang w:val="en-US"/>
+              </w:rPr>
+              <w:t>Create header x-</w:t>
+            </w:r>
+            <w:proofErr w:type="spellStart"/>
+            <w:r>
+              <w:rPr>
+                <w:lang w:val="en-US"/>
+              </w:rPr>
+              <w:t>wt</w:t>
+            </w:r>
+            <w:proofErr w:type="spellEnd"/>
+            <w:r>
+              <w:rPr>
+                <w:lang w:val="en-US"/>
+              </w:rPr>
+              <w:t xml:space="preserve">-request-to-be-tracked = true </w:t>
+            </w:r>
+            <w:r>
+              <w:rPr>
+                <w:lang w:val="en-US"/>
+              </w:rPr>
+              <w:br/>
+            </w:r>
+            <w:r>
+              <w:rPr>
+                <w:lang w:val="en-US"/>
+              </w:rPr>
+              <w:t>when the tracking is active for the current request</w:t>
+            </w:r>
+          </w:p>
+          <w:p>
+            <w:pPr>
+              <w:rPr>
+                <w:lang w:val="en-US"/>
+              </w:rPr>
+            </w:pPr>
+            <w:r>
+              <w:rPr>
+                <w:lang w:val="en-US"/>
+              </w:rPr>
+              <w:t>Fix algorithm for chained "</w:t>
+            </w:r>
+            <w:proofErr w:type="spellStart"/>
+            <w:r>
+              <w:rPr>
+                <w:color w:val="0070C0"/>
+                <w:lang w:val="en"/>
+              </w:rPr>
+              <w:t>WebTrackingUuidHeader</w:t>
+            </w:r>
+            <w:proofErr w:type="spellEnd"/>
+            <w:r>
+              <w:rPr>
+                <w:lang w:val="en-US"/>
+              </w:rPr>
+              <w:t>" header values</w:t>
             </w:r>
           </w:p>
         </w:tc>
@@ -7177,7 +7191,68 @@
                 <w:bCs/>
                 <w:color w:val="FFFFFF"/>
               </w:rPr>
-              <w:lastRenderedPageBreak/>
+              <w:t>2025.4.10.1</w:t>
+            </w:r>
+          </w:p>
+        </w:tc>
+        <w:tc>
+          <w:tcPr>
+            <w:tcW w:w="1274" w:type="dxa"/>
+            <w:shd w:val="clear" w:color="auto" w:fill="C5E0B3"/>
+          </w:tcPr>
+          <w:p>
+            <w:r>
+              <w:t>2025-04-10</w:t>
+            </w:r>
+          </w:p>
+        </w:tc>
+        <w:tc>
+          <w:tcPr>
+            <w:tcW w:w="6906" w:type="dxa"/>
+            <w:shd w:val="clear" w:color="auto" w:fill="C5E0B3"/>
+          </w:tcPr>
+          <w:p>
+            <w:pPr>
+              <w:rPr>
+                <w:lang w:val="en-US"/>
+              </w:rPr>
+            </w:pPr>
+            <w:r>
+              <w:rPr>
+                <w:lang w:val="en-US"/>
+              </w:rPr>
+              <w:t>Add Hostname info to server-status handler</w:t>
+            </w:r>
+          </w:p>
+        </w:tc>
+      </w:tr>
+      <w:tr>
+        <w:trPr>
+          <w:cantSplit/>
+        </w:trPr>
+        <w:tc>
+          <w:tcPr>
+            <w:tcW w:w="0" w:type="auto"/>
+            <w:tcBorders>
+              <w:left w:val="single" w:sz="4" w:space="0" w:color="FFFFFF"/>
+              <w:bottom w:val="single" w:sz="4" w:space="0" w:color="FFFFFF"/>
+            </w:tcBorders>
+            <w:shd w:val="clear" w:color="auto" w:fill="70AD47"/>
+          </w:tcPr>
+          <w:p>
+            <w:pPr>
+              <w:rPr>
+                <w:b/>
+                <w:bCs/>
+                <w:color w:val="FFFFFF"/>
+              </w:rPr>
+            </w:pPr>
+            <w:r>
+              <w:rPr>
+                <w:b/>
+                <w:bCs/>
+                <w:color w:val="FFFFFF"/>
+              </w:rPr>
               <w:t>2025.4.7.1</w:t>
             </w:r>
           </w:p>
@@ -34328,7 +34403,19 @@
             <w:rPr>
               <w:lang w:val="en-US"/>
             </w:rPr>
-            <w:t xml:space="preserve"> 2026.3.2.1</w:t>
+            <w:t xml:space="preserve"> 2026.3.</w:t>
+          </w:r>
+          <w:r>
+            <w:rPr>
+              <w:lang w:val="en-US"/>
+            </w:rPr>
+            <w:t>30</w:t>
+          </w:r>
+          <w:r>
+            <w:rPr>
+              <w:lang w:val="en-US"/>
+            </w:rPr>
+            <w:t>.1</w:t>
           </w:r>
         </w:p>
       </w:tc>
@@ -42021,7 +42108,7 @@
 </file>
 
 <file path=customXml/itemProps2.xml><?xml version="1.0" encoding="utf-8"?>
-<ds:datastoreItem xmlns:ds="http://schemas.openxmlformats.org/officeDocument/2006/customXml" ds:itemID="{89ABCD61-2CE0-4A88-9458-F47E4244199F}">
+<ds:datastoreItem xmlns:ds="http://schemas.openxmlformats.org/officeDocument/2006/customXml" ds:itemID="{F9319AC4-7394-4759-9732-9DD04A7A4BDC}">
   <ds:schemaRefs>
     <ds:schemaRef ds:uri="http://schemas.openxmlformats.org/officeDocument/2006/bibliography"/>
   </ds:schemaRefs>

--- a/docs/Web Tracking Apache Module.docx
+++ b/docs/Web Tracking Apache Module.docx
@@ -164,7 +164,7 @@
                     <w:pict w14:anchorId="1090F1A5">
                       <v:shape id="_x0000_i1032" type="#_x0000_t136" style="width:111.75pt;height:20.25pt" fillcolor="#ffc000" strokecolor="#161616">
                         <v:shadow on="t" opacity="52429f"/>
-                        <v:textpath style="font-family:&quot;Arial Black&quot;;font-size:14pt;font-style:italic;v-text-kern:t" trim="t" fitpath="t" string="Version 2026.3.30.1"/>
+                        <v:textpath style="font-family:&quot;Arial Black&quot;;font-size:14pt;font-style:italic;v-text-kern:t" trim="t" fitpath="t" string="Version 2026.4.28.1"/>
                       </v:shape>
                     </w:pict>
                   </w:r>
@@ -285,7 +285,7 @@
                       <w:rFonts w:eastAsia="Calibri"/>
                       <w:noProof/>
                     </w:rPr>
-                    <w:t>March 30, 2026</w:t>
+                    <w:t>April 28, 2026</w:t>
                   </w:r>
                   <w:r>
                     <w:rPr>
@@ -343,7 +343,7 @@
       <w:r>
         <w:fldChar w:fldCharType="separate"/>
       </w:r>
-      <w:hyperlink w:anchor="_Toc223010752" w:history="1">
+      <w:hyperlink w:anchor="_Toc228273947" w:history="1">
         <w:r>
           <w:rPr>
             <w:rStyle w:val="Collegamentoipertestuale"/>
@@ -385,7 +385,7 @@
             <w:noProof/>
             <w:webHidden/>
           </w:rPr>
-          <w:instrText xml:space="preserve"> PAGEREF _Toc223010752 \h </w:instrText>
+          <w:instrText xml:space="preserve"> PAGEREF _Toc228273947 \h </w:instrText>
         </w:r>
         <w:r>
           <w:rPr>
@@ -429,7 +429,7 @@
           <w:lang w:val="it-IT" w:eastAsia="it-IT"/>
         </w:rPr>
       </w:pPr>
-      <w:hyperlink w:anchor="_Toc223010753" w:history="1">
+      <w:hyperlink w:anchor="_Toc228273948" w:history="1">
         <w:r>
           <w:rPr>
             <w:rStyle w:val="Collegamentoipertestuale"/>
@@ -471,7 +471,7 @@
             <w:noProof/>
             <w:webHidden/>
           </w:rPr>
-          <w:instrText xml:space="preserve"> PAGEREF _Toc223010753 \h </w:instrText>
+          <w:instrText xml:space="preserve"> PAGEREF _Toc228273948 \h </w:instrText>
         </w:r>
         <w:r>
           <w:rPr>
@@ -515,7 +515,7 @@
           <w:lang w:val="it-IT" w:eastAsia="it-IT"/>
         </w:rPr>
       </w:pPr>
-      <w:hyperlink w:anchor="_Toc223010754" w:history="1">
+      <w:hyperlink w:anchor="_Toc228273949" w:history="1">
         <w:r>
           <w:rPr>
             <w:rStyle w:val="Collegamentoipertestuale"/>
@@ -557,7 +557,7 @@
             <w:noProof/>
             <w:webHidden/>
           </w:rPr>
-          <w:instrText xml:space="preserve"> PAGEREF _Toc223010754 \h </w:instrText>
+          <w:instrText xml:space="preserve"> PAGEREF _Toc228273949 \h </w:instrText>
         </w:r>
         <w:r>
           <w:rPr>
@@ -601,7 +601,7 @@
           <w:lang w:val="it-IT" w:eastAsia="it-IT"/>
         </w:rPr>
       </w:pPr>
-      <w:hyperlink w:anchor="_Toc223010755" w:history="1">
+      <w:hyperlink w:anchor="_Toc228273950" w:history="1">
         <w:r>
           <w:rPr>
             <w:rStyle w:val="Collegamentoipertestuale"/>
@@ -643,7 +643,7 @@
             <w:noProof/>
             <w:webHidden/>
           </w:rPr>
-          <w:instrText xml:space="preserve"> PAGEREF _Toc223010755 \h </w:instrText>
+          <w:instrText xml:space="preserve"> PAGEREF _Toc228273950 \h </w:instrText>
         </w:r>
         <w:r>
           <w:rPr>
@@ -663,7 +663,7 @@
             <w:noProof/>
             <w:webHidden/>
           </w:rPr>
-          <w:t>9</w:t>
+          <w:t>10</w:t>
         </w:r>
         <w:r>
           <w:rPr>
@@ -687,7 +687,7 @@
           <w:lang w:val="it-IT" w:eastAsia="it-IT"/>
         </w:rPr>
       </w:pPr>
-      <w:hyperlink w:anchor="_Toc223010756" w:history="1">
+      <w:hyperlink w:anchor="_Toc228273951" w:history="1">
         <w:r>
           <w:rPr>
             <w:rStyle w:val="Collegamentoipertestuale"/>
@@ -729,7 +729,7 @@
             <w:noProof/>
             <w:webHidden/>
           </w:rPr>
-          <w:instrText xml:space="preserve"> PAGEREF _Toc223010756 \h </w:instrText>
+          <w:instrText xml:space="preserve"> PAGEREF _Toc228273951 \h </w:instrText>
         </w:r>
         <w:r>
           <w:rPr>
@@ -749,7 +749,7 @@
             <w:noProof/>
             <w:webHidden/>
           </w:rPr>
-          <w:t>20</w:t>
+          <w:t>21</w:t>
         </w:r>
         <w:r>
           <w:rPr>
@@ -773,7 +773,7 @@
           <w:lang w:val="it-IT" w:eastAsia="it-IT"/>
         </w:rPr>
       </w:pPr>
-      <w:hyperlink w:anchor="_Toc223010757" w:history="1">
+      <w:hyperlink w:anchor="_Toc228273952" w:history="1">
         <w:r>
           <w:rPr>
             <w:rStyle w:val="Collegamentoipertestuale"/>
@@ -815,7 +815,7 @@
             <w:noProof/>
             <w:webHidden/>
           </w:rPr>
-          <w:instrText xml:space="preserve"> PAGEREF _Toc223010757 \h </w:instrText>
+          <w:instrText xml:space="preserve"> PAGEREF _Toc228273952 \h </w:instrText>
         </w:r>
         <w:r>
           <w:rPr>
@@ -835,7 +835,7 @@
             <w:noProof/>
             <w:webHidden/>
           </w:rPr>
-          <w:t>36</w:t>
+          <w:t>37</w:t>
         </w:r>
         <w:r>
           <w:rPr>
@@ -859,7 +859,7 @@
           <w:lang w:val="it-IT" w:eastAsia="it-IT"/>
         </w:rPr>
       </w:pPr>
-      <w:hyperlink w:anchor="_Toc223010758" w:history="1">
+      <w:hyperlink w:anchor="_Toc228273953" w:history="1">
         <w:r>
           <w:rPr>
             <w:rStyle w:val="Collegamentoipertestuale"/>
@@ -901,7 +901,7 @@
             <w:noProof/>
             <w:webHidden/>
           </w:rPr>
-          <w:instrText xml:space="preserve"> PAGEREF _Toc223010758 \h </w:instrText>
+          <w:instrText xml:space="preserve"> PAGEREF _Toc228273953 \h </w:instrText>
         </w:r>
         <w:r>
           <w:rPr>
@@ -921,7 +921,7 @@
             <w:noProof/>
             <w:webHidden/>
           </w:rPr>
-          <w:t>38</w:t>
+          <w:t>39</w:t>
         </w:r>
         <w:r>
           <w:rPr>
@@ -945,7 +945,7 @@
           <w:lang w:val="it-IT" w:eastAsia="it-IT"/>
         </w:rPr>
       </w:pPr>
-      <w:hyperlink w:anchor="_Toc223010759" w:history="1">
+      <w:hyperlink w:anchor="_Toc228273954" w:history="1">
         <w:r>
           <w:rPr>
             <w:rStyle w:val="Collegamentoipertestuale"/>
@@ -987,7 +987,7 @@
             <w:noProof/>
             <w:webHidden/>
           </w:rPr>
-          <w:instrText xml:space="preserve"> PAGEREF _Toc223010759 \h </w:instrText>
+          <w:instrText xml:space="preserve"> PAGEREF _Toc228273954 \h </w:instrText>
         </w:r>
         <w:r>
           <w:rPr>
@@ -1007,7 +1007,7 @@
             <w:noProof/>
             <w:webHidden/>
           </w:rPr>
-          <w:t>42</w:t>
+          <w:t>43</w:t>
         </w:r>
         <w:r>
           <w:rPr>
@@ -1031,7 +1031,7 @@
           <w:lang w:val="it-IT" w:eastAsia="it-IT"/>
         </w:rPr>
       </w:pPr>
-      <w:hyperlink w:anchor="_Toc223010760" w:history="1">
+      <w:hyperlink w:anchor="_Toc228273955" w:history="1">
         <w:r>
           <w:rPr>
             <w:rStyle w:val="Collegamentoipertestuale"/>
@@ -1075,7 +1075,7 @@
             <w:noProof/>
             <w:webHidden/>
           </w:rPr>
-          <w:instrText xml:space="preserve"> PAGEREF _Toc223010760 \h </w:instrText>
+          <w:instrText xml:space="preserve"> PAGEREF _Toc228273955 \h </w:instrText>
         </w:r>
         <w:r>
           <w:rPr>
@@ -1095,7 +1095,7 @@
             <w:noProof/>
             <w:webHidden/>
           </w:rPr>
-          <w:t>45</w:t>
+          <w:t>46</w:t>
         </w:r>
         <w:r>
           <w:rPr>
@@ -1116,15 +1116,18 @@
         <w:fldChar w:fldCharType="end"/>
       </w:r>
     </w:p>
-    <w:p/>
     <w:p>
+      <w:bookmarkStart w:id="0" w:name="_GoBack"/>
+      <w:bookmarkEnd w:id="0"/>
+    </w:p>
+    <w:p>
       <w:pPr>
         <w:pStyle w:val="Titolo1"/>
       </w:pPr>
       <w:r>
         <w:br w:type="page"/>
       </w:r>
-      <w:bookmarkStart w:id="0" w:name="_Toc223010752"/>
+      <w:bookmarkStart w:id="1" w:name="_Toc228273947"/>
       <w:r>
         <w:rPr>
           <w:lang w:val="en-US"/>
@@ -1132,7 +1135,7 @@
         <w:lastRenderedPageBreak/>
         <w:t>Overview</w:t>
       </w:r>
-      <w:bookmarkEnd w:id="0"/>
+      <w:bookmarkEnd w:id="1"/>
     </w:p>
     <w:p>
       <w:pPr>
@@ -1463,7 +1466,7 @@
         </w:rPr>
         <w:br w:type="page"/>
       </w:r>
-      <w:bookmarkStart w:id="1" w:name="_Toc223010753"/>
+      <w:bookmarkStart w:id="2" w:name="_Toc228273948"/>
       <w:r>
         <w:rPr>
           <w:lang w:val="en-US"/>
@@ -1471,7 +1474,7 @@
         <w:lastRenderedPageBreak/>
         <w:t>Requirements</w:t>
       </w:r>
-      <w:bookmarkEnd w:id="1"/>
+      <w:bookmarkEnd w:id="2"/>
     </w:p>
     <w:p>
       <w:pPr>
@@ -4707,7 +4710,7 @@
         </w:rPr>
         <w:br w:type="page"/>
       </w:r>
-      <w:bookmarkStart w:id="2" w:name="_Toc223010754"/>
+      <w:bookmarkStart w:id="3" w:name="_Toc228273949"/>
       <w:r>
         <w:rPr>
           <w:lang w:val="en-US"/>
@@ -4715,7 +4718,7 @@
         <w:lastRenderedPageBreak/>
         <w:t>Features</w:t>
       </w:r>
-      <w:bookmarkEnd w:id="2"/>
+      <w:bookmarkEnd w:id="3"/>
     </w:p>
     <w:p>
       <w:pPr>
@@ -4973,13 +4976,14 @@
           <w:bCs/>
           <w:lang w:val="en-US"/>
         </w:rPr>
-        <w:t>Host Header Values:</w:t>
-      </w:r>
-      <w:r>
-        <w:rPr>
-          <w:lang w:val="en-US"/>
-        </w:rPr>
-        <w:t xml:space="preserve"> Define values of the host header for which tracking must be enabled.</w:t>
+        <w:t xml:space="preserve">Disable Tracking Based on Response Headers: </w:t>
+      </w:r>
+      <w:r>
+        <w:rPr>
+          <w:bCs/>
+          <w:lang w:val="en-US"/>
+        </w:rPr>
+        <w:t>Specify response headers; if their values match a given pattern, tracking is disabled for the corresponding requests.</w:t>
       </w:r>
     </w:p>
     <w:p>
@@ -4998,13 +5002,13 @@
           <w:bCs/>
           <w:lang w:val="en-US"/>
         </w:rPr>
-        <w:t>Scheme-Based Tracking:</w:t>
-      </w:r>
-      <w:r>
-        <w:rPr>
-          <w:lang w:val="en-US"/>
-        </w:rPr>
-        <w:t xml:space="preserve"> Enable or disable tracking based on the scheme (HTTP or HTTPS).</w:t>
+        <w:t>Host Header Values:</w:t>
+      </w:r>
+      <w:r>
+        <w:rPr>
+          <w:lang w:val="en-US"/>
+        </w:rPr>
+        <w:t xml:space="preserve"> Define values of the host header for which tracking must be enabled.</w:t>
       </w:r>
     </w:p>
     <w:p>
@@ -5023,13 +5027,13 @@
           <w:bCs/>
           <w:lang w:val="en-US"/>
         </w:rPr>
-        <w:t>Remote IPs:</w:t>
-      </w:r>
-      <w:r>
-        <w:rPr>
-          <w:lang w:val="en-US"/>
-        </w:rPr>
-        <w:t xml:space="preserve"> Specify remote IPs or source addresses for which tracking should be disabled.</w:t>
+        <w:t>Scheme-Based Tracking:</w:t>
+      </w:r>
+      <w:r>
+        <w:rPr>
+          <w:lang w:val="en-US"/>
+        </w:rPr>
+        <w:t xml:space="preserve"> Enable or disable tracking based on the scheme (HTTP or HTTPS).</w:t>
       </w:r>
     </w:p>
     <w:p>
@@ -5048,13 +5052,13 @@
           <w:bCs/>
           <w:lang w:val="en-US"/>
         </w:rPr>
-        <w:t>Real Client IP Tracking:</w:t>
-      </w:r>
-      <w:r>
-        <w:rPr>
-          <w:lang w:val="en-US"/>
-        </w:rPr>
-        <w:t xml:space="preserve"> Enable tracking of the real client IP when a reverse proxy is in front of the web server.</w:t>
+        <w:t>Remote IPs:</w:t>
+      </w:r>
+      <w:r>
+        <w:rPr>
+          <w:lang w:val="en-US"/>
+        </w:rPr>
+        <w:t xml:space="preserve"> Specify remote IPs or source addresses for which tracking should be disabled.</w:t>
       </w:r>
     </w:p>
     <w:p>
@@ -5073,13 +5077,13 @@
           <w:bCs/>
           <w:lang w:val="en-US"/>
         </w:rPr>
-        <w:t>Proxy SSL Offloading:</w:t>
-      </w:r>
-      <w:r>
-        <w:rPr>
-          <w:lang w:val="en-US"/>
-        </w:rPr>
-        <w:t xml:space="preserve"> Define headers indicating that the real incoming request has an HTTPS scheme, even if the forwarded request shows an HTTP scheme.</w:t>
+        <w:t>Real Client IP Tracking:</w:t>
+      </w:r>
+      <w:r>
+        <w:rPr>
+          <w:lang w:val="en-US"/>
+        </w:rPr>
+        <w:t xml:space="preserve"> Enable tracking of the real client IP when a reverse proxy is in front of the web server.</w:t>
       </w:r>
     </w:p>
     <w:p>
@@ -5098,13 +5102,13 @@
           <w:bCs/>
           <w:lang w:val="en-US"/>
         </w:rPr>
-        <w:t>Exclude Headers:</w:t>
-      </w:r>
-      <w:r>
-        <w:rPr>
-          <w:lang w:val="en-US"/>
-        </w:rPr>
-        <w:t xml:space="preserve"> Specify headers to exclude from the request and/or response.</w:t>
+        <w:t>Proxy SSL Offloading:</w:t>
+      </w:r>
+      <w:r>
+        <w:rPr>
+          <w:lang w:val="en-US"/>
+        </w:rPr>
+        <w:t xml:space="preserve"> Define headers indicating that the real incoming request has an HTTPS scheme, even if the forwarded request shows an HTTP scheme.</w:t>
       </w:r>
     </w:p>
     <w:p>
@@ -5123,13 +5127,13 @@
           <w:bCs/>
           <w:lang w:val="en-US"/>
         </w:rPr>
-        <w:t>Non-Reporting Headers:</w:t>
-      </w:r>
-      <w:r>
-        <w:rPr>
-          <w:lang w:val="en-US"/>
-        </w:rPr>
-        <w:t xml:space="preserve"> Define headers that should not report their values in the request and/or response.</w:t>
+        <w:t>Exclude Headers:</w:t>
+      </w:r>
+      <w:r>
+        <w:rPr>
+          <w:lang w:val="en-US"/>
+        </w:rPr>
+        <w:t xml:space="preserve"> Specify headers to exclude from the request and/or response.</w:t>
       </w:r>
     </w:p>
     <w:p>
@@ -5149,13 +5153,13 @@
           <w:lang w:val="en-US"/>
         </w:rPr>
         <w:lastRenderedPageBreak/>
-        <w:t>Body Tracking for URIs:</w:t>
-      </w:r>
-      <w:r>
-        <w:rPr>
-          <w:lang w:val="en-US"/>
-        </w:rPr>
-        <w:t xml:space="preserve"> Enable or disable tracking of the request/response body for specific URIs.</w:t>
+        <w:t>Non-Reporting Headers:</w:t>
+      </w:r>
+      <w:r>
+        <w:rPr>
+          <w:lang w:val="en-US"/>
+        </w:rPr>
+        <w:t xml:space="preserve"> Define headers that should not report their values in the request and/or response.</w:t>
       </w:r>
     </w:p>
     <w:p>
@@ -5174,13 +5178,13 @@
           <w:bCs/>
           <w:lang w:val="en-US"/>
         </w:rPr>
-        <w:t>Size Limit:</w:t>
-      </w:r>
-      <w:r>
-        <w:rPr>
-          <w:lang w:val="en-US"/>
-        </w:rPr>
-        <w:t xml:space="preserve"> Define a size limit for tracking the request/response body.</w:t>
+        <w:t>Body Tracking for URIs:</w:t>
+      </w:r>
+      <w:r>
+        <w:rPr>
+          <w:lang w:val="en-US"/>
+        </w:rPr>
+        <w:t xml:space="preserve"> Enable or disable tracking of the request/response body for specific URIs.</w:t>
       </w:r>
     </w:p>
     <w:p>
@@ -5199,13 +5203,13 @@
           <w:bCs/>
           <w:lang w:val="en-US"/>
         </w:rPr>
-        <w:t>POST Parameters:</w:t>
-      </w:r>
-      <w:r>
-        <w:rPr>
-          <w:lang w:val="en-US"/>
-        </w:rPr>
-        <w:t xml:space="preserve"> Specify POST parameters that should not be tracked in the request record.</w:t>
+        <w:t>Size Limit:</w:t>
+      </w:r>
+      <w:r>
+        <w:rPr>
+          <w:lang w:val="en-US"/>
+        </w:rPr>
+        <w:t xml:space="preserve"> Define a size limit for tracking the request/response body.</w:t>
       </w:r>
     </w:p>
     <w:p>
@@ -5224,13 +5228,13 @@
           <w:bCs/>
           <w:lang w:val="en-US"/>
         </w:rPr>
-        <w:t>Data File Path:</w:t>
-      </w:r>
-      <w:r>
-        <w:rPr>
-          <w:lang w:val="en-US"/>
-        </w:rPr>
-        <w:t xml:space="preserve"> Define the folder path where tracking data files should be saved.</w:t>
+        <w:t>POST Parameters:</w:t>
+      </w:r>
+      <w:r>
+        <w:rPr>
+          <w:lang w:val="en-US"/>
+        </w:rPr>
+        <w:t xml:space="preserve"> Specify POST parameters that should not be tracked in the request record.</w:t>
       </w:r>
     </w:p>
     <w:p>
@@ -5249,13 +5253,13 @@
           <w:bCs/>
           <w:lang w:val="en-US"/>
         </w:rPr>
-        <w:t>Response Headers:</w:t>
-      </w:r>
-      <w:r>
-        <w:rPr>
-          <w:lang w:val="en-US"/>
-        </w:rPr>
-        <w:t xml:space="preserve"> Specify response headers to be deleted from the response while preserving them in the tracking data.</w:t>
+        <w:t>Data File Path:</w:t>
+      </w:r>
+      <w:r>
+        <w:rPr>
+          <w:lang w:val="en-US"/>
+        </w:rPr>
+        <w:t xml:space="preserve"> Define the folder path where tracking data files should be saved.</w:t>
       </w:r>
     </w:p>
     <w:p>
@@ -5274,27 +5278,13 @@
           <w:bCs/>
           <w:lang w:val="en-US"/>
         </w:rPr>
-        <w:t>Inflate Response:</w:t>
-      </w:r>
-      <w:r>
-        <w:rPr>
-          <w:lang w:val="en-US"/>
-        </w:rPr>
-        <w:t xml:space="preserve"> Enable inflating the response when deflated with </w:t>
-      </w:r>
-      <w:proofErr w:type="spellStart"/>
-      <w:r>
-        <w:rPr>
-          <w:lang w:val="en-US"/>
-        </w:rPr>
-        <w:t>gzip</w:t>
-      </w:r>
-      <w:proofErr w:type="spellEnd"/>
-      <w:r>
-        <w:rPr>
-          <w:lang w:val="en-US"/>
-        </w:rPr>
-        <w:t xml:space="preserve"> before saving it to the tracking data.</w:t>
+        <w:t>Response Headers:</w:t>
+      </w:r>
+      <w:r>
+        <w:rPr>
+          <w:lang w:val="en-US"/>
+        </w:rPr>
+        <w:t xml:space="preserve"> Specify response headers to be deleted from the response while preserving them in the tracking data.</w:t>
       </w:r>
     </w:p>
     <w:p>
@@ -5313,29 +5303,68 @@
           <w:bCs/>
           <w:lang w:val="en-US"/>
         </w:rPr>
-        <w:t>Apache Environment Variables:</w:t>
-      </w:r>
-      <w:r>
-        <w:rPr>
-          <w:lang w:val="en-US"/>
-        </w:rPr>
-        <w:t xml:space="preserve"> Define which Apache environment variables should be included as extra headers.</w:t>
+        <w:t>Inflate Response:</w:t>
+      </w:r>
+      <w:r>
+        <w:rPr>
+          <w:lang w:val="en-US"/>
+        </w:rPr>
+        <w:t xml:space="preserve"> Enable inflating the response when deflated with </w:t>
+      </w:r>
+      <w:proofErr w:type="spellStart"/>
+      <w:r>
+        <w:rPr>
+          <w:lang w:val="en-US"/>
+        </w:rPr>
+        <w:t>gzip</w:t>
+      </w:r>
+      <w:proofErr w:type="spellEnd"/>
+      <w:r>
+        <w:rPr>
+          <w:lang w:val="en-US"/>
+        </w:rPr>
+        <w:t xml:space="preserve"> before saving it to the tracking data.</w:t>
       </w:r>
     </w:p>
     <w:p>
       <w:pPr>
+        <w:numPr>
+          <w:ilvl w:val="0"/>
+          <w:numId w:val="43"/>
+        </w:numPr>
+        <w:rPr>
+          <w:lang w:val="en-US"/>
+        </w:rPr>
+      </w:pPr>
+      <w:r>
         <w:rPr>
           <w:b/>
           <w:bCs/>
           <w:lang w:val="en-US"/>
         </w:rPr>
-      </w:pPr>
-      <w:r>
+        <w:t>Apache Environment Variables:</w:t>
+      </w:r>
+      <w:r>
+        <w:rPr>
+          <w:lang w:val="en-US"/>
+        </w:rPr>
+        <w:t xml:space="preserve"> Define which Apache environment variables should be included as extra headers.</w:t>
+      </w:r>
+    </w:p>
+    <w:p>
+      <w:pPr>
         <w:rPr>
           <w:b/>
           <w:bCs/>
           <w:lang w:val="en-US"/>
         </w:rPr>
+      </w:pPr>
+      <w:r>
+        <w:rPr>
+          <w:b/>
+          <w:bCs/>
+          <w:lang w:val="en-US"/>
+        </w:rPr>
         <w:t>Unique Tracking Header</w:t>
       </w:r>
     </w:p>
@@ -5440,6 +5469,156 @@
     </w:p>
     <w:p>
       <w:pPr>
+        <w:rPr>
+          <w:b/>
+          <w:lang w:val="en-US"/>
+        </w:rPr>
+      </w:pPr>
+      <w:proofErr w:type="spellStart"/>
+      <w:r>
+        <w:rPr>
+          <w:b/>
+          <w:lang w:val="en-US"/>
+        </w:rPr>
+        <w:t>WebTrackingDisable</w:t>
+      </w:r>
+      <w:proofErr w:type="spellEnd"/>
+      <w:r>
+        <w:rPr>
+          <w:b/>
+          <w:lang w:val="en-US"/>
+        </w:rPr>
+        <w:t xml:space="preserve"> Directive Behavior</w:t>
+      </w:r>
+    </w:p>
+    <w:p>
+      <w:pPr>
+        <w:rPr>
+          <w:lang w:val="en-US"/>
+        </w:rPr>
+      </w:pPr>
+      <w:r>
+        <w:rPr>
+          <w:lang w:val="en-US"/>
+        </w:rPr>
+        <w:t xml:space="preserve">When the </w:t>
+      </w:r>
+      <w:proofErr w:type="spellStart"/>
+      <w:r>
+        <w:rPr>
+          <w:color w:val="4472C4"/>
+          <w:lang w:val="en-US"/>
+        </w:rPr>
+        <w:t>WebTrackingDisable</w:t>
+      </w:r>
+      <w:proofErr w:type="spellEnd"/>
+      <w:r>
+        <w:rPr>
+          <w:color w:val="4472C4"/>
+          <w:lang w:val="en-US"/>
+        </w:rPr>
+        <w:t xml:space="preserve"> </w:t>
+      </w:r>
+      <w:r>
+        <w:rPr>
+          <w:lang w:val="en-US"/>
+        </w:rPr>
+        <w:t xml:space="preserve">directive is set to On, the module operates exclusively in statistical mode. </w:t>
+      </w:r>
+      <w:r>
+        <w:rPr>
+          <w:lang w:val="en-US"/>
+        </w:rPr>
+        <w:br/>
+      </w:r>
+      <w:r>
+        <w:rPr>
+          <w:lang w:val="en-US"/>
+        </w:rPr>
+        <w:t>In this configuration, the module does not perform web tracking activities but can still be used to collect and analyze statistical data</w:t>
+      </w:r>
+      <w:r>
+        <w:rPr>
+          <w:lang w:val="en-US"/>
+        </w:rPr>
+        <w:t xml:space="preserve"> about the number of requests</w:t>
+      </w:r>
+      <w:r>
+        <w:rPr>
+          <w:lang w:val="en-US"/>
+        </w:rPr>
+        <w:t>.</w:t>
+      </w:r>
+    </w:p>
+    <w:p>
+      <w:pPr>
+        <w:rPr>
+          <w:lang w:val="en-US"/>
+        </w:rPr>
+      </w:pPr>
+      <w:r>
+        <w:rPr>
+          <w:lang w:val="en-US"/>
+        </w:rPr>
+        <w:t xml:space="preserve">When </w:t>
+      </w:r>
+      <w:proofErr w:type="spellStart"/>
+      <w:r>
+        <w:rPr>
+          <w:color w:val="4472C4"/>
+          <w:lang w:val="en-US"/>
+        </w:rPr>
+        <w:t>WebTrackingDisable</w:t>
+      </w:r>
+      <w:proofErr w:type="spellEnd"/>
+      <w:r>
+        <w:rPr>
+          <w:lang w:val="en-US"/>
+        </w:rPr>
+        <w:t xml:space="preserve"> is enabled, all directives that specify a folder are ignored. </w:t>
+      </w:r>
+      <w:r>
+        <w:rPr>
+          <w:lang w:val="en-US"/>
+        </w:rPr>
+        <w:br/>
+      </w:r>
+      <w:r>
+        <w:rPr>
+          <w:lang w:val="en-US"/>
+        </w:rPr>
+        <w:t>These directives are validated syntactically but have no functional effect while tracking is disabled.</w:t>
+      </w:r>
+    </w:p>
+    <w:p>
+      <w:pPr>
+        <w:rPr>
+          <w:lang w:val="en-US"/>
+        </w:rPr>
+      </w:pPr>
+      <w:r>
+        <w:rPr>
+          <w:lang w:val="en-US"/>
+        </w:rPr>
+        <w:lastRenderedPageBreak/>
+        <w:t>This behavior allows administrators to preserve a complete and consistent configuration while selectively disabling tracking functionality without altering or removing directory</w:t>
+      </w:r>
+      <w:r>
+        <w:rPr>
+          <w:rFonts w:ascii="Cambria Math" w:hAnsi="Cambria Math" w:cs="Cambria Math"/>
+          <w:lang w:val="en-US"/>
+        </w:rPr>
+        <w:t>‑</w:t>
+      </w:r>
+      <w:r>
+        <w:rPr>
+          <w:lang w:val="en-US"/>
+        </w:rPr>
+        <w:t>related directives.</w:t>
+      </w:r>
+    </w:p>
+    <w:p>
+      <w:pPr>
         <w:pStyle w:val="Titolo1"/>
         <w:rPr>
           <w:lang w:val="en-US"/>
@@ -5451,7 +5630,7 @@
         </w:rPr>
         <w:br w:type="page"/>
       </w:r>
-      <w:bookmarkStart w:id="3" w:name="_Toc223010755"/>
+      <w:bookmarkStart w:id="4" w:name="_Toc228273950"/>
       <w:r>
         <w:rPr>
           <w:lang w:val="en-US"/>
@@ -5459,7 +5638,7 @@
         <w:lastRenderedPageBreak/>
         <w:t>Version</w:t>
       </w:r>
-      <w:bookmarkEnd w:id="3"/>
+      <w:bookmarkEnd w:id="4"/>
     </w:p>
     <w:p>
       <w:pPr>
@@ -5510,7 +5689,7 @@
           <w:color w:val="4472C4"/>
           <w:lang w:val="en-US"/>
         </w:rPr>
-        <w:t>3</w:t>
+        <w:t>4</w:t>
       </w:r>
       <w:r>
         <w:rPr>
@@ -5526,7 +5705,7 @@
           <w:color w:val="4472C4"/>
           <w:lang w:val="en-US"/>
         </w:rPr>
-        <w:t>30</w:t>
+        <w:t>28</w:t>
       </w:r>
       <w:r>
         <w:rPr>
@@ -5740,8 +5919,8 @@
           <w:noProof/>
         </w:rPr>
         <w:lastRenderedPageBreak/>
-        <w:pict w14:anchorId="62A57E9D">
-          <v:shape id="Immagine 1" o:spid="_x0000_i1040" type="#_x0000_t75" style="width:428.25pt;height:277.5pt;visibility:visible;mso-wrap-style:square">
+        <w:pict w14:anchorId="5DFA4AD5">
+          <v:shape id="Immagine 1" o:spid="_x0000_i1033" type="#_x0000_t75" style="width:426.75pt;height:276.75pt;visibility:visible;mso-wrap-style:square">
             <v:imagedata r:id="rId10" o:title=""/>
           </v:shape>
         </w:pict>
@@ -5946,7 +6125,7 @@
                 <w:bCs/>
                 <w:color w:val="FFFFFF"/>
               </w:rPr>
-              <w:t>2026.3.30.1</w:t>
+              <w:t>2026.4.28.1</w:t>
             </w:r>
             <w:r>
               <w:rPr>
@@ -5963,27 +6142,7 @@
                 <w:color w:val="FFFFFF"/>
                 <w:highlight w:val="darkBlue"/>
               </w:rPr>
-              <w:t>[R2026.</w:t>
-            </w:r>
-            <w:r>
-              <w:rPr>
-                <w:b/>
-                <w:bCs/>
-                <w:color w:val="FFFFFF"/>
-                <w:highlight w:val="darkBlue"/>
-              </w:rPr>
-              <w:t>3</w:t>
-            </w:r>
-            <w:bookmarkStart w:id="4" w:name="_GoBack"/>
-            <w:bookmarkEnd w:id="4"/>
-            <w:r>
-              <w:rPr>
-                <w:b/>
-                <w:bCs/>
-                <w:color w:val="FFFFFF"/>
-                <w:highlight w:val="darkBlue"/>
-              </w:rPr>
-              <w:t>]</w:t>
+              <w:t>[R2026.4]</w:t>
             </w:r>
           </w:p>
         </w:tc>
@@ -5994,7 +6153,10 @@
           </w:tcPr>
           <w:p>
             <w:r>
-              <w:t>2026-03-30</w:t>
+              <w:t>2026-</w:t>
+            </w:r>
+            <w:r>
+              <w:t>04-28</w:t>
             </w:r>
           </w:p>
         </w:tc>
@@ -6013,7 +6175,55 @@
               <w:rPr>
                 <w:lang w:val="en-US"/>
               </w:rPr>
-              <w:t>Fix directive parsing</w:t>
+              <w:t xml:space="preserve">Add directive </w:t>
+            </w:r>
+            <w:proofErr w:type="spellStart"/>
+            <w:r>
+              <w:rPr>
+                <w:lang w:val="en-US"/>
+              </w:rPr>
+              <w:t>WebTrackingExcludeResponseHeader</w:t>
+            </w:r>
+            <w:proofErr w:type="spellEnd"/>
+            <w:r>
+              <w:rPr>
+                <w:lang w:val="en-US"/>
+              </w:rPr>
+              <w:br/>
+            </w:r>
+            <w:r>
+              <w:rPr>
+                <w:lang w:val="en-US"/>
+              </w:rPr>
+              <w:t>Allow statistical mode only (</w:t>
+            </w:r>
+            <w:proofErr w:type="spellStart"/>
+            <w:r>
+              <w:rPr>
+                <w:lang w:val="en-US"/>
+              </w:rPr>
+              <w:t>WebTrackingDisable</w:t>
+            </w:r>
+            <w:proofErr w:type="spellEnd"/>
+            <w:r>
+              <w:rPr>
+                <w:lang w:val="en-US"/>
+              </w:rPr>
+              <w:t xml:space="preserve"> </w:t>
+            </w:r>
+            <w:proofErr w:type="gramStart"/>
+            <w:r>
+              <w:rPr>
+                <w:lang w:val="en-US"/>
+              </w:rPr>
+              <w:t>On</w:t>
+            </w:r>
+            <w:proofErr w:type="gramEnd"/>
+            <w:r>
+              <w:rPr>
+                <w:lang w:val="en-US"/>
+              </w:rPr>
+              <w:t>)</w:t>
             </w:r>
           </w:p>
         </w:tc>
@@ -6045,7 +6255,7 @@
                 <w:bCs/>
                 <w:color w:val="FFFFFF"/>
               </w:rPr>
-              <w:t>2026.3.2.1</w:t>
+              <w:t>2026.3.30.1</w:t>
             </w:r>
             <w:r>
               <w:rPr>
@@ -6062,25 +6272,7 @@
                 <w:color w:val="FFFFFF"/>
                 <w:highlight w:val="darkBlue"/>
               </w:rPr>
-              <w:t>[R2026.</w:t>
-            </w:r>
-            <w:r>
-              <w:rPr>
-                <w:b/>
-                <w:bCs/>
-                <w:color w:val="FFFFFF"/>
-                <w:highlight w:val="darkBlue"/>
-              </w:rPr>
-              <w:t>2</w:t>
-            </w:r>
-            <w:r>
-              <w:rPr>
-                <w:b/>
-                <w:bCs/>
-                <w:color w:val="FFFFFF"/>
-                <w:highlight w:val="darkBlue"/>
-              </w:rPr>
-              <w:t>]</w:t>
+              <w:t>[R2026.3]</w:t>
             </w:r>
           </w:p>
         </w:tc>
@@ -6091,7 +6283,7 @@
           </w:tcPr>
           <w:p>
             <w:r>
-              <w:t>2026-03-02</w:t>
+              <w:t>2026-03-30</w:t>
             </w:r>
           </w:p>
         </w:tc>
@@ -6103,15 +6295,14 @@
           <w:p>
             <w:pPr>
               <w:rPr>
-                <w:u w:val="single"/>
-                <w:lang w:val="en-US"/>
-              </w:rPr>
-            </w:pPr>
-            <w:r>
-              <w:rPr>
-                <w:lang w:val="en-US"/>
-              </w:rPr>
-              <w:t>Fix log file error management</w:t>
+                <w:lang w:val="en-US"/>
+              </w:rPr>
+            </w:pPr>
+            <w:r>
+              <w:rPr>
+                <w:lang w:val="en-US"/>
+              </w:rPr>
+              <w:t>Fix directive parsing</w:t>
             </w:r>
           </w:p>
         </w:tc>
@@ -6143,7 +6334,7 @@
                 <w:bCs/>
                 <w:color w:val="FFFFFF"/>
               </w:rPr>
-              <w:t>2026.2.26.1</w:t>
+              <w:t>2026.3.2.1</w:t>
             </w:r>
             <w:r>
               <w:rPr>
@@ -6160,7 +6351,25 @@
                 <w:color w:val="FFFFFF"/>
                 <w:highlight w:val="darkBlue"/>
               </w:rPr>
-              <w:t>[R2026.1]</w:t>
+              <w:t>[R2026.</w:t>
+            </w:r>
+            <w:r>
+              <w:rPr>
+                <w:b/>
+                <w:bCs/>
+                <w:color w:val="FFFFFF"/>
+                <w:highlight w:val="darkBlue"/>
+              </w:rPr>
+              <w:t>2</w:t>
+            </w:r>
+            <w:r>
+              <w:rPr>
+                <w:b/>
+                <w:bCs/>
+                <w:color w:val="FFFFFF"/>
+                <w:highlight w:val="darkBlue"/>
+              </w:rPr>
+              <w:t>]</w:t>
             </w:r>
           </w:p>
         </w:tc>
@@ -6171,22 +6380,7 @@
           </w:tcPr>
           <w:p>
             <w:r>
-              <w:t>202</w:t>
-            </w:r>
-            <w:r>
-              <w:t>6</w:t>
-            </w:r>
-            <w:r>
-              <w:t>-</w:t>
-            </w:r>
-            <w:r>
-              <w:t>02</w:t>
-            </w:r>
-            <w:r>
-              <w:t>-2</w:t>
-            </w:r>
-            <w:r>
-              <w:t>6</w:t>
+              <w:t>2026-03-02</w:t>
             </w:r>
           </w:p>
         </w:tc>
@@ -6198,50 +6392,15 @@
           <w:p>
             <w:pPr>
               <w:rPr>
-                <w:color w:val="0070C0"/>
-                <w:lang w:val="en"/>
-              </w:rPr>
-            </w:pPr>
-            <w:r>
-              <w:rPr>
-                <w:lang w:val="en-US"/>
-              </w:rPr>
-              <w:t xml:space="preserve">Add directive </w:t>
-            </w:r>
-            <w:proofErr w:type="spellStart"/>
-            <w:r>
-              <w:rPr>
-                <w:color w:val="0070C0"/>
-                <w:lang w:val="en"/>
-              </w:rPr>
-              <w:t>WebTrackingURLPattern</w:t>
-            </w:r>
-            <w:proofErr w:type="spellEnd"/>
-          </w:p>
-          <w:p>
-            <w:pPr>
-              <w:rPr>
-                <w:lang w:val="en-US"/>
-              </w:rPr>
-            </w:pPr>
-            <w:r>
-              <w:rPr>
-                <w:lang w:val="en-US"/>
-              </w:rPr>
-              <w:t>Add tracking type to the WT-METRICS record</w:t>
-            </w:r>
-          </w:p>
-          <w:p>
-            <w:pPr>
-              <w:rPr>
-                <w:lang w:val="en-US"/>
-              </w:rPr>
-            </w:pPr>
-            <w:r>
-              <w:rPr>
-                <w:lang w:val="en-US"/>
-              </w:rPr>
-              <w:t>Move to GNU Compiler Collection 15.1.1</w:t>
+                <w:u w:val="single"/>
+                <w:lang w:val="en-US"/>
+              </w:rPr>
+            </w:pPr>
+            <w:r>
+              <w:rPr>
+                <w:lang w:val="en-US"/>
+              </w:rPr>
+              <w:t>Fix log file error management</w:t>
             </w:r>
           </w:p>
         </w:tc>
@@ -6274,7 +6433,7 @@
                 <w:color w:val="FFFFFF"/>
               </w:rPr>
               <w:lastRenderedPageBreak/>
-              <w:t>2025.5.27.1</w:t>
+              <w:t>2026.2.26.1</w:t>
             </w:r>
             <w:r>
               <w:rPr>
@@ -6291,7 +6450,7 @@
                 <w:color w:val="FFFFFF"/>
                 <w:highlight w:val="darkBlue"/>
               </w:rPr>
-              <w:t>[R2025.7]</w:t>
+              <w:t>[R2026.1]</w:t>
             </w:r>
           </w:p>
         </w:tc>
@@ -6302,7 +6461,22 @@
           </w:tcPr>
           <w:p>
             <w:r>
-              <w:t>2025-05-27</w:t>
+              <w:t>202</w:t>
+            </w:r>
+            <w:r>
+              <w:t>6</w:t>
+            </w:r>
+            <w:r>
+              <w:t>-</w:t>
+            </w:r>
+            <w:r>
+              <w:t>02</w:t>
+            </w:r>
+            <w:r>
+              <w:t>-2</w:t>
+            </w:r>
+            <w:r>
+              <w:t>6</w:t>
             </w:r>
           </w:p>
         </w:tc>
@@ -6314,44 +6488,50 @@
           <w:p>
             <w:pPr>
               <w:rPr>
-                <w:lang w:val="en-US"/>
-              </w:rPr>
-            </w:pPr>
-            <w:r>
-              <w:rPr>
-                <w:lang w:val="en-US"/>
-              </w:rPr>
-              <w:t>Fix include header files syntax</w:t>
-            </w:r>
-          </w:p>
-          <w:p>
-            <w:pPr>
-              <w:rPr>
-                <w:lang w:val="en-US"/>
-              </w:rPr>
-            </w:pPr>
-            <w:r>
-              <w:rPr>
-                <w:lang w:val="en-US"/>
-              </w:rPr>
-              <w:t>Add response elapsed time and log file name in metrics records</w:t>
-            </w:r>
-          </w:p>
-          <w:p>
-            <w:pPr>
-              <w:rPr>
-                <w:rFonts w:ascii="Consolas" w:eastAsia="Times New Roman" w:hAnsi="Consolas"/>
-                <w:color w:val="CCCCCC"/>
-                <w:sz w:val="18"/>
-                <w:szCs w:val="18"/>
-                <w:lang w:val="en-US" w:eastAsia="it-IT"/>
-              </w:rPr>
-            </w:pPr>
-            <w:r>
-              <w:rPr>
-                <w:lang w:val="en-US"/>
-              </w:rPr>
-              <w:t>Fix log record length in metrics to be formatted (base 1024)</w:t>
+                <w:color w:val="0070C0"/>
+                <w:lang w:val="en"/>
+              </w:rPr>
+            </w:pPr>
+            <w:r>
+              <w:rPr>
+                <w:lang w:val="en-US"/>
+              </w:rPr>
+              <w:t xml:space="preserve">Add directive </w:t>
+            </w:r>
+            <w:proofErr w:type="spellStart"/>
+            <w:r>
+              <w:rPr>
+                <w:color w:val="0070C0"/>
+                <w:lang w:val="en"/>
+              </w:rPr>
+              <w:t>WebTrackingURLPattern</w:t>
+            </w:r>
+            <w:proofErr w:type="spellEnd"/>
+          </w:p>
+          <w:p>
+            <w:pPr>
+              <w:rPr>
+                <w:lang w:val="en-US"/>
+              </w:rPr>
+            </w:pPr>
+            <w:r>
+              <w:rPr>
+                <w:lang w:val="en-US"/>
+              </w:rPr>
+              <w:t>Add tracking type to the WT-METRICS record</w:t>
+            </w:r>
+          </w:p>
+          <w:p>
+            <w:pPr>
+              <w:rPr>
+                <w:lang w:val="en-US"/>
+              </w:rPr>
+            </w:pPr>
+            <w:r>
+              <w:rPr>
+                <w:lang w:val="en-US"/>
+              </w:rPr>
+              <w:t>Move to GNU Compiler Collection 15.1.1</w:t>
             </w:r>
           </w:p>
         </w:tc>
@@ -6383,7 +6563,24 @@
                 <w:bCs/>
                 <w:color w:val="FFFFFF"/>
               </w:rPr>
-              <w:t>2025.5.22.1</w:t>
+              <w:t>2025.5.27.1</w:t>
+            </w:r>
+            <w:r>
+              <w:rPr>
+                <w:b/>
+                <w:bCs/>
+                <w:color w:val="FFFFFF"/>
+              </w:rPr>
+              <w:br/>
+            </w:r>
+            <w:r>
+              <w:rPr>
+                <w:b/>
+                <w:bCs/>
+                <w:color w:val="FFFFFF"/>
+                <w:highlight w:val="darkBlue"/>
+              </w:rPr>
+              <w:t>[R2025.7]</w:t>
             </w:r>
           </w:p>
         </w:tc>
@@ -6394,7 +6591,7 @@
           </w:tcPr>
           <w:p>
             <w:r>
-              <w:t>2025-05-22</w:t>
+              <w:t>2025-05-27</w:t>
             </w:r>
           </w:p>
         </w:tc>
@@ -6413,83 +6610,38 @@
               <w:rPr>
                 <w:lang w:val="en-US"/>
               </w:rPr>
-              <w:t xml:space="preserve">Add configuration checks on directive </w:t>
-            </w:r>
-            <w:proofErr w:type="spellStart"/>
-            <w:r>
-              <w:rPr>
-                <w:color w:val="0070C0"/>
-                <w:lang w:val="en"/>
-              </w:rPr>
-              <w:t>WebTrackingExactURI</w:t>
-            </w:r>
-            <w:proofErr w:type="spellEnd"/>
-          </w:p>
-          <w:p>
-            <w:pPr>
-              <w:rPr>
-                <w:lang w:val="en-US"/>
-              </w:rPr>
-            </w:pPr>
-            <w:r>
-              <w:rPr>
-                <w:lang w:val="en-US"/>
-              </w:rPr>
-              <w:t xml:space="preserve">Add configuration checks on directive </w:t>
-            </w:r>
-            <w:proofErr w:type="spellStart"/>
-            <w:r>
-              <w:rPr>
-                <w:color w:val="0070C0"/>
-                <w:lang w:val="en"/>
-              </w:rPr>
-              <w:t>WebTrackingStartsWithURI</w:t>
-            </w:r>
-            <w:proofErr w:type="spellEnd"/>
-          </w:p>
-          <w:p>
-            <w:pPr>
-              <w:rPr>
-                <w:lang w:val="en-US"/>
-              </w:rPr>
-            </w:pPr>
-            <w:r>
-              <w:rPr>
-                <w:lang w:val="en-US"/>
-              </w:rPr>
-              <w:t xml:space="preserve">Add configuration checks on directive </w:t>
-            </w:r>
-            <w:proofErr w:type="spellStart"/>
-            <w:r>
-              <w:rPr>
-                <w:color w:val="0070C0"/>
-                <w:lang w:val="en"/>
-              </w:rPr>
-              <w:t>WebTrackingExcludeExactURI</w:t>
-            </w:r>
-            <w:proofErr w:type="spellEnd"/>
-          </w:p>
-          <w:p>
-            <w:pPr>
-              <w:rPr>
-                <w:lang w:val="en-US"/>
-              </w:rPr>
-            </w:pPr>
-            <w:r>
-              <w:rPr>
-                <w:lang w:val="en-US"/>
-              </w:rPr>
-              <w:t xml:space="preserve">Add configuration checks on directive </w:t>
-            </w:r>
-            <w:proofErr w:type="spellStart"/>
-            <w:r>
-              <w:rPr>
-                <w:color w:val="0070C0"/>
-                <w:lang w:val="en"/>
-              </w:rPr>
-              <w:t>WebTrackingExcludeStartsWithURI</w:t>
-            </w:r>
-            <w:proofErr w:type="spellEnd"/>
+              <w:t>Fix include header files syntax</w:t>
+            </w:r>
+          </w:p>
+          <w:p>
+            <w:pPr>
+              <w:rPr>
+                <w:lang w:val="en-US"/>
+              </w:rPr>
+            </w:pPr>
+            <w:r>
+              <w:rPr>
+                <w:lang w:val="en-US"/>
+              </w:rPr>
+              <w:t>Add response elapsed time and log file name in metrics records</w:t>
+            </w:r>
+          </w:p>
+          <w:p>
+            <w:pPr>
+              <w:rPr>
+                <w:rFonts w:ascii="Consolas" w:eastAsia="Times New Roman" w:hAnsi="Consolas"/>
+                <w:color w:val="CCCCCC"/>
+                <w:sz w:val="18"/>
+                <w:szCs w:val="18"/>
+                <w:lang w:val="en-US" w:eastAsia="it-IT"/>
+              </w:rPr>
+            </w:pPr>
+            <w:r>
+              <w:rPr>
+                <w:lang w:val="en-US"/>
+              </w:rPr>
+              <w:t>Fix log record length in metrics to be formatted (base 1024)</w:t>
+            </w:r>
           </w:p>
         </w:tc>
       </w:tr>
@@ -6520,7 +6672,7 @@
                 <w:bCs/>
                 <w:color w:val="FFFFFF"/>
               </w:rPr>
-              <w:t>2025.5.15.1</w:t>
+              <w:t>2025.5.22.1</w:t>
             </w:r>
           </w:p>
         </w:tc>
@@ -6531,7 +6683,7 @@
           </w:tcPr>
           <w:p>
             <w:r>
-              <w:t>2025-05-15</w:t>
+              <w:t>2025-05-22</w:t>
             </w:r>
           </w:p>
         </w:tc>
@@ -6550,7 +6702,7 @@
               <w:rPr>
                 <w:lang w:val="en-US"/>
               </w:rPr>
-              <w:t xml:space="preserve">Add directive </w:t>
+              <w:t xml:space="preserve">Add configuration checks on directive </w:t>
             </w:r>
             <w:proofErr w:type="spellStart"/>
             <w:r>
@@ -6558,7 +6710,7 @@
                 <w:color w:val="0070C0"/>
                 <w:lang w:val="en"/>
               </w:rPr>
-              <w:t>WebTrackingConfigVersion</w:t>
+              <w:t>WebTrackingExactURI</w:t>
             </w:r>
             <w:proofErr w:type="spellEnd"/>
           </w:p>
@@ -6572,7 +6724,7 @@
               <w:rPr>
                 <w:lang w:val="en-US"/>
               </w:rPr>
-              <w:t xml:space="preserve">Fix syntax for directive </w:t>
+              <w:t xml:space="preserve">Add configuration checks on directive </w:t>
             </w:r>
             <w:proofErr w:type="spellStart"/>
             <w:r>
@@ -6580,7 +6732,7 @@
                 <w:color w:val="0070C0"/>
                 <w:lang w:val="en"/>
               </w:rPr>
-              <w:t>WebTrackingRequestBodyType</w:t>
+              <w:t>WebTrackingStartsWithURI</w:t>
             </w:r>
             <w:proofErr w:type="spellEnd"/>
           </w:p>
@@ -6594,7 +6746,7 @@
               <w:rPr>
                 <w:lang w:val="en-US"/>
               </w:rPr>
-              <w:t xml:space="preserve">Fix syntax for directive </w:t>
+              <w:t xml:space="preserve">Add configuration checks on directive </w:t>
             </w:r>
             <w:proofErr w:type="spellStart"/>
             <w:r>
@@ -6602,7 +6754,29 @@
                 <w:color w:val="0070C0"/>
                 <w:lang w:val="en"/>
               </w:rPr>
-              <w:t>WebTrackingResponseBodyType</w:t>
+              <w:t>WebTrackingExcludeExactURI</w:t>
+            </w:r>
+            <w:proofErr w:type="spellEnd"/>
+          </w:p>
+          <w:p>
+            <w:pPr>
+              <w:rPr>
+                <w:lang w:val="en-US"/>
+              </w:rPr>
+            </w:pPr>
+            <w:r>
+              <w:rPr>
+                <w:lang w:val="en-US"/>
+              </w:rPr>
+              <w:t xml:space="preserve">Add configuration checks on directive </w:t>
+            </w:r>
+            <w:proofErr w:type="spellStart"/>
+            <w:r>
+              <w:rPr>
+                <w:color w:val="0070C0"/>
+                <w:lang w:val="en"/>
+              </w:rPr>
+              <w:t>WebTrackingExcludeStartsWithURI</w:t>
             </w:r>
             <w:proofErr w:type="spellEnd"/>
           </w:p>
@@ -6635,7 +6809,7 @@
                 <w:bCs/>
                 <w:color w:val="FFFFFF"/>
               </w:rPr>
-              <w:t>2025.5.12.1</w:t>
+              <w:t>2025.5.15.1</w:t>
             </w:r>
           </w:p>
         </w:tc>
@@ -6646,7 +6820,7 @@
           </w:tcPr>
           <w:p>
             <w:r>
-              <w:t>2025-05-12</w:t>
+              <w:t>2025-05-15</w:t>
             </w:r>
           </w:p>
         </w:tc>
@@ -6673,7 +6847,7 @@
                 <w:color w:val="0070C0"/>
                 <w:lang w:val="en"/>
               </w:rPr>
-              <w:t>WebTrackingRequestBodyType</w:t>
+              <w:t>WebTrackingConfigVersion</w:t>
             </w:r>
             <w:proofErr w:type="spellEnd"/>
           </w:p>
@@ -6687,7 +6861,7 @@
               <w:rPr>
                 <w:lang w:val="en-US"/>
               </w:rPr>
-              <w:t xml:space="preserve">Add directive </w:t>
+              <w:t xml:space="preserve">Fix syntax for directive </w:t>
             </w:r>
             <w:proofErr w:type="spellStart"/>
             <w:r>
@@ -6695,7 +6869,7 @@
                 <w:color w:val="0070C0"/>
                 <w:lang w:val="en"/>
               </w:rPr>
-              <w:t>WebTrackingResponseBodyType</w:t>
+              <w:t>WebTrackingRequestBodyType</w:t>
             </w:r>
             <w:proofErr w:type="spellEnd"/>
           </w:p>
@@ -6709,7 +6883,7 @@
               <w:rPr>
                 <w:lang w:val="en-US"/>
               </w:rPr>
-              <w:t xml:space="preserve">Add directive </w:t>
+              <w:t xml:space="preserve">Fix syntax for directive </w:t>
             </w:r>
             <w:proofErr w:type="spellStart"/>
             <w:r>
@@ -6717,85 +6891,7 @@
                 <w:color w:val="0070C0"/>
                 <w:lang w:val="en"/>
               </w:rPr>
-              <w:t>WebTrackingExcludeURIRequestBody</w:t>
-            </w:r>
-            <w:proofErr w:type="spellEnd"/>
-          </w:p>
-          <w:p>
-            <w:pPr>
-              <w:rPr>
-                <w:lang w:val="en-US"/>
-              </w:rPr>
-            </w:pPr>
-            <w:r>
-              <w:rPr>
-                <w:lang w:val="en-US"/>
-              </w:rPr>
-              <w:t xml:space="preserve">Add directive </w:t>
-            </w:r>
-            <w:proofErr w:type="spellStart"/>
-            <w:r>
-              <w:rPr>
-                <w:color w:val="0070C0"/>
-                <w:lang w:val="en"/>
-              </w:rPr>
-              <w:t>WebTrackingExcludeURIReSponseBody</w:t>
-            </w:r>
-            <w:proofErr w:type="spellEnd"/>
-          </w:p>
-          <w:p>
-            <w:pPr>
-              <w:rPr>
-                <w:lang w:val="en-US"/>
-              </w:rPr>
-            </w:pPr>
-            <w:r>
-              <w:rPr>
-                <w:lang w:val="en-US"/>
-              </w:rPr>
-              <w:t xml:space="preserve">Remove directive </w:t>
-            </w:r>
-            <w:proofErr w:type="spellStart"/>
-            <w:r>
-              <w:rPr>
-                <w:color w:val="0070C0"/>
-                <w:lang w:val="en"/>
-              </w:rPr>
-              <w:t>WebTrackingEnablePostBody</w:t>
-            </w:r>
-            <w:proofErr w:type="spellEnd"/>
-          </w:p>
-          <w:p>
-            <w:pPr>
-              <w:rPr>
-                <w:lang w:val="en-US"/>
-              </w:rPr>
-            </w:pPr>
-            <w:r>
-              <w:rPr>
-                <w:lang w:val="en-US"/>
-              </w:rPr>
-              <w:t xml:space="preserve">Remove </w:t>
-            </w:r>
-            <w:r>
-              <w:rPr>
-                <w:lang w:val="en-US"/>
-              </w:rPr>
-              <w:t>directive</w:t>
-            </w:r>
-            <w:r>
-              <w:rPr>
-                <w:lang w:val="en-US"/>
-              </w:rPr>
-              <w:t xml:space="preserve"> </w:t>
-            </w:r>
-            <w:proofErr w:type="spellStart"/>
-            <w:r>
-              <w:rPr>
-                <w:color w:val="0070C0"/>
-                <w:lang w:val="en"/>
-              </w:rPr>
-              <w:t>WebTrackingExcludeURIPost</w:t>
+              <w:t>WebTrackingResponseBodyType</w:t>
             </w:r>
             <w:proofErr w:type="spellEnd"/>
           </w:p>
@@ -6828,7 +6924,7 @@
                 <w:bCs/>
                 <w:color w:val="FFFFFF"/>
               </w:rPr>
-              <w:t>2025.4.30.1</w:t>
+              <w:t>2025.5.12.1</w:t>
             </w:r>
           </w:p>
         </w:tc>
@@ -6839,7 +6935,7 @@
           </w:tcPr>
           <w:p>
             <w:r>
-              <w:t>2025-04-30</w:t>
+              <w:t>2025-05-12</w:t>
             </w:r>
           </w:p>
         </w:tc>
@@ -6858,8 +6954,139 @@
               <w:rPr>
                 <w:lang w:val="en-US"/>
               </w:rPr>
-              <w:t>Add current record log file name to server-status handler</w:t>
-            </w:r>
+              <w:t xml:space="preserve">Add directive </w:t>
+            </w:r>
+            <w:proofErr w:type="spellStart"/>
+            <w:r>
+              <w:rPr>
+                <w:color w:val="0070C0"/>
+                <w:lang w:val="en"/>
+              </w:rPr>
+              <w:t>WebTrackingRequestBodyType</w:t>
+            </w:r>
+            <w:proofErr w:type="spellEnd"/>
+          </w:p>
+          <w:p>
+            <w:pPr>
+              <w:rPr>
+                <w:lang w:val="en-US"/>
+              </w:rPr>
+            </w:pPr>
+            <w:r>
+              <w:rPr>
+                <w:lang w:val="en-US"/>
+              </w:rPr>
+              <w:t xml:space="preserve">Add directive </w:t>
+            </w:r>
+            <w:proofErr w:type="spellStart"/>
+            <w:r>
+              <w:rPr>
+                <w:color w:val="0070C0"/>
+                <w:lang w:val="en"/>
+              </w:rPr>
+              <w:t>WebTrackingResponseBodyType</w:t>
+            </w:r>
+            <w:proofErr w:type="spellEnd"/>
+          </w:p>
+          <w:p>
+            <w:pPr>
+              <w:rPr>
+                <w:lang w:val="en-US"/>
+              </w:rPr>
+            </w:pPr>
+            <w:r>
+              <w:rPr>
+                <w:lang w:val="en-US"/>
+              </w:rPr>
+              <w:t xml:space="preserve">Add directive </w:t>
+            </w:r>
+            <w:proofErr w:type="spellStart"/>
+            <w:r>
+              <w:rPr>
+                <w:color w:val="0070C0"/>
+                <w:lang w:val="en"/>
+              </w:rPr>
+              <w:t>WebTrackingExcludeURIRequestBody</w:t>
+            </w:r>
+            <w:proofErr w:type="spellEnd"/>
+          </w:p>
+          <w:p>
+            <w:pPr>
+              <w:rPr>
+                <w:lang w:val="en-US"/>
+              </w:rPr>
+            </w:pPr>
+            <w:r>
+              <w:rPr>
+                <w:lang w:val="en-US"/>
+              </w:rPr>
+              <w:t xml:space="preserve">Add directive </w:t>
+            </w:r>
+            <w:proofErr w:type="spellStart"/>
+            <w:r>
+              <w:rPr>
+                <w:color w:val="0070C0"/>
+                <w:lang w:val="en"/>
+              </w:rPr>
+              <w:t>WebTrackingExcludeURIReSponseBody</w:t>
+            </w:r>
+            <w:proofErr w:type="spellEnd"/>
+          </w:p>
+          <w:p>
+            <w:pPr>
+              <w:rPr>
+                <w:lang w:val="en-US"/>
+              </w:rPr>
+            </w:pPr>
+            <w:r>
+              <w:rPr>
+                <w:lang w:val="en-US"/>
+              </w:rPr>
+              <w:t xml:space="preserve">Remove directive </w:t>
+            </w:r>
+            <w:proofErr w:type="spellStart"/>
+            <w:r>
+              <w:rPr>
+                <w:color w:val="0070C0"/>
+                <w:lang w:val="en"/>
+              </w:rPr>
+              <w:t>WebTrackingEnablePostBody</w:t>
+            </w:r>
+            <w:proofErr w:type="spellEnd"/>
+          </w:p>
+          <w:p>
+            <w:pPr>
+              <w:rPr>
+                <w:lang w:val="en-US"/>
+              </w:rPr>
+            </w:pPr>
+            <w:r>
+              <w:rPr>
+                <w:lang w:val="en-US"/>
+              </w:rPr>
+              <w:t xml:space="preserve">Remove </w:t>
+            </w:r>
+            <w:r>
+              <w:rPr>
+                <w:lang w:val="en-US"/>
+              </w:rPr>
+              <w:t>directive</w:t>
+            </w:r>
+            <w:r>
+              <w:rPr>
+                <w:lang w:val="en-US"/>
+              </w:rPr>
+              <w:t xml:space="preserve"> </w:t>
+            </w:r>
+            <w:proofErr w:type="spellStart"/>
+            <w:r>
+              <w:rPr>
+                <w:color w:val="0070C0"/>
+                <w:lang w:val="en"/>
+              </w:rPr>
+              <w:t>WebTrackingExcludeURIPost</w:t>
+            </w:r>
+            <w:proofErr w:type="spellEnd"/>
           </w:p>
         </w:tc>
       </w:tr>
@@ -6890,24 +7117,7 @@
                 <w:bCs/>
                 <w:color w:val="FFFFFF"/>
               </w:rPr>
-              <w:t>2025.4.16.1</w:t>
-            </w:r>
-            <w:r>
-              <w:rPr>
-                <w:b/>
-                <w:bCs/>
-                <w:color w:val="FFFFFF"/>
-              </w:rPr>
-              <w:br/>
-            </w:r>
-            <w:r>
-              <w:rPr>
-                <w:b/>
-                <w:bCs/>
-                <w:color w:val="FFFFFF"/>
-                <w:highlight w:val="darkBlue"/>
-              </w:rPr>
-              <w:t>[R2025.6]</w:t>
+              <w:t>2025.4.30.1</w:t>
             </w:r>
           </w:p>
         </w:tc>
@@ -6918,7 +7128,7 @@
           </w:tcPr>
           <w:p>
             <w:r>
-              <w:t>2025-04-16</w:t>
+              <w:t>2025-04-30</w:t>
             </w:r>
           </w:p>
         </w:tc>
@@ -6937,7 +7147,7 @@
               <w:rPr>
                 <w:lang w:val="en-US"/>
               </w:rPr>
-              <w:t>Add a new metric: total requests</w:t>
+              <w:t>Add current record log file name to server-status handler</w:t>
             </w:r>
           </w:p>
         </w:tc>
@@ -6969,7 +7179,24 @@
                 <w:bCs/>
                 <w:color w:val="FFFFFF"/>
               </w:rPr>
-              <w:t>2025.4.15.1</w:t>
+              <w:t>2025.4.16.1</w:t>
+            </w:r>
+            <w:r>
+              <w:rPr>
+                <w:b/>
+                <w:bCs/>
+                <w:color w:val="FFFFFF"/>
+              </w:rPr>
+              <w:br/>
+            </w:r>
+            <w:r>
+              <w:rPr>
+                <w:b/>
+                <w:bCs/>
+                <w:color w:val="FFFFFF"/>
+                <w:highlight w:val="darkBlue"/>
+              </w:rPr>
+              <w:t>[R2025.6]</w:t>
             </w:r>
           </w:p>
         </w:tc>
@@ -6980,7 +7207,7 @@
           </w:tcPr>
           <w:p>
             <w:r>
-              <w:t>2025-04-15</w:t>
+              <w:t>2025-04-16</w:t>
             </w:r>
           </w:p>
         </w:tc>
@@ -6999,22 +7226,7 @@
               <w:rPr>
                 <w:lang w:val="en-US"/>
               </w:rPr>
-              <w:t>Fix some regressions on directive "</w:t>
-            </w:r>
-            <w:proofErr w:type="spellStart"/>
-            <w:r>
-              <w:rPr>
-                <w:color w:val="0070C0"/>
-                <w:lang w:val="en"/>
-              </w:rPr>
-              <w:t>WebTrackingUuidHeader</w:t>
-            </w:r>
-            <w:proofErr w:type="spellEnd"/>
-            <w:r>
-              <w:rPr>
-                <w:lang w:val="en-US"/>
-              </w:rPr>
-              <w:t>"</w:t>
+              <w:t>Add a new metric: total requests</w:t>
             </w:r>
           </w:p>
         </w:tc>
@@ -7046,8 +7258,7 @@
                 <w:bCs/>
                 <w:color w:val="FFFFFF"/>
               </w:rPr>
-              <w:lastRenderedPageBreak/>
-              <w:t>2025.4.14.1</w:t>
+              <w:t>2025.4.15.1</w:t>
             </w:r>
           </w:p>
         </w:tc>
@@ -7058,7 +7269,7 @@
           </w:tcPr>
           <w:p>
             <w:r>
-              <w:t>2025-04-14</w:t>
+              <w:t>2025-04-15</w:t>
             </w:r>
           </w:p>
         </w:tc>
@@ -7077,7 +7288,7 @@
               <w:rPr>
                 <w:lang w:val="en-US"/>
               </w:rPr>
-              <w:t>Create header "</w:t>
+              <w:t>Fix some regressions on directive "</w:t>
             </w:r>
             <w:proofErr w:type="spellStart"/>
             <w:r>
@@ -7092,74 +7303,7 @@
               <w:rPr>
                 <w:lang w:val="en-US"/>
               </w:rPr>
-              <w:t>" on every request</w:t>
-            </w:r>
-          </w:p>
-          <w:p>
-            <w:pPr>
-              <w:rPr>
-                <w:lang w:val="en-US"/>
-              </w:rPr>
-            </w:pPr>
-            <w:r>
-              <w:rPr>
-                <w:lang w:val="en-US"/>
-              </w:rPr>
-              <w:t>Create header x-</w:t>
-            </w:r>
-            <w:proofErr w:type="spellStart"/>
-            <w:r>
-              <w:rPr>
-                <w:lang w:val="en-US"/>
-              </w:rPr>
-              <w:t>wt</w:t>
-            </w:r>
-            <w:proofErr w:type="spellEnd"/>
-            <w:r>
-              <w:rPr>
-                <w:lang w:val="en-US"/>
-              </w:rPr>
-              <w:t xml:space="preserve">-request-to-be-tracked = true </w:t>
-            </w:r>
-            <w:r>
-              <w:rPr>
-                <w:lang w:val="en-US"/>
-              </w:rPr>
-              <w:br/>
-            </w:r>
-            <w:r>
-              <w:rPr>
-                <w:lang w:val="en-US"/>
-              </w:rPr>
-              <w:t>when the tracking is active for the current request</w:t>
-            </w:r>
-          </w:p>
-          <w:p>
-            <w:pPr>
-              <w:rPr>
-                <w:lang w:val="en-US"/>
-              </w:rPr>
-            </w:pPr>
-            <w:r>
-              <w:rPr>
-                <w:lang w:val="en-US"/>
-              </w:rPr>
-              <w:t>Fix algorithm for chained "</w:t>
-            </w:r>
-            <w:proofErr w:type="spellStart"/>
-            <w:r>
-              <w:rPr>
-                <w:color w:val="0070C0"/>
-                <w:lang w:val="en"/>
-              </w:rPr>
-              <w:t>WebTrackingUuidHeader</w:t>
-            </w:r>
-            <w:proofErr w:type="spellEnd"/>
-            <w:r>
-              <w:rPr>
-                <w:lang w:val="en-US"/>
-              </w:rPr>
-              <w:t>" header values</w:t>
+              <w:t>"</w:t>
             </w:r>
           </w:p>
         </w:tc>
@@ -7191,7 +7335,8 @@
                 <w:bCs/>
                 <w:color w:val="FFFFFF"/>
               </w:rPr>
-              <w:t>2025.4.10.1</w:t>
+              <w:lastRenderedPageBreak/>
+              <w:t>2025.4.14.1</w:t>
             </w:r>
           </w:p>
         </w:tc>
@@ -7202,7 +7347,7 @@
           </w:tcPr>
           <w:p>
             <w:r>
-              <w:t>2025-04-10</w:t>
+              <w:t>2025-04-14</w:t>
             </w:r>
           </w:p>
         </w:tc>
@@ -7221,7 +7366,89 @@
               <w:rPr>
                 <w:lang w:val="en-US"/>
               </w:rPr>
-              <w:t>Add Hostname info to server-status handler</w:t>
+              <w:t>Create header "</w:t>
+            </w:r>
+            <w:proofErr w:type="spellStart"/>
+            <w:r>
+              <w:rPr>
+                <w:color w:val="0070C0"/>
+                <w:lang w:val="en"/>
+              </w:rPr>
+              <w:t>WebTrackingUuidHeader</w:t>
+            </w:r>
+            <w:proofErr w:type="spellEnd"/>
+            <w:r>
+              <w:rPr>
+                <w:lang w:val="en-US"/>
+              </w:rPr>
+              <w:t>" on every request</w:t>
+            </w:r>
+          </w:p>
+          <w:p>
+            <w:pPr>
+              <w:rPr>
+                <w:lang w:val="en-US"/>
+              </w:rPr>
+            </w:pPr>
+            <w:r>
+              <w:rPr>
+                <w:lang w:val="en-US"/>
+              </w:rPr>
+              <w:t>Create header x-</w:t>
+            </w:r>
+            <w:proofErr w:type="spellStart"/>
+            <w:r>
+              <w:rPr>
+                <w:lang w:val="en-US"/>
+              </w:rPr>
+              <w:t>wt</w:t>
+            </w:r>
+            <w:proofErr w:type="spellEnd"/>
+            <w:r>
+              <w:rPr>
+                <w:lang w:val="en-US"/>
+              </w:rPr>
+              <w:t xml:space="preserve">-request-to-be-tracked = true </w:t>
+            </w:r>
+            <w:r>
+              <w:rPr>
+                <w:lang w:val="en-US"/>
+              </w:rPr>
+              <w:br/>
+            </w:r>
+            <w:r>
+              <w:rPr>
+                <w:lang w:val="en-US"/>
+              </w:rPr>
+              <w:t>when the tracking is active for the current request</w:t>
+            </w:r>
+          </w:p>
+          <w:p>
+            <w:pPr>
+              <w:rPr>
+                <w:lang w:val="en-US"/>
+              </w:rPr>
+            </w:pPr>
+            <w:r>
+              <w:rPr>
+                <w:lang w:val="en-US"/>
+              </w:rPr>
+              <w:t>Fix algorithm for chained "</w:t>
+            </w:r>
+            <w:proofErr w:type="spellStart"/>
+            <w:r>
+              <w:rPr>
+                <w:color w:val="0070C0"/>
+                <w:lang w:val="en"/>
+              </w:rPr>
+              <w:t>WebTrackingUuidHeader</w:t>
+            </w:r>
+            <w:proofErr w:type="spellEnd"/>
+            <w:r>
+              <w:rPr>
+                <w:lang w:val="en-US"/>
+              </w:rPr>
+              <w:t>" header values</w:t>
             </w:r>
           </w:p>
         </w:tc>
@@ -7253,7 +7480,7 @@
                 <w:bCs/>
                 <w:color w:val="FFFFFF"/>
               </w:rPr>
-              <w:t>2025.4.7.1</w:t>
+              <w:t>2025.4.10.1</w:t>
             </w:r>
           </w:p>
         </w:tc>
@@ -7264,7 +7491,7 @@
           </w:tcPr>
           <w:p>
             <w:r>
-              <w:t>2025-04-07</w:t>
+              <w:t>2025-04-10</w:t>
             </w:r>
           </w:p>
         </w:tc>
@@ -7283,66 +7510,8 @@
               <w:rPr>
                 <w:lang w:val="en-US"/>
               </w:rPr>
-              <w:t xml:space="preserve">Add directive </w:t>
-            </w:r>
-            <w:proofErr w:type="spellStart"/>
-            <w:r>
-              <w:rPr>
-                <w:color w:val="0070C0"/>
-                <w:lang w:val="en"/>
-              </w:rPr>
-              <w:t>WebTrackingExcludeExactURI</w:t>
-            </w:r>
-            <w:proofErr w:type="spellEnd"/>
-          </w:p>
-          <w:p>
-            <w:pPr>
-              <w:rPr>
-                <w:lang w:val="en-US"/>
-              </w:rPr>
-            </w:pPr>
-            <w:r>
-              <w:rPr>
-                <w:lang w:val="en-US"/>
-              </w:rPr>
-              <w:t xml:space="preserve">Add directive </w:t>
-            </w:r>
-            <w:proofErr w:type="spellStart"/>
-            <w:r>
-              <w:rPr>
-                <w:color w:val="0070C0"/>
-                <w:lang w:val="en"/>
-              </w:rPr>
-              <w:t>WebTrackingExcludeStartsWithURI</w:t>
-            </w:r>
-            <w:proofErr w:type="spellEnd"/>
-          </w:p>
-          <w:p>
-            <w:proofErr w:type="spellStart"/>
-            <w:r>
-              <w:t>Add</w:t>
-            </w:r>
-            <w:proofErr w:type="spellEnd"/>
-            <w:r>
-              <w:t xml:space="preserve"> </w:t>
-            </w:r>
-            <w:proofErr w:type="spellStart"/>
-            <w:r>
-              <w:t>directive</w:t>
-            </w:r>
-            <w:proofErr w:type="spellEnd"/>
-            <w:r>
-              <w:t xml:space="preserve"> </w:t>
-            </w:r>
-            <w:proofErr w:type="spellStart"/>
-            <w:r>
-              <w:rPr>
-                <w:color w:val="0070C0"/>
-                <w:lang w:val="en"/>
-              </w:rPr>
-              <w:t>WebTrackingExactHost</w:t>
-            </w:r>
-            <w:proofErr w:type="spellEnd"/>
+              <w:t>Add Hostname info to server-status handler</w:t>
+            </w:r>
           </w:p>
         </w:tc>
       </w:tr>
@@ -7373,7 +7542,7 @@
                 <w:bCs/>
                 <w:color w:val="FFFFFF"/>
               </w:rPr>
-              <w:t>2025.3.25.1</w:t>
+              <w:t>2025.4.7.1</w:t>
             </w:r>
           </w:p>
         </w:tc>
@@ -7384,7 +7553,7 @@
           </w:tcPr>
           <w:p>
             <w:r>
-              <w:t>2025-03-25</w:t>
+              <w:t>2025-04-07</w:t>
             </w:r>
           </w:p>
         </w:tc>
@@ -7396,12 +7565,12 @@
           <w:p>
             <w:pPr>
               <w:rPr>
-                <w:lang w:val="en"/>
-              </w:rPr>
-            </w:pPr>
-            <w:r>
-              <w:rPr>
-                <w:lang w:val="en"/>
+                <w:lang w:val="en-US"/>
+              </w:rPr>
+            </w:pPr>
+            <w:r>
+              <w:rPr>
+                <w:lang w:val="en-US"/>
               </w:rPr>
               <w:t xml:space="preserve">Add directive </w:t>
             </w:r>
@@ -7411,22 +7580,58 @@
                 <w:color w:val="0070C0"/>
                 <w:lang w:val="en"/>
               </w:rPr>
-              <w:t>WebTrackingStartsWithURI</w:t>
+              <w:t>WebTrackingExcludeExactURI</w:t>
             </w:r>
             <w:proofErr w:type="spellEnd"/>
           </w:p>
           <w:p>
             <w:pPr>
               <w:rPr>
+                <w:lang w:val="en-US"/>
+              </w:rPr>
+            </w:pPr>
+            <w:r>
+              <w:rPr>
+                <w:lang w:val="en-US"/>
+              </w:rPr>
+              <w:t xml:space="preserve">Add directive </w:t>
+            </w:r>
+            <w:proofErr w:type="spellStart"/>
+            <w:r>
+              <w:rPr>
+                <w:color w:val="0070C0"/>
                 <w:lang w:val="en"/>
               </w:rPr>
-            </w:pPr>
-            <w:r>
-              <w:rPr>
+              <w:t>WebTrackingExcludeStartsWithURI</w:t>
+            </w:r>
+            <w:proofErr w:type="spellEnd"/>
+          </w:p>
+          <w:p>
+            <w:proofErr w:type="spellStart"/>
+            <w:r>
+              <w:t>Add</w:t>
+            </w:r>
+            <w:proofErr w:type="spellEnd"/>
+            <w:r>
+              <w:t xml:space="preserve"> </w:t>
+            </w:r>
+            <w:proofErr w:type="spellStart"/>
+            <w:r>
+              <w:t>directive</w:t>
+            </w:r>
+            <w:proofErr w:type="spellEnd"/>
+            <w:r>
+              <w:t xml:space="preserve"> </w:t>
+            </w:r>
+            <w:proofErr w:type="spellStart"/>
+            <w:r>
+              <w:rPr>
+                <w:color w:val="0070C0"/>
                 <w:lang w:val="en"/>
               </w:rPr>
-              <w:t>Fix some minor bugs</w:t>
-            </w:r>
+              <w:t>WebTrackingExactHost</w:t>
+            </w:r>
+            <w:proofErr w:type="spellEnd"/>
           </w:p>
         </w:tc>
       </w:tr>
@@ -7457,24 +7662,7 @@
                 <w:bCs/>
                 <w:color w:val="FFFFFF"/>
               </w:rPr>
-              <w:t>2025.3.13.1</w:t>
-            </w:r>
-            <w:r>
-              <w:rPr>
-                <w:b/>
-                <w:bCs/>
-                <w:color w:val="FFFFFF"/>
-              </w:rPr>
-              <w:br/>
-            </w:r>
-            <w:r>
-              <w:rPr>
-                <w:b/>
-                <w:bCs/>
-                <w:color w:val="FFFFFF"/>
-                <w:highlight w:val="darkBlue"/>
-              </w:rPr>
-              <w:t>[R2025.5]</w:t>
+              <w:t>2025.3.25.1</w:t>
             </w:r>
           </w:p>
         </w:tc>
@@ -7485,7 +7673,7 @@
           </w:tcPr>
           <w:p>
             <w:r>
-              <w:t>2025-03-13</w:t>
+              <w:t>2025-03-25</w:t>
             </w:r>
           </w:p>
         </w:tc>
@@ -7497,7 +7685,6 @@
           <w:p>
             <w:pPr>
               <w:rPr>
-                <w:u w:val="single"/>
                 <w:lang w:val="en"/>
               </w:rPr>
             </w:pPr>
@@ -7505,7 +7692,29 @@
               <w:rPr>
                 <w:lang w:val="en"/>
               </w:rPr>
-              <w:t>Fix cookie removals</w:t>
+              <w:t xml:space="preserve">Add directive </w:t>
+            </w:r>
+            <w:proofErr w:type="spellStart"/>
+            <w:r>
+              <w:rPr>
+                <w:color w:val="0070C0"/>
+                <w:lang w:val="en"/>
+              </w:rPr>
+              <w:t>WebTrackingStartsWithURI</w:t>
+            </w:r>
+            <w:proofErr w:type="spellEnd"/>
+          </w:p>
+          <w:p>
+            <w:pPr>
+              <w:rPr>
+                <w:lang w:val="en"/>
+              </w:rPr>
+            </w:pPr>
+            <w:r>
+              <w:rPr>
+                <w:lang w:val="en"/>
+              </w:rPr>
+              <w:t>Fix some minor bugs</w:t>
             </w:r>
           </w:p>
         </w:tc>
@@ -7529,7 +7738,6 @@
                 <w:b/>
                 <w:bCs/>
                 <w:color w:val="FFFFFF"/>
-                <w:u w:val="single"/>
               </w:rPr>
             </w:pPr>
             <w:r>
@@ -7538,7 +7746,7 @@
                 <w:bCs/>
                 <w:color w:val="FFFFFF"/>
               </w:rPr>
-              <w:t>2025.3.5.1</w:t>
+              <w:t>2025.3.13.1</w:t>
             </w:r>
             <w:r>
               <w:rPr>
@@ -7555,7 +7763,7 @@
                 <w:color w:val="FFFFFF"/>
                 <w:highlight w:val="darkBlue"/>
               </w:rPr>
-              <w:t>[R2025.4]</w:t>
+              <w:t>[R2025.5]</w:t>
             </w:r>
           </w:p>
         </w:tc>
@@ -7566,7 +7774,7 @@
           </w:tcPr>
           <w:p>
             <w:r>
-              <w:t>2025-03-05</w:t>
+              <w:t>2025-03-13</w:t>
             </w:r>
           </w:p>
         </w:tc>
@@ -7578,6 +7786,7 @@
           <w:p>
             <w:pPr>
               <w:rPr>
+                <w:u w:val="single"/>
                 <w:lang w:val="en"/>
               </w:rPr>
             </w:pPr>
@@ -7585,63 +7794,7 @@
               <w:rPr>
                 <w:lang w:val="en"/>
               </w:rPr>
-              <w:t xml:space="preserve">Add directive </w:t>
-            </w:r>
-            <w:proofErr w:type="spellStart"/>
-            <w:r>
-              <w:rPr>
-                <w:color w:val="0070C0"/>
-                <w:lang w:val="en"/>
-              </w:rPr>
-              <w:t>WebTrackingExactU</w:t>
-            </w:r>
-            <w:r>
-              <w:rPr>
-                <w:color w:val="0070C0"/>
-                <w:lang w:val="en"/>
-              </w:rPr>
-              <w:t>RI</w:t>
-            </w:r>
-            <w:proofErr w:type="spellEnd"/>
-          </w:p>
-          <w:p>
-            <w:pPr>
-              <w:rPr>
-                <w:lang w:val="en"/>
-              </w:rPr>
-            </w:pPr>
-            <w:r>
-              <w:rPr>
-                <w:lang w:val="en"/>
-              </w:rPr>
-              <w:t xml:space="preserve">Improve trace </w:t>
-            </w:r>
-            <w:proofErr w:type="spellStart"/>
-            <w:r>
-              <w:rPr>
-                <w:lang w:val="en"/>
-              </w:rPr>
-              <w:t>uri</w:t>
-            </w:r>
-            <w:proofErr w:type="spellEnd"/>
-            <w:r>
-              <w:rPr>
-                <w:lang w:val="en"/>
-              </w:rPr>
-              <w:t xml:space="preserve"> implementation</w:t>
-            </w:r>
-          </w:p>
-          <w:p>
-            <w:pPr>
-              <w:rPr>
-                <w:lang w:val="en-US"/>
-              </w:rPr>
-            </w:pPr>
-            <w:r>
-              <w:rPr>
-                <w:lang w:val="en-US"/>
-              </w:rPr>
-              <w:t>Add folder directory creation at startup (it depends on permissions)</w:t>
+              <w:t>Fix cookie removals</w:t>
             </w:r>
           </w:p>
         </w:tc>
@@ -7665,6 +7818,7 @@
                 <w:b/>
                 <w:bCs/>
                 <w:color w:val="FFFFFF"/>
+                <w:u w:val="single"/>
               </w:rPr>
             </w:pPr>
             <w:r>
@@ -7673,7 +7827,7 @@
                 <w:bCs/>
                 <w:color w:val="FFFFFF"/>
               </w:rPr>
-              <w:t>2025.2.21.1</w:t>
+              <w:t>2025.3.5.1</w:t>
             </w:r>
             <w:r>
               <w:rPr>
@@ -7690,7 +7844,7 @@
                 <w:color w:val="FFFFFF"/>
                 <w:highlight w:val="darkBlue"/>
               </w:rPr>
-              <w:t>[R2025.3]</w:t>
+              <w:t>[R2025.4]</w:t>
             </w:r>
           </w:p>
         </w:tc>
@@ -7701,7 +7855,7 @@
           </w:tcPr>
           <w:p>
             <w:r>
-              <w:t>2025-02-21</w:t>
+              <w:t>2025-03-05</w:t>
             </w:r>
           </w:p>
         </w:tc>
@@ -7720,44 +7874,63 @@
               <w:rPr>
                 <w:lang w:val="en"/>
               </w:rPr>
-              <w:t>Remove tracking of request with protocol different than HTTP/1.1</w:t>
-            </w:r>
-          </w:p>
-          <w:p>
-            <w:pPr>
-              <w:rPr>
-                <w:lang w:val="en-US"/>
-              </w:rPr>
-            </w:pPr>
-            <w:r>
-              <w:rPr>
-                <w:lang w:val="en-US"/>
-              </w:rPr>
-              <w:t>Add exce</w:t>
-            </w:r>
-            <w:r>
-              <w:rPr>
-                <w:lang w:val="en-US"/>
-              </w:rPr>
-              <w:t>p</w:t>
-            </w:r>
-            <w:r>
-              <w:rPr>
-                <w:lang w:val="en-US"/>
-              </w:rPr>
-              <w:t xml:space="preserve">tion guards for </w:t>
-            </w:r>
-            <w:r>
-              <w:rPr>
-                <w:lang w:val="en-US"/>
-              </w:rPr>
-              <w:t xml:space="preserve">then </w:t>
-            </w:r>
-            <w:r>
-              <w:rPr>
-                <w:lang w:val="en-US"/>
-              </w:rPr>
-              <w:t>main functions</w:t>
+              <w:t xml:space="preserve">Add directive </w:t>
+            </w:r>
+            <w:proofErr w:type="spellStart"/>
+            <w:r>
+              <w:rPr>
+                <w:color w:val="0070C0"/>
+                <w:lang w:val="en"/>
+              </w:rPr>
+              <w:t>WebTrackingExactU</w:t>
+            </w:r>
+            <w:r>
+              <w:rPr>
+                <w:color w:val="0070C0"/>
+                <w:lang w:val="en"/>
+              </w:rPr>
+              <w:t>RI</w:t>
+            </w:r>
+            <w:proofErr w:type="spellEnd"/>
+          </w:p>
+          <w:p>
+            <w:pPr>
+              <w:rPr>
+                <w:lang w:val="en"/>
+              </w:rPr>
+            </w:pPr>
+            <w:r>
+              <w:rPr>
+                <w:lang w:val="en"/>
+              </w:rPr>
+              <w:t xml:space="preserve">Improve trace </w:t>
+            </w:r>
+            <w:proofErr w:type="spellStart"/>
+            <w:r>
+              <w:rPr>
+                <w:lang w:val="en"/>
+              </w:rPr>
+              <w:t>uri</w:t>
+            </w:r>
+            <w:proofErr w:type="spellEnd"/>
+            <w:r>
+              <w:rPr>
+                <w:lang w:val="en"/>
+              </w:rPr>
+              <w:t xml:space="preserve"> implementation</w:t>
+            </w:r>
+          </w:p>
+          <w:p>
+            <w:pPr>
+              <w:rPr>
+                <w:lang w:val="en-US"/>
+              </w:rPr>
+            </w:pPr>
+            <w:r>
+              <w:rPr>
+                <w:lang w:val="en-US"/>
+              </w:rPr>
+              <w:t>Add folder directory creation at startup (it depends on permissions)</w:t>
             </w:r>
           </w:p>
         </w:tc>
@@ -7789,7 +7962,7 @@
                 <w:bCs/>
                 <w:color w:val="FFFFFF"/>
               </w:rPr>
-              <w:t>2025.2.18.1</w:t>
+              <w:t>2025.2.21.1</w:t>
             </w:r>
             <w:r>
               <w:rPr>
@@ -7806,7 +7979,7 @@
                 <w:color w:val="FFFFFF"/>
                 <w:highlight w:val="darkBlue"/>
               </w:rPr>
-              <w:t>[R2025.2]</w:t>
+              <w:t>[R2025.3]</w:t>
             </w:r>
           </w:p>
         </w:tc>
@@ -7816,13 +7989,8 @@
             <w:shd w:val="clear" w:color="auto" w:fill="C5E0B3"/>
           </w:tcPr>
           <w:p>
-            <w:pPr>
-              <w:rPr>
-                <w:u w:val="single"/>
-              </w:rPr>
-            </w:pPr>
-            <w:r>
-              <w:t>2025-02-18</w:t>
+            <w:r>
+              <w:t>2025-02-21</w:t>
             </w:r>
           </w:p>
         </w:tc>
@@ -7841,108 +8009,44 @@
               <w:rPr>
                 <w:lang w:val="en"/>
               </w:rPr>
-              <w:t>Remove output headers from response body</w:t>
-            </w:r>
-          </w:p>
-          <w:p>
-            <w:pPr>
-              <w:rPr>
-                <w:lang w:val="en-US"/>
-              </w:rPr>
-            </w:pPr>
-            <w:r>
-              <w:rPr>
-                <w:lang w:val="en-US"/>
-              </w:rPr>
-              <w:t>Fix memory allocations to remove leaks</w:t>
-            </w:r>
-          </w:p>
-          <w:p>
-            <w:pPr>
-              <w:rPr>
-                <w:lang w:val="en-US"/>
-              </w:rPr>
-            </w:pPr>
-            <w:r>
-              <w:rPr>
-                <w:lang w:val="en-US"/>
-              </w:rPr>
-              <w:t xml:space="preserve">Enhance file management to reduce </w:t>
-            </w:r>
-            <w:r>
-              <w:rPr>
-                <w:lang w:val="en-US"/>
-              </w:rPr>
-              <w:t xml:space="preserve">its </w:t>
-            </w:r>
-            <w:r>
-              <w:rPr>
-                <w:lang w:val="en-US"/>
-              </w:rPr>
-              <w:t>overhead</w:t>
-            </w:r>
-          </w:p>
-          <w:p>
-            <w:pPr>
-              <w:rPr>
-                <w:lang w:val="en-US"/>
-              </w:rPr>
-            </w:pPr>
-            <w:r>
-              <w:rPr>
-                <w:lang w:val="en-US"/>
-              </w:rPr>
-              <w:t xml:space="preserve">Change </w:t>
-            </w:r>
-            <w:proofErr w:type="spellStart"/>
-            <w:r>
-              <w:rPr>
-                <w:lang w:val="en-US"/>
-              </w:rPr>
-              <w:t>uuid</w:t>
-            </w:r>
-            <w:proofErr w:type="spellEnd"/>
-            <w:r>
-              <w:rPr>
-                <w:lang w:val="en-US"/>
-              </w:rPr>
-              <w:t xml:space="preserve"> algorithm</w:t>
-            </w:r>
-          </w:p>
-          <w:p>
-            <w:pPr>
-              <w:rPr>
-                <w:color w:val="0070C0"/>
-                <w:lang w:val="en-US"/>
-              </w:rPr>
-            </w:pPr>
-            <w:r>
-              <w:rPr>
-                <w:lang w:val="en-US"/>
-              </w:rPr>
-              <w:t xml:space="preserve">Remove directive </w:t>
-            </w:r>
-            <w:proofErr w:type="spellStart"/>
-            <w:r>
-              <w:rPr>
-                <w:color w:val="0070C0"/>
-                <w:lang w:val="en-US"/>
-              </w:rPr>
-              <w:t>WebTrackingID</w:t>
-            </w:r>
-            <w:proofErr w:type="spellEnd"/>
-          </w:p>
-          <w:p>
-            <w:pPr>
-              <w:rPr>
-                <w:lang w:val="en-US"/>
-              </w:rPr>
-            </w:pPr>
-            <w:r>
-              <w:rPr>
-                <w:lang w:val="en-US"/>
-              </w:rPr>
-              <w:t>Fix encoding POST query string as “*Post” header</w:t>
+              <w:t>Remove tracking of request with protocol different than HTTP/1.1</w:t>
+            </w:r>
+          </w:p>
+          <w:p>
+            <w:pPr>
+              <w:rPr>
+                <w:lang w:val="en-US"/>
+              </w:rPr>
+            </w:pPr>
+            <w:r>
+              <w:rPr>
+                <w:lang w:val="en-US"/>
+              </w:rPr>
+              <w:t>Add exce</w:t>
+            </w:r>
+            <w:r>
+              <w:rPr>
+                <w:lang w:val="en-US"/>
+              </w:rPr>
+              <w:t>p</w:t>
+            </w:r>
+            <w:r>
+              <w:rPr>
+                <w:lang w:val="en-US"/>
+              </w:rPr>
+              <w:t xml:space="preserve">tion guards for </w:t>
+            </w:r>
+            <w:r>
+              <w:rPr>
+                <w:lang w:val="en-US"/>
+              </w:rPr>
+              <w:t xml:space="preserve">then </w:t>
+            </w:r>
+            <w:r>
+              <w:rPr>
+                <w:lang w:val="en-US"/>
+              </w:rPr>
+              <w:t>main functions</w:t>
             </w:r>
           </w:p>
         </w:tc>
@@ -7966,7 +8070,6 @@
                 <w:b/>
                 <w:bCs/>
                 <w:color w:val="FFFFFF"/>
-                <w:u w:val="single"/>
               </w:rPr>
             </w:pPr>
             <w:r>
@@ -7975,48 +8078,7 @@
                 <w:bCs/>
                 <w:color w:val="FFFFFF"/>
               </w:rPr>
-              <w:lastRenderedPageBreak/>
-              <w:t>2025.</w:t>
-            </w:r>
-            <w:r>
-              <w:rPr>
-                <w:b/>
-                <w:bCs/>
-                <w:color w:val="FFFFFF"/>
-              </w:rPr>
-              <w:t>2</w:t>
-            </w:r>
-            <w:r>
-              <w:rPr>
-                <w:b/>
-                <w:bCs/>
-                <w:color w:val="FFFFFF"/>
-              </w:rPr>
-              <w:t>.</w:t>
-            </w:r>
-            <w:r>
-              <w:rPr>
-                <w:b/>
-                <w:bCs/>
-                <w:color w:val="FFFFFF"/>
-              </w:rPr>
-              <w:t>10</w:t>
-            </w:r>
-            <w:r>
-              <w:rPr>
-                <w:b/>
-                <w:bCs/>
-                <w:color w:val="FFFFFF"/>
-              </w:rPr>
-              <w:t>.</w:t>
-            </w:r>
-            <w:r>
-              <w:rPr>
-                <w:b/>
-                <w:bCs/>
-                <w:color w:val="FFFFFF"/>
-              </w:rPr>
-              <w:t>2</w:t>
+              <w:t>2025.2.18.1</w:t>
             </w:r>
             <w:r>
               <w:rPr>
@@ -8033,7 +8095,7 @@
                 <w:color w:val="FFFFFF"/>
                 <w:highlight w:val="darkBlue"/>
               </w:rPr>
-              <w:t>[R2025.1]</w:t>
+              <w:t>[R2025.2]</w:t>
             </w:r>
           </w:p>
         </w:tc>
@@ -8049,7 +8111,7 @@
               </w:rPr>
             </w:pPr>
             <w:r>
-              <w:t>2025-02-10</w:t>
+              <w:t>2025-02-18</w:t>
             </w:r>
           </w:p>
         </w:tc>
@@ -8068,207 +8130,108 @@
               <w:rPr>
                 <w:lang w:val="en"/>
               </w:rPr>
-              <w:t>Implement request/</w:t>
+              <w:t>Remove output headers from response body</w:t>
+            </w:r>
+          </w:p>
+          <w:p>
+            <w:pPr>
+              <w:rPr>
+                <w:lang w:val="en-US"/>
+              </w:rPr>
+            </w:pPr>
+            <w:r>
+              <w:rPr>
+                <w:lang w:val="en-US"/>
+              </w:rPr>
+              <w:t>Fix memory allocations to remove leaks</w:t>
+            </w:r>
+          </w:p>
+          <w:p>
+            <w:pPr>
+              <w:rPr>
+                <w:lang w:val="en-US"/>
+              </w:rPr>
+            </w:pPr>
+            <w:r>
+              <w:rPr>
+                <w:lang w:val="en-US"/>
+              </w:rPr>
+              <w:t xml:space="preserve">Enhance file management to reduce </w:t>
+            </w:r>
+            <w:r>
+              <w:rPr>
+                <w:lang w:val="en-US"/>
+              </w:rPr>
+              <w:t xml:space="preserve">its </w:t>
+            </w:r>
+            <w:r>
+              <w:rPr>
+                <w:lang w:val="en-US"/>
+              </w:rPr>
+              <w:t>overhead</w:t>
+            </w:r>
+          </w:p>
+          <w:p>
+            <w:pPr>
+              <w:rPr>
+                <w:lang w:val="en-US"/>
+              </w:rPr>
+            </w:pPr>
+            <w:r>
+              <w:rPr>
+                <w:lang w:val="en-US"/>
+              </w:rPr>
+              <w:t xml:space="preserve">Change </w:t>
             </w:r>
             <w:proofErr w:type="spellStart"/>
             <w:r>
               <w:rPr>
-                <w:lang w:val="en"/>
-              </w:rPr>
-              <w:t>responce</w:t>
+                <w:lang w:val="en-US"/>
+              </w:rPr>
+              <w:t>uuid</w:t>
             </w:r>
             <w:proofErr w:type="spellEnd"/>
             <w:r>
               <w:rPr>
-                <w:lang w:val="en"/>
-              </w:rPr>
-              <w:t xml:space="preserve"> cycle functions using C++23</w:t>
-            </w:r>
-          </w:p>
-          <w:p>
-            <w:pPr>
-              <w:rPr>
-                <w:lang w:val="en"/>
-              </w:rPr>
-            </w:pPr>
-            <w:r>
-              <w:rPr>
-                <w:lang w:val="en"/>
-              </w:rPr>
-              <w:t>Implement record file management in C++23</w:t>
-            </w:r>
-          </w:p>
-          <w:p>
-            <w:pPr>
-              <w:rPr>
-                <w:lang w:val="en"/>
-              </w:rPr>
-            </w:pPr>
-            <w:r>
-              <w:rPr>
-                <w:lang w:val="en"/>
-              </w:rPr>
-              <w:t>Change tracking data record format and contents</w:t>
-            </w:r>
-          </w:p>
-          <w:p>
-            <w:pPr>
-              <w:rPr>
-                <w:u w:val="single"/>
-                <w:lang w:val="en"/>
-              </w:rPr>
-            </w:pPr>
-            <w:r>
-              <w:rPr>
-                <w:lang w:val="en"/>
-              </w:rPr>
-              <w:t xml:space="preserve">Change requirements for directives </w:t>
+                <w:lang w:val="en-US"/>
+              </w:rPr>
+              <w:t xml:space="preserve"> algorithm</w:t>
+            </w:r>
+          </w:p>
+          <w:p>
+            <w:pPr>
+              <w:rPr>
+                <w:color w:val="0070C0"/>
+                <w:lang w:val="en-US"/>
+              </w:rPr>
+            </w:pPr>
+            <w:r>
+              <w:rPr>
+                <w:lang w:val="en-US"/>
+              </w:rPr>
+              <w:t xml:space="preserve">Remove directive </w:t>
             </w:r>
             <w:proofErr w:type="spellStart"/>
             <w:r>
               <w:rPr>
                 <w:color w:val="0070C0"/>
-                <w:lang w:val="en"/>
-              </w:rPr>
-              <w:t>WebTrackingDisablingHeader</w:t>
+                <w:lang w:val="en-US"/>
+              </w:rPr>
+              <w:t>WebTrackingID</w:t>
             </w:r>
             <w:proofErr w:type="spellEnd"/>
-            <w:r>
-              <w:rPr>
-                <w:lang w:val="en"/>
-              </w:rPr>
-              <w:t xml:space="preserve"> and </w:t>
-            </w:r>
-            <w:proofErr w:type="spellStart"/>
-            <w:r>
-              <w:rPr>
-                <w:color w:val="0070C0"/>
-                <w:lang w:val="en"/>
-              </w:rPr>
-              <w:t>WebTrackingOutputHeader</w:t>
-            </w:r>
-            <w:proofErr w:type="spellEnd"/>
-          </w:p>
-          <w:p>
-            <w:pPr>
-              <w:rPr>
-                <w:lang w:val="en"/>
-              </w:rPr>
-            </w:pPr>
-            <w:r>
-              <w:rPr>
-                <w:lang w:val="en"/>
-              </w:rPr>
-              <w:t>Add styl</w:t>
-            </w:r>
-            <w:r>
-              <w:rPr>
-                <w:lang w:val="en"/>
-              </w:rPr>
-              <w:t>ing</w:t>
-            </w:r>
-            <w:r>
-              <w:rPr>
-                <w:lang w:val="en"/>
-              </w:rPr>
-              <w:t xml:space="preserve"> </w:t>
-            </w:r>
-            <w:r>
-              <w:rPr>
-                <w:lang w:val="en"/>
-              </w:rPr>
-              <w:t>to</w:t>
-            </w:r>
-            <w:r>
-              <w:rPr>
-                <w:lang w:val="en"/>
-              </w:rPr>
-              <w:t xml:space="preserve"> server status hook</w:t>
-            </w:r>
-          </w:p>
-          <w:p>
-            <w:pPr>
-              <w:rPr>
-                <w:lang w:val="en"/>
-              </w:rPr>
-            </w:pPr>
-            <w:r>
-              <w:rPr>
-                <w:lang w:val="en"/>
-              </w:rPr>
-              <w:t>Implement hot debug for specific resources</w:t>
-            </w:r>
-          </w:p>
-          <w:p>
-            <w:pPr>
-              <w:rPr>
-                <w:u w:val="single"/>
-                <w:lang w:val="en"/>
-              </w:rPr>
-            </w:pPr>
-            <w:r>
-              <w:rPr>
-                <w:lang w:val="en"/>
-              </w:rPr>
-              <w:t>Implement some runtime optimizations and some code enhancements</w:t>
-            </w:r>
-          </w:p>
-          <w:p>
-            <w:pPr>
-              <w:rPr>
-                <w:lang w:val="en"/>
-              </w:rPr>
-            </w:pPr>
-            <w:r>
-              <w:rPr>
-                <w:lang w:val="en"/>
-              </w:rPr>
-              <w:t xml:space="preserve">Remove directive </w:t>
-            </w:r>
-            <w:proofErr w:type="spellStart"/>
-            <w:r>
-              <w:rPr>
-                <w:color w:val="0070C0"/>
-                <w:lang w:val="en"/>
-              </w:rPr>
-              <w:t>WebTrackingPrintWASUser</w:t>
-            </w:r>
-            <w:proofErr w:type="spellEnd"/>
-          </w:p>
-          <w:p>
-            <w:pPr>
-              <w:rPr>
-                <w:lang w:val="en"/>
-              </w:rPr>
-            </w:pPr>
-            <w:r>
-              <w:rPr>
-                <w:lang w:val="en"/>
-              </w:rPr>
-              <w:t xml:space="preserve">Remove directive </w:t>
-            </w:r>
-            <w:proofErr w:type="spellStart"/>
-            <w:r>
-              <w:rPr>
-                <w:color w:val="0070C0"/>
-                <w:lang w:val="en"/>
-              </w:rPr>
-              <w:t>WebTrackingPrintRequestHeader</w:t>
-            </w:r>
-            <w:proofErr w:type="spellEnd"/>
-          </w:p>
-          <w:p>
-            <w:pPr>
-              <w:rPr>
-                <w:u w:val="single"/>
-                <w:lang w:val="en"/>
-              </w:rPr>
-            </w:pPr>
-            <w:r>
-              <w:rPr>
-                <w:lang w:val="en"/>
-              </w:rPr>
-              <w:t>Move to GNU Compiler Collection 14.2.1</w:t>
+          </w:p>
+          <w:p>
+            <w:pPr>
+              <w:rPr>
+                <w:lang w:val="en-US"/>
+              </w:rPr>
+            </w:pPr>
+            <w:r>
+              <w:rPr>
+                <w:lang w:val="en-US"/>
+              </w:rPr>
+              <w:t>Fix encoding POST query string as “*Post” header</w:t>
             </w:r>
           </w:p>
         </w:tc>
@@ -8292,6 +8255,7 @@
                 <w:b/>
                 <w:bCs/>
                 <w:color w:val="FFFFFF"/>
+                <w:u w:val="single"/>
               </w:rPr>
             </w:pPr>
             <w:r>
@@ -8300,7 +8264,65 @@
                 <w:bCs/>
                 <w:color w:val="FFFFFF"/>
               </w:rPr>
-              <w:t>2025.1.15.1</w:t>
+              <w:lastRenderedPageBreak/>
+              <w:t>2025.</w:t>
+            </w:r>
+            <w:r>
+              <w:rPr>
+                <w:b/>
+                <w:bCs/>
+                <w:color w:val="FFFFFF"/>
+              </w:rPr>
+              <w:t>2</w:t>
+            </w:r>
+            <w:r>
+              <w:rPr>
+                <w:b/>
+                <w:bCs/>
+                <w:color w:val="FFFFFF"/>
+              </w:rPr>
+              <w:t>.</w:t>
+            </w:r>
+            <w:r>
+              <w:rPr>
+                <w:b/>
+                <w:bCs/>
+                <w:color w:val="FFFFFF"/>
+              </w:rPr>
+              <w:t>10</w:t>
+            </w:r>
+            <w:r>
+              <w:rPr>
+                <w:b/>
+                <w:bCs/>
+                <w:color w:val="FFFFFF"/>
+              </w:rPr>
+              <w:t>.</w:t>
+            </w:r>
+            <w:r>
+              <w:rPr>
+                <w:b/>
+                <w:bCs/>
+                <w:color w:val="FFFFFF"/>
+              </w:rPr>
+              <w:t>2</w:t>
+            </w:r>
+            <w:r>
+              <w:rPr>
+                <w:b/>
+                <w:bCs/>
+                <w:color w:val="FFFFFF"/>
+              </w:rPr>
+              <w:br/>
+            </w:r>
+            <w:r>
+              <w:rPr>
+                <w:b/>
+                <w:bCs/>
+                <w:color w:val="FFFFFF"/>
+                <w:highlight w:val="darkBlue"/>
+              </w:rPr>
+              <w:t>[R2025.1]</w:t>
             </w:r>
           </w:p>
         </w:tc>
@@ -8310,8 +8332,13 @@
             <w:shd w:val="clear" w:color="auto" w:fill="C5E0B3"/>
           </w:tcPr>
           <w:p>
-            <w:r>
-              <w:t>2025-01-15</w:t>
+            <w:pPr>
+              <w:rPr>
+                <w:u w:val="single"/>
+              </w:rPr>
+            </w:pPr>
+            <w:r>
+              <w:t>2025-02-10</w:t>
             </w:r>
           </w:p>
         </w:tc>
@@ -8330,7 +8357,207 @@
               <w:rPr>
                 <w:lang w:val="en"/>
               </w:rPr>
-              <w:t>Move configuration directives printing out from DEBUG to INFO</w:t>
+              <w:t>Implement request/</w:t>
+            </w:r>
+            <w:proofErr w:type="spellStart"/>
+            <w:r>
+              <w:rPr>
+                <w:lang w:val="en"/>
+              </w:rPr>
+              <w:t>responce</w:t>
+            </w:r>
+            <w:proofErr w:type="spellEnd"/>
+            <w:r>
+              <w:rPr>
+                <w:lang w:val="en"/>
+              </w:rPr>
+              <w:t xml:space="preserve"> cycle functions using C++23</w:t>
+            </w:r>
+          </w:p>
+          <w:p>
+            <w:pPr>
+              <w:rPr>
+                <w:lang w:val="en"/>
+              </w:rPr>
+            </w:pPr>
+            <w:r>
+              <w:rPr>
+                <w:lang w:val="en"/>
+              </w:rPr>
+              <w:t>Implement record file management in C++23</w:t>
+            </w:r>
+          </w:p>
+          <w:p>
+            <w:pPr>
+              <w:rPr>
+                <w:lang w:val="en"/>
+              </w:rPr>
+            </w:pPr>
+            <w:r>
+              <w:rPr>
+                <w:lang w:val="en"/>
+              </w:rPr>
+              <w:t>Change tracking data record format and contents</w:t>
+            </w:r>
+          </w:p>
+          <w:p>
+            <w:pPr>
+              <w:rPr>
+                <w:u w:val="single"/>
+                <w:lang w:val="en"/>
+              </w:rPr>
+            </w:pPr>
+            <w:r>
+              <w:rPr>
+                <w:lang w:val="en"/>
+              </w:rPr>
+              <w:t xml:space="preserve">Change requirements for directives </w:t>
+            </w:r>
+            <w:proofErr w:type="spellStart"/>
+            <w:r>
+              <w:rPr>
+                <w:color w:val="0070C0"/>
+                <w:lang w:val="en"/>
+              </w:rPr>
+              <w:t>WebTrackingDisablingHeader</w:t>
+            </w:r>
+            <w:proofErr w:type="spellEnd"/>
+            <w:r>
+              <w:rPr>
+                <w:lang w:val="en"/>
+              </w:rPr>
+              <w:t xml:space="preserve"> and </w:t>
+            </w:r>
+            <w:proofErr w:type="spellStart"/>
+            <w:r>
+              <w:rPr>
+                <w:color w:val="0070C0"/>
+                <w:lang w:val="en"/>
+              </w:rPr>
+              <w:t>WebTrackingOutputHeader</w:t>
+            </w:r>
+            <w:proofErr w:type="spellEnd"/>
+          </w:p>
+          <w:p>
+            <w:pPr>
+              <w:rPr>
+                <w:lang w:val="en"/>
+              </w:rPr>
+            </w:pPr>
+            <w:r>
+              <w:rPr>
+                <w:lang w:val="en"/>
+              </w:rPr>
+              <w:t>Add styl</w:t>
+            </w:r>
+            <w:r>
+              <w:rPr>
+                <w:lang w:val="en"/>
+              </w:rPr>
+              <w:t>ing</w:t>
+            </w:r>
+            <w:r>
+              <w:rPr>
+                <w:lang w:val="en"/>
+              </w:rPr>
+              <w:t xml:space="preserve"> </w:t>
+            </w:r>
+            <w:r>
+              <w:rPr>
+                <w:lang w:val="en"/>
+              </w:rPr>
+              <w:t>to</w:t>
+            </w:r>
+            <w:r>
+              <w:rPr>
+                <w:lang w:val="en"/>
+              </w:rPr>
+              <w:t xml:space="preserve"> server status hook</w:t>
+            </w:r>
+          </w:p>
+          <w:p>
+            <w:pPr>
+              <w:rPr>
+                <w:lang w:val="en"/>
+              </w:rPr>
+            </w:pPr>
+            <w:r>
+              <w:rPr>
+                <w:lang w:val="en"/>
+              </w:rPr>
+              <w:t>Implement hot debug for specific resources</w:t>
+            </w:r>
+          </w:p>
+          <w:p>
+            <w:pPr>
+              <w:rPr>
+                <w:u w:val="single"/>
+                <w:lang w:val="en"/>
+              </w:rPr>
+            </w:pPr>
+            <w:r>
+              <w:rPr>
+                <w:lang w:val="en"/>
+              </w:rPr>
+              <w:t>Implement some runtime optimizations and some code enhancements</w:t>
+            </w:r>
+          </w:p>
+          <w:p>
+            <w:pPr>
+              <w:rPr>
+                <w:lang w:val="en"/>
+              </w:rPr>
+            </w:pPr>
+            <w:r>
+              <w:rPr>
+                <w:lang w:val="en"/>
+              </w:rPr>
+              <w:t xml:space="preserve">Remove directive </w:t>
+            </w:r>
+            <w:proofErr w:type="spellStart"/>
+            <w:r>
+              <w:rPr>
+                <w:color w:val="0070C0"/>
+                <w:lang w:val="en"/>
+              </w:rPr>
+              <w:t>WebTrackingPrintWASUser</w:t>
+            </w:r>
+            <w:proofErr w:type="spellEnd"/>
+          </w:p>
+          <w:p>
+            <w:pPr>
+              <w:rPr>
+                <w:lang w:val="en"/>
+              </w:rPr>
+            </w:pPr>
+            <w:r>
+              <w:rPr>
+                <w:lang w:val="en"/>
+              </w:rPr>
+              <w:t xml:space="preserve">Remove directive </w:t>
+            </w:r>
+            <w:proofErr w:type="spellStart"/>
+            <w:r>
+              <w:rPr>
+                <w:color w:val="0070C0"/>
+                <w:lang w:val="en"/>
+              </w:rPr>
+              <w:t>WebTrackingPrintRequestHeader</w:t>
+            </w:r>
+            <w:proofErr w:type="spellEnd"/>
+          </w:p>
+          <w:p>
+            <w:pPr>
+              <w:rPr>
+                <w:u w:val="single"/>
+                <w:lang w:val="en"/>
+              </w:rPr>
+            </w:pPr>
+            <w:r>
+              <w:rPr>
+                <w:lang w:val="en"/>
+              </w:rPr>
+              <w:t>Move to GNU Compiler Collection 14.2.1</w:t>
             </w:r>
           </w:p>
         </w:tc>
@@ -8362,7 +8589,7 @@
                 <w:bCs/>
                 <w:color w:val="FFFFFF"/>
               </w:rPr>
-              <w:t>2025.1.14.1</w:t>
+              <w:t>2025.1.15.1</w:t>
             </w:r>
           </w:p>
         </w:tc>
@@ -8373,7 +8600,7 @@
           </w:tcPr>
           <w:p>
             <w:r>
-              <w:t>2024-01-14</w:t>
+              <w:t>2025-01-15</w:t>
             </w:r>
           </w:p>
         </w:tc>
@@ -8392,36 +8619,7 @@
               <w:rPr>
                 <w:lang w:val="en"/>
               </w:rPr>
-              <w:t xml:space="preserve">Change </w:t>
-            </w:r>
-            <w:proofErr w:type="spellStart"/>
-            <w:r>
-              <w:rPr>
-                <w:color w:val="0070C0"/>
-                <w:lang w:val="en"/>
-              </w:rPr>
-              <w:t>WebTrackingBodyLimit</w:t>
-            </w:r>
-            <w:proofErr w:type="spellEnd"/>
-            <w:r>
-              <w:rPr>
-                <w:lang w:val="en"/>
-              </w:rPr>
-              <w:t xml:space="preserve"> meaning and implement it</w:t>
-            </w:r>
-          </w:p>
-          <w:p>
-            <w:pPr>
-              <w:rPr>
-                <w:u w:val="single"/>
-                <w:lang w:val="en"/>
-              </w:rPr>
-            </w:pPr>
-            <w:r>
-              <w:rPr>
-                <w:lang w:val="en"/>
-              </w:rPr>
-              <w:t>The body limit is also compared to inflated bodies</w:t>
+              <w:t>Move configuration directives printing out from DEBUG to INFO</w:t>
             </w:r>
           </w:p>
         </w:tc>
@@ -8453,7 +8651,7 @@
                 <w:bCs/>
                 <w:color w:val="FFFFFF"/>
               </w:rPr>
-              <w:t>2025.1.9.1</w:t>
+              <w:t>2025.1.14.1</w:t>
             </w:r>
           </w:p>
         </w:tc>
@@ -8464,7 +8662,7 @@
           </w:tcPr>
           <w:p>
             <w:r>
-              <w:t>2025-01-09</w:t>
+              <w:t>2024-01-14</w:t>
             </w:r>
           </w:p>
         </w:tc>
@@ -8483,7 +8681,36 @@
               <w:rPr>
                 <w:lang w:val="en"/>
               </w:rPr>
-              <w:t>Simplify algorithm to move current record file</w:t>
+              <w:t xml:space="preserve">Change </w:t>
+            </w:r>
+            <w:proofErr w:type="spellStart"/>
+            <w:r>
+              <w:rPr>
+                <w:color w:val="0070C0"/>
+                <w:lang w:val="en"/>
+              </w:rPr>
+              <w:t>WebTrackingBodyLimit</w:t>
+            </w:r>
+            <w:proofErr w:type="spellEnd"/>
+            <w:r>
+              <w:rPr>
+                <w:lang w:val="en"/>
+              </w:rPr>
+              <w:t xml:space="preserve"> meaning and implement it</w:t>
+            </w:r>
+          </w:p>
+          <w:p>
+            <w:pPr>
+              <w:rPr>
+                <w:u w:val="single"/>
+                <w:lang w:val="en"/>
+              </w:rPr>
+            </w:pPr>
+            <w:r>
+              <w:rPr>
+                <w:lang w:val="en"/>
+              </w:rPr>
+              <w:t>The body limit is also compared to inflated bodies</w:t>
             </w:r>
           </w:p>
         </w:tc>
@@ -8515,7 +8742,7 @@
                 <w:bCs/>
                 <w:color w:val="FFFFFF"/>
               </w:rPr>
-              <w:t>2024.12.20.1</w:t>
+              <w:t>2025.1.9.1</w:t>
             </w:r>
           </w:p>
         </w:tc>
@@ -8526,7 +8753,7 @@
           </w:tcPr>
           <w:p>
             <w:r>
-              <w:t>2024-12-20</w:t>
+              <w:t>2025-01-09</w:t>
             </w:r>
           </w:p>
         </w:tc>
@@ -8545,7 +8772,7 @@
               <w:rPr>
                 <w:lang w:val="en"/>
               </w:rPr>
-              <w:t>Change algorithm to copy and delete the current record file</w:t>
+              <w:t>Simplify algorithm to move current record file</w:t>
             </w:r>
           </w:p>
         </w:tc>
@@ -8577,7 +8804,7 @@
                 <w:bCs/>
                 <w:color w:val="FFFFFF"/>
               </w:rPr>
-              <w:t>2024.5.29.1</w:t>
+              <w:t>2024.12.20.1</w:t>
             </w:r>
           </w:p>
         </w:tc>
@@ -8588,7 +8815,7 @@
           </w:tcPr>
           <w:p>
             <w:r>
-              <w:t>2024-05-29</w:t>
+              <w:t>2024-12-20</w:t>
             </w:r>
           </w:p>
         </w:tc>
@@ -8607,20 +8834,7 @@
               <w:rPr>
                 <w:lang w:val="en"/>
               </w:rPr>
-              <w:t>Fix child exit operations</w:t>
-            </w:r>
-          </w:p>
-          <w:p>
-            <w:pPr>
-              <w:rPr>
-                <w:lang w:val="en"/>
-              </w:rPr>
-            </w:pPr>
-            <w:r>
-              <w:rPr>
-                <w:lang w:val="en"/>
-              </w:rPr>
-              <w:t>Move to GNU Compiler Collection 14.1.0</w:t>
+              <w:t>Change algorithm to copy and delete the current record file</w:t>
             </w:r>
           </w:p>
         </w:tc>
@@ -8652,7 +8866,7 @@
                 <w:bCs/>
                 <w:color w:val="FFFFFF"/>
               </w:rPr>
-              <w:t>2024.5.28.1</w:t>
+              <w:t>2024.5.29.1</w:t>
             </w:r>
           </w:p>
         </w:tc>
@@ -8663,13 +8877,7 @@
           </w:tcPr>
           <w:p>
             <w:r>
-              <w:t>2024</w:t>
-            </w:r>
-            <w:r>
-              <w:t>-05-</w:t>
-            </w:r>
-            <w:r>
-              <w:t>28</w:t>
+              <w:t>2024-05-29</w:t>
             </w:r>
           </w:p>
         </w:tc>
@@ -8688,7 +8896,20 @@
               <w:rPr>
                 <w:lang w:val="en"/>
               </w:rPr>
-              <w:t>Add copying and removing record file off-line</w:t>
+              <w:t>Fix child exit operations</w:t>
+            </w:r>
+          </w:p>
+          <w:p>
+            <w:pPr>
+              <w:rPr>
+                <w:lang w:val="en"/>
+              </w:rPr>
+            </w:pPr>
+            <w:r>
+              <w:rPr>
+                <w:lang w:val="en"/>
+              </w:rPr>
+              <w:t>Move to GNU Compiler Collection 14.1.0</w:t>
             </w:r>
           </w:p>
         </w:tc>
@@ -8720,7 +8941,7 @@
                 <w:bCs/>
                 <w:color w:val="FFFFFF"/>
               </w:rPr>
-              <w:t>2024.5.21.1</w:t>
+              <w:t>2024.5.28.1</w:t>
             </w:r>
           </w:p>
         </w:tc>
@@ -8731,7 +8952,13 @@
           </w:tcPr>
           <w:p>
             <w:r>
-              <w:t>2024-05-21</w:t>
+              <w:t>2024</w:t>
+            </w:r>
+            <w:r>
+              <w:t>-05-</w:t>
+            </w:r>
+            <w:r>
+              <w:t>28</w:t>
             </w:r>
           </w:p>
         </w:tc>
@@ -8750,84 +8977,8 @@
               <w:rPr>
                 <w:lang w:val="en"/>
               </w:rPr>
-              <w:t xml:space="preserve">Add directive </w:t>
-            </w:r>
-            <w:proofErr w:type="spellStart"/>
-            <w:r>
-              <w:rPr>
-                <w:color w:val="0070C0"/>
-                <w:lang w:val="en"/>
-              </w:rPr>
-              <w:t>WebTrackingRecordFolder</w:t>
-            </w:r>
-            <w:proofErr w:type="spellEnd"/>
-          </w:p>
-          <w:p>
-            <w:pPr>
-              <w:rPr>
-                <w:lang w:val="en"/>
-              </w:rPr>
-            </w:pPr>
-            <w:r>
-              <w:rPr>
-                <w:lang w:val="en"/>
-              </w:rPr>
-              <w:t xml:space="preserve">Add directive </w:t>
-            </w:r>
-            <w:proofErr w:type="spellStart"/>
-            <w:r>
-              <w:rPr>
-                <w:color w:val="0070C0"/>
-                <w:lang w:val="en"/>
-              </w:rPr>
-              <w:t>WebTrackingRecordArchiveFolder</w:t>
-            </w:r>
-            <w:proofErr w:type="spellEnd"/>
-          </w:p>
-          <w:p>
-            <w:pPr>
-              <w:rPr>
-                <w:lang w:val="en"/>
-              </w:rPr>
-            </w:pPr>
-            <w:r>
-              <w:rPr>
-                <w:lang w:val="en"/>
-              </w:rPr>
-              <w:t xml:space="preserve">Add directive </w:t>
-            </w:r>
-            <w:proofErr w:type="spellStart"/>
-            <w:r>
-              <w:rPr>
-                <w:color w:val="0070C0"/>
-                <w:lang w:val="en"/>
-              </w:rPr>
-              <w:t>WebTrackingRecordLifeTime</w:t>
-            </w:r>
-            <w:proofErr w:type="spellEnd"/>
-          </w:p>
-          <w:p>
-            <w:pPr>
-              <w:rPr>
-                <w:u w:val="single"/>
-                <w:lang w:val="en"/>
-              </w:rPr>
-            </w:pPr>
-            <w:r>
-              <w:rPr>
-                <w:lang w:val="en"/>
-              </w:rPr>
-              <w:t xml:space="preserve">Remove directive </w:t>
-            </w:r>
-            <w:proofErr w:type="spellStart"/>
-            <w:r>
-              <w:rPr>
-                <w:color w:val="0070C0"/>
-                <w:lang w:val="en"/>
-              </w:rPr>
-              <w:t>WebTrackingRecordFile</w:t>
-            </w:r>
-            <w:proofErr w:type="spellEnd"/>
+              <w:t>Add copying and removing record file off-line</w:t>
+            </w:r>
           </w:p>
         </w:tc>
       </w:tr>
@@ -8858,8 +9009,7 @@
                 <w:bCs/>
                 <w:color w:val="FFFFFF"/>
               </w:rPr>
-              <w:lastRenderedPageBreak/>
-              <w:t>2024.1.9.1</w:t>
+              <w:t>2024.5.21.1</w:t>
             </w:r>
           </w:p>
         </w:tc>
@@ -8870,7 +9020,7 @@
           </w:tcPr>
           <w:p>
             <w:r>
-              <w:t>2024-01-09</w:t>
+              <w:t>2024-05-21</w:t>
             </w:r>
           </w:p>
         </w:tc>
@@ -8889,8 +9039,84 @@
               <w:rPr>
                 <w:lang w:val="en"/>
               </w:rPr>
-              <w:t>Swapped lock cross-processes and cross-threads management</w:t>
-            </w:r>
+              <w:t xml:space="preserve">Add directive </w:t>
+            </w:r>
+            <w:proofErr w:type="spellStart"/>
+            <w:r>
+              <w:rPr>
+                <w:color w:val="0070C0"/>
+                <w:lang w:val="en"/>
+              </w:rPr>
+              <w:t>WebTrackingRecordFolder</w:t>
+            </w:r>
+            <w:proofErr w:type="spellEnd"/>
+          </w:p>
+          <w:p>
+            <w:pPr>
+              <w:rPr>
+                <w:lang w:val="en"/>
+              </w:rPr>
+            </w:pPr>
+            <w:r>
+              <w:rPr>
+                <w:lang w:val="en"/>
+              </w:rPr>
+              <w:t xml:space="preserve">Add directive </w:t>
+            </w:r>
+            <w:proofErr w:type="spellStart"/>
+            <w:r>
+              <w:rPr>
+                <w:color w:val="0070C0"/>
+                <w:lang w:val="en"/>
+              </w:rPr>
+              <w:t>WebTrackingRecordArchiveFolder</w:t>
+            </w:r>
+            <w:proofErr w:type="spellEnd"/>
+          </w:p>
+          <w:p>
+            <w:pPr>
+              <w:rPr>
+                <w:lang w:val="en"/>
+              </w:rPr>
+            </w:pPr>
+            <w:r>
+              <w:rPr>
+                <w:lang w:val="en"/>
+              </w:rPr>
+              <w:t xml:space="preserve">Add directive </w:t>
+            </w:r>
+            <w:proofErr w:type="spellStart"/>
+            <w:r>
+              <w:rPr>
+                <w:color w:val="0070C0"/>
+                <w:lang w:val="en"/>
+              </w:rPr>
+              <w:t>WebTrackingRecordLifeTime</w:t>
+            </w:r>
+            <w:proofErr w:type="spellEnd"/>
+          </w:p>
+          <w:p>
+            <w:pPr>
+              <w:rPr>
+                <w:u w:val="single"/>
+                <w:lang w:val="en"/>
+              </w:rPr>
+            </w:pPr>
+            <w:r>
+              <w:rPr>
+                <w:lang w:val="en"/>
+              </w:rPr>
+              <w:t xml:space="preserve">Remove directive </w:t>
+            </w:r>
+            <w:proofErr w:type="spellStart"/>
+            <w:r>
+              <w:rPr>
+                <w:color w:val="0070C0"/>
+                <w:lang w:val="en"/>
+              </w:rPr>
+              <w:t>WebTrackingRecordFile</w:t>
+            </w:r>
+            <w:proofErr w:type="spellEnd"/>
           </w:p>
         </w:tc>
       </w:tr>
@@ -8921,7 +9147,8 @@
                 <w:bCs/>
                 <w:color w:val="FFFFFF"/>
               </w:rPr>
-              <w:t>2023.9.26.1</w:t>
+              <w:lastRenderedPageBreak/>
+              <w:t>2024.1.9.1</w:t>
             </w:r>
           </w:p>
         </w:tc>
@@ -8932,7 +9159,7 @@
           </w:tcPr>
           <w:p>
             <w:r>
-              <w:t>2023-09-26</w:t>
+              <w:t>2024-01-09</w:t>
             </w:r>
           </w:p>
         </w:tc>
@@ -8951,36 +9178,7 @@
               <w:rPr>
                 <w:lang w:val="en"/>
               </w:rPr>
-              <w:t>A</w:t>
-            </w:r>
-            <w:r>
-              <w:rPr>
-                <w:lang w:val="en"/>
-              </w:rPr>
-              <w:t xml:space="preserve">dded directive </w:t>
-            </w:r>
-            <w:proofErr w:type="spellStart"/>
-            <w:r>
-              <w:rPr>
-                <w:color w:val="0070C0"/>
-                <w:lang w:val="en"/>
-              </w:rPr>
-              <w:t>WebTrackingApplicationIdFromHeader</w:t>
-            </w:r>
-            <w:proofErr w:type="spellEnd"/>
-          </w:p>
-          <w:p>
-            <w:pPr>
-              <w:rPr>
-                <w:u w:val="single"/>
-                <w:lang w:val="en"/>
-              </w:rPr>
-            </w:pPr>
-            <w:r>
-              <w:rPr>
-                <w:lang w:val="en"/>
-              </w:rPr>
-              <w:t>Fixed log record writing</w:t>
+              <w:t>Swapped lock cross-processes and cross-threads management</w:t>
             </w:r>
           </w:p>
         </w:tc>
@@ -9012,7 +9210,7 @@
                 <w:bCs/>
                 <w:color w:val="FFFFFF"/>
               </w:rPr>
-              <w:t>2023.9.12.1</w:t>
+              <w:t>2023.9.26.1</w:t>
             </w:r>
           </w:p>
         </w:tc>
@@ -9023,7 +9221,7 @@
           </w:tcPr>
           <w:p>
             <w:r>
-              <w:t>2023-09-12</w:t>
+              <w:t>2023-09-26</w:t>
             </w:r>
           </w:p>
         </w:tc>
@@ -9042,20 +9240,36 @@
               <w:rPr>
                 <w:lang w:val="en"/>
               </w:rPr>
-              <w:t>Added logging timestamp to record</w:t>
-            </w:r>
-          </w:p>
-          <w:p>
-            <w:pPr>
+              <w:t>A</w:t>
+            </w:r>
+            <w:r>
               <w:rPr>
                 <w:lang w:val="en"/>
               </w:rPr>
-            </w:pPr>
-            <w:r>
-              <w:rPr>
+              <w:t xml:space="preserve">dded directive </w:t>
+            </w:r>
+            <w:proofErr w:type="spellStart"/>
+            <w:r>
+              <w:rPr>
+                <w:color w:val="0070C0"/>
                 <w:lang w:val="en"/>
               </w:rPr>
-              <w:t>Moved to GNU Compiler Collection 13.2.0</w:t>
+              <w:t>WebTrackingApplicationIdFromHeader</w:t>
+            </w:r>
+            <w:proofErr w:type="spellEnd"/>
+          </w:p>
+          <w:p>
+            <w:pPr>
+              <w:rPr>
+                <w:u w:val="single"/>
+                <w:lang w:val="en"/>
+              </w:rPr>
+            </w:pPr>
+            <w:r>
+              <w:rPr>
+                <w:lang w:val="en"/>
+              </w:rPr>
+              <w:t>Fixed log record writing</w:t>
             </w:r>
           </w:p>
         </w:tc>
@@ -9087,7 +9301,7 @@
                 <w:bCs/>
                 <w:color w:val="FFFFFF"/>
               </w:rPr>
-              <w:t>2023.6.7.1</w:t>
+              <w:t>2023.9.12.1</w:t>
             </w:r>
           </w:p>
         </w:tc>
@@ -9098,7 +9312,7 @@
           </w:tcPr>
           <w:p>
             <w:r>
-              <w:t>2023-06-07</w:t>
+              <w:t>2023-09-12</w:t>
             </w:r>
           </w:p>
         </w:tc>
@@ -9117,7 +9331,7 @@
               <w:rPr>
                 <w:lang w:val="en"/>
               </w:rPr>
-              <w:t>Fixed some miscasting and warnings</w:t>
+              <w:t>Added logging timestamp to record</w:t>
             </w:r>
           </w:p>
           <w:p>
@@ -9130,42 +9344,7 @@
               <w:rPr>
                 <w:lang w:val="en"/>
               </w:rPr>
-              <w:t>Moved to GNU Compiler Collection 12.2.1</w:t>
-            </w:r>
-          </w:p>
-          <w:p>
-            <w:pPr>
-              <w:rPr>
-                <w:lang w:val="en"/>
-              </w:rPr>
-            </w:pPr>
-            <w:r>
-              <w:rPr>
-                <w:lang w:val="en"/>
-              </w:rPr>
-              <w:t xml:space="preserve">Fixed lock management for directive </w:t>
-            </w:r>
-            <w:proofErr w:type="spellStart"/>
-            <w:r>
-              <w:rPr>
-                <w:color w:val="0070C0"/>
-                <w:lang w:val="en"/>
-              </w:rPr>
-              <w:t>WebTrackingRecordFile</w:t>
-            </w:r>
-            <w:proofErr w:type="spellEnd"/>
-          </w:p>
-          <w:p>
-            <w:pPr>
-              <w:rPr>
-                <w:lang w:val="en"/>
-              </w:rPr>
-            </w:pPr>
-            <w:r>
-              <w:rPr>
-                <w:lang w:val="en"/>
-              </w:rPr>
-              <w:t>Added process mutex along with thread mutex</w:t>
+              <w:t>Moved to GNU Compiler Collection 13.2.0</w:t>
             </w:r>
           </w:p>
         </w:tc>
@@ -9197,7 +9376,7 @@
                 <w:bCs/>
                 <w:color w:val="FFFFFF"/>
               </w:rPr>
-              <w:t>2023.3.1.1</w:t>
+              <w:t>2023.6.7.1</w:t>
             </w:r>
           </w:p>
         </w:tc>
@@ -9208,7 +9387,7 @@
           </w:tcPr>
           <w:p>
             <w:r>
-              <w:t>2023-03-01</w:t>
+              <w:t>2023-06-07</w:t>
             </w:r>
           </w:p>
         </w:tc>
@@ -9227,7 +9406,33 @@
               <w:rPr>
                 <w:lang w:val="en"/>
               </w:rPr>
-              <w:t xml:space="preserve">Added lock management before writing to </w:t>
+              <w:t>Fixed some miscasting and warnings</w:t>
+            </w:r>
+          </w:p>
+          <w:p>
+            <w:pPr>
+              <w:rPr>
+                <w:lang w:val="en"/>
+              </w:rPr>
+            </w:pPr>
+            <w:r>
+              <w:rPr>
+                <w:lang w:val="en"/>
+              </w:rPr>
+              <w:t>Moved to GNU Compiler Collection 12.2.1</w:t>
+            </w:r>
+          </w:p>
+          <w:p>
+            <w:pPr>
+              <w:rPr>
+                <w:lang w:val="en"/>
+              </w:rPr>
+            </w:pPr>
+            <w:r>
+              <w:rPr>
+                <w:lang w:val="en"/>
+              </w:rPr>
+              <w:t xml:space="preserve">Fixed lock management for directive </w:t>
             </w:r>
             <w:proofErr w:type="spellStart"/>
             <w:r>
@@ -9238,6 +9443,19 @@
               <w:t>WebTrackingRecordFile</w:t>
             </w:r>
             <w:proofErr w:type="spellEnd"/>
+          </w:p>
+          <w:p>
+            <w:pPr>
+              <w:rPr>
+                <w:lang w:val="en"/>
+              </w:rPr>
+            </w:pPr>
+            <w:r>
+              <w:rPr>
+                <w:lang w:val="en"/>
+              </w:rPr>
+              <w:t>Added process mutex along with thread mutex</w:t>
+            </w:r>
           </w:p>
         </w:tc>
       </w:tr>
@@ -9268,7 +9486,7 @@
                 <w:bCs/>
                 <w:color w:val="FFFFFF"/>
               </w:rPr>
-              <w:t>2022.6.21.1</w:t>
+              <w:t>2023.3.1.1</w:t>
             </w:r>
           </w:p>
         </w:tc>
@@ -9279,7 +9497,7 @@
           </w:tcPr>
           <w:p>
             <w:r>
-              <w:t>2022-06-21</w:t>
+              <w:t>2023-03-01</w:t>
             </w:r>
           </w:p>
         </w:tc>
@@ -9298,7 +9516,7 @@
               <w:rPr>
                 <w:lang w:val="en"/>
               </w:rPr>
-              <w:t xml:space="preserve">Removed directive </w:t>
+              <w:t xml:space="preserve">Added lock management before writing to </w:t>
             </w:r>
             <w:proofErr w:type="spellStart"/>
             <w:r>
@@ -9306,216 +9524,9 @@
                 <w:color w:val="0070C0"/>
                 <w:lang w:val="en"/>
               </w:rPr>
-              <w:t>WebTrackingRequestFile</w:t>
+              <w:t>WebTrackingRecordFile</w:t>
             </w:r>
             <w:proofErr w:type="spellEnd"/>
-          </w:p>
-          <w:p>
-            <w:pPr>
-              <w:rPr>
-                <w:lang w:val="en"/>
-              </w:rPr>
-            </w:pPr>
-            <w:r>
-              <w:rPr>
-                <w:lang w:val="en"/>
-              </w:rPr>
-              <w:t xml:space="preserve">Removed directive </w:t>
-            </w:r>
-            <w:proofErr w:type="spellStart"/>
-            <w:r>
-              <w:rPr>
-                <w:color w:val="0070C0"/>
-                <w:lang w:val="en"/>
-              </w:rPr>
-              <w:t>WebTrackingResponseFile</w:t>
-            </w:r>
-            <w:proofErr w:type="spellEnd"/>
-          </w:p>
-          <w:p>
-            <w:pPr>
-              <w:rPr>
-                <w:lang w:val="en"/>
-              </w:rPr>
-            </w:pPr>
-            <w:r>
-              <w:rPr>
-                <w:lang w:val="en"/>
-              </w:rPr>
-              <w:t xml:space="preserve">Removed directive </w:t>
-            </w:r>
-            <w:proofErr w:type="spellStart"/>
-            <w:r>
-              <w:rPr>
-                <w:color w:val="0070C0"/>
-                <w:lang w:val="en"/>
-              </w:rPr>
-              <w:t>WebTrackingPipesPerInstance</w:t>
-            </w:r>
-            <w:proofErr w:type="spellEnd"/>
-          </w:p>
-          <w:p>
-            <w:pPr>
-              <w:rPr>
-                <w:lang w:val="en"/>
-              </w:rPr>
-            </w:pPr>
-            <w:r>
-              <w:rPr>
-                <w:lang w:val="en"/>
-              </w:rPr>
-              <w:t xml:space="preserve">Added directive </w:t>
-            </w:r>
-            <w:proofErr w:type="spellStart"/>
-            <w:r>
-              <w:rPr>
-                <w:color w:val="0070C0"/>
-                <w:lang w:val="en"/>
-              </w:rPr>
-              <w:t>WebTrackingRecordFile</w:t>
-            </w:r>
-            <w:proofErr w:type="spellEnd"/>
-          </w:p>
-          <w:p>
-            <w:pPr>
-              <w:rPr>
-                <w:lang w:val="en"/>
-              </w:rPr>
-            </w:pPr>
-            <w:r>
-              <w:rPr>
-                <w:lang w:val="en"/>
-              </w:rPr>
-              <w:t xml:space="preserve">Changed semantic and syntax of directive </w:t>
-            </w:r>
-            <w:proofErr w:type="spellStart"/>
-            <w:r>
-              <w:rPr>
-                <w:color w:val="0070C0"/>
-                <w:lang w:val="en"/>
-              </w:rPr>
-              <w:t>WebTrackingID</w:t>
-            </w:r>
-            <w:proofErr w:type="spellEnd"/>
-          </w:p>
-          <w:p>
-            <w:pPr>
-              <w:rPr>
-                <w:lang w:val="en"/>
-              </w:rPr>
-            </w:pPr>
-            <w:r>
-              <w:rPr>
-                <w:lang w:val="en"/>
-              </w:rPr>
-              <w:t>Fixed method DELETE in order not to enable the input filter</w:t>
-            </w:r>
-          </w:p>
-          <w:p>
-            <w:pPr>
-              <w:rPr>
-                <w:lang w:val="en"/>
-              </w:rPr>
-            </w:pPr>
-            <w:r>
-              <w:rPr>
-                <w:lang w:val="en"/>
-              </w:rPr>
-              <w:t xml:space="preserve">Fixed </w:t>
-            </w:r>
-            <w:proofErr w:type="spellStart"/>
-            <w:r>
-              <w:rPr>
-                <w:color w:val="0070C0"/>
-                <w:lang w:val="en"/>
-              </w:rPr>
-              <w:t>WebTrackingID</w:t>
-            </w:r>
-            <w:proofErr w:type="spellEnd"/>
-            <w:r>
-              <w:rPr>
-                <w:lang w:val="en"/>
-              </w:rPr>
-              <w:t xml:space="preserve"> evaluation</w:t>
-            </w:r>
-          </w:p>
-          <w:p>
-            <w:pPr>
-              <w:rPr>
-                <w:lang w:val="en"/>
-              </w:rPr>
-            </w:pPr>
-            <w:r>
-              <w:rPr>
-                <w:lang w:val="en"/>
-              </w:rPr>
-              <w:t>Removed support for Apache Http Server 2.2</w:t>
-            </w:r>
-          </w:p>
-          <w:p>
-            <w:pPr>
-              <w:rPr>
-                <w:lang w:val="en"/>
-              </w:rPr>
-            </w:pPr>
-            <w:r>
-              <w:rPr>
-                <w:lang w:val="en"/>
-              </w:rPr>
-              <w:t>Removed support for Windows Server</w:t>
-            </w:r>
-          </w:p>
-          <w:p>
-            <w:pPr>
-              <w:rPr>
-                <w:lang w:val="en"/>
-              </w:rPr>
-            </w:pPr>
-            <w:r>
-              <w:rPr>
-                <w:lang w:val="en"/>
-              </w:rPr>
-              <w:t>Removed support for Red Hat Enterprise Linux 7.x</w:t>
-            </w:r>
-          </w:p>
-          <w:p>
-            <w:pPr>
-              <w:rPr>
-                <w:lang w:val="en"/>
-              </w:rPr>
-            </w:pPr>
-            <w:r>
-              <w:rPr>
-                <w:lang w:val="en"/>
-              </w:rPr>
-              <w:t>Removed support for Apache 2.2</w:t>
-            </w:r>
-          </w:p>
-          <w:p>
-            <w:pPr>
-              <w:rPr>
-                <w:lang w:val="en"/>
-              </w:rPr>
-            </w:pPr>
-            <w:r>
-              <w:rPr>
-                <w:lang w:val="en"/>
-              </w:rPr>
-              <w:t>Removed support for 32-bit architectures</w:t>
-            </w:r>
-          </w:p>
-          <w:p>
-            <w:pPr>
-              <w:rPr>
-                <w:lang w:val="en"/>
-              </w:rPr>
-            </w:pPr>
-            <w:r>
-              <w:rPr>
-                <w:lang w:val="en"/>
-              </w:rPr>
-              <w:t>Moved to GNU Compiler Collection 11.2.1</w:t>
-            </w:r>
           </w:p>
         </w:tc>
       </w:tr>
@@ -9546,8 +9557,7 @@
                 <w:bCs/>
                 <w:color w:val="FFFFFF"/>
               </w:rPr>
-              <w:lastRenderedPageBreak/>
-              <w:t>2022.4.4.1</w:t>
+              <w:t>2022.6.21.1</w:t>
             </w:r>
           </w:p>
         </w:tc>
@@ -9558,7 +9568,7 @@
           </w:tcPr>
           <w:p>
             <w:r>
-              <w:t>2022-04-04</w:t>
+              <w:t>2022-06-21</w:t>
             </w:r>
           </w:p>
         </w:tc>
@@ -9577,7 +9587,7 @@
               <w:rPr>
                 <w:lang w:val="en"/>
               </w:rPr>
-              <w:t xml:space="preserve">Added directive </w:t>
+              <w:t xml:space="preserve">Removed directive </w:t>
             </w:r>
             <w:proofErr w:type="spellStart"/>
             <w:r>
@@ -9585,6 +9595,50 @@
                 <w:color w:val="0070C0"/>
                 <w:lang w:val="en"/>
               </w:rPr>
+              <w:t>WebTrackingRequestFile</w:t>
+            </w:r>
+            <w:proofErr w:type="spellEnd"/>
+          </w:p>
+          <w:p>
+            <w:pPr>
+              <w:rPr>
+                <w:lang w:val="en"/>
+              </w:rPr>
+            </w:pPr>
+            <w:r>
+              <w:rPr>
+                <w:lang w:val="en"/>
+              </w:rPr>
+              <w:t xml:space="preserve">Removed directive </w:t>
+            </w:r>
+            <w:proofErr w:type="spellStart"/>
+            <w:r>
+              <w:rPr>
+                <w:color w:val="0070C0"/>
+                <w:lang w:val="en"/>
+              </w:rPr>
+              <w:t>WebTrackingResponseFile</w:t>
+            </w:r>
+            <w:proofErr w:type="spellEnd"/>
+          </w:p>
+          <w:p>
+            <w:pPr>
+              <w:rPr>
+                <w:lang w:val="en"/>
+              </w:rPr>
+            </w:pPr>
+            <w:r>
+              <w:rPr>
+                <w:lang w:val="en"/>
+              </w:rPr>
+              <w:t xml:space="preserve">Removed directive </w:t>
+            </w:r>
+            <w:proofErr w:type="spellStart"/>
+            <w:r>
+              <w:rPr>
+                <w:color w:val="0070C0"/>
+                <w:lang w:val="en"/>
+              </w:rPr>
               <w:t>WebTrackingPipesPerInstance</w:t>
             </w:r>
             <w:proofErr w:type="spellEnd"/>
@@ -9599,7 +9653,157 @@
               <w:rPr>
                 <w:lang w:val="en"/>
               </w:rPr>
-              <w:t>Moved to Visual Studio 2022 - 17.1.3</w:t>
+              <w:t xml:space="preserve">Added directive </w:t>
+            </w:r>
+            <w:proofErr w:type="spellStart"/>
+            <w:r>
+              <w:rPr>
+                <w:color w:val="0070C0"/>
+                <w:lang w:val="en"/>
+              </w:rPr>
+              <w:t>WebTrackingRecordFile</w:t>
+            </w:r>
+            <w:proofErr w:type="spellEnd"/>
+          </w:p>
+          <w:p>
+            <w:pPr>
+              <w:rPr>
+                <w:lang w:val="en"/>
+              </w:rPr>
+            </w:pPr>
+            <w:r>
+              <w:rPr>
+                <w:lang w:val="en"/>
+              </w:rPr>
+              <w:t xml:space="preserve">Changed semantic and syntax of directive </w:t>
+            </w:r>
+            <w:proofErr w:type="spellStart"/>
+            <w:r>
+              <w:rPr>
+                <w:color w:val="0070C0"/>
+                <w:lang w:val="en"/>
+              </w:rPr>
+              <w:t>WebTrackingID</w:t>
+            </w:r>
+            <w:proofErr w:type="spellEnd"/>
+          </w:p>
+          <w:p>
+            <w:pPr>
+              <w:rPr>
+                <w:lang w:val="en"/>
+              </w:rPr>
+            </w:pPr>
+            <w:r>
+              <w:rPr>
+                <w:lang w:val="en"/>
+              </w:rPr>
+              <w:t>Fixed method DELETE in order not to enable the input filter</w:t>
+            </w:r>
+          </w:p>
+          <w:p>
+            <w:pPr>
+              <w:rPr>
+                <w:lang w:val="en"/>
+              </w:rPr>
+            </w:pPr>
+            <w:r>
+              <w:rPr>
+                <w:lang w:val="en"/>
+              </w:rPr>
+              <w:t xml:space="preserve">Fixed </w:t>
+            </w:r>
+            <w:proofErr w:type="spellStart"/>
+            <w:r>
+              <w:rPr>
+                <w:color w:val="0070C0"/>
+                <w:lang w:val="en"/>
+              </w:rPr>
+              <w:t>WebTrackingID</w:t>
+            </w:r>
+            <w:proofErr w:type="spellEnd"/>
+            <w:r>
+              <w:rPr>
+                <w:lang w:val="en"/>
+              </w:rPr>
+              <w:t xml:space="preserve"> evaluation</w:t>
+            </w:r>
+          </w:p>
+          <w:p>
+            <w:pPr>
+              <w:rPr>
+                <w:lang w:val="en"/>
+              </w:rPr>
+            </w:pPr>
+            <w:r>
+              <w:rPr>
+                <w:lang w:val="en"/>
+              </w:rPr>
+              <w:t>Removed support for Apache Http Server 2.2</w:t>
+            </w:r>
+          </w:p>
+          <w:p>
+            <w:pPr>
+              <w:rPr>
+                <w:lang w:val="en"/>
+              </w:rPr>
+            </w:pPr>
+            <w:r>
+              <w:rPr>
+                <w:lang w:val="en"/>
+              </w:rPr>
+              <w:t>Removed support for Windows Server</w:t>
+            </w:r>
+          </w:p>
+          <w:p>
+            <w:pPr>
+              <w:rPr>
+                <w:lang w:val="en"/>
+              </w:rPr>
+            </w:pPr>
+            <w:r>
+              <w:rPr>
+                <w:lang w:val="en"/>
+              </w:rPr>
+              <w:t>Removed support for Red Hat Enterprise Linux 7.x</w:t>
+            </w:r>
+          </w:p>
+          <w:p>
+            <w:pPr>
+              <w:rPr>
+                <w:lang w:val="en"/>
+              </w:rPr>
+            </w:pPr>
+            <w:r>
+              <w:rPr>
+                <w:lang w:val="en"/>
+              </w:rPr>
+              <w:t>Removed support for Apache 2.2</w:t>
+            </w:r>
+          </w:p>
+          <w:p>
+            <w:pPr>
+              <w:rPr>
+                <w:lang w:val="en"/>
+              </w:rPr>
+            </w:pPr>
+            <w:r>
+              <w:rPr>
+                <w:lang w:val="en"/>
+              </w:rPr>
+              <w:t>Removed support for 32-bit architectures</w:t>
+            </w:r>
+          </w:p>
+          <w:p>
+            <w:pPr>
+              <w:rPr>
+                <w:lang w:val="en"/>
+              </w:rPr>
+            </w:pPr>
+            <w:r>
+              <w:rPr>
+                <w:lang w:val="en"/>
+              </w:rPr>
+              <w:t>Moved to GNU Compiler Collection 11.2.1</w:t>
             </w:r>
           </w:p>
         </w:tc>
@@ -9631,7 +9835,8 @@
                 <w:bCs/>
                 <w:color w:val="FFFFFF"/>
               </w:rPr>
-              <w:t>2022.3.16.1</w:t>
+              <w:lastRenderedPageBreak/>
+              <w:t>2022.4.4.1</w:t>
             </w:r>
           </w:p>
         </w:tc>
@@ -9642,7 +9847,7 @@
           </w:tcPr>
           <w:p>
             <w:r>
-              <w:t>2022-03-16</w:t>
+              <w:t>2022-04-04</w:t>
             </w:r>
           </w:p>
         </w:tc>
@@ -9661,7 +9866,29 @@
               <w:rPr>
                 <w:lang w:val="en"/>
               </w:rPr>
-              <w:t>Moved to Visual Studio 2022 - 17.1.1</w:t>
+              <w:t xml:space="preserve">Added directive </w:t>
+            </w:r>
+            <w:proofErr w:type="spellStart"/>
+            <w:r>
+              <w:rPr>
+                <w:color w:val="0070C0"/>
+                <w:lang w:val="en"/>
+              </w:rPr>
+              <w:t>WebTrackingPipesPerInstance</w:t>
+            </w:r>
+            <w:proofErr w:type="spellEnd"/>
+          </w:p>
+          <w:p>
+            <w:pPr>
+              <w:rPr>
+                <w:lang w:val="en"/>
+              </w:rPr>
+            </w:pPr>
+            <w:r>
+              <w:rPr>
+                <w:lang w:val="en"/>
+              </w:rPr>
+              <w:t>Moved to Visual Studio 2022 - 17.1.3</w:t>
             </w:r>
           </w:p>
         </w:tc>
@@ -9693,7 +9920,7 @@
                 <w:bCs/>
                 <w:color w:val="FFFFFF"/>
               </w:rPr>
-              <w:t>2021.9.21.2</w:t>
+              <w:t>2022.3.16.1</w:t>
             </w:r>
           </w:p>
         </w:tc>
@@ -9704,7 +9931,7 @@
           </w:tcPr>
           <w:p>
             <w:r>
-              <w:t>2021-09-21</w:t>
+              <w:t>2022-03-16</w:t>
             </w:r>
           </w:p>
         </w:tc>
@@ -9723,81 +9950,7 @@
               <w:rPr>
                 <w:lang w:val="en"/>
               </w:rPr>
-              <w:t>Changed version pattern</w:t>
-            </w:r>
-          </w:p>
-          <w:p>
-            <w:pPr>
-              <w:rPr>
-                <w:lang w:val="en"/>
-              </w:rPr>
-            </w:pPr>
-            <w:r>
-              <w:rPr>
-                <w:lang w:val="en"/>
-              </w:rPr>
-              <w:t xml:space="preserve">Added check for invalid characters to directive </w:t>
-            </w:r>
-            <w:proofErr w:type="spellStart"/>
-            <w:r>
-              <w:rPr>
-                <w:color w:val="0070C0"/>
-                <w:lang w:val="en"/>
-              </w:rPr>
-              <w:t>WebTrackingID</w:t>
-            </w:r>
-            <w:proofErr w:type="spellEnd"/>
-          </w:p>
-          <w:p>
-            <w:pPr>
-              <w:rPr>
-                <w:lang w:val="en"/>
-              </w:rPr>
-            </w:pPr>
-            <w:r>
-              <w:rPr>
-                <w:lang w:val="en"/>
-              </w:rPr>
-              <w:t>Added a stronger check to verify the result of record writes</w:t>
-            </w:r>
-          </w:p>
-          <w:p>
-            <w:pPr>
-              <w:rPr>
-                <w:lang w:val="en"/>
-              </w:rPr>
-            </w:pPr>
-            <w:r>
-              <w:rPr>
-                <w:lang w:val="en"/>
-              </w:rPr>
-              <w:t>Added BASE64 NOPAD encoding for instance ID</w:t>
-            </w:r>
-          </w:p>
-          <w:p>
-            <w:pPr>
-              <w:rPr>
-                <w:lang w:val="en"/>
-              </w:rPr>
-            </w:pPr>
-            <w:r>
-              <w:rPr>
-                <w:lang w:val="en"/>
-              </w:rPr>
-              <w:t>Moved to GNU Compiler Collection 11.2.0</w:t>
-            </w:r>
-          </w:p>
-          <w:p>
-            <w:pPr>
-              <w:rPr>
-                <w:lang w:val="en"/>
-              </w:rPr>
-            </w:pPr>
-            <w:r>
-              <w:rPr>
-                <w:lang w:val="en"/>
-              </w:rPr>
-              <w:t>Moved to Visual Studio 2019 - 16.11.3</w:t>
+              <w:t>Moved to Visual Studio 2022 - 17.1.1</w:t>
             </w:r>
           </w:p>
         </w:tc>
@@ -9829,7 +9982,7 @@
                 <w:bCs/>
                 <w:color w:val="FFFFFF"/>
               </w:rPr>
-              <w:t>1.1.6</w:t>
+              <w:t>2021.9.21.2</w:t>
             </w:r>
           </w:p>
         </w:tc>
@@ -9840,7 +9993,7 @@
           </w:tcPr>
           <w:p>
             <w:r>
-              <w:t>2021-02-11</w:t>
+              <w:t>2021-09-21</w:t>
             </w:r>
           </w:p>
         </w:tc>
@@ -9859,47 +10012,81 @@
               <w:rPr>
                 <w:lang w:val="en"/>
               </w:rPr>
-              <w:t xml:space="preserve">Fixed input filter when only </w:t>
+              <w:t>Changed version pattern</w:t>
+            </w:r>
+          </w:p>
+          <w:p>
+            <w:pPr>
+              <w:rPr>
+                <w:lang w:val="en"/>
+              </w:rPr>
+            </w:pPr>
+            <w:r>
+              <w:rPr>
+                <w:lang w:val="en"/>
+              </w:rPr>
+              <w:t xml:space="preserve">Added check for invalid characters to directive </w:t>
             </w:r>
             <w:proofErr w:type="spellStart"/>
             <w:r>
               <w:rPr>
+                <w:color w:val="0070C0"/>
                 <w:lang w:val="en"/>
               </w:rPr>
-              <w:t>delay_print</w:t>
+              <w:t>WebTrackingID</w:t>
             </w:r>
             <w:proofErr w:type="spellEnd"/>
-            <w:r>
+          </w:p>
+          <w:p>
+            <w:pPr>
               <w:rPr>
                 <w:lang w:val="en"/>
               </w:rPr>
-              <w:t xml:space="preserve"> is set</w:t>
-            </w:r>
-          </w:p>
-          <w:p>
-            <w:pPr>
+            </w:pPr>
+            <w:r>
               <w:rPr>
                 <w:lang w:val="en"/>
               </w:rPr>
-            </w:pPr>
-            <w:r>
+              <w:t>Added a stronger check to verify the result of record writes</w:t>
+            </w:r>
+          </w:p>
+          <w:p>
+            <w:pPr>
               <w:rPr>
                 <w:lang w:val="en"/>
               </w:rPr>
-              <w:t>Moved to GNU Compiler Collection 10.2.0</w:t>
-            </w:r>
-          </w:p>
-          <w:p>
-            <w:pPr>
+            </w:pPr>
+            <w:r>
               <w:rPr>
                 <w:lang w:val="en"/>
               </w:rPr>
-            </w:pPr>
-            <w:r>
+              <w:t>Added BASE64 NOPAD encoding for instance ID</w:t>
+            </w:r>
+          </w:p>
+          <w:p>
+            <w:pPr>
               <w:rPr>
                 <w:lang w:val="en"/>
               </w:rPr>
-              <w:t>Moved to Visual Studio 2019 - 16.8.5</w:t>
+            </w:pPr>
+            <w:r>
+              <w:rPr>
+                <w:lang w:val="en"/>
+              </w:rPr>
+              <w:t>Moved to GNU Compiler Collection 11.2.0</w:t>
+            </w:r>
+          </w:p>
+          <w:p>
+            <w:pPr>
+              <w:rPr>
+                <w:lang w:val="en"/>
+              </w:rPr>
+            </w:pPr>
+            <w:r>
+              <w:rPr>
+                <w:lang w:val="en"/>
+              </w:rPr>
+              <w:t>Moved to Visual Studio 2019 - 16.11.3</w:t>
             </w:r>
           </w:p>
         </w:tc>
@@ -9931,7 +10118,7 @@
                 <w:bCs/>
                 <w:color w:val="FFFFFF"/>
               </w:rPr>
-              <w:t>1.1.5</w:t>
+              <w:t>1.1.6</w:t>
             </w:r>
           </w:p>
         </w:tc>
@@ -9942,7 +10129,7 @@
           </w:tcPr>
           <w:p>
             <w:r>
-              <w:t>2020-07-15</w:t>
+              <w:t>2021-02-11</w:t>
             </w:r>
           </w:p>
         </w:tc>
@@ -9961,39 +10148,35 @@
               <w:rPr>
                 <w:lang w:val="en"/>
               </w:rPr>
-              <w:t xml:space="preserve">Fixed directive </w:t>
+              <w:t xml:space="preserve">Fixed input filter when only </w:t>
             </w:r>
             <w:proofErr w:type="spellStart"/>
             <w:r>
               <w:rPr>
-                <w:color w:val="0070C0"/>
                 <w:lang w:val="en"/>
               </w:rPr>
-              <w:t>WebTrackingApplicationId</w:t>
+              <w:t>delay_print</w:t>
             </w:r>
             <w:proofErr w:type="spellEnd"/>
-          </w:p>
-          <w:p>
-            <w:pPr>
+            <w:r>
               <w:rPr>
                 <w:lang w:val="en"/>
               </w:rPr>
-            </w:pPr>
-            <w:r>
+              <w:t xml:space="preserve"> is set</w:t>
+            </w:r>
+          </w:p>
+          <w:p>
+            <w:pPr>
               <w:rPr>
                 <w:lang w:val="en"/>
               </w:rPr>
-              <w:t xml:space="preserve">Fixed directive </w:t>
-            </w:r>
-            <w:proofErr w:type="spellStart"/>
-            <w:r>
-              <w:rPr>
-                <w:color w:val="0070C0"/>
+            </w:pPr>
+            <w:r>
+              <w:rPr>
                 <w:lang w:val="en"/>
               </w:rPr>
-              <w:t>WebTrackingPrintWASUser</w:t>
-            </w:r>
-            <w:proofErr w:type="spellEnd"/>
+              <w:t>Moved to GNU Compiler Collection 10.2.0</w:t>
+            </w:r>
           </w:p>
           <w:p>
             <w:pPr>
@@ -10005,20 +10188,7 @@
               <w:rPr>
                 <w:lang w:val="en"/>
               </w:rPr>
-              <w:t>Changed version format</w:t>
-            </w:r>
-          </w:p>
-          <w:p>
-            <w:pPr>
-              <w:rPr>
-                <w:lang w:val="en"/>
-              </w:rPr>
-            </w:pPr>
-            <w:r>
-              <w:rPr>
-                <w:lang w:val="en"/>
-              </w:rPr>
-              <w:t>Moved to Visual Studio 2019 - 16.6.4</w:t>
+              <w:t>Moved to Visual Studio 2019 - 16.8.5</w:t>
             </w:r>
           </w:p>
         </w:tc>
@@ -10050,7 +10220,7 @@
                 <w:bCs/>
                 <w:color w:val="FFFFFF"/>
               </w:rPr>
-              <w:t>1.1.4</w:t>
+              <w:t>1.1.5</w:t>
             </w:r>
           </w:p>
         </w:tc>
@@ -10061,7 +10231,7 @@
           </w:tcPr>
           <w:p>
             <w:r>
-              <w:t>2020-06-17</w:t>
+              <w:t>2020-07-15</w:t>
             </w:r>
           </w:p>
         </w:tc>
@@ -10080,33 +10250,39 @@
               <w:rPr>
                 <w:lang w:val="en"/>
               </w:rPr>
-              <w:t>Fixed request filter when content-lengt</w:t>
-            </w:r>
-            <w:r>
-              <w:rPr>
+              <w:t xml:space="preserve">Fixed directive </w:t>
+            </w:r>
+            <w:proofErr w:type="spellStart"/>
+            <w:r>
+              <w:rPr>
+                <w:color w:val="0070C0"/>
                 <w:lang w:val="en"/>
               </w:rPr>
-              <w:t>h</w:t>
-            </w:r>
-            <w:r>
+              <w:t>WebTrackingApplicationId</w:t>
+            </w:r>
+            <w:proofErr w:type="spellEnd"/>
+          </w:p>
+          <w:p>
+            <w:pPr>
               <w:rPr>
                 <w:lang w:val="en"/>
               </w:rPr>
-              <w:t xml:space="preserve"> is missing</w:t>
-            </w:r>
-          </w:p>
-          <w:p>
-            <w:pPr>
+            </w:pPr>
+            <w:r>
               <w:rPr>
                 <w:lang w:val="en"/>
               </w:rPr>
-            </w:pPr>
-            <w:r>
-              <w:rPr>
+              <w:t xml:space="preserve">Fixed directive </w:t>
+            </w:r>
+            <w:proofErr w:type="spellStart"/>
+            <w:r>
+              <w:rPr>
+                <w:color w:val="0070C0"/>
                 <w:lang w:val="en"/>
               </w:rPr>
-              <w:t>Improved request and response filter performances and memory usage</w:t>
-            </w:r>
+              <w:t>WebTrackingPrintWASUser</w:t>
+            </w:r>
+            <w:proofErr w:type="spellEnd"/>
           </w:p>
           <w:p>
             <w:pPr>
@@ -10118,7 +10294,7 @@
               <w:rPr>
                 <w:lang w:val="en"/>
               </w:rPr>
-              <w:t>Added request headers tracking to request filter</w:t>
+              <w:t>Changed version format</w:t>
             </w:r>
           </w:p>
           <w:p>
@@ -10131,33 +10307,7 @@
               <w:rPr>
                 <w:lang w:val="en"/>
               </w:rPr>
-              <w:t>Added exceeded body limit check to input filter</w:t>
-            </w:r>
-          </w:p>
-          <w:p>
-            <w:pPr>
-              <w:rPr>
-                <w:lang w:val="en"/>
-              </w:rPr>
-            </w:pPr>
-            <w:r>
-              <w:rPr>
-                <w:lang w:val="en"/>
-              </w:rPr>
-              <w:t>Fixed regression: POST data are not printed anymore in request access log</w:t>
-            </w:r>
-          </w:p>
-          <w:p>
-            <w:pPr>
-              <w:rPr>
-                <w:lang w:val="en"/>
-              </w:rPr>
-            </w:pPr>
-            <w:r>
-              <w:rPr>
-                <w:lang w:val="en"/>
-              </w:rPr>
-              <w:t>Moved to Visual Studio 2019 - 16.6.2</w:t>
+              <w:t>Moved to Visual Studio 2019 - 16.6.4</w:t>
             </w:r>
           </w:p>
         </w:tc>
@@ -10189,8 +10339,7 @@
                 <w:bCs/>
                 <w:color w:val="FFFFFF"/>
               </w:rPr>
-              <w:lastRenderedPageBreak/>
-              <w:t>1.1.3</w:t>
+              <w:t>1.1.4</w:t>
             </w:r>
           </w:p>
         </w:tc>
@@ -10201,7 +10350,7 @@
           </w:tcPr>
           <w:p>
             <w:r>
-              <w:t>2020-06-08</w:t>
+              <w:t>2020-06-17</w:t>
             </w:r>
           </w:p>
         </w:tc>
@@ -10220,51 +10369,45 @@
               <w:rPr>
                 <w:lang w:val="en"/>
               </w:rPr>
-              <w:t xml:space="preserve">Added support for environment variables in directive </w:t>
-            </w:r>
-            <w:proofErr w:type="spellStart"/>
-            <w:r>
-              <w:rPr>
-                <w:color w:val="0070C0"/>
+              <w:t>Fixed request filter when content-lengt</w:t>
+            </w:r>
+            <w:r>
+              <w:rPr>
                 <w:lang w:val="en"/>
               </w:rPr>
-              <w:t>WebTrackingID</w:t>
-            </w:r>
-            <w:proofErr w:type="spellEnd"/>
-          </w:p>
-          <w:p>
-            <w:pPr>
+              <w:t>h</w:t>
+            </w:r>
+            <w:r>
               <w:rPr>
                 <w:lang w:val="en"/>
               </w:rPr>
-            </w:pPr>
-            <w:r>
+              <w:t xml:space="preserve"> is missing</w:t>
+            </w:r>
+          </w:p>
+          <w:p>
+            <w:pPr>
               <w:rPr>
                 <w:lang w:val="en"/>
               </w:rPr>
-              <w:t>Changed shared memory name: now is prefixed with logs</w:t>
-            </w:r>
-            <w:proofErr w:type="gramStart"/>
+            </w:pPr>
             <w:r>
               <w:rPr>
                 <w:lang w:val="en"/>
               </w:rPr>
-              <w:t>/.</w:t>
-            </w:r>
-            <w:proofErr w:type="spellStart"/>
-            <w:r>
+              <w:t>Improved request and response filter performances and memory usage</w:t>
+            </w:r>
+          </w:p>
+          <w:p>
+            <w:pPr>
               <w:rPr>
                 <w:lang w:val="en"/>
               </w:rPr>
-              <w:t>shm</w:t>
-            </w:r>
-            <w:proofErr w:type="spellEnd"/>
-            <w:proofErr w:type="gramEnd"/>
+            </w:pPr>
             <w:r>
               <w:rPr>
                 <w:lang w:val="en"/>
               </w:rPr>
-              <w:t>_</w:t>
+              <w:t>Added request headers tracking to request filter</w:t>
             </w:r>
           </w:p>
           <w:p>
@@ -10277,7 +10420,7 @@
               <w:rPr>
                 <w:lang w:val="en"/>
               </w:rPr>
-              <w:t>Fixed the elapsed time calculation for request and response filters</w:t>
+              <w:t>Added exceeded body limit check to input filter</w:t>
             </w:r>
           </w:p>
           <w:p>
@@ -10290,7 +10433,20 @@
               <w:rPr>
                 <w:lang w:val="en"/>
               </w:rPr>
-              <w:t>Moved to Visual Studio 2019 - 16.6.1</w:t>
+              <w:t>Fixed regression: POST data are not printed anymore in request access log</w:t>
+            </w:r>
+          </w:p>
+          <w:p>
+            <w:pPr>
+              <w:rPr>
+                <w:lang w:val="en"/>
+              </w:rPr>
+            </w:pPr>
+            <w:r>
+              <w:rPr>
+                <w:lang w:val="en"/>
+              </w:rPr>
+              <w:t>Moved to Visual Studio 2019 - 16.6.2</w:t>
             </w:r>
           </w:p>
         </w:tc>
@@ -10322,7 +10478,8 @@
                 <w:bCs/>
                 <w:color w:val="FFFFFF"/>
               </w:rPr>
-              <w:t>1.1.2</w:t>
+              <w:lastRenderedPageBreak/>
+              <w:t>1.1.3</w:t>
             </w:r>
           </w:p>
         </w:tc>
@@ -10333,7 +10490,7 @@
           </w:tcPr>
           <w:p>
             <w:r>
-              <w:t>2020-06-04</w:t>
+              <w:t>2020-06-08</w:t>
             </w:r>
           </w:p>
         </w:tc>
@@ -10352,7 +10509,7 @@
               <w:rPr>
                 <w:lang w:val="en"/>
               </w:rPr>
-              <w:t xml:space="preserve">Fixed directive </w:t>
+              <w:t xml:space="preserve">Added support for environment variables in directive </w:t>
             </w:r>
             <w:proofErr w:type="spellStart"/>
             <w:r>
@@ -10360,42 +10517,43 @@
                 <w:color w:val="0070C0"/>
                 <w:lang w:val="en"/>
               </w:rPr>
-              <w:t>WebTrackingPrintWASUser</w:t>
+              <w:t>WebTrackingID</w:t>
             </w:r>
             <w:proofErr w:type="spellEnd"/>
-            <w:r>
+          </w:p>
+          <w:p>
+            <w:pPr>
               <w:rPr>
                 <w:lang w:val="en"/>
               </w:rPr>
-              <w:t xml:space="preserve"> definition</w:t>
-            </w:r>
-          </w:p>
-          <w:p>
-            <w:pPr>
+            </w:pPr>
+            <w:r>
               <w:rPr>
                 <w:lang w:val="en"/>
               </w:rPr>
-            </w:pPr>
+              <w:t>Changed shared memory name: now is prefixed with logs</w:t>
+            </w:r>
+            <w:proofErr w:type="gramStart"/>
             <w:r>
               <w:rPr>
                 <w:lang w:val="en"/>
               </w:rPr>
-              <w:t xml:space="preserve">Fixed directive </w:t>
+              <w:t>/.</w:t>
             </w:r>
             <w:proofErr w:type="spellStart"/>
             <w:r>
               <w:rPr>
-                <w:color w:val="0070C0"/>
                 <w:lang w:val="en"/>
               </w:rPr>
-              <w:t>WebTrackingApplicationId</w:t>
+              <w:t>shm</w:t>
             </w:r>
             <w:proofErr w:type="spellEnd"/>
+            <w:proofErr w:type="gramEnd"/>
             <w:r>
               <w:rPr>
                 <w:lang w:val="en"/>
               </w:rPr>
-              <w:t xml:space="preserve"> definition</w:t>
+              <w:t>_</w:t>
             </w:r>
           </w:p>
           <w:p>
@@ -10408,22 +10566,20 @@
               <w:rPr>
                 <w:lang w:val="en"/>
               </w:rPr>
-              <w:t xml:space="preserve">Fixed directive </w:t>
-            </w:r>
-            <w:proofErr w:type="spellStart"/>
-            <w:r>
-              <w:rPr>
-                <w:color w:val="0070C0"/>
+              <w:t>Fixed the elapsed time calculation for request and response filters</w:t>
+            </w:r>
+          </w:p>
+          <w:p>
+            <w:pPr>
+              <w:rPr>
                 <w:lang w:val="en"/>
               </w:rPr>
-              <w:t>WebTrackingHost</w:t>
-            </w:r>
-            <w:proofErr w:type="spellEnd"/>
+            </w:pPr>
             <w:r>
               <w:rPr>
                 <w:lang w:val="en"/>
               </w:rPr>
-              <w:t xml:space="preserve"> to be no case sensitive</w:t>
+              <w:t>Moved to Visual Studio 2019 - 16.6.1</w:t>
             </w:r>
           </w:p>
         </w:tc>
@@ -10455,7 +10611,7 @@
                 <w:bCs/>
                 <w:color w:val="FFFFFF"/>
               </w:rPr>
-              <w:t>1.1.1</w:t>
+              <w:t>1.1.2</w:t>
             </w:r>
           </w:p>
         </w:tc>
@@ -10466,7 +10622,7 @@
           </w:tcPr>
           <w:p>
             <w:r>
-              <w:t>2020-05-25</w:t>
+              <w:t>2020-06-04</w:t>
             </w:r>
           </w:p>
         </w:tc>
@@ -10496,18 +10652,24 @@
               <w:t>WebTrackingPrintWASUser</w:t>
             </w:r>
             <w:proofErr w:type="spellEnd"/>
-          </w:p>
-          <w:p>
-            <w:pPr>
+            <w:r>
               <w:rPr>
                 <w:lang w:val="en"/>
               </w:rPr>
-            </w:pPr>
-            <w:r>
+              <w:t xml:space="preserve"> definition</w:t>
+            </w:r>
+          </w:p>
+          <w:p>
+            <w:pPr>
               <w:rPr>
                 <w:lang w:val="en"/>
               </w:rPr>
-              <w:t xml:space="preserve">Added host filter for directive </w:t>
+            </w:pPr>
+            <w:r>
+              <w:rPr>
+                <w:lang w:val="en"/>
+              </w:rPr>
+              <w:t xml:space="preserve">Fixed directive </w:t>
             </w:r>
             <w:proofErr w:type="spellStart"/>
             <w:r>
@@ -10515,21 +10677,27 @@
                 <w:color w:val="0070C0"/>
                 <w:lang w:val="en"/>
               </w:rPr>
-              <w:t>WebTrackingPrintWASUser</w:t>
+              <w:t>WebTrackingApplicationId</w:t>
             </w:r>
             <w:proofErr w:type="spellEnd"/>
-          </w:p>
-          <w:p>
-            <w:pPr>
+            <w:r>
               <w:rPr>
                 <w:lang w:val="en"/>
               </w:rPr>
-            </w:pPr>
-            <w:r>
+              <w:t xml:space="preserve"> definition</w:t>
+            </w:r>
+          </w:p>
+          <w:p>
+            <w:pPr>
               <w:rPr>
                 <w:lang w:val="en"/>
               </w:rPr>
-              <w:t xml:space="preserve">Added host filter for directive </w:t>
+            </w:pPr>
+            <w:r>
+              <w:rPr>
+                <w:lang w:val="en"/>
+              </w:rPr>
+              <w:t xml:space="preserve">Fixed directive </w:t>
             </w:r>
             <w:proofErr w:type="spellStart"/>
             <w:r>
@@ -10537,69 +10705,15 @@
                 <w:color w:val="0070C0"/>
                 <w:lang w:val="en"/>
               </w:rPr>
-              <w:t>WebTrackingApplicationId</w:t>
+              <w:t>WebTrackingHost</w:t>
             </w:r>
             <w:proofErr w:type="spellEnd"/>
-          </w:p>
-          <w:p>
-            <w:pPr>
-              <w:rPr>
-                <w:lang w:val="en-US"/>
-              </w:rPr>
-            </w:pPr>
-            <w:r>
-              <w:rPr>
-                <w:lang w:val="en-US"/>
-              </w:rPr>
-              <w:t>Changed UUID header behavior: it is not generated if already present</w:t>
-            </w:r>
-          </w:p>
-          <w:p>
-            <w:pPr>
+            <w:r>
               <w:rPr>
                 <w:lang w:val="en"/>
               </w:rPr>
-            </w:pPr>
-            <w:r>
-              <w:rPr>
-                <w:lang w:val="en"/>
-              </w:rPr>
-              <w:t>Fixed input and output filter</w:t>
-            </w:r>
-          </w:p>
-          <w:p>
-            <w:pPr>
-              <w:rPr>
-                <w:lang w:val="en"/>
-              </w:rPr>
-            </w:pPr>
-            <w:r>
-              <w:rPr>
-                <w:lang w:val="en"/>
-              </w:rPr>
-              <w:t>Added directive</w:t>
-            </w:r>
-          </w:p>
-          <w:p>
-            <w:pPr>
-              <w:numPr>
-                <w:ilvl w:val="0"/>
-                <w:numId w:val="34"/>
-              </w:numPr>
-              <w:rPr>
-                <w:color w:val="0070C0"/>
-                <w:lang w:val="en"/>
-              </w:rPr>
-            </w:pPr>
-            <w:proofErr w:type="spellStart"/>
-            <w:r>
-              <w:rPr>
-                <w:color w:val="0070C0"/>
-                <w:lang w:val="en"/>
-              </w:rPr>
-              <w:t>WebTrackingUuidHeader</w:t>
-            </w:r>
-            <w:proofErr w:type="spellEnd"/>
+              <w:t xml:space="preserve"> to be no case sensitive</w:t>
+            </w:r>
           </w:p>
         </w:tc>
       </w:tr>
@@ -10630,7 +10744,7 @@
                 <w:bCs/>
                 <w:color w:val="FFFFFF"/>
               </w:rPr>
-              <w:t>1.1.0</w:t>
+              <w:t>1.1.1</w:t>
             </w:r>
           </w:p>
         </w:tc>
@@ -10641,7 +10755,7 @@
           </w:tcPr>
           <w:p>
             <w:r>
-              <w:t>2020-05-13</w:t>
+              <w:t>2020-05-25</w:t>
             </w:r>
           </w:p>
         </w:tc>
@@ -10660,7 +10774,99 @@
               <w:rPr>
                 <w:lang w:val="en"/>
               </w:rPr>
-              <w:t xml:space="preserve">Added directive </w:t>
+              <w:t xml:space="preserve">Fixed directive </w:t>
+            </w:r>
+            <w:proofErr w:type="spellStart"/>
+            <w:r>
+              <w:rPr>
+                <w:color w:val="0070C0"/>
+                <w:lang w:val="en"/>
+              </w:rPr>
+              <w:t>WebTrackingPrintWASUser</w:t>
+            </w:r>
+            <w:proofErr w:type="spellEnd"/>
+          </w:p>
+          <w:p>
+            <w:pPr>
+              <w:rPr>
+                <w:lang w:val="en"/>
+              </w:rPr>
+            </w:pPr>
+            <w:r>
+              <w:rPr>
+                <w:lang w:val="en"/>
+              </w:rPr>
+              <w:t xml:space="preserve">Added host filter for directive </w:t>
+            </w:r>
+            <w:proofErr w:type="spellStart"/>
+            <w:r>
+              <w:rPr>
+                <w:color w:val="0070C0"/>
+                <w:lang w:val="en"/>
+              </w:rPr>
+              <w:t>WebTrackingPrintWASUser</w:t>
+            </w:r>
+            <w:proofErr w:type="spellEnd"/>
+          </w:p>
+          <w:p>
+            <w:pPr>
+              <w:rPr>
+                <w:lang w:val="en"/>
+              </w:rPr>
+            </w:pPr>
+            <w:r>
+              <w:rPr>
+                <w:lang w:val="en"/>
+              </w:rPr>
+              <w:t xml:space="preserve">Added host filter for directive </w:t>
+            </w:r>
+            <w:proofErr w:type="spellStart"/>
+            <w:r>
+              <w:rPr>
+                <w:color w:val="0070C0"/>
+                <w:lang w:val="en"/>
+              </w:rPr>
+              <w:t>WebTrackingApplicationId</w:t>
+            </w:r>
+            <w:proofErr w:type="spellEnd"/>
+          </w:p>
+          <w:p>
+            <w:pPr>
+              <w:rPr>
+                <w:lang w:val="en-US"/>
+              </w:rPr>
+            </w:pPr>
+            <w:r>
+              <w:rPr>
+                <w:lang w:val="en-US"/>
+              </w:rPr>
+              <w:t>Changed UUID header behavior: it is not generated if already present</w:t>
+            </w:r>
+          </w:p>
+          <w:p>
+            <w:pPr>
+              <w:rPr>
+                <w:lang w:val="en"/>
+              </w:rPr>
+            </w:pPr>
+            <w:r>
+              <w:rPr>
+                <w:lang w:val="en"/>
+              </w:rPr>
+              <w:t>Fixed input and output filter</w:t>
+            </w:r>
+          </w:p>
+          <w:p>
+            <w:pPr>
+              <w:rPr>
+                <w:lang w:val="en"/>
+              </w:rPr>
+            </w:pPr>
+            <w:r>
+              <w:rPr>
+                <w:lang w:val="en"/>
+              </w:rPr>
+              <w:t>Added directive</w:t>
             </w:r>
           </w:p>
           <w:p>
@@ -10680,78 +10886,9 @@
                 <w:color w:val="0070C0"/>
                 <w:lang w:val="en"/>
               </w:rPr>
-              <w:t>WebTrackingPrintRequestHeader</w:t>
+              <w:t>WebTrackingUuidHeader</w:t>
             </w:r>
             <w:proofErr w:type="spellEnd"/>
-          </w:p>
-          <w:p>
-            <w:pPr>
-              <w:rPr>
-                <w:lang w:val="en"/>
-              </w:rPr>
-            </w:pPr>
-            <w:r>
-              <w:rPr>
-                <w:lang w:val="en"/>
-              </w:rPr>
-              <w:t>Changed body requests and responses track record</w:t>
-            </w:r>
-          </w:p>
-          <w:p>
-            <w:pPr>
-              <w:rPr>
-                <w:lang w:val="en"/>
-              </w:rPr>
-            </w:pPr>
-            <w:r>
-              <w:rPr>
-                <w:lang w:val="en"/>
-              </w:rPr>
-              <w:t xml:space="preserve">Moved to GNU Compiler Collection </w:t>
-            </w:r>
-            <w:r>
-              <w:rPr>
-                <w:lang w:val="en"/>
-              </w:rPr>
-              <w:t>10</w:t>
-            </w:r>
-            <w:r>
-              <w:rPr>
-                <w:lang w:val="en"/>
-              </w:rPr>
-              <w:t>.</w:t>
-            </w:r>
-            <w:r>
-              <w:rPr>
-                <w:lang w:val="en"/>
-              </w:rPr>
-              <w:t>1</w:t>
-            </w:r>
-            <w:r>
-              <w:rPr>
-                <w:lang w:val="en"/>
-              </w:rPr>
-              <w:t>.0</w:t>
-            </w:r>
-          </w:p>
-          <w:p>
-            <w:pPr>
-              <w:rPr>
-                <w:lang w:val="en"/>
-              </w:rPr>
-            </w:pPr>
-            <w:r>
-              <w:rPr>
-                <w:lang w:val="en"/>
-              </w:rPr>
-              <w:t>Moved to Visual Studio 2019 - 16.5.</w:t>
-            </w:r>
-            <w:r>
-              <w:rPr>
-                <w:lang w:val="en"/>
-              </w:rPr>
-              <w:t>5</w:t>
-            </w:r>
           </w:p>
         </w:tc>
       </w:tr>
@@ -10782,8 +10919,7 @@
                 <w:bCs/>
                 <w:color w:val="FFFFFF"/>
               </w:rPr>
-              <w:lastRenderedPageBreak/>
-              <w:t>1.0.7</w:t>
+              <w:t>1.1.0</w:t>
             </w:r>
           </w:p>
         </w:tc>
@@ -10794,7 +10930,7 @@
           </w:tcPr>
           <w:p>
             <w:r>
-              <w:t>2020-03-31</w:t>
+              <w:t>2020-05-13</w:t>
             </w:r>
           </w:p>
         </w:tc>
@@ -10833,7 +10969,7 @@
                 <w:color w:val="0070C0"/>
                 <w:lang w:val="en"/>
               </w:rPr>
-              <w:t>WebTrackingPrintWASUser</w:t>
+              <w:t>WebTrackingPrintRequestHeader</w:t>
             </w:r>
             <w:proofErr w:type="spellEnd"/>
           </w:p>
@@ -10847,55 +10983,63 @@
               <w:rPr>
                 <w:lang w:val="en"/>
               </w:rPr>
-              <w:t xml:space="preserve">Fixed behavior of directive </w:t>
-            </w:r>
-            <w:proofErr w:type="spellStart"/>
-            <w:r>
-              <w:rPr>
-                <w:color w:val="0070C0"/>
+              <w:t>Changed body requests and responses track record</w:t>
+            </w:r>
+          </w:p>
+          <w:p>
+            <w:pPr>
+              <w:rPr>
                 <w:lang w:val="en"/>
               </w:rPr>
-              <w:t>WebTrackingOutputHeader</w:t>
-            </w:r>
-            <w:proofErr w:type="spellEnd"/>
-          </w:p>
-          <w:p>
-            <w:pPr>
+            </w:pPr>
+            <w:r>
               <w:rPr>
                 <w:lang w:val="en"/>
               </w:rPr>
-            </w:pPr>
+              <w:t xml:space="preserve">Moved to GNU Compiler Collection </w:t>
+            </w:r>
             <w:r>
               <w:rPr>
                 <w:lang w:val="en"/>
               </w:rPr>
-              <w:t>Fixed version info output</w:t>
-            </w:r>
-          </w:p>
-          <w:p>
-            <w:pPr>
+              <w:t>10</w:t>
+            </w:r>
+            <w:r>
               <w:rPr>
                 <w:lang w:val="en"/>
               </w:rPr>
-            </w:pPr>
+              <w:t>.</w:t>
+            </w:r>
             <w:r>
               <w:rPr>
                 <w:lang w:val="en"/>
               </w:rPr>
-              <w:t>Moved to GNU Compiler Collection 9.3.0</w:t>
-            </w:r>
-          </w:p>
-          <w:p>
-            <w:pPr>
+              <w:t>1</w:t>
+            </w:r>
+            <w:r>
               <w:rPr>
                 <w:lang w:val="en"/>
               </w:rPr>
-            </w:pPr>
-            <w:r>
+              <w:t>.0</w:t>
+            </w:r>
+          </w:p>
+          <w:p>
+            <w:pPr>
               <w:rPr>
                 <w:lang w:val="en"/>
               </w:rPr>
-              <w:t>Moved to Visual Studio 2019 - 16.5.1</w:t>
+            </w:pPr>
+            <w:r>
+              <w:rPr>
+                <w:lang w:val="en"/>
+              </w:rPr>
+              <w:t>Moved to Visual Studio 2019 - 16.5.</w:t>
+            </w:r>
+            <w:r>
+              <w:rPr>
+                <w:lang w:val="en"/>
+              </w:rPr>
+              <w:t>5</w:t>
             </w:r>
           </w:p>
         </w:tc>
@@ -10927,7 +11071,8 @@
                 <w:bCs/>
                 <w:color w:val="FFFFFF"/>
               </w:rPr>
-              <w:t>1.0.6</w:t>
+              <w:lastRenderedPageBreak/>
+              <w:t>1.0.7</w:t>
             </w:r>
           </w:p>
         </w:tc>
@@ -10938,7 +11083,7 @@
           </w:tcPr>
           <w:p>
             <w:r>
-              <w:t>2019-09-06</w:t>
+              <w:t>2020-03-31</w:t>
             </w:r>
           </w:p>
         </w:tc>
@@ -10977,21 +11122,69 @@
                 <w:color w:val="0070C0"/>
                 <w:lang w:val="en"/>
               </w:rPr>
-              <w:t>WebTrackingPrintEnvVar</w:t>
+              <w:t>WebTrackingPrintWASUser</w:t>
             </w:r>
             <w:proofErr w:type="spellEnd"/>
           </w:p>
           <w:p>
             <w:pPr>
               <w:rPr>
-                <w:lang w:val="en-US"/>
-              </w:rPr>
-            </w:pPr>
-            <w:r>
-              <w:rPr>
                 <w:lang w:val="en"/>
               </w:rPr>
-              <w:t>Moved to GNU Compiler Collection 9.2.0</w:t>
+            </w:pPr>
+            <w:r>
+              <w:rPr>
+                <w:lang w:val="en"/>
+              </w:rPr>
+              <w:t xml:space="preserve">Fixed behavior of directive </w:t>
+            </w:r>
+            <w:proofErr w:type="spellStart"/>
+            <w:r>
+              <w:rPr>
+                <w:color w:val="0070C0"/>
+                <w:lang w:val="en"/>
+              </w:rPr>
+              <w:t>WebTrackingOutputHeader</w:t>
+            </w:r>
+            <w:proofErr w:type="spellEnd"/>
+          </w:p>
+          <w:p>
+            <w:pPr>
+              <w:rPr>
+                <w:lang w:val="en"/>
+              </w:rPr>
+            </w:pPr>
+            <w:r>
+              <w:rPr>
+                <w:lang w:val="en"/>
+              </w:rPr>
+              <w:t>Fixed version info output</w:t>
+            </w:r>
+          </w:p>
+          <w:p>
+            <w:pPr>
+              <w:rPr>
+                <w:lang w:val="en"/>
+              </w:rPr>
+            </w:pPr>
+            <w:r>
+              <w:rPr>
+                <w:lang w:val="en"/>
+              </w:rPr>
+              <w:t>Moved to GNU Compiler Collection 9.3.0</w:t>
+            </w:r>
+          </w:p>
+          <w:p>
+            <w:pPr>
+              <w:rPr>
+                <w:lang w:val="en"/>
+              </w:rPr>
+            </w:pPr>
+            <w:r>
+              <w:rPr>
+                <w:lang w:val="en"/>
+              </w:rPr>
+              <w:t>Moved to Visual Studio 2019 - 16.5.1</w:t>
             </w:r>
           </w:p>
         </w:tc>
@@ -11023,7 +11216,7 @@
                 <w:bCs/>
                 <w:color w:val="FFFFFF"/>
               </w:rPr>
-              <w:t>1.0.5</w:t>
+              <w:t>1.0.6</w:t>
             </w:r>
           </w:p>
         </w:tc>
@@ -11034,7 +11227,7 @@
           </w:tcPr>
           <w:p>
             <w:r>
-              <w:t>2019-05-15</w:t>
+              <w:t>2019-09-06</w:t>
             </w:r>
           </w:p>
         </w:tc>
@@ -11053,19 +11246,41 @@
               <w:rPr>
                 <w:lang w:val="en"/>
               </w:rPr>
-              <w:t xml:space="preserve">Moved to GNU Compiler </w:t>
-            </w:r>
-            <w:r>
-              <w:rPr>
+              <w:t xml:space="preserve">Added directive </w:t>
+            </w:r>
+          </w:p>
+          <w:p>
+            <w:pPr>
+              <w:numPr>
+                <w:ilvl w:val="0"/>
+                <w:numId w:val="34"/>
+              </w:numPr>
+              <w:rPr>
+                <w:color w:val="0070C0"/>
                 <w:lang w:val="en"/>
               </w:rPr>
-              <w:t xml:space="preserve">Collection </w:t>
-            </w:r>
-            <w:r>
-              <w:rPr>
+            </w:pPr>
+            <w:proofErr w:type="spellStart"/>
+            <w:r>
+              <w:rPr>
+                <w:color w:val="0070C0"/>
                 <w:lang w:val="en"/>
               </w:rPr>
-              <w:t>9.1.0</w:t>
+              <w:t>WebTrackingPrintEnvVar</w:t>
+            </w:r>
+            <w:proofErr w:type="spellEnd"/>
+          </w:p>
+          <w:p>
+            <w:pPr>
+              <w:rPr>
+                <w:lang w:val="en-US"/>
+              </w:rPr>
+            </w:pPr>
+            <w:r>
+              <w:rPr>
+                <w:lang w:val="en"/>
+              </w:rPr>
+              <w:t>Moved to GNU Compiler Collection 9.2.0</w:t>
             </w:r>
           </w:p>
         </w:tc>
@@ -11097,7 +11312,7 @@
                 <w:bCs/>
                 <w:color w:val="FFFFFF"/>
               </w:rPr>
-              <w:t>1.0.4</w:t>
+              <w:t>1.0.5</w:t>
             </w:r>
           </w:p>
         </w:tc>
@@ -11108,7 +11323,7 @@
           </w:tcPr>
           <w:p>
             <w:r>
-              <w:t>2018-11-14</w:t>
+              <w:t>2019-05-15</w:t>
             </w:r>
           </w:p>
         </w:tc>
@@ -11127,63 +11342,19 @@
               <w:rPr>
                 <w:lang w:val="en"/>
               </w:rPr>
-              <w:t>Added ISO8601 request time stamp for</w:t>
+              <w:t xml:space="preserve">Moved to GNU Compiler </w:t>
             </w:r>
             <w:r>
               <w:rPr>
                 <w:lang w:val="en"/>
               </w:rPr>
-              <w:t xml:space="preserve"> the request and response body records</w:t>
-            </w:r>
-          </w:p>
-          <w:p>
-            <w:pPr>
+              <w:t xml:space="preserve">Collection </w:t>
+            </w:r>
+            <w:r>
               <w:rPr>
                 <w:lang w:val="en"/>
               </w:rPr>
-            </w:pPr>
-            <w:r>
-              <w:rPr>
-                <w:lang w:val="en"/>
-              </w:rPr>
-              <w:t xml:space="preserve">Modified the access records to print the </w:t>
-            </w:r>
-            <w:r>
-              <w:rPr>
-                <w:lang w:val="en"/>
-              </w:rPr>
-              <w:t>time stamp</w:t>
-            </w:r>
-            <w:r>
-              <w:rPr>
-                <w:lang w:val="en"/>
-              </w:rPr>
-              <w:t xml:space="preserve"> in UTC and to include </w:t>
-            </w:r>
-            <w:r>
-              <w:rPr>
-                <w:lang w:val="en"/>
-              </w:rPr>
-              <w:t xml:space="preserve">the time </w:t>
-            </w:r>
-            <w:r>
-              <w:rPr>
-                <w:lang w:val="en"/>
-              </w:rPr>
-              <w:t>zone</w:t>
-            </w:r>
-          </w:p>
-          <w:p>
-            <w:pPr>
-              <w:rPr>
-                <w:lang w:val="en"/>
-              </w:rPr>
-            </w:pPr>
-            <w:r>
-              <w:rPr>
-                <w:lang w:val="en"/>
-              </w:rPr>
-              <w:t>Fixed some minor issues</w:t>
+              <w:t>9.1.0</w:t>
             </w:r>
           </w:p>
         </w:tc>
@@ -11215,7 +11386,7 @@
                 <w:bCs/>
                 <w:color w:val="FFFFFF"/>
               </w:rPr>
-              <w:t>1.0.3</w:t>
+              <w:t>1.0.4</w:t>
             </w:r>
           </w:p>
         </w:tc>
@@ -11226,7 +11397,7 @@
           </w:tcPr>
           <w:p>
             <w:r>
-              <w:t>2018-09-08</w:t>
+              <w:t>2018-11-14</w:t>
             </w:r>
           </w:p>
         </w:tc>
@@ -11245,7 +11416,63 @@
               <w:rPr>
                 <w:lang w:val="en"/>
               </w:rPr>
-              <w:t>Rewritten request and response body filters</w:t>
+              <w:t>Added ISO8601 request time stamp for</w:t>
+            </w:r>
+            <w:r>
+              <w:rPr>
+                <w:lang w:val="en"/>
+              </w:rPr>
+              <w:t xml:space="preserve"> the request and response body records</w:t>
+            </w:r>
+          </w:p>
+          <w:p>
+            <w:pPr>
+              <w:rPr>
+                <w:lang w:val="en"/>
+              </w:rPr>
+            </w:pPr>
+            <w:r>
+              <w:rPr>
+                <w:lang w:val="en"/>
+              </w:rPr>
+              <w:t xml:space="preserve">Modified the access records to print the </w:t>
+            </w:r>
+            <w:r>
+              <w:rPr>
+                <w:lang w:val="en"/>
+              </w:rPr>
+              <w:t>time stamp</w:t>
+            </w:r>
+            <w:r>
+              <w:rPr>
+                <w:lang w:val="en"/>
+              </w:rPr>
+              <w:t xml:space="preserve"> in UTC and to include </w:t>
+            </w:r>
+            <w:r>
+              <w:rPr>
+                <w:lang w:val="en"/>
+              </w:rPr>
+              <w:t xml:space="preserve">the time </w:t>
+            </w:r>
+            <w:r>
+              <w:rPr>
+                <w:lang w:val="en"/>
+              </w:rPr>
+              <w:t>zone</w:t>
+            </w:r>
+          </w:p>
+          <w:p>
+            <w:pPr>
+              <w:rPr>
+                <w:lang w:val="en"/>
+              </w:rPr>
+            </w:pPr>
+            <w:r>
+              <w:rPr>
+                <w:lang w:val="en"/>
+              </w:rPr>
+              <w:t>Fixed some minor issues</w:t>
             </w:r>
           </w:p>
         </w:tc>
@@ -11277,7 +11504,7 @@
                 <w:bCs/>
                 <w:color w:val="FFFFFF"/>
               </w:rPr>
-              <w:t>1.0.2</w:t>
+              <w:t>1.0.3</w:t>
             </w:r>
           </w:p>
         </w:tc>
@@ -11288,7 +11515,7 @@
           </w:tcPr>
           <w:p>
             <w:r>
-              <w:t>2018-09-03</w:t>
+              <w:t>2018-09-08</w:t>
             </w:r>
           </w:p>
         </w:tc>
@@ -11307,73 +11534,8 @@
               <w:rPr>
                 <w:lang w:val="en"/>
               </w:rPr>
-              <w:t>Changed the timestamp format</w:t>
-            </w:r>
-          </w:p>
-          <w:p>
-            <w:pPr>
-              <w:rPr>
-                <w:lang w:val="en"/>
-              </w:rPr>
-            </w:pPr>
-            <w:r>
-              <w:rPr>
-                <w:lang w:val="en"/>
-              </w:rPr>
-              <w:t xml:space="preserve">Added the POST </w:t>
-            </w:r>
-            <w:r>
-              <w:rPr>
-                <w:lang w:val="en"/>
-              </w:rPr>
-              <w:t>parameters to the request access format</w:t>
-            </w:r>
-          </w:p>
-          <w:p>
-            <w:pPr>
-              <w:rPr>
-                <w:lang w:val="en"/>
-              </w:rPr>
-            </w:pPr>
-            <w:r>
-              <w:rPr>
-                <w:lang w:val="en"/>
-              </w:rPr>
-              <w:t>Added server status extra content implementation</w:t>
-            </w:r>
-          </w:p>
-          <w:p>
-            <w:pPr>
-              <w:rPr>
-                <w:lang w:val="en"/>
-              </w:rPr>
-            </w:pPr>
-            <w:r>
-              <w:rPr>
-                <w:lang w:val="en"/>
-              </w:rPr>
-              <w:t>Added directive</w:t>
-            </w:r>
-          </w:p>
-          <w:p>
-            <w:pPr>
-              <w:numPr>
-                <w:ilvl w:val="0"/>
-                <w:numId w:val="8"/>
-              </w:numPr>
-              <w:rPr>
-                <w:color w:val="0070C0"/>
-                <w:lang w:val="en"/>
-              </w:rPr>
-            </w:pPr>
-            <w:proofErr w:type="spellStart"/>
-            <w:r>
-              <w:rPr>
-                <w:color w:val="0070C0"/>
-              </w:rPr>
-              <w:t>WebTrackingExcludeFormParameter</w:t>
-            </w:r>
-            <w:proofErr w:type="spellEnd"/>
+              <w:t>Rewritten request and response body filters</w:t>
+            </w:r>
           </w:p>
         </w:tc>
       </w:tr>
@@ -11404,8 +11566,7 @@
                 <w:bCs/>
                 <w:color w:val="FFFFFF"/>
               </w:rPr>
-              <w:lastRenderedPageBreak/>
-              <w:t>1.0.1</w:t>
+              <w:t>1.0.2</w:t>
             </w:r>
           </w:p>
         </w:tc>
@@ -11416,7 +11577,7 @@
           </w:tcPr>
           <w:p>
             <w:r>
-              <w:t>2018-05-29</w:t>
+              <w:t>2018-09-03</w:t>
             </w:r>
           </w:p>
         </w:tc>
@@ -11435,7 +11596,52 @@
               <w:rPr>
                 <w:lang w:val="en"/>
               </w:rPr>
-              <w:t xml:space="preserve">Added directive </w:t>
+              <w:t>Changed the timestamp format</w:t>
+            </w:r>
+          </w:p>
+          <w:p>
+            <w:pPr>
+              <w:rPr>
+                <w:lang w:val="en"/>
+              </w:rPr>
+            </w:pPr>
+            <w:r>
+              <w:rPr>
+                <w:lang w:val="en"/>
+              </w:rPr>
+              <w:t xml:space="preserve">Added the POST </w:t>
+            </w:r>
+            <w:r>
+              <w:rPr>
+                <w:lang w:val="en"/>
+              </w:rPr>
+              <w:t>parameters to the request access format</w:t>
+            </w:r>
+          </w:p>
+          <w:p>
+            <w:pPr>
+              <w:rPr>
+                <w:lang w:val="en"/>
+              </w:rPr>
+            </w:pPr>
+            <w:r>
+              <w:rPr>
+                <w:lang w:val="en"/>
+              </w:rPr>
+              <w:t>Added server status extra content implementation</w:t>
+            </w:r>
+          </w:p>
+          <w:p>
+            <w:pPr>
+              <w:rPr>
+                <w:lang w:val="en"/>
+              </w:rPr>
+            </w:pPr>
+            <w:r>
+              <w:rPr>
+                <w:lang w:val="en"/>
+              </w:rPr>
+              <w:t>Added directive</w:t>
             </w:r>
           </w:p>
           <w:p>
@@ -11454,43 +11660,9 @@
               <w:rPr>
                 <w:color w:val="0070C0"/>
               </w:rPr>
-              <w:t>WebTrackingExcludeCookie</w:t>
+              <w:t>WebTrackingExcludeFormParameter</w:t>
             </w:r>
             <w:proofErr w:type="spellEnd"/>
-          </w:p>
-          <w:p>
-            <w:pPr>
-              <w:rPr>
-                <w:lang w:val="en"/>
-              </w:rPr>
-            </w:pPr>
-            <w:r>
-              <w:rPr>
-                <w:lang w:val="en"/>
-              </w:rPr>
-              <w:t xml:space="preserve">Changed the directive </w:t>
-            </w:r>
-            <w:proofErr w:type="spellStart"/>
-            <w:r>
-              <w:rPr>
-                <w:color w:val="0070C0"/>
-                <w:lang w:val="en"/>
-              </w:rPr>
-              <w:t>WebTrackingID</w:t>
-            </w:r>
-            <w:proofErr w:type="spellEnd"/>
-            <w:r>
-              <w:rPr>
-                <w:lang w:val="en"/>
-              </w:rPr>
-              <w:t xml:space="preserve"> to be </w:t>
-            </w:r>
-            <w:r>
-              <w:rPr>
-                <w:lang w:val="en"/>
-              </w:rPr>
-              <w:t>no longer mandatory</w:t>
-            </w:r>
           </w:p>
         </w:tc>
       </w:tr>
@@ -11522,7 +11694,7 @@
                 <w:color w:val="FFFFFF"/>
               </w:rPr>
               <w:lastRenderedPageBreak/>
-              <w:t>1.0.0</w:t>
+              <w:t>1.0.1</w:t>
             </w:r>
           </w:p>
         </w:tc>
@@ -11533,7 +11705,7 @@
           </w:tcPr>
           <w:p>
             <w:r>
-              <w:t>2017-10-16</w:t>
+              <w:t>2018-05-29</w:t>
             </w:r>
           </w:p>
         </w:tc>
@@ -11545,14 +11717,14 @@
           <w:p>
             <w:pPr>
               <w:rPr>
-                <w:lang w:val="en-US"/>
-              </w:rPr>
-            </w:pPr>
-            <w:r>
-              <w:rPr>
                 <w:lang w:val="en"/>
               </w:rPr>
-              <w:t>Initial release including the following directives (in alphabetical order):</w:t>
+            </w:pPr>
+            <w:r>
+              <w:rPr>
+                <w:lang w:val="en"/>
+              </w:rPr>
+              <w:t xml:space="preserve">Added directive </w:t>
             </w:r>
           </w:p>
           <w:p>
@@ -11563,6 +11735,7 @@
               </w:numPr>
               <w:rPr>
                 <w:color w:val="0070C0"/>
+                <w:lang w:val="en"/>
               </w:rPr>
             </w:pPr>
             <w:proofErr w:type="spellStart"/>
@@ -11570,9 +11743,106 @@
               <w:rPr>
                 <w:color w:val="0070C0"/>
               </w:rPr>
-              <w:t>WebTrackingApplicationId</w:t>
+              <w:t>WebTrackingExcludeCookie</w:t>
             </w:r>
             <w:proofErr w:type="spellEnd"/>
+          </w:p>
+          <w:p>
+            <w:pPr>
+              <w:rPr>
+                <w:lang w:val="en"/>
+              </w:rPr>
+            </w:pPr>
+            <w:r>
+              <w:rPr>
+                <w:lang w:val="en"/>
+              </w:rPr>
+              <w:t xml:space="preserve">Changed the directive </w:t>
+            </w:r>
+            <w:proofErr w:type="spellStart"/>
+            <w:r>
+              <w:rPr>
+                <w:color w:val="0070C0"/>
+                <w:lang w:val="en"/>
+              </w:rPr>
+              <w:t>WebTrackingID</w:t>
+            </w:r>
+            <w:proofErr w:type="spellEnd"/>
+            <w:r>
+              <w:rPr>
+                <w:lang w:val="en"/>
+              </w:rPr>
+              <w:t xml:space="preserve"> to be </w:t>
+            </w:r>
+            <w:r>
+              <w:rPr>
+                <w:lang w:val="en"/>
+              </w:rPr>
+              <w:t>no longer mandatory</w:t>
+            </w:r>
+          </w:p>
+        </w:tc>
+      </w:tr>
+      <w:tr>
+        <w:trPr>
+          <w:cantSplit/>
+        </w:trPr>
+        <w:tc>
+          <w:tcPr>
+            <w:tcW w:w="0" w:type="auto"/>
+            <w:tcBorders>
+              <w:left w:val="single" w:sz="4" w:space="0" w:color="FFFFFF"/>
+              <w:bottom w:val="single" w:sz="4" w:space="0" w:color="FFFFFF"/>
+            </w:tcBorders>
+            <w:shd w:val="clear" w:color="auto" w:fill="70AD47"/>
+          </w:tcPr>
+          <w:p>
+            <w:pPr>
+              <w:rPr>
+                <w:b/>
+                <w:bCs/>
+                <w:color w:val="FFFFFF"/>
+              </w:rPr>
+            </w:pPr>
+            <w:r>
+              <w:rPr>
+                <w:b/>
+                <w:bCs/>
+                <w:color w:val="FFFFFF"/>
+              </w:rPr>
+              <w:lastRenderedPageBreak/>
+              <w:t>1.0.0</w:t>
+            </w:r>
+          </w:p>
+        </w:tc>
+        <w:tc>
+          <w:tcPr>
+            <w:tcW w:w="1274" w:type="dxa"/>
+            <w:shd w:val="clear" w:color="auto" w:fill="C5E0B3"/>
+          </w:tcPr>
+          <w:p>
+            <w:r>
+              <w:t>2017-10-16</w:t>
+            </w:r>
+          </w:p>
+        </w:tc>
+        <w:tc>
+          <w:tcPr>
+            <w:tcW w:w="6906" w:type="dxa"/>
+            <w:shd w:val="clear" w:color="auto" w:fill="C5E0B3"/>
+          </w:tcPr>
+          <w:p>
+            <w:pPr>
+              <w:rPr>
+                <w:lang w:val="en-US"/>
+              </w:rPr>
+            </w:pPr>
+            <w:r>
+              <w:rPr>
+                <w:lang w:val="en"/>
+              </w:rPr>
+              <w:t>Initial release including the following directives (in alphabetical order):</w:t>
+            </w:r>
           </w:p>
           <w:p>
             <w:pPr>
@@ -11589,7 +11859,7 @@
               <w:rPr>
                 <w:color w:val="0070C0"/>
               </w:rPr>
-              <w:t>WebTrackingBodyLimit</w:t>
+              <w:t>WebTrackingApplicationId</w:t>
             </w:r>
             <w:proofErr w:type="spellEnd"/>
           </w:p>
@@ -11608,7 +11878,7 @@
               <w:rPr>
                 <w:color w:val="0070C0"/>
               </w:rPr>
-              <w:t>WebTrackingClientIpHeader</w:t>
+              <w:t>WebTrackingBodyLimit</w:t>
             </w:r>
             <w:proofErr w:type="spellEnd"/>
           </w:p>
@@ -11627,7 +11897,7 @@
               <w:rPr>
                 <w:color w:val="0070C0"/>
               </w:rPr>
-              <w:t>WebTrackingContentType</w:t>
+              <w:t>WebTrackingClientIpHeader</w:t>
             </w:r>
             <w:proofErr w:type="spellEnd"/>
           </w:p>
@@ -11646,7 +11916,7 @@
               <w:rPr>
                 <w:color w:val="0070C0"/>
               </w:rPr>
-              <w:t>WebTrackingDisable</w:t>
+              <w:t>WebTrackingContentType</w:t>
             </w:r>
             <w:proofErr w:type="spellEnd"/>
           </w:p>
@@ -11665,7 +11935,7 @@
               <w:rPr>
                 <w:color w:val="0070C0"/>
               </w:rPr>
-              <w:t>WebTrackingDisablingHeader</w:t>
+              <w:t>WebTrackingDisable</w:t>
             </w:r>
             <w:proofErr w:type="spellEnd"/>
           </w:p>
@@ -11684,7 +11954,7 @@
               <w:rPr>
                 <w:color w:val="0070C0"/>
               </w:rPr>
-              <w:t>WebTrackingEnablePostBody</w:t>
+              <w:t>WebTrackingDisablingHeader</w:t>
             </w:r>
             <w:proofErr w:type="spellEnd"/>
           </w:p>
@@ -11703,7 +11973,7 @@
               <w:rPr>
                 <w:color w:val="0070C0"/>
               </w:rPr>
-              <w:t>WebTrackingEnableProxy</w:t>
+              <w:t>WebTrackingEnablePostBody</w:t>
             </w:r>
             <w:proofErr w:type="spellEnd"/>
           </w:p>
@@ -11722,7 +11992,7 @@
               <w:rPr>
                 <w:color w:val="0070C0"/>
               </w:rPr>
-              <w:t>WebTrackingExcludeHeader</w:t>
+              <w:t>WebTrackingEnableProxy</w:t>
             </w:r>
             <w:proofErr w:type="spellEnd"/>
           </w:p>
@@ -11741,7 +12011,7 @@
               <w:rPr>
                 <w:color w:val="0070C0"/>
               </w:rPr>
-              <w:t>WebTrackingExcludeHeaderValue</w:t>
+              <w:t>WebTrackingExcludeHeader</w:t>
             </w:r>
             <w:proofErr w:type="spellEnd"/>
           </w:p>
@@ -11760,7 +12030,7 @@
               <w:rPr>
                 <w:color w:val="0070C0"/>
               </w:rPr>
-              <w:t>WebTrackingExcludeIP</w:t>
+              <w:t>WebTrackingExcludeHeaderValue</w:t>
             </w:r>
             <w:proofErr w:type="spellEnd"/>
           </w:p>
@@ -11779,7 +12049,7 @@
               <w:rPr>
                 <w:color w:val="0070C0"/>
               </w:rPr>
-              <w:t>WebTrackingExcludeURI</w:t>
+              <w:t>WebTrackingExcludeIP</w:t>
             </w:r>
             <w:proofErr w:type="spellEnd"/>
           </w:p>
@@ -11798,7 +12068,7 @@
               <w:rPr>
                 <w:color w:val="0070C0"/>
               </w:rPr>
-              <w:t>WebTrackingExcludeURIBody</w:t>
+              <w:t>WebTrackingExcludeURI</w:t>
             </w:r>
             <w:proofErr w:type="spellEnd"/>
           </w:p>
@@ -11817,7 +12087,7 @@
               <w:rPr>
                 <w:color w:val="0070C0"/>
               </w:rPr>
-              <w:t>WebTrackingExcludeURIPost</w:t>
+              <w:t>WebTrackingExcludeURIBody</w:t>
             </w:r>
             <w:proofErr w:type="spellEnd"/>
           </w:p>
@@ -11836,7 +12106,7 @@
               <w:rPr>
                 <w:color w:val="0070C0"/>
               </w:rPr>
-              <w:t>WebTrackingHost</w:t>
+              <w:t>WebTrackingExcludeURIPost</w:t>
             </w:r>
             <w:proofErr w:type="spellEnd"/>
           </w:p>
@@ -11855,7 +12125,7 @@
               <w:rPr>
                 <w:color w:val="0070C0"/>
               </w:rPr>
-              <w:t>WebTrackingHttpEnabled</w:t>
+              <w:t>WebTrackingHost</w:t>
             </w:r>
             <w:proofErr w:type="spellEnd"/>
           </w:p>
@@ -11874,7 +12144,7 @@
               <w:rPr>
                 <w:color w:val="0070C0"/>
               </w:rPr>
-              <w:t>WebTrackingHttpsEnabled</w:t>
+              <w:t>WebTrackingHttpEnabled</w:t>
             </w:r>
             <w:proofErr w:type="spellEnd"/>
           </w:p>
@@ -11893,7 +12163,7 @@
               <w:rPr>
                 <w:color w:val="0070C0"/>
               </w:rPr>
-              <w:t>WebTrackingID</w:t>
+              <w:t>WebTrackingHttpsEnabled</w:t>
             </w:r>
             <w:proofErr w:type="spellEnd"/>
           </w:p>
@@ -11912,7 +12182,7 @@
               <w:rPr>
                 <w:color w:val="0070C0"/>
               </w:rPr>
-              <w:t>WebTrackingInflateResponse</w:t>
+              <w:t>WebTrackingID</w:t>
             </w:r>
             <w:proofErr w:type="spellEnd"/>
           </w:p>
@@ -11931,7 +12201,7 @@
               <w:rPr>
                 <w:color w:val="0070C0"/>
               </w:rPr>
-              <w:t>WebTrackingOutputHeader</w:t>
+              <w:t>WebTrackingInflateResponse</w:t>
             </w:r>
             <w:proofErr w:type="spellEnd"/>
           </w:p>
@@ -11950,7 +12220,7 @@
               <w:rPr>
                 <w:color w:val="0070C0"/>
               </w:rPr>
-              <w:t>WebTrackingRequestFile</w:t>
+              <w:t>WebTrackingOutputHeader</w:t>
             </w:r>
             <w:proofErr w:type="spellEnd"/>
           </w:p>
@@ -11969,7 +12239,7 @@
               <w:rPr>
                 <w:color w:val="0070C0"/>
               </w:rPr>
-              <w:t>WebTrackingResponseFile</w:t>
+              <w:t>WebTrackingRequestFile</w:t>
             </w:r>
             <w:proofErr w:type="spellEnd"/>
           </w:p>
@@ -11988,7 +12258,7 @@
               <w:rPr>
                 <w:color w:val="0070C0"/>
               </w:rPr>
-              <w:t>WebTrackingSSLIndicator</w:t>
+              <w:t>WebTrackingResponseFile</w:t>
             </w:r>
             <w:proofErr w:type="spellEnd"/>
           </w:p>
@@ -12007,7 +12277,7 @@
               <w:rPr>
                 <w:color w:val="0070C0"/>
               </w:rPr>
-              <w:t>WebTrackingTraceURI</w:t>
+              <w:t>WebTrackingSSLIndicator</w:t>
             </w:r>
             <w:proofErr w:type="spellEnd"/>
           </w:p>
@@ -12026,6 +12296,25 @@
               <w:rPr>
                 <w:color w:val="0070C0"/>
               </w:rPr>
+              <w:t>WebTrackingTraceURI</w:t>
+            </w:r>
+            <w:proofErr w:type="spellEnd"/>
+          </w:p>
+          <w:p>
+            <w:pPr>
+              <w:numPr>
+                <w:ilvl w:val="0"/>
+                <w:numId w:val="8"/>
+              </w:numPr>
+              <w:rPr>
+                <w:color w:val="0070C0"/>
+              </w:rPr>
+            </w:pPr>
+            <w:proofErr w:type="spellStart"/>
+            <w:r>
+              <w:rPr>
+                <w:color w:val="0070C0"/>
+              </w:rPr>
               <w:t>WebTrackingURI</w:t>
             </w:r>
             <w:proofErr w:type="spellEnd"/>
@@ -12041,7 +12330,7 @@
           <w:lang w:val="en-US"/>
         </w:rPr>
       </w:pPr>
-      <w:bookmarkStart w:id="5" w:name="_Toc223010756"/>
+      <w:bookmarkStart w:id="5" w:name="_Toc228273951"/>
       <w:r>
         <w:rPr>
           <w:lang w:val="en-US"/>
@@ -12183,8 +12472,8 @@
         <w:gridCol w:w="3330"/>
         <w:gridCol w:w="993"/>
         <w:gridCol w:w="1417"/>
-        <w:gridCol w:w="3138"/>
-        <w:gridCol w:w="548"/>
+        <w:gridCol w:w="3157"/>
+        <w:gridCol w:w="529"/>
         <w:gridCol w:w="1089"/>
       </w:tblGrid>
       <w:tr>
@@ -12316,7 +12605,7 @@
         </w:tc>
         <w:tc>
           <w:tcPr>
-            <w:tcW w:w="3138" w:type="dxa"/>
+            <w:tcW w:w="3157" w:type="dxa"/>
             <w:tcBorders>
               <w:top w:val="single" w:sz="4" w:space="0" w:color="FFFFFF"/>
               <w:left w:val="nil"/>
@@ -12365,7 +12654,7 @@
         </w:tc>
         <w:tc>
           <w:tcPr>
-            <w:tcW w:w="548" w:type="dxa"/>
+            <w:tcW w:w="529" w:type="dxa"/>
             <w:tcBorders>
               <w:top w:val="single" w:sz="4" w:space="0" w:color="FFFFFF"/>
               <w:left w:val="nil"/>
@@ -12880,7 +13169,7 @@
         </w:tc>
         <w:tc>
           <w:tcPr>
-            <w:tcW w:w="3138" w:type="dxa"/>
+            <w:tcW w:w="3157" w:type="dxa"/>
             <w:shd w:val="clear" w:color="auto" w:fill="B4C6E7"/>
           </w:tcPr>
           <w:p>
@@ -12948,7 +13237,7 @@
         </w:tc>
         <w:tc>
           <w:tcPr>
-            <w:tcW w:w="548" w:type="dxa"/>
+            <w:tcW w:w="529" w:type="dxa"/>
             <w:shd w:val="clear" w:color="auto" w:fill="B4C6E7"/>
           </w:tcPr>
           <w:p>
@@ -13125,7 +13414,7 @@
         </w:tc>
         <w:tc>
           <w:tcPr>
-            <w:tcW w:w="3138" w:type="dxa"/>
+            <w:tcW w:w="3157" w:type="dxa"/>
             <w:shd w:val="clear" w:color="auto" w:fill="B4C6E7"/>
           </w:tcPr>
           <w:p>
@@ -13158,7 +13447,7 @@
         </w:tc>
         <w:tc>
           <w:tcPr>
-            <w:tcW w:w="548" w:type="dxa"/>
+            <w:tcW w:w="529" w:type="dxa"/>
             <w:shd w:val="clear" w:color="auto" w:fill="B4C6E7"/>
           </w:tcPr>
           <w:p>
@@ -13414,7 +13703,7 @@
         </w:tc>
         <w:tc>
           <w:tcPr>
-            <w:tcW w:w="3138" w:type="dxa"/>
+            <w:tcW w:w="3157" w:type="dxa"/>
             <w:shd w:val="clear" w:color="auto" w:fill="B4C6E7"/>
           </w:tcPr>
           <w:p>
@@ -13459,7 +13748,7 @@
         </w:tc>
         <w:tc>
           <w:tcPr>
-            <w:tcW w:w="548" w:type="dxa"/>
+            <w:tcW w:w="529" w:type="dxa"/>
             <w:shd w:val="clear" w:color="auto" w:fill="B4C6E7"/>
           </w:tcPr>
           <w:p>
@@ -13736,7 +14025,7 @@
         </w:tc>
         <w:tc>
           <w:tcPr>
-            <w:tcW w:w="3138" w:type="dxa"/>
+            <w:tcW w:w="3157" w:type="dxa"/>
             <w:shd w:val="clear" w:color="auto" w:fill="B4C6E7"/>
           </w:tcPr>
           <w:p>
@@ -13793,7 +14082,7 @@
         </w:tc>
         <w:tc>
           <w:tcPr>
-            <w:tcW w:w="548" w:type="dxa"/>
+            <w:tcW w:w="529" w:type="dxa"/>
             <w:shd w:val="clear" w:color="auto" w:fill="B4C6E7"/>
           </w:tcPr>
           <w:p>
@@ -14017,7 +14306,7 @@
         </w:tc>
         <w:tc>
           <w:tcPr>
-            <w:tcW w:w="3138" w:type="dxa"/>
+            <w:tcW w:w="3157" w:type="dxa"/>
             <w:shd w:val="clear" w:color="auto" w:fill="B4C6E7"/>
           </w:tcPr>
           <w:p>
@@ -14053,7 +14342,7 @@
         </w:tc>
         <w:tc>
           <w:tcPr>
-            <w:tcW w:w="548" w:type="dxa"/>
+            <w:tcW w:w="529" w:type="dxa"/>
             <w:shd w:val="clear" w:color="auto" w:fill="B4C6E7"/>
           </w:tcPr>
           <w:p>
@@ -14280,7 +14569,7 @@
         </w:tc>
         <w:tc>
           <w:tcPr>
-            <w:tcW w:w="3138" w:type="dxa"/>
+            <w:tcW w:w="3157" w:type="dxa"/>
             <w:shd w:val="clear" w:color="auto" w:fill="B4C6E7"/>
           </w:tcPr>
           <w:p>
@@ -14316,7 +14605,7 @@
         </w:tc>
         <w:tc>
           <w:tcPr>
-            <w:tcW w:w="548" w:type="dxa"/>
+            <w:tcW w:w="529" w:type="dxa"/>
             <w:shd w:val="clear" w:color="auto" w:fill="B4C6E7"/>
           </w:tcPr>
           <w:p>
@@ -14628,7 +14917,7 @@
         </w:tc>
         <w:tc>
           <w:tcPr>
-            <w:tcW w:w="3138" w:type="dxa"/>
+            <w:tcW w:w="3157" w:type="dxa"/>
             <w:shd w:val="clear" w:color="auto" w:fill="D9E2F3"/>
           </w:tcPr>
           <w:p>
@@ -14665,7 +14954,7 @@
         </w:tc>
         <w:tc>
           <w:tcPr>
-            <w:tcW w:w="548" w:type="dxa"/>
+            <w:tcW w:w="529" w:type="dxa"/>
             <w:shd w:val="clear" w:color="auto" w:fill="D9E2F3"/>
           </w:tcPr>
           <w:p>
@@ -14905,7 +15194,7 @@
         </w:tc>
         <w:tc>
           <w:tcPr>
-            <w:tcW w:w="3138" w:type="dxa"/>
+            <w:tcW w:w="3157" w:type="dxa"/>
             <w:shd w:val="clear" w:color="auto" w:fill="D9E2F3"/>
           </w:tcPr>
           <w:p>
@@ -14941,7 +15230,7 @@
         </w:tc>
         <w:tc>
           <w:tcPr>
-            <w:tcW w:w="548" w:type="dxa"/>
+            <w:tcW w:w="529" w:type="dxa"/>
             <w:shd w:val="clear" w:color="auto" w:fill="D9E2F3"/>
           </w:tcPr>
           <w:p>
@@ -15167,7 +15456,7 @@
         </w:tc>
         <w:tc>
           <w:tcPr>
-            <w:tcW w:w="3138" w:type="dxa"/>
+            <w:tcW w:w="3157" w:type="dxa"/>
             <w:shd w:val="clear" w:color="auto" w:fill="D9E2F3"/>
           </w:tcPr>
           <w:p>
@@ -15222,7 +15511,7 @@
         </w:tc>
         <w:tc>
           <w:tcPr>
-            <w:tcW w:w="548" w:type="dxa"/>
+            <w:tcW w:w="529" w:type="dxa"/>
             <w:shd w:val="clear" w:color="auto" w:fill="D9E2F3"/>
           </w:tcPr>
           <w:p>
@@ -15476,7 +15765,7 @@
         </w:tc>
         <w:tc>
           <w:tcPr>
-            <w:tcW w:w="3138" w:type="dxa"/>
+            <w:tcW w:w="3157" w:type="dxa"/>
             <w:shd w:val="clear" w:color="auto" w:fill="D9E2F3"/>
           </w:tcPr>
           <w:p>
@@ -15557,7 +15846,7 @@
         </w:tc>
         <w:tc>
           <w:tcPr>
-            <w:tcW w:w="548" w:type="dxa"/>
+            <w:tcW w:w="529" w:type="dxa"/>
             <w:shd w:val="clear" w:color="auto" w:fill="D9E2F3"/>
           </w:tcPr>
           <w:p>
@@ -15851,7 +16140,7 @@
         </w:tc>
         <w:tc>
           <w:tcPr>
-            <w:tcW w:w="3138" w:type="dxa"/>
+            <w:tcW w:w="3157" w:type="dxa"/>
             <w:shd w:val="clear" w:color="auto" w:fill="D9E2F3"/>
           </w:tcPr>
           <w:p>
@@ -15887,7 +16176,7 @@
         </w:tc>
         <w:tc>
           <w:tcPr>
-            <w:tcW w:w="548" w:type="dxa"/>
+            <w:tcW w:w="529" w:type="dxa"/>
             <w:shd w:val="clear" w:color="auto" w:fill="D9E2F3"/>
           </w:tcPr>
           <w:p>
@@ -16140,7 +16429,7 @@
         </w:tc>
         <w:tc>
           <w:tcPr>
-            <w:tcW w:w="3138" w:type="dxa"/>
+            <w:tcW w:w="3157" w:type="dxa"/>
             <w:shd w:val="clear" w:color="auto" w:fill="D9E2F3"/>
           </w:tcPr>
           <w:p>
@@ -16221,7 +16510,7 @@
         </w:tc>
         <w:tc>
           <w:tcPr>
-            <w:tcW w:w="548" w:type="dxa"/>
+            <w:tcW w:w="529" w:type="dxa"/>
             <w:shd w:val="clear" w:color="auto" w:fill="D9E2F3"/>
           </w:tcPr>
           <w:p>
@@ -16492,7 +16781,7 @@
         </w:tc>
         <w:tc>
           <w:tcPr>
-            <w:tcW w:w="3138" w:type="dxa"/>
+            <w:tcW w:w="3157" w:type="dxa"/>
             <w:shd w:val="clear" w:color="auto" w:fill="D9E2F3"/>
           </w:tcPr>
           <w:p>
@@ -16620,7 +16909,7 @@
         </w:tc>
         <w:tc>
           <w:tcPr>
-            <w:tcW w:w="548" w:type="dxa"/>
+            <w:tcW w:w="529" w:type="dxa"/>
             <w:shd w:val="clear" w:color="auto" w:fill="D9E2F3"/>
           </w:tcPr>
           <w:p>
@@ -16859,7 +17148,7 @@
         </w:tc>
         <w:tc>
           <w:tcPr>
-            <w:tcW w:w="3138" w:type="dxa"/>
+            <w:tcW w:w="3157" w:type="dxa"/>
             <w:shd w:val="clear" w:color="auto" w:fill="D9E2F3"/>
           </w:tcPr>
           <w:p>
@@ -16906,7 +17195,7 @@
         </w:tc>
         <w:tc>
           <w:tcPr>
-            <w:tcW w:w="548" w:type="dxa"/>
+            <w:tcW w:w="529" w:type="dxa"/>
             <w:shd w:val="clear" w:color="auto" w:fill="D9E2F3"/>
           </w:tcPr>
           <w:p>
@@ -17137,7 +17426,7 @@
         </w:tc>
         <w:tc>
           <w:tcPr>
-            <w:tcW w:w="3138" w:type="dxa"/>
+            <w:tcW w:w="3157" w:type="dxa"/>
             <w:shd w:val="clear" w:color="auto" w:fill="D9E2F3"/>
           </w:tcPr>
           <w:p>
@@ -17174,7 +17463,7 @@
         </w:tc>
         <w:tc>
           <w:tcPr>
-            <w:tcW w:w="548" w:type="dxa"/>
+            <w:tcW w:w="529" w:type="dxa"/>
             <w:shd w:val="clear" w:color="auto" w:fill="D9E2F3"/>
           </w:tcPr>
           <w:p>
@@ -17371,7 +17660,7 @@
         </w:tc>
         <w:tc>
           <w:tcPr>
-            <w:tcW w:w="3138" w:type="dxa"/>
+            <w:tcW w:w="3157" w:type="dxa"/>
             <w:shd w:val="clear" w:color="auto" w:fill="D9E2F3"/>
           </w:tcPr>
           <w:p>
@@ -17446,7 +17735,7 @@
         </w:tc>
         <w:tc>
           <w:tcPr>
-            <w:tcW w:w="548" w:type="dxa"/>
+            <w:tcW w:w="529" w:type="dxa"/>
             <w:shd w:val="clear" w:color="auto" w:fill="D9E2F3"/>
           </w:tcPr>
           <w:p>
@@ -17491,6 +17780,279 @@
                 <w:lang w:val="en-US"/>
               </w:rPr>
               <w:t>1.0.0</w:t>
+            </w:r>
+          </w:p>
+        </w:tc>
+      </w:tr>
+      <w:tr>
+        <w:trPr>
+          <w:trHeight w:val="521"/>
+        </w:trPr>
+        <w:tc>
+          <w:tcPr>
+            <w:tcW w:w="3330" w:type="dxa"/>
+            <w:tcBorders>
+              <w:left w:val="single" w:sz="4" w:space="0" w:color="FFFFFF"/>
+            </w:tcBorders>
+            <w:shd w:val="clear" w:color="auto" w:fill="4472C4"/>
+          </w:tcPr>
+          <w:p>
+            <w:pPr>
+              <w:rPr>
+                <w:rFonts w:ascii="Century Gothic" w:hAnsi="Century Gothic"/>
+                <w:b/>
+                <w:bCs/>
+                <w:color w:val="FFFFFF"/>
+                <w:sz w:val="16"/>
+                <w:szCs w:val="16"/>
+                <w:lang w:val="en-US"/>
+              </w:rPr>
+            </w:pPr>
+            <w:proofErr w:type="spellStart"/>
+            <w:r>
+              <w:rPr>
+                <w:rFonts w:ascii="Century Gothic" w:hAnsi="Century Gothic"/>
+                <w:b/>
+                <w:bCs/>
+                <w:color w:val="FFFFFF"/>
+                <w:sz w:val="16"/>
+                <w:szCs w:val="16"/>
+                <w:lang w:val="en-US"/>
+              </w:rPr>
+              <w:t>WebTrackingExclude</w:t>
+            </w:r>
+            <w:r>
+              <w:rPr>
+                <w:rFonts w:ascii="Century Gothic" w:hAnsi="Century Gothic"/>
+                <w:b/>
+                <w:bCs/>
+                <w:color w:val="FFFFFF"/>
+                <w:sz w:val="16"/>
+                <w:szCs w:val="16"/>
+                <w:lang w:val="en-US"/>
+              </w:rPr>
+              <w:t>ResponseHeader</w:t>
+            </w:r>
+            <w:proofErr w:type="spellEnd"/>
+          </w:p>
+        </w:tc>
+        <w:tc>
+          <w:tcPr>
+            <w:tcW w:w="993" w:type="dxa"/>
+            <w:shd w:val="clear" w:color="auto" w:fill="D9E2F3"/>
+          </w:tcPr>
+          <w:p>
+            <w:pPr>
+              <w:rPr>
+                <w:rFonts w:ascii="Century Gothic" w:hAnsi="Century Gothic"/>
+                <w:sz w:val="16"/>
+                <w:szCs w:val="16"/>
+                <w:lang w:val="en-US"/>
+              </w:rPr>
+            </w:pPr>
+            <w:r>
+              <w:rPr>
+                <w:rFonts w:ascii="Century Gothic" w:hAnsi="Century Gothic"/>
+                <w:sz w:val="16"/>
+                <w:szCs w:val="16"/>
+                <w:lang w:val="en-US"/>
+              </w:rPr>
+              <w:t xml:space="preserve">String </w:t>
+            </w:r>
+            <w:r>
+              <w:rPr>
+                <w:rFonts w:ascii="Century Gothic" w:hAnsi="Century Gothic"/>
+                <w:sz w:val="16"/>
+                <w:szCs w:val="16"/>
+                <w:lang w:val="en-US"/>
+              </w:rPr>
+              <w:t>PCRE</w:t>
+            </w:r>
+            <w:r>
+              <w:rPr>
+                <w:rFonts w:ascii="Century Gothic" w:hAnsi="Century Gothic"/>
+                <w:sz w:val="16"/>
+                <w:szCs w:val="16"/>
+                <w:vertAlign w:val="superscript"/>
+                <w:lang w:val="en-US"/>
+              </w:rPr>
+              <w:t>1</w:t>
+            </w:r>
+          </w:p>
+        </w:tc>
+        <w:tc>
+          <w:tcPr>
+            <w:tcW w:w="1417" w:type="dxa"/>
+            <w:shd w:val="clear" w:color="auto" w:fill="D9E2F3"/>
+          </w:tcPr>
+          <w:p>
+            <w:pPr>
+              <w:rPr>
+                <w:rFonts w:ascii="Century Gothic" w:hAnsi="Century Gothic"/>
+                <w:sz w:val="16"/>
+                <w:szCs w:val="16"/>
+                <w:lang w:val="en-US"/>
+              </w:rPr>
+            </w:pPr>
+            <w:r>
+              <w:rPr>
+                <w:rFonts w:ascii="Century Gothic" w:hAnsi="Century Gothic"/>
+                <w:sz w:val="16"/>
+                <w:szCs w:val="16"/>
+                <w:lang w:val="en-US"/>
+              </w:rPr>
+              <w:t xml:space="preserve">It defines the response header and the corresponding pattern; </w:t>
+            </w:r>
+            <w:r>
+              <w:rPr>
+                <w:rFonts w:ascii="Century Gothic" w:hAnsi="Century Gothic"/>
+                <w:sz w:val="16"/>
+                <w:szCs w:val="16"/>
+                <w:lang w:val="en-US"/>
+              </w:rPr>
+              <w:br/>
+            </w:r>
+            <w:r>
+              <w:rPr>
+                <w:rFonts w:ascii="Century Gothic" w:hAnsi="Century Gothic"/>
+                <w:sz w:val="16"/>
+                <w:szCs w:val="16"/>
+                <w:lang w:val="en-US"/>
+              </w:rPr>
+              <w:t>if the pattern is matched, web tracking is disabled.</w:t>
+            </w:r>
+          </w:p>
+          <w:p>
+            <w:pPr>
+              <w:rPr>
+                <w:rFonts w:ascii="Century Gothic" w:hAnsi="Century Gothic"/>
+                <w:sz w:val="16"/>
+                <w:szCs w:val="16"/>
+                <w:lang w:val="en-US"/>
+              </w:rPr>
+            </w:pPr>
+            <w:r>
+              <w:rPr>
+                <w:rFonts w:ascii="Century Gothic" w:hAnsi="Century Gothic"/>
+                <w:sz w:val="16"/>
+                <w:szCs w:val="16"/>
+                <w:lang w:val="en-US"/>
+              </w:rPr>
+              <w:t>It is a multi-line directive.</w:t>
+            </w:r>
+          </w:p>
+        </w:tc>
+        <w:tc>
+          <w:tcPr>
+            <w:tcW w:w="3157" w:type="dxa"/>
+            <w:shd w:val="clear" w:color="auto" w:fill="D9E2F3"/>
+          </w:tcPr>
+          <w:p>
+            <w:pPr>
+              <w:rPr>
+                <w:rFonts w:ascii="Century Gothic" w:hAnsi="Century Gothic"/>
+                <w:sz w:val="16"/>
+                <w:szCs w:val="16"/>
+                <w:lang w:val="en-US"/>
+              </w:rPr>
+            </w:pPr>
+            <w:proofErr w:type="spellStart"/>
+            <w:r>
+              <w:rPr>
+                <w:rFonts w:ascii="Century Gothic" w:hAnsi="Century Gothic"/>
+                <w:sz w:val="16"/>
+                <w:szCs w:val="16"/>
+                <w:lang w:val="en-US"/>
+              </w:rPr>
+              <w:t>WebTrackingExclude</w:t>
+            </w:r>
+            <w:r>
+              <w:rPr>
+                <w:rFonts w:ascii="Century Gothic" w:hAnsi="Century Gothic"/>
+                <w:sz w:val="16"/>
+                <w:szCs w:val="16"/>
+                <w:lang w:val="en-US"/>
+              </w:rPr>
+              <w:t>ResponseHeader</w:t>
+            </w:r>
+            <w:proofErr w:type="spellEnd"/>
+            <w:r>
+              <w:rPr>
+                <w:rFonts w:ascii="Century Gothic" w:hAnsi="Century Gothic"/>
+                <w:sz w:val="16"/>
+                <w:szCs w:val="16"/>
+                <w:lang w:val="en-US"/>
+              </w:rPr>
+              <w:t xml:space="preserve"> ^</w:t>
+            </w:r>
+            <w:r>
+              <w:rPr>
+                <w:rFonts w:ascii="Century Gothic" w:hAnsi="Century Gothic"/>
+                <w:sz w:val="16"/>
+                <w:szCs w:val="16"/>
+                <w:lang w:val="en-US"/>
+              </w:rPr>
+              <w:t>ABCDEF</w:t>
+            </w:r>
+          </w:p>
+          <w:p>
+            <w:pPr>
+              <w:rPr>
+                <w:rFonts w:ascii="Century Gothic" w:hAnsi="Century Gothic"/>
+                <w:sz w:val="16"/>
+                <w:szCs w:val="16"/>
+                <w:lang w:val="en-US"/>
+              </w:rPr>
+            </w:pPr>
+          </w:p>
+        </w:tc>
+        <w:tc>
+          <w:tcPr>
+            <w:tcW w:w="529" w:type="dxa"/>
+            <w:shd w:val="clear" w:color="auto" w:fill="D9E2F3"/>
+          </w:tcPr>
+          <w:p>
+            <w:pPr>
+              <w:rPr>
+                <w:rFonts w:ascii="Century Gothic" w:hAnsi="Century Gothic"/>
+                <w:sz w:val="16"/>
+                <w:szCs w:val="16"/>
+                <w:lang w:val="en-US"/>
+              </w:rPr>
+            </w:pPr>
+            <w:r>
+              <w:rPr>
+                <w:rFonts w:ascii="Century Gothic" w:hAnsi="Century Gothic"/>
+                <w:sz w:val="16"/>
+                <w:szCs w:val="16"/>
+                <w:lang w:val="en-US"/>
+              </w:rPr>
+              <w:t>No</w:t>
+            </w:r>
+          </w:p>
+        </w:tc>
+        <w:tc>
+          <w:tcPr>
+            <w:tcW w:w="1089" w:type="dxa"/>
+            <w:shd w:val="clear" w:color="auto" w:fill="D9E2F3"/>
+          </w:tcPr>
+          <w:p>
+            <w:pPr>
+              <w:rPr>
+                <w:rFonts w:ascii="Century Gothic" w:hAnsi="Century Gothic"/>
+                <w:sz w:val="16"/>
+                <w:szCs w:val="16"/>
+                <w:lang w:val="en-US"/>
+              </w:rPr>
+            </w:pPr>
+            <w:r>
+              <w:rPr>
+                <w:rFonts w:ascii="Century Gothic" w:hAnsi="Century Gothic"/>
+                <w:sz w:val="16"/>
+                <w:szCs w:val="16"/>
+                <w:lang w:val="en-US"/>
+              </w:rPr>
+              <w:t>2026.4.28.1</w:t>
             </w:r>
           </w:p>
         </w:tc>
@@ -17681,7 +18243,7 @@
         </w:tc>
         <w:tc>
           <w:tcPr>
-            <w:tcW w:w="3138" w:type="dxa"/>
+            <w:tcW w:w="3157" w:type="dxa"/>
             <w:shd w:val="clear" w:color="auto" w:fill="D9E2F3"/>
           </w:tcPr>
           <w:p>
@@ -17744,7 +18306,7 @@
         </w:tc>
         <w:tc>
           <w:tcPr>
-            <w:tcW w:w="548" w:type="dxa"/>
+            <w:tcW w:w="529" w:type="dxa"/>
             <w:shd w:val="clear" w:color="auto" w:fill="D9E2F3"/>
           </w:tcPr>
           <w:p>
@@ -18064,13 +18626,23 @@
                 <w:szCs w:val="16"/>
                 <w:lang w:val="en-US"/>
               </w:rPr>
-              <w:t>It is a multi-line directive.</w:t>
-            </w:r>
-          </w:p>
-        </w:tc>
-        <w:tc>
-          <w:tcPr>
-            <w:tcW w:w="3138" w:type="dxa"/>
+              <w:t xml:space="preserve">It is a multi-line </w:t>
+            </w:r>
+            <w:r>
+              <w:rPr>
+                <w:rFonts w:ascii="Century Gothic" w:hAnsi="Century Gothic"/>
+                <w:sz w:val="16"/>
+                <w:szCs w:val="16"/>
+                <w:lang w:val="en-US"/>
+              </w:rPr>
+              <w:lastRenderedPageBreak/>
+              <w:t>directive.</w:t>
+            </w:r>
+          </w:p>
+        </w:tc>
+        <w:tc>
+          <w:tcPr>
+            <w:tcW w:w="3157" w:type="dxa"/>
             <w:shd w:val="clear" w:color="auto" w:fill="D9E2F3"/>
           </w:tcPr>
           <w:p>
@@ -18090,6 +18662,7 @@
                 <w:szCs w:val="16"/>
                 <w:lang w:val="en-US"/>
               </w:rPr>
+              <w:lastRenderedPageBreak/>
               <w:t>WebTrackingExcludeURI</w:t>
             </w:r>
             <w:proofErr w:type="spellEnd"/>
@@ -18145,7 +18718,7 @@
         </w:tc>
         <w:tc>
           <w:tcPr>
-            <w:tcW w:w="548" w:type="dxa"/>
+            <w:tcW w:w="529" w:type="dxa"/>
             <w:shd w:val="clear" w:color="auto" w:fill="D9E2F3"/>
           </w:tcPr>
           <w:p>
@@ -18337,7 +18910,7 @@
         </w:tc>
         <w:tc>
           <w:tcPr>
-            <w:tcW w:w="3138" w:type="dxa"/>
+            <w:tcW w:w="3157" w:type="dxa"/>
             <w:shd w:val="clear" w:color="auto" w:fill="D9E2F3"/>
           </w:tcPr>
           <w:p>
@@ -18393,7 +18966,7 @@
         </w:tc>
         <w:tc>
           <w:tcPr>
-            <w:tcW w:w="548" w:type="dxa"/>
+            <w:tcW w:w="529" w:type="dxa"/>
             <w:shd w:val="clear" w:color="auto" w:fill="D9E2F3"/>
           </w:tcPr>
           <w:p>
@@ -18475,7 +19048,6 @@
                 <w:sz w:val="16"/>
                 <w:szCs w:val="16"/>
               </w:rPr>
-              <w:lastRenderedPageBreak/>
               <w:t>WebTrackingExcludeURIRequestBody</w:t>
             </w:r>
             <w:proofErr w:type="spellEnd"/>
@@ -18586,7 +19158,7 @@
         </w:tc>
         <w:tc>
           <w:tcPr>
-            <w:tcW w:w="3138" w:type="dxa"/>
+            <w:tcW w:w="3157" w:type="dxa"/>
             <w:shd w:val="clear" w:color="auto" w:fill="D9E2F3"/>
           </w:tcPr>
           <w:p>
@@ -18669,7 +19241,7 @@
         </w:tc>
         <w:tc>
           <w:tcPr>
-            <w:tcW w:w="548" w:type="dxa"/>
+            <w:tcW w:w="529" w:type="dxa"/>
             <w:shd w:val="clear" w:color="auto" w:fill="D9E2F3"/>
           </w:tcPr>
           <w:p>
@@ -18861,7 +19433,7 @@
         </w:tc>
         <w:tc>
           <w:tcPr>
-            <w:tcW w:w="3138" w:type="dxa"/>
+            <w:tcW w:w="3157" w:type="dxa"/>
             <w:shd w:val="clear" w:color="auto" w:fill="D9E2F3"/>
           </w:tcPr>
           <w:p>
@@ -18924,7 +19496,7 @@
         </w:tc>
         <w:tc>
           <w:tcPr>
-            <w:tcW w:w="548" w:type="dxa"/>
+            <w:tcW w:w="529" w:type="dxa"/>
             <w:shd w:val="clear" w:color="auto" w:fill="D9E2F3"/>
           </w:tcPr>
           <w:p>
@@ -19156,13 +19728,14 @@
                 <w:szCs w:val="16"/>
                 <w:lang w:val="en-US"/>
               </w:rPr>
+              <w:lastRenderedPageBreak/>
               <w:t>It is a multi-line directive.</w:t>
             </w:r>
           </w:p>
         </w:tc>
         <w:tc>
           <w:tcPr>
-            <w:tcW w:w="3138" w:type="dxa"/>
+            <w:tcW w:w="3157" w:type="dxa"/>
             <w:shd w:val="clear" w:color="auto" w:fill="D9E2F3"/>
           </w:tcPr>
           <w:p>
@@ -19182,6 +19755,7 @@
                 <w:szCs w:val="16"/>
                 <w:lang w:val="en-US"/>
               </w:rPr>
+              <w:lastRenderedPageBreak/>
               <w:t>WebTrackingHost</w:t>
             </w:r>
             <w:proofErr w:type="spellEnd"/>
@@ -19274,7 +19848,7 @@
         </w:tc>
         <w:tc>
           <w:tcPr>
-            <w:tcW w:w="548" w:type="dxa"/>
+            <w:tcW w:w="529" w:type="dxa"/>
             <w:shd w:val="clear" w:color="auto" w:fill="D9E2F3"/>
           </w:tcPr>
           <w:p>
@@ -19466,7 +20040,7 @@
         </w:tc>
         <w:tc>
           <w:tcPr>
-            <w:tcW w:w="3138" w:type="dxa"/>
+            <w:tcW w:w="3157" w:type="dxa"/>
             <w:shd w:val="clear" w:color="auto" w:fill="B4C6E7"/>
           </w:tcPr>
           <w:p>
@@ -19502,7 +20076,7 @@
         </w:tc>
         <w:tc>
           <w:tcPr>
-            <w:tcW w:w="548" w:type="dxa"/>
+            <w:tcW w:w="529" w:type="dxa"/>
             <w:shd w:val="clear" w:color="auto" w:fill="B4C6E7"/>
           </w:tcPr>
           <w:p>
@@ -19646,17 +20220,7 @@
                 <w:szCs w:val="16"/>
                 <w:lang w:val="en-US"/>
               </w:rPr>
-              <w:t xml:space="preserve">efines the response </w:t>
-            </w:r>
-            <w:r>
-              <w:rPr>
-                <w:rFonts w:ascii="Century Gothic" w:hAnsi="Century Gothic"/>
-                <w:sz w:val="16"/>
-                <w:szCs w:val="16"/>
-                <w:lang w:val="en-US"/>
-              </w:rPr>
-              <w:lastRenderedPageBreak/>
-              <w:t xml:space="preserve">headers whose value is </w:t>
+              <w:t xml:space="preserve">efines the response headers whose value is </w:t>
             </w:r>
             <w:r>
               <w:rPr>
@@ -19813,7 +20377,7 @@
         </w:tc>
         <w:tc>
           <w:tcPr>
-            <w:tcW w:w="3138" w:type="dxa"/>
+            <w:tcW w:w="3157" w:type="dxa"/>
             <w:shd w:val="clear" w:color="auto" w:fill="B4C6E7"/>
           </w:tcPr>
           <w:p>
@@ -19833,7 +20397,6 @@
                 <w:szCs w:val="16"/>
                 <w:lang w:val="en-US"/>
               </w:rPr>
-              <w:lastRenderedPageBreak/>
               <w:t>WebTrackingOutputHeader</w:t>
             </w:r>
             <w:proofErr w:type="spellEnd"/>
@@ -19850,7 +20413,7 @@
         </w:tc>
         <w:tc>
           <w:tcPr>
-            <w:tcW w:w="548" w:type="dxa"/>
+            <w:tcW w:w="529" w:type="dxa"/>
             <w:shd w:val="clear" w:color="auto" w:fill="B4C6E7"/>
           </w:tcPr>
           <w:p>
@@ -20087,7 +20650,17 @@
                 <w:szCs w:val="16"/>
                 <w:lang w:val="en-US"/>
               </w:rPr>
-              <w:t>Each environment variable will be prefixed with the string “ENV:”</w:t>
+              <w:t xml:space="preserve">Each environment </w:t>
+            </w:r>
+            <w:r>
+              <w:rPr>
+                <w:rFonts w:ascii="Century Gothic" w:hAnsi="Century Gothic"/>
+                <w:sz w:val="16"/>
+                <w:szCs w:val="16"/>
+                <w:lang w:val="en-US"/>
+              </w:rPr>
+              <w:lastRenderedPageBreak/>
+              <w:t>variable will be prefixed with the string “ENV:”</w:t>
             </w:r>
           </w:p>
           <w:p>
@@ -20112,7 +20685,7 @@
         </w:tc>
         <w:tc>
           <w:tcPr>
-            <w:tcW w:w="3138" w:type="dxa"/>
+            <w:tcW w:w="3157" w:type="dxa"/>
             <w:shd w:val="clear" w:color="auto" w:fill="D9E2F3"/>
           </w:tcPr>
           <w:p>
@@ -20132,6 +20705,7 @@
                 <w:szCs w:val="16"/>
                 <w:lang w:val="en-US"/>
               </w:rPr>
+              <w:lastRenderedPageBreak/>
               <w:t>WebTracking</w:t>
             </w:r>
             <w:r>
@@ -20166,7 +20740,7 @@
         </w:tc>
         <w:tc>
           <w:tcPr>
-            <w:tcW w:w="548" w:type="dxa"/>
+            <w:tcW w:w="529" w:type="dxa"/>
             <w:shd w:val="clear" w:color="auto" w:fill="D9E2F3"/>
           </w:tcPr>
           <w:p>
@@ -20306,41 +20880,271 @@
                 <w:szCs w:val="16"/>
                 <w:lang w:val="en-US"/>
               </w:rPr>
-              <w:t xml:space="preserve">Path of the web tracking folder where to archive tracking data </w:t>
-            </w:r>
-            <w:r>
-              <w:rPr>
-                <w:rFonts w:ascii="Century Gothic" w:hAnsi="Century Gothic"/>
+              <w:t>Path of the web tracking folder where to archive tracking data files.</w:t>
+            </w:r>
+          </w:p>
+          <w:p>
+            <w:pPr>
+              <w:rPr>
+                <w:rFonts w:ascii="Century Gothic" w:hAnsi="Century Gothic"/>
+                <w:sz w:val="16"/>
+                <w:szCs w:val="16"/>
+                <w:lang w:val="en-US"/>
+              </w:rPr>
+            </w:pPr>
+            <w:r>
+              <w:rPr>
+                <w:rFonts w:ascii="Century Gothic" w:hAnsi="Century Gothic"/>
+                <w:sz w:val="16"/>
+                <w:szCs w:val="16"/>
+                <w:lang w:val="en-US"/>
+              </w:rPr>
+              <w:t xml:space="preserve">If not defined it will be defaulted to </w:t>
+            </w:r>
+            <w:proofErr w:type="spellStart"/>
+            <w:r>
+              <w:rPr>
+                <w:rFonts w:ascii="Century Gothic" w:hAnsi="Century Gothic"/>
+                <w:color w:val="0070C0"/>
+                <w:sz w:val="16"/>
+                <w:szCs w:val="16"/>
+                <w:lang w:val="en-US"/>
+              </w:rPr>
+              <w:t>WebTrackingRecordFolder</w:t>
+            </w:r>
+            <w:proofErr w:type="spellEnd"/>
+            <w:r>
+              <w:rPr>
+                <w:rFonts w:ascii="Century Gothic" w:hAnsi="Century Gothic"/>
+                <w:sz w:val="16"/>
+                <w:szCs w:val="16"/>
+                <w:lang w:val="en-US"/>
+              </w:rPr>
+              <w:t>/archives.</w:t>
+            </w:r>
+          </w:p>
+          <w:p>
+            <w:pPr>
+              <w:rPr>
+                <w:rFonts w:ascii="Century Gothic" w:hAnsi="Century Gothic"/>
+                <w:sz w:val="16"/>
+                <w:szCs w:val="16"/>
+                <w:lang w:val="en-US"/>
+              </w:rPr>
+            </w:pPr>
+            <w:r>
+              <w:rPr>
+                <w:rFonts w:ascii="Century Gothic" w:hAnsi="Century Gothic"/>
+                <w:sz w:val="16"/>
+                <w:szCs w:val="16"/>
+                <w:lang w:val="en-US"/>
+              </w:rPr>
+              <w:t>If the folder doesn’t exist, it will be created at startup along with the missing parent folders – it depends on permissions.</w:t>
+            </w:r>
+          </w:p>
+          <w:p>
+            <w:pPr>
+              <w:rPr>
+                <w:rFonts w:ascii="Century Gothic" w:hAnsi="Century Gothic"/>
+                <w:sz w:val="16"/>
+                <w:szCs w:val="16"/>
+                <w:lang w:val="en-US"/>
+              </w:rPr>
+            </w:pPr>
+          </w:p>
+          <w:p>
+            <w:pPr>
+              <w:rPr>
+                <w:rFonts w:ascii="Century Gothic" w:hAnsi="Century Gothic"/>
+                <w:sz w:val="16"/>
+                <w:szCs w:val="16"/>
+                <w:lang w:val="en-US"/>
+              </w:rPr>
+            </w:pPr>
+            <w:r>
+              <w:rPr>
+                <w:rFonts w:ascii="Century Gothic" w:hAnsi="Century Gothic"/>
+                <w:b/>
+                <w:color w:val="FF0000"/>
+                <w:sz w:val="16"/>
+                <w:szCs w:val="16"/>
+                <w:lang w:val="en-US"/>
+              </w:rPr>
+              <w:t>Warning</w:t>
+            </w:r>
+            <w:r>
+              <w:rPr>
+                <w:rFonts w:ascii="Century Gothic" w:hAnsi="Century Gothic"/>
+                <w:sz w:val="16"/>
+                <w:szCs w:val="16"/>
+                <w:lang w:val="en-US"/>
+              </w:rPr>
+              <w:t xml:space="preserve">: </w:t>
+            </w:r>
+            <w:r>
+              <w:rPr>
+                <w:rFonts w:ascii="Century Gothic" w:hAnsi="Century Gothic"/>
+                <w:b/>
+                <w:sz w:val="16"/>
+                <w:szCs w:val="16"/>
+                <w:lang w:val="en-US"/>
+              </w:rPr>
+              <w:t>The directives</w:t>
+            </w:r>
+            <w:r>
+              <w:rPr>
+                <w:rFonts w:ascii="Century Gothic" w:hAnsi="Century Gothic"/>
+                <w:b/>
+                <w:sz w:val="16"/>
+                <w:szCs w:val="16"/>
+                <w:lang w:val="en-US"/>
+              </w:rPr>
+              <w:t xml:space="preserve"> </w:t>
+            </w:r>
+            <w:proofErr w:type="spellStart"/>
+            <w:r>
+              <w:rPr>
+                <w:rFonts w:ascii="Century Gothic" w:hAnsi="Century Gothic"/>
+                <w:b/>
+                <w:color w:val="0070C0"/>
+                <w:sz w:val="16"/>
+                <w:szCs w:val="16"/>
+                <w:lang w:val="en-US"/>
+              </w:rPr>
+              <w:t>WebTrackingRecordFolder</w:t>
+            </w:r>
+            <w:proofErr w:type="spellEnd"/>
+            <w:r>
+              <w:rPr>
+                <w:rFonts w:ascii="Century Gothic" w:hAnsi="Century Gothic"/>
+                <w:b/>
+                <w:sz w:val="16"/>
+                <w:szCs w:val="16"/>
+                <w:lang w:val="en-US"/>
+              </w:rPr>
+              <w:t xml:space="preserve"> and </w:t>
+            </w:r>
+            <w:proofErr w:type="spellStart"/>
+            <w:r>
+              <w:rPr>
+                <w:rFonts w:ascii="Century Gothic" w:hAnsi="Century Gothic"/>
+                <w:b/>
+                <w:color w:val="0070C0"/>
+                <w:sz w:val="16"/>
+                <w:szCs w:val="16"/>
+                <w:lang w:val="en-US"/>
+              </w:rPr>
+              <w:t>WebTrackingRecordArchiveFolder</w:t>
+            </w:r>
+            <w:proofErr w:type="spellEnd"/>
+            <w:r>
+              <w:rPr>
+                <w:rFonts w:ascii="Century Gothic" w:hAnsi="Century Gothic"/>
+                <w:b/>
+                <w:sz w:val="16"/>
+                <w:szCs w:val="16"/>
+                <w:lang w:val="en-US"/>
+              </w:rPr>
+              <w:t xml:space="preserve"> must reference a folder in the </w:t>
+            </w:r>
+            <w:r>
+              <w:rPr>
+                <w:rFonts w:ascii="Century Gothic" w:hAnsi="Century Gothic"/>
+                <w:b/>
+                <w:color w:val="FF0000"/>
+                <w:sz w:val="16"/>
+                <w:szCs w:val="16"/>
+                <w:lang w:val="en-US"/>
+              </w:rPr>
+              <w:t>same</w:t>
+            </w:r>
+            <w:r>
+              <w:rPr>
+                <w:rFonts w:ascii="Century Gothic" w:hAnsi="Century Gothic"/>
+                <w:b/>
+                <w:sz w:val="16"/>
+                <w:szCs w:val="16"/>
+                <w:lang w:val="en-US"/>
+              </w:rPr>
+              <w:t xml:space="preserve"> filesystem.</w:t>
+            </w:r>
+          </w:p>
+          <w:p>
+            <w:pPr>
+              <w:rPr>
+                <w:rFonts w:ascii="Century Gothic" w:hAnsi="Century Gothic"/>
+                <w:b/>
+                <w:sz w:val="16"/>
+                <w:szCs w:val="16"/>
+                <w:lang w:val="en-US"/>
+              </w:rPr>
+            </w:pPr>
+            <w:r>
+              <w:rPr>
+                <w:rFonts w:ascii="Century Gothic" w:hAnsi="Century Gothic"/>
+                <w:b/>
+                <w:color w:val="FF0000"/>
+                <w:sz w:val="16"/>
+                <w:szCs w:val="16"/>
+                <w:lang w:val="en-US"/>
+              </w:rPr>
+              <w:t>Warning</w:t>
+            </w:r>
+            <w:r>
+              <w:rPr>
+                <w:rFonts w:ascii="Century Gothic" w:hAnsi="Century Gothic"/>
+                <w:sz w:val="16"/>
+                <w:szCs w:val="16"/>
+                <w:lang w:val="en-US"/>
+              </w:rPr>
+              <w:t xml:space="preserve">: </w:t>
+            </w:r>
+            <w:r>
+              <w:rPr>
+                <w:rFonts w:ascii="Century Gothic" w:hAnsi="Century Gothic"/>
+                <w:b/>
+                <w:sz w:val="16"/>
+                <w:szCs w:val="16"/>
+                <w:lang w:val="en-US"/>
+              </w:rPr>
+              <w:t xml:space="preserve">If the value is </w:t>
+            </w:r>
+            <w:r>
+              <w:rPr>
+                <w:rFonts w:ascii="Century Gothic" w:hAnsi="Century Gothic"/>
+                <w:b/>
+                <w:sz w:val="16"/>
+                <w:szCs w:val="16"/>
+                <w:lang w:val="en-US"/>
+              </w:rPr>
+              <w:t>equal, as string,</w:t>
+            </w:r>
+            <w:r>
+              <w:rPr>
+                <w:rFonts w:ascii="Century Gothic" w:hAnsi="Century Gothic"/>
+                <w:b/>
+                <w:sz w:val="16"/>
+                <w:szCs w:val="16"/>
+                <w:lang w:val="en-US"/>
+              </w:rPr>
+              <w:t xml:space="preserve"> to the </w:t>
+            </w:r>
+            <w:r>
+              <w:rPr>
+                <w:rFonts w:ascii="Century Gothic" w:hAnsi="Century Gothic"/>
+                <w:b/>
                 <w:sz w:val="16"/>
                 <w:szCs w:val="16"/>
                 <w:lang w:val="en-US"/>
               </w:rPr>
               <w:lastRenderedPageBreak/>
-              <w:t>files.</w:t>
-            </w:r>
-          </w:p>
-          <w:p>
-            <w:pPr>
-              <w:rPr>
-                <w:rFonts w:ascii="Century Gothic" w:hAnsi="Century Gothic"/>
-                <w:sz w:val="16"/>
-                <w:szCs w:val="16"/>
-                <w:lang w:val="en-US"/>
-              </w:rPr>
-            </w:pPr>
-            <w:r>
-              <w:rPr>
-                <w:rFonts w:ascii="Century Gothic" w:hAnsi="Century Gothic"/>
-                <w:sz w:val="16"/>
-                <w:szCs w:val="16"/>
-                <w:lang w:val="en-US"/>
-              </w:rPr>
-              <w:t xml:space="preserve">If not defined it will be defaulted to </w:t>
+              <w:t xml:space="preserve">directive </w:t>
             </w:r>
             <w:proofErr w:type="spellStart"/>
             <w:r>
               <w:rPr>
                 <w:rFonts w:ascii="Century Gothic" w:hAnsi="Century Gothic"/>
+                <w:b/>
                 <w:color w:val="0070C0"/>
                 <w:sz w:val="16"/>
                 <w:szCs w:val="16"/>
@@ -20352,235 +21156,6 @@
             <w:r>
               <w:rPr>
                 <w:rFonts w:ascii="Century Gothic" w:hAnsi="Century Gothic"/>
-                <w:sz w:val="16"/>
-                <w:szCs w:val="16"/>
-                <w:lang w:val="en-US"/>
-              </w:rPr>
-              <w:t>/archives.</w:t>
-            </w:r>
-          </w:p>
-          <w:p>
-            <w:pPr>
-              <w:rPr>
-                <w:rFonts w:ascii="Century Gothic" w:hAnsi="Century Gothic"/>
-                <w:sz w:val="16"/>
-                <w:szCs w:val="16"/>
-                <w:lang w:val="en-US"/>
-              </w:rPr>
-            </w:pPr>
-            <w:r>
-              <w:rPr>
-                <w:rFonts w:ascii="Century Gothic" w:hAnsi="Century Gothic"/>
-                <w:sz w:val="16"/>
-                <w:szCs w:val="16"/>
-                <w:lang w:val="en-US"/>
-              </w:rPr>
-              <w:t>If the folder doesn’t exist, it will be created at startup along with the missing parent folders – it depends on permissions.</w:t>
-            </w:r>
-          </w:p>
-          <w:p>
-            <w:pPr>
-              <w:rPr>
-                <w:rFonts w:ascii="Century Gothic" w:hAnsi="Century Gothic"/>
-                <w:sz w:val="16"/>
-                <w:szCs w:val="16"/>
-                <w:lang w:val="en-US"/>
-              </w:rPr>
-            </w:pPr>
-          </w:p>
-          <w:p>
-            <w:pPr>
-              <w:rPr>
-                <w:rFonts w:ascii="Century Gothic" w:hAnsi="Century Gothic"/>
-                <w:sz w:val="16"/>
-                <w:szCs w:val="16"/>
-                <w:lang w:val="en-US"/>
-              </w:rPr>
-            </w:pPr>
-            <w:r>
-              <w:rPr>
-                <w:rFonts w:ascii="Century Gothic" w:hAnsi="Century Gothic"/>
-                <w:b/>
-                <w:color w:val="FF0000"/>
-                <w:sz w:val="16"/>
-                <w:szCs w:val="16"/>
-                <w:lang w:val="en-US"/>
-              </w:rPr>
-              <w:t>Warning</w:t>
-            </w:r>
-            <w:r>
-              <w:rPr>
-                <w:rFonts w:ascii="Century Gothic" w:hAnsi="Century Gothic"/>
-                <w:sz w:val="16"/>
-                <w:szCs w:val="16"/>
-                <w:lang w:val="en-US"/>
-              </w:rPr>
-              <w:t xml:space="preserve">: </w:t>
-            </w:r>
-            <w:r>
-              <w:rPr>
-                <w:rFonts w:ascii="Century Gothic" w:hAnsi="Century Gothic"/>
-                <w:b/>
-                <w:sz w:val="16"/>
-                <w:szCs w:val="16"/>
-                <w:lang w:val="en-US"/>
-              </w:rPr>
-              <w:t>The directives</w:t>
-            </w:r>
-            <w:r>
-              <w:rPr>
-                <w:rFonts w:ascii="Century Gothic" w:hAnsi="Century Gothic"/>
-                <w:b/>
-                <w:sz w:val="16"/>
-                <w:szCs w:val="16"/>
-                <w:lang w:val="en-US"/>
-              </w:rPr>
-              <w:t xml:space="preserve"> </w:t>
-            </w:r>
-            <w:proofErr w:type="spellStart"/>
-            <w:r>
-              <w:rPr>
-                <w:rFonts w:ascii="Century Gothic" w:hAnsi="Century Gothic"/>
-                <w:b/>
-                <w:color w:val="0070C0"/>
-                <w:sz w:val="16"/>
-                <w:szCs w:val="16"/>
-                <w:lang w:val="en-US"/>
-              </w:rPr>
-              <w:t>WebTrackingRecordFolder</w:t>
-            </w:r>
-            <w:proofErr w:type="spellEnd"/>
-            <w:r>
-              <w:rPr>
-                <w:rFonts w:ascii="Century Gothic" w:hAnsi="Century Gothic"/>
-                <w:b/>
-                <w:sz w:val="16"/>
-                <w:szCs w:val="16"/>
-                <w:lang w:val="en-US"/>
-              </w:rPr>
-              <w:t xml:space="preserve"> and </w:t>
-            </w:r>
-            <w:proofErr w:type="spellStart"/>
-            <w:r>
-              <w:rPr>
-                <w:rFonts w:ascii="Century Gothic" w:hAnsi="Century Gothic"/>
-                <w:b/>
-                <w:color w:val="0070C0"/>
-                <w:sz w:val="16"/>
-                <w:szCs w:val="16"/>
-                <w:lang w:val="en-US"/>
-              </w:rPr>
-              <w:t>WebTrackingRecordArchiveFolder</w:t>
-            </w:r>
-            <w:proofErr w:type="spellEnd"/>
-            <w:r>
-              <w:rPr>
-                <w:rFonts w:ascii="Century Gothic" w:hAnsi="Century Gothic"/>
-                <w:b/>
-                <w:sz w:val="16"/>
-                <w:szCs w:val="16"/>
-                <w:lang w:val="en-US"/>
-              </w:rPr>
-              <w:t xml:space="preserve"> must reference a folder in the </w:t>
-            </w:r>
-            <w:r>
-              <w:rPr>
-                <w:rFonts w:ascii="Century Gothic" w:hAnsi="Century Gothic"/>
-                <w:b/>
-                <w:color w:val="FF0000"/>
-                <w:sz w:val="16"/>
-                <w:szCs w:val="16"/>
-                <w:lang w:val="en-US"/>
-              </w:rPr>
-              <w:t>same</w:t>
-            </w:r>
-            <w:r>
-              <w:rPr>
-                <w:rFonts w:ascii="Century Gothic" w:hAnsi="Century Gothic"/>
-                <w:b/>
-                <w:sz w:val="16"/>
-                <w:szCs w:val="16"/>
-                <w:lang w:val="en-US"/>
-              </w:rPr>
-              <w:t xml:space="preserve"> filesystem.</w:t>
-            </w:r>
-          </w:p>
-          <w:p>
-            <w:pPr>
-              <w:rPr>
-                <w:rFonts w:ascii="Century Gothic" w:hAnsi="Century Gothic"/>
-                <w:b/>
-                <w:sz w:val="16"/>
-                <w:szCs w:val="16"/>
-                <w:lang w:val="en-US"/>
-              </w:rPr>
-            </w:pPr>
-            <w:r>
-              <w:rPr>
-                <w:rFonts w:ascii="Century Gothic" w:hAnsi="Century Gothic"/>
-                <w:b/>
-                <w:color w:val="FF0000"/>
-                <w:sz w:val="16"/>
-                <w:szCs w:val="16"/>
-                <w:lang w:val="en-US"/>
-              </w:rPr>
-              <w:t>Warning</w:t>
-            </w:r>
-            <w:r>
-              <w:rPr>
-                <w:rFonts w:ascii="Century Gothic" w:hAnsi="Century Gothic"/>
-                <w:sz w:val="16"/>
-                <w:szCs w:val="16"/>
-                <w:lang w:val="en-US"/>
-              </w:rPr>
-              <w:t xml:space="preserve">: </w:t>
-            </w:r>
-            <w:r>
-              <w:rPr>
-                <w:rFonts w:ascii="Century Gothic" w:hAnsi="Century Gothic"/>
-                <w:b/>
-                <w:sz w:val="16"/>
-                <w:szCs w:val="16"/>
-                <w:lang w:val="en-US"/>
-              </w:rPr>
-              <w:t xml:space="preserve">If the value is </w:t>
-            </w:r>
-            <w:r>
-              <w:rPr>
-                <w:rFonts w:ascii="Century Gothic" w:hAnsi="Century Gothic"/>
-                <w:b/>
-                <w:sz w:val="16"/>
-                <w:szCs w:val="16"/>
-                <w:lang w:val="en-US"/>
-              </w:rPr>
-              <w:t>equal, as string,</w:t>
-            </w:r>
-            <w:r>
-              <w:rPr>
-                <w:rFonts w:ascii="Century Gothic" w:hAnsi="Century Gothic"/>
-                <w:b/>
-                <w:sz w:val="16"/>
-                <w:szCs w:val="16"/>
-                <w:lang w:val="en-US"/>
-              </w:rPr>
-              <w:t xml:space="preserve"> to the directive </w:t>
-            </w:r>
-            <w:proofErr w:type="spellStart"/>
-            <w:r>
-              <w:rPr>
-                <w:rFonts w:ascii="Century Gothic" w:hAnsi="Century Gothic"/>
-                <w:b/>
-                <w:color w:val="0070C0"/>
-                <w:sz w:val="16"/>
-                <w:szCs w:val="16"/>
-                <w:lang w:val="en-US"/>
-              </w:rPr>
-              <w:t>WebTrackingRecordFolder</w:t>
-            </w:r>
-            <w:proofErr w:type="spellEnd"/>
-            <w:r>
-              <w:rPr>
-                <w:rFonts w:ascii="Century Gothic" w:hAnsi="Century Gothic"/>
                 <w:b/>
                 <w:sz w:val="16"/>
                 <w:szCs w:val="16"/>
@@ -20672,7 +21247,7 @@
         </w:tc>
         <w:tc>
           <w:tcPr>
-            <w:tcW w:w="3138" w:type="dxa"/>
+            <w:tcW w:w="3157" w:type="dxa"/>
             <w:shd w:val="clear" w:color="auto" w:fill="D9E2F3"/>
           </w:tcPr>
           <w:p>
@@ -20758,7 +21333,7 @@
         </w:tc>
         <w:tc>
           <w:tcPr>
-            <w:tcW w:w="548" w:type="dxa"/>
+            <w:tcW w:w="529" w:type="dxa"/>
             <w:shd w:val="clear" w:color="auto" w:fill="D9E2F3"/>
           </w:tcPr>
           <w:p>
@@ -20840,7 +21415,6 @@
                 <w:sz w:val="16"/>
                 <w:szCs w:val="16"/>
               </w:rPr>
-              <w:lastRenderedPageBreak/>
               <w:t>WebTrackingRe</w:t>
             </w:r>
             <w:r>
@@ -21005,30 +21579,32 @@
             <w:pPr>
               <w:rPr>
                 <w:rFonts w:ascii="Century Gothic" w:hAnsi="Century Gothic"/>
-                <w:sz w:val="16"/>
-                <w:szCs w:val="16"/>
-                <w:lang w:val="en-US"/>
-              </w:rPr>
-            </w:pPr>
-          </w:p>
-          <w:p>
-            <w:pPr>
-              <w:rPr>
-                <w:rFonts w:ascii="Century Gothic" w:hAnsi="Century Gothic"/>
-                <w:sz w:val="16"/>
-                <w:szCs w:val="16"/>
-                <w:lang w:val="en-US"/>
-              </w:rPr>
-            </w:pPr>
-            <w:r>
-              <w:rPr>
-                <w:rFonts w:ascii="Century Gothic" w:hAnsi="Century Gothic"/>
                 <w:b/>
                 <w:color w:val="FF0000"/>
                 <w:sz w:val="16"/>
                 <w:szCs w:val="16"/>
                 <w:lang w:val="en-US"/>
               </w:rPr>
+            </w:pPr>
+          </w:p>
+          <w:p>
+            <w:pPr>
+              <w:rPr>
+                <w:rFonts w:ascii="Century Gothic" w:hAnsi="Century Gothic"/>
+                <w:sz w:val="16"/>
+                <w:szCs w:val="16"/>
+                <w:lang w:val="en-US"/>
+              </w:rPr>
+            </w:pPr>
+            <w:r>
+              <w:rPr>
+                <w:rFonts w:ascii="Century Gothic" w:hAnsi="Century Gothic"/>
+                <w:b/>
+                <w:color w:val="FF0000"/>
+                <w:sz w:val="16"/>
+                <w:szCs w:val="16"/>
+                <w:lang w:val="en-US"/>
+              </w:rPr>
               <w:t>Warning</w:t>
             </w:r>
             <w:r>
@@ -21115,6 +21691,7 @@
                 <w:szCs w:val="16"/>
                 <w:lang w:val="en-US"/>
               </w:rPr>
+              <w:lastRenderedPageBreak/>
               <w:t>same</w:t>
             </w:r>
             <w:r>
@@ -21131,7 +21708,7 @@
         </w:tc>
         <w:tc>
           <w:tcPr>
-            <w:tcW w:w="3138" w:type="dxa"/>
+            <w:tcW w:w="3157" w:type="dxa"/>
             <w:shd w:val="clear" w:color="auto" w:fill="D9E2F3"/>
           </w:tcPr>
           <w:p>
@@ -21151,6 +21728,7 @@
                 <w:szCs w:val="16"/>
                 <w:lang w:val="en-US"/>
               </w:rPr>
+              <w:lastRenderedPageBreak/>
               <w:t>WebTrackingRecordFolder</w:t>
             </w:r>
             <w:proofErr w:type="spellEnd"/>
@@ -21205,7 +21783,7 @@
         </w:tc>
         <w:tc>
           <w:tcPr>
-            <w:tcW w:w="548" w:type="dxa"/>
+            <w:tcW w:w="529" w:type="dxa"/>
             <w:shd w:val="clear" w:color="auto" w:fill="D9E2F3"/>
           </w:tcPr>
           <w:p>
@@ -21358,17 +21936,7 @@
                 <w:szCs w:val="16"/>
                 <w:lang w:val="en-US"/>
               </w:rPr>
-              <w:t xml:space="preserve">It should be in the range [5, 120] and is </w:t>
-            </w:r>
-            <w:r>
-              <w:rPr>
-                <w:rFonts w:ascii="Century Gothic" w:hAnsi="Century Gothic"/>
-                <w:sz w:val="16"/>
-                <w:szCs w:val="16"/>
-                <w:lang w:val="en-US"/>
-              </w:rPr>
-              <w:lastRenderedPageBreak/>
-              <w:t>expressed in minutes.</w:t>
+              <w:t>It should be in the range [5, 120] and is expressed in minutes.</w:t>
             </w:r>
           </w:p>
           <w:p>
@@ -21482,7 +22050,7 @@
         </w:tc>
         <w:tc>
           <w:tcPr>
-            <w:tcW w:w="3138" w:type="dxa"/>
+            <w:tcW w:w="3157" w:type="dxa"/>
             <w:shd w:val="clear" w:color="auto" w:fill="D9E2F3"/>
           </w:tcPr>
           <w:p>
@@ -21502,7 +22070,6 @@
                 <w:szCs w:val="16"/>
                 <w:lang w:val="en-US"/>
               </w:rPr>
-              <w:lastRenderedPageBreak/>
               <w:t>WebTrackingRecordLifeTime</w:t>
             </w:r>
             <w:proofErr w:type="spellEnd"/>
@@ -21519,7 +22086,7 @@
         </w:tc>
         <w:tc>
           <w:tcPr>
-            <w:tcW w:w="548" w:type="dxa"/>
+            <w:tcW w:w="529" w:type="dxa"/>
             <w:shd w:val="clear" w:color="auto" w:fill="D9E2F3"/>
           </w:tcPr>
           <w:p>
@@ -21786,7 +22353,17 @@
                 <w:szCs w:val="16"/>
                 <w:lang w:val="en-US"/>
               </w:rPr>
-              <w:t>": Always enables tracking.</w:t>
+              <w:t xml:space="preserve">": Always enables </w:t>
+            </w:r>
+            <w:r>
+              <w:rPr>
+                <w:rFonts w:ascii="Century Gothic" w:hAnsi="Century Gothic"/>
+                <w:sz w:val="16"/>
+                <w:szCs w:val="16"/>
+                <w:lang w:val="en-US"/>
+              </w:rPr>
+              <w:lastRenderedPageBreak/>
+              <w:t>tracking.</w:t>
             </w:r>
           </w:p>
           <w:p>
@@ -21930,17 +22507,7 @@
                 <w:szCs w:val="16"/>
                 <w:lang w:val="en-US"/>
               </w:rPr>
-              <w:t xml:space="preserve">: the last configured </w:t>
-            </w:r>
-            <w:r>
-              <w:rPr>
-                <w:rFonts w:ascii="Century Gothic" w:hAnsi="Century Gothic"/>
-                <w:sz w:val="16"/>
-                <w:szCs w:val="16"/>
-                <w:lang w:val="en-US"/>
-              </w:rPr>
-              <w:lastRenderedPageBreak/>
-              <w:t>directive always wins</w:t>
+              <w:t>: the last configured directive always wins</w:t>
             </w:r>
             <w:r>
               <w:rPr>
@@ -21955,7 +22522,7 @@
         </w:tc>
         <w:tc>
           <w:tcPr>
-            <w:tcW w:w="3138" w:type="dxa"/>
+            <w:tcW w:w="3157" w:type="dxa"/>
             <w:shd w:val="clear" w:color="auto" w:fill="D9E2F3"/>
           </w:tcPr>
           <w:p>
@@ -21992,7 +22559,7 @@
         </w:tc>
         <w:tc>
           <w:tcPr>
-            <w:tcW w:w="548" w:type="dxa"/>
+            <w:tcW w:w="529" w:type="dxa"/>
             <w:shd w:val="clear" w:color="auto" w:fill="D9E2F3"/>
           </w:tcPr>
           <w:p>
@@ -22442,7 +23009,17 @@
                 <w:szCs w:val="16"/>
                 <w:lang w:val="en-US"/>
               </w:rPr>
-              <w:t>: the last configured directive always wins</w:t>
+              <w:t xml:space="preserve">: the last configured </w:t>
+            </w:r>
+            <w:r>
+              <w:rPr>
+                <w:rFonts w:ascii="Century Gothic" w:hAnsi="Century Gothic"/>
+                <w:sz w:val="16"/>
+                <w:szCs w:val="16"/>
+                <w:lang w:val="en-US"/>
+              </w:rPr>
+              <w:lastRenderedPageBreak/>
+              <w:t>directive always wins</w:t>
             </w:r>
             <w:r>
               <w:rPr>
@@ -22457,7 +23034,7 @@
         </w:tc>
         <w:tc>
           <w:tcPr>
-            <w:tcW w:w="3138" w:type="dxa"/>
+            <w:tcW w:w="3157" w:type="dxa"/>
             <w:shd w:val="clear" w:color="auto" w:fill="D9E2F3"/>
           </w:tcPr>
           <w:p>
@@ -22477,6 +23054,7 @@
                 <w:szCs w:val="16"/>
                 <w:lang w:val="en-US"/>
               </w:rPr>
+              <w:lastRenderedPageBreak/>
               <w:t>WebTrackingResponseBodyType</w:t>
             </w:r>
             <w:proofErr w:type="spellEnd"/>
@@ -22493,7 +23071,7 @@
         </w:tc>
         <w:tc>
           <w:tcPr>
-            <w:tcW w:w="548" w:type="dxa"/>
+            <w:tcW w:w="529" w:type="dxa"/>
             <w:shd w:val="clear" w:color="auto" w:fill="D9E2F3"/>
           </w:tcPr>
           <w:p>
@@ -22728,7 +23306,7 @@
         </w:tc>
         <w:tc>
           <w:tcPr>
-            <w:tcW w:w="3138" w:type="dxa"/>
+            <w:tcW w:w="3157" w:type="dxa"/>
             <w:shd w:val="clear" w:color="auto" w:fill="D9E2F3"/>
           </w:tcPr>
           <w:p>
@@ -22791,7 +23369,7 @@
         </w:tc>
         <w:tc>
           <w:tcPr>
-            <w:tcW w:w="548" w:type="dxa"/>
+            <w:tcW w:w="529" w:type="dxa"/>
             <w:shd w:val="clear" w:color="auto" w:fill="D9E2F3"/>
           </w:tcPr>
           <w:p>
@@ -22874,7 +23452,6 @@
                 <w:szCs w:val="16"/>
                 <w:lang w:val="en-US"/>
               </w:rPr>
-              <w:lastRenderedPageBreak/>
               <w:t>WebTrackingTraceURI</w:t>
             </w:r>
             <w:proofErr w:type="spellEnd"/>
@@ -23065,7 +23642,7 @@
         </w:tc>
         <w:tc>
           <w:tcPr>
-            <w:tcW w:w="3138" w:type="dxa"/>
+            <w:tcW w:w="3157" w:type="dxa"/>
             <w:shd w:val="clear" w:color="auto" w:fill="D9E2F3"/>
           </w:tcPr>
           <w:p>
@@ -23101,7 +23678,7 @@
         </w:tc>
         <w:tc>
           <w:tcPr>
-            <w:tcW w:w="548" w:type="dxa"/>
+            <w:tcW w:w="529" w:type="dxa"/>
             <w:shd w:val="clear" w:color="auto" w:fill="D9E2F3"/>
           </w:tcPr>
           <w:p>
@@ -23321,7 +23898,7 @@
         </w:tc>
         <w:tc>
           <w:tcPr>
-            <w:tcW w:w="3138" w:type="dxa"/>
+            <w:tcW w:w="3157" w:type="dxa"/>
             <w:shd w:val="clear" w:color="auto" w:fill="D9E2F3"/>
           </w:tcPr>
           <w:p>
@@ -23384,7 +23961,7 @@
         </w:tc>
         <w:tc>
           <w:tcPr>
-            <w:tcW w:w="548" w:type="dxa"/>
+            <w:tcW w:w="529" w:type="dxa"/>
             <w:shd w:val="clear" w:color="auto" w:fill="D9E2F3"/>
           </w:tcPr>
           <w:p>
@@ -23467,6 +24044,7 @@
                 <w:sz w:val="16"/>
                 <w:szCs w:val="16"/>
               </w:rPr>
+              <w:lastRenderedPageBreak/>
               <w:t>WebTrackingUR</w:t>
             </w:r>
             <w:r>
@@ -23615,7 +24193,7 @@
         </w:tc>
         <w:tc>
           <w:tcPr>
-            <w:tcW w:w="3138" w:type="dxa"/>
+            <w:tcW w:w="3157" w:type="dxa"/>
             <w:shd w:val="clear" w:color="auto" w:fill="D9E2F3"/>
           </w:tcPr>
           <w:p>
@@ -23663,16 +24241,7 @@
                 <w:szCs w:val="16"/>
                 <w:lang w:val="en-US"/>
               </w:rPr>
-              <w:t>https://</w:t>
-            </w:r>
-            <w:r>
-              <w:rPr>
-                <w:rFonts w:ascii="Century Gothic" w:hAnsi="Century Gothic"/>
-                <w:sz w:val="16"/>
-                <w:szCs w:val="16"/>
-                <w:lang w:val="en-US"/>
-              </w:rPr>
-              <w:t>+\.myhost\.it</w:t>
+              <w:t>https://+\.myhost\.it</w:t>
             </w:r>
             <w:r>
               <w:rPr>
@@ -23714,7 +24283,7 @@
         </w:tc>
         <w:tc>
           <w:tcPr>
-            <w:tcW w:w="548" w:type="dxa"/>
+            <w:tcW w:w="529" w:type="dxa"/>
             <w:shd w:val="clear" w:color="auto" w:fill="D9E2F3"/>
           </w:tcPr>
           <w:p>
@@ -23851,17 +24420,7 @@
                 <w:szCs w:val="16"/>
                 <w:lang w:val="en-US"/>
               </w:rPr>
-              <w:t xml:space="preserve">The header where the </w:t>
-            </w:r>
-            <w:r>
-              <w:rPr>
-                <w:rFonts w:ascii="Century Gothic" w:hAnsi="Century Gothic"/>
-                <w:sz w:val="16"/>
-                <w:szCs w:val="16"/>
-                <w:lang w:val="en-US"/>
-              </w:rPr>
-              <w:lastRenderedPageBreak/>
-              <w:t xml:space="preserve">request </w:t>
+              <w:t xml:space="preserve">The header where the request </w:t>
             </w:r>
             <w:proofErr w:type="spellStart"/>
             <w:r>
@@ -23925,7 +24484,7 @@
         </w:tc>
         <w:tc>
           <w:tcPr>
-            <w:tcW w:w="3138" w:type="dxa"/>
+            <w:tcW w:w="3157" w:type="dxa"/>
             <w:shd w:val="clear" w:color="auto" w:fill="D9E2F3"/>
           </w:tcPr>
           <w:p>
@@ -23945,7 +24504,6 @@
                 <w:szCs w:val="16"/>
                 <w:lang w:val="en-US"/>
               </w:rPr>
-              <w:lastRenderedPageBreak/>
               <w:t>WebTrackingUuidHeader</w:t>
             </w:r>
             <w:proofErr w:type="spellEnd"/>
@@ -23962,7 +24520,7 @@
         </w:tc>
         <w:tc>
           <w:tcPr>
-            <w:tcW w:w="548" w:type="dxa"/>
+            <w:tcW w:w="529" w:type="dxa"/>
             <w:shd w:val="clear" w:color="auto" w:fill="D9E2F3"/>
           </w:tcPr>
           <w:p>
@@ -24545,6 +25103,7 @@
                 <w:bCs/>
                 <w:color w:val="FFFFFF"/>
               </w:rPr>
+              <w:lastRenderedPageBreak/>
               <w:t>/</w:t>
             </w:r>
             <w:proofErr w:type="spellStart"/>
@@ -24981,7 +25540,6 @@
         <w:rPr>
           <w:lang w:val="en-US"/>
         </w:rPr>
-        <w:lastRenderedPageBreak/>
         <w:t>From the previ</w:t>
       </w:r>
       <w:r>
@@ -25040,7 +25598,7 @@
         </w:rPr>
         <w:br w:type="page"/>
       </w:r>
-      <w:bookmarkStart w:id="10" w:name="_Toc223010757"/>
+      <w:bookmarkStart w:id="10" w:name="_Toc228273952"/>
       <w:r>
         <w:rPr>
           <w:lang w:val="en-US"/>
@@ -26327,13 +26885,76 @@
     </w:p>
     <w:p>
       <w:pPr>
-        <w:rPr>
-          <w:lang w:val="en-US"/>
-        </w:rPr>
-      </w:pPr>
+        <w:numPr>
+          <w:ilvl w:val="0"/>
+          <w:numId w:val="46"/>
+        </w:numPr>
+        <w:rPr>
+          <w:lang w:val="en-US"/>
+        </w:rPr>
+      </w:pPr>
+      <w:r>
+        <w:rPr>
+          <w:b/>
+          <w:bCs/>
+          <w:lang w:val="en-US"/>
+        </w:rPr>
+        <w:t>Check whether a response header value matches the corresponding pattern</w:t>
+      </w:r>
+      <w:r>
+        <w:rPr>
+          <w:lang w:val="en-US"/>
+        </w:rPr>
+        <w:t>.</w:t>
+      </w:r>
+      <w:r>
+        <w:rPr>
+          <w:lang w:val="en-US"/>
+        </w:rPr>
+        <w:t xml:space="preserve"> If it does, tracking is disabled</w:t>
+      </w:r>
+      <w:r>
+        <w:rPr>
+          <w:lang w:val="en-US"/>
+        </w:rPr>
+        <w:t xml:space="preserve"> (</w:t>
+      </w:r>
+      <w:proofErr w:type="spellStart"/>
+      <w:r>
+        <w:rPr>
+          <w:color w:val="0070C0"/>
+        </w:rPr>
+        <w:t>WebTracking</w:t>
+      </w:r>
+      <w:r>
+        <w:rPr>
+          <w:color w:val="0070C0"/>
+        </w:rPr>
+        <w:t>ExcludeResponseHeader</w:t>
+      </w:r>
+      <w:proofErr w:type="spellEnd"/>
+      <w:r>
+        <w:rPr>
+          <w:lang w:val="en-US"/>
+        </w:rPr>
+        <w:t>)</w:t>
+      </w:r>
+      <w:r>
+        <w:rPr>
+          <w:lang w:val="en-US"/>
+        </w:rPr>
+        <w:t>.</w:t>
+      </w:r>
     </w:p>
     <w:p>
       <w:pPr>
+        <w:rPr>
+          <w:lang w:val="en-US"/>
+        </w:rPr>
+      </w:pPr>
+    </w:p>
+    <w:p>
+      <w:pPr>
         <w:pStyle w:val="Titolo1"/>
         <w:rPr>
           <w:lang w:val="en-US"/>
@@ -26345,7 +26966,7 @@
         </w:rPr>
         <w:br w:type="page"/>
       </w:r>
-      <w:bookmarkStart w:id="11" w:name="_Toc223010758"/>
+      <w:bookmarkStart w:id="11" w:name="_Toc228273953"/>
       <w:r>
         <w:rPr>
           <w:lang w:val="en-US"/>
@@ -26435,6 +27056,29 @@
           <w:lang w:val="en-US"/>
         </w:rPr>
         <w:t>WebTrackingExcludeIP</w:t>
+      </w:r>
+      <w:proofErr w:type="spellEnd"/>
+      <w:r>
+        <w:rPr>
+          <w:color w:val="0070C0"/>
+          <w:lang w:val="en-US"/>
+        </w:rPr>
+        <w:t xml:space="preserve">, </w:t>
+      </w:r>
+      <w:proofErr w:type="spellStart"/>
+      <w:r>
+        <w:rPr>
+          <w:color w:val="0070C0"/>
+          <w:lang w:val="en-US"/>
+        </w:rPr>
+        <w:t>WebTrackingExclude</w:t>
+      </w:r>
+      <w:r>
+        <w:rPr>
+          <w:color w:val="0070C0"/>
+          <w:lang w:val="en-US"/>
+        </w:rPr>
+        <w:t>ResponseHeader</w:t>
       </w:r>
       <w:proofErr w:type="spellEnd"/>
       <w:r>
@@ -29711,7 +30355,7 @@
         </w:rPr>
         <w:br w:type="page"/>
       </w:r>
-      <w:bookmarkStart w:id="12" w:name="_Toc223010759"/>
+      <w:bookmarkStart w:id="12" w:name="_Toc228273954"/>
       <w:r>
         <w:rPr>
           <w:lang w:val="en-US"/>
@@ -32474,7 +33118,7 @@
         </w:rPr>
         <w:br w:type="page"/>
       </w:r>
-      <w:bookmarkStart w:id="13" w:name="_Toc223010760"/>
+      <w:bookmarkStart w:id="13" w:name="_Toc228273955"/>
       <w:r>
         <w:rPr>
           <w:lang w:val="en-US" w:eastAsia="it-IT"/>
@@ -34403,19 +35047,7 @@
             <w:rPr>
               <w:lang w:val="en-US"/>
             </w:rPr>
-            <w:t xml:space="preserve"> 2026.3.</w:t>
-          </w:r>
-          <w:r>
-            <w:rPr>
-              <w:lang w:val="en-US"/>
-            </w:rPr>
-            <w:t>30</w:t>
-          </w:r>
-          <w:r>
-            <w:rPr>
-              <w:lang w:val="en-US"/>
-            </w:rPr>
-            <w:t>.1</w:t>
+            <w:t xml:space="preserve"> 2026.4.28.1</w:t>
           </w:r>
         </w:p>
       </w:tc>
@@ -42108,7 +42740,7 @@
 </file>
 
 <file path=customXml/itemProps2.xml><?xml version="1.0" encoding="utf-8"?>
-<ds:datastoreItem xmlns:ds="http://schemas.openxmlformats.org/officeDocument/2006/customXml" ds:itemID="{F9319AC4-7394-4759-9732-9DD04A7A4BDC}">
+<ds:datastoreItem xmlns:ds="http://schemas.openxmlformats.org/officeDocument/2006/customXml" ds:itemID="{EB78F90D-C701-4624-B037-2070EF6480BC}">
   <ds:schemaRefs>
     <ds:schemaRef ds:uri="http://schemas.openxmlformats.org/officeDocument/2006/bibliography"/>
   </ds:schemaRefs>
